--- a/TS-Kramam/TS-4.2/TS 4.2 Sanskrit Krama Paatam Corrections.docx
+++ b/TS-Kramam/TS-4.2/TS 4.2 Sanskrit Krama Paatam Corrections.docx
@@ -1,6 +1,6 @@
 
 <file path=word/document.xml><?xml version="1.0" encoding="utf-8"?>
-<w:document xmlns:wpc="http://schemas.microsoft.com/office/word/2010/wordprocessingCanvas" xmlns:cx="http://schemas.microsoft.com/office/drawing/2014/chartex" xmlns:cx1="http://schemas.microsoft.com/office/drawing/2015/9/8/chartex" xmlns:mc="http://schemas.openxmlformats.org/markup-compatibility/2006" xmlns:o="urn:schemas-microsoft-com:office:office" xmlns:r="http://schemas.openxmlformats.org/officeDocument/2006/relationships" xmlns:m="http://schemas.openxmlformats.org/officeDocument/2006/math" xmlns:v="urn:schemas-microsoft-com:vml" xmlns:wp14="http://schemas.microsoft.com/office/word/2010/wordprocessingDrawing" xmlns:wp="http://schemas.openxmlformats.org/drawingml/2006/wordprocessingDrawing" xmlns:w10="urn:schemas-microsoft-com:office:word" xmlns:w="http://schemas.openxmlformats.org/wordprocessingml/2006/main" xmlns:w14="http://schemas.microsoft.com/office/word/2010/wordml" xmlns:w15="http://schemas.microsoft.com/office/word/2012/wordml" xmlns:w16se="http://schemas.microsoft.com/office/word/2015/wordml/symex" xmlns:wpg="http://schemas.microsoft.com/office/word/2010/wordprocessingGroup" xmlns:wpi="http://schemas.microsoft.com/office/word/2010/wordprocessingInk" xmlns:wne="http://schemas.microsoft.com/office/word/2006/wordml" xmlns:wps="http://schemas.microsoft.com/office/word/2010/wordprocessingShape" mc:Ignorable="w14 w15 w16se wp14">
+<w:document xmlns:wpc="http://schemas.microsoft.com/office/word/2010/wordprocessingCanvas" xmlns:cx="http://schemas.microsoft.com/office/drawing/2014/chartex" xmlns:cx1="http://schemas.microsoft.com/office/drawing/2015/9/8/chartex" xmlns:cx2="http://schemas.microsoft.com/office/drawing/2015/10/21/chartex" xmlns:cx3="http://schemas.microsoft.com/office/drawing/2016/5/9/chartex" xmlns:cx4="http://schemas.microsoft.com/office/drawing/2016/5/10/chartex" xmlns:cx5="http://schemas.microsoft.com/office/drawing/2016/5/11/chartex" xmlns:cx6="http://schemas.microsoft.com/office/drawing/2016/5/12/chartex" xmlns:cx7="http://schemas.microsoft.com/office/drawing/2016/5/13/chartex" xmlns:cx8="http://schemas.microsoft.com/office/drawing/2016/5/14/chartex" xmlns:mc="http://schemas.openxmlformats.org/markup-compatibility/2006" xmlns:aink="http://schemas.microsoft.com/office/drawing/2016/ink" xmlns:am3d="http://schemas.microsoft.com/office/drawing/2017/model3d" xmlns:o="urn:schemas-microsoft-com:office:office" xmlns:oel="http://schemas.microsoft.com/office/2019/extlst" xmlns:r="http://schemas.openxmlformats.org/officeDocument/2006/relationships" xmlns:m="http://schemas.openxmlformats.org/officeDocument/2006/math" xmlns:v="urn:schemas-microsoft-com:vml" xmlns:wp14="http://schemas.microsoft.com/office/word/2010/wordprocessingDrawing" xmlns:wp="http://schemas.openxmlformats.org/drawingml/2006/wordprocessingDrawing" xmlns:w10="urn:schemas-microsoft-com:office:word" xmlns:w="http://schemas.openxmlformats.org/wordprocessingml/2006/main" xmlns:w14="http://schemas.microsoft.com/office/word/2010/wordml" xmlns:w15="http://schemas.microsoft.com/office/word/2012/wordml" xmlns:w16cei="http://schemas.microsoft.com/office/word/2026/wordml/cei" xmlns:w16cex="http://schemas.microsoft.com/office/word/2018/wordml/cex" xmlns:w16cid="http://schemas.microsoft.com/office/word/2016/wordml/cid" xmlns:w16="http://schemas.microsoft.com/office/word/2018/wordml" xmlns:w16du="http://schemas.microsoft.com/office/word/2023/wordml/word16du" xmlns:w16sdtdh="http://schemas.microsoft.com/office/word/2020/wordml/sdtdatahash" xmlns:w16sdtfl="http://schemas.microsoft.com/office/word/2024/wordml/sdtformatlock" xmlns:w16se="http://schemas.microsoft.com/office/word/2015/wordml/symex" xmlns:wpg="http://schemas.microsoft.com/office/word/2010/wordprocessingGroup" xmlns:wpi="http://schemas.microsoft.com/office/word/2010/wordprocessingInk" xmlns:wne="http://schemas.microsoft.com/office/word/2006/wordml" xmlns:wps="http://schemas.microsoft.com/office/word/2010/wordprocessingShape" mc:Ignorable="w14 w15 w16se w16cid w16 w16cex w16sdtdh w16sdtfl w16du wp14">
   <w:body>
     <w:p>
       <w:pPr>
@@ -23,7 +23,6 @@
         </w:rPr>
         <w:t xml:space="preserve">TS </w:t>
       </w:r>
-      <w:proofErr w:type="spellStart"/>
       <w:r>
         <w:rPr>
           <w:b/>
@@ -34,7 +33,36 @@
         </w:rPr>
         <w:t>Krama</w:t>
       </w:r>
-      <w:proofErr w:type="spellEnd"/>
+      <w:r>
+        <w:rPr>
+          <w:b/>
+          <w:bCs/>
+          <w:sz w:val="32"/>
+          <w:szCs w:val="32"/>
+          <w:u w:val="single"/>
+        </w:rPr>
+        <w:t xml:space="preserve"> Paatam – TS </w:t>
+      </w:r>
+      <w:r>
+        <w:rPr>
+          <w:b/>
+          <w:bCs/>
+          <w:sz w:val="32"/>
+          <w:szCs w:val="32"/>
+          <w:u w:val="single"/>
+        </w:rPr>
+        <w:t xml:space="preserve">4.2 Sanskrit </w:t>
+      </w:r>
+      <w:r>
+        <w:rPr>
+          <w:b/>
+          <w:bCs/>
+          <w:sz w:val="32"/>
+          <w:szCs w:val="32"/>
+          <w:u w:val="single"/>
+        </w:rPr>
+        <w:t>Corrections –</w:t>
+      </w:r>
       <w:r>
         <w:rPr>
           <w:b/>
@@ -45,7 +73,6 @@
         </w:rPr>
         <w:t xml:space="preserve"> </w:t>
       </w:r>
-      <w:proofErr w:type="spellStart"/>
       <w:r>
         <w:rPr>
           <w:b/>
@@ -54,9 +81,580 @@
           <w:szCs w:val="32"/>
           <w:u w:val="single"/>
         </w:rPr>
-        <w:t>Paatam</w:t>
+        <w:t xml:space="preserve">Observed till </w:t>
       </w:r>
-      <w:proofErr w:type="spellEnd"/>
+      <w:r>
+        <w:rPr>
+          <w:b/>
+          <w:bCs/>
+          <w:sz w:val="32"/>
+          <w:szCs w:val="32"/>
+          <w:highlight w:val="red"/>
+          <w:u w:val="single"/>
+        </w:rPr>
+        <w:t>?????</w:t>
+      </w:r>
+    </w:p>
+    <w:p>
+      <w:pPr>
+        <w:spacing w:before="0" w:line="240" w:lineRule="auto"/>
+        <w:jc w:val="center"/>
+        <w:rPr>
+          <w:b/>
+          <w:bCs/>
+        </w:rPr>
+      </w:pPr>
+      <w:r>
+        <w:rPr>
+          <w:b/>
+          <w:bCs/>
+        </w:rPr>
+        <w:t>(ignore those which are already incorporated in your book’s version and date)</w:t>
+      </w:r>
+    </w:p>
+    <w:tbl>
+      <w:tblPr>
+        <w:tblW w:w="14463" w:type="dxa"/>
+        <w:tblInd w:w="-572" w:type="dxa"/>
+        <w:tblBorders>
+          <w:top w:val="single" w:sz="4" w:space="0" w:color="000000"/>
+          <w:left w:val="single" w:sz="4" w:space="0" w:color="000000"/>
+          <w:bottom w:val="single" w:sz="4" w:space="0" w:color="000000"/>
+          <w:right w:val="single" w:sz="4" w:space="0" w:color="000000"/>
+          <w:insideH w:val="single" w:sz="4" w:space="0" w:color="000000"/>
+          <w:insideV w:val="single" w:sz="4" w:space="0" w:color="000000"/>
+        </w:tblBorders>
+        <w:tblLook w:val="04A0" w:firstRow="1" w:lastRow="0" w:firstColumn="1" w:lastColumn="0" w:noHBand="0" w:noVBand="1"/>
+      </w:tblPr>
+      <w:tblGrid>
+        <w:gridCol w:w="3974"/>
+        <w:gridCol w:w="5103"/>
+        <w:gridCol w:w="5386"/>
+      </w:tblGrid>
+      <w:tr>
+        <w:tc>
+          <w:tcPr>
+            <w:tcW w:w="3974" w:type="dxa"/>
+          </w:tcPr>
+          <w:p>
+            <w:pPr>
+              <w:spacing w:before="0" w:line="240" w:lineRule="auto"/>
+              <w:jc w:val="center"/>
+              <w:rPr>
+                <w:sz w:val="32"/>
+                <w:szCs w:val="32"/>
+              </w:rPr>
+            </w:pPr>
+            <w:r>
+              <w:rPr>
+                <w:sz w:val="32"/>
+                <w:szCs w:val="32"/>
+              </w:rPr>
+              <w:t>Section, Paragraph</w:t>
+            </w:r>
+          </w:p>
+          <w:p>
+            <w:pPr>
+              <w:spacing w:before="0" w:line="240" w:lineRule="auto"/>
+              <w:jc w:val="center"/>
+              <w:rPr>
+                <w:sz w:val="32"/>
+                <w:szCs w:val="32"/>
+              </w:rPr>
+            </w:pPr>
+            <w:r>
+              <w:rPr>
+                <w:sz w:val="32"/>
+                <w:szCs w:val="32"/>
+              </w:rPr>
+              <w:t>Reference</w:t>
+            </w:r>
+          </w:p>
+        </w:tc>
+        <w:tc>
+          <w:tcPr>
+            <w:tcW w:w="5103" w:type="dxa"/>
+          </w:tcPr>
+          <w:p>
+            <w:pPr>
+              <w:spacing w:before="0" w:line="240" w:lineRule="auto"/>
+              <w:jc w:val="center"/>
+              <w:rPr>
+                <w:sz w:val="32"/>
+                <w:szCs w:val="32"/>
+              </w:rPr>
+            </w:pPr>
+            <w:r>
+              <w:rPr>
+                <w:sz w:val="32"/>
+                <w:szCs w:val="32"/>
+              </w:rPr>
+              <w:t>As Printed</w:t>
+            </w:r>
+          </w:p>
+        </w:tc>
+        <w:tc>
+          <w:tcPr>
+            <w:tcW w:w="5386" w:type="dxa"/>
+          </w:tcPr>
+          <w:p>
+            <w:pPr>
+              <w:spacing w:before="0" w:line="240" w:lineRule="auto"/>
+              <w:ind w:right="-18"/>
+              <w:jc w:val="center"/>
+              <w:rPr>
+                <w:sz w:val="32"/>
+                <w:szCs w:val="32"/>
+              </w:rPr>
+            </w:pPr>
+            <w:r>
+              <w:rPr>
+                <w:sz w:val="32"/>
+                <w:szCs w:val="32"/>
+              </w:rPr>
+              <w:t>To be read as or corrected as</w:t>
+            </w:r>
+          </w:p>
+        </w:tc>
+      </w:tr>
+      <w:tr>
+        <w:trPr>
+          <w:trHeight w:val="1104"/>
+        </w:trPr>
+        <w:tc>
+          <w:tcPr>
+            <w:tcW w:w="3974" w:type="dxa"/>
+          </w:tcPr>
+          <w:p>
+            <w:pPr>
+              <w:widowControl w:val="0"/>
+              <w:tabs>
+                <w:tab w:val="left" w:pos="993"/>
+              </w:tabs>
+              <w:autoSpaceDE w:val="0"/>
+              <w:autoSpaceDN w:val="0"/>
+              <w:adjustRightInd w:val="0"/>
+              <w:spacing w:before="0" w:line="240" w:lineRule="auto"/>
+              <w:ind w:right="297"/>
+              <w:rPr>
+                <w:rFonts w:cs="Arial"/>
+                <w:b/>
+                <w:color w:val="000000"/>
+                <w:sz w:val="28"/>
+                <w:szCs w:val="32"/>
+              </w:rPr>
+            </w:pPr>
+            <w:r>
+              <w:rPr>
+                <w:rFonts w:cs="Arial"/>
+                <w:b/>
+                <w:color w:val="000000"/>
+                <w:sz w:val="28"/>
+                <w:szCs w:val="32"/>
+              </w:rPr>
+              <w:t>T.S.</w:t>
+            </w:r>
+            <w:r>
+              <w:rPr>
+                <w:rFonts w:cs="Arial"/>
+                <w:b/>
+                <w:color w:val="000000"/>
+                <w:sz w:val="28"/>
+                <w:szCs w:val="32"/>
+              </w:rPr>
+              <w:t xml:space="preserve">4.2.11.3 </w:t>
+            </w:r>
+            <w:r>
+              <w:rPr>
+                <w:rFonts w:cs="Arial"/>
+                <w:b/>
+                <w:color w:val="000000"/>
+                <w:sz w:val="28"/>
+                <w:szCs w:val="32"/>
+              </w:rPr>
+              <w:t>– Kramam</w:t>
+            </w:r>
+          </w:p>
+          <w:p>
+            <w:pPr>
+              <w:widowControl w:val="0"/>
+              <w:tabs>
+                <w:tab w:val="left" w:pos="993"/>
+              </w:tabs>
+              <w:autoSpaceDE w:val="0"/>
+              <w:autoSpaceDN w:val="0"/>
+              <w:adjustRightInd w:val="0"/>
+              <w:spacing w:before="0" w:line="240" w:lineRule="auto"/>
+              <w:ind w:right="297"/>
+              <w:rPr>
+                <w:rFonts w:cs="Arial"/>
+                <w:b/>
+                <w:color w:val="000000"/>
+                <w:sz w:val="28"/>
+                <w:szCs w:val="32"/>
+              </w:rPr>
+            </w:pPr>
+            <w:r>
+              <w:rPr>
+                <w:rFonts w:cs="Arial"/>
+                <w:b/>
+                <w:color w:val="000000"/>
+                <w:sz w:val="28"/>
+                <w:szCs w:val="32"/>
+              </w:rPr>
+              <w:t xml:space="preserve">Krama Vaakyam No. - </w:t>
+            </w:r>
+            <w:r>
+              <w:rPr>
+                <w:rFonts w:cs="Arial"/>
+                <w:b/>
+                <w:color w:val="000000"/>
+                <w:sz w:val="28"/>
+                <w:szCs w:val="32"/>
+              </w:rPr>
+              <w:t>66</w:t>
+            </w:r>
+          </w:p>
+          <w:p>
+            <w:pPr>
+              <w:widowControl w:val="0"/>
+              <w:tabs>
+                <w:tab w:val="left" w:pos="993"/>
+              </w:tabs>
+              <w:autoSpaceDE w:val="0"/>
+              <w:autoSpaceDN w:val="0"/>
+              <w:adjustRightInd w:val="0"/>
+              <w:spacing w:before="0" w:line="240" w:lineRule="auto"/>
+              <w:ind w:right="297"/>
+              <w:rPr>
+                <w:rFonts w:cs="Arial"/>
+                <w:b/>
+                <w:color w:val="000000"/>
+                <w:sz w:val="28"/>
+                <w:szCs w:val="32"/>
+              </w:rPr>
+            </w:pPr>
+            <w:r>
+              <w:rPr>
+                <w:rFonts w:cs="Arial"/>
+                <w:b/>
+                <w:color w:val="000000"/>
+                <w:sz w:val="28"/>
+                <w:szCs w:val="32"/>
+              </w:rPr>
+              <w:t>Panchaati No</w:t>
+            </w:r>
+            <w:r>
+              <w:rPr>
+                <w:rFonts w:cs="Arial"/>
+                <w:b/>
+                <w:color w:val="000000"/>
+                <w:szCs w:val="32"/>
+              </w:rPr>
+              <w:t>. -</w:t>
+            </w:r>
+            <w:r>
+              <w:rPr>
+                <w:rFonts w:cs="Arial"/>
+                <w:b/>
+                <w:color w:val="000000"/>
+                <w:szCs w:val="32"/>
+              </w:rPr>
+              <w:t xml:space="preserve"> </w:t>
+            </w:r>
+            <w:r>
+              <w:rPr>
+                <w:rFonts w:cs="Arial"/>
+                <w:b/>
+                <w:color w:val="000000"/>
+                <w:sz w:val="28"/>
+                <w:szCs w:val="32"/>
+              </w:rPr>
+              <w:t>48</w:t>
+            </w:r>
+          </w:p>
+        </w:tc>
+        <w:tc>
+          <w:tcPr>
+            <w:tcW w:w="5103" w:type="dxa"/>
+          </w:tcPr>
+          <w:p>
+            <w:pPr>
+              <w:widowControl w:val="0"/>
+              <w:autoSpaceDE w:val="0"/>
+              <w:autoSpaceDN w:val="0"/>
+              <w:adjustRightInd w:val="0"/>
+              <w:spacing w:line="252" w:lineRule="auto"/>
+              <w:rPr>
+                <w:rFonts w:ascii="BRH Malayalam Extra" w:hAnsi="BRH Malayalam Extra" w:cs="BRH Malayalam Extra"/>
+                <w:color w:val="000000"/>
+                <w:sz w:val="36"/>
+                <w:szCs w:val="40"/>
+              </w:rPr>
+            </w:pPr>
+            <w:r>
+              <w:rPr>
+                <w:rFonts w:ascii="BRH Devanagari Extra" w:hAnsi="BRH Devanagari Extra" w:cs="BRH Devanagari Extra"/>
+                <w:color w:val="000000"/>
+                <w:sz w:val="40"/>
+                <w:szCs w:val="40"/>
+              </w:rPr>
+              <w:t>lÉÉå</w:t>
+            </w:r>
+            <w:r>
+              <w:rPr>
+                <w:rFonts w:ascii="BRH Malayalam Extra" w:hAnsi="BRH Malayalam Extra" w:cs="BRH Devanagari Extra"/>
+                <w:b/>
+                <w:color w:val="000000"/>
+                <w:sz w:val="32"/>
+                <w:szCs w:val="40"/>
+              </w:rPr>
+              <w:t>–</w:t>
+            </w:r>
+            <w:r>
+              <w:rPr>
+                <w:rFonts w:ascii="BRH Devanagari Extra" w:hAnsi="BRH Devanagari Extra" w:cs="BRH Devanagari Extra"/>
+                <w:color w:val="000000"/>
+                <w:sz w:val="40"/>
+                <w:szCs w:val="40"/>
+              </w:rPr>
+              <w:t xml:space="preserve"> A</w:t>
+            </w:r>
+            <w:r>
+              <w:rPr>
+                <w:rFonts w:ascii="BRH Malayalam Extra" w:hAnsi="BRH Malayalam Extra" w:cs="BRH Devanagari Extra"/>
+                <w:b/>
+                <w:color w:val="000000"/>
+                <w:sz w:val="32"/>
+                <w:szCs w:val="40"/>
+              </w:rPr>
+              <w:t>–</w:t>
+            </w:r>
+            <w:r>
+              <w:rPr>
+                <w:rFonts w:ascii="BRH Devanagari Extra" w:hAnsi="BRH Devanagari Extra" w:cs="BRH Devanagari Extra"/>
+                <w:color w:val="000000"/>
+                <w:sz w:val="40"/>
+                <w:szCs w:val="40"/>
+              </w:rPr>
+              <w:t>a</w:t>
+            </w:r>
+            <w:r>
+              <w:rPr>
+                <w:rFonts w:ascii="BRH Devanagari Extra" w:hAnsi="BRH Devanagari Extra" w:cs="BRH Devanagari Extra"/>
+                <w:color w:val="000000"/>
+                <w:sz w:val="40"/>
+                <w:szCs w:val="40"/>
+                <w:highlight w:val="yellow"/>
+              </w:rPr>
+              <w:t>lÉ</w:t>
+            </w:r>
+            <w:r>
+              <w:rPr>
+                <w:rFonts w:ascii="BRH Devanagari Extra" w:hAnsi="BRH Devanagari Extra" w:cs="BRH Devanagari Extra"/>
+                <w:color w:val="000000"/>
+                <w:sz w:val="40"/>
+                <w:szCs w:val="40"/>
+              </w:rPr>
+              <w:t>å</w:t>
+            </w:r>
+            <w:r>
+              <w:rPr>
+                <w:rFonts w:ascii="BRH Malayalam Extra" w:hAnsi="BRH Malayalam Extra" w:cs="BRH Devanagari Extra"/>
+                <w:b/>
+                <w:color w:val="000000"/>
+                <w:sz w:val="32"/>
+                <w:szCs w:val="40"/>
+              </w:rPr>
+              <w:t>–</w:t>
+            </w:r>
+            <w:r>
+              <w:rPr>
+                <w:rFonts w:ascii="BRH Devanagari Extra" w:hAnsi="BRH Devanagari Extra" w:cs="BRH Devanagari Extra"/>
+                <w:color w:val="000000"/>
+                <w:sz w:val="40"/>
+                <w:szCs w:val="40"/>
+              </w:rPr>
+              <w:t xml:space="preserve"> | A</w:t>
+            </w:r>
+            <w:r>
+              <w:rPr>
+                <w:rFonts w:ascii="BRH Malayalam Extra" w:hAnsi="BRH Malayalam Extra" w:cs="BRH Devanagari Extra"/>
+                <w:b/>
+                <w:color w:val="000000"/>
+                <w:sz w:val="32"/>
+                <w:szCs w:val="40"/>
+              </w:rPr>
+              <w:t>–</w:t>
+            </w:r>
+            <w:r>
+              <w:rPr>
+                <w:rFonts w:ascii="BRH Devanagari Extra" w:hAnsi="BRH Devanagari Extra" w:cs="BRH Devanagari Extra"/>
+                <w:color w:val="000000"/>
+                <w:sz w:val="40"/>
+                <w:szCs w:val="40"/>
+              </w:rPr>
+              <w:t>alÉå</w:t>
+            </w:r>
+            <w:r>
+              <w:rPr>
+                <w:rFonts w:ascii="BRH Malayalam Extra" w:hAnsi="BRH Malayalam Extra" w:cs="BRH Devanagari Extra"/>
+                <w:b/>
+                <w:color w:val="000000"/>
+                <w:sz w:val="32"/>
+                <w:szCs w:val="40"/>
+              </w:rPr>
+              <w:t>–</w:t>
+            </w:r>
+            <w:r>
+              <w:rPr>
+                <w:rFonts w:ascii="BRH Devanagari Extra" w:hAnsi="BRH Devanagari Extra" w:cs="BRH Devanagari Extra"/>
+                <w:color w:val="000000"/>
+                <w:sz w:val="40"/>
+                <w:szCs w:val="40"/>
+              </w:rPr>
+              <w:t xml:space="preserve"> CirÉþalÉå ||</w:t>
+            </w:r>
+          </w:p>
+        </w:tc>
+        <w:tc>
+          <w:tcPr>
+            <w:tcW w:w="5386" w:type="dxa"/>
+          </w:tcPr>
+          <w:p>
+            <w:pPr>
+              <w:widowControl w:val="0"/>
+              <w:autoSpaceDE w:val="0"/>
+              <w:autoSpaceDN w:val="0"/>
+              <w:adjustRightInd w:val="0"/>
+              <w:spacing w:line="252" w:lineRule="auto"/>
+              <w:rPr>
+                <w:rFonts w:ascii="BRH Malayalam Extra" w:hAnsi="BRH Malayalam Extra" w:cs="BRH Malayalam Extra"/>
+                <w:color w:val="000000"/>
+                <w:sz w:val="36"/>
+                <w:szCs w:val="40"/>
+              </w:rPr>
+            </w:pPr>
+            <w:r>
+              <w:rPr>
+                <w:rFonts w:ascii="BRH Devanagari Extra" w:hAnsi="BRH Devanagari Extra" w:cs="BRH Devanagari Extra"/>
+                <w:color w:val="000000"/>
+                <w:sz w:val="40"/>
+                <w:szCs w:val="40"/>
+              </w:rPr>
+              <w:t>lÉÉå</w:t>
+            </w:r>
+            <w:r>
+              <w:rPr>
+                <w:rFonts w:ascii="BRH Malayalam Extra" w:hAnsi="BRH Malayalam Extra" w:cs="BRH Devanagari Extra"/>
+                <w:b/>
+                <w:color w:val="000000"/>
+                <w:sz w:val="32"/>
+                <w:szCs w:val="40"/>
+              </w:rPr>
+              <w:t>–</w:t>
+            </w:r>
+            <w:r>
+              <w:rPr>
+                <w:rFonts w:ascii="BRH Devanagari Extra" w:hAnsi="BRH Devanagari Extra" w:cs="BRH Devanagari Extra"/>
+                <w:color w:val="000000"/>
+                <w:sz w:val="40"/>
+                <w:szCs w:val="40"/>
+              </w:rPr>
+              <w:t xml:space="preserve"> A</w:t>
+            </w:r>
+            <w:r>
+              <w:rPr>
+                <w:rFonts w:ascii="BRH Malayalam Extra" w:hAnsi="BRH Malayalam Extra" w:cs="BRH Devanagari Extra"/>
+                <w:b/>
+                <w:color w:val="000000"/>
+                <w:sz w:val="32"/>
+                <w:szCs w:val="40"/>
+              </w:rPr>
+              <w:t>–</w:t>
+            </w:r>
+            <w:r>
+              <w:rPr>
+                <w:rFonts w:ascii="BRH Devanagari Extra" w:hAnsi="BRH Devanagari Extra" w:cs="BRH Devanagari Extra"/>
+                <w:color w:val="000000"/>
+                <w:sz w:val="40"/>
+                <w:szCs w:val="40"/>
+              </w:rPr>
+              <w:t>alÉå</w:t>
+            </w:r>
+            <w:r>
+              <w:rPr>
+                <w:rFonts w:ascii="BRH Malayalam Extra" w:hAnsi="BRH Malayalam Extra" w:cs="BRH Devanagari Extra"/>
+                <w:b/>
+                <w:color w:val="000000"/>
+                <w:sz w:val="32"/>
+                <w:szCs w:val="40"/>
+              </w:rPr>
+              <w:t>–</w:t>
+            </w:r>
+            <w:r>
+              <w:rPr>
+                <w:rFonts w:ascii="BRH Devanagari Extra" w:hAnsi="BRH Devanagari Extra" w:cs="BRH Devanagari Extra"/>
+                <w:color w:val="000000"/>
+                <w:sz w:val="40"/>
+                <w:szCs w:val="40"/>
+              </w:rPr>
+              <w:t xml:space="preserve"> | A</w:t>
+            </w:r>
+            <w:r>
+              <w:rPr>
+                <w:rFonts w:ascii="BRH Malayalam Extra" w:hAnsi="BRH Malayalam Extra" w:cs="BRH Devanagari Extra"/>
+                <w:b/>
+                <w:color w:val="000000"/>
+                <w:sz w:val="32"/>
+                <w:szCs w:val="40"/>
+              </w:rPr>
+              <w:t>–</w:t>
+            </w:r>
+            <w:r>
+              <w:rPr>
+                <w:rFonts w:ascii="BRH Devanagari Extra" w:hAnsi="BRH Devanagari Extra" w:cs="BRH Devanagari Extra"/>
+                <w:color w:val="000000"/>
+                <w:sz w:val="40"/>
+                <w:szCs w:val="40"/>
+                <w:highlight w:val="green"/>
+              </w:rPr>
+              <w:t>alÉ</w:t>
+            </w:r>
+            <w:r>
+              <w:rPr>
+                <w:rFonts w:ascii="BRH Malayalam Extra" w:hAnsi="BRH Malayalam Extra" w:cs="BRH Devanagari Extra"/>
+                <w:b/>
+                <w:color w:val="000000"/>
+                <w:sz w:val="32"/>
+                <w:szCs w:val="40"/>
+              </w:rPr>
+              <w:t>–</w:t>
+            </w:r>
+            <w:r>
+              <w:rPr>
+                <w:rFonts w:ascii="BRH Devanagari Extra" w:hAnsi="BRH Devanagari Extra" w:cs="BRH Devanagari Extra"/>
+                <w:color w:val="000000"/>
+                <w:sz w:val="40"/>
+                <w:szCs w:val="40"/>
+              </w:rPr>
+              <w:t xml:space="preserve"> CirÉþalÉå ||</w:t>
+            </w:r>
+          </w:p>
+        </w:tc>
+      </w:tr>
+    </w:tbl>
+    <w:p>
+      <w:pPr>
+        <w:jc w:val="center"/>
+        <w:rPr>
+          <w:b/>
+          <w:bCs/>
+          <w:sz w:val="32"/>
+          <w:szCs w:val="32"/>
+          <w:u w:val="single"/>
+        </w:rPr>
+      </w:pPr>
       <w:r>
         <w:rPr>
           <w:b/>
@@ -65,7 +663,73 @@
           <w:szCs w:val="32"/>
           <w:u w:val="single"/>
         </w:rPr>
-        <w:t xml:space="preserve"> – TS </w:t>
+        <w:t>==========</w:t>
+      </w:r>
+    </w:p>
+    <w:p>
+      <w:pPr>
+        <w:jc w:val="center"/>
+        <w:rPr>
+          <w:b/>
+          <w:bCs/>
+          <w:sz w:val="32"/>
+          <w:szCs w:val="32"/>
+          <w:u w:val="single"/>
+        </w:rPr>
+      </w:pPr>
+    </w:p>
+    <w:p>
+      <w:pPr>
+        <w:jc w:val="center"/>
+        <w:rPr>
+          <w:b/>
+          <w:bCs/>
+          <w:sz w:val="32"/>
+          <w:szCs w:val="32"/>
+          <w:u w:val="single"/>
+        </w:rPr>
+      </w:pPr>
+    </w:p>
+    <w:p>
+      <w:pPr>
+        <w:jc w:val="center"/>
+        <w:rPr>
+          <w:b/>
+          <w:bCs/>
+          <w:sz w:val="32"/>
+          <w:szCs w:val="32"/>
+          <w:u w:val="single"/>
+        </w:rPr>
+      </w:pPr>
+      <w:r>
+        <w:rPr>
+          <w:b/>
+          <w:bCs/>
+          <w:sz w:val="32"/>
+          <w:szCs w:val="32"/>
+          <w:u w:val="single"/>
+        </w:rPr>
+        <w:t xml:space="preserve">TS </w:t>
+      </w:r>
+      <w:r>
+        <w:rPr>
+          <w:b/>
+          <w:bCs/>
+          <w:sz w:val="32"/>
+          <w:szCs w:val="32"/>
+          <w:u w:val="single"/>
+        </w:rPr>
+        <w:t>Krama</w:t>
+      </w:r>
+      <w:r>
+        <w:rPr>
+          <w:b/>
+          <w:bCs/>
+          <w:sz w:val="32"/>
+          <w:szCs w:val="32"/>
+          <w:u w:val="single"/>
+        </w:rPr>
+        <w:t xml:space="preserve"> Paatam – TS </w:t>
       </w:r>
       <w:r>
         <w:rPr>
@@ -295,20 +959,8 @@
                 <w:sz w:val="28"/>
                 <w:szCs w:val="32"/>
               </w:rPr>
-              <w:t xml:space="preserve">– </w:t>
-            </w:r>
-            <w:proofErr w:type="spellStart"/>
-            <w:r>
-              <w:rPr>
-                <w:rFonts w:cs="Arial"/>
-                <w:b/>
-                <w:color w:val="000000"/>
-                <w:sz w:val="28"/>
-                <w:szCs w:val="32"/>
-              </w:rPr>
-              <w:t>Kramam</w:t>
-            </w:r>
-            <w:proofErr w:type="spellEnd"/>
+              <w:t>– Kramam</w:t>
+            </w:r>
           </w:p>
           <w:p>
             <w:pPr>
@@ -329,49 +981,15 @@
                 <w:szCs w:val="32"/>
               </w:rPr>
             </w:pPr>
-            <w:proofErr w:type="spellStart"/>
-            <w:r>
-              <w:rPr>
-                <w:rFonts w:cs="Arial"/>
-                <w:b/>
-                <w:color w:val="000000"/>
-                <w:sz w:val="28"/>
-                <w:szCs w:val="32"/>
-              </w:rPr>
-              <w:t>Krama</w:t>
-            </w:r>
-            <w:proofErr w:type="spellEnd"/>
-            <w:r>
-              <w:rPr>
-                <w:rFonts w:cs="Arial"/>
-                <w:b/>
-                <w:color w:val="000000"/>
-                <w:sz w:val="28"/>
-                <w:szCs w:val="32"/>
-              </w:rPr>
-              <w:t xml:space="preserve"> </w:t>
-            </w:r>
-            <w:proofErr w:type="spellStart"/>
-            <w:r>
-              <w:rPr>
-                <w:rFonts w:cs="Arial"/>
-                <w:b/>
-                <w:color w:val="000000"/>
-                <w:sz w:val="28"/>
-                <w:szCs w:val="32"/>
-              </w:rPr>
-              <w:t>Vaakyam</w:t>
-            </w:r>
-            <w:proofErr w:type="spellEnd"/>
-            <w:r>
-              <w:rPr>
-                <w:rFonts w:cs="Arial"/>
-                <w:b/>
-                <w:color w:val="000000"/>
-                <w:sz w:val="28"/>
-                <w:szCs w:val="32"/>
-              </w:rPr>
-              <w:t xml:space="preserve"> No. - </w:t>
+            <w:r>
+              <w:rPr>
+                <w:rFonts w:cs="Arial"/>
+                <w:b/>
+                <w:color w:val="000000"/>
+                <w:sz w:val="28"/>
+                <w:szCs w:val="32"/>
+              </w:rPr>
+              <w:t xml:space="preserve">Krama Vaakyam No. - </w:t>
             </w:r>
             <w:r>
               <w:rPr>
@@ -403,27 +1021,15 @@
                 <w:szCs w:val="32"/>
               </w:rPr>
             </w:pPr>
-            <w:proofErr w:type="spellStart"/>
-            <w:r>
-              <w:rPr>
-                <w:rFonts w:cs="Arial"/>
-                <w:b/>
-                <w:color w:val="000000"/>
-                <w:sz w:val="28"/>
-                <w:szCs w:val="32"/>
-              </w:rPr>
-              <w:t>Panchaati</w:t>
-            </w:r>
-            <w:proofErr w:type="spellEnd"/>
-            <w:r>
-              <w:rPr>
-                <w:rFonts w:cs="Arial"/>
-                <w:b/>
-                <w:color w:val="000000"/>
-                <w:sz w:val="28"/>
-                <w:szCs w:val="32"/>
-              </w:rPr>
-              <w:t xml:space="preserve"> No</w:t>
+            <w:r>
+              <w:rPr>
+                <w:rFonts w:cs="Arial"/>
+                <w:b/>
+                <w:color w:val="000000"/>
+                <w:sz w:val="28"/>
+                <w:szCs w:val="32"/>
+              </w:rPr>
+              <w:t>Panchaati No</w:t>
             </w:r>
             <w:r>
               <w:rPr>
@@ -474,89 +1080,44 @@
                 <w:szCs w:val="40"/>
               </w:rPr>
             </w:pPr>
-            <w:proofErr w:type="spellStart"/>
-            <w:r>
-              <w:rPr>
-                <w:rFonts w:ascii="BRH Devanagari Extra" w:hAnsi="BRH Devanagari Extra" w:cs="BRH Devanagari Extra"/>
-                <w:color w:val="000000"/>
-                <w:sz w:val="40"/>
-                <w:szCs w:val="40"/>
-              </w:rPr>
-              <w:t>iÉåprÉþÈ</w:t>
-            </w:r>
-            <w:proofErr w:type="spellEnd"/>
-            <w:r>
-              <w:rPr>
-                <w:rFonts w:ascii="BRH Devanagari Extra" w:hAnsi="BRH Devanagari Extra" w:cs="BRH Devanagari Extra"/>
-                <w:color w:val="000000"/>
-                <w:sz w:val="40"/>
-                <w:szCs w:val="40"/>
-              </w:rPr>
-              <w:t xml:space="preserve"> </w:t>
-            </w:r>
-            <w:proofErr w:type="spellStart"/>
-            <w:r>
-              <w:rPr>
-                <w:rFonts w:ascii="BRH Devanagari Extra" w:hAnsi="BRH Devanagari Extra" w:cs="BRH Devanagari Extra"/>
-                <w:color w:val="000000"/>
-                <w:sz w:val="40"/>
-                <w:szCs w:val="40"/>
-              </w:rPr>
-              <w:t>xÉ</w:t>
-            </w:r>
-            <w:proofErr w:type="spellEnd"/>
-            <w:r>
-              <w:rPr>
-                <w:rFonts w:ascii="BRH Malayalam Extra" w:hAnsi="BRH Malayalam Extra" w:cs="BRH Devanagari Extra"/>
-                <w:b/>
-                <w:color w:val="000000"/>
-                <w:sz w:val="32"/>
-                <w:szCs w:val="40"/>
-              </w:rPr>
-              <w:t>–</w:t>
-            </w:r>
-            <w:proofErr w:type="spellStart"/>
-            <w:r>
-              <w:rPr>
-                <w:rFonts w:ascii="BRH Devanagari Extra" w:hAnsi="BRH Devanagari Extra" w:cs="BRH Devanagari Extra"/>
-                <w:color w:val="000000"/>
-                <w:sz w:val="40"/>
-                <w:szCs w:val="40"/>
-              </w:rPr>
-              <w:t>mÉåïprÉþÈ</w:t>
-            </w:r>
-            <w:proofErr w:type="spellEnd"/>
-            <w:r>
-              <w:rPr>
-                <w:rFonts w:ascii="BRH Devanagari Extra" w:hAnsi="BRH Devanagari Extra" w:cs="BRH Devanagari Extra"/>
-                <w:color w:val="000000"/>
-                <w:sz w:val="40"/>
-                <w:szCs w:val="40"/>
-              </w:rPr>
-              <w:t xml:space="preserve"> | </w:t>
-            </w:r>
-            <w:proofErr w:type="spellStart"/>
-            <w:r>
-              <w:rPr>
-                <w:rFonts w:ascii="BRH Devanagari Extra" w:hAnsi="BRH Devanagari Extra" w:cs="BRH Devanagari Extra"/>
-                <w:color w:val="000000"/>
-                <w:sz w:val="40"/>
-                <w:szCs w:val="40"/>
-              </w:rPr>
-              <w:t>xÉ</w:t>
-            </w:r>
-            <w:proofErr w:type="spellEnd"/>
-            <w:r>
-              <w:rPr>
-                <w:rFonts w:ascii="BRH Malayalam Extra" w:hAnsi="BRH Malayalam Extra" w:cs="BRH Devanagari Extra"/>
-                <w:b/>
-                <w:color w:val="000000"/>
-                <w:sz w:val="32"/>
-                <w:szCs w:val="40"/>
-              </w:rPr>
-              <w:t>–</w:t>
-            </w:r>
-            <w:proofErr w:type="spellStart"/>
+            <w:r>
+              <w:rPr>
+                <w:rFonts w:ascii="BRH Devanagari Extra" w:hAnsi="BRH Devanagari Extra" w:cs="BRH Devanagari Extra"/>
+                <w:color w:val="000000"/>
+                <w:sz w:val="40"/>
+                <w:szCs w:val="40"/>
+              </w:rPr>
+              <w:t>iÉåprÉþÈ xÉ</w:t>
+            </w:r>
+            <w:r>
+              <w:rPr>
+                <w:rFonts w:ascii="BRH Malayalam Extra" w:hAnsi="BRH Malayalam Extra" w:cs="BRH Devanagari Extra"/>
+                <w:b/>
+                <w:color w:val="000000"/>
+                <w:sz w:val="32"/>
+                <w:szCs w:val="40"/>
+              </w:rPr>
+              <w:t>–</w:t>
+            </w:r>
+            <w:r>
+              <w:rPr>
+                <w:rFonts w:ascii="BRH Devanagari Extra" w:hAnsi="BRH Devanagari Extra" w:cs="BRH Devanagari Extra"/>
+                <w:color w:val="000000"/>
+                <w:sz w:val="40"/>
+                <w:szCs w:val="40"/>
+              </w:rPr>
+              <w:t>mÉåïprÉþÈ | xÉ</w:t>
+            </w:r>
+            <w:r>
+              <w:rPr>
+                <w:rFonts w:ascii="BRH Malayalam Extra" w:hAnsi="BRH Malayalam Extra" w:cs="BRH Devanagari Extra"/>
+                <w:b/>
+                <w:color w:val="000000"/>
+                <w:sz w:val="32"/>
+                <w:szCs w:val="40"/>
+              </w:rPr>
+              <w:t>–</w:t>
+            </w:r>
             <w:r>
               <w:rPr>
                 <w:rFonts w:ascii="BRH Devanagari Extra" w:hAnsi="BRH Devanagari Extra" w:cs="BRH Devanagari Extra"/>
@@ -585,45 +1146,24 @@
               </w:rPr>
               <w:t>å</w:t>
             </w:r>
-            <w:proofErr w:type="spellEnd"/>
-            <w:r>
-              <w:rPr>
-                <w:rFonts w:ascii="BRH Malayalam Extra" w:hAnsi="BRH Malayalam Extra" w:cs="BRH Devanagari Extra"/>
-                <w:b/>
-                <w:color w:val="000000"/>
-                <w:sz w:val="32"/>
-                <w:szCs w:val="40"/>
-              </w:rPr>
-              <w:t>–</w:t>
-            </w:r>
-            <w:r>
-              <w:rPr>
-                <w:rFonts w:ascii="BRH Devanagari Extra" w:hAnsi="BRH Devanagari Extra" w:cs="BRH Devanagari Extra"/>
-                <w:color w:val="000000"/>
-                <w:sz w:val="40"/>
-                <w:szCs w:val="40"/>
-              </w:rPr>
-              <w:t xml:space="preserve"> </w:t>
-            </w:r>
-            <w:proofErr w:type="spellStart"/>
-            <w:r>
-              <w:rPr>
-                <w:rFonts w:ascii="BRH Devanagari Extra" w:hAnsi="BRH Devanagari Extra" w:cs="BRH Devanagari Extra"/>
-                <w:color w:val="000000"/>
-                <w:sz w:val="40"/>
-                <w:szCs w:val="40"/>
-              </w:rPr>
-              <w:t>lÉqÉþÈ</w:t>
-            </w:r>
-            <w:proofErr w:type="spellEnd"/>
-            <w:r>
-              <w:rPr>
-                <w:rFonts w:ascii="BRH Devanagari Extra" w:hAnsi="BRH Devanagari Extra" w:cs="BRH Devanagari Extra"/>
-                <w:color w:val="000000"/>
-                <w:sz w:val="40"/>
-                <w:szCs w:val="40"/>
-              </w:rPr>
-              <w:t xml:space="preserve"> |</w:t>
+            <w:r>
+              <w:rPr>
+                <w:rFonts w:ascii="BRH Malayalam Extra" w:hAnsi="BRH Malayalam Extra" w:cs="BRH Devanagari Extra"/>
+                <w:b/>
+                <w:color w:val="000000"/>
+                <w:sz w:val="32"/>
+                <w:szCs w:val="40"/>
+              </w:rPr>
+              <w:t>–</w:t>
+            </w:r>
+            <w:r>
+              <w:rPr>
+                <w:rFonts w:ascii="BRH Devanagari Extra" w:hAnsi="BRH Devanagari Extra" w:cs="BRH Devanagari Extra"/>
+                <w:color w:val="000000"/>
+                <w:sz w:val="40"/>
+                <w:szCs w:val="40"/>
+              </w:rPr>
+              <w:t xml:space="preserve"> lÉqÉþÈ |</w:t>
             </w:r>
           </w:p>
         </w:tc>
@@ -646,100 +1186,44 @@
                 <w:szCs w:val="40"/>
               </w:rPr>
             </w:pPr>
-            <w:proofErr w:type="spellStart"/>
-            <w:r>
-              <w:rPr>
-                <w:rFonts w:ascii="BRH Devanagari Extra" w:hAnsi="BRH Devanagari Extra" w:cs="BRH Devanagari Extra"/>
-                <w:color w:val="000000"/>
-                <w:sz w:val="40"/>
-                <w:szCs w:val="40"/>
-              </w:rPr>
-              <w:t>iÉåprÉþÈ</w:t>
-            </w:r>
-            <w:proofErr w:type="spellEnd"/>
-            <w:r>
-              <w:rPr>
-                <w:rFonts w:ascii="BRH Devanagari Extra" w:hAnsi="BRH Devanagari Extra" w:cs="BRH Devanagari Extra"/>
-                <w:color w:val="000000"/>
-                <w:sz w:val="40"/>
-                <w:szCs w:val="40"/>
-              </w:rPr>
-              <w:t xml:space="preserve"> </w:t>
-            </w:r>
-            <w:proofErr w:type="spellStart"/>
-            <w:r>
-              <w:rPr>
-                <w:rFonts w:ascii="BRH Devanagari Extra" w:hAnsi="BRH Devanagari Extra" w:cs="BRH Devanagari Extra"/>
-                <w:color w:val="000000"/>
-                <w:sz w:val="40"/>
-                <w:szCs w:val="40"/>
-              </w:rPr>
-              <w:t>xÉ</w:t>
-            </w:r>
-            <w:proofErr w:type="spellEnd"/>
-            <w:r>
-              <w:rPr>
-                <w:rFonts w:ascii="BRH Malayalam Extra" w:hAnsi="BRH Malayalam Extra" w:cs="BRH Devanagari Extra"/>
-                <w:b/>
-                <w:color w:val="000000"/>
-                <w:sz w:val="32"/>
-                <w:szCs w:val="40"/>
-              </w:rPr>
-              <w:t>–</w:t>
-            </w:r>
-            <w:proofErr w:type="spellStart"/>
-            <w:r>
-              <w:rPr>
-                <w:rFonts w:ascii="BRH Devanagari Extra" w:hAnsi="BRH Devanagari Extra" w:cs="BRH Devanagari Extra"/>
-                <w:color w:val="000000"/>
-                <w:sz w:val="40"/>
-                <w:szCs w:val="40"/>
-              </w:rPr>
-              <w:t>mÉåïprÉþÈ</w:t>
-            </w:r>
-            <w:proofErr w:type="spellEnd"/>
-            <w:r>
-              <w:rPr>
-                <w:rFonts w:ascii="BRH Devanagari Extra" w:hAnsi="BRH Devanagari Extra" w:cs="BRH Devanagari Extra"/>
-                <w:color w:val="000000"/>
-                <w:sz w:val="40"/>
-                <w:szCs w:val="40"/>
-              </w:rPr>
-              <w:t xml:space="preserve"> </w:t>
-            </w:r>
-            <w:bookmarkStart w:id="0" w:name="_GoBack"/>
-            <w:bookmarkEnd w:id="0"/>
-            <w:r>
-              <w:rPr>
-                <w:rFonts w:ascii="BRH Devanagari Extra" w:hAnsi="BRH Devanagari Extra" w:cs="BRH Devanagari Extra"/>
-                <w:color w:val="000000"/>
-                <w:sz w:val="40"/>
-                <w:szCs w:val="40"/>
-              </w:rPr>
-              <w:t xml:space="preserve">| </w:t>
-            </w:r>
-            <w:proofErr w:type="spellStart"/>
-            <w:r>
-              <w:rPr>
-                <w:rFonts w:ascii="BRH Devanagari Extra" w:hAnsi="BRH Devanagari Extra" w:cs="BRH Devanagari Extra"/>
-                <w:color w:val="000000"/>
-                <w:sz w:val="40"/>
-                <w:szCs w:val="40"/>
-              </w:rPr>
-              <w:t>xÉ</w:t>
-            </w:r>
-            <w:proofErr w:type="spellEnd"/>
-            <w:r>
-              <w:rPr>
-                <w:rFonts w:ascii="BRH Malayalam Extra" w:hAnsi="BRH Malayalam Extra" w:cs="BRH Devanagari Extra"/>
-                <w:b/>
-                <w:color w:val="000000"/>
-                <w:sz w:val="32"/>
-                <w:szCs w:val="40"/>
-              </w:rPr>
-              <w:t>–</w:t>
-            </w:r>
-            <w:proofErr w:type="spellStart"/>
+            <w:r>
+              <w:rPr>
+                <w:rFonts w:ascii="BRH Devanagari Extra" w:hAnsi="BRH Devanagari Extra" w:cs="BRH Devanagari Extra"/>
+                <w:color w:val="000000"/>
+                <w:sz w:val="40"/>
+                <w:szCs w:val="40"/>
+              </w:rPr>
+              <w:t>iÉåprÉþÈ xÉ</w:t>
+            </w:r>
+            <w:r>
+              <w:rPr>
+                <w:rFonts w:ascii="BRH Malayalam Extra" w:hAnsi="BRH Malayalam Extra" w:cs="BRH Devanagari Extra"/>
+                <w:b/>
+                <w:color w:val="000000"/>
+                <w:sz w:val="32"/>
+                <w:szCs w:val="40"/>
+              </w:rPr>
+              <w:t>–</w:t>
+            </w:r>
+            <w:r>
+              <w:rPr>
+                <w:rFonts w:ascii="BRH Devanagari Extra" w:hAnsi="BRH Devanagari Extra" w:cs="BRH Devanagari Extra"/>
+                <w:color w:val="000000"/>
+                <w:sz w:val="40"/>
+                <w:szCs w:val="40"/>
+              </w:rPr>
+              <w:t>mÉåïprÉþÈ | xÉ</w:t>
+            </w:r>
+            <w:r>
+              <w:rPr>
+                <w:rFonts w:ascii="BRH Malayalam Extra" w:hAnsi="BRH Malayalam Extra" w:cs="BRH Devanagari Extra"/>
+                <w:b/>
+                <w:color w:val="000000"/>
+                <w:sz w:val="32"/>
+                <w:szCs w:val="40"/>
+              </w:rPr>
+              <w:t>–</w:t>
+            </w:r>
             <w:r>
               <w:rPr>
                 <w:rFonts w:ascii="BRH Devanagari Extra" w:hAnsi="BRH Devanagari Extra" w:cs="BRH Devanagari Extra"/>
@@ -768,45 +1252,24 @@
               </w:rPr>
               <w:t>Éå</w:t>
             </w:r>
-            <w:proofErr w:type="spellEnd"/>
-            <w:r>
-              <w:rPr>
-                <w:rFonts w:ascii="BRH Malayalam Extra" w:hAnsi="BRH Malayalam Extra" w:cs="BRH Devanagari Extra"/>
-                <w:b/>
-                <w:color w:val="000000"/>
-                <w:sz w:val="32"/>
-                <w:szCs w:val="40"/>
-              </w:rPr>
-              <w:t>–</w:t>
-            </w:r>
-            <w:r>
-              <w:rPr>
-                <w:rFonts w:ascii="BRH Devanagari Extra" w:hAnsi="BRH Devanagari Extra" w:cs="BRH Devanagari Extra"/>
-                <w:color w:val="000000"/>
-                <w:sz w:val="40"/>
-                <w:szCs w:val="40"/>
-              </w:rPr>
-              <w:t xml:space="preserve"> </w:t>
-            </w:r>
-            <w:proofErr w:type="spellStart"/>
-            <w:r>
-              <w:rPr>
-                <w:rFonts w:ascii="BRH Devanagari Extra" w:hAnsi="BRH Devanagari Extra" w:cs="BRH Devanagari Extra"/>
-                <w:color w:val="000000"/>
-                <w:sz w:val="40"/>
-                <w:szCs w:val="40"/>
-              </w:rPr>
-              <w:t>lÉqÉþÈ</w:t>
-            </w:r>
-            <w:proofErr w:type="spellEnd"/>
-            <w:r>
-              <w:rPr>
-                <w:rFonts w:ascii="BRH Devanagari Extra" w:hAnsi="BRH Devanagari Extra" w:cs="BRH Devanagari Extra"/>
-                <w:color w:val="000000"/>
-                <w:sz w:val="40"/>
-                <w:szCs w:val="40"/>
-              </w:rPr>
-              <w:t xml:space="preserve"> |</w:t>
+            <w:r>
+              <w:rPr>
+                <w:rFonts w:ascii="BRH Malayalam Extra" w:hAnsi="BRH Malayalam Extra" w:cs="BRH Devanagari Extra"/>
+                <w:b/>
+                <w:color w:val="000000"/>
+                <w:sz w:val="32"/>
+                <w:szCs w:val="40"/>
+              </w:rPr>
+              <w:t>–</w:t>
+            </w:r>
+            <w:r>
+              <w:rPr>
+                <w:rFonts w:ascii="BRH Devanagari Extra" w:hAnsi="BRH Devanagari Extra" w:cs="BRH Devanagari Extra"/>
+                <w:color w:val="000000"/>
+                <w:sz w:val="40"/>
+                <w:szCs w:val="40"/>
+              </w:rPr>
+              <w:t xml:space="preserve"> lÉqÉþÈ |</w:t>
             </w:r>
           </w:p>
         </w:tc>
@@ -855,7 +1318,6 @@
         </w:rPr>
         <w:t xml:space="preserve">TS </w:t>
       </w:r>
-      <w:proofErr w:type="spellStart"/>
       <w:r>
         <w:rPr>
           <w:b/>
@@ -866,7 +1328,6 @@
         </w:rPr>
         <w:t>Krama</w:t>
       </w:r>
-      <w:proofErr w:type="spellEnd"/>
       <w:r>
         <w:rPr>
           <w:b/>
@@ -875,29 +1336,7 @@
           <w:szCs w:val="32"/>
           <w:u w:val="single"/>
         </w:rPr>
-        <w:t xml:space="preserve"> </w:t>
-      </w:r>
-      <w:proofErr w:type="spellStart"/>
-      <w:r>
-        <w:rPr>
-          <w:b/>
-          <w:bCs/>
-          <w:sz w:val="32"/>
-          <w:szCs w:val="32"/>
-          <w:u w:val="single"/>
-        </w:rPr>
-        <w:t>Paatam</w:t>
-      </w:r>
-      <w:proofErr w:type="spellEnd"/>
-      <w:r>
-        <w:rPr>
-          <w:b/>
-          <w:bCs/>
-          <w:sz w:val="32"/>
-          <w:szCs w:val="32"/>
-          <w:u w:val="single"/>
-        </w:rPr>
-        <w:t xml:space="preserve"> – TS </w:t>
+        <w:t xml:space="preserve"> Paatam – TS </w:t>
       </w:r>
       <w:r>
         <w:rPr>
@@ -1137,6 +1576,7 @@
                 <w:sz w:val="28"/>
                 <w:szCs w:val="32"/>
               </w:rPr>
+              <w:lastRenderedPageBreak/>
               <w:t>T.S.</w:t>
             </w:r>
             <w:r>
@@ -1157,20 +1597,8 @@
                 <w:sz w:val="28"/>
                 <w:szCs w:val="32"/>
               </w:rPr>
-              <w:t xml:space="preserve">– </w:t>
-            </w:r>
-            <w:proofErr w:type="spellStart"/>
-            <w:r>
-              <w:rPr>
-                <w:rFonts w:cs="Arial"/>
-                <w:b/>
-                <w:color w:val="000000"/>
-                <w:sz w:val="28"/>
-                <w:szCs w:val="32"/>
-              </w:rPr>
-              <w:t>Kramam</w:t>
-            </w:r>
-            <w:proofErr w:type="spellEnd"/>
+              <w:t>– Kramam</w:t>
+            </w:r>
           </w:p>
           <w:p>
             <w:pPr>
@@ -1191,49 +1619,15 @@
                 <w:szCs w:val="32"/>
               </w:rPr>
             </w:pPr>
-            <w:proofErr w:type="spellStart"/>
-            <w:r>
-              <w:rPr>
-                <w:rFonts w:cs="Arial"/>
-                <w:b/>
-                <w:color w:val="000000"/>
-                <w:sz w:val="28"/>
-                <w:szCs w:val="32"/>
-              </w:rPr>
-              <w:t>Krama</w:t>
-            </w:r>
-            <w:proofErr w:type="spellEnd"/>
-            <w:r>
-              <w:rPr>
-                <w:rFonts w:cs="Arial"/>
-                <w:b/>
-                <w:color w:val="000000"/>
-                <w:sz w:val="28"/>
-                <w:szCs w:val="32"/>
-              </w:rPr>
-              <w:t xml:space="preserve"> </w:t>
-            </w:r>
-            <w:proofErr w:type="spellStart"/>
-            <w:r>
-              <w:rPr>
-                <w:rFonts w:cs="Arial"/>
-                <w:b/>
-                <w:color w:val="000000"/>
-                <w:sz w:val="28"/>
-                <w:szCs w:val="32"/>
-              </w:rPr>
-              <w:t>Vaakyam</w:t>
-            </w:r>
-            <w:proofErr w:type="spellEnd"/>
-            <w:r>
-              <w:rPr>
-                <w:rFonts w:cs="Arial"/>
-                <w:b/>
-                <w:color w:val="000000"/>
-                <w:sz w:val="28"/>
-                <w:szCs w:val="32"/>
-              </w:rPr>
-              <w:t xml:space="preserve"> No. - </w:t>
+            <w:r>
+              <w:rPr>
+                <w:rFonts w:cs="Arial"/>
+                <w:b/>
+                <w:color w:val="000000"/>
+                <w:sz w:val="28"/>
+                <w:szCs w:val="32"/>
+              </w:rPr>
+              <w:t xml:space="preserve">Krama Vaakyam No. - </w:t>
             </w:r>
             <w:r>
               <w:rPr>
@@ -1265,27 +1659,15 @@
                 <w:szCs w:val="32"/>
               </w:rPr>
             </w:pPr>
-            <w:proofErr w:type="spellStart"/>
-            <w:r>
-              <w:rPr>
-                <w:rFonts w:cs="Arial"/>
-                <w:b/>
-                <w:color w:val="000000"/>
-                <w:sz w:val="28"/>
-                <w:szCs w:val="32"/>
-              </w:rPr>
-              <w:t>Panchaati</w:t>
-            </w:r>
-            <w:proofErr w:type="spellEnd"/>
-            <w:r>
-              <w:rPr>
-                <w:rFonts w:cs="Arial"/>
-                <w:b/>
-                <w:color w:val="000000"/>
-                <w:sz w:val="28"/>
-                <w:szCs w:val="32"/>
-              </w:rPr>
-              <w:t xml:space="preserve"> No</w:t>
+            <w:r>
+              <w:rPr>
+                <w:rFonts w:cs="Arial"/>
+                <w:b/>
+                <w:color w:val="000000"/>
+                <w:sz w:val="28"/>
+                <w:szCs w:val="32"/>
+              </w:rPr>
+              <w:t>Panchaati No</w:t>
             </w:r>
             <w:r>
               <w:rPr>
@@ -1354,7 +1736,6 @@
               </w:rPr>
               <w:t>–</w:t>
             </w:r>
-            <w:proofErr w:type="spellStart"/>
             <w:r>
               <w:rPr>
                 <w:rFonts w:ascii="BRH Devanagari Extra" w:hAnsi="BRH Devanagari Extra" w:cs="BRH Devanagari Extra"/>
@@ -1364,18 +1745,16 @@
               </w:rPr>
               <w:t>mÉ</w:t>
             </w:r>
-            <w:proofErr w:type="spellEnd"/>
-            <w:r>
-              <w:rPr>
-                <w:rFonts w:ascii="BRH Malayalam Extra" w:hAnsi="BRH Malayalam Extra" w:cs="BRH Devanagari Extra"/>
-                <w:b/>
-                <w:color w:val="000000"/>
-                <w:sz w:val="32"/>
-                <w:szCs w:val="40"/>
-              </w:rPr>
-              <w:t>–</w:t>
-            </w:r>
-            <w:proofErr w:type="spellStart"/>
+            <w:r>
+              <w:rPr>
+                <w:rFonts w:ascii="BRH Malayalam Extra" w:hAnsi="BRH Malayalam Extra" w:cs="BRH Devanagari Extra"/>
+                <w:b/>
+                <w:color w:val="000000"/>
+                <w:sz w:val="32"/>
+                <w:szCs w:val="40"/>
+              </w:rPr>
+              <w:t>–</w:t>
+            </w:r>
             <w:r>
               <w:rPr>
                 <w:rFonts w:ascii="BRH Devanagari Extra" w:hAnsi="BRH Devanagari Extra" w:cs="BRH Devanagari Extra"/>
@@ -1385,57 +1764,35 @@
               </w:rPr>
               <w:t>ÌiÉ¸þliÉ</w:t>
             </w:r>
-            <w:proofErr w:type="spellEnd"/>
-            <w:r>
-              <w:rPr>
-                <w:rFonts w:ascii="BRH Malayalam Extra" w:hAnsi="BRH Malayalam Extra" w:cs="BRH Devanagari Extra"/>
-                <w:b/>
-                <w:color w:val="000000"/>
-                <w:sz w:val="32"/>
-                <w:szCs w:val="40"/>
-              </w:rPr>
-              <w:t>–</w:t>
-            </w:r>
-            <w:r>
-              <w:rPr>
-                <w:rFonts w:ascii="BRH Devanagari Extra" w:hAnsi="BRH Devanagari Extra" w:cs="BRH Devanagari Extra"/>
-                <w:color w:val="000000"/>
-                <w:sz w:val="40"/>
-                <w:szCs w:val="40"/>
-              </w:rPr>
-              <w:t xml:space="preserve"> </w:t>
-            </w:r>
-            <w:proofErr w:type="spellStart"/>
-            <w:r>
-              <w:rPr>
-                <w:rFonts w:ascii="BRH Devanagari Extra" w:hAnsi="BRH Devanagari Extra" w:cs="BRH Devanagari Extra"/>
-                <w:color w:val="000000"/>
-                <w:sz w:val="40"/>
-                <w:szCs w:val="40"/>
-              </w:rPr>
-              <w:t>AÉmÉþÈ</w:t>
-            </w:r>
-            <w:proofErr w:type="spellEnd"/>
-            <w:r>
-              <w:rPr>
-                <w:rFonts w:ascii="BRH Devanagari Extra" w:hAnsi="BRH Devanagari Extra" w:cs="BRH Devanagari Extra"/>
-                <w:color w:val="000000"/>
-                <w:sz w:val="40"/>
-                <w:szCs w:val="40"/>
-              </w:rPr>
-              <w:t xml:space="preserve"> | E</w:t>
-            </w:r>
-            <w:r>
-              <w:rPr>
-                <w:rFonts w:ascii="BRH Malayalam Extra" w:hAnsi="BRH Malayalam Extra" w:cs="BRH Devanagari Extra"/>
-                <w:b/>
-                <w:color w:val="000000"/>
-                <w:sz w:val="32"/>
-                <w:szCs w:val="40"/>
-              </w:rPr>
-              <w:t>–</w:t>
-            </w:r>
-            <w:proofErr w:type="spellStart"/>
+            <w:r>
+              <w:rPr>
+                <w:rFonts w:ascii="BRH Malayalam Extra" w:hAnsi="BRH Malayalam Extra" w:cs="BRH Devanagari Extra"/>
+                <w:b/>
+                <w:color w:val="000000"/>
+                <w:sz w:val="32"/>
+                <w:szCs w:val="40"/>
+              </w:rPr>
+              <w:t>–</w:t>
+            </w:r>
+            <w:r>
+              <w:rPr>
+                <w:rFonts w:ascii="BRH Devanagari Extra" w:hAnsi="BRH Devanagari Extra" w:cs="BRH Devanagari Extra"/>
+                <w:color w:val="000000"/>
+                <w:sz w:val="40"/>
+                <w:szCs w:val="40"/>
+              </w:rPr>
+              <w:t xml:space="preserve"> AÉmÉþÈ | E</w:t>
+            </w:r>
+            <w:r>
+              <w:rPr>
+                <w:rFonts w:ascii="BRH Malayalam Extra" w:hAnsi="BRH Malayalam Extra" w:cs="BRH Devanagari Extra"/>
+                <w:b/>
+                <w:color w:val="000000"/>
+                <w:sz w:val="32"/>
+                <w:szCs w:val="40"/>
+              </w:rPr>
+              <w:t>–</w:t>
+            </w:r>
             <w:r>
               <w:rPr>
                 <w:rFonts w:ascii="BRH Devanagari Extra" w:hAnsi="BRH Devanagari Extra" w:cs="BRH Devanagari Extra"/>
@@ -1455,7 +1812,6 @@
               </w:rPr>
               <w:t>iÉ¸þliÉ</w:t>
             </w:r>
-            <w:proofErr w:type="spellEnd"/>
             <w:r>
               <w:rPr>
                 <w:rFonts w:ascii="BRH Malayalam Extra" w:hAnsi="BRH Malayalam Extra" w:cs="BRH Devanagari Extra"/>
@@ -1490,45 +1846,14 @@
                 <w:szCs w:val="40"/>
               </w:rPr>
             </w:pPr>
-            <w:proofErr w:type="spellStart"/>
-            <w:r>
-              <w:rPr>
-                <w:rFonts w:ascii="BRH Devanagari Extra" w:hAnsi="BRH Devanagari Extra" w:cs="BRH Devanagari Extra"/>
-                <w:color w:val="000000"/>
-                <w:sz w:val="40"/>
-                <w:szCs w:val="40"/>
-              </w:rPr>
-              <w:t>CirÉÑþmÉ</w:t>
-            </w:r>
-            <w:proofErr w:type="spellEnd"/>
-            <w:r>
-              <w:rPr>
-                <w:rFonts w:ascii="BRH Devanagari Extra" w:hAnsi="BRH Devanagari Extra" w:cs="BRH Devanagari Extra"/>
-                <w:color w:val="000000"/>
-                <w:sz w:val="40"/>
-                <w:szCs w:val="40"/>
-              </w:rPr>
-              <w:t xml:space="preserve"> - </w:t>
-            </w:r>
-            <w:proofErr w:type="spellStart"/>
-            <w:r>
-              <w:rPr>
-                <w:rFonts w:ascii="BRH Devanagari Extra" w:hAnsi="BRH Devanagari Extra" w:cs="BRH Devanagari Extra"/>
-                <w:color w:val="000000"/>
-                <w:sz w:val="40"/>
-                <w:szCs w:val="40"/>
-              </w:rPr>
-              <w:t>ÌiÉ¸þliÉå</w:t>
-            </w:r>
-            <w:proofErr w:type="spellEnd"/>
-            <w:r>
-              <w:rPr>
-                <w:rFonts w:ascii="BRH Devanagari Extra" w:hAnsi="BRH Devanagari Extra" w:cs="BRH Devanagari Extra"/>
-                <w:color w:val="000000"/>
-                <w:sz w:val="40"/>
-                <w:szCs w:val="40"/>
-              </w:rPr>
-              <w:t xml:space="preserve"> |</w:t>
+            <w:r>
+              <w:rPr>
+                <w:rFonts w:ascii="BRH Devanagari Extra" w:hAnsi="BRH Devanagari Extra" w:cs="BRH Devanagari Extra"/>
+                <w:color w:val="000000"/>
+                <w:sz w:val="40"/>
+                <w:szCs w:val="40"/>
+              </w:rPr>
+              <w:t>CirÉÑþmÉ - ÌiÉ¸þliÉå |</w:t>
             </w:r>
           </w:p>
         </w:tc>
@@ -1569,7 +1894,6 @@
               </w:rPr>
               <w:t>–</w:t>
             </w:r>
-            <w:proofErr w:type="spellStart"/>
             <w:r>
               <w:rPr>
                 <w:rFonts w:ascii="BRH Devanagari Extra" w:hAnsi="BRH Devanagari Extra" w:cs="BRH Devanagari Extra"/>
@@ -1579,18 +1903,16 @@
               </w:rPr>
               <w:t>mÉ</w:t>
             </w:r>
-            <w:proofErr w:type="spellEnd"/>
-            <w:r>
-              <w:rPr>
-                <w:rFonts w:ascii="BRH Malayalam Extra" w:hAnsi="BRH Malayalam Extra" w:cs="BRH Devanagari Extra"/>
-                <w:b/>
-                <w:color w:val="000000"/>
-                <w:sz w:val="32"/>
-                <w:szCs w:val="40"/>
-              </w:rPr>
-              <w:t>–</w:t>
-            </w:r>
-            <w:proofErr w:type="spellStart"/>
+            <w:r>
+              <w:rPr>
+                <w:rFonts w:ascii="BRH Malayalam Extra" w:hAnsi="BRH Malayalam Extra" w:cs="BRH Devanagari Extra"/>
+                <w:b/>
+                <w:color w:val="000000"/>
+                <w:sz w:val="32"/>
+                <w:szCs w:val="40"/>
+              </w:rPr>
+              <w:t>–</w:t>
+            </w:r>
             <w:r>
               <w:rPr>
                 <w:rFonts w:ascii="BRH Devanagari Extra" w:hAnsi="BRH Devanagari Extra" w:cs="BRH Devanagari Extra"/>
@@ -1600,57 +1922,35 @@
               </w:rPr>
               <w:t>ÌiÉ¸þliÉ</w:t>
             </w:r>
-            <w:proofErr w:type="spellEnd"/>
-            <w:r>
-              <w:rPr>
-                <w:rFonts w:ascii="BRH Malayalam Extra" w:hAnsi="BRH Malayalam Extra" w:cs="BRH Devanagari Extra"/>
-                <w:b/>
-                <w:color w:val="000000"/>
-                <w:sz w:val="32"/>
-                <w:szCs w:val="40"/>
-              </w:rPr>
-              <w:t>–</w:t>
-            </w:r>
-            <w:r>
-              <w:rPr>
-                <w:rFonts w:ascii="BRH Devanagari Extra" w:hAnsi="BRH Devanagari Extra" w:cs="BRH Devanagari Extra"/>
-                <w:color w:val="000000"/>
-                <w:sz w:val="40"/>
-                <w:szCs w:val="40"/>
-              </w:rPr>
-              <w:t xml:space="preserve"> </w:t>
-            </w:r>
-            <w:proofErr w:type="spellStart"/>
-            <w:r>
-              <w:rPr>
-                <w:rFonts w:ascii="BRH Devanagari Extra" w:hAnsi="BRH Devanagari Extra" w:cs="BRH Devanagari Extra"/>
-                <w:color w:val="000000"/>
-                <w:sz w:val="40"/>
-                <w:szCs w:val="40"/>
-              </w:rPr>
-              <w:t>AÉmÉþÈ</w:t>
-            </w:r>
-            <w:proofErr w:type="spellEnd"/>
-            <w:r>
-              <w:rPr>
-                <w:rFonts w:ascii="BRH Devanagari Extra" w:hAnsi="BRH Devanagari Extra" w:cs="BRH Devanagari Extra"/>
-                <w:color w:val="000000"/>
-                <w:sz w:val="40"/>
-                <w:szCs w:val="40"/>
-              </w:rPr>
-              <w:t xml:space="preserve"> | E</w:t>
-            </w:r>
-            <w:r>
-              <w:rPr>
-                <w:rFonts w:ascii="BRH Malayalam Extra" w:hAnsi="BRH Malayalam Extra" w:cs="BRH Devanagari Extra"/>
-                <w:b/>
-                <w:color w:val="000000"/>
-                <w:sz w:val="32"/>
-                <w:szCs w:val="40"/>
-              </w:rPr>
-              <w:t>–</w:t>
-            </w:r>
-            <w:proofErr w:type="spellStart"/>
+            <w:r>
+              <w:rPr>
+                <w:rFonts w:ascii="BRH Malayalam Extra" w:hAnsi="BRH Malayalam Extra" w:cs="BRH Devanagari Extra"/>
+                <w:b/>
+                <w:color w:val="000000"/>
+                <w:sz w:val="32"/>
+                <w:szCs w:val="40"/>
+              </w:rPr>
+              <w:t>–</w:t>
+            </w:r>
+            <w:r>
+              <w:rPr>
+                <w:rFonts w:ascii="BRH Devanagari Extra" w:hAnsi="BRH Devanagari Extra" w:cs="BRH Devanagari Extra"/>
+                <w:color w:val="000000"/>
+                <w:sz w:val="40"/>
+                <w:szCs w:val="40"/>
+              </w:rPr>
+              <w:t xml:space="preserve"> AÉmÉþÈ | E</w:t>
+            </w:r>
+            <w:r>
+              <w:rPr>
+                <w:rFonts w:ascii="BRH Malayalam Extra" w:hAnsi="BRH Malayalam Extra" w:cs="BRH Devanagari Extra"/>
+                <w:b/>
+                <w:color w:val="000000"/>
+                <w:sz w:val="32"/>
+                <w:szCs w:val="40"/>
+              </w:rPr>
+              <w:t>–</w:t>
+            </w:r>
             <w:r>
               <w:rPr>
                 <w:rFonts w:ascii="BRH Devanagari Extra" w:hAnsi="BRH Devanagari Extra" w:cs="BRH Devanagari Extra"/>
@@ -1661,18 +1961,16 @@
               </w:rPr>
               <w:t>mÉ</w:t>
             </w:r>
-            <w:proofErr w:type="spellEnd"/>
-            <w:r>
-              <w:rPr>
-                <w:rFonts w:ascii="BRH Malayalam Extra" w:hAnsi="BRH Malayalam Extra" w:cs="BRH Devanagari Extra"/>
-                <w:b/>
-                <w:color w:val="000000"/>
-                <w:sz w:val="32"/>
-                <w:szCs w:val="40"/>
-              </w:rPr>
-              <w:t>–</w:t>
-            </w:r>
-            <w:proofErr w:type="spellStart"/>
+            <w:r>
+              <w:rPr>
+                <w:rFonts w:ascii="BRH Malayalam Extra" w:hAnsi="BRH Malayalam Extra" w:cs="BRH Devanagari Extra"/>
+                <w:b/>
+                <w:color w:val="000000"/>
+                <w:sz w:val="32"/>
+                <w:szCs w:val="40"/>
+              </w:rPr>
+              <w:t>–</w:t>
+            </w:r>
             <w:r>
               <w:rPr>
                 <w:rFonts w:ascii="BRH Devanagari Extra" w:hAnsi="BRH Devanagari Extra" w:cs="BRH Devanagari Extra"/>
@@ -1682,7 +1980,6 @@
               </w:rPr>
               <w:t>ÌiÉ¸þliÉ</w:t>
             </w:r>
-            <w:proofErr w:type="spellEnd"/>
             <w:r>
               <w:rPr>
                 <w:rFonts w:ascii="BRH Malayalam Extra" w:hAnsi="BRH Malayalam Extra" w:cs="BRH Devanagari Extra"/>
@@ -1717,45 +2014,14 @@
                 <w:szCs w:val="40"/>
               </w:rPr>
             </w:pPr>
-            <w:proofErr w:type="spellStart"/>
-            <w:r>
-              <w:rPr>
-                <w:rFonts w:ascii="BRH Devanagari Extra" w:hAnsi="BRH Devanagari Extra" w:cs="BRH Devanagari Extra"/>
-                <w:color w:val="000000"/>
-                <w:sz w:val="40"/>
-                <w:szCs w:val="40"/>
-              </w:rPr>
-              <w:t>CirÉÑþmÉ</w:t>
-            </w:r>
-            <w:proofErr w:type="spellEnd"/>
-            <w:r>
-              <w:rPr>
-                <w:rFonts w:ascii="BRH Devanagari Extra" w:hAnsi="BRH Devanagari Extra" w:cs="BRH Devanagari Extra"/>
-                <w:color w:val="000000"/>
-                <w:sz w:val="40"/>
-                <w:szCs w:val="40"/>
-              </w:rPr>
-              <w:t xml:space="preserve"> - </w:t>
-            </w:r>
-            <w:proofErr w:type="spellStart"/>
-            <w:r>
-              <w:rPr>
-                <w:rFonts w:ascii="BRH Devanagari Extra" w:hAnsi="BRH Devanagari Extra" w:cs="BRH Devanagari Extra"/>
-                <w:color w:val="000000"/>
-                <w:sz w:val="40"/>
-                <w:szCs w:val="40"/>
-              </w:rPr>
-              <w:t>ÌiÉ¸þliÉå</w:t>
-            </w:r>
-            <w:proofErr w:type="spellEnd"/>
-            <w:r>
-              <w:rPr>
-                <w:rFonts w:ascii="BRH Devanagari Extra" w:hAnsi="BRH Devanagari Extra" w:cs="BRH Devanagari Extra"/>
-                <w:color w:val="000000"/>
-                <w:sz w:val="40"/>
-                <w:szCs w:val="40"/>
-              </w:rPr>
-              <w:t xml:space="preserve"> |</w:t>
+            <w:r>
+              <w:rPr>
+                <w:rFonts w:ascii="BRH Devanagari Extra" w:hAnsi="BRH Devanagari Extra" w:cs="BRH Devanagari Extra"/>
+                <w:color w:val="000000"/>
+                <w:sz w:val="40"/>
+                <w:szCs w:val="40"/>
+              </w:rPr>
+              <w:t>CirÉÑþmÉ - ÌiÉ¸þliÉå |</w:t>
             </w:r>
           </w:p>
         </w:tc>
@@ -1793,19 +2059,8 @@
                 <w:sz w:val="28"/>
                 <w:szCs w:val="32"/>
               </w:rPr>
-              <w:t xml:space="preserve">T.S.4.2.4.4 – </w:t>
-            </w:r>
-            <w:proofErr w:type="spellStart"/>
-            <w:r>
-              <w:rPr>
-                <w:rFonts w:cs="Arial"/>
-                <w:b/>
-                <w:sz w:val="28"/>
-                <w:szCs w:val="32"/>
-              </w:rPr>
-              <w:t>Kramam</w:t>
-            </w:r>
-            <w:proofErr w:type="spellEnd"/>
+              <w:t>T.S.4.2.4.4 – Kramam</w:t>
+            </w:r>
           </w:p>
           <w:p>
             <w:pPr>
@@ -1825,45 +2080,14 @@
                 <w:szCs w:val="32"/>
               </w:rPr>
             </w:pPr>
-            <w:proofErr w:type="spellStart"/>
-            <w:r>
-              <w:rPr>
-                <w:rFonts w:cs="Arial"/>
-                <w:b/>
-                <w:sz w:val="28"/>
-                <w:szCs w:val="32"/>
-              </w:rPr>
-              <w:t>Krama</w:t>
-            </w:r>
-            <w:proofErr w:type="spellEnd"/>
-            <w:r>
-              <w:rPr>
-                <w:rFonts w:cs="Arial"/>
-                <w:b/>
-                <w:sz w:val="28"/>
-                <w:szCs w:val="32"/>
-              </w:rPr>
-              <w:t xml:space="preserve"> </w:t>
-            </w:r>
-            <w:proofErr w:type="spellStart"/>
-            <w:r>
-              <w:rPr>
-                <w:rFonts w:cs="Arial"/>
-                <w:b/>
-                <w:sz w:val="28"/>
-                <w:szCs w:val="32"/>
-              </w:rPr>
-              <w:t>Vaakyam</w:t>
-            </w:r>
-            <w:proofErr w:type="spellEnd"/>
-            <w:r>
-              <w:rPr>
-                <w:rFonts w:cs="Arial"/>
-                <w:b/>
-                <w:sz w:val="28"/>
-                <w:szCs w:val="32"/>
-              </w:rPr>
-              <w:t xml:space="preserve"> No. - 52</w:t>
+            <w:r>
+              <w:rPr>
+                <w:rFonts w:cs="Arial"/>
+                <w:b/>
+                <w:sz w:val="28"/>
+                <w:szCs w:val="32"/>
+              </w:rPr>
+              <w:t>Krama Vaakyam No. - 52</w:t>
             </w:r>
           </w:p>
           <w:p>
@@ -1884,25 +2108,14 @@
                 <w:szCs w:val="32"/>
               </w:rPr>
             </w:pPr>
-            <w:proofErr w:type="spellStart"/>
-            <w:r>
-              <w:rPr>
-                <w:rFonts w:cs="Arial"/>
-                <w:b/>
-                <w:sz w:val="28"/>
-                <w:szCs w:val="32"/>
-              </w:rPr>
-              <w:t>Panchaati</w:t>
-            </w:r>
-            <w:proofErr w:type="spellEnd"/>
-            <w:r>
-              <w:rPr>
-                <w:rFonts w:cs="Arial"/>
-                <w:b/>
-                <w:sz w:val="28"/>
-                <w:szCs w:val="32"/>
-              </w:rPr>
-              <w:t xml:space="preserve"> No</w:t>
+            <w:r>
+              <w:rPr>
+                <w:rFonts w:cs="Arial"/>
+                <w:b/>
+                <w:sz w:val="28"/>
+                <w:szCs w:val="32"/>
+              </w:rPr>
+              <w:t>Panchaati No</w:t>
             </w:r>
             <w:r>
               <w:rPr>
@@ -1941,7 +2154,6 @@
                 <w:szCs w:val="40"/>
               </w:rPr>
             </w:pPr>
-            <w:proofErr w:type="spellStart"/>
             <w:r>
               <w:rPr>
                 <w:rFonts w:ascii="BRH Devanagari Extra" w:hAnsi="BRH Devanagari Extra" w:cs="BRH Devanagari Extra"/>
@@ -1951,18 +2163,16 @@
               </w:rPr>
               <w:t>UÉå</w:t>
             </w:r>
-            <w:proofErr w:type="spellEnd"/>
-            <w:r>
-              <w:rPr>
-                <w:rFonts w:ascii="BRH Malayalam Extra" w:hAnsi="BRH Malayalam Extra" w:cs="BRH Devanagari Extra"/>
-                <w:b/>
-                <w:color w:val="000000"/>
-                <w:sz w:val="32"/>
-                <w:szCs w:val="40"/>
-              </w:rPr>
-              <w:t>–</w:t>
-            </w:r>
-            <w:proofErr w:type="spellStart"/>
+            <w:r>
+              <w:rPr>
+                <w:rFonts w:ascii="BRH Malayalam Extra" w:hAnsi="BRH Malayalam Extra" w:cs="BRH Devanagari Extra"/>
+                <w:b/>
+                <w:color w:val="000000"/>
+                <w:sz w:val="32"/>
+                <w:szCs w:val="40"/>
+              </w:rPr>
+              <w:t>–</w:t>
+            </w:r>
             <w:r>
               <w:rPr>
                 <w:rFonts w:ascii="BRH Devanagari Extra" w:hAnsi="BRH Devanagari Extra" w:cs="BRH Devanagari Extra"/>
@@ -1972,147 +2182,91 @@
               </w:rPr>
               <w:t>cÉ</w:t>
             </w:r>
-            <w:proofErr w:type="spellEnd"/>
-            <w:r>
-              <w:rPr>
-                <w:rFonts w:ascii="BRH Malayalam Extra" w:hAnsi="BRH Malayalam Extra" w:cs="BRH Devanagari Extra"/>
-                <w:b/>
-                <w:color w:val="000000"/>
-                <w:sz w:val="32"/>
-                <w:szCs w:val="40"/>
-              </w:rPr>
-              <w:t>–</w:t>
-            </w:r>
-            <w:proofErr w:type="spellStart"/>
-            <w:r>
-              <w:rPr>
-                <w:rFonts w:ascii="BRH Devanagari Extra" w:hAnsi="BRH Devanagari Extra" w:cs="BRH Devanagari Extra"/>
-                <w:color w:val="000000"/>
-                <w:sz w:val="40"/>
-                <w:szCs w:val="40"/>
-              </w:rPr>
-              <w:t>lÉå</w:t>
-            </w:r>
-            <w:proofErr w:type="spellEnd"/>
-            <w:r>
-              <w:rPr>
-                <w:rFonts w:ascii="BRH Devanagari Extra" w:hAnsi="BRH Devanagari Extra" w:cs="BRH Devanagari Extra"/>
-                <w:color w:val="000000"/>
-                <w:sz w:val="40"/>
-                <w:szCs w:val="40"/>
-              </w:rPr>
-              <w:t xml:space="preserve"> ÌS</w:t>
-            </w:r>
-            <w:r>
-              <w:rPr>
-                <w:rFonts w:ascii="BRH Malayalam Extra" w:hAnsi="BRH Malayalam Extra" w:cs="BRH Devanagari Extra"/>
-                <w:b/>
-                <w:color w:val="000000"/>
-                <w:sz w:val="32"/>
-                <w:szCs w:val="40"/>
-              </w:rPr>
-              <w:t>–</w:t>
-            </w:r>
-            <w:proofErr w:type="spellStart"/>
-            <w:r>
-              <w:rPr>
-                <w:rFonts w:ascii="BRH Devanagari Extra" w:hAnsi="BRH Devanagari Extra" w:cs="BRH Devanagari Extra"/>
-                <w:color w:val="000000"/>
-                <w:sz w:val="40"/>
-                <w:szCs w:val="40"/>
+            <w:r>
+              <w:rPr>
+                <w:rFonts w:ascii="BRH Malayalam Extra" w:hAnsi="BRH Malayalam Extra" w:cs="BRH Devanagari Extra"/>
+                <w:b/>
+                <w:color w:val="000000"/>
+                <w:sz w:val="32"/>
+                <w:szCs w:val="40"/>
+              </w:rPr>
+              <w:t>–</w:t>
+            </w:r>
+            <w:r>
+              <w:rPr>
+                <w:rFonts w:ascii="BRH Devanagari Extra" w:hAnsi="BRH Devanagari Extra" w:cs="BRH Devanagari Extra"/>
+                <w:color w:val="000000"/>
+                <w:sz w:val="40"/>
+                <w:szCs w:val="40"/>
+              </w:rPr>
+              <w:t>lÉå ÌS</w:t>
+            </w:r>
+            <w:r>
+              <w:rPr>
+                <w:rFonts w:ascii="BRH Malayalam Extra" w:hAnsi="BRH Malayalam Extra" w:cs="BRH Devanagari Extra"/>
+                <w:b/>
+                <w:color w:val="000000"/>
+                <w:sz w:val="32"/>
+                <w:szCs w:val="40"/>
+              </w:rPr>
+              <w:t>–</w:t>
+            </w:r>
+            <w:r>
+              <w:rPr>
+                <w:rFonts w:ascii="BRH Devanagari Extra" w:hAnsi="BRH Devanagari Extra" w:cs="BRH Devanagari Extra"/>
+                <w:color w:val="000000"/>
+                <w:sz w:val="40"/>
+                <w:szCs w:val="40"/>
+              </w:rPr>
+              <w:t>uÉÈ | ÌS</w:t>
+            </w:r>
+            <w:r>
+              <w:rPr>
+                <w:rFonts w:ascii="BRH Malayalam Extra" w:hAnsi="BRH Malayalam Extra" w:cs="BRH Devanagari Extra"/>
+                <w:b/>
+                <w:color w:val="000000"/>
+                <w:sz w:val="32"/>
+                <w:szCs w:val="40"/>
+              </w:rPr>
+              <w:t>–</w:t>
+            </w:r>
+            <w:r>
+              <w:rPr>
+                <w:rFonts w:ascii="BRH Devanagari Extra" w:hAnsi="BRH Devanagari Extra" w:cs="BRH Devanagari Extra"/>
+                <w:color w:val="000000"/>
+                <w:sz w:val="40"/>
+                <w:szCs w:val="40"/>
+                <w:highlight w:val="yellow"/>
               </w:rPr>
               <w:t>uÉÈ</w:t>
             </w:r>
-            <w:proofErr w:type="spellEnd"/>
-            <w:r>
-              <w:rPr>
-                <w:rFonts w:ascii="BRH Devanagari Extra" w:hAnsi="BRH Devanagari Extra" w:cs="BRH Devanagari Extra"/>
-                <w:color w:val="000000"/>
-                <w:sz w:val="40"/>
-                <w:szCs w:val="40"/>
-              </w:rPr>
-              <w:t xml:space="preserve"> | ÌS</w:t>
-            </w:r>
-            <w:r>
-              <w:rPr>
-                <w:rFonts w:ascii="BRH Malayalam Extra" w:hAnsi="BRH Malayalam Extra" w:cs="BRH Devanagari Extra"/>
-                <w:b/>
-                <w:color w:val="000000"/>
-                <w:sz w:val="32"/>
-                <w:szCs w:val="40"/>
-              </w:rPr>
-              <w:t>–</w:t>
-            </w:r>
-            <w:proofErr w:type="spellStart"/>
-            <w:r>
-              <w:rPr>
-                <w:rFonts w:ascii="BRH Devanagari Extra" w:hAnsi="BRH Devanagari Extra" w:cs="BRH Devanagari Extra"/>
-                <w:color w:val="000000"/>
-                <w:sz w:val="40"/>
-                <w:szCs w:val="40"/>
-                <w:highlight w:val="yellow"/>
-              </w:rPr>
-              <w:t>uÉÈ</w:t>
-            </w:r>
-            <w:proofErr w:type="spellEnd"/>
-            <w:r>
-              <w:rPr>
-                <w:rFonts w:ascii="BRH Devanagari Extra" w:hAnsi="BRH Devanagari Extra" w:cs="BRH Devanagari Extra"/>
-                <w:color w:val="000000"/>
-                <w:sz w:val="40"/>
-                <w:szCs w:val="40"/>
-              </w:rPr>
-              <w:t xml:space="preserve"> </w:t>
-            </w:r>
-            <w:proofErr w:type="spellStart"/>
-            <w:r>
-              <w:rPr>
-                <w:rFonts w:ascii="BRH Devanagari Extra" w:hAnsi="BRH Devanagari Extra" w:cs="BRH Devanagari Extra"/>
-                <w:color w:val="000000"/>
-                <w:sz w:val="40"/>
-                <w:szCs w:val="40"/>
-              </w:rPr>
-              <w:t>CÌiÉþ</w:t>
-            </w:r>
-            <w:proofErr w:type="spellEnd"/>
-            <w:r>
-              <w:rPr>
-                <w:rFonts w:ascii="BRH Devanagari Extra" w:hAnsi="BRH Devanagari Extra" w:cs="BRH Devanagari Extra"/>
-                <w:color w:val="000000"/>
-                <w:sz w:val="40"/>
-                <w:szCs w:val="40"/>
-              </w:rPr>
-              <w:t xml:space="preserve"> ÌS</w:t>
-            </w:r>
-            <w:r>
-              <w:rPr>
-                <w:rFonts w:ascii="BRH Malayalam Extra" w:hAnsi="BRH Malayalam Extra" w:cs="BRH Devanagari Extra"/>
-                <w:b/>
-                <w:color w:val="000000"/>
-                <w:sz w:val="32"/>
-                <w:szCs w:val="40"/>
-              </w:rPr>
-              <w:t>–</w:t>
-            </w:r>
-            <w:proofErr w:type="spellStart"/>
-            <w:r>
-              <w:rPr>
-                <w:rFonts w:ascii="BRH Devanagari Extra" w:hAnsi="BRH Devanagari Extra" w:cs="BRH Devanagari Extra"/>
-                <w:color w:val="000000"/>
-                <w:sz w:val="40"/>
-                <w:szCs w:val="40"/>
-              </w:rPr>
-              <w:t>uÉÈ</w:t>
-            </w:r>
-            <w:proofErr w:type="spellEnd"/>
-            <w:r>
-              <w:rPr>
-                <w:rFonts w:ascii="BRH Devanagari Extra" w:hAnsi="BRH Devanagari Extra" w:cs="BRH Devanagari Extra"/>
-                <w:color w:val="000000"/>
-                <w:sz w:val="40"/>
-                <w:szCs w:val="40"/>
-              </w:rPr>
-              <w:t xml:space="preserve"> ||</w:t>
+            <w:r>
+              <w:rPr>
+                <w:rFonts w:ascii="BRH Devanagari Extra" w:hAnsi="BRH Devanagari Extra" w:cs="BRH Devanagari Extra"/>
+                <w:color w:val="000000"/>
+                <w:sz w:val="40"/>
+                <w:szCs w:val="40"/>
+              </w:rPr>
+              <w:t xml:space="preserve"> CÌiÉþ ÌS</w:t>
+            </w:r>
+            <w:r>
+              <w:rPr>
+                <w:rFonts w:ascii="BRH Malayalam Extra" w:hAnsi="BRH Malayalam Extra" w:cs="BRH Devanagari Extra"/>
+                <w:b/>
+                <w:color w:val="000000"/>
+                <w:sz w:val="32"/>
+                <w:szCs w:val="40"/>
+              </w:rPr>
+              <w:t>–</w:t>
+            </w:r>
+            <w:r>
+              <w:rPr>
+                <w:rFonts w:ascii="BRH Devanagari Extra" w:hAnsi="BRH Devanagari Extra" w:cs="BRH Devanagari Extra"/>
+                <w:color w:val="000000"/>
+                <w:sz w:val="40"/>
+                <w:szCs w:val="40"/>
+              </w:rPr>
+              <w:t>uÉÈ ||</w:t>
             </w:r>
           </w:p>
         </w:tc>
@@ -2134,7 +2288,6 @@
                 <w:szCs w:val="40"/>
               </w:rPr>
             </w:pPr>
-            <w:proofErr w:type="spellStart"/>
             <w:r>
               <w:rPr>
                 <w:rFonts w:ascii="BRH Devanagari Extra" w:hAnsi="BRH Devanagari Extra" w:cs="BRH Devanagari Extra"/>
@@ -2144,18 +2297,16 @@
               </w:rPr>
               <w:t>UÉå</w:t>
             </w:r>
-            <w:proofErr w:type="spellEnd"/>
-            <w:r>
-              <w:rPr>
-                <w:rFonts w:ascii="BRH Malayalam Extra" w:hAnsi="BRH Malayalam Extra" w:cs="BRH Devanagari Extra"/>
-                <w:b/>
-                <w:color w:val="000000"/>
-                <w:sz w:val="32"/>
-                <w:szCs w:val="40"/>
-              </w:rPr>
-              <w:t>–</w:t>
-            </w:r>
-            <w:proofErr w:type="spellStart"/>
+            <w:r>
+              <w:rPr>
+                <w:rFonts w:ascii="BRH Malayalam Extra" w:hAnsi="BRH Malayalam Extra" w:cs="BRH Devanagari Extra"/>
+                <w:b/>
+                <w:color w:val="000000"/>
+                <w:sz w:val="32"/>
+                <w:szCs w:val="40"/>
+              </w:rPr>
+              <w:t>–</w:t>
+            </w:r>
             <w:r>
               <w:rPr>
                 <w:rFonts w:ascii="BRH Devanagari Extra" w:hAnsi="BRH Devanagari Extra" w:cs="BRH Devanagari Extra"/>
@@ -2165,78 +2316,54 @@
               </w:rPr>
               <w:t>cÉ</w:t>
             </w:r>
-            <w:proofErr w:type="spellEnd"/>
-            <w:r>
-              <w:rPr>
-                <w:rFonts w:ascii="BRH Malayalam Extra" w:hAnsi="BRH Malayalam Extra" w:cs="BRH Devanagari Extra"/>
-                <w:b/>
-                <w:color w:val="000000"/>
-                <w:sz w:val="32"/>
-                <w:szCs w:val="40"/>
-              </w:rPr>
-              <w:t>–</w:t>
-            </w:r>
-            <w:proofErr w:type="spellStart"/>
-            <w:r>
-              <w:rPr>
-                <w:rFonts w:ascii="BRH Devanagari Extra" w:hAnsi="BRH Devanagari Extra" w:cs="BRH Devanagari Extra"/>
-                <w:color w:val="000000"/>
-                <w:sz w:val="40"/>
-                <w:szCs w:val="40"/>
-              </w:rPr>
-              <w:t>lÉå</w:t>
-            </w:r>
-            <w:proofErr w:type="spellEnd"/>
-            <w:r>
-              <w:rPr>
-                <w:rFonts w:ascii="BRH Devanagari Extra" w:hAnsi="BRH Devanagari Extra" w:cs="BRH Devanagari Extra"/>
-                <w:color w:val="000000"/>
-                <w:sz w:val="40"/>
-                <w:szCs w:val="40"/>
-              </w:rPr>
-              <w:t xml:space="preserve"> ÌS</w:t>
-            </w:r>
-            <w:r>
-              <w:rPr>
-                <w:rFonts w:ascii="BRH Malayalam Extra" w:hAnsi="BRH Malayalam Extra" w:cs="BRH Devanagari Extra"/>
-                <w:b/>
-                <w:color w:val="000000"/>
-                <w:sz w:val="32"/>
-                <w:szCs w:val="40"/>
-              </w:rPr>
-              <w:t>–</w:t>
-            </w:r>
-            <w:proofErr w:type="spellStart"/>
-            <w:r>
-              <w:rPr>
-                <w:rFonts w:ascii="BRH Devanagari Extra" w:hAnsi="BRH Devanagari Extra" w:cs="BRH Devanagari Extra"/>
-                <w:color w:val="000000"/>
-                <w:sz w:val="40"/>
-                <w:szCs w:val="40"/>
-              </w:rPr>
-              <w:t>uÉÈ</w:t>
-            </w:r>
-            <w:proofErr w:type="spellEnd"/>
-            <w:r>
-              <w:rPr>
-                <w:rFonts w:ascii="BRH Devanagari Extra" w:hAnsi="BRH Devanagari Extra" w:cs="BRH Devanagari Extra"/>
-                <w:color w:val="000000"/>
-                <w:sz w:val="40"/>
-                <w:szCs w:val="40"/>
-              </w:rPr>
-              <w:t xml:space="preserve"> | ÌS</w:t>
-            </w:r>
-            <w:r>
-              <w:rPr>
-                <w:rFonts w:ascii="BRH Malayalam Extra" w:hAnsi="BRH Malayalam Extra" w:cs="BRH Devanagari Extra"/>
-                <w:b/>
-                <w:color w:val="000000"/>
-                <w:sz w:val="32"/>
-                <w:szCs w:val="40"/>
-              </w:rPr>
-              <w:t>–</w:t>
-            </w:r>
-            <w:proofErr w:type="spellStart"/>
+            <w:r>
+              <w:rPr>
+                <w:rFonts w:ascii="BRH Malayalam Extra" w:hAnsi="BRH Malayalam Extra" w:cs="BRH Devanagari Extra"/>
+                <w:b/>
+                <w:color w:val="000000"/>
+                <w:sz w:val="32"/>
+                <w:szCs w:val="40"/>
+              </w:rPr>
+              <w:t>–</w:t>
+            </w:r>
+            <w:r>
+              <w:rPr>
+                <w:rFonts w:ascii="BRH Devanagari Extra" w:hAnsi="BRH Devanagari Extra" w:cs="BRH Devanagari Extra"/>
+                <w:color w:val="000000"/>
+                <w:sz w:val="40"/>
+                <w:szCs w:val="40"/>
+              </w:rPr>
+              <w:t>lÉå ÌS</w:t>
+            </w:r>
+            <w:r>
+              <w:rPr>
+                <w:rFonts w:ascii="BRH Malayalam Extra" w:hAnsi="BRH Malayalam Extra" w:cs="BRH Devanagari Extra"/>
+                <w:b/>
+                <w:color w:val="000000"/>
+                <w:sz w:val="32"/>
+                <w:szCs w:val="40"/>
+              </w:rPr>
+              <w:t>–</w:t>
+            </w:r>
+            <w:r>
+              <w:rPr>
+                <w:rFonts w:ascii="BRH Devanagari Extra" w:hAnsi="BRH Devanagari Extra" w:cs="BRH Devanagari Extra"/>
+                <w:color w:val="000000"/>
+                <w:sz w:val="40"/>
+                <w:szCs w:val="40"/>
+              </w:rPr>
+              <w:t>uÉÈ | ÌS</w:t>
+            </w:r>
+            <w:r>
+              <w:rPr>
+                <w:rFonts w:ascii="BRH Malayalam Extra" w:hAnsi="BRH Malayalam Extra" w:cs="BRH Devanagari Extra"/>
+                <w:b/>
+                <w:color w:val="000000"/>
+                <w:sz w:val="32"/>
+                <w:szCs w:val="40"/>
+              </w:rPr>
+              <w:t>–</w:t>
+            </w:r>
             <w:r>
               <w:rPr>
                 <w:rFonts w:ascii="BRH Devanagari Extra" w:hAnsi="BRH Devanagari Extra" w:cs="BRH Devanagari Extra"/>
@@ -2247,65 +2374,33 @@
               </w:rPr>
               <w:t>uÉ</w:t>
             </w:r>
-            <w:proofErr w:type="spellEnd"/>
-            <w:r>
-              <w:rPr>
-                <w:rFonts w:ascii="BRH Devanagari Extra" w:hAnsi="BRH Devanagari Extra" w:cs="BRH Devanagari Extra"/>
-                <w:color w:val="000000"/>
-                <w:sz w:val="40"/>
-                <w:szCs w:val="40"/>
-              </w:rPr>
-              <w:t xml:space="preserve"> </w:t>
-            </w:r>
-            <w:proofErr w:type="spellStart"/>
-            <w:r>
-              <w:rPr>
-                <w:rFonts w:ascii="BRH Devanagari Extra" w:hAnsi="BRH Devanagari Extra" w:cs="BRH Devanagari Extra"/>
-                <w:color w:val="000000"/>
-                <w:sz w:val="40"/>
-                <w:szCs w:val="40"/>
-              </w:rPr>
-              <w:t>CÌiÉþ</w:t>
-            </w:r>
-            <w:proofErr w:type="spellEnd"/>
-            <w:r>
-              <w:rPr>
-                <w:rFonts w:ascii="BRH Devanagari Extra" w:hAnsi="BRH Devanagari Extra" w:cs="BRH Devanagari Extra"/>
-                <w:color w:val="000000"/>
-                <w:sz w:val="40"/>
-                <w:szCs w:val="40"/>
-              </w:rPr>
-              <w:t xml:space="preserve"> ÌS</w:t>
-            </w:r>
-            <w:r>
-              <w:rPr>
-                <w:rFonts w:ascii="BRH Malayalam Extra" w:hAnsi="BRH Malayalam Extra" w:cs="BRH Devanagari Extra"/>
-                <w:b/>
-                <w:color w:val="000000"/>
-                <w:sz w:val="32"/>
-                <w:szCs w:val="40"/>
-              </w:rPr>
-              <w:t>–</w:t>
-            </w:r>
-            <w:proofErr w:type="spellStart"/>
-            <w:r>
-              <w:rPr>
-                <w:rFonts w:ascii="BRH Devanagari Extra" w:hAnsi="BRH Devanagari Extra" w:cs="BRH Devanagari Extra"/>
-                <w:color w:val="000000"/>
-                <w:sz w:val="40"/>
-                <w:szCs w:val="40"/>
-              </w:rPr>
-              <w:t>uÉÈ</w:t>
-            </w:r>
-            <w:proofErr w:type="spellEnd"/>
-            <w:r>
-              <w:rPr>
-                <w:rFonts w:ascii="BRH Devanagari Extra" w:hAnsi="BRH Devanagari Extra" w:cs="BRH Devanagari Extra"/>
-                <w:color w:val="000000"/>
-                <w:sz w:val="40"/>
-                <w:szCs w:val="40"/>
-              </w:rPr>
-              <w:t xml:space="preserve"> ||</w:t>
+            <w:r>
+              <w:rPr>
+                <w:rFonts w:ascii="BRH Devanagari Extra" w:hAnsi="BRH Devanagari Extra" w:cs="BRH Devanagari Extra"/>
+                <w:color w:val="000000"/>
+                <w:sz w:val="40"/>
+                <w:szCs w:val="40"/>
+              </w:rPr>
+              <w:t xml:space="preserve"> CÌiÉþ ÌS</w:t>
+            </w:r>
+            <w:r>
+              <w:rPr>
+                <w:rFonts w:ascii="BRH Malayalam Extra" w:hAnsi="BRH Malayalam Extra" w:cs="BRH Devanagari Extra"/>
+                <w:b/>
+                <w:color w:val="000000"/>
+                <w:sz w:val="32"/>
+                <w:szCs w:val="40"/>
+              </w:rPr>
+              <w:t>–</w:t>
+            </w:r>
+            <w:r>
+              <w:rPr>
+                <w:rFonts w:ascii="BRH Devanagari Extra" w:hAnsi="BRH Devanagari Extra" w:cs="BRH Devanagari Extra"/>
+                <w:color w:val="000000"/>
+                <w:sz w:val="40"/>
+                <w:szCs w:val="40"/>
+              </w:rPr>
+              <w:t>uÉÈ ||</w:t>
             </w:r>
           </w:p>
         </w:tc>
@@ -2343,19 +2438,8 @@
                 <w:sz w:val="28"/>
                 <w:szCs w:val="32"/>
               </w:rPr>
-              <w:t xml:space="preserve">T.S.4.2.5.1 – </w:t>
-            </w:r>
-            <w:proofErr w:type="spellStart"/>
-            <w:r>
-              <w:rPr>
-                <w:rFonts w:cs="Arial"/>
-                <w:b/>
-                <w:sz w:val="28"/>
-                <w:szCs w:val="32"/>
-              </w:rPr>
-              <w:t>Kramam</w:t>
-            </w:r>
-            <w:proofErr w:type="spellEnd"/>
+              <w:t>T.S.4.2.5.1 – Kramam</w:t>
+            </w:r>
           </w:p>
           <w:p>
             <w:pPr>
@@ -2375,45 +2459,14 @@
                 <w:szCs w:val="32"/>
               </w:rPr>
             </w:pPr>
-            <w:proofErr w:type="spellStart"/>
-            <w:r>
-              <w:rPr>
-                <w:rFonts w:cs="Arial"/>
-                <w:b/>
-                <w:sz w:val="28"/>
-                <w:szCs w:val="32"/>
-              </w:rPr>
-              <w:t>Krama</w:t>
-            </w:r>
-            <w:proofErr w:type="spellEnd"/>
-            <w:r>
-              <w:rPr>
-                <w:rFonts w:cs="Arial"/>
-                <w:b/>
-                <w:sz w:val="28"/>
-                <w:szCs w:val="32"/>
-              </w:rPr>
-              <w:t xml:space="preserve"> </w:t>
-            </w:r>
-            <w:proofErr w:type="spellStart"/>
-            <w:r>
-              <w:rPr>
-                <w:rFonts w:cs="Arial"/>
-                <w:b/>
-                <w:sz w:val="28"/>
-                <w:szCs w:val="32"/>
-              </w:rPr>
-              <w:t>Vaakyam</w:t>
-            </w:r>
-            <w:proofErr w:type="spellEnd"/>
-            <w:r>
-              <w:rPr>
-                <w:rFonts w:cs="Arial"/>
-                <w:b/>
-                <w:sz w:val="28"/>
-                <w:szCs w:val="32"/>
-              </w:rPr>
-              <w:t xml:space="preserve"> No. - 24</w:t>
+            <w:r>
+              <w:rPr>
+                <w:rFonts w:cs="Arial"/>
+                <w:b/>
+                <w:sz w:val="28"/>
+                <w:szCs w:val="32"/>
+              </w:rPr>
+              <w:t>Krama Vaakyam No. - 24</w:t>
             </w:r>
           </w:p>
           <w:p>
@@ -2434,25 +2487,14 @@
                 <w:szCs w:val="32"/>
               </w:rPr>
             </w:pPr>
-            <w:proofErr w:type="spellStart"/>
-            <w:r>
-              <w:rPr>
-                <w:rFonts w:cs="Arial"/>
-                <w:b/>
-                <w:sz w:val="28"/>
-                <w:szCs w:val="32"/>
-              </w:rPr>
-              <w:t>Panchaati</w:t>
-            </w:r>
-            <w:proofErr w:type="spellEnd"/>
-            <w:r>
-              <w:rPr>
-                <w:rFonts w:cs="Arial"/>
-                <w:b/>
-                <w:sz w:val="28"/>
-                <w:szCs w:val="32"/>
-              </w:rPr>
-              <w:t xml:space="preserve"> No</w:t>
+            <w:r>
+              <w:rPr>
+                <w:rFonts w:cs="Arial"/>
+                <w:b/>
+                <w:sz w:val="28"/>
+                <w:szCs w:val="32"/>
+              </w:rPr>
+              <w:t>Panchaati No</w:t>
             </w:r>
             <w:r>
               <w:rPr>
@@ -2492,37 +2534,25 @@
                 <w:lang w:val="en-IN" w:eastAsia="en-IN" w:bidi="ml-IN"/>
               </w:rPr>
             </w:pPr>
-            <w:proofErr w:type="spellStart"/>
-            <w:r>
-              <w:rPr>
-                <w:rFonts w:ascii="BRH Devanagari Extra" w:hAnsi="BRH Devanagari Extra" w:cs="BRH Devanagari Extra"/>
-                <w:color w:val="000000"/>
-                <w:sz w:val="40"/>
-                <w:szCs w:val="40"/>
-              </w:rPr>
-              <w:t>AÉÅMüþUqÉç</w:t>
-            </w:r>
-            <w:proofErr w:type="spellEnd"/>
-            <w:r>
-              <w:rPr>
-                <w:rFonts w:ascii="BRH Devanagari Extra" w:hAnsi="BRH Devanagari Extra" w:cs="BRH Devanagari Extra"/>
-                <w:color w:val="000000"/>
-                <w:sz w:val="40"/>
-                <w:szCs w:val="40"/>
-              </w:rPr>
-              <w:t xml:space="preserve"> | A</w:t>
-            </w:r>
-            <w:r>
-              <w:rPr>
-                <w:rFonts w:ascii="BRH Malayalam Extra" w:hAnsi="BRH Malayalam Extra" w:cs="BRH Devanagari Extra"/>
-                <w:b/>
-                <w:color w:val="000000"/>
-                <w:sz w:val="32"/>
-                <w:szCs w:val="40"/>
-              </w:rPr>
-              <w:t>–</w:t>
-            </w:r>
-            <w:proofErr w:type="spellStart"/>
+            <w:r>
+              <w:rPr>
+                <w:rFonts w:ascii="BRH Devanagari Extra" w:hAnsi="BRH Devanagari Extra" w:cs="BRH Devanagari Extra"/>
+                <w:color w:val="000000"/>
+                <w:sz w:val="40"/>
+                <w:szCs w:val="40"/>
+              </w:rPr>
+              <w:t>AÉÅMüþUqÉç | A</w:t>
+            </w:r>
+            <w:r>
+              <w:rPr>
+                <w:rFonts w:ascii="BRH Malayalam Extra" w:hAnsi="BRH Malayalam Extra" w:cs="BRH Devanagari Extra"/>
+                <w:b/>
+                <w:color w:val="000000"/>
+                <w:sz w:val="32"/>
+                <w:szCs w:val="40"/>
+              </w:rPr>
+              <w:t>–</w:t>
+            </w:r>
             <w:r>
               <w:rPr>
                 <w:rFonts w:ascii="BRH Devanagari Extra" w:hAnsi="BRH Devanagari Extra" w:cs="BRH Devanagari Extra"/>
@@ -2532,7 +2562,6 @@
               </w:rPr>
               <w:t>Mü</w:t>
             </w:r>
-            <w:proofErr w:type="spellEnd"/>
             <w:r>
               <w:rPr>
                 <w:rFonts w:ascii="BRH Malayalam Extra" w:hAnsi="BRH Malayalam Extra" w:cs="BRH Devanagari Extra"/>
@@ -2562,7 +2591,6 @@
               </w:rPr>
               <w:t>–</w:t>
             </w:r>
-            <w:proofErr w:type="spellStart"/>
             <w:r>
               <w:rPr>
                 <w:rFonts w:ascii="BRH Devanagari Extra" w:hAnsi="BRH Devanagari Extra" w:cs="BRH Devanagari Extra"/>
@@ -2573,36 +2601,24 @@
               </w:rPr>
               <w:t>ÍqÉ</w:t>
             </w:r>
-            <w:proofErr w:type="spellEnd"/>
-            <w:r>
-              <w:rPr>
-                <w:rFonts w:ascii="BRH Malayalam Extra" w:hAnsi="BRH Malayalam Extra" w:cs="BRH Devanagari Extra"/>
-                <w:b/>
-                <w:color w:val="000000"/>
-                <w:sz w:val="32"/>
-                <w:szCs w:val="40"/>
-              </w:rPr>
-              <w:t>–</w:t>
-            </w:r>
-            <w:proofErr w:type="spellStart"/>
-            <w:r>
-              <w:rPr>
-                <w:rFonts w:ascii="BRH Devanagari Extra" w:hAnsi="BRH Devanagari Extra" w:cs="BRH Devanagari Extra"/>
-                <w:color w:val="000000"/>
-                <w:sz w:val="40"/>
-                <w:szCs w:val="40"/>
-              </w:rPr>
-              <w:t>irÉþMüUqÉç</w:t>
-            </w:r>
-            <w:proofErr w:type="spellEnd"/>
-            <w:r>
-              <w:rPr>
-                <w:rFonts w:ascii="BRH Devanagari Extra" w:hAnsi="BRH Devanagari Extra" w:cs="BRH Devanagari Extra"/>
-                <w:color w:val="000000"/>
-                <w:sz w:val="40"/>
-                <w:szCs w:val="40"/>
-              </w:rPr>
-              <w:t xml:space="preserve"> ||</w:t>
+            <w:r>
+              <w:rPr>
+                <w:rFonts w:ascii="BRH Malayalam Extra" w:hAnsi="BRH Malayalam Extra" w:cs="BRH Devanagari Extra"/>
+                <w:b/>
+                <w:color w:val="000000"/>
+                <w:sz w:val="32"/>
+                <w:szCs w:val="40"/>
+              </w:rPr>
+              <w:t>–</w:t>
+            </w:r>
+            <w:r>
+              <w:rPr>
+                <w:rFonts w:ascii="BRH Devanagari Extra" w:hAnsi="BRH Devanagari Extra" w:cs="BRH Devanagari Extra"/>
+                <w:color w:val="000000"/>
+                <w:sz w:val="40"/>
+                <w:szCs w:val="40"/>
+              </w:rPr>
+              <w:t>irÉþMüUqÉç ||</w:t>
             </w:r>
             <w:r>
               <w:rPr>
@@ -2634,37 +2650,25 @@
                 <w:lang w:val="en-IN" w:eastAsia="en-IN" w:bidi="ml-IN"/>
               </w:rPr>
             </w:pPr>
-            <w:proofErr w:type="spellStart"/>
-            <w:r>
-              <w:rPr>
-                <w:rFonts w:ascii="BRH Devanagari Extra" w:hAnsi="BRH Devanagari Extra" w:cs="BRH Devanagari Extra"/>
-                <w:color w:val="000000"/>
-                <w:sz w:val="40"/>
-                <w:szCs w:val="40"/>
-              </w:rPr>
-              <w:t>AÉÅMüþUqÉç</w:t>
-            </w:r>
-            <w:proofErr w:type="spellEnd"/>
-            <w:r>
-              <w:rPr>
-                <w:rFonts w:ascii="BRH Devanagari Extra" w:hAnsi="BRH Devanagari Extra" w:cs="BRH Devanagari Extra"/>
-                <w:color w:val="000000"/>
-                <w:sz w:val="40"/>
-                <w:szCs w:val="40"/>
-              </w:rPr>
-              <w:t xml:space="preserve"> | A</w:t>
-            </w:r>
-            <w:r>
-              <w:rPr>
-                <w:rFonts w:ascii="BRH Malayalam Extra" w:hAnsi="BRH Malayalam Extra" w:cs="BRH Devanagari Extra"/>
-                <w:b/>
-                <w:color w:val="000000"/>
-                <w:sz w:val="32"/>
-                <w:szCs w:val="40"/>
-              </w:rPr>
-              <w:t>–</w:t>
-            </w:r>
-            <w:proofErr w:type="spellStart"/>
+            <w:r>
+              <w:rPr>
+                <w:rFonts w:ascii="BRH Devanagari Extra" w:hAnsi="BRH Devanagari Extra" w:cs="BRH Devanagari Extra"/>
+                <w:color w:val="000000"/>
+                <w:sz w:val="40"/>
+                <w:szCs w:val="40"/>
+              </w:rPr>
+              <w:t>AÉÅMüþUqÉç | A</w:t>
+            </w:r>
+            <w:r>
+              <w:rPr>
+                <w:rFonts w:ascii="BRH Malayalam Extra" w:hAnsi="BRH Malayalam Extra" w:cs="BRH Devanagari Extra"/>
+                <w:b/>
+                <w:color w:val="000000"/>
+                <w:sz w:val="32"/>
+                <w:szCs w:val="40"/>
+              </w:rPr>
+              <w:t>–</w:t>
+            </w:r>
             <w:r>
               <w:rPr>
                 <w:rFonts w:ascii="BRH Devanagari Extra" w:hAnsi="BRH Devanagari Extra" w:cs="BRH Devanagari Extra"/>
@@ -2674,7 +2678,6 @@
               </w:rPr>
               <w:t>Mü</w:t>
             </w:r>
-            <w:proofErr w:type="spellEnd"/>
             <w:r>
               <w:rPr>
                 <w:rFonts w:ascii="BRH Malayalam Extra" w:hAnsi="BRH Malayalam Extra" w:cs="BRH Devanagari Extra"/>
@@ -2704,7 +2707,6 @@
               </w:rPr>
               <w:t>–</w:t>
             </w:r>
-            <w:proofErr w:type="spellStart"/>
             <w:r>
               <w:rPr>
                 <w:rFonts w:ascii="BRH Devanagari Extra" w:hAnsi="BRH Devanagari Extra" w:cs="BRH Devanagari Extra"/>
@@ -2722,17 +2724,7 @@
                 <w:sz w:val="40"/>
                 <w:szCs w:val="40"/>
               </w:rPr>
-              <w:t>irÉþMüUqÉç</w:t>
-            </w:r>
-            <w:proofErr w:type="spellEnd"/>
-            <w:r>
-              <w:rPr>
-                <w:rFonts w:ascii="BRH Devanagari Extra" w:hAnsi="BRH Devanagari Extra" w:cs="BRH Devanagari Extra"/>
-                <w:color w:val="000000"/>
-                <w:sz w:val="40"/>
-                <w:szCs w:val="40"/>
-              </w:rPr>
-              <w:t xml:space="preserve"> ||</w:t>
+              <w:t>irÉþMüUqÉç ||</w:t>
             </w:r>
             <w:r>
               <w:rPr>
@@ -2790,20 +2782,8 @@
                 <w:sz w:val="28"/>
                 <w:szCs w:val="32"/>
               </w:rPr>
-              <w:lastRenderedPageBreak/>
-              <w:t xml:space="preserve">T.S.4.2.5.1 – </w:t>
-            </w:r>
-            <w:proofErr w:type="spellStart"/>
-            <w:r>
-              <w:rPr>
-                <w:rFonts w:cs="Arial"/>
-                <w:b/>
-                <w:sz w:val="28"/>
-                <w:szCs w:val="32"/>
-              </w:rPr>
-              <w:t>Kramam</w:t>
-            </w:r>
-            <w:proofErr w:type="spellEnd"/>
+              <w:t>T.S.4.2.5.1 – Kramam</w:t>
+            </w:r>
           </w:p>
           <w:p>
             <w:pPr>
@@ -2823,45 +2803,14 @@
                 <w:szCs w:val="32"/>
               </w:rPr>
             </w:pPr>
-            <w:proofErr w:type="spellStart"/>
-            <w:r>
-              <w:rPr>
-                <w:rFonts w:cs="Arial"/>
-                <w:b/>
-                <w:sz w:val="28"/>
-                <w:szCs w:val="32"/>
-              </w:rPr>
-              <w:t>Krama</w:t>
-            </w:r>
-            <w:proofErr w:type="spellEnd"/>
-            <w:r>
-              <w:rPr>
-                <w:rFonts w:cs="Arial"/>
-                <w:b/>
-                <w:sz w:val="28"/>
-                <w:szCs w:val="32"/>
-              </w:rPr>
-              <w:t xml:space="preserve"> </w:t>
-            </w:r>
-            <w:proofErr w:type="spellStart"/>
-            <w:r>
-              <w:rPr>
-                <w:rFonts w:cs="Arial"/>
-                <w:b/>
-                <w:sz w:val="28"/>
-                <w:szCs w:val="32"/>
-              </w:rPr>
-              <w:t>Vaakyam</w:t>
-            </w:r>
-            <w:proofErr w:type="spellEnd"/>
-            <w:r>
-              <w:rPr>
-                <w:rFonts w:cs="Arial"/>
-                <w:b/>
-                <w:sz w:val="28"/>
-                <w:szCs w:val="32"/>
-              </w:rPr>
-              <w:t xml:space="preserve"> No. - 28</w:t>
+            <w:r>
+              <w:rPr>
+                <w:rFonts w:cs="Arial"/>
+                <w:b/>
+                <w:sz w:val="28"/>
+                <w:szCs w:val="32"/>
+              </w:rPr>
+              <w:t>Krama Vaakyam No. - 28</w:t>
             </w:r>
           </w:p>
           <w:p>
@@ -2882,25 +2831,14 @@
                 <w:szCs w:val="32"/>
               </w:rPr>
             </w:pPr>
-            <w:proofErr w:type="spellStart"/>
-            <w:r>
-              <w:rPr>
-                <w:rFonts w:cs="Arial"/>
-                <w:b/>
-                <w:sz w:val="28"/>
-                <w:szCs w:val="32"/>
-              </w:rPr>
-              <w:t>Panchaati</w:t>
-            </w:r>
-            <w:proofErr w:type="spellEnd"/>
-            <w:r>
-              <w:rPr>
-                <w:rFonts w:cs="Arial"/>
-                <w:b/>
-                <w:sz w:val="28"/>
-                <w:szCs w:val="32"/>
-              </w:rPr>
-              <w:t xml:space="preserve"> No</w:t>
+            <w:r>
+              <w:rPr>
+                <w:rFonts w:cs="Arial"/>
+                <w:b/>
+                <w:sz w:val="28"/>
+                <w:szCs w:val="32"/>
+              </w:rPr>
+              <w:t>Panchaati No</w:t>
             </w:r>
             <w:r>
               <w:rPr>
@@ -2958,7 +2896,6 @@
               </w:rPr>
               <w:t>–</w:t>
             </w:r>
-            <w:proofErr w:type="spellStart"/>
             <w:r>
               <w:rPr>
                 <w:rFonts w:ascii="BRH Devanagari Extra" w:hAnsi="BRH Devanagari Extra" w:cs="BRH Devanagari Extra"/>
@@ -2968,7 +2905,6 @@
               </w:rPr>
               <w:t>alÉå</w:t>
             </w:r>
-            <w:proofErr w:type="spellEnd"/>
             <w:r>
               <w:rPr>
                 <w:rFonts w:ascii="BRH Malayalam Extra" w:hAnsi="BRH Malayalam Extra" w:cs="BRH Devanagari Extra"/>
@@ -2988,7 +2924,6 @@
               </w:rPr>
               <w:t xml:space="preserve"> </w:t>
             </w:r>
-            <w:proofErr w:type="spellStart"/>
             <w:r>
               <w:rPr>
                 <w:rFonts w:ascii="BRH Devanagari Extra" w:hAnsi="BRH Devanagari Extra" w:cs="BRH Devanagari Extra"/>
@@ -3008,48 +2943,35 @@
               </w:rPr>
               <w:t>ÌrÉ</w:t>
             </w:r>
-            <w:proofErr w:type="spellEnd"/>
-            <w:r>
-              <w:rPr>
-                <w:rFonts w:ascii="BRH Malayalam Extra" w:hAnsi="BRH Malayalam Extra" w:cs="BRH Devanagari Extra"/>
-                <w:b/>
-                <w:color w:val="000000"/>
-                <w:sz w:val="32"/>
-                <w:szCs w:val="40"/>
-              </w:rPr>
-              <w:t>–</w:t>
-            </w:r>
-            <w:proofErr w:type="spellStart"/>
-            <w:r>
-              <w:rPr>
-                <w:rFonts w:ascii="BRH Devanagari Extra" w:hAnsi="BRH Devanagari Extra" w:cs="BRH Devanagari Extra"/>
-                <w:color w:val="000000"/>
-                <w:sz w:val="40"/>
-                <w:szCs w:val="40"/>
-              </w:rPr>
-              <w:t>qÉÉlÉç</w:t>
-            </w:r>
-            <w:proofErr w:type="spellEnd"/>
-            <w:r>
-              <w:rPr>
-                <w:rFonts w:ascii="BRH Devanagari Extra" w:hAnsi="BRH Devanagari Extra" w:cs="BRH Devanagari Extra"/>
-                <w:color w:val="000000"/>
-                <w:sz w:val="40"/>
-                <w:szCs w:val="40"/>
-              </w:rPr>
-              <w:t xml:space="preserve"> | U</w:t>
-            </w:r>
-            <w:r>
-              <w:rPr>
-                <w:rFonts w:ascii="BRH Malayalam Extra" w:hAnsi="BRH Malayalam Extra" w:cs="BRH Devanagari Extra"/>
-                <w:b/>
-                <w:color w:val="000000"/>
-                <w:sz w:val="32"/>
-                <w:szCs w:val="40"/>
-              </w:rPr>
-              <w:t>–</w:t>
-            </w:r>
-            <w:proofErr w:type="spellStart"/>
+            <w:r>
+              <w:rPr>
+                <w:rFonts w:ascii="BRH Malayalam Extra" w:hAnsi="BRH Malayalam Extra" w:cs="BRH Devanagari Extra"/>
+                <w:b/>
+                <w:color w:val="000000"/>
+                <w:sz w:val="32"/>
+                <w:szCs w:val="40"/>
+              </w:rPr>
+              <w:t>–</w:t>
+            </w:r>
+            <w:r>
+              <w:rPr>
+                <w:rFonts w:ascii="BRH Devanagari Extra" w:hAnsi="BRH Devanagari Extra" w:cs="BRH Devanagari Extra"/>
+                <w:color w:val="000000"/>
+                <w:sz w:val="40"/>
+                <w:szCs w:val="40"/>
+              </w:rPr>
+              <w:t>qÉÉlÉç | U</w:t>
+            </w:r>
+            <w:r>
+              <w:rPr>
+                <w:rFonts w:ascii="BRH Malayalam Extra" w:hAnsi="BRH Malayalam Extra" w:cs="BRH Devanagari Extra"/>
+                <w:b/>
+                <w:color w:val="000000"/>
+                <w:sz w:val="32"/>
+                <w:szCs w:val="40"/>
+              </w:rPr>
+              <w:t>–</w:t>
+            </w:r>
             <w:r>
               <w:rPr>
                 <w:rFonts w:ascii="BRH Devanagari Extra" w:hAnsi="BRH Devanagari Extra" w:cs="BRH Devanagari Extra"/>
@@ -3059,66 +2981,43 @@
               </w:rPr>
               <w:t>ÌrÉ</w:t>
             </w:r>
-            <w:proofErr w:type="spellEnd"/>
-            <w:r>
-              <w:rPr>
-                <w:rFonts w:ascii="BRH Malayalam Extra" w:hAnsi="BRH Malayalam Extra" w:cs="BRH Devanagari Extra"/>
-                <w:b/>
-                <w:color w:val="000000"/>
-                <w:sz w:val="32"/>
-                <w:szCs w:val="40"/>
-              </w:rPr>
-              <w:t>–</w:t>
-            </w:r>
-            <w:proofErr w:type="spellStart"/>
-            <w:r>
-              <w:rPr>
-                <w:rFonts w:ascii="BRH Devanagari Extra" w:hAnsi="BRH Devanagari Extra" w:cs="BRH Devanagari Extra"/>
-                <w:color w:val="000000"/>
-                <w:sz w:val="40"/>
-                <w:szCs w:val="40"/>
-              </w:rPr>
-              <w:t>qÉÉlÉç</w:t>
-            </w:r>
-            <w:proofErr w:type="spellEnd"/>
-            <w:r>
-              <w:rPr>
-                <w:rFonts w:ascii="BRH Devanagari Extra" w:hAnsi="BRH Devanagari Extra" w:cs="BRH Devanagari Extra"/>
-                <w:color w:val="000000"/>
-                <w:sz w:val="40"/>
-                <w:szCs w:val="40"/>
-              </w:rPr>
-              <w:t xml:space="preserve"> mÉÑþÌ¹</w:t>
-            </w:r>
-            <w:r>
-              <w:rPr>
-                <w:rFonts w:ascii="BRH Malayalam Extra" w:hAnsi="BRH Malayalam Extra" w:cs="BRH Devanagari Extra"/>
-                <w:b/>
-                <w:color w:val="000000"/>
-                <w:sz w:val="32"/>
-                <w:szCs w:val="40"/>
-              </w:rPr>
-              <w:t>–</w:t>
-            </w:r>
-            <w:proofErr w:type="spellStart"/>
-            <w:r>
-              <w:rPr>
-                <w:rFonts w:ascii="BRH Devanagari Extra" w:hAnsi="BRH Devanagari Extra" w:cs="BRH Devanagari Extra"/>
-                <w:color w:val="000000"/>
-                <w:sz w:val="40"/>
-                <w:szCs w:val="40"/>
-              </w:rPr>
-              <w:t>qÉÉlÉç</w:t>
-            </w:r>
-            <w:proofErr w:type="spellEnd"/>
-            <w:r>
-              <w:rPr>
-                <w:rFonts w:ascii="BRH Devanagari Extra" w:hAnsi="BRH Devanagari Extra" w:cs="BRH Devanagari Extra"/>
-                <w:color w:val="000000"/>
-                <w:sz w:val="40"/>
-                <w:szCs w:val="40"/>
-              </w:rPr>
-              <w:t xml:space="preserve"> |</w:t>
+            <w:r>
+              <w:rPr>
+                <w:rFonts w:ascii="BRH Malayalam Extra" w:hAnsi="BRH Malayalam Extra" w:cs="BRH Devanagari Extra"/>
+                <w:b/>
+                <w:color w:val="000000"/>
+                <w:sz w:val="32"/>
+                <w:szCs w:val="40"/>
+              </w:rPr>
+              <w:t>–</w:t>
+            </w:r>
+            <w:r>
+              <w:rPr>
+                <w:rFonts w:ascii="BRH Devanagari Extra" w:hAnsi="BRH Devanagari Extra" w:cs="BRH Devanagari Extra"/>
+                <w:color w:val="000000"/>
+                <w:sz w:val="40"/>
+                <w:szCs w:val="40"/>
+              </w:rPr>
+              <w:t>qÉÉlÉç mÉÑþÌ¹</w:t>
+            </w:r>
+            <w:r>
+              <w:rPr>
+                <w:rFonts w:ascii="BRH Malayalam Extra" w:hAnsi="BRH Malayalam Extra" w:cs="BRH Devanagari Extra"/>
+                <w:b/>
+                <w:color w:val="000000"/>
+                <w:sz w:val="32"/>
+                <w:szCs w:val="40"/>
+              </w:rPr>
+              <w:t>–</w:t>
+            </w:r>
+            <w:r>
+              <w:rPr>
+                <w:rFonts w:ascii="BRH Devanagari Extra" w:hAnsi="BRH Devanagari Extra" w:cs="BRH Devanagari Extra"/>
+                <w:color w:val="000000"/>
+                <w:sz w:val="40"/>
+                <w:szCs w:val="40"/>
+              </w:rPr>
+              <w:t>qÉÉlÉç |</w:t>
             </w:r>
           </w:p>
         </w:tc>
@@ -3159,7 +3058,6 @@
               </w:rPr>
               <w:t>–</w:t>
             </w:r>
-            <w:proofErr w:type="spellStart"/>
             <w:r>
               <w:rPr>
                 <w:rFonts w:ascii="BRH Devanagari Extra" w:hAnsi="BRH Devanagari Extra" w:cs="BRH Devanagari Extra"/>
@@ -3169,7 +3067,6 @@
               </w:rPr>
               <w:t>alÉå</w:t>
             </w:r>
-            <w:proofErr w:type="spellEnd"/>
             <w:r>
               <w:rPr>
                 <w:rFonts w:ascii="BRH Malayalam Extra" w:hAnsi="BRH Malayalam Extra" w:cs="BRH Devanagari Extra"/>
@@ -3210,7 +3107,6 @@
               </w:rPr>
               <w:t>–</w:t>
             </w:r>
-            <w:proofErr w:type="spellStart"/>
             <w:r>
               <w:rPr>
                 <w:rFonts w:ascii="BRH Devanagari Extra" w:hAnsi="BRH Devanagari Extra" w:cs="BRH Devanagari Extra"/>
@@ -3220,48 +3116,35 @@
               </w:rPr>
               <w:t>ÌrÉ</w:t>
             </w:r>
-            <w:proofErr w:type="spellEnd"/>
-            <w:r>
-              <w:rPr>
-                <w:rFonts w:ascii="BRH Malayalam Extra" w:hAnsi="BRH Malayalam Extra" w:cs="BRH Devanagari Extra"/>
-                <w:b/>
-                <w:color w:val="000000"/>
-                <w:sz w:val="32"/>
-                <w:szCs w:val="40"/>
-              </w:rPr>
-              <w:t>–</w:t>
-            </w:r>
-            <w:proofErr w:type="spellStart"/>
-            <w:r>
-              <w:rPr>
-                <w:rFonts w:ascii="BRH Devanagari Extra" w:hAnsi="BRH Devanagari Extra" w:cs="BRH Devanagari Extra"/>
-                <w:color w:val="000000"/>
-                <w:sz w:val="40"/>
-                <w:szCs w:val="40"/>
-              </w:rPr>
-              <w:t>qÉÉlÉç</w:t>
-            </w:r>
-            <w:proofErr w:type="spellEnd"/>
-            <w:r>
-              <w:rPr>
-                <w:rFonts w:ascii="BRH Devanagari Extra" w:hAnsi="BRH Devanagari Extra" w:cs="BRH Devanagari Extra"/>
-                <w:color w:val="000000"/>
-                <w:sz w:val="40"/>
-                <w:szCs w:val="40"/>
-              </w:rPr>
-              <w:t xml:space="preserve"> | U</w:t>
-            </w:r>
-            <w:r>
-              <w:rPr>
-                <w:rFonts w:ascii="BRH Malayalam Extra" w:hAnsi="BRH Malayalam Extra" w:cs="BRH Devanagari Extra"/>
-                <w:b/>
-                <w:color w:val="000000"/>
-                <w:sz w:val="32"/>
-                <w:szCs w:val="40"/>
-              </w:rPr>
-              <w:t>–</w:t>
-            </w:r>
-            <w:proofErr w:type="spellStart"/>
+            <w:r>
+              <w:rPr>
+                <w:rFonts w:ascii="BRH Malayalam Extra" w:hAnsi="BRH Malayalam Extra" w:cs="BRH Devanagari Extra"/>
+                <w:b/>
+                <w:color w:val="000000"/>
+                <w:sz w:val="32"/>
+                <w:szCs w:val="40"/>
+              </w:rPr>
+              <w:t>–</w:t>
+            </w:r>
+            <w:r>
+              <w:rPr>
+                <w:rFonts w:ascii="BRH Devanagari Extra" w:hAnsi="BRH Devanagari Extra" w:cs="BRH Devanagari Extra"/>
+                <w:color w:val="000000"/>
+                <w:sz w:val="40"/>
+                <w:szCs w:val="40"/>
+              </w:rPr>
+              <w:t>qÉÉlÉç | U</w:t>
+            </w:r>
+            <w:r>
+              <w:rPr>
+                <w:rFonts w:ascii="BRH Malayalam Extra" w:hAnsi="BRH Malayalam Extra" w:cs="BRH Devanagari Extra"/>
+                <w:b/>
+                <w:color w:val="000000"/>
+                <w:sz w:val="32"/>
+                <w:szCs w:val="40"/>
+              </w:rPr>
+              <w:t>–</w:t>
+            </w:r>
             <w:r>
               <w:rPr>
                 <w:rFonts w:ascii="BRH Devanagari Extra" w:hAnsi="BRH Devanagari Extra" w:cs="BRH Devanagari Extra"/>
@@ -3271,66 +3154,43 @@
               </w:rPr>
               <w:t>ÌrÉ</w:t>
             </w:r>
-            <w:proofErr w:type="spellEnd"/>
-            <w:r>
-              <w:rPr>
-                <w:rFonts w:ascii="BRH Malayalam Extra" w:hAnsi="BRH Malayalam Extra" w:cs="BRH Devanagari Extra"/>
-                <w:b/>
-                <w:color w:val="000000"/>
-                <w:sz w:val="32"/>
-                <w:szCs w:val="40"/>
-              </w:rPr>
-              <w:t>–</w:t>
-            </w:r>
-            <w:proofErr w:type="spellStart"/>
-            <w:r>
-              <w:rPr>
-                <w:rFonts w:ascii="BRH Devanagari Extra" w:hAnsi="BRH Devanagari Extra" w:cs="BRH Devanagari Extra"/>
-                <w:color w:val="000000"/>
-                <w:sz w:val="40"/>
-                <w:szCs w:val="40"/>
-              </w:rPr>
-              <w:t>qÉÉlÉç</w:t>
-            </w:r>
-            <w:proofErr w:type="spellEnd"/>
-            <w:r>
-              <w:rPr>
-                <w:rFonts w:ascii="BRH Devanagari Extra" w:hAnsi="BRH Devanagari Extra" w:cs="BRH Devanagari Extra"/>
-                <w:color w:val="000000"/>
-                <w:sz w:val="40"/>
-                <w:szCs w:val="40"/>
-              </w:rPr>
-              <w:t xml:space="preserve"> mÉÑþÌ¹</w:t>
-            </w:r>
-            <w:r>
-              <w:rPr>
-                <w:rFonts w:ascii="BRH Malayalam Extra" w:hAnsi="BRH Malayalam Extra" w:cs="BRH Devanagari Extra"/>
-                <w:b/>
-                <w:color w:val="000000"/>
-                <w:sz w:val="32"/>
-                <w:szCs w:val="40"/>
-              </w:rPr>
-              <w:t>–</w:t>
-            </w:r>
-            <w:proofErr w:type="spellStart"/>
-            <w:r>
-              <w:rPr>
-                <w:rFonts w:ascii="BRH Devanagari Extra" w:hAnsi="BRH Devanagari Extra" w:cs="BRH Devanagari Extra"/>
-                <w:color w:val="000000"/>
-                <w:sz w:val="40"/>
-                <w:szCs w:val="40"/>
-              </w:rPr>
-              <w:t>qÉÉlÉç</w:t>
-            </w:r>
-            <w:proofErr w:type="spellEnd"/>
-            <w:r>
-              <w:rPr>
-                <w:rFonts w:ascii="BRH Devanagari Extra" w:hAnsi="BRH Devanagari Extra" w:cs="BRH Devanagari Extra"/>
-                <w:color w:val="000000"/>
-                <w:sz w:val="40"/>
-                <w:szCs w:val="40"/>
-              </w:rPr>
-              <w:t xml:space="preserve"> |</w:t>
+            <w:r>
+              <w:rPr>
+                <w:rFonts w:ascii="BRH Malayalam Extra" w:hAnsi="BRH Malayalam Extra" w:cs="BRH Devanagari Extra"/>
+                <w:b/>
+                <w:color w:val="000000"/>
+                <w:sz w:val="32"/>
+                <w:szCs w:val="40"/>
+              </w:rPr>
+              <w:t>–</w:t>
+            </w:r>
+            <w:r>
+              <w:rPr>
+                <w:rFonts w:ascii="BRH Devanagari Extra" w:hAnsi="BRH Devanagari Extra" w:cs="BRH Devanagari Extra"/>
+                <w:color w:val="000000"/>
+                <w:sz w:val="40"/>
+                <w:szCs w:val="40"/>
+              </w:rPr>
+              <w:t>qÉÉlÉç mÉÑþÌ¹</w:t>
+            </w:r>
+            <w:r>
+              <w:rPr>
+                <w:rFonts w:ascii="BRH Malayalam Extra" w:hAnsi="BRH Malayalam Extra" w:cs="BRH Devanagari Extra"/>
+                <w:b/>
+                <w:color w:val="000000"/>
+                <w:sz w:val="32"/>
+                <w:szCs w:val="40"/>
+              </w:rPr>
+              <w:t>–</w:t>
+            </w:r>
+            <w:r>
+              <w:rPr>
+                <w:rFonts w:ascii="BRH Devanagari Extra" w:hAnsi="BRH Devanagari Extra" w:cs="BRH Devanagari Extra"/>
+                <w:color w:val="000000"/>
+                <w:sz w:val="40"/>
+                <w:szCs w:val="40"/>
+              </w:rPr>
+              <w:t>qÉÉlÉç |</w:t>
             </w:r>
           </w:p>
         </w:tc>
@@ -3368,19 +3228,8 @@
                 <w:sz w:val="28"/>
                 <w:szCs w:val="32"/>
               </w:rPr>
-              <w:t xml:space="preserve">T.S.4.2.5.1 – </w:t>
-            </w:r>
-            <w:proofErr w:type="spellStart"/>
-            <w:r>
-              <w:rPr>
-                <w:rFonts w:cs="Arial"/>
-                <w:b/>
-                <w:sz w:val="28"/>
-                <w:szCs w:val="32"/>
-              </w:rPr>
-              <w:t>Kramam</w:t>
-            </w:r>
-            <w:proofErr w:type="spellEnd"/>
+              <w:t>T.S.4.2.5.1 – Kramam</w:t>
+            </w:r>
           </w:p>
           <w:p>
             <w:pPr>
@@ -3400,45 +3249,14 @@
                 <w:szCs w:val="32"/>
               </w:rPr>
             </w:pPr>
-            <w:proofErr w:type="spellStart"/>
-            <w:r>
-              <w:rPr>
-                <w:rFonts w:cs="Arial"/>
-                <w:b/>
-                <w:sz w:val="28"/>
-                <w:szCs w:val="32"/>
-              </w:rPr>
-              <w:t>Krama</w:t>
-            </w:r>
-            <w:proofErr w:type="spellEnd"/>
-            <w:r>
-              <w:rPr>
-                <w:rFonts w:cs="Arial"/>
-                <w:b/>
-                <w:sz w:val="28"/>
-                <w:szCs w:val="32"/>
-              </w:rPr>
-              <w:t xml:space="preserve"> </w:t>
-            </w:r>
-            <w:proofErr w:type="spellStart"/>
-            <w:r>
-              <w:rPr>
-                <w:rFonts w:cs="Arial"/>
-                <w:b/>
-                <w:sz w:val="28"/>
-                <w:szCs w:val="32"/>
-              </w:rPr>
-              <w:t>Vaakyam</w:t>
-            </w:r>
-            <w:proofErr w:type="spellEnd"/>
-            <w:r>
-              <w:rPr>
-                <w:rFonts w:cs="Arial"/>
-                <w:b/>
-                <w:sz w:val="28"/>
-                <w:szCs w:val="32"/>
-              </w:rPr>
-              <w:t xml:space="preserve"> No. - 30</w:t>
+            <w:r>
+              <w:rPr>
+                <w:rFonts w:cs="Arial"/>
+                <w:b/>
+                <w:sz w:val="28"/>
+                <w:szCs w:val="32"/>
+              </w:rPr>
+              <w:t>Krama Vaakyam No. - 30</w:t>
             </w:r>
           </w:p>
           <w:p>
@@ -3459,25 +3277,14 @@
                 <w:szCs w:val="32"/>
               </w:rPr>
             </w:pPr>
-            <w:proofErr w:type="spellStart"/>
-            <w:r>
-              <w:rPr>
-                <w:rFonts w:cs="Arial"/>
-                <w:b/>
-                <w:sz w:val="28"/>
-                <w:szCs w:val="32"/>
-              </w:rPr>
-              <w:t>Panchaati</w:t>
-            </w:r>
-            <w:proofErr w:type="spellEnd"/>
-            <w:r>
-              <w:rPr>
-                <w:rFonts w:cs="Arial"/>
-                <w:b/>
-                <w:sz w:val="28"/>
-                <w:szCs w:val="32"/>
-              </w:rPr>
-              <w:t xml:space="preserve"> No</w:t>
+            <w:r>
+              <w:rPr>
+                <w:rFonts w:cs="Arial"/>
+                <w:b/>
+                <w:sz w:val="28"/>
+                <w:szCs w:val="32"/>
+              </w:rPr>
+              <w:t>Panchaati No</w:t>
             </w:r>
             <w:r>
               <w:rPr>
@@ -3535,7 +3342,6 @@
               </w:rPr>
               <w:t>–</w:t>
             </w:r>
-            <w:proofErr w:type="spellStart"/>
             <w:r>
               <w:rPr>
                 <w:rFonts w:ascii="BRH Devanagari Extra" w:hAnsi="BRH Devanagari Extra" w:cs="BRH Devanagari Extra"/>
@@ -3545,66 +3351,43 @@
               </w:rPr>
               <w:t>ÌrÉ</w:t>
             </w:r>
-            <w:proofErr w:type="spellEnd"/>
-            <w:r>
-              <w:rPr>
-                <w:rFonts w:ascii="BRH Malayalam Extra" w:hAnsi="BRH Malayalam Extra" w:cs="BRH Devanagari Extra"/>
-                <w:b/>
-                <w:color w:val="000000"/>
-                <w:sz w:val="32"/>
-                <w:szCs w:val="40"/>
-              </w:rPr>
-              <w:t>–</w:t>
-            </w:r>
-            <w:proofErr w:type="spellStart"/>
-            <w:r>
-              <w:rPr>
-                <w:rFonts w:ascii="BRH Devanagari Extra" w:hAnsi="BRH Devanagari Extra" w:cs="BRH Devanagari Extra"/>
-                <w:color w:val="000000"/>
-                <w:sz w:val="40"/>
-                <w:szCs w:val="40"/>
-              </w:rPr>
-              <w:t>qÉÉlÉç</w:t>
-            </w:r>
-            <w:proofErr w:type="spellEnd"/>
-            <w:r>
-              <w:rPr>
-                <w:rFonts w:ascii="BRH Devanagari Extra" w:hAnsi="BRH Devanagari Extra" w:cs="BRH Devanagari Extra"/>
-                <w:color w:val="000000"/>
-                <w:sz w:val="40"/>
-                <w:szCs w:val="40"/>
-              </w:rPr>
-              <w:t xml:space="preserve"> mÉÑþÌ¹</w:t>
-            </w:r>
-            <w:r>
-              <w:rPr>
-                <w:rFonts w:ascii="BRH Malayalam Extra" w:hAnsi="BRH Malayalam Extra" w:cs="BRH Devanagari Extra"/>
-                <w:b/>
-                <w:color w:val="000000"/>
-                <w:sz w:val="32"/>
-                <w:szCs w:val="40"/>
-              </w:rPr>
-              <w:t>–</w:t>
-            </w:r>
-            <w:proofErr w:type="spellStart"/>
-            <w:r>
-              <w:rPr>
-                <w:rFonts w:ascii="BRH Devanagari Extra" w:hAnsi="BRH Devanagari Extra" w:cs="BRH Devanagari Extra"/>
-                <w:color w:val="000000"/>
-                <w:sz w:val="40"/>
-                <w:szCs w:val="40"/>
-              </w:rPr>
-              <w:t>qÉÉlÉç</w:t>
-            </w:r>
-            <w:proofErr w:type="spellEnd"/>
-            <w:r>
-              <w:rPr>
-                <w:rFonts w:ascii="BRH Devanagari Extra" w:hAnsi="BRH Devanagari Extra" w:cs="BRH Devanagari Extra"/>
-                <w:color w:val="000000"/>
-                <w:sz w:val="40"/>
-                <w:szCs w:val="40"/>
-              </w:rPr>
-              <w:t xml:space="preserve"> | </w:t>
+            <w:r>
+              <w:rPr>
+                <w:rFonts w:ascii="BRH Malayalam Extra" w:hAnsi="BRH Malayalam Extra" w:cs="BRH Devanagari Extra"/>
+                <w:b/>
+                <w:color w:val="000000"/>
+                <w:sz w:val="32"/>
+                <w:szCs w:val="40"/>
+              </w:rPr>
+              <w:t>–</w:t>
+            </w:r>
+            <w:r>
+              <w:rPr>
+                <w:rFonts w:ascii="BRH Devanagari Extra" w:hAnsi="BRH Devanagari Extra" w:cs="BRH Devanagari Extra"/>
+                <w:color w:val="000000"/>
+                <w:sz w:val="40"/>
+                <w:szCs w:val="40"/>
+              </w:rPr>
+              <w:t>qÉÉlÉç mÉÑþÌ¹</w:t>
+            </w:r>
+            <w:r>
+              <w:rPr>
+                <w:rFonts w:ascii="BRH Malayalam Extra" w:hAnsi="BRH Malayalam Extra" w:cs="BRH Devanagari Extra"/>
+                <w:b/>
+                <w:color w:val="000000"/>
+                <w:sz w:val="32"/>
+                <w:szCs w:val="40"/>
+              </w:rPr>
+              <w:t>–</w:t>
+            </w:r>
+            <w:r>
+              <w:rPr>
+                <w:rFonts w:ascii="BRH Devanagari Extra" w:hAnsi="BRH Devanagari Extra" w:cs="BRH Devanagari Extra"/>
+                <w:color w:val="000000"/>
+                <w:sz w:val="40"/>
+                <w:szCs w:val="40"/>
+              </w:rPr>
+              <w:t xml:space="preserve">qÉÉlÉç | </w:t>
             </w:r>
           </w:p>
           <w:p>
@@ -3640,7 +3423,6 @@
               </w:rPr>
               <w:t>–</w:t>
             </w:r>
-            <w:proofErr w:type="spellStart"/>
             <w:r>
               <w:rPr>
                 <w:rFonts w:ascii="BRH Devanagari Extra" w:hAnsi="BRH Devanagari Extra" w:cs="BRH Devanagari Extra"/>
@@ -3650,38 +3432,25 @@
               </w:rPr>
               <w:t>ÌrÉ</w:t>
             </w:r>
-            <w:proofErr w:type="spellEnd"/>
-            <w:r>
-              <w:rPr>
-                <w:rFonts w:ascii="BRH Malayalam Extra" w:hAnsi="BRH Malayalam Extra" w:cs="BRH Devanagari Extra"/>
-                <w:b/>
-                <w:color w:val="000000"/>
-                <w:sz w:val="32"/>
-                <w:szCs w:val="40"/>
-              </w:rPr>
-              <w:t>–</w:t>
-            </w:r>
-            <w:proofErr w:type="spellStart"/>
-            <w:r>
-              <w:rPr>
-                <w:rFonts w:ascii="BRH Devanagari Extra" w:hAnsi="BRH Devanagari Extra" w:cs="BRH Devanagari Extra"/>
-                <w:color w:val="000000"/>
-                <w:sz w:val="40"/>
-                <w:szCs w:val="40"/>
-              </w:rPr>
-              <w:t>qÉÉÌlÉÌiÉþ</w:t>
-            </w:r>
-            <w:proofErr w:type="spellEnd"/>
-            <w:r>
-              <w:rPr>
-                <w:rFonts w:ascii="BRH Devanagari Extra" w:hAnsi="BRH Devanagari Extra" w:cs="BRH Devanagari Extra"/>
-                <w:color w:val="000000"/>
-                <w:sz w:val="40"/>
-                <w:szCs w:val="40"/>
-              </w:rPr>
-              <w:t xml:space="preserve"> </w:t>
-            </w:r>
-            <w:proofErr w:type="spellStart"/>
+            <w:r>
+              <w:rPr>
+                <w:rFonts w:ascii="BRH Malayalam Extra" w:hAnsi="BRH Malayalam Extra" w:cs="BRH Devanagari Extra"/>
+                <w:b/>
+                <w:color w:val="000000"/>
+                <w:sz w:val="32"/>
+                <w:szCs w:val="40"/>
+              </w:rPr>
+              <w:t>–</w:t>
+            </w:r>
+            <w:r>
+              <w:rPr>
+                <w:rFonts w:ascii="BRH Devanagari Extra" w:hAnsi="BRH Devanagari Extra" w:cs="BRH Devanagari Extra"/>
+                <w:color w:val="000000"/>
+                <w:sz w:val="40"/>
+                <w:szCs w:val="40"/>
+              </w:rPr>
+              <w:t xml:space="preserve">qÉÉÌlÉÌiÉþ </w:t>
+            </w:r>
             <w:r>
               <w:rPr>
                 <w:rFonts w:ascii="BRH Devanagari Extra" w:hAnsi="BRH Devanagari Extra" w:cs="BRH Devanagari Extra"/>
@@ -3692,7 +3461,6 @@
               </w:rPr>
               <w:t>UÌrÉqÉÉlÉç</w:t>
             </w:r>
-            <w:proofErr w:type="spellEnd"/>
             <w:r>
               <w:rPr>
                 <w:rFonts w:ascii="BRH Devanagari Extra" w:hAnsi="BRH Devanagari Extra" w:cs="BRH Devanagari Extra"/>
@@ -3741,7 +3509,6 @@
               </w:rPr>
               <w:t>–</w:t>
             </w:r>
-            <w:proofErr w:type="spellStart"/>
             <w:r>
               <w:rPr>
                 <w:rFonts w:ascii="BRH Devanagari Extra" w:hAnsi="BRH Devanagari Extra" w:cs="BRH Devanagari Extra"/>
@@ -3751,66 +3518,43 @@
               </w:rPr>
               <w:t>ÌrÉ</w:t>
             </w:r>
-            <w:proofErr w:type="spellEnd"/>
-            <w:r>
-              <w:rPr>
-                <w:rFonts w:ascii="BRH Malayalam Extra" w:hAnsi="BRH Malayalam Extra" w:cs="BRH Devanagari Extra"/>
-                <w:b/>
-                <w:color w:val="000000"/>
-                <w:sz w:val="32"/>
-                <w:szCs w:val="40"/>
-              </w:rPr>
-              <w:t>–</w:t>
-            </w:r>
-            <w:proofErr w:type="spellStart"/>
-            <w:r>
-              <w:rPr>
-                <w:rFonts w:ascii="BRH Devanagari Extra" w:hAnsi="BRH Devanagari Extra" w:cs="BRH Devanagari Extra"/>
-                <w:color w:val="000000"/>
-                <w:sz w:val="40"/>
-                <w:szCs w:val="40"/>
-              </w:rPr>
-              <w:t>qÉÉlÉç</w:t>
-            </w:r>
-            <w:proofErr w:type="spellEnd"/>
-            <w:r>
-              <w:rPr>
-                <w:rFonts w:ascii="BRH Devanagari Extra" w:hAnsi="BRH Devanagari Extra" w:cs="BRH Devanagari Extra"/>
-                <w:color w:val="000000"/>
-                <w:sz w:val="40"/>
-                <w:szCs w:val="40"/>
-              </w:rPr>
-              <w:t xml:space="preserve"> mÉÑþÌ¹</w:t>
-            </w:r>
-            <w:r>
-              <w:rPr>
-                <w:rFonts w:ascii="BRH Malayalam Extra" w:hAnsi="BRH Malayalam Extra" w:cs="BRH Devanagari Extra"/>
-                <w:b/>
-                <w:color w:val="000000"/>
-                <w:sz w:val="32"/>
-                <w:szCs w:val="40"/>
-              </w:rPr>
-              <w:t>–</w:t>
-            </w:r>
-            <w:proofErr w:type="spellStart"/>
-            <w:r>
-              <w:rPr>
-                <w:rFonts w:ascii="BRH Devanagari Extra" w:hAnsi="BRH Devanagari Extra" w:cs="BRH Devanagari Extra"/>
-                <w:color w:val="000000"/>
-                <w:sz w:val="40"/>
-                <w:szCs w:val="40"/>
-              </w:rPr>
-              <w:t>qÉÉlÉç</w:t>
-            </w:r>
-            <w:proofErr w:type="spellEnd"/>
-            <w:r>
-              <w:rPr>
-                <w:rFonts w:ascii="BRH Devanagari Extra" w:hAnsi="BRH Devanagari Extra" w:cs="BRH Devanagari Extra"/>
-                <w:color w:val="000000"/>
-                <w:sz w:val="40"/>
-                <w:szCs w:val="40"/>
-              </w:rPr>
-              <w:t xml:space="preserve"> | </w:t>
+            <w:r>
+              <w:rPr>
+                <w:rFonts w:ascii="BRH Malayalam Extra" w:hAnsi="BRH Malayalam Extra" w:cs="BRH Devanagari Extra"/>
+                <w:b/>
+                <w:color w:val="000000"/>
+                <w:sz w:val="32"/>
+                <w:szCs w:val="40"/>
+              </w:rPr>
+              <w:t>–</w:t>
+            </w:r>
+            <w:r>
+              <w:rPr>
+                <w:rFonts w:ascii="BRH Devanagari Extra" w:hAnsi="BRH Devanagari Extra" w:cs="BRH Devanagari Extra"/>
+                <w:color w:val="000000"/>
+                <w:sz w:val="40"/>
+                <w:szCs w:val="40"/>
+              </w:rPr>
+              <w:t>qÉÉlÉç mÉÑþÌ¹</w:t>
+            </w:r>
+            <w:r>
+              <w:rPr>
+                <w:rFonts w:ascii="BRH Malayalam Extra" w:hAnsi="BRH Malayalam Extra" w:cs="BRH Devanagari Extra"/>
+                <w:b/>
+                <w:color w:val="000000"/>
+                <w:sz w:val="32"/>
+                <w:szCs w:val="40"/>
+              </w:rPr>
+              <w:t>–</w:t>
+            </w:r>
+            <w:r>
+              <w:rPr>
+                <w:rFonts w:ascii="BRH Devanagari Extra" w:hAnsi="BRH Devanagari Extra" w:cs="BRH Devanagari Extra"/>
+                <w:color w:val="000000"/>
+                <w:sz w:val="40"/>
+                <w:szCs w:val="40"/>
+              </w:rPr>
+              <w:t xml:space="preserve">qÉÉlÉç | </w:t>
             </w:r>
           </w:p>
           <w:p>
@@ -3846,7 +3590,6 @@
               </w:rPr>
               <w:t>–</w:t>
             </w:r>
-            <w:proofErr w:type="spellStart"/>
             <w:r>
               <w:rPr>
                 <w:rFonts w:ascii="BRH Devanagari Extra" w:hAnsi="BRH Devanagari Extra" w:cs="BRH Devanagari Extra"/>
@@ -3856,38 +3599,25 @@
               </w:rPr>
               <w:t>ÌrÉ</w:t>
             </w:r>
-            <w:proofErr w:type="spellEnd"/>
-            <w:r>
-              <w:rPr>
-                <w:rFonts w:ascii="BRH Malayalam Extra" w:hAnsi="BRH Malayalam Extra" w:cs="BRH Devanagari Extra"/>
-                <w:b/>
-                <w:color w:val="000000"/>
-                <w:sz w:val="32"/>
-                <w:szCs w:val="40"/>
-              </w:rPr>
-              <w:t>–</w:t>
-            </w:r>
-            <w:proofErr w:type="spellStart"/>
-            <w:r>
-              <w:rPr>
-                <w:rFonts w:ascii="BRH Devanagari Extra" w:hAnsi="BRH Devanagari Extra" w:cs="BRH Devanagari Extra"/>
-                <w:color w:val="000000"/>
-                <w:sz w:val="40"/>
-                <w:szCs w:val="40"/>
-              </w:rPr>
-              <w:t>qÉÉÌlÉÌiÉþ</w:t>
-            </w:r>
-            <w:proofErr w:type="spellEnd"/>
-            <w:r>
-              <w:rPr>
-                <w:rFonts w:ascii="BRH Devanagari Extra" w:hAnsi="BRH Devanagari Extra" w:cs="BRH Devanagari Extra"/>
-                <w:color w:val="000000"/>
-                <w:sz w:val="40"/>
-                <w:szCs w:val="40"/>
-              </w:rPr>
-              <w:t xml:space="preserve"> </w:t>
-            </w:r>
-            <w:proofErr w:type="spellStart"/>
+            <w:r>
+              <w:rPr>
+                <w:rFonts w:ascii="BRH Malayalam Extra" w:hAnsi="BRH Malayalam Extra" w:cs="BRH Devanagari Extra"/>
+                <w:b/>
+                <w:color w:val="000000"/>
+                <w:sz w:val="32"/>
+                <w:szCs w:val="40"/>
+              </w:rPr>
+              <w:t>–</w:t>
+            </w:r>
+            <w:r>
+              <w:rPr>
+                <w:rFonts w:ascii="BRH Devanagari Extra" w:hAnsi="BRH Devanagari Extra" w:cs="BRH Devanagari Extra"/>
+                <w:color w:val="000000"/>
+                <w:sz w:val="40"/>
+                <w:szCs w:val="40"/>
+              </w:rPr>
+              <w:t xml:space="preserve">qÉÉÌlÉÌiÉþ </w:t>
+            </w:r>
             <w:r>
               <w:rPr>
                 <w:rFonts w:ascii="BRH Devanagari Extra" w:hAnsi="BRH Devanagari Extra" w:cs="BRH Devanagari Extra"/>
@@ -3896,31 +3626,8 @@
                 <w:szCs w:val="40"/>
                 <w:highlight w:val="green"/>
               </w:rPr>
-              <w:t>UÌrÉ</w:t>
-            </w:r>
-            <w:proofErr w:type="spellEnd"/>
-            <w:r>
-              <w:rPr>
-                <w:rFonts w:ascii="BRH Devanagari Extra" w:hAnsi="BRH Devanagari Extra" w:cs="BRH Devanagari Extra"/>
-                <w:color w:val="000000"/>
-                <w:sz w:val="40"/>
-                <w:szCs w:val="40"/>
-                <w:highlight w:val="green"/>
-              </w:rPr>
-              <w:t xml:space="preserve"> - </w:t>
-            </w:r>
-            <w:proofErr w:type="spellStart"/>
-            <w:r>
-              <w:rPr>
-                <w:rFonts w:ascii="BRH Devanagari Extra" w:hAnsi="BRH Devanagari Extra" w:cs="BRH Devanagari Extra"/>
-                <w:color w:val="000000"/>
-                <w:sz w:val="40"/>
-                <w:szCs w:val="40"/>
-                <w:highlight w:val="green"/>
-              </w:rPr>
-              <w:t>qÉÉlÉç</w:t>
-            </w:r>
-            <w:proofErr w:type="spellEnd"/>
+              <w:t>UÌrÉ - qÉÉlÉç</w:t>
+            </w:r>
             <w:r>
               <w:rPr>
                 <w:rFonts w:ascii="BRH Devanagari Extra" w:hAnsi="BRH Devanagari Extra" w:cs="BRH Devanagari Extra"/>
@@ -3966,19 +3673,8 @@
                 <w:sz w:val="28"/>
                 <w:szCs w:val="32"/>
               </w:rPr>
-              <w:t xml:space="preserve">T.S.4.2.5.3 – </w:t>
-            </w:r>
-            <w:proofErr w:type="spellStart"/>
-            <w:r>
-              <w:rPr>
-                <w:rFonts w:cs="Arial"/>
-                <w:b/>
-                <w:sz w:val="28"/>
-                <w:szCs w:val="32"/>
-              </w:rPr>
-              <w:t>Kramam</w:t>
-            </w:r>
-            <w:proofErr w:type="spellEnd"/>
+              <w:t>T.S.4.2.5.3 – Kramam</w:t>
+            </w:r>
           </w:p>
           <w:p>
             <w:pPr>
@@ -3998,45 +3694,14 @@
                 <w:szCs w:val="32"/>
               </w:rPr>
             </w:pPr>
-            <w:proofErr w:type="spellStart"/>
-            <w:r>
-              <w:rPr>
-                <w:rFonts w:cs="Arial"/>
-                <w:b/>
-                <w:sz w:val="28"/>
-                <w:szCs w:val="32"/>
-              </w:rPr>
-              <w:t>Krama</w:t>
-            </w:r>
-            <w:proofErr w:type="spellEnd"/>
-            <w:r>
-              <w:rPr>
-                <w:rFonts w:cs="Arial"/>
-                <w:b/>
-                <w:sz w:val="28"/>
-                <w:szCs w:val="32"/>
-              </w:rPr>
-              <w:t xml:space="preserve"> </w:t>
-            </w:r>
-            <w:proofErr w:type="spellStart"/>
-            <w:r>
-              <w:rPr>
-                <w:rFonts w:cs="Arial"/>
-                <w:b/>
-                <w:sz w:val="28"/>
-                <w:szCs w:val="32"/>
-              </w:rPr>
-              <w:t>Vaakyam</w:t>
-            </w:r>
-            <w:proofErr w:type="spellEnd"/>
-            <w:r>
-              <w:rPr>
-                <w:rFonts w:cs="Arial"/>
-                <w:b/>
-                <w:sz w:val="28"/>
-                <w:szCs w:val="32"/>
-              </w:rPr>
-              <w:t xml:space="preserve"> No. - 54</w:t>
+            <w:r>
+              <w:rPr>
+                <w:rFonts w:cs="Arial"/>
+                <w:b/>
+                <w:sz w:val="28"/>
+                <w:szCs w:val="32"/>
+              </w:rPr>
+              <w:t>Krama Vaakyam No. - 54</w:t>
             </w:r>
           </w:p>
           <w:p>
@@ -4057,25 +3722,14 @@
                 <w:szCs w:val="32"/>
               </w:rPr>
             </w:pPr>
-            <w:proofErr w:type="spellStart"/>
-            <w:r>
-              <w:rPr>
-                <w:rFonts w:cs="Arial"/>
-                <w:b/>
-                <w:sz w:val="28"/>
-                <w:szCs w:val="32"/>
-              </w:rPr>
-              <w:t>Panchaati</w:t>
-            </w:r>
-            <w:proofErr w:type="spellEnd"/>
-            <w:r>
-              <w:rPr>
-                <w:rFonts w:cs="Arial"/>
-                <w:b/>
-                <w:sz w:val="28"/>
-                <w:szCs w:val="32"/>
-              </w:rPr>
-              <w:t xml:space="preserve"> No</w:t>
+            <w:r>
+              <w:rPr>
+                <w:rFonts w:cs="Arial"/>
+                <w:b/>
+                <w:sz w:val="28"/>
+                <w:szCs w:val="32"/>
+              </w:rPr>
+              <w:t>Panchaati No</w:t>
             </w:r>
             <w:r>
               <w:rPr>
@@ -4114,7 +3768,6 @@
                 <w:szCs w:val="40"/>
               </w:rPr>
             </w:pPr>
-            <w:proofErr w:type="spellStart"/>
             <w:r>
               <w:rPr>
                 <w:rFonts w:ascii="BRH Devanagari Extra" w:hAnsi="BRH Devanagari Extra" w:cs="BRH Devanagari Extra"/>
@@ -4124,56 +3777,24 @@
               </w:rPr>
               <w:t>ÌuÉ</w:t>
             </w:r>
-            <w:proofErr w:type="spellEnd"/>
-            <w:r>
-              <w:rPr>
-                <w:rFonts w:ascii="BRH Malayalam Extra" w:hAnsi="BRH Malayalam Extra" w:cs="BRH Devanagari Extra"/>
-                <w:b/>
-                <w:color w:val="000000"/>
-                <w:sz w:val="32"/>
-                <w:szCs w:val="40"/>
-              </w:rPr>
-              <w:t>–</w:t>
-            </w:r>
-            <w:proofErr w:type="spellStart"/>
-            <w:r>
-              <w:rPr>
-                <w:rFonts w:ascii="BRH Devanagari Extra" w:hAnsi="BRH Devanagari Extra" w:cs="BRH Devanagari Extra"/>
-                <w:color w:val="000000"/>
-                <w:sz w:val="40"/>
-                <w:szCs w:val="40"/>
-              </w:rPr>
-              <w:t>SÒUç</w:t>
-            </w:r>
-            <w:proofErr w:type="spellEnd"/>
-            <w:r>
-              <w:rPr>
-                <w:rFonts w:ascii="BRH Devanagari Extra" w:hAnsi="BRH Devanagari Extra" w:cs="BRH Devanagari Extra"/>
-                <w:color w:val="000000"/>
-                <w:sz w:val="40"/>
-                <w:szCs w:val="40"/>
-              </w:rPr>
-              <w:t xml:space="preserve"> </w:t>
-            </w:r>
-            <w:proofErr w:type="spellStart"/>
-            <w:r>
-              <w:rPr>
-                <w:rFonts w:ascii="BRH Devanagari Extra" w:hAnsi="BRH Devanagari Extra" w:cs="BRH Devanagari Extra"/>
-                <w:color w:val="000000"/>
-                <w:sz w:val="40"/>
-                <w:szCs w:val="40"/>
-              </w:rPr>
-              <w:t>ÌlÉUç.GþÌiÉÈ</w:t>
-            </w:r>
-            <w:proofErr w:type="spellEnd"/>
-            <w:r>
-              <w:rPr>
-                <w:rFonts w:ascii="BRH Devanagari Extra" w:hAnsi="BRH Devanagari Extra" w:cs="BRH Devanagari Extra"/>
-                <w:color w:val="000000"/>
-                <w:sz w:val="40"/>
-                <w:szCs w:val="40"/>
-              </w:rPr>
-              <w:t xml:space="preserve"> | </w:t>
+            <w:r>
+              <w:rPr>
+                <w:rFonts w:ascii="BRH Malayalam Extra" w:hAnsi="BRH Malayalam Extra" w:cs="BRH Devanagari Extra"/>
+                <w:b/>
+                <w:color w:val="000000"/>
+                <w:sz w:val="32"/>
+                <w:szCs w:val="40"/>
+              </w:rPr>
+              <w:t>–</w:t>
+            </w:r>
+            <w:r>
+              <w:rPr>
+                <w:rFonts w:ascii="BRH Devanagari Extra" w:hAnsi="BRH Devanagari Extra" w:cs="BRH Devanagari Extra"/>
+                <w:color w:val="000000"/>
+                <w:sz w:val="40"/>
+                <w:szCs w:val="40"/>
+              </w:rPr>
+              <w:t xml:space="preserve">SÒUç ÌlÉUç.GþÌiÉÈ | </w:t>
             </w:r>
           </w:p>
           <w:p>
@@ -4191,7 +3812,6 @@
                 <w:lang w:val="en-IN" w:eastAsia="en-IN" w:bidi="ml-IN"/>
               </w:rPr>
             </w:pPr>
-            <w:proofErr w:type="spellStart"/>
             <w:r>
               <w:rPr>
                 <w:rFonts w:ascii="BRH Devanagari Extra" w:hAnsi="BRH Devanagari Extra" w:cs="BRH Devanagari Extra"/>
@@ -4201,18 +3821,16 @@
               </w:rPr>
               <w:t>ÌlÉUç.GþÌiÉ</w:t>
             </w:r>
-            <w:proofErr w:type="spellEnd"/>
-            <w:r>
-              <w:rPr>
-                <w:rFonts w:ascii="BRH Malayalam Extra" w:hAnsi="BRH Malayalam Extra" w:cs="BRH Devanagari Extra"/>
-                <w:b/>
-                <w:color w:val="000000"/>
-                <w:sz w:val="32"/>
-                <w:szCs w:val="40"/>
-              </w:rPr>
-              <w:t>–</w:t>
-            </w:r>
-            <w:proofErr w:type="spellStart"/>
+            <w:r>
+              <w:rPr>
+                <w:rFonts w:ascii="BRH Malayalam Extra" w:hAnsi="BRH Malayalam Extra" w:cs="BRH Devanagari Extra"/>
+                <w:b/>
+                <w:color w:val="000000"/>
+                <w:sz w:val="32"/>
+                <w:szCs w:val="40"/>
+              </w:rPr>
+              <w:t>–</w:t>
+            </w:r>
             <w:r>
               <w:rPr>
                 <w:rFonts w:ascii="BRH Devanagari Extra" w:hAnsi="BRH Devanagari Extra" w:cs="BRH Devanagari Extra"/>
@@ -4222,57 +3840,35 @@
               </w:rPr>
               <w:t>ËUÌiÉ</w:t>
             </w:r>
-            <w:proofErr w:type="spellEnd"/>
-            <w:r>
-              <w:rPr>
-                <w:rFonts w:ascii="BRH Malayalam Extra" w:hAnsi="BRH Malayalam Extra" w:cs="BRH Devanagari Extra"/>
-                <w:b/>
-                <w:color w:val="000000"/>
-                <w:sz w:val="32"/>
-                <w:szCs w:val="40"/>
-              </w:rPr>
-              <w:t>–</w:t>
-            </w:r>
-            <w:r>
-              <w:rPr>
-                <w:rFonts w:ascii="BRH Devanagari Extra" w:hAnsi="BRH Devanagari Extra" w:cs="BRH Devanagari Extra"/>
-                <w:color w:val="000000"/>
-                <w:sz w:val="40"/>
-                <w:szCs w:val="40"/>
-              </w:rPr>
-              <w:t xml:space="preserve"> </w:t>
-            </w:r>
-            <w:proofErr w:type="spellStart"/>
-            <w:r>
-              <w:rPr>
-                <w:rFonts w:ascii="BRH Devanagari Extra" w:hAnsi="BRH Devanagari Extra" w:cs="BRH Devanagari Extra"/>
-                <w:color w:val="000000"/>
-                <w:sz w:val="40"/>
-                <w:szCs w:val="40"/>
-              </w:rPr>
-              <w:t>ÌlÉÈ</w:t>
-            </w:r>
-            <w:proofErr w:type="spellEnd"/>
-            <w:r>
-              <w:rPr>
-                <w:rFonts w:ascii="BRH Devanagari Extra" w:hAnsi="BRH Devanagari Extra" w:cs="BRH Devanagari Extra"/>
-                <w:color w:val="000000"/>
-                <w:sz w:val="40"/>
-                <w:szCs w:val="40"/>
-              </w:rPr>
-              <w:t xml:space="preserve"> - G</w:t>
-            </w:r>
-            <w:r>
-              <w:rPr>
-                <w:rFonts w:ascii="BRH Malayalam Extra" w:hAnsi="BRH Malayalam Extra" w:cs="BRH Devanagari Extra"/>
-                <w:b/>
-                <w:color w:val="000000"/>
-                <w:sz w:val="32"/>
-                <w:szCs w:val="40"/>
-              </w:rPr>
-              <w:t>–</w:t>
-            </w:r>
-            <w:proofErr w:type="spellStart"/>
+            <w:r>
+              <w:rPr>
+                <w:rFonts w:ascii="BRH Malayalam Extra" w:hAnsi="BRH Malayalam Extra" w:cs="BRH Devanagari Extra"/>
+                <w:b/>
+                <w:color w:val="000000"/>
+                <w:sz w:val="32"/>
+                <w:szCs w:val="40"/>
+              </w:rPr>
+              <w:t>–</w:t>
+            </w:r>
+            <w:r>
+              <w:rPr>
+                <w:rFonts w:ascii="BRH Devanagari Extra" w:hAnsi="BRH Devanagari Extra" w:cs="BRH Devanagari Extra"/>
+                <w:color w:val="000000"/>
+                <w:sz w:val="40"/>
+                <w:szCs w:val="40"/>
+              </w:rPr>
+              <w:t xml:space="preserve"> ÌlÉÈ - G</w:t>
+            </w:r>
+            <w:r>
+              <w:rPr>
+                <w:rFonts w:ascii="BRH Malayalam Extra" w:hAnsi="BRH Malayalam Extra" w:cs="BRH Devanagari Extra"/>
+                <w:b/>
+                <w:color w:val="000000"/>
+                <w:sz w:val="32"/>
+                <w:szCs w:val="40"/>
+              </w:rPr>
+              <w:t>–</w:t>
+            </w:r>
             <w:r>
               <w:rPr>
                 <w:rFonts w:ascii="BRH Devanagari Extra" w:hAnsi="BRH Devanagari Extra" w:cs="BRH Devanagari Extra"/>
@@ -4282,7 +3878,6 @@
               </w:rPr>
               <w:t>ÌiÉ</w:t>
             </w:r>
-            <w:proofErr w:type="spellEnd"/>
             <w:r>
               <w:rPr>
                 <w:rFonts w:ascii="BRH Malayalam Extra" w:hAnsi="BRH Malayalam Extra" w:cs="BRH Devanagari Extra"/>
@@ -4322,7 +3917,6 @@
                 <w:szCs w:val="40"/>
               </w:rPr>
             </w:pPr>
-            <w:proofErr w:type="spellStart"/>
             <w:r>
               <w:rPr>
                 <w:rFonts w:ascii="BRH Devanagari Extra" w:hAnsi="BRH Devanagari Extra" w:cs="BRH Devanagari Extra"/>
@@ -4332,58 +3926,25 @@
               </w:rPr>
               <w:t>ÌuÉ</w:t>
             </w:r>
-            <w:proofErr w:type="spellEnd"/>
-            <w:r>
-              <w:rPr>
-                <w:rFonts w:ascii="BRH Malayalam Extra" w:hAnsi="BRH Malayalam Extra" w:cs="BRH Devanagari Extra"/>
-                <w:b/>
-                <w:color w:val="000000"/>
-                <w:sz w:val="32"/>
-                <w:szCs w:val="40"/>
-              </w:rPr>
-              <w:t>–</w:t>
-            </w:r>
-            <w:proofErr w:type="spellStart"/>
-            <w:r>
-              <w:rPr>
-                <w:rFonts w:ascii="BRH Devanagari Extra" w:hAnsi="BRH Devanagari Extra" w:cs="BRH Devanagari Extra"/>
-                <w:color w:val="000000"/>
-                <w:sz w:val="40"/>
-                <w:szCs w:val="40"/>
-              </w:rPr>
-              <w:t>SÒUç</w:t>
-            </w:r>
-            <w:proofErr w:type="spellEnd"/>
-            <w:r>
-              <w:rPr>
-                <w:rFonts w:ascii="BRH Devanagari Extra" w:hAnsi="BRH Devanagari Extra" w:cs="BRH Devanagari Extra"/>
-                <w:color w:val="000000"/>
-                <w:sz w:val="40"/>
-                <w:szCs w:val="40"/>
-              </w:rPr>
-              <w:t xml:space="preserve"> </w:t>
-            </w:r>
-            <w:proofErr w:type="spellStart"/>
-            <w:r>
-              <w:rPr>
-                <w:rFonts w:ascii="BRH Devanagari Extra" w:hAnsi="BRH Devanagari Extra" w:cs="BRH Devanagari Extra"/>
-                <w:color w:val="000000"/>
-                <w:sz w:val="40"/>
-                <w:szCs w:val="40"/>
-              </w:rPr>
-              <w:t>ÌlÉUç.GþÌiÉÈ</w:t>
-            </w:r>
-            <w:proofErr w:type="spellEnd"/>
-            <w:r>
-              <w:rPr>
-                <w:rFonts w:ascii="BRH Devanagari Extra" w:hAnsi="BRH Devanagari Extra" w:cs="BRH Devanagari Extra"/>
-                <w:color w:val="000000"/>
-                <w:sz w:val="40"/>
-                <w:szCs w:val="40"/>
-              </w:rPr>
-              <w:t xml:space="preserve"> | </w:t>
-            </w:r>
-            <w:proofErr w:type="spellStart"/>
+            <w:r>
+              <w:rPr>
+                <w:rFonts w:ascii="BRH Malayalam Extra" w:hAnsi="BRH Malayalam Extra" w:cs="BRH Devanagari Extra"/>
+                <w:b/>
+                <w:color w:val="000000"/>
+                <w:sz w:val="32"/>
+                <w:szCs w:val="40"/>
+              </w:rPr>
+              <w:t>–</w:t>
+            </w:r>
+            <w:r>
+              <w:rPr>
+                <w:rFonts w:ascii="BRH Devanagari Extra" w:hAnsi="BRH Devanagari Extra" w:cs="BRH Devanagari Extra"/>
+                <w:color w:val="000000"/>
+                <w:sz w:val="40"/>
+                <w:szCs w:val="40"/>
+              </w:rPr>
+              <w:t xml:space="preserve">SÒUç ÌlÉUç.GþÌiÉÈ | </w:t>
+            </w:r>
             <w:r>
               <w:rPr>
                 <w:rFonts w:ascii="BRH Devanagari Extra" w:hAnsi="BRH Devanagari Extra" w:cs="BRH Devanagari Extra"/>
@@ -4394,7 +3955,6 @@
               </w:rPr>
               <w:t>ÌlÉUç.GþÌiÉ</w:t>
             </w:r>
-            <w:proofErr w:type="spellEnd"/>
             <w:r>
               <w:rPr>
                 <w:rFonts w:ascii="BRH Malayalam Extra" w:hAnsi="BRH Malayalam Extra" w:cs="BRH Devanagari Extra"/>
@@ -4406,7 +3966,6 @@
               </w:rPr>
               <w:t>–</w:t>
             </w:r>
-            <w:proofErr w:type="spellStart"/>
             <w:r>
               <w:rPr>
                 <w:rFonts w:ascii="BRH Devanagari Extra" w:hAnsi="BRH Devanagari Extra" w:cs="BRH Devanagari Extra"/>
@@ -4415,18 +3974,7 @@
                 <w:szCs w:val="40"/>
                 <w:highlight w:val="green"/>
               </w:rPr>
-              <w:t>ËUÌiÉþ</w:t>
-            </w:r>
-            <w:proofErr w:type="spellEnd"/>
-            <w:r>
-              <w:rPr>
-                <w:rFonts w:ascii="BRH Devanagari Extra" w:hAnsi="BRH Devanagari Extra" w:cs="BRH Devanagari Extra"/>
-                <w:color w:val="000000"/>
-                <w:sz w:val="40"/>
-                <w:szCs w:val="40"/>
-                <w:highlight w:val="green"/>
-              </w:rPr>
-              <w:t xml:space="preserve"> |</w:t>
+              <w:t>ËUÌiÉþ |</w:t>
             </w:r>
           </w:p>
           <w:p>
@@ -4444,7 +3992,6 @@
                 <w:lang w:val="en-IN" w:eastAsia="en-IN" w:bidi="ml-IN"/>
               </w:rPr>
             </w:pPr>
-            <w:proofErr w:type="spellStart"/>
             <w:r>
               <w:rPr>
                 <w:rFonts w:ascii="BRH Devanagari Extra" w:hAnsi="BRH Devanagari Extra" w:cs="BRH Devanagari Extra"/>
@@ -4454,18 +4001,16 @@
               </w:rPr>
               <w:t>ÌlÉUç.GþÌiÉ</w:t>
             </w:r>
-            <w:proofErr w:type="spellEnd"/>
-            <w:r>
-              <w:rPr>
-                <w:rFonts w:ascii="BRH Malayalam Extra" w:hAnsi="BRH Malayalam Extra" w:cs="BRH Devanagari Extra"/>
-                <w:b/>
-                <w:color w:val="000000"/>
-                <w:sz w:val="32"/>
-                <w:szCs w:val="40"/>
-              </w:rPr>
-              <w:t>–</w:t>
-            </w:r>
-            <w:proofErr w:type="spellStart"/>
+            <w:r>
+              <w:rPr>
+                <w:rFonts w:ascii="BRH Malayalam Extra" w:hAnsi="BRH Malayalam Extra" w:cs="BRH Devanagari Extra"/>
+                <w:b/>
+                <w:color w:val="000000"/>
+                <w:sz w:val="32"/>
+                <w:szCs w:val="40"/>
+              </w:rPr>
+              <w:t>–</w:t>
+            </w:r>
             <w:r>
               <w:rPr>
                 <w:rFonts w:ascii="BRH Devanagari Extra" w:hAnsi="BRH Devanagari Extra" w:cs="BRH Devanagari Extra"/>
@@ -4475,57 +4020,35 @@
               </w:rPr>
               <w:t>ËUÌiÉ</w:t>
             </w:r>
-            <w:proofErr w:type="spellEnd"/>
-            <w:r>
-              <w:rPr>
-                <w:rFonts w:ascii="BRH Malayalam Extra" w:hAnsi="BRH Malayalam Extra" w:cs="BRH Devanagari Extra"/>
-                <w:b/>
-                <w:color w:val="000000"/>
-                <w:sz w:val="32"/>
-                <w:szCs w:val="40"/>
-              </w:rPr>
-              <w:t>–</w:t>
-            </w:r>
-            <w:r>
-              <w:rPr>
-                <w:rFonts w:ascii="BRH Devanagari Extra" w:hAnsi="BRH Devanagari Extra" w:cs="BRH Devanagari Extra"/>
-                <w:color w:val="000000"/>
-                <w:sz w:val="40"/>
-                <w:szCs w:val="40"/>
-              </w:rPr>
-              <w:t xml:space="preserve"> </w:t>
-            </w:r>
-            <w:proofErr w:type="spellStart"/>
-            <w:r>
-              <w:rPr>
-                <w:rFonts w:ascii="BRH Devanagari Extra" w:hAnsi="BRH Devanagari Extra" w:cs="BRH Devanagari Extra"/>
-                <w:color w:val="000000"/>
-                <w:sz w:val="40"/>
-                <w:szCs w:val="40"/>
-              </w:rPr>
-              <w:t>ÌlÉÈ</w:t>
-            </w:r>
-            <w:proofErr w:type="spellEnd"/>
-            <w:r>
-              <w:rPr>
-                <w:rFonts w:ascii="BRH Devanagari Extra" w:hAnsi="BRH Devanagari Extra" w:cs="BRH Devanagari Extra"/>
-                <w:color w:val="000000"/>
-                <w:sz w:val="40"/>
-                <w:szCs w:val="40"/>
-              </w:rPr>
-              <w:t xml:space="preserve"> - G</w:t>
-            </w:r>
-            <w:r>
-              <w:rPr>
-                <w:rFonts w:ascii="BRH Malayalam Extra" w:hAnsi="BRH Malayalam Extra" w:cs="BRH Devanagari Extra"/>
-                <w:b/>
-                <w:color w:val="000000"/>
-                <w:sz w:val="32"/>
-                <w:szCs w:val="40"/>
-              </w:rPr>
-              <w:t>–</w:t>
-            </w:r>
-            <w:proofErr w:type="spellStart"/>
+            <w:r>
+              <w:rPr>
+                <w:rFonts w:ascii="BRH Malayalam Extra" w:hAnsi="BRH Malayalam Extra" w:cs="BRH Devanagari Extra"/>
+                <w:b/>
+                <w:color w:val="000000"/>
+                <w:sz w:val="32"/>
+                <w:szCs w:val="40"/>
+              </w:rPr>
+              <w:t>–</w:t>
+            </w:r>
+            <w:r>
+              <w:rPr>
+                <w:rFonts w:ascii="BRH Devanagari Extra" w:hAnsi="BRH Devanagari Extra" w:cs="BRH Devanagari Extra"/>
+                <w:color w:val="000000"/>
+                <w:sz w:val="40"/>
+                <w:szCs w:val="40"/>
+              </w:rPr>
+              <w:t xml:space="preserve"> ÌlÉÈ - G</w:t>
+            </w:r>
+            <w:r>
+              <w:rPr>
+                <w:rFonts w:ascii="BRH Malayalam Extra" w:hAnsi="BRH Malayalam Extra" w:cs="BRH Devanagari Extra"/>
+                <w:b/>
+                <w:color w:val="000000"/>
+                <w:sz w:val="32"/>
+                <w:szCs w:val="40"/>
+              </w:rPr>
+              <w:t>–</w:t>
+            </w:r>
             <w:r>
               <w:rPr>
                 <w:rFonts w:ascii="BRH Devanagari Extra" w:hAnsi="BRH Devanagari Extra" w:cs="BRH Devanagari Extra"/>
@@ -4535,7 +4058,6 @@
               </w:rPr>
               <w:t>ÌiÉ</w:t>
             </w:r>
-            <w:proofErr w:type="spellEnd"/>
             <w:r>
               <w:rPr>
                 <w:rFonts w:ascii="BRH Malayalam Extra" w:hAnsi="BRH Malayalam Extra" w:cs="BRH Devanagari Extra"/>
@@ -4576,53 +4098,29 @@
                 <w:b/>
                 <w:bCs/>
               </w:rPr>
-              <w:t xml:space="preserve">(highlighted </w:t>
-            </w:r>
-            <w:proofErr w:type="spellStart"/>
+              <w:t>(highlighted kr</w:t>
+            </w:r>
             <w:r>
               <w:rPr>
                 <w:b/>
                 <w:bCs/>
               </w:rPr>
-              <w:t>kr</w:t>
+              <w:t>a</w:t>
             </w:r>
             <w:r>
               <w:rPr>
                 <w:b/>
                 <w:bCs/>
               </w:rPr>
-              <w:t>a</w:t>
+              <w:t xml:space="preserve">ma vaakyam was omitted by </w:t>
             </w:r>
             <w:r>
               <w:rPr>
                 <w:b/>
                 <w:bCs/>
               </w:rPr>
-              <w:t>ma</w:t>
-            </w:r>
-            <w:proofErr w:type="spellEnd"/>
-            <w:r>
-              <w:rPr>
-                <w:b/>
-                <w:bCs/>
-              </w:rPr>
-              <w:t xml:space="preserve"> </w:t>
-            </w:r>
-            <w:proofErr w:type="spellStart"/>
-            <w:r>
-              <w:rPr>
-                <w:b/>
-                <w:bCs/>
-              </w:rPr>
-              <w:t>vaakyam</w:t>
-            </w:r>
-            <w:proofErr w:type="spellEnd"/>
-            <w:r>
-              <w:rPr>
-                <w:b/>
-                <w:bCs/>
-              </w:rPr>
-              <w:t xml:space="preserve"> was omitted by mistake</w:t>
+              <w:lastRenderedPageBreak/>
+              <w:t>mistake</w:t>
             </w:r>
             <w:r>
               <w:rPr>
@@ -4674,19 +4172,9 @@
                 <w:sz w:val="28"/>
                 <w:szCs w:val="32"/>
               </w:rPr>
-              <w:t xml:space="preserve">T.S.4.2.5.6 – </w:t>
-            </w:r>
-            <w:proofErr w:type="spellStart"/>
-            <w:r>
-              <w:rPr>
-                <w:rFonts w:cs="Arial"/>
-                <w:b/>
-                <w:sz w:val="28"/>
-                <w:szCs w:val="32"/>
-              </w:rPr>
-              <w:t>Kramam</w:t>
-            </w:r>
-            <w:proofErr w:type="spellEnd"/>
+              <w:lastRenderedPageBreak/>
+              <w:t>T.S.4.2.5.6 – Kramam</w:t>
+            </w:r>
           </w:p>
           <w:p>
             <w:pPr>
@@ -4706,45 +4194,14 @@
                 <w:szCs w:val="32"/>
               </w:rPr>
             </w:pPr>
-            <w:proofErr w:type="spellStart"/>
-            <w:r>
-              <w:rPr>
-                <w:rFonts w:cs="Arial"/>
-                <w:b/>
-                <w:sz w:val="28"/>
-                <w:szCs w:val="32"/>
-              </w:rPr>
-              <w:t>Krama</w:t>
-            </w:r>
-            <w:proofErr w:type="spellEnd"/>
-            <w:r>
-              <w:rPr>
-                <w:rFonts w:cs="Arial"/>
-                <w:b/>
-                <w:sz w:val="28"/>
-                <w:szCs w:val="32"/>
-              </w:rPr>
-              <w:t xml:space="preserve"> </w:t>
-            </w:r>
-            <w:proofErr w:type="spellStart"/>
-            <w:r>
-              <w:rPr>
-                <w:rFonts w:cs="Arial"/>
-                <w:b/>
-                <w:sz w:val="28"/>
-                <w:szCs w:val="32"/>
-              </w:rPr>
-              <w:t>Vaakyam</w:t>
-            </w:r>
-            <w:proofErr w:type="spellEnd"/>
-            <w:r>
-              <w:rPr>
-                <w:rFonts w:cs="Arial"/>
-                <w:b/>
-                <w:sz w:val="28"/>
-                <w:szCs w:val="32"/>
-              </w:rPr>
-              <w:t xml:space="preserve"> No. - 19</w:t>
+            <w:r>
+              <w:rPr>
+                <w:rFonts w:cs="Arial"/>
+                <w:b/>
+                <w:sz w:val="28"/>
+                <w:szCs w:val="32"/>
+              </w:rPr>
+              <w:t>Krama Vaakyam No. - 19</w:t>
             </w:r>
           </w:p>
           <w:p>
@@ -4765,25 +4222,14 @@
                 <w:szCs w:val="32"/>
               </w:rPr>
             </w:pPr>
-            <w:proofErr w:type="spellStart"/>
-            <w:r>
-              <w:rPr>
-                <w:rFonts w:cs="Arial"/>
-                <w:b/>
-                <w:sz w:val="28"/>
-                <w:szCs w:val="32"/>
-              </w:rPr>
-              <w:t>Panchaati</w:t>
-            </w:r>
-            <w:proofErr w:type="spellEnd"/>
-            <w:r>
-              <w:rPr>
-                <w:rFonts w:cs="Arial"/>
-                <w:b/>
-                <w:sz w:val="28"/>
-                <w:szCs w:val="32"/>
-              </w:rPr>
-              <w:t xml:space="preserve"> No</w:t>
+            <w:r>
+              <w:rPr>
+                <w:rFonts w:cs="Arial"/>
+                <w:b/>
+                <w:sz w:val="28"/>
+                <w:szCs w:val="32"/>
+              </w:rPr>
+              <w:t>Panchaati No</w:t>
             </w:r>
             <w:r>
               <w:rPr>
@@ -4822,7 +4268,6 @@
                 <w:szCs w:val="40"/>
               </w:rPr>
             </w:pPr>
-            <w:proofErr w:type="spellStart"/>
             <w:r>
               <w:rPr>
                 <w:rFonts w:ascii="BRH Devanagari Extra" w:hAnsi="BRH Devanagari Extra" w:cs="BRH Devanagari Extra"/>
@@ -4832,18 +4277,16 @@
               </w:rPr>
               <w:t>xÉÑ</w:t>
             </w:r>
-            <w:proofErr w:type="spellEnd"/>
-            <w:r>
-              <w:rPr>
-                <w:rFonts w:ascii="BRH Malayalam Extra" w:hAnsi="BRH Malayalam Extra" w:cs="BRH Devanagari Extra"/>
-                <w:b/>
-                <w:color w:val="000000"/>
-                <w:sz w:val="32"/>
-                <w:szCs w:val="40"/>
-              </w:rPr>
-              <w:t>–</w:t>
-            </w:r>
-            <w:proofErr w:type="spellStart"/>
+            <w:r>
+              <w:rPr>
+                <w:rFonts w:ascii="BRH Malayalam Extra" w:hAnsi="BRH Malayalam Extra" w:cs="BRH Devanagari Extra"/>
+                <w:b/>
+                <w:color w:val="000000"/>
+                <w:sz w:val="32"/>
+                <w:szCs w:val="40"/>
+              </w:rPr>
+              <w:t>–</w:t>
+            </w:r>
             <w:r>
               <w:rPr>
                 <w:rFonts w:ascii="BRH Devanagari Extra" w:hAnsi="BRH Devanagari Extra" w:cs="BRH Devanagari Extra"/>
@@ -4853,18 +4296,16 @@
               </w:rPr>
               <w:t>qÉ</w:t>
             </w:r>
-            <w:proofErr w:type="spellEnd"/>
-            <w:r>
-              <w:rPr>
-                <w:rFonts w:ascii="BRH Malayalam Extra" w:hAnsi="BRH Malayalam Extra" w:cs="BRH Devanagari Extra"/>
-                <w:b/>
-                <w:color w:val="000000"/>
-                <w:sz w:val="32"/>
-                <w:szCs w:val="40"/>
-              </w:rPr>
-              <w:t>–</w:t>
-            </w:r>
-            <w:proofErr w:type="spellStart"/>
+            <w:r>
+              <w:rPr>
+                <w:rFonts w:ascii="BRH Malayalam Extra" w:hAnsi="BRH Malayalam Extra" w:cs="BRH Devanagari Extra"/>
+                <w:b/>
+                <w:color w:val="000000"/>
+                <w:sz w:val="32"/>
+                <w:szCs w:val="40"/>
+              </w:rPr>
+              <w:t>–</w:t>
+            </w:r>
             <w:r>
               <w:rPr>
                 <w:rFonts w:ascii="BRH Devanagari Extra" w:hAnsi="BRH Devanagari Extra" w:cs="BRH Devanagari Extra"/>
@@ -4874,36 +4315,24 @@
               </w:rPr>
               <w:t>ÌiÉjxÉ</w:t>
             </w:r>
-            <w:proofErr w:type="spellEnd"/>
-            <w:r>
-              <w:rPr>
-                <w:rFonts w:ascii="BRH Malayalam Extra" w:hAnsi="BRH Malayalam Extra" w:cs="BRH Devanagari Extra"/>
-                <w:b/>
-                <w:color w:val="000000"/>
-                <w:sz w:val="32"/>
-                <w:szCs w:val="40"/>
-              </w:rPr>
-              <w:t>–</w:t>
-            </w:r>
-            <w:proofErr w:type="spellStart"/>
-            <w:r>
-              <w:rPr>
-                <w:rFonts w:ascii="BRH Devanagari Extra" w:hAnsi="BRH Devanagari Extra" w:cs="BRH Devanagari Extra"/>
-                <w:color w:val="000000"/>
-                <w:sz w:val="40"/>
-                <w:szCs w:val="40"/>
-              </w:rPr>
-              <w:t>ÌuÉïÌiÉþ</w:t>
-            </w:r>
-            <w:proofErr w:type="spellEnd"/>
-            <w:r>
-              <w:rPr>
-                <w:rFonts w:ascii="BRH Devanagari Extra" w:hAnsi="BRH Devanagari Extra" w:cs="BRH Devanagari Extra"/>
-                <w:color w:val="000000"/>
-                <w:sz w:val="40"/>
-                <w:szCs w:val="40"/>
-              </w:rPr>
-              <w:t xml:space="preserve"> </w:t>
+            <w:r>
+              <w:rPr>
+                <w:rFonts w:ascii="BRH Malayalam Extra" w:hAnsi="BRH Malayalam Extra" w:cs="BRH Devanagari Extra"/>
+                <w:b/>
+                <w:color w:val="000000"/>
+                <w:sz w:val="32"/>
+                <w:szCs w:val="40"/>
+              </w:rPr>
+              <w:t>–</w:t>
+            </w:r>
+            <w:r>
+              <w:rPr>
+                <w:rFonts w:ascii="BRH Devanagari Extra" w:hAnsi="BRH Devanagari Extra" w:cs="BRH Devanagari Extra"/>
+                <w:color w:val="000000"/>
+                <w:sz w:val="40"/>
+                <w:szCs w:val="40"/>
+              </w:rPr>
+              <w:t xml:space="preserve">ÌuÉïÌiÉþ </w:t>
             </w:r>
           </w:p>
           <w:p>
@@ -4921,7 +4350,6 @@
                 <w:lang w:val="en-IN" w:eastAsia="en-IN" w:bidi="ml-IN"/>
               </w:rPr>
             </w:pPr>
-            <w:proofErr w:type="spellStart"/>
             <w:r>
               <w:rPr>
                 <w:rFonts w:ascii="BRH Devanagari Extra" w:hAnsi="BRH Devanagari Extra" w:cs="BRH Devanagari Extra"/>
@@ -4930,17 +4358,15 @@
               </w:rPr>
               <w:t>xÉÑqÉ</w:t>
             </w:r>
-            <w:proofErr w:type="spellEnd"/>
-            <w:r>
-              <w:rPr>
-                <w:rFonts w:ascii="BRH Malayalam Extra" w:hAnsi="BRH Malayalam Extra" w:cs="BRH Devanagari Extra"/>
-                <w:b/>
-                <w:sz w:val="32"/>
-                <w:szCs w:val="40"/>
-              </w:rPr>
-              <w:t>–</w:t>
-            </w:r>
-            <w:proofErr w:type="spellStart"/>
+            <w:r>
+              <w:rPr>
+                <w:rFonts w:ascii="BRH Malayalam Extra" w:hAnsi="BRH Malayalam Extra" w:cs="BRH Devanagari Extra"/>
+                <w:b/>
+                <w:sz w:val="32"/>
+                <w:szCs w:val="40"/>
+              </w:rPr>
+              <w:t>–</w:t>
+            </w:r>
             <w:r>
               <w:rPr>
                 <w:rFonts w:ascii="BRH Devanagari Extra" w:hAnsi="BRH Devanagari Extra" w:cs="BRH Devanagari Extra"/>
@@ -4959,7 +4385,6 @@
               </w:rPr>
               <w:t>ç</w:t>
             </w:r>
-            <w:proofErr w:type="spellEnd"/>
             <w:r>
               <w:rPr>
                 <w:rFonts w:ascii="BRH Devanagari Extra" w:hAnsi="BRH Devanagari Extra" w:cs="BRH Devanagari Extra"/>
@@ -4968,7 +4393,6 @@
               </w:rPr>
               <w:t xml:space="preserve"> - </w:t>
             </w:r>
-            <w:proofErr w:type="spellStart"/>
             <w:r>
               <w:rPr>
                 <w:rFonts w:ascii="BRH Devanagari Extra" w:hAnsi="BRH Devanagari Extra" w:cs="BRH Devanagari Extra"/>
@@ -4978,7 +4402,6 @@
               </w:rPr>
               <w:t>xÉ</w:t>
             </w:r>
-            <w:proofErr w:type="spellEnd"/>
             <w:r>
               <w:rPr>
                 <w:rFonts w:ascii="BRH Malayalam Extra" w:hAnsi="BRH Malayalam Extra" w:cs="BRH Devanagari Extra"/>
@@ -5036,7 +4459,6 @@
                 <w:szCs w:val="40"/>
               </w:rPr>
             </w:pPr>
-            <w:proofErr w:type="spellStart"/>
             <w:r>
               <w:rPr>
                 <w:rFonts w:ascii="BRH Devanagari Extra" w:hAnsi="BRH Devanagari Extra" w:cs="BRH Devanagari Extra"/>
@@ -5046,18 +4468,16 @@
               </w:rPr>
               <w:t>xÉÑ</w:t>
             </w:r>
-            <w:proofErr w:type="spellEnd"/>
-            <w:r>
-              <w:rPr>
-                <w:rFonts w:ascii="BRH Malayalam Extra" w:hAnsi="BRH Malayalam Extra" w:cs="BRH Devanagari Extra"/>
-                <w:b/>
-                <w:color w:val="000000"/>
-                <w:sz w:val="32"/>
-                <w:szCs w:val="40"/>
-              </w:rPr>
-              <w:t>–</w:t>
-            </w:r>
-            <w:proofErr w:type="spellStart"/>
+            <w:r>
+              <w:rPr>
+                <w:rFonts w:ascii="BRH Malayalam Extra" w:hAnsi="BRH Malayalam Extra" w:cs="BRH Devanagari Extra"/>
+                <w:b/>
+                <w:color w:val="000000"/>
+                <w:sz w:val="32"/>
+                <w:szCs w:val="40"/>
+              </w:rPr>
+              <w:t>–</w:t>
+            </w:r>
             <w:r>
               <w:rPr>
                 <w:rFonts w:ascii="BRH Devanagari Extra" w:hAnsi="BRH Devanagari Extra" w:cs="BRH Devanagari Extra"/>
@@ -5067,18 +4487,16 @@
               </w:rPr>
               <w:t>qÉ</w:t>
             </w:r>
-            <w:proofErr w:type="spellEnd"/>
-            <w:r>
-              <w:rPr>
-                <w:rFonts w:ascii="BRH Malayalam Extra" w:hAnsi="BRH Malayalam Extra" w:cs="BRH Devanagari Extra"/>
-                <w:b/>
-                <w:color w:val="000000"/>
-                <w:sz w:val="32"/>
-                <w:szCs w:val="40"/>
-              </w:rPr>
-              <w:t>–</w:t>
-            </w:r>
-            <w:proofErr w:type="spellStart"/>
+            <w:r>
+              <w:rPr>
+                <w:rFonts w:ascii="BRH Malayalam Extra" w:hAnsi="BRH Malayalam Extra" w:cs="BRH Devanagari Extra"/>
+                <w:b/>
+                <w:color w:val="000000"/>
+                <w:sz w:val="32"/>
+                <w:szCs w:val="40"/>
+              </w:rPr>
+              <w:t>–</w:t>
+            </w:r>
             <w:r>
               <w:rPr>
                 <w:rFonts w:ascii="BRH Devanagari Extra" w:hAnsi="BRH Devanagari Extra" w:cs="BRH Devanagari Extra"/>
@@ -5088,36 +4506,24 @@
               </w:rPr>
               <w:t>ÌiÉjxÉ</w:t>
             </w:r>
-            <w:proofErr w:type="spellEnd"/>
-            <w:r>
-              <w:rPr>
-                <w:rFonts w:ascii="BRH Malayalam Extra" w:hAnsi="BRH Malayalam Extra" w:cs="BRH Devanagari Extra"/>
-                <w:b/>
-                <w:color w:val="000000"/>
-                <w:sz w:val="32"/>
-                <w:szCs w:val="40"/>
-              </w:rPr>
-              <w:t>–</w:t>
-            </w:r>
-            <w:proofErr w:type="spellStart"/>
-            <w:r>
-              <w:rPr>
-                <w:rFonts w:ascii="BRH Devanagari Extra" w:hAnsi="BRH Devanagari Extra" w:cs="BRH Devanagari Extra"/>
-                <w:color w:val="000000"/>
-                <w:sz w:val="40"/>
-                <w:szCs w:val="40"/>
-              </w:rPr>
-              <w:t>ÌuÉïÌiÉþ</w:t>
-            </w:r>
-            <w:proofErr w:type="spellEnd"/>
-            <w:r>
-              <w:rPr>
-                <w:rFonts w:ascii="BRH Devanagari Extra" w:hAnsi="BRH Devanagari Extra" w:cs="BRH Devanagari Extra"/>
-                <w:color w:val="000000"/>
-                <w:sz w:val="40"/>
-                <w:szCs w:val="40"/>
-              </w:rPr>
-              <w:t xml:space="preserve"> </w:t>
+            <w:r>
+              <w:rPr>
+                <w:rFonts w:ascii="BRH Malayalam Extra" w:hAnsi="BRH Malayalam Extra" w:cs="BRH Devanagari Extra"/>
+                <w:b/>
+                <w:color w:val="000000"/>
+                <w:sz w:val="32"/>
+                <w:szCs w:val="40"/>
+              </w:rPr>
+              <w:t>–</w:t>
+            </w:r>
+            <w:r>
+              <w:rPr>
+                <w:rFonts w:ascii="BRH Devanagari Extra" w:hAnsi="BRH Devanagari Extra" w:cs="BRH Devanagari Extra"/>
+                <w:color w:val="000000"/>
+                <w:sz w:val="40"/>
+                <w:szCs w:val="40"/>
+              </w:rPr>
+              <w:t xml:space="preserve">ÌuÉïÌiÉþ </w:t>
             </w:r>
           </w:p>
           <w:p>
@@ -5135,7 +4541,6 @@
                 <w:lang w:val="en-IN" w:eastAsia="en-IN" w:bidi="ml-IN"/>
               </w:rPr>
             </w:pPr>
-            <w:proofErr w:type="spellStart"/>
             <w:r>
               <w:rPr>
                 <w:rFonts w:ascii="BRH Devanagari Extra" w:hAnsi="BRH Devanagari Extra" w:cs="BRH Devanagari Extra"/>
@@ -5144,17 +4549,15 @@
               </w:rPr>
               <w:t>xÉÑqÉ</w:t>
             </w:r>
-            <w:proofErr w:type="spellEnd"/>
-            <w:r>
-              <w:rPr>
-                <w:rFonts w:ascii="BRH Malayalam Extra" w:hAnsi="BRH Malayalam Extra" w:cs="BRH Devanagari Extra"/>
-                <w:b/>
-                <w:sz w:val="32"/>
-                <w:szCs w:val="40"/>
-              </w:rPr>
-              <w:t>–</w:t>
-            </w:r>
-            <w:proofErr w:type="spellStart"/>
+            <w:r>
+              <w:rPr>
+                <w:rFonts w:ascii="BRH Malayalam Extra" w:hAnsi="BRH Malayalam Extra" w:cs="BRH Devanagari Extra"/>
+                <w:b/>
+                <w:sz w:val="32"/>
+                <w:szCs w:val="40"/>
+              </w:rPr>
+              <w:t>–</w:t>
+            </w:r>
             <w:r>
               <w:rPr>
                 <w:rFonts w:ascii="BRH Devanagari Extra" w:hAnsi="BRH Devanagari Extra" w:cs="BRH Devanagari Extra"/>
@@ -5162,29 +4565,8 @@
                 <w:szCs w:val="40"/>
                 <w:highlight w:val="green"/>
               </w:rPr>
-              <w:t>ÌiÉ</w:t>
-            </w:r>
-            <w:proofErr w:type="spellEnd"/>
-            <w:r>
-              <w:rPr>
-                <w:rFonts w:ascii="BRH Devanagari Extra" w:hAnsi="BRH Devanagari Extra" w:cs="BRH Devanagari Extra"/>
-                <w:sz w:val="40"/>
-                <w:szCs w:val="40"/>
-                <w:highlight w:val="green"/>
-              </w:rPr>
-              <w:t xml:space="preserve"> - </w:t>
-            </w:r>
-            <w:proofErr w:type="spellStart"/>
-            <w:r>
-              <w:rPr>
-                <w:rFonts w:ascii="BRH Devanagari Extra" w:hAnsi="BRH Devanagari Extra" w:cs="BRH Devanagari Extra"/>
-                <w:sz w:val="40"/>
-                <w:szCs w:val="40"/>
-                <w:highlight w:val="green"/>
-              </w:rPr>
-              <w:t>jÉçxÉ</w:t>
-            </w:r>
-            <w:proofErr w:type="spellEnd"/>
+              <w:t>ÌiÉ - jÉçxÉ</w:t>
+            </w:r>
             <w:r>
               <w:rPr>
                 <w:rFonts w:ascii="BRH Malayalam Extra" w:hAnsi="BRH Malayalam Extra" w:cs="BRH Devanagari Extra"/>
@@ -5257,19 +4639,8 @@
                 <w:sz w:val="28"/>
                 <w:szCs w:val="32"/>
               </w:rPr>
-              <w:t xml:space="preserve">T.S.4.2.6.1 – </w:t>
-            </w:r>
-            <w:proofErr w:type="spellStart"/>
-            <w:r>
-              <w:rPr>
-                <w:rFonts w:cs="Arial"/>
-                <w:b/>
-                <w:sz w:val="28"/>
-                <w:szCs w:val="32"/>
-              </w:rPr>
-              <w:t>Kramam</w:t>
-            </w:r>
-            <w:proofErr w:type="spellEnd"/>
+              <w:t>T.S.4.2.6.1 – Kramam</w:t>
+            </w:r>
           </w:p>
           <w:p>
             <w:pPr>
@@ -5289,45 +4660,14 @@
                 <w:szCs w:val="32"/>
               </w:rPr>
             </w:pPr>
-            <w:proofErr w:type="spellStart"/>
-            <w:r>
-              <w:rPr>
-                <w:rFonts w:cs="Arial"/>
-                <w:b/>
-                <w:sz w:val="28"/>
-                <w:szCs w:val="32"/>
-              </w:rPr>
-              <w:t>Krama</w:t>
-            </w:r>
-            <w:proofErr w:type="spellEnd"/>
-            <w:r>
-              <w:rPr>
-                <w:rFonts w:cs="Arial"/>
-                <w:b/>
-                <w:sz w:val="28"/>
-                <w:szCs w:val="32"/>
-              </w:rPr>
-              <w:t xml:space="preserve"> </w:t>
-            </w:r>
-            <w:proofErr w:type="spellStart"/>
-            <w:r>
-              <w:rPr>
-                <w:rFonts w:cs="Arial"/>
-                <w:b/>
-                <w:sz w:val="28"/>
-                <w:szCs w:val="32"/>
-              </w:rPr>
-              <w:t>Vaakyam</w:t>
-            </w:r>
-            <w:proofErr w:type="spellEnd"/>
-            <w:r>
-              <w:rPr>
-                <w:rFonts w:cs="Arial"/>
-                <w:b/>
-                <w:sz w:val="28"/>
-                <w:szCs w:val="32"/>
-              </w:rPr>
-              <w:t xml:space="preserve"> No. - 32</w:t>
+            <w:r>
+              <w:rPr>
+                <w:rFonts w:cs="Arial"/>
+                <w:b/>
+                <w:sz w:val="28"/>
+                <w:szCs w:val="32"/>
+              </w:rPr>
+              <w:t>Krama Vaakyam No. - 32</w:t>
             </w:r>
           </w:p>
           <w:p>
@@ -5348,25 +4688,14 @@
                 <w:szCs w:val="32"/>
               </w:rPr>
             </w:pPr>
-            <w:proofErr w:type="spellStart"/>
-            <w:r>
-              <w:rPr>
-                <w:rFonts w:cs="Arial"/>
-                <w:b/>
-                <w:sz w:val="28"/>
-                <w:szCs w:val="32"/>
-              </w:rPr>
-              <w:t>Panchaati</w:t>
-            </w:r>
-            <w:proofErr w:type="spellEnd"/>
-            <w:r>
-              <w:rPr>
-                <w:rFonts w:cs="Arial"/>
-                <w:b/>
-                <w:sz w:val="28"/>
-                <w:szCs w:val="32"/>
-              </w:rPr>
-              <w:t xml:space="preserve"> No</w:t>
+            <w:r>
+              <w:rPr>
+                <w:rFonts w:cs="Arial"/>
+                <w:b/>
+                <w:sz w:val="28"/>
+                <w:szCs w:val="32"/>
+              </w:rPr>
+              <w:t>Panchaati No</w:t>
             </w:r>
             <w:r>
               <w:rPr>
@@ -5406,68 +4735,34 @@
                 <w:lang w:val="en-IN" w:eastAsia="en-IN" w:bidi="ml-IN"/>
               </w:rPr>
             </w:pPr>
-            <w:proofErr w:type="spellStart"/>
-            <w:r>
-              <w:rPr>
-                <w:rFonts w:ascii="BRH Devanagari Extra" w:hAnsi="BRH Devanagari Extra" w:cs="BRH Devanagari Extra"/>
-                <w:color w:val="000000"/>
-                <w:sz w:val="40"/>
-                <w:szCs w:val="40"/>
-              </w:rPr>
-              <w:t>mÉÑwmÉÉþuÉiÉÏÈ</w:t>
-            </w:r>
-            <w:proofErr w:type="spellEnd"/>
-            <w:r>
-              <w:rPr>
-                <w:rFonts w:ascii="BRH Devanagari Extra" w:hAnsi="BRH Devanagari Extra" w:cs="BRH Devanagari Extra"/>
-                <w:color w:val="000000"/>
-                <w:sz w:val="40"/>
-                <w:szCs w:val="40"/>
-              </w:rPr>
-              <w:t xml:space="preserve"> </w:t>
-            </w:r>
-            <w:proofErr w:type="spellStart"/>
-            <w:r>
-              <w:rPr>
-                <w:rFonts w:ascii="BRH Devanagari Extra" w:hAnsi="BRH Devanagari Extra" w:cs="BRH Devanagari Extra"/>
-                <w:color w:val="000000"/>
-                <w:sz w:val="40"/>
-                <w:szCs w:val="40"/>
-              </w:rPr>
-              <w:t>mÉë</w:t>
-            </w:r>
-            <w:proofErr w:type="spellEnd"/>
-            <w:r>
-              <w:rPr>
-                <w:rFonts w:ascii="BRH Malayalam Extra" w:hAnsi="BRH Malayalam Extra" w:cs="BRH Devanagari Extra"/>
-                <w:b/>
-                <w:color w:val="000000"/>
-                <w:sz w:val="32"/>
-                <w:szCs w:val="40"/>
-              </w:rPr>
-              <w:t>–</w:t>
-            </w:r>
-            <w:proofErr w:type="spellStart"/>
-            <w:r>
-              <w:rPr>
-                <w:rFonts w:ascii="BRH Devanagari Extra" w:hAnsi="BRH Devanagari Extra" w:cs="BRH Devanagari Extra"/>
-                <w:color w:val="000000"/>
-                <w:sz w:val="40"/>
-                <w:szCs w:val="40"/>
-              </w:rPr>
-              <w:t>xÉÔuÉþiÉÏÈ</w:t>
-            </w:r>
-            <w:proofErr w:type="spellEnd"/>
-            <w:r>
-              <w:rPr>
-                <w:rFonts w:ascii="BRH Devanagari Extra" w:hAnsi="BRH Devanagari Extra" w:cs="BRH Devanagari Extra"/>
-                <w:color w:val="000000"/>
-                <w:sz w:val="40"/>
-                <w:szCs w:val="40"/>
-              </w:rPr>
-              <w:t xml:space="preserve"> | </w:t>
-            </w:r>
-            <w:proofErr w:type="spellStart"/>
+            <w:r>
+              <w:rPr>
+                <w:rFonts w:ascii="BRH Devanagari Extra" w:hAnsi="BRH Devanagari Extra" w:cs="BRH Devanagari Extra"/>
+                <w:color w:val="000000"/>
+                <w:sz w:val="40"/>
+                <w:szCs w:val="40"/>
+              </w:rPr>
+              <w:t>mÉÑwmÉÉþuÉiÉÏÈ mÉë</w:t>
+            </w:r>
+            <w:r>
+              <w:rPr>
+                <w:rFonts w:ascii="BRH Malayalam Extra" w:hAnsi="BRH Malayalam Extra" w:cs="BRH Devanagari Extra"/>
+                <w:b/>
+                <w:color w:val="000000"/>
+                <w:sz w:val="32"/>
+                <w:szCs w:val="40"/>
+              </w:rPr>
+              <w:t>–</w:t>
+            </w:r>
+            <w:r>
+              <w:rPr>
+                <w:rFonts w:ascii="BRH Devanagari Extra" w:hAnsi="BRH Devanagari Extra" w:cs="BRH Devanagari Extra"/>
+                <w:color w:val="000000"/>
+                <w:sz w:val="40"/>
+                <w:szCs w:val="40"/>
+              </w:rPr>
+              <w:t xml:space="preserve">xÉÔuÉþiÉÏÈ | </w:t>
+            </w:r>
             <w:r>
               <w:rPr>
                 <w:rFonts w:ascii="BRH Devanagari Extra" w:hAnsi="BRH Devanagari Extra" w:cs="BRH Devanagari Extra"/>
@@ -5502,18 +4797,16 @@
               </w:rPr>
               <w:t>uÉiÉÏ</w:t>
             </w:r>
-            <w:proofErr w:type="spellEnd"/>
-            <w:r>
-              <w:rPr>
-                <w:rFonts w:ascii="BRH Malayalam Extra" w:hAnsi="BRH Malayalam Extra" w:cs="BRH Devanagari Extra"/>
-                <w:b/>
-                <w:color w:val="000000"/>
-                <w:sz w:val="32"/>
-                <w:szCs w:val="40"/>
-              </w:rPr>
-              <w:t>–</w:t>
-            </w:r>
-            <w:proofErr w:type="spellStart"/>
+            <w:r>
+              <w:rPr>
+                <w:rFonts w:ascii="BRH Malayalam Extra" w:hAnsi="BRH Malayalam Extra" w:cs="BRH Devanagari Extra"/>
+                <w:b/>
+                <w:color w:val="000000"/>
+                <w:sz w:val="32"/>
+                <w:szCs w:val="40"/>
+              </w:rPr>
+              <w:t>–</w:t>
+            </w:r>
             <w:r>
               <w:rPr>
                 <w:rFonts w:ascii="BRH Devanagari Extra" w:hAnsi="BRH Devanagari Extra" w:cs="BRH Devanagari Extra"/>
@@ -5523,68 +4816,35 @@
               </w:rPr>
               <w:t>ËUÌiÉ</w:t>
             </w:r>
-            <w:proofErr w:type="spellEnd"/>
-            <w:r>
-              <w:rPr>
-                <w:rFonts w:ascii="BRH Malayalam Extra" w:hAnsi="BRH Malayalam Extra" w:cs="BRH Devanagari Extra"/>
-                <w:b/>
-                <w:color w:val="000000"/>
-                <w:sz w:val="32"/>
-                <w:szCs w:val="40"/>
-              </w:rPr>
-              <w:t>–</w:t>
-            </w:r>
-            <w:r>
-              <w:rPr>
-                <w:rFonts w:ascii="BRH Devanagari Extra" w:hAnsi="BRH Devanagari Extra" w:cs="BRH Devanagari Extra"/>
-                <w:color w:val="000000"/>
-                <w:sz w:val="40"/>
-                <w:szCs w:val="40"/>
-              </w:rPr>
-              <w:t xml:space="preserve"> </w:t>
-            </w:r>
-            <w:proofErr w:type="spellStart"/>
-            <w:r>
-              <w:rPr>
-                <w:rFonts w:ascii="BRH Devanagari Extra" w:hAnsi="BRH Devanagari Extra" w:cs="BRH Devanagari Extra"/>
-                <w:color w:val="000000"/>
-                <w:sz w:val="40"/>
-                <w:szCs w:val="40"/>
-              </w:rPr>
-              <w:t>mÉÑwmÉþ</w:t>
-            </w:r>
-            <w:proofErr w:type="spellEnd"/>
-            <w:r>
-              <w:rPr>
-                <w:rFonts w:ascii="BRH Devanagari Extra" w:hAnsi="BRH Devanagari Extra" w:cs="BRH Devanagari Extra"/>
-                <w:color w:val="000000"/>
-                <w:sz w:val="40"/>
-                <w:szCs w:val="40"/>
-              </w:rPr>
-              <w:t xml:space="preserve"> - </w:t>
-            </w:r>
-            <w:proofErr w:type="spellStart"/>
-            <w:r>
-              <w:rPr>
-                <w:rFonts w:ascii="BRH Devanagari Extra" w:hAnsi="BRH Devanagari Extra" w:cs="BRH Devanagari Extra"/>
-                <w:color w:val="000000"/>
-                <w:sz w:val="40"/>
-                <w:szCs w:val="40"/>
-              </w:rPr>
-              <w:t>uÉ</w:t>
-            </w:r>
-            <w:proofErr w:type="spellEnd"/>
-            <w:r>
-              <w:rPr>
-                <w:rFonts w:ascii="BRH Malayalam Extra" w:hAnsi="BRH Malayalam Extra" w:cs="BRH Devanagari Extra"/>
-                <w:b/>
-                <w:color w:val="000000"/>
-                <w:sz w:val="32"/>
-                <w:szCs w:val="40"/>
-              </w:rPr>
-              <w:t>–</w:t>
-            </w:r>
-            <w:proofErr w:type="spellStart"/>
+            <w:r>
+              <w:rPr>
+                <w:rFonts w:ascii="BRH Malayalam Extra" w:hAnsi="BRH Malayalam Extra" w:cs="BRH Devanagari Extra"/>
+                <w:b/>
+                <w:color w:val="000000"/>
+                <w:sz w:val="32"/>
+                <w:szCs w:val="40"/>
+              </w:rPr>
+              <w:t>–</w:t>
+            </w:r>
+            <w:r>
+              <w:rPr>
+                <w:rFonts w:ascii="BRH Devanagari Extra" w:hAnsi="BRH Devanagari Extra" w:cs="BRH Devanagari Extra"/>
+                <w:color w:val="000000"/>
+                <w:sz w:val="40"/>
+                <w:szCs w:val="40"/>
+              </w:rPr>
+              <w:t xml:space="preserve"> mÉÑwmÉþ - uÉ</w:t>
+            </w:r>
+            <w:r>
+              <w:rPr>
+                <w:rFonts w:ascii="BRH Malayalam Extra" w:hAnsi="BRH Malayalam Extra" w:cs="BRH Devanagari Extra"/>
+                <w:b/>
+                <w:color w:val="000000"/>
+                <w:sz w:val="32"/>
+                <w:szCs w:val="40"/>
+              </w:rPr>
+              <w:t>–</w:t>
+            </w:r>
             <w:r>
               <w:rPr>
                 <w:rFonts w:ascii="BRH Devanagari Extra" w:hAnsi="BRH Devanagari Extra" w:cs="BRH Devanagari Extra"/>
@@ -5594,7 +4854,6 @@
               </w:rPr>
               <w:t>iÉÏ</w:t>
             </w:r>
-            <w:proofErr w:type="spellEnd"/>
             <w:r>
               <w:rPr>
                 <w:rFonts w:ascii="BRH Malayalam Extra" w:hAnsi="BRH Malayalam Extra" w:cs="BRH Devanagari Extra"/>
@@ -5631,68 +4890,34 @@
                 <w:lang w:val="en-IN" w:eastAsia="en-IN" w:bidi="ml-IN"/>
               </w:rPr>
             </w:pPr>
-            <w:proofErr w:type="spellStart"/>
-            <w:r>
-              <w:rPr>
-                <w:rFonts w:ascii="BRH Devanagari Extra" w:hAnsi="BRH Devanagari Extra" w:cs="BRH Devanagari Extra"/>
-                <w:color w:val="000000"/>
-                <w:sz w:val="40"/>
-                <w:szCs w:val="40"/>
-              </w:rPr>
-              <w:t>mÉÑwmÉÉþuÉiÉÏÈ</w:t>
-            </w:r>
-            <w:proofErr w:type="spellEnd"/>
-            <w:r>
-              <w:rPr>
-                <w:rFonts w:ascii="BRH Devanagari Extra" w:hAnsi="BRH Devanagari Extra" w:cs="BRH Devanagari Extra"/>
-                <w:color w:val="000000"/>
-                <w:sz w:val="40"/>
-                <w:szCs w:val="40"/>
-              </w:rPr>
-              <w:t xml:space="preserve"> </w:t>
-            </w:r>
-            <w:proofErr w:type="spellStart"/>
-            <w:r>
-              <w:rPr>
-                <w:rFonts w:ascii="BRH Devanagari Extra" w:hAnsi="BRH Devanagari Extra" w:cs="BRH Devanagari Extra"/>
-                <w:color w:val="000000"/>
-                <w:sz w:val="40"/>
-                <w:szCs w:val="40"/>
-              </w:rPr>
-              <w:t>mÉë</w:t>
-            </w:r>
-            <w:proofErr w:type="spellEnd"/>
-            <w:r>
-              <w:rPr>
-                <w:rFonts w:ascii="BRH Malayalam Extra" w:hAnsi="BRH Malayalam Extra" w:cs="BRH Devanagari Extra"/>
-                <w:b/>
-                <w:color w:val="000000"/>
-                <w:sz w:val="32"/>
-                <w:szCs w:val="40"/>
-              </w:rPr>
-              <w:t>–</w:t>
-            </w:r>
-            <w:proofErr w:type="spellStart"/>
-            <w:r>
-              <w:rPr>
-                <w:rFonts w:ascii="BRH Devanagari Extra" w:hAnsi="BRH Devanagari Extra" w:cs="BRH Devanagari Extra"/>
-                <w:color w:val="000000"/>
-                <w:sz w:val="40"/>
-                <w:szCs w:val="40"/>
-              </w:rPr>
-              <w:t>xÉÔuÉþiÉÏÈ</w:t>
-            </w:r>
-            <w:proofErr w:type="spellEnd"/>
-            <w:r>
-              <w:rPr>
-                <w:rFonts w:ascii="BRH Devanagari Extra" w:hAnsi="BRH Devanagari Extra" w:cs="BRH Devanagari Extra"/>
-                <w:color w:val="000000"/>
-                <w:sz w:val="40"/>
-                <w:szCs w:val="40"/>
-              </w:rPr>
-              <w:t xml:space="preserve"> | </w:t>
-            </w:r>
-            <w:proofErr w:type="spellStart"/>
+            <w:r>
+              <w:rPr>
+                <w:rFonts w:ascii="BRH Devanagari Extra" w:hAnsi="BRH Devanagari Extra" w:cs="BRH Devanagari Extra"/>
+                <w:color w:val="000000"/>
+                <w:sz w:val="40"/>
+                <w:szCs w:val="40"/>
+              </w:rPr>
+              <w:t>mÉÑwmÉÉþuÉiÉÏÈ mÉë</w:t>
+            </w:r>
+            <w:r>
+              <w:rPr>
+                <w:rFonts w:ascii="BRH Malayalam Extra" w:hAnsi="BRH Malayalam Extra" w:cs="BRH Devanagari Extra"/>
+                <w:b/>
+                <w:color w:val="000000"/>
+                <w:sz w:val="32"/>
+                <w:szCs w:val="40"/>
+              </w:rPr>
+              <w:t>–</w:t>
+            </w:r>
+            <w:r>
+              <w:rPr>
+                <w:rFonts w:ascii="BRH Devanagari Extra" w:hAnsi="BRH Devanagari Extra" w:cs="BRH Devanagari Extra"/>
+                <w:color w:val="000000"/>
+                <w:sz w:val="40"/>
+                <w:szCs w:val="40"/>
+              </w:rPr>
+              <w:t xml:space="preserve">xÉÔuÉþiÉÏÈ | </w:t>
+            </w:r>
             <w:r>
               <w:rPr>
                 <w:rFonts w:ascii="BRH Devanagari Extra" w:hAnsi="BRH Devanagari Extra" w:cs="BRH Devanagari Extra"/>
@@ -5746,18 +4971,16 @@
               </w:rPr>
               <w:t>uÉiÉÏ</w:t>
             </w:r>
-            <w:proofErr w:type="spellEnd"/>
-            <w:r>
-              <w:rPr>
-                <w:rFonts w:ascii="BRH Malayalam Extra" w:hAnsi="BRH Malayalam Extra" w:cs="BRH Devanagari Extra"/>
-                <w:b/>
-                <w:color w:val="000000"/>
-                <w:sz w:val="32"/>
-                <w:szCs w:val="40"/>
-              </w:rPr>
-              <w:t>–</w:t>
-            </w:r>
-            <w:proofErr w:type="spellStart"/>
+            <w:r>
+              <w:rPr>
+                <w:rFonts w:ascii="BRH Malayalam Extra" w:hAnsi="BRH Malayalam Extra" w:cs="BRH Devanagari Extra"/>
+                <w:b/>
+                <w:color w:val="000000"/>
+                <w:sz w:val="32"/>
+                <w:szCs w:val="40"/>
+              </w:rPr>
+              <w:t>–</w:t>
+            </w:r>
             <w:r>
               <w:rPr>
                 <w:rFonts w:ascii="BRH Devanagari Extra" w:hAnsi="BRH Devanagari Extra" w:cs="BRH Devanagari Extra"/>
@@ -5767,68 +4990,35 @@
               </w:rPr>
               <w:t>ËUÌiÉ</w:t>
             </w:r>
-            <w:proofErr w:type="spellEnd"/>
-            <w:r>
-              <w:rPr>
-                <w:rFonts w:ascii="BRH Malayalam Extra" w:hAnsi="BRH Malayalam Extra" w:cs="BRH Devanagari Extra"/>
-                <w:b/>
-                <w:color w:val="000000"/>
-                <w:sz w:val="32"/>
-                <w:szCs w:val="40"/>
-              </w:rPr>
-              <w:t>–</w:t>
-            </w:r>
-            <w:r>
-              <w:rPr>
-                <w:rFonts w:ascii="BRH Devanagari Extra" w:hAnsi="BRH Devanagari Extra" w:cs="BRH Devanagari Extra"/>
-                <w:color w:val="000000"/>
-                <w:sz w:val="40"/>
-                <w:szCs w:val="40"/>
-              </w:rPr>
-              <w:t xml:space="preserve"> </w:t>
-            </w:r>
-            <w:proofErr w:type="spellStart"/>
-            <w:r>
-              <w:rPr>
-                <w:rFonts w:ascii="BRH Devanagari Extra" w:hAnsi="BRH Devanagari Extra" w:cs="BRH Devanagari Extra"/>
-                <w:color w:val="000000"/>
-                <w:sz w:val="40"/>
-                <w:szCs w:val="40"/>
-              </w:rPr>
-              <w:t>mÉÑwmÉþ</w:t>
-            </w:r>
-            <w:proofErr w:type="spellEnd"/>
-            <w:r>
-              <w:rPr>
-                <w:rFonts w:ascii="BRH Devanagari Extra" w:hAnsi="BRH Devanagari Extra" w:cs="BRH Devanagari Extra"/>
-                <w:color w:val="000000"/>
-                <w:sz w:val="40"/>
-                <w:szCs w:val="40"/>
-              </w:rPr>
-              <w:t xml:space="preserve"> - </w:t>
-            </w:r>
-            <w:proofErr w:type="spellStart"/>
-            <w:r>
-              <w:rPr>
-                <w:rFonts w:ascii="BRH Devanagari Extra" w:hAnsi="BRH Devanagari Extra" w:cs="BRH Devanagari Extra"/>
-                <w:color w:val="000000"/>
-                <w:sz w:val="40"/>
-                <w:szCs w:val="40"/>
-              </w:rPr>
-              <w:t>uÉ</w:t>
-            </w:r>
-            <w:proofErr w:type="spellEnd"/>
-            <w:r>
-              <w:rPr>
-                <w:rFonts w:ascii="BRH Malayalam Extra" w:hAnsi="BRH Malayalam Extra" w:cs="BRH Devanagari Extra"/>
-                <w:b/>
-                <w:color w:val="000000"/>
-                <w:sz w:val="32"/>
-                <w:szCs w:val="40"/>
-              </w:rPr>
-              <w:t>–</w:t>
-            </w:r>
-            <w:proofErr w:type="spellStart"/>
+            <w:r>
+              <w:rPr>
+                <w:rFonts w:ascii="BRH Malayalam Extra" w:hAnsi="BRH Malayalam Extra" w:cs="BRH Devanagari Extra"/>
+                <w:b/>
+                <w:color w:val="000000"/>
+                <w:sz w:val="32"/>
+                <w:szCs w:val="40"/>
+              </w:rPr>
+              <w:t>–</w:t>
+            </w:r>
+            <w:r>
+              <w:rPr>
+                <w:rFonts w:ascii="BRH Devanagari Extra" w:hAnsi="BRH Devanagari Extra" w:cs="BRH Devanagari Extra"/>
+                <w:color w:val="000000"/>
+                <w:sz w:val="40"/>
+                <w:szCs w:val="40"/>
+              </w:rPr>
+              <w:t xml:space="preserve"> mÉÑwmÉþ - uÉ</w:t>
+            </w:r>
+            <w:r>
+              <w:rPr>
+                <w:rFonts w:ascii="BRH Malayalam Extra" w:hAnsi="BRH Malayalam Extra" w:cs="BRH Devanagari Extra"/>
+                <w:b/>
+                <w:color w:val="000000"/>
+                <w:sz w:val="32"/>
+                <w:szCs w:val="40"/>
+              </w:rPr>
+              <w:t>–</w:t>
+            </w:r>
             <w:r>
               <w:rPr>
                 <w:rFonts w:ascii="BRH Devanagari Extra" w:hAnsi="BRH Devanagari Extra" w:cs="BRH Devanagari Extra"/>
@@ -5838,7 +5028,6 @@
               </w:rPr>
               <w:t>iÉÏ</w:t>
             </w:r>
-            <w:proofErr w:type="spellEnd"/>
             <w:r>
               <w:rPr>
                 <w:rFonts w:ascii="BRH Malayalam Extra" w:hAnsi="BRH Malayalam Extra" w:cs="BRH Devanagari Extra"/>
@@ -5894,19 +5083,8 @@
                 <w:sz w:val="28"/>
                 <w:szCs w:val="32"/>
               </w:rPr>
-              <w:t xml:space="preserve">T.S.4.2.7.3 – </w:t>
-            </w:r>
-            <w:proofErr w:type="spellStart"/>
-            <w:r>
-              <w:rPr>
-                <w:rFonts w:cs="Arial"/>
-                <w:b/>
-                <w:sz w:val="28"/>
-                <w:szCs w:val="32"/>
-              </w:rPr>
-              <w:t>Kramam</w:t>
-            </w:r>
-            <w:proofErr w:type="spellEnd"/>
+              <w:t>T.S.4.2.7.3 – Kramam</w:t>
+            </w:r>
           </w:p>
           <w:p>
             <w:pPr>
@@ -5926,45 +5104,14 @@
                 <w:szCs w:val="32"/>
               </w:rPr>
             </w:pPr>
-            <w:proofErr w:type="spellStart"/>
-            <w:r>
-              <w:rPr>
-                <w:rFonts w:cs="Arial"/>
-                <w:b/>
-                <w:sz w:val="28"/>
-                <w:szCs w:val="32"/>
-              </w:rPr>
-              <w:t>Krama</w:t>
-            </w:r>
-            <w:proofErr w:type="spellEnd"/>
-            <w:r>
-              <w:rPr>
-                <w:rFonts w:cs="Arial"/>
-                <w:b/>
-                <w:sz w:val="28"/>
-                <w:szCs w:val="32"/>
-              </w:rPr>
-              <w:t xml:space="preserve"> </w:t>
-            </w:r>
-            <w:proofErr w:type="spellStart"/>
-            <w:r>
-              <w:rPr>
-                <w:rFonts w:cs="Arial"/>
-                <w:b/>
-                <w:sz w:val="28"/>
-                <w:szCs w:val="32"/>
-              </w:rPr>
-              <w:t>Vaakyam</w:t>
-            </w:r>
-            <w:proofErr w:type="spellEnd"/>
-            <w:r>
-              <w:rPr>
-                <w:rFonts w:cs="Arial"/>
-                <w:b/>
-                <w:sz w:val="28"/>
-                <w:szCs w:val="32"/>
-              </w:rPr>
-              <w:t xml:space="preserve"> No. - 51</w:t>
+            <w:r>
+              <w:rPr>
+                <w:rFonts w:cs="Arial"/>
+                <w:b/>
+                <w:sz w:val="28"/>
+                <w:szCs w:val="32"/>
+              </w:rPr>
+              <w:t>Krama Vaakyam No. - 51</w:t>
             </w:r>
           </w:p>
           <w:p>
@@ -5985,25 +5132,14 @@
                 <w:szCs w:val="32"/>
               </w:rPr>
             </w:pPr>
-            <w:proofErr w:type="spellStart"/>
-            <w:r>
-              <w:rPr>
-                <w:rFonts w:cs="Arial"/>
-                <w:b/>
-                <w:sz w:val="28"/>
-                <w:szCs w:val="32"/>
-              </w:rPr>
-              <w:t>Panchaati</w:t>
-            </w:r>
-            <w:proofErr w:type="spellEnd"/>
-            <w:r>
-              <w:rPr>
-                <w:rFonts w:cs="Arial"/>
-                <w:b/>
-                <w:sz w:val="28"/>
-                <w:szCs w:val="32"/>
-              </w:rPr>
-              <w:t xml:space="preserve"> No</w:t>
+            <w:r>
+              <w:rPr>
+                <w:rFonts w:cs="Arial"/>
+                <w:b/>
+                <w:sz w:val="28"/>
+                <w:szCs w:val="32"/>
+              </w:rPr>
+              <w:t>Panchaati No</w:t>
             </w:r>
             <w:r>
               <w:rPr>
@@ -6042,68 +5178,34 @@
                 <w:szCs w:val="40"/>
               </w:rPr>
             </w:pPr>
-            <w:proofErr w:type="spellStart"/>
-            <w:r>
-              <w:rPr>
-                <w:rFonts w:ascii="BRH Devanagari Extra" w:hAnsi="BRH Devanagari Extra" w:cs="BRH Devanagari Extra"/>
-                <w:color w:val="000000"/>
-                <w:sz w:val="40"/>
-                <w:szCs w:val="40"/>
-              </w:rPr>
-              <w:t>qÉÉlÉÑþwÉÉ</w:t>
-            </w:r>
-            <w:proofErr w:type="spellEnd"/>
-            <w:r>
-              <w:rPr>
-                <w:rFonts w:ascii="BRH Devanagari Extra" w:hAnsi="BRH Devanagari Extra" w:cs="BRH Devanagari Extra"/>
-                <w:color w:val="000000"/>
-                <w:sz w:val="40"/>
-                <w:szCs w:val="40"/>
-              </w:rPr>
-              <w:t xml:space="preserve"> </w:t>
-            </w:r>
-            <w:proofErr w:type="spellStart"/>
-            <w:r>
-              <w:rPr>
-                <w:rFonts w:ascii="BRH Devanagari Extra" w:hAnsi="BRH Devanagari Extra" w:cs="BRH Devanagari Extra"/>
-                <w:color w:val="000000"/>
-                <w:sz w:val="40"/>
-                <w:szCs w:val="40"/>
-              </w:rPr>
-              <w:t>rÉÑ</w:t>
-            </w:r>
-            <w:proofErr w:type="spellEnd"/>
-            <w:r>
-              <w:rPr>
-                <w:rFonts w:ascii="BRH Malayalam Extra" w:hAnsi="BRH Malayalam Extra" w:cs="BRH Devanagari Extra"/>
-                <w:b/>
-                <w:color w:val="000000"/>
-                <w:sz w:val="32"/>
-                <w:szCs w:val="40"/>
-              </w:rPr>
-              <w:t>–</w:t>
-            </w:r>
-            <w:proofErr w:type="spellStart"/>
-            <w:r>
-              <w:rPr>
-                <w:rFonts w:ascii="BRH Devanagari Extra" w:hAnsi="BRH Devanagari Extra" w:cs="BRH Devanagari Extra"/>
-                <w:color w:val="000000"/>
-                <w:sz w:val="40"/>
-                <w:szCs w:val="40"/>
-              </w:rPr>
-              <w:t>aÉÉ</w:t>
-            </w:r>
-            <w:proofErr w:type="spellEnd"/>
-            <w:r>
-              <w:rPr>
-                <w:rFonts w:ascii="BRH Devanagari Extra" w:hAnsi="BRH Devanagari Extra" w:cs="BRH Devanagari Extra"/>
-                <w:color w:val="000000"/>
-                <w:sz w:val="40"/>
-                <w:szCs w:val="40"/>
-              </w:rPr>
-              <w:t xml:space="preserve"> | </w:t>
-            </w:r>
-            <w:proofErr w:type="spellStart"/>
+            <w:r>
+              <w:rPr>
+                <w:rFonts w:ascii="BRH Devanagari Extra" w:hAnsi="BRH Devanagari Extra" w:cs="BRH Devanagari Extra"/>
+                <w:color w:val="000000"/>
+                <w:sz w:val="40"/>
+                <w:szCs w:val="40"/>
+              </w:rPr>
+              <w:t>qÉÉlÉÑþwÉÉ rÉÑ</w:t>
+            </w:r>
+            <w:r>
+              <w:rPr>
+                <w:rFonts w:ascii="BRH Malayalam Extra" w:hAnsi="BRH Malayalam Extra" w:cs="BRH Devanagari Extra"/>
+                <w:b/>
+                <w:color w:val="000000"/>
+                <w:sz w:val="32"/>
+                <w:szCs w:val="40"/>
+              </w:rPr>
+              <w:t>–</w:t>
+            </w:r>
+            <w:r>
+              <w:rPr>
+                <w:rFonts w:ascii="BRH Devanagari Extra" w:hAnsi="BRH Devanagari Extra" w:cs="BRH Devanagari Extra"/>
+                <w:color w:val="000000"/>
+                <w:sz w:val="40"/>
+                <w:szCs w:val="40"/>
+              </w:rPr>
+              <w:t xml:space="preserve">aÉÉ | </w:t>
+            </w:r>
             <w:r>
               <w:rPr>
                 <w:rFonts w:ascii="BRH Devanagari Extra" w:hAnsi="BRH Devanagari Extra" w:cs="BRH Devanagari Extra"/>
@@ -6114,77 +5216,43 @@
               </w:rPr>
               <w:t>rÉ</w:t>
             </w:r>
-            <w:proofErr w:type="spellEnd"/>
-            <w:r>
-              <w:rPr>
-                <w:rFonts w:ascii="BRH Malayalam Extra" w:hAnsi="BRH Malayalam Extra" w:cs="BRH Devanagari Extra"/>
-                <w:b/>
-                <w:color w:val="000000"/>
-                <w:sz w:val="32"/>
-                <w:szCs w:val="40"/>
-              </w:rPr>
-              <w:t>–</w:t>
-            </w:r>
-            <w:proofErr w:type="spellStart"/>
-            <w:r>
-              <w:rPr>
-                <w:rFonts w:ascii="BRH Devanagari Extra" w:hAnsi="BRH Devanagari Extra" w:cs="BRH Devanagari Extra"/>
-                <w:color w:val="000000"/>
-                <w:sz w:val="40"/>
-                <w:szCs w:val="40"/>
-              </w:rPr>
-              <w:t>aÉåÌiÉþ</w:t>
-            </w:r>
-            <w:proofErr w:type="spellEnd"/>
-            <w:r>
-              <w:rPr>
-                <w:rFonts w:ascii="BRH Devanagari Extra" w:hAnsi="BRH Devanagari Extra" w:cs="BRH Devanagari Extra"/>
-                <w:color w:val="000000"/>
-                <w:sz w:val="40"/>
-                <w:szCs w:val="40"/>
-              </w:rPr>
-              <w:t xml:space="preserve"> </w:t>
-            </w:r>
-            <w:proofErr w:type="spellStart"/>
-            <w:r>
-              <w:rPr>
-                <w:rFonts w:ascii="BRH Devanagari Extra" w:hAnsi="BRH Devanagari Extra" w:cs="BRH Devanagari Extra"/>
-                <w:color w:val="000000"/>
-                <w:sz w:val="40"/>
-                <w:szCs w:val="40"/>
-              </w:rPr>
-              <w:t>rÉÑ</w:t>
-            </w:r>
-            <w:proofErr w:type="spellEnd"/>
-            <w:r>
-              <w:rPr>
-                <w:rFonts w:ascii="BRH Malayalam Extra" w:hAnsi="BRH Malayalam Extra" w:cs="BRH Devanagari Extra"/>
-                <w:b/>
-                <w:color w:val="000000"/>
-                <w:sz w:val="32"/>
-                <w:szCs w:val="40"/>
-              </w:rPr>
-              <w:t>–</w:t>
-            </w:r>
-            <w:proofErr w:type="spellStart"/>
-            <w:r>
-              <w:rPr>
-                <w:rFonts w:ascii="BRH Devanagari Extra" w:hAnsi="BRH Devanagari Extra" w:cs="BRH Devanagari Extra"/>
-                <w:color w:val="000000"/>
-                <w:sz w:val="40"/>
-                <w:szCs w:val="40"/>
-              </w:rPr>
-              <w:t>aÉÉ</w:t>
-            </w:r>
-            <w:proofErr w:type="spellEnd"/>
-            <w:r>
-              <w:rPr>
-                <w:rFonts w:ascii="BRH Devanagari Extra" w:hAnsi="BRH Devanagari Extra" w:cs="BRH Devanagari Extra"/>
-                <w:color w:val="000000"/>
-                <w:sz w:val="40"/>
-                <w:szCs w:val="40"/>
-              </w:rPr>
-              <w:t xml:space="preserve"> ||</w:t>
+            <w:r>
+              <w:rPr>
+                <w:rFonts w:ascii="BRH Malayalam Extra" w:hAnsi="BRH Malayalam Extra" w:cs="BRH Devanagari Extra"/>
+                <w:b/>
+                <w:color w:val="000000"/>
+                <w:sz w:val="32"/>
+                <w:szCs w:val="40"/>
+              </w:rPr>
+              <w:t>–</w:t>
+            </w:r>
+            <w:r>
+              <w:rPr>
+                <w:rFonts w:ascii="BRH Devanagari Extra" w:hAnsi="BRH Devanagari Extra" w:cs="BRH Devanagari Extra"/>
+                <w:color w:val="000000"/>
+                <w:sz w:val="40"/>
+                <w:szCs w:val="40"/>
+              </w:rPr>
+              <w:t>aÉåÌiÉþ rÉÑ</w:t>
+            </w:r>
+            <w:r>
+              <w:rPr>
+                <w:rFonts w:ascii="BRH Malayalam Extra" w:hAnsi="BRH Malayalam Extra" w:cs="BRH Devanagari Extra"/>
+                <w:b/>
+                <w:color w:val="000000"/>
+                <w:sz w:val="32"/>
+                <w:szCs w:val="40"/>
+              </w:rPr>
+              <w:t>–</w:t>
+            </w:r>
+            <w:r>
+              <w:rPr>
+                <w:rFonts w:ascii="BRH Devanagari Extra" w:hAnsi="BRH Devanagari Extra" w:cs="BRH Devanagari Extra"/>
+                <w:color w:val="000000"/>
+                <w:sz w:val="40"/>
+                <w:szCs w:val="40"/>
+              </w:rPr>
+              <w:t>aÉÉ ||</w:t>
             </w:r>
           </w:p>
         </w:tc>
@@ -6202,150 +5270,82 @@
                 <w:szCs w:val="40"/>
               </w:rPr>
             </w:pPr>
-            <w:proofErr w:type="spellStart"/>
-            <w:r>
-              <w:rPr>
-                <w:rFonts w:ascii="BRH Devanagari Extra" w:hAnsi="BRH Devanagari Extra" w:cs="BRH Devanagari Extra"/>
-                <w:color w:val="000000"/>
-                <w:sz w:val="40"/>
-                <w:szCs w:val="40"/>
-              </w:rPr>
-              <w:t>qÉÉlÉÑþwÉÉ</w:t>
-            </w:r>
-            <w:proofErr w:type="spellEnd"/>
-            <w:r>
-              <w:rPr>
-                <w:rFonts w:ascii="BRH Devanagari Extra" w:hAnsi="BRH Devanagari Extra" w:cs="BRH Devanagari Extra"/>
-                <w:color w:val="000000"/>
-                <w:sz w:val="40"/>
-                <w:szCs w:val="40"/>
-              </w:rPr>
-              <w:t xml:space="preserve"> </w:t>
-            </w:r>
-            <w:proofErr w:type="spellStart"/>
-            <w:r>
-              <w:rPr>
-                <w:rFonts w:ascii="BRH Devanagari Extra" w:hAnsi="BRH Devanagari Extra" w:cs="BRH Devanagari Extra"/>
-                <w:color w:val="000000"/>
-                <w:sz w:val="40"/>
-                <w:szCs w:val="40"/>
+            <w:r>
+              <w:rPr>
+                <w:rFonts w:ascii="BRH Devanagari Extra" w:hAnsi="BRH Devanagari Extra" w:cs="BRH Devanagari Extra"/>
+                <w:color w:val="000000"/>
+                <w:sz w:val="40"/>
+                <w:szCs w:val="40"/>
+              </w:rPr>
+              <w:t>qÉÉlÉÑþwÉÉ rÉÑ</w:t>
+            </w:r>
+            <w:r>
+              <w:rPr>
+                <w:rFonts w:ascii="BRH Malayalam Extra" w:hAnsi="BRH Malayalam Extra" w:cs="BRH Devanagari Extra"/>
+                <w:b/>
+                <w:color w:val="000000"/>
+                <w:sz w:val="32"/>
+                <w:szCs w:val="40"/>
+              </w:rPr>
+              <w:t>–</w:t>
+            </w:r>
+            <w:r>
+              <w:rPr>
+                <w:rFonts w:ascii="BRH Devanagari Extra" w:hAnsi="BRH Devanagari Extra" w:cs="BRH Devanagari Extra"/>
+                <w:color w:val="000000"/>
+                <w:sz w:val="40"/>
+                <w:szCs w:val="40"/>
+              </w:rPr>
+              <w:t xml:space="preserve">aÉÉ | </w:t>
+            </w:r>
+            <w:r>
+              <w:rPr>
+                <w:rFonts w:ascii="BRH Devanagari Extra" w:hAnsi="BRH Devanagari Extra" w:cs="BRH Devanagari Extra"/>
+                <w:color w:val="000000"/>
+                <w:sz w:val="40"/>
+                <w:szCs w:val="40"/>
+                <w:highlight w:val="green"/>
               </w:rPr>
               <w:t>rÉÑ</w:t>
             </w:r>
-            <w:proofErr w:type="spellEnd"/>
-            <w:r>
-              <w:rPr>
-                <w:rFonts w:ascii="BRH Malayalam Extra" w:hAnsi="BRH Malayalam Extra" w:cs="BRH Devanagari Extra"/>
-                <w:b/>
-                <w:color w:val="000000"/>
-                <w:sz w:val="32"/>
-                <w:szCs w:val="40"/>
-              </w:rPr>
-              <w:t>–</w:t>
-            </w:r>
-            <w:proofErr w:type="spellStart"/>
-            <w:r>
-              <w:rPr>
-                <w:rFonts w:ascii="BRH Devanagari Extra" w:hAnsi="BRH Devanagari Extra" w:cs="BRH Devanagari Extra"/>
-                <w:color w:val="000000"/>
-                <w:sz w:val="40"/>
-                <w:szCs w:val="40"/>
-              </w:rPr>
-              <w:t>aÉÉ</w:t>
-            </w:r>
-            <w:proofErr w:type="spellEnd"/>
-            <w:r>
-              <w:rPr>
-                <w:rFonts w:ascii="BRH Devanagari Extra" w:hAnsi="BRH Devanagari Extra" w:cs="BRH Devanagari Extra"/>
-                <w:color w:val="000000"/>
-                <w:sz w:val="40"/>
-                <w:szCs w:val="40"/>
-              </w:rPr>
-              <w:t xml:space="preserve"> | </w:t>
-            </w:r>
-            <w:proofErr w:type="spellStart"/>
-            <w:r>
-              <w:rPr>
-                <w:rFonts w:ascii="BRH Devanagari Extra" w:hAnsi="BRH Devanagari Extra" w:cs="BRH Devanagari Extra"/>
-                <w:color w:val="000000"/>
-                <w:sz w:val="40"/>
+            <w:r>
+              <w:rPr>
+                <w:rFonts w:ascii="BRH Malayalam Extra" w:hAnsi="BRH Malayalam Extra" w:cs="BRH Devanagari Extra"/>
+                <w:b/>
+                <w:color w:val="000000"/>
+                <w:sz w:val="32"/>
                 <w:szCs w:val="40"/>
                 <w:highlight w:val="green"/>
               </w:rPr>
-              <w:t>rÉÑ</w:t>
-            </w:r>
-            <w:proofErr w:type="spellEnd"/>
-            <w:r>
-              <w:rPr>
-                <w:rFonts w:ascii="BRH Malayalam Extra" w:hAnsi="BRH Malayalam Extra" w:cs="BRH Devanagari Extra"/>
-                <w:b/>
-                <w:color w:val="000000"/>
-                <w:sz w:val="32"/>
-                <w:szCs w:val="40"/>
-                <w:highlight w:val="green"/>
-              </w:rPr>
-              <w:t>–</w:t>
-            </w:r>
-            <w:proofErr w:type="spellStart"/>
-            <w:r>
-              <w:rPr>
-                <w:rFonts w:ascii="BRH Devanagari Extra" w:hAnsi="BRH Devanagari Extra" w:cs="BRH Devanagari Extra"/>
-                <w:color w:val="000000"/>
-                <w:sz w:val="40"/>
-                <w:szCs w:val="40"/>
-              </w:rPr>
-              <w:t>aÉåÌiÉþ</w:t>
-            </w:r>
-            <w:proofErr w:type="spellEnd"/>
-            <w:r>
-              <w:rPr>
-                <w:rFonts w:ascii="BRH Devanagari Extra" w:hAnsi="BRH Devanagari Extra" w:cs="BRH Devanagari Extra"/>
-                <w:color w:val="000000"/>
-                <w:sz w:val="40"/>
-                <w:szCs w:val="40"/>
-              </w:rPr>
-              <w:t xml:space="preserve"> </w:t>
-            </w:r>
-            <w:proofErr w:type="spellStart"/>
-            <w:r>
-              <w:rPr>
-                <w:rFonts w:ascii="BRH Devanagari Extra" w:hAnsi="BRH Devanagari Extra" w:cs="BRH Devanagari Extra"/>
-                <w:color w:val="000000"/>
-                <w:sz w:val="40"/>
-                <w:szCs w:val="40"/>
-              </w:rPr>
-              <w:t>rÉÑ</w:t>
-            </w:r>
-            <w:proofErr w:type="spellEnd"/>
-            <w:r>
-              <w:rPr>
-                <w:rFonts w:ascii="BRH Malayalam Extra" w:hAnsi="BRH Malayalam Extra" w:cs="BRH Devanagari Extra"/>
-                <w:b/>
-                <w:color w:val="000000"/>
-                <w:sz w:val="32"/>
-                <w:szCs w:val="40"/>
-              </w:rPr>
-              <w:t>–</w:t>
-            </w:r>
-            <w:proofErr w:type="spellStart"/>
-            <w:r>
-              <w:rPr>
-                <w:rFonts w:ascii="BRH Devanagari Extra" w:hAnsi="BRH Devanagari Extra" w:cs="BRH Devanagari Extra"/>
-                <w:color w:val="000000"/>
-                <w:sz w:val="40"/>
-                <w:szCs w:val="40"/>
-              </w:rPr>
-              <w:t>aÉÉ</w:t>
-            </w:r>
-            <w:proofErr w:type="spellEnd"/>
-            <w:r>
-              <w:rPr>
-                <w:rFonts w:ascii="BRH Devanagari Extra" w:hAnsi="BRH Devanagari Extra" w:cs="BRH Devanagari Extra"/>
-                <w:color w:val="000000"/>
-                <w:sz w:val="40"/>
-                <w:szCs w:val="40"/>
-              </w:rPr>
-              <w:t xml:space="preserve"> ||</w:t>
+              <w:t>–</w:t>
+            </w:r>
+            <w:r>
+              <w:rPr>
+                <w:rFonts w:ascii="BRH Devanagari Extra" w:hAnsi="BRH Devanagari Extra" w:cs="BRH Devanagari Extra"/>
+                <w:color w:val="000000"/>
+                <w:sz w:val="40"/>
+                <w:szCs w:val="40"/>
+              </w:rPr>
+              <w:t>aÉåÌiÉþ rÉÑ</w:t>
+            </w:r>
+            <w:r>
+              <w:rPr>
+                <w:rFonts w:ascii="BRH Malayalam Extra" w:hAnsi="BRH Malayalam Extra" w:cs="BRH Devanagari Extra"/>
+                <w:b/>
+                <w:color w:val="000000"/>
+                <w:sz w:val="32"/>
+                <w:szCs w:val="40"/>
+              </w:rPr>
+              <w:t>–</w:t>
+            </w:r>
+            <w:r>
+              <w:rPr>
+                <w:rFonts w:ascii="BRH Devanagari Extra" w:hAnsi="BRH Devanagari Extra" w:cs="BRH Devanagari Extra"/>
+                <w:color w:val="000000"/>
+                <w:sz w:val="40"/>
+                <w:szCs w:val="40"/>
+              </w:rPr>
+              <w:t>aÉÉ ||</w:t>
             </w:r>
           </w:p>
         </w:tc>
@@ -6383,20 +5383,8 @@
                 <w:sz w:val="28"/>
                 <w:szCs w:val="32"/>
               </w:rPr>
-              <w:lastRenderedPageBreak/>
-              <w:t xml:space="preserve">T.S.4.2.10.2 – </w:t>
-            </w:r>
-            <w:proofErr w:type="spellStart"/>
-            <w:r>
-              <w:rPr>
-                <w:rFonts w:cs="Arial"/>
-                <w:b/>
-                <w:sz w:val="28"/>
-                <w:szCs w:val="32"/>
-              </w:rPr>
-              <w:t>Kramam</w:t>
-            </w:r>
-            <w:proofErr w:type="spellEnd"/>
+              <w:t>T.S.4.2.10.2 – Kramam</w:t>
+            </w:r>
           </w:p>
           <w:p>
             <w:pPr>
@@ -6416,45 +5404,14 @@
                 <w:szCs w:val="32"/>
               </w:rPr>
             </w:pPr>
-            <w:proofErr w:type="spellStart"/>
-            <w:r>
-              <w:rPr>
-                <w:rFonts w:cs="Arial"/>
-                <w:b/>
-                <w:sz w:val="28"/>
-                <w:szCs w:val="32"/>
-              </w:rPr>
-              <w:t>Krama</w:t>
-            </w:r>
-            <w:proofErr w:type="spellEnd"/>
-            <w:r>
-              <w:rPr>
-                <w:rFonts w:cs="Arial"/>
-                <w:b/>
-                <w:sz w:val="28"/>
-                <w:szCs w:val="32"/>
-              </w:rPr>
-              <w:t xml:space="preserve"> </w:t>
-            </w:r>
-            <w:proofErr w:type="spellStart"/>
-            <w:r>
-              <w:rPr>
-                <w:rFonts w:cs="Arial"/>
-                <w:b/>
-                <w:sz w:val="28"/>
-                <w:szCs w:val="32"/>
-              </w:rPr>
-              <w:t>Vaakyam</w:t>
-            </w:r>
-            <w:proofErr w:type="spellEnd"/>
-            <w:r>
-              <w:rPr>
-                <w:rFonts w:cs="Arial"/>
-                <w:b/>
-                <w:sz w:val="28"/>
-                <w:szCs w:val="32"/>
-              </w:rPr>
-              <w:t xml:space="preserve"> No. - 7</w:t>
+            <w:r>
+              <w:rPr>
+                <w:rFonts w:cs="Arial"/>
+                <w:b/>
+                <w:sz w:val="28"/>
+                <w:szCs w:val="32"/>
+              </w:rPr>
+              <w:t>Krama Vaakyam No. - 7</w:t>
             </w:r>
           </w:p>
           <w:p>
@@ -6475,25 +5432,14 @@
                 <w:szCs w:val="32"/>
               </w:rPr>
             </w:pPr>
-            <w:proofErr w:type="spellStart"/>
-            <w:r>
-              <w:rPr>
-                <w:rFonts w:cs="Arial"/>
-                <w:b/>
-                <w:sz w:val="28"/>
-                <w:szCs w:val="32"/>
-              </w:rPr>
-              <w:t>Panchaati</w:t>
-            </w:r>
-            <w:proofErr w:type="spellEnd"/>
-            <w:r>
-              <w:rPr>
-                <w:rFonts w:cs="Arial"/>
-                <w:b/>
-                <w:sz w:val="28"/>
-                <w:szCs w:val="32"/>
-              </w:rPr>
-              <w:t xml:space="preserve"> No</w:t>
+            <w:r>
+              <w:rPr>
+                <w:rFonts w:cs="Arial"/>
+                <w:b/>
+                <w:sz w:val="28"/>
+                <w:szCs w:val="32"/>
+              </w:rPr>
+              <w:t>Panchaati No</w:t>
             </w:r>
             <w:r>
               <w:rPr>
@@ -6532,66 +5478,33 @@
                 <w:szCs w:val="40"/>
               </w:rPr>
             </w:pPr>
-            <w:proofErr w:type="spellStart"/>
-            <w:r>
-              <w:rPr>
-                <w:rFonts w:ascii="BRH Devanagari Extra" w:hAnsi="BRH Devanagari Extra" w:cs="BRH Devanagari Extra"/>
-                <w:color w:val="000000"/>
-                <w:sz w:val="40"/>
-                <w:szCs w:val="40"/>
-              </w:rPr>
-              <w:t>LMüþzÉTüqÉç</w:t>
-            </w:r>
-            <w:proofErr w:type="spellEnd"/>
-            <w:r>
-              <w:rPr>
-                <w:rFonts w:ascii="BRH Devanagari Extra" w:hAnsi="BRH Devanagari Extra" w:cs="BRH Devanagari Extra"/>
-                <w:color w:val="000000"/>
-                <w:sz w:val="40"/>
-                <w:szCs w:val="40"/>
-              </w:rPr>
-              <w:t xml:space="preserve"> </w:t>
-            </w:r>
-            <w:proofErr w:type="spellStart"/>
-            <w:r>
-              <w:rPr>
-                <w:rFonts w:ascii="BRH Devanagari Extra" w:hAnsi="BRH Devanagari Extra" w:cs="BRH Devanagari Extra"/>
-                <w:color w:val="000000"/>
-                <w:sz w:val="40"/>
-                <w:szCs w:val="40"/>
-              </w:rPr>
-              <w:t>mÉzÉÔ</w:t>
-            </w:r>
-            <w:proofErr w:type="spellEnd"/>
-            <w:r>
-              <w:rPr>
-                <w:rFonts w:ascii="BRH Malayalam Extra" w:hAnsi="BRH Malayalam Extra" w:cs="BRH Devanagari Extra"/>
-                <w:b/>
-                <w:color w:val="000000"/>
-                <w:sz w:val="32"/>
-                <w:szCs w:val="40"/>
-              </w:rPr>
-              <w:t>–</w:t>
-            </w:r>
-            <w:proofErr w:type="spellStart"/>
-            <w:r>
-              <w:rPr>
-                <w:rFonts w:ascii="BRH Devanagari Extra" w:hAnsi="BRH Devanagari Extra" w:cs="BRH Devanagari Extra"/>
-                <w:color w:val="000000"/>
-                <w:sz w:val="40"/>
-                <w:szCs w:val="40"/>
-              </w:rPr>
-              <w:t>lÉÉqÉç</w:t>
-            </w:r>
-            <w:proofErr w:type="spellEnd"/>
-            <w:r>
-              <w:rPr>
-                <w:rFonts w:ascii="BRH Devanagari Extra" w:hAnsi="BRH Devanagari Extra" w:cs="BRH Devanagari Extra"/>
-                <w:color w:val="000000"/>
-                <w:sz w:val="40"/>
-                <w:szCs w:val="40"/>
-              </w:rPr>
-              <w:t xml:space="preserve"> | </w:t>
+            <w:r>
+              <w:rPr>
+                <w:rFonts w:ascii="BRH Devanagari Extra" w:hAnsi="BRH Devanagari Extra" w:cs="BRH Devanagari Extra"/>
+                <w:color w:val="000000"/>
+                <w:sz w:val="40"/>
+                <w:szCs w:val="40"/>
+              </w:rPr>
+              <w:t>LMüþzÉTüqÉç mÉzÉÔ</w:t>
+            </w:r>
+            <w:r>
+              <w:rPr>
+                <w:rFonts w:ascii="BRH Malayalam Extra" w:hAnsi="BRH Malayalam Extra" w:cs="BRH Devanagari Extra"/>
+                <w:b/>
+                <w:color w:val="000000"/>
+                <w:sz w:val="32"/>
+                <w:szCs w:val="40"/>
+              </w:rPr>
+              <w:t>–</w:t>
+            </w:r>
+            <w:r>
+              <w:rPr>
+                <w:rFonts w:ascii="BRH Devanagari Extra" w:hAnsi="BRH Devanagari Extra" w:cs="BRH Devanagari Extra"/>
+                <w:color w:val="000000"/>
+                <w:sz w:val="40"/>
+                <w:szCs w:val="40"/>
+              </w:rPr>
+              <w:t xml:space="preserve">lÉÉqÉç | </w:t>
             </w:r>
           </w:p>
           <w:p>
@@ -6608,7 +5521,6 @@
                 <w:szCs w:val="40"/>
               </w:rPr>
             </w:pPr>
-            <w:proofErr w:type="spellStart"/>
             <w:r>
               <w:rPr>
                 <w:rFonts w:ascii="BRH Devanagari Extra" w:hAnsi="BRH Devanagari Extra" w:cs="BRH Devanagari Extra"/>
@@ -6618,38 +5530,25 @@
               </w:rPr>
               <w:t>LMüþzÉTü</w:t>
             </w:r>
-            <w:proofErr w:type="spellEnd"/>
-            <w:r>
-              <w:rPr>
-                <w:rFonts w:ascii="BRH Malayalam Extra" w:hAnsi="BRH Malayalam Extra" w:cs="BRH Devanagari Extra"/>
-                <w:b/>
-                <w:color w:val="000000"/>
-                <w:sz w:val="32"/>
-                <w:szCs w:val="40"/>
-              </w:rPr>
-              <w:t>–</w:t>
-            </w:r>
-            <w:proofErr w:type="spellStart"/>
-            <w:r>
-              <w:rPr>
-                <w:rFonts w:ascii="BRH Devanagari Extra" w:hAnsi="BRH Devanagari Extra" w:cs="BRH Devanagari Extra"/>
-                <w:color w:val="000000"/>
-                <w:sz w:val="40"/>
-                <w:szCs w:val="40"/>
-              </w:rPr>
-              <w:t>ÍqÉirÉåMüþ</w:t>
-            </w:r>
-            <w:proofErr w:type="spellEnd"/>
-            <w:r>
-              <w:rPr>
-                <w:rFonts w:ascii="BRH Devanagari Extra" w:hAnsi="BRH Devanagari Extra" w:cs="BRH Devanagari Extra"/>
-                <w:color w:val="000000"/>
-                <w:sz w:val="40"/>
-                <w:szCs w:val="40"/>
-              </w:rPr>
-              <w:t xml:space="preserve"> </w:t>
-            </w:r>
-            <w:proofErr w:type="spellStart"/>
+            <w:r>
+              <w:rPr>
+                <w:rFonts w:ascii="BRH Malayalam Extra" w:hAnsi="BRH Malayalam Extra" w:cs="BRH Devanagari Extra"/>
+                <w:b/>
+                <w:color w:val="000000"/>
+                <w:sz w:val="32"/>
+                <w:szCs w:val="40"/>
+              </w:rPr>
+              <w:t>–</w:t>
+            </w:r>
+            <w:r>
+              <w:rPr>
+                <w:rFonts w:ascii="BRH Devanagari Extra" w:hAnsi="BRH Devanagari Extra" w:cs="BRH Devanagari Extra"/>
+                <w:color w:val="000000"/>
+                <w:sz w:val="40"/>
+                <w:szCs w:val="40"/>
+              </w:rPr>
+              <w:t xml:space="preserve">ÍqÉirÉåMüþ </w:t>
+            </w:r>
             <w:r>
               <w:rPr>
                 <w:rFonts w:ascii="BRH Devanagari Extra" w:hAnsi="BRH Devanagari Extra" w:cs="BRH Devanagari Extra"/>
@@ -6660,7 +5559,6 @@
               </w:rPr>
               <w:t>zÉ</w:t>
             </w:r>
-            <w:proofErr w:type="spellEnd"/>
             <w:r>
               <w:rPr>
                 <w:rFonts w:ascii="BRH Malayalam Extra" w:hAnsi="BRH Malayalam Extra" w:cs="BRH Devanagari Extra"/>
@@ -6672,7 +5570,6 @@
               </w:rPr>
               <w:t>–</w:t>
             </w:r>
-            <w:proofErr w:type="spellStart"/>
             <w:r>
               <w:rPr>
                 <w:rFonts w:ascii="BRH Devanagari Extra" w:hAnsi="BRH Devanagari Extra" w:cs="BRH Devanagari Extra"/>
@@ -6683,7 +5580,6 @@
               </w:rPr>
               <w:t>Tü</w:t>
             </w:r>
-            <w:proofErr w:type="spellEnd"/>
             <w:r>
               <w:rPr>
                 <w:rFonts w:ascii="BRH Malayalam Extra" w:hAnsi="BRH Malayalam Extra" w:cs="BRH Devanagari Extra"/>
@@ -6695,7 +5591,6 @@
               </w:rPr>
               <w:t>–</w:t>
             </w:r>
-            <w:proofErr w:type="spellStart"/>
             <w:r>
               <w:rPr>
                 <w:rFonts w:ascii="BRH Devanagari Extra" w:hAnsi="BRH Devanagari Extra" w:cs="BRH Devanagari Extra"/>
@@ -6704,18 +5599,7 @@
                 <w:szCs w:val="40"/>
                 <w:highlight w:val="yellow"/>
               </w:rPr>
-              <w:t>qÉç</w:t>
-            </w:r>
-            <w:proofErr w:type="spellEnd"/>
-            <w:r>
-              <w:rPr>
-                <w:rFonts w:ascii="BRH Devanagari Extra" w:hAnsi="BRH Devanagari Extra" w:cs="BRH Devanagari Extra"/>
-                <w:color w:val="000000"/>
-                <w:sz w:val="40"/>
-                <w:szCs w:val="40"/>
-                <w:highlight w:val="yellow"/>
-              </w:rPr>
-              <w:t xml:space="preserve"> |</w:t>
+              <w:t>qÉç |</w:t>
             </w:r>
           </w:p>
         </w:tc>
@@ -6737,66 +5621,33 @@
                 <w:szCs w:val="40"/>
               </w:rPr>
             </w:pPr>
-            <w:proofErr w:type="spellStart"/>
-            <w:r>
-              <w:rPr>
-                <w:rFonts w:ascii="BRH Devanagari Extra" w:hAnsi="BRH Devanagari Extra" w:cs="BRH Devanagari Extra"/>
-                <w:color w:val="000000"/>
-                <w:sz w:val="40"/>
-                <w:szCs w:val="40"/>
-              </w:rPr>
-              <w:t>LMüþzÉTüqÉç</w:t>
-            </w:r>
-            <w:proofErr w:type="spellEnd"/>
-            <w:r>
-              <w:rPr>
-                <w:rFonts w:ascii="BRH Devanagari Extra" w:hAnsi="BRH Devanagari Extra" w:cs="BRH Devanagari Extra"/>
-                <w:color w:val="000000"/>
-                <w:sz w:val="40"/>
-                <w:szCs w:val="40"/>
-              </w:rPr>
-              <w:t xml:space="preserve"> </w:t>
-            </w:r>
-            <w:proofErr w:type="spellStart"/>
-            <w:r>
-              <w:rPr>
-                <w:rFonts w:ascii="BRH Devanagari Extra" w:hAnsi="BRH Devanagari Extra" w:cs="BRH Devanagari Extra"/>
-                <w:color w:val="000000"/>
-                <w:sz w:val="40"/>
-                <w:szCs w:val="40"/>
-              </w:rPr>
-              <w:t>mÉzÉÔ</w:t>
-            </w:r>
-            <w:proofErr w:type="spellEnd"/>
-            <w:r>
-              <w:rPr>
-                <w:rFonts w:ascii="BRH Malayalam Extra" w:hAnsi="BRH Malayalam Extra" w:cs="BRH Devanagari Extra"/>
-                <w:b/>
-                <w:color w:val="000000"/>
-                <w:sz w:val="32"/>
-                <w:szCs w:val="40"/>
-              </w:rPr>
-              <w:t>–</w:t>
-            </w:r>
-            <w:proofErr w:type="spellStart"/>
-            <w:r>
-              <w:rPr>
-                <w:rFonts w:ascii="BRH Devanagari Extra" w:hAnsi="BRH Devanagari Extra" w:cs="BRH Devanagari Extra"/>
-                <w:color w:val="000000"/>
-                <w:sz w:val="40"/>
-                <w:szCs w:val="40"/>
-              </w:rPr>
-              <w:t>lÉÉqÉç</w:t>
-            </w:r>
-            <w:proofErr w:type="spellEnd"/>
-            <w:r>
-              <w:rPr>
-                <w:rFonts w:ascii="BRH Devanagari Extra" w:hAnsi="BRH Devanagari Extra" w:cs="BRH Devanagari Extra"/>
-                <w:color w:val="000000"/>
-                <w:sz w:val="40"/>
-                <w:szCs w:val="40"/>
-              </w:rPr>
-              <w:t xml:space="preserve"> | </w:t>
+            <w:r>
+              <w:rPr>
+                <w:rFonts w:ascii="BRH Devanagari Extra" w:hAnsi="BRH Devanagari Extra" w:cs="BRH Devanagari Extra"/>
+                <w:color w:val="000000"/>
+                <w:sz w:val="40"/>
+                <w:szCs w:val="40"/>
+              </w:rPr>
+              <w:t>LMüþzÉTüqÉç mÉzÉÔ</w:t>
+            </w:r>
+            <w:r>
+              <w:rPr>
+                <w:rFonts w:ascii="BRH Malayalam Extra" w:hAnsi="BRH Malayalam Extra" w:cs="BRH Devanagari Extra"/>
+                <w:b/>
+                <w:color w:val="000000"/>
+                <w:sz w:val="32"/>
+                <w:szCs w:val="40"/>
+              </w:rPr>
+              <w:t>–</w:t>
+            </w:r>
+            <w:r>
+              <w:rPr>
+                <w:rFonts w:ascii="BRH Devanagari Extra" w:hAnsi="BRH Devanagari Extra" w:cs="BRH Devanagari Extra"/>
+                <w:color w:val="000000"/>
+                <w:sz w:val="40"/>
+                <w:szCs w:val="40"/>
+              </w:rPr>
+              <w:t xml:space="preserve">lÉÉqÉç | </w:t>
             </w:r>
           </w:p>
           <w:p>
@@ -6809,7 +5660,6 @@
                 <w:szCs w:val="40"/>
               </w:rPr>
             </w:pPr>
-            <w:proofErr w:type="spellStart"/>
             <w:r>
               <w:rPr>
                 <w:rFonts w:ascii="BRH Devanagari Extra" w:hAnsi="BRH Devanagari Extra" w:cs="BRH Devanagari Extra"/>
@@ -6819,18 +5669,16 @@
               </w:rPr>
               <w:t>LMüþzÉTü</w:t>
             </w:r>
-            <w:proofErr w:type="spellEnd"/>
-            <w:r>
-              <w:rPr>
-                <w:rFonts w:ascii="BRH Malayalam Extra" w:hAnsi="BRH Malayalam Extra" w:cs="BRH Devanagari Extra"/>
-                <w:b/>
-                <w:color w:val="000000"/>
-                <w:sz w:val="32"/>
-                <w:szCs w:val="40"/>
-              </w:rPr>
-              <w:t>–</w:t>
-            </w:r>
-            <w:proofErr w:type="spellStart"/>
+            <w:r>
+              <w:rPr>
+                <w:rFonts w:ascii="BRH Malayalam Extra" w:hAnsi="BRH Malayalam Extra" w:cs="BRH Devanagari Extra"/>
+                <w:b/>
+                <w:color w:val="000000"/>
+                <w:sz w:val="32"/>
+                <w:szCs w:val="40"/>
+              </w:rPr>
+              <w:t>–</w:t>
+            </w:r>
             <w:r>
               <w:rPr>
                 <w:rFonts w:ascii="BRH Devanagari Extra" w:hAnsi="BRH Devanagari Extra" w:cs="BRH Devanagari Extra"/>
@@ -6839,20 +5687,19 @@
                 <w:szCs w:val="40"/>
                 <w:highlight w:val="green"/>
               </w:rPr>
-              <w:t>ÍqÉirÉåMüþ</w:t>
-            </w:r>
-            <w:proofErr w:type="spellEnd"/>
-            <w:r>
-              <w:rPr>
-                <w:rFonts w:ascii="BRH Devanagari Extra" w:hAnsi="BRH Devanagari Extra" w:cs="BRH Devanagari Extra"/>
-                <w:color w:val="000000"/>
-                <w:sz w:val="40"/>
+              <w:t>ÍqÉirÉåMüþ - zÉ</w:t>
+            </w:r>
+            <w:r>
+              <w:rPr>
+                <w:rFonts w:ascii="BRH Malayalam Extra" w:hAnsi="BRH Malayalam Extra" w:cs="BRH Devanagari Extra"/>
+                <w:b/>
+                <w:color w:val="000000"/>
+                <w:sz w:val="32"/>
                 <w:szCs w:val="40"/>
                 <w:highlight w:val="green"/>
               </w:rPr>
-              <w:t xml:space="preserve"> - </w:t>
-            </w:r>
-            <w:proofErr w:type="spellStart"/>
+              <w:t>–</w:t>
+            </w:r>
             <w:r>
               <w:rPr>
                 <w:rFonts w:ascii="BRH Devanagari Extra" w:hAnsi="BRH Devanagari Extra" w:cs="BRH Devanagari Extra"/>
@@ -6861,9 +5708,8 @@
                 <w:szCs w:val="40"/>
                 <w:highlight w:val="green"/>
               </w:rPr>
-              <w:t>zÉ</w:t>
-            </w:r>
-            <w:proofErr w:type="spellEnd"/>
+              <w:t>Tü</w:t>
+            </w:r>
             <w:r>
               <w:rPr>
                 <w:rFonts w:ascii="BRH Malayalam Extra" w:hAnsi="BRH Malayalam Extra" w:cs="BRH Devanagari Extra"/>
@@ -6875,7 +5721,6 @@
               </w:rPr>
               <w:t>–</w:t>
             </w:r>
-            <w:proofErr w:type="spellStart"/>
             <w:r>
               <w:rPr>
                 <w:rFonts w:ascii="BRH Devanagari Extra" w:hAnsi="BRH Devanagari Extra" w:cs="BRH Devanagari Extra"/>
@@ -6884,32 +5729,8 @@
                 <w:szCs w:val="40"/>
                 <w:highlight w:val="green"/>
               </w:rPr>
-              <w:t>Tü</w:t>
-            </w:r>
-            <w:proofErr w:type="spellEnd"/>
-            <w:r>
-              <w:rPr>
-                <w:rFonts w:ascii="BRH Malayalam Extra" w:hAnsi="BRH Malayalam Extra" w:cs="BRH Devanagari Extra"/>
-                <w:b/>
-                <w:color w:val="000000"/>
-                <w:sz w:val="32"/>
-                <w:szCs w:val="40"/>
-                <w:highlight w:val="green"/>
-              </w:rPr>
-              <w:t>–</w:t>
-            </w:r>
-            <w:proofErr w:type="spellStart"/>
-            <w:r>
-              <w:rPr>
-                <w:rFonts w:ascii="BRH Devanagari Extra" w:hAnsi="BRH Devanagari Extra" w:cs="BRH Devanagari Extra"/>
-                <w:color w:val="000000"/>
-                <w:sz w:val="40"/>
-                <w:szCs w:val="40"/>
-                <w:highlight w:val="green"/>
-              </w:rPr>
               <w:t>qÉç</w:t>
             </w:r>
-            <w:proofErr w:type="spellEnd"/>
             <w:r>
               <w:rPr>
                 <w:rFonts w:ascii="BRH Devanagari Extra" w:hAnsi="BRH Devanagari Extra" w:cs="BRH Devanagari Extra"/>
@@ -6955,19 +5776,8 @@
                 <w:sz w:val="28"/>
                 <w:szCs w:val="32"/>
               </w:rPr>
-              <w:t xml:space="preserve">T.S.4.2.11.2 – </w:t>
-            </w:r>
-            <w:proofErr w:type="spellStart"/>
-            <w:r>
-              <w:rPr>
-                <w:rFonts w:cs="Arial"/>
-                <w:b/>
-                <w:sz w:val="28"/>
-                <w:szCs w:val="32"/>
-              </w:rPr>
-              <w:t>Kramam</w:t>
-            </w:r>
-            <w:proofErr w:type="spellEnd"/>
+              <w:t>T.S.4.2.11.2 – Kramam</w:t>
+            </w:r>
           </w:p>
           <w:p>
             <w:pPr>
@@ -6987,45 +5797,14 @@
                 <w:szCs w:val="32"/>
               </w:rPr>
             </w:pPr>
-            <w:proofErr w:type="spellStart"/>
-            <w:r>
-              <w:rPr>
-                <w:rFonts w:cs="Arial"/>
-                <w:b/>
-                <w:sz w:val="28"/>
-                <w:szCs w:val="32"/>
-              </w:rPr>
-              <w:t>Krama</w:t>
-            </w:r>
-            <w:proofErr w:type="spellEnd"/>
-            <w:r>
-              <w:rPr>
-                <w:rFonts w:cs="Arial"/>
-                <w:b/>
-                <w:sz w:val="28"/>
-                <w:szCs w:val="32"/>
-              </w:rPr>
-              <w:t xml:space="preserve"> </w:t>
-            </w:r>
-            <w:proofErr w:type="spellStart"/>
-            <w:r>
-              <w:rPr>
-                <w:rFonts w:cs="Arial"/>
-                <w:b/>
-                <w:sz w:val="28"/>
-                <w:szCs w:val="32"/>
-              </w:rPr>
-              <w:t>Vaakyam</w:t>
-            </w:r>
-            <w:proofErr w:type="spellEnd"/>
-            <w:r>
-              <w:rPr>
-                <w:rFonts w:cs="Arial"/>
-                <w:b/>
-                <w:sz w:val="28"/>
-                <w:szCs w:val="32"/>
-              </w:rPr>
-              <w:t xml:space="preserve"> No. - 45</w:t>
+            <w:r>
+              <w:rPr>
+                <w:rFonts w:cs="Arial"/>
+                <w:b/>
+                <w:sz w:val="28"/>
+                <w:szCs w:val="32"/>
+              </w:rPr>
+              <w:t>Krama Vaakyam No. - 45</w:t>
             </w:r>
           </w:p>
           <w:p>
@@ -7046,25 +5825,14 @@
                 <w:szCs w:val="32"/>
               </w:rPr>
             </w:pPr>
-            <w:proofErr w:type="spellStart"/>
-            <w:r>
-              <w:rPr>
-                <w:rFonts w:cs="Arial"/>
-                <w:b/>
-                <w:sz w:val="28"/>
-                <w:szCs w:val="32"/>
-              </w:rPr>
-              <w:t>Panchaati</w:t>
-            </w:r>
-            <w:proofErr w:type="spellEnd"/>
-            <w:r>
-              <w:rPr>
-                <w:rFonts w:cs="Arial"/>
-                <w:b/>
-                <w:sz w:val="28"/>
-                <w:szCs w:val="32"/>
-              </w:rPr>
-              <w:t xml:space="preserve"> No</w:t>
+            <w:r>
+              <w:rPr>
+                <w:rFonts w:cs="Arial"/>
+                <w:b/>
+                <w:sz w:val="28"/>
+                <w:szCs w:val="32"/>
+              </w:rPr>
+              <w:t>Panchaati No</w:t>
             </w:r>
             <w:r>
               <w:rPr>
@@ -7103,7 +5871,6 @@
                 <w:szCs w:val="40"/>
               </w:rPr>
             </w:pPr>
-            <w:proofErr w:type="spellStart"/>
             <w:r>
               <w:rPr>
                 <w:rFonts w:ascii="BRH Devanagari Extra" w:hAnsi="BRH Devanagari Extra" w:cs="BRH Devanagari Extra"/>
@@ -7113,36 +5880,24 @@
               </w:rPr>
               <w:t>ESÒþ¨É</w:t>
             </w:r>
-            <w:proofErr w:type="spellEnd"/>
-            <w:r>
-              <w:rPr>
-                <w:rFonts w:ascii="BRH Malayalam Extra" w:hAnsi="BRH Malayalam Extra" w:cs="BRH Devanagari Extra"/>
-                <w:b/>
-                <w:color w:val="000000"/>
-                <w:sz w:val="32"/>
-                <w:szCs w:val="40"/>
-              </w:rPr>
-              <w:t>–</w:t>
-            </w:r>
-            <w:proofErr w:type="spellStart"/>
-            <w:r>
-              <w:rPr>
-                <w:rFonts w:ascii="BRH Devanagari Extra" w:hAnsi="BRH Devanagari Extra" w:cs="BRH Devanagari Extra"/>
-                <w:color w:val="000000"/>
-                <w:sz w:val="40"/>
-                <w:szCs w:val="40"/>
-              </w:rPr>
-              <w:t>qÉqÉç</w:t>
-            </w:r>
-            <w:proofErr w:type="spellEnd"/>
-            <w:r>
-              <w:rPr>
-                <w:rFonts w:ascii="BRH Devanagari Extra" w:hAnsi="BRH Devanagari Extra" w:cs="BRH Devanagari Extra"/>
-                <w:color w:val="000000"/>
-                <w:sz w:val="40"/>
-                <w:szCs w:val="40"/>
-              </w:rPr>
-              <w:t xml:space="preserve"> | E</w:t>
+            <w:r>
+              <w:rPr>
+                <w:rFonts w:ascii="BRH Malayalam Extra" w:hAnsi="BRH Malayalam Extra" w:cs="BRH Devanagari Extra"/>
+                <w:b/>
+                <w:color w:val="000000"/>
+                <w:sz w:val="32"/>
+                <w:szCs w:val="40"/>
+              </w:rPr>
+              <w:t>–</w:t>
+            </w:r>
+            <w:r>
+              <w:rPr>
+                <w:rFonts w:ascii="BRH Devanagari Extra" w:hAnsi="BRH Devanagari Extra" w:cs="BRH Devanagari Extra"/>
+                <w:color w:val="000000"/>
+                <w:sz w:val="40"/>
+                <w:szCs w:val="40"/>
+              </w:rPr>
+              <w:t>qÉqÉç | E</w:t>
             </w:r>
             <w:r>
               <w:rPr>
@@ -7173,7 +5928,6 @@
               </w:rPr>
               <w:t>–</w:t>
             </w:r>
-            <w:proofErr w:type="spellStart"/>
             <w:r>
               <w:rPr>
                 <w:rFonts w:ascii="BRH Devanagari Extra" w:hAnsi="BRH Devanagari Extra" w:cs="BRH Devanagari Extra"/>
@@ -7200,58 +5954,26 @@
                 <w:sz w:val="40"/>
                 <w:szCs w:val="40"/>
               </w:rPr>
-              <w:t>ÑiÉç</w:t>
-            </w:r>
-            <w:proofErr w:type="spellEnd"/>
-            <w:r>
-              <w:rPr>
-                <w:rFonts w:ascii="BRH Devanagari Extra" w:hAnsi="BRH Devanagari Extra" w:cs="BRH Devanagari Extra"/>
-                <w:color w:val="000000"/>
-                <w:sz w:val="40"/>
-                <w:szCs w:val="40"/>
-              </w:rPr>
-              <w:t xml:space="preserve"> - </w:t>
-            </w:r>
-            <w:proofErr w:type="spellStart"/>
-            <w:r>
-              <w:rPr>
-                <w:rFonts w:ascii="BRH Devanagari Extra" w:hAnsi="BRH Devanagari Extra" w:cs="BRH Devanagari Extra"/>
-                <w:color w:val="000000"/>
-                <w:sz w:val="40"/>
-                <w:szCs w:val="40"/>
-              </w:rPr>
-              <w:t>iÉ</w:t>
-            </w:r>
-            <w:proofErr w:type="spellEnd"/>
-            <w:r>
-              <w:rPr>
-                <w:rFonts w:ascii="BRH Malayalam Extra" w:hAnsi="BRH Malayalam Extra" w:cs="BRH Devanagari Extra"/>
-                <w:b/>
-                <w:color w:val="000000"/>
-                <w:sz w:val="32"/>
-                <w:szCs w:val="40"/>
-              </w:rPr>
-              <w:t>–</w:t>
-            </w:r>
-            <w:proofErr w:type="spellStart"/>
-            <w:r>
-              <w:rPr>
-                <w:rFonts w:ascii="BRH Devanagari Extra" w:hAnsi="BRH Devanagari Extra" w:cs="BRH Devanagari Extra"/>
-                <w:color w:val="000000"/>
-                <w:sz w:val="40"/>
-                <w:szCs w:val="40"/>
-              </w:rPr>
-              <w:t>qÉqÉç</w:t>
-            </w:r>
-            <w:proofErr w:type="spellEnd"/>
-            <w:r>
-              <w:rPr>
-                <w:rFonts w:ascii="BRH Devanagari Extra" w:hAnsi="BRH Devanagari Extra" w:cs="BRH Devanagari Extra"/>
-                <w:color w:val="000000"/>
-                <w:sz w:val="40"/>
-                <w:szCs w:val="40"/>
-              </w:rPr>
-              <w:t xml:space="preserve"> ||</w:t>
+              <w:t>ÑiÉç - iÉ</w:t>
+            </w:r>
+            <w:r>
+              <w:rPr>
+                <w:rFonts w:ascii="BRH Malayalam Extra" w:hAnsi="BRH Malayalam Extra" w:cs="BRH Devanagari Extra"/>
+                <w:b/>
+                <w:color w:val="000000"/>
+                <w:sz w:val="32"/>
+                <w:szCs w:val="40"/>
+              </w:rPr>
+              <w:t>–</w:t>
+            </w:r>
+            <w:r>
+              <w:rPr>
+                <w:rFonts w:ascii="BRH Devanagari Extra" w:hAnsi="BRH Devanagari Extra" w:cs="BRH Devanagari Extra"/>
+                <w:color w:val="000000"/>
+                <w:sz w:val="40"/>
+                <w:szCs w:val="40"/>
+              </w:rPr>
+              <w:t>qÉqÉç ||</w:t>
             </w:r>
           </w:p>
         </w:tc>
@@ -7269,7 +5991,6 @@
                 <w:szCs w:val="40"/>
               </w:rPr>
             </w:pPr>
-            <w:proofErr w:type="spellStart"/>
             <w:r>
               <w:rPr>
                 <w:rFonts w:ascii="BRH Devanagari Extra" w:hAnsi="BRH Devanagari Extra" w:cs="BRH Devanagari Extra"/>
@@ -7279,36 +6000,24 @@
               </w:rPr>
               <w:t>ESÒþ¨É</w:t>
             </w:r>
-            <w:proofErr w:type="spellEnd"/>
-            <w:r>
-              <w:rPr>
-                <w:rFonts w:ascii="BRH Malayalam Extra" w:hAnsi="BRH Malayalam Extra" w:cs="BRH Devanagari Extra"/>
-                <w:b/>
-                <w:color w:val="000000"/>
-                <w:sz w:val="32"/>
-                <w:szCs w:val="40"/>
-              </w:rPr>
-              <w:t>–</w:t>
-            </w:r>
-            <w:proofErr w:type="spellStart"/>
-            <w:r>
-              <w:rPr>
-                <w:rFonts w:ascii="BRH Devanagari Extra" w:hAnsi="BRH Devanagari Extra" w:cs="BRH Devanagari Extra"/>
-                <w:color w:val="000000"/>
-                <w:sz w:val="40"/>
-                <w:szCs w:val="40"/>
-              </w:rPr>
-              <w:t>qÉqÉç</w:t>
-            </w:r>
-            <w:proofErr w:type="spellEnd"/>
-            <w:r>
-              <w:rPr>
-                <w:rFonts w:ascii="BRH Devanagari Extra" w:hAnsi="BRH Devanagari Extra" w:cs="BRH Devanagari Extra"/>
-                <w:color w:val="000000"/>
-                <w:sz w:val="40"/>
-                <w:szCs w:val="40"/>
-              </w:rPr>
-              <w:t xml:space="preserve"> | E</w:t>
+            <w:r>
+              <w:rPr>
+                <w:rFonts w:ascii="BRH Malayalam Extra" w:hAnsi="BRH Malayalam Extra" w:cs="BRH Devanagari Extra"/>
+                <w:b/>
+                <w:color w:val="000000"/>
+                <w:sz w:val="32"/>
+                <w:szCs w:val="40"/>
+              </w:rPr>
+              <w:t>–</w:t>
+            </w:r>
+            <w:r>
+              <w:rPr>
+                <w:rFonts w:ascii="BRH Devanagari Extra" w:hAnsi="BRH Devanagari Extra" w:cs="BRH Devanagari Extra"/>
+                <w:color w:val="000000"/>
+                <w:sz w:val="40"/>
+                <w:szCs w:val="40"/>
+              </w:rPr>
+              <w:t>qÉqÉç | E</w:t>
             </w:r>
             <w:r>
               <w:rPr>
@@ -7339,7 +6048,6 @@
               </w:rPr>
               <w:t>–</w:t>
             </w:r>
-            <w:proofErr w:type="spellStart"/>
             <w:r>
               <w:rPr>
                 <w:rFonts w:ascii="BRH Devanagari Extra" w:hAnsi="BRH Devanagari Extra" w:cs="BRH Devanagari Extra"/>
@@ -7366,58 +6074,26 @@
                 <w:sz w:val="40"/>
                 <w:szCs w:val="40"/>
               </w:rPr>
-              <w:t>ÑþiÉç</w:t>
-            </w:r>
-            <w:proofErr w:type="spellEnd"/>
-            <w:r>
-              <w:rPr>
-                <w:rFonts w:ascii="BRH Devanagari Extra" w:hAnsi="BRH Devanagari Extra" w:cs="BRH Devanagari Extra"/>
-                <w:color w:val="000000"/>
-                <w:sz w:val="40"/>
-                <w:szCs w:val="40"/>
-              </w:rPr>
-              <w:t xml:space="preserve"> - </w:t>
-            </w:r>
-            <w:proofErr w:type="spellStart"/>
-            <w:r>
-              <w:rPr>
-                <w:rFonts w:ascii="BRH Devanagari Extra" w:hAnsi="BRH Devanagari Extra" w:cs="BRH Devanagari Extra"/>
-                <w:color w:val="000000"/>
-                <w:sz w:val="40"/>
-                <w:szCs w:val="40"/>
-              </w:rPr>
-              <w:t>iÉ</w:t>
-            </w:r>
-            <w:proofErr w:type="spellEnd"/>
-            <w:r>
-              <w:rPr>
-                <w:rFonts w:ascii="BRH Malayalam Extra" w:hAnsi="BRH Malayalam Extra" w:cs="BRH Devanagari Extra"/>
-                <w:b/>
-                <w:color w:val="000000"/>
-                <w:sz w:val="32"/>
-                <w:szCs w:val="40"/>
-              </w:rPr>
-              <w:t>–</w:t>
-            </w:r>
-            <w:proofErr w:type="spellStart"/>
-            <w:r>
-              <w:rPr>
-                <w:rFonts w:ascii="BRH Devanagari Extra" w:hAnsi="BRH Devanagari Extra" w:cs="BRH Devanagari Extra"/>
-                <w:color w:val="000000"/>
-                <w:sz w:val="40"/>
-                <w:szCs w:val="40"/>
-              </w:rPr>
-              <w:t>qÉqÉç</w:t>
-            </w:r>
-            <w:proofErr w:type="spellEnd"/>
-            <w:r>
-              <w:rPr>
-                <w:rFonts w:ascii="BRH Devanagari Extra" w:hAnsi="BRH Devanagari Extra" w:cs="BRH Devanagari Extra"/>
-                <w:color w:val="000000"/>
-                <w:sz w:val="40"/>
-                <w:szCs w:val="40"/>
-              </w:rPr>
-              <w:t xml:space="preserve"> ||</w:t>
+              <w:t>ÑþiÉç - iÉ</w:t>
+            </w:r>
+            <w:r>
+              <w:rPr>
+                <w:rFonts w:ascii="BRH Malayalam Extra" w:hAnsi="BRH Malayalam Extra" w:cs="BRH Devanagari Extra"/>
+                <w:b/>
+                <w:color w:val="000000"/>
+                <w:sz w:val="32"/>
+                <w:szCs w:val="40"/>
+              </w:rPr>
+              <w:t>–</w:t>
+            </w:r>
+            <w:r>
+              <w:rPr>
+                <w:rFonts w:ascii="BRH Devanagari Extra" w:hAnsi="BRH Devanagari Extra" w:cs="BRH Devanagari Extra"/>
+                <w:color w:val="000000"/>
+                <w:sz w:val="40"/>
+                <w:szCs w:val="40"/>
+              </w:rPr>
+              <w:t>qÉqÉç ||</w:t>
             </w:r>
           </w:p>
         </w:tc>
@@ -7451,29 +6127,7 @@
           <w:szCs w:val="40"/>
           <w:lang w:val="en-IN" w:eastAsia="en-IN"/>
         </w:rPr>
-        <w:t>"</w:t>
-      </w:r>
-      <w:proofErr w:type="spellStart"/>
-      <w:r>
-        <w:rPr>
-          <w:rFonts w:ascii="BRH Devanagari" w:hAnsi="BRH Devanagari" w:cs="BRH Devanagari"/>
-          <w:color w:val="000000"/>
-          <w:sz w:val="40"/>
-          <w:szCs w:val="40"/>
-          <w:lang w:val="en-IN" w:eastAsia="en-IN"/>
-        </w:rPr>
-        <w:t>zlÉ</w:t>
-      </w:r>
-      <w:proofErr w:type="spellEnd"/>
-      <w:r>
-        <w:rPr>
-          <w:rFonts w:ascii="BRH Devanagari" w:hAnsi="BRH Devanagari" w:cs="BRH Devanagari"/>
-          <w:color w:val="000000"/>
-          <w:sz w:val="40"/>
-          <w:szCs w:val="40"/>
-          <w:lang w:val="en-IN" w:eastAsia="en-IN"/>
-        </w:rPr>
-        <w:t xml:space="preserve">" </w:t>
+        <w:t xml:space="preserve">"zlÉ" </w:t>
       </w:r>
       <w:r>
         <w:rPr>
@@ -7481,16 +6135,7 @@
           <w:bCs/>
           <w:sz w:val="32"/>
         </w:rPr>
-        <w:t xml:space="preserve">replaced </w:t>
-      </w:r>
-      <w:proofErr w:type="gramStart"/>
-      <w:r>
-        <w:rPr>
-          <w:b/>
-          <w:bCs/>
-          <w:sz w:val="32"/>
-        </w:rPr>
-        <w:t>with</w:t>
+        <w:t>replaced with</w:t>
       </w:r>
       <w:r>
         <w:rPr>
@@ -7512,8 +6157,6 @@
         </w:rPr>
         <w:t>"</w:t>
       </w:r>
-      <w:proofErr w:type="spellStart"/>
-      <w:proofErr w:type="gramEnd"/>
       <w:r>
         <w:rPr>
           <w:rFonts w:ascii="BRH Devanagari" w:hAnsi="BRH Devanagari" w:cs="BRH Devanagari"/>
@@ -7525,7 +6168,6 @@
         </w:rPr>
         <w:t>zgÉ</w:t>
       </w:r>
-      <w:proofErr w:type="spellEnd"/>
       <w:r>
         <w:rPr>
           <w:rFonts w:ascii="BRH Devanagari" w:hAnsi="BRH Devanagari" w:cs="BRH Devanagari"/>
@@ -7583,9 +6225,9 @@
           <w:szCs w:val="32"/>
           <w:u w:val="single"/>
         </w:rPr>
+        <w:lastRenderedPageBreak/>
         <w:t xml:space="preserve">TS </w:t>
       </w:r>
-      <w:proofErr w:type="spellStart"/>
       <w:r>
         <w:rPr>
           <w:b/>
@@ -7596,7 +6238,6 @@
         </w:rPr>
         <w:t>Krama</w:t>
       </w:r>
-      <w:proofErr w:type="spellEnd"/>
       <w:r>
         <w:rPr>
           <w:b/>
@@ -7605,29 +6246,7 @@
           <w:szCs w:val="32"/>
           <w:u w:val="single"/>
         </w:rPr>
-        <w:t xml:space="preserve"> </w:t>
-      </w:r>
-      <w:proofErr w:type="spellStart"/>
-      <w:r>
-        <w:rPr>
-          <w:b/>
-          <w:bCs/>
-          <w:sz w:val="32"/>
-          <w:szCs w:val="32"/>
-          <w:u w:val="single"/>
-        </w:rPr>
-        <w:t>Paatam</w:t>
-      </w:r>
-      <w:proofErr w:type="spellEnd"/>
-      <w:r>
-        <w:rPr>
-          <w:b/>
-          <w:bCs/>
-          <w:sz w:val="32"/>
-          <w:szCs w:val="32"/>
-          <w:u w:val="single"/>
-        </w:rPr>
-        <w:t xml:space="preserve"> – TS </w:t>
+        <w:t xml:space="preserve"> Paatam – TS </w:t>
       </w:r>
       <w:r>
         <w:rPr>
@@ -7951,7 +6570,7 @@
 </file>
 
 <file path=word/endnotes.xml><?xml version="1.0" encoding="utf-8"?>
-<w:endnotes xmlns:wpc="http://schemas.microsoft.com/office/word/2010/wordprocessingCanvas" xmlns:cx="http://schemas.microsoft.com/office/drawing/2014/chartex" xmlns:cx1="http://schemas.microsoft.com/office/drawing/2015/9/8/chartex" xmlns:mc="http://schemas.openxmlformats.org/markup-compatibility/2006" xmlns:o="urn:schemas-microsoft-com:office:office" xmlns:r="http://schemas.openxmlformats.org/officeDocument/2006/relationships" xmlns:m="http://schemas.openxmlformats.org/officeDocument/2006/math" xmlns:v="urn:schemas-microsoft-com:vml" xmlns:wp14="http://schemas.microsoft.com/office/word/2010/wordprocessingDrawing" xmlns:wp="http://schemas.openxmlformats.org/drawingml/2006/wordprocessingDrawing" xmlns:w10="urn:schemas-microsoft-com:office:word" xmlns:w="http://schemas.openxmlformats.org/wordprocessingml/2006/main" xmlns:w14="http://schemas.microsoft.com/office/word/2010/wordml" xmlns:w15="http://schemas.microsoft.com/office/word/2012/wordml" xmlns:w16se="http://schemas.microsoft.com/office/word/2015/wordml/symex" xmlns:wpg="http://schemas.microsoft.com/office/word/2010/wordprocessingGroup" xmlns:wpi="http://schemas.microsoft.com/office/word/2010/wordprocessingInk" xmlns:wne="http://schemas.microsoft.com/office/word/2006/wordml" xmlns:wps="http://schemas.microsoft.com/office/word/2010/wordprocessingShape" mc:Ignorable="w14 w15 w16se wp14">
+<w:endnotes xmlns:wpc="http://schemas.microsoft.com/office/word/2010/wordprocessingCanvas" xmlns:cx="http://schemas.microsoft.com/office/drawing/2014/chartex" xmlns:cx1="http://schemas.microsoft.com/office/drawing/2015/9/8/chartex" xmlns:cx2="http://schemas.microsoft.com/office/drawing/2015/10/21/chartex" xmlns:cx3="http://schemas.microsoft.com/office/drawing/2016/5/9/chartex" xmlns:cx4="http://schemas.microsoft.com/office/drawing/2016/5/10/chartex" xmlns:cx5="http://schemas.microsoft.com/office/drawing/2016/5/11/chartex" xmlns:cx6="http://schemas.microsoft.com/office/drawing/2016/5/12/chartex" xmlns:cx7="http://schemas.microsoft.com/office/drawing/2016/5/13/chartex" xmlns:cx8="http://schemas.microsoft.com/office/drawing/2016/5/14/chartex" xmlns:mc="http://schemas.openxmlformats.org/markup-compatibility/2006" xmlns:aink="http://schemas.microsoft.com/office/drawing/2016/ink" xmlns:am3d="http://schemas.microsoft.com/office/drawing/2017/model3d" xmlns:o="urn:schemas-microsoft-com:office:office" xmlns:oel="http://schemas.microsoft.com/office/2019/extlst" xmlns:r="http://schemas.openxmlformats.org/officeDocument/2006/relationships" xmlns:m="http://schemas.openxmlformats.org/officeDocument/2006/math" xmlns:v="urn:schemas-microsoft-com:vml" xmlns:wp14="http://schemas.microsoft.com/office/word/2010/wordprocessingDrawing" xmlns:wp="http://schemas.openxmlformats.org/drawingml/2006/wordprocessingDrawing" xmlns:w10="urn:schemas-microsoft-com:office:word" xmlns:w="http://schemas.openxmlformats.org/wordprocessingml/2006/main" xmlns:w14="http://schemas.microsoft.com/office/word/2010/wordml" xmlns:w15="http://schemas.microsoft.com/office/word/2012/wordml" xmlns:w16cei="http://schemas.microsoft.com/office/word/2026/wordml/cei" xmlns:w16cex="http://schemas.microsoft.com/office/word/2018/wordml/cex" xmlns:w16cid="http://schemas.microsoft.com/office/word/2016/wordml/cid" xmlns:w16="http://schemas.microsoft.com/office/word/2018/wordml" xmlns:w16du="http://schemas.microsoft.com/office/word/2023/wordml/word16du" xmlns:w16sdtdh="http://schemas.microsoft.com/office/word/2020/wordml/sdtdatahash" xmlns:w16sdtfl="http://schemas.microsoft.com/office/word/2024/wordml/sdtformatlock" xmlns:w16se="http://schemas.microsoft.com/office/word/2015/wordml/symex" xmlns:wpg="http://schemas.microsoft.com/office/word/2010/wordprocessingGroup" xmlns:wpi="http://schemas.microsoft.com/office/word/2010/wordprocessingInk" xmlns:wne="http://schemas.microsoft.com/office/word/2006/wordml" xmlns:wps="http://schemas.microsoft.com/office/word/2010/wordprocessingShape" mc:Ignorable="w14 w15 w16se w16cid w16 w16cex w16sdtdh w16sdtfl w16du wp14">
   <w:endnote w:type="separator" w:id="-1">
     <w:p>
       <w:pPr>
@@ -7976,7 +6595,7 @@
 </file>
 
 <file path=word/footer1.xml><?xml version="1.0" encoding="utf-8"?>
-<w:ftr xmlns:wpc="http://schemas.microsoft.com/office/word/2010/wordprocessingCanvas" xmlns:cx="http://schemas.microsoft.com/office/drawing/2014/chartex" xmlns:cx1="http://schemas.microsoft.com/office/drawing/2015/9/8/chartex" xmlns:mc="http://schemas.openxmlformats.org/markup-compatibility/2006" xmlns:o="urn:schemas-microsoft-com:office:office" xmlns:r="http://schemas.openxmlformats.org/officeDocument/2006/relationships" xmlns:m="http://schemas.openxmlformats.org/officeDocument/2006/math" xmlns:v="urn:schemas-microsoft-com:vml" xmlns:wp14="http://schemas.microsoft.com/office/word/2010/wordprocessingDrawing" xmlns:wp="http://schemas.openxmlformats.org/drawingml/2006/wordprocessingDrawing" xmlns:w10="urn:schemas-microsoft-com:office:word" xmlns:w="http://schemas.openxmlformats.org/wordprocessingml/2006/main" xmlns:w14="http://schemas.microsoft.com/office/word/2010/wordml" xmlns:w15="http://schemas.microsoft.com/office/word/2012/wordml" xmlns:w16se="http://schemas.microsoft.com/office/word/2015/wordml/symex" xmlns:wpg="http://schemas.microsoft.com/office/word/2010/wordprocessingGroup" xmlns:wpi="http://schemas.microsoft.com/office/word/2010/wordprocessingInk" xmlns:wne="http://schemas.microsoft.com/office/word/2006/wordml" xmlns:wps="http://schemas.microsoft.com/office/word/2010/wordprocessingShape" mc:Ignorable="w14 w15 w16se wp14">
+<w:ftr xmlns:wpc="http://schemas.microsoft.com/office/word/2010/wordprocessingCanvas" xmlns:cx="http://schemas.microsoft.com/office/drawing/2014/chartex" xmlns:cx1="http://schemas.microsoft.com/office/drawing/2015/9/8/chartex" xmlns:cx2="http://schemas.microsoft.com/office/drawing/2015/10/21/chartex" xmlns:cx3="http://schemas.microsoft.com/office/drawing/2016/5/9/chartex" xmlns:cx4="http://schemas.microsoft.com/office/drawing/2016/5/10/chartex" xmlns:cx5="http://schemas.microsoft.com/office/drawing/2016/5/11/chartex" xmlns:cx6="http://schemas.microsoft.com/office/drawing/2016/5/12/chartex" xmlns:cx7="http://schemas.microsoft.com/office/drawing/2016/5/13/chartex" xmlns:cx8="http://schemas.microsoft.com/office/drawing/2016/5/14/chartex" xmlns:mc="http://schemas.openxmlformats.org/markup-compatibility/2006" xmlns:aink="http://schemas.microsoft.com/office/drawing/2016/ink" xmlns:am3d="http://schemas.microsoft.com/office/drawing/2017/model3d" xmlns:o="urn:schemas-microsoft-com:office:office" xmlns:oel="http://schemas.microsoft.com/office/2019/extlst" xmlns:r="http://schemas.openxmlformats.org/officeDocument/2006/relationships" xmlns:m="http://schemas.openxmlformats.org/officeDocument/2006/math" xmlns:v="urn:schemas-microsoft-com:vml" xmlns:wp14="http://schemas.microsoft.com/office/word/2010/wordprocessingDrawing" xmlns:wp="http://schemas.openxmlformats.org/drawingml/2006/wordprocessingDrawing" xmlns:w10="urn:schemas-microsoft-com:office:word" xmlns:w="http://schemas.openxmlformats.org/wordprocessingml/2006/main" xmlns:w14="http://schemas.microsoft.com/office/word/2010/wordml" xmlns:w15="http://schemas.microsoft.com/office/word/2012/wordml" xmlns:w16cei="http://schemas.microsoft.com/office/word/2026/wordml/cei" xmlns:w16cex="http://schemas.microsoft.com/office/word/2018/wordml/cex" xmlns:w16cid="http://schemas.microsoft.com/office/word/2016/wordml/cid" xmlns:w16="http://schemas.microsoft.com/office/word/2018/wordml" xmlns:w16du="http://schemas.microsoft.com/office/word/2023/wordml/word16du" xmlns:w16sdtdh="http://schemas.microsoft.com/office/word/2020/wordml/sdtdatahash" xmlns:w16sdtfl="http://schemas.microsoft.com/office/word/2024/wordml/sdtformatlock" xmlns:w16se="http://schemas.microsoft.com/office/word/2015/wordml/symex" xmlns:wpg="http://schemas.microsoft.com/office/word/2010/wordprocessingGroup" xmlns:wpi="http://schemas.microsoft.com/office/word/2010/wordprocessingInk" xmlns:wne="http://schemas.microsoft.com/office/word/2006/wordml" xmlns:wps="http://schemas.microsoft.com/office/word/2010/wordprocessingShape" mc:Ignorable="w14 w15 w16se w16cid w16 w16cex w16sdtdh w16sdtfl w16du wp14">
   <w:p>
     <w:pPr>
       <w:pBdr>
@@ -8158,7 +6777,7 @@
 </file>
 
 <file path=word/footer2.xml><?xml version="1.0" encoding="utf-8"?>
-<w:ftr xmlns:wpc="http://schemas.microsoft.com/office/word/2010/wordprocessingCanvas" xmlns:cx="http://schemas.microsoft.com/office/drawing/2014/chartex" xmlns:cx1="http://schemas.microsoft.com/office/drawing/2015/9/8/chartex" xmlns:mc="http://schemas.openxmlformats.org/markup-compatibility/2006" xmlns:o="urn:schemas-microsoft-com:office:office" xmlns:r="http://schemas.openxmlformats.org/officeDocument/2006/relationships" xmlns:m="http://schemas.openxmlformats.org/officeDocument/2006/math" xmlns:v="urn:schemas-microsoft-com:vml" xmlns:wp14="http://schemas.microsoft.com/office/word/2010/wordprocessingDrawing" xmlns:wp="http://schemas.openxmlformats.org/drawingml/2006/wordprocessingDrawing" xmlns:w10="urn:schemas-microsoft-com:office:word" xmlns:w="http://schemas.openxmlformats.org/wordprocessingml/2006/main" xmlns:w14="http://schemas.microsoft.com/office/word/2010/wordml" xmlns:w15="http://schemas.microsoft.com/office/word/2012/wordml" xmlns:w16se="http://schemas.microsoft.com/office/word/2015/wordml/symex" xmlns:wpg="http://schemas.microsoft.com/office/word/2010/wordprocessingGroup" xmlns:wpi="http://schemas.microsoft.com/office/word/2010/wordprocessingInk" xmlns:wne="http://schemas.microsoft.com/office/word/2006/wordml" xmlns:wps="http://schemas.microsoft.com/office/word/2010/wordprocessingShape" mc:Ignorable="w14 w15 w16se wp14">
+<w:ftr xmlns:wpc="http://schemas.microsoft.com/office/word/2010/wordprocessingCanvas" xmlns:cx="http://schemas.microsoft.com/office/drawing/2014/chartex" xmlns:cx1="http://schemas.microsoft.com/office/drawing/2015/9/8/chartex" xmlns:cx2="http://schemas.microsoft.com/office/drawing/2015/10/21/chartex" xmlns:cx3="http://schemas.microsoft.com/office/drawing/2016/5/9/chartex" xmlns:cx4="http://schemas.microsoft.com/office/drawing/2016/5/10/chartex" xmlns:cx5="http://schemas.microsoft.com/office/drawing/2016/5/11/chartex" xmlns:cx6="http://schemas.microsoft.com/office/drawing/2016/5/12/chartex" xmlns:cx7="http://schemas.microsoft.com/office/drawing/2016/5/13/chartex" xmlns:cx8="http://schemas.microsoft.com/office/drawing/2016/5/14/chartex" xmlns:mc="http://schemas.openxmlformats.org/markup-compatibility/2006" xmlns:aink="http://schemas.microsoft.com/office/drawing/2016/ink" xmlns:am3d="http://schemas.microsoft.com/office/drawing/2017/model3d" xmlns:o="urn:schemas-microsoft-com:office:office" xmlns:oel="http://schemas.microsoft.com/office/2019/extlst" xmlns:r="http://schemas.openxmlformats.org/officeDocument/2006/relationships" xmlns:m="http://schemas.openxmlformats.org/officeDocument/2006/math" xmlns:v="urn:schemas-microsoft-com:vml" xmlns:wp14="http://schemas.microsoft.com/office/word/2010/wordprocessingDrawing" xmlns:wp="http://schemas.openxmlformats.org/drawingml/2006/wordprocessingDrawing" xmlns:w10="urn:schemas-microsoft-com:office:word" xmlns:w="http://schemas.openxmlformats.org/wordprocessingml/2006/main" xmlns:w14="http://schemas.microsoft.com/office/word/2010/wordml" xmlns:w15="http://schemas.microsoft.com/office/word/2012/wordml" xmlns:w16cei="http://schemas.microsoft.com/office/word/2026/wordml/cei" xmlns:w16cex="http://schemas.microsoft.com/office/word/2018/wordml/cex" xmlns:w16cid="http://schemas.microsoft.com/office/word/2016/wordml/cid" xmlns:w16="http://schemas.microsoft.com/office/word/2018/wordml" xmlns:w16du="http://schemas.microsoft.com/office/word/2023/wordml/word16du" xmlns:w16sdtdh="http://schemas.microsoft.com/office/word/2020/wordml/sdtdatahash" xmlns:w16sdtfl="http://schemas.microsoft.com/office/word/2024/wordml/sdtformatlock" xmlns:w16se="http://schemas.microsoft.com/office/word/2015/wordml/symex" xmlns:wpg="http://schemas.microsoft.com/office/word/2010/wordprocessingGroup" xmlns:wpi="http://schemas.microsoft.com/office/word/2010/wordprocessingInk" xmlns:wne="http://schemas.microsoft.com/office/word/2006/wordml" xmlns:wps="http://schemas.microsoft.com/office/word/2010/wordprocessingShape" mc:Ignorable="w14 w15 w16se w16cid w16 w16cex w16sdtdh w16sdtfl w16du wp14">
   <w:p>
     <w:pPr>
       <w:pBdr>
@@ -8364,7 +6983,7 @@
 </file>
 
 <file path=word/footnotes.xml><?xml version="1.0" encoding="utf-8"?>
-<w:footnotes xmlns:wpc="http://schemas.microsoft.com/office/word/2010/wordprocessingCanvas" xmlns:cx="http://schemas.microsoft.com/office/drawing/2014/chartex" xmlns:cx1="http://schemas.microsoft.com/office/drawing/2015/9/8/chartex" xmlns:mc="http://schemas.openxmlformats.org/markup-compatibility/2006" xmlns:o="urn:schemas-microsoft-com:office:office" xmlns:r="http://schemas.openxmlformats.org/officeDocument/2006/relationships" xmlns:m="http://schemas.openxmlformats.org/officeDocument/2006/math" xmlns:v="urn:schemas-microsoft-com:vml" xmlns:wp14="http://schemas.microsoft.com/office/word/2010/wordprocessingDrawing" xmlns:wp="http://schemas.openxmlformats.org/drawingml/2006/wordprocessingDrawing" xmlns:w10="urn:schemas-microsoft-com:office:word" xmlns:w="http://schemas.openxmlformats.org/wordprocessingml/2006/main" xmlns:w14="http://schemas.microsoft.com/office/word/2010/wordml" xmlns:w15="http://schemas.microsoft.com/office/word/2012/wordml" xmlns:w16se="http://schemas.microsoft.com/office/word/2015/wordml/symex" xmlns:wpg="http://schemas.microsoft.com/office/word/2010/wordprocessingGroup" xmlns:wpi="http://schemas.microsoft.com/office/word/2010/wordprocessingInk" xmlns:wne="http://schemas.microsoft.com/office/word/2006/wordml" xmlns:wps="http://schemas.microsoft.com/office/word/2010/wordprocessingShape" mc:Ignorable="w14 w15 w16se wp14">
+<w:footnotes xmlns:wpc="http://schemas.microsoft.com/office/word/2010/wordprocessingCanvas" xmlns:cx="http://schemas.microsoft.com/office/drawing/2014/chartex" xmlns:cx1="http://schemas.microsoft.com/office/drawing/2015/9/8/chartex" xmlns:cx2="http://schemas.microsoft.com/office/drawing/2015/10/21/chartex" xmlns:cx3="http://schemas.microsoft.com/office/drawing/2016/5/9/chartex" xmlns:cx4="http://schemas.microsoft.com/office/drawing/2016/5/10/chartex" xmlns:cx5="http://schemas.microsoft.com/office/drawing/2016/5/11/chartex" xmlns:cx6="http://schemas.microsoft.com/office/drawing/2016/5/12/chartex" xmlns:cx7="http://schemas.microsoft.com/office/drawing/2016/5/13/chartex" xmlns:cx8="http://schemas.microsoft.com/office/drawing/2016/5/14/chartex" xmlns:mc="http://schemas.openxmlformats.org/markup-compatibility/2006" xmlns:aink="http://schemas.microsoft.com/office/drawing/2016/ink" xmlns:am3d="http://schemas.microsoft.com/office/drawing/2017/model3d" xmlns:o="urn:schemas-microsoft-com:office:office" xmlns:oel="http://schemas.microsoft.com/office/2019/extlst" xmlns:r="http://schemas.openxmlformats.org/officeDocument/2006/relationships" xmlns:m="http://schemas.openxmlformats.org/officeDocument/2006/math" xmlns:v="urn:schemas-microsoft-com:vml" xmlns:wp14="http://schemas.microsoft.com/office/word/2010/wordprocessingDrawing" xmlns:wp="http://schemas.openxmlformats.org/drawingml/2006/wordprocessingDrawing" xmlns:w10="urn:schemas-microsoft-com:office:word" xmlns:w="http://schemas.openxmlformats.org/wordprocessingml/2006/main" xmlns:w14="http://schemas.microsoft.com/office/word/2010/wordml" xmlns:w15="http://schemas.microsoft.com/office/word/2012/wordml" xmlns:w16cei="http://schemas.microsoft.com/office/word/2026/wordml/cei" xmlns:w16cex="http://schemas.microsoft.com/office/word/2018/wordml/cex" xmlns:w16cid="http://schemas.microsoft.com/office/word/2016/wordml/cid" xmlns:w16="http://schemas.microsoft.com/office/word/2018/wordml" xmlns:w16du="http://schemas.microsoft.com/office/word/2023/wordml/word16du" xmlns:w16sdtdh="http://schemas.microsoft.com/office/word/2020/wordml/sdtdatahash" xmlns:w16sdtfl="http://schemas.microsoft.com/office/word/2024/wordml/sdtformatlock" xmlns:w16se="http://schemas.microsoft.com/office/word/2015/wordml/symex" xmlns:wpg="http://schemas.microsoft.com/office/word/2010/wordprocessingGroup" xmlns:wpi="http://schemas.microsoft.com/office/word/2010/wordprocessingInk" xmlns:wne="http://schemas.microsoft.com/office/word/2006/wordml" xmlns:wps="http://schemas.microsoft.com/office/word/2010/wordprocessingShape" mc:Ignorable="w14 w15 w16se w16cid w16 w16cex w16sdtdh w16sdtfl w16du wp14">
   <w:footnote w:type="separator" w:id="-1">
     <w:p>
       <w:pPr>
@@ -8389,7 +7008,7 @@
 </file>
 
 <file path=word/header1.xml><?xml version="1.0" encoding="utf-8"?>
-<w:hdr xmlns:wpc="http://schemas.microsoft.com/office/word/2010/wordprocessingCanvas" xmlns:cx="http://schemas.microsoft.com/office/drawing/2014/chartex" xmlns:cx1="http://schemas.microsoft.com/office/drawing/2015/9/8/chartex" xmlns:mc="http://schemas.openxmlformats.org/markup-compatibility/2006" xmlns:o="urn:schemas-microsoft-com:office:office" xmlns:r="http://schemas.openxmlformats.org/officeDocument/2006/relationships" xmlns:m="http://schemas.openxmlformats.org/officeDocument/2006/math" xmlns:v="urn:schemas-microsoft-com:vml" xmlns:wp14="http://schemas.microsoft.com/office/word/2010/wordprocessingDrawing" xmlns:wp="http://schemas.openxmlformats.org/drawingml/2006/wordprocessingDrawing" xmlns:w10="urn:schemas-microsoft-com:office:word" xmlns:w="http://schemas.openxmlformats.org/wordprocessingml/2006/main" xmlns:w14="http://schemas.microsoft.com/office/word/2010/wordml" xmlns:w15="http://schemas.microsoft.com/office/word/2012/wordml" xmlns:w16se="http://schemas.microsoft.com/office/word/2015/wordml/symex" xmlns:wpg="http://schemas.microsoft.com/office/word/2010/wordprocessingGroup" xmlns:wpi="http://schemas.microsoft.com/office/word/2010/wordprocessingInk" xmlns:wne="http://schemas.microsoft.com/office/word/2006/wordml" xmlns:wps="http://schemas.microsoft.com/office/word/2010/wordprocessingShape" mc:Ignorable="w14 w15 w16se wp14">
+<w:hdr xmlns:wpc="http://schemas.microsoft.com/office/word/2010/wordprocessingCanvas" xmlns:cx="http://schemas.microsoft.com/office/drawing/2014/chartex" xmlns:cx1="http://schemas.microsoft.com/office/drawing/2015/9/8/chartex" xmlns:cx2="http://schemas.microsoft.com/office/drawing/2015/10/21/chartex" xmlns:cx3="http://schemas.microsoft.com/office/drawing/2016/5/9/chartex" xmlns:cx4="http://schemas.microsoft.com/office/drawing/2016/5/10/chartex" xmlns:cx5="http://schemas.microsoft.com/office/drawing/2016/5/11/chartex" xmlns:cx6="http://schemas.microsoft.com/office/drawing/2016/5/12/chartex" xmlns:cx7="http://schemas.microsoft.com/office/drawing/2016/5/13/chartex" xmlns:cx8="http://schemas.microsoft.com/office/drawing/2016/5/14/chartex" xmlns:mc="http://schemas.openxmlformats.org/markup-compatibility/2006" xmlns:aink="http://schemas.microsoft.com/office/drawing/2016/ink" xmlns:am3d="http://schemas.microsoft.com/office/drawing/2017/model3d" xmlns:o="urn:schemas-microsoft-com:office:office" xmlns:oel="http://schemas.microsoft.com/office/2019/extlst" xmlns:r="http://schemas.openxmlformats.org/officeDocument/2006/relationships" xmlns:m="http://schemas.openxmlformats.org/officeDocument/2006/math" xmlns:v="urn:schemas-microsoft-com:vml" xmlns:wp14="http://schemas.microsoft.com/office/word/2010/wordprocessingDrawing" xmlns:wp="http://schemas.openxmlformats.org/drawingml/2006/wordprocessingDrawing" xmlns:w10="urn:schemas-microsoft-com:office:word" xmlns:w="http://schemas.openxmlformats.org/wordprocessingml/2006/main" xmlns:w14="http://schemas.microsoft.com/office/word/2010/wordml" xmlns:w15="http://schemas.microsoft.com/office/word/2012/wordml" xmlns:w16cei="http://schemas.microsoft.com/office/word/2026/wordml/cei" xmlns:w16cex="http://schemas.microsoft.com/office/word/2018/wordml/cex" xmlns:w16cid="http://schemas.microsoft.com/office/word/2016/wordml/cid" xmlns:w16="http://schemas.microsoft.com/office/word/2018/wordml" xmlns:w16du="http://schemas.microsoft.com/office/word/2023/wordml/word16du" xmlns:w16sdtdh="http://schemas.microsoft.com/office/word/2020/wordml/sdtdatahash" xmlns:w16sdtfl="http://schemas.microsoft.com/office/word/2024/wordml/sdtformatlock" xmlns:w16se="http://schemas.microsoft.com/office/word/2015/wordml/symex" xmlns:wpg="http://schemas.microsoft.com/office/word/2010/wordprocessingGroup" xmlns:wpi="http://schemas.microsoft.com/office/word/2010/wordprocessingInk" xmlns:wne="http://schemas.microsoft.com/office/word/2006/wordml" xmlns:wps="http://schemas.microsoft.com/office/word/2010/wordprocessingShape" mc:Ignorable="w14 w15 w16se w16cid w16 w16cex w16sdtdh w16sdtfl w16du wp14">
   <w:p>
     <w:pPr>
       <w:pStyle w:val="Header"/>
@@ -8402,7 +7021,7 @@
 </file>
 
 <file path=word/header2.xml><?xml version="1.0" encoding="utf-8"?>
-<w:hdr xmlns:wpc="http://schemas.microsoft.com/office/word/2010/wordprocessingCanvas" xmlns:cx="http://schemas.microsoft.com/office/drawing/2014/chartex" xmlns:cx1="http://schemas.microsoft.com/office/drawing/2015/9/8/chartex" xmlns:mc="http://schemas.openxmlformats.org/markup-compatibility/2006" xmlns:o="urn:schemas-microsoft-com:office:office" xmlns:r="http://schemas.openxmlformats.org/officeDocument/2006/relationships" xmlns:m="http://schemas.openxmlformats.org/officeDocument/2006/math" xmlns:v="urn:schemas-microsoft-com:vml" xmlns:wp14="http://schemas.microsoft.com/office/word/2010/wordprocessingDrawing" xmlns:wp="http://schemas.openxmlformats.org/drawingml/2006/wordprocessingDrawing" xmlns:w10="urn:schemas-microsoft-com:office:word" xmlns:w="http://schemas.openxmlformats.org/wordprocessingml/2006/main" xmlns:w14="http://schemas.microsoft.com/office/word/2010/wordml" xmlns:w15="http://schemas.microsoft.com/office/word/2012/wordml" xmlns:w16se="http://schemas.microsoft.com/office/word/2015/wordml/symex" xmlns:wpg="http://schemas.microsoft.com/office/word/2010/wordprocessingGroup" xmlns:wpi="http://schemas.microsoft.com/office/word/2010/wordprocessingInk" xmlns:wne="http://schemas.microsoft.com/office/word/2006/wordml" xmlns:wps="http://schemas.microsoft.com/office/word/2010/wordprocessingShape" mc:Ignorable="w14 w15 w16se wp14">
+<w:hdr xmlns:wpc="http://schemas.microsoft.com/office/word/2010/wordprocessingCanvas" xmlns:cx="http://schemas.microsoft.com/office/drawing/2014/chartex" xmlns:cx1="http://schemas.microsoft.com/office/drawing/2015/9/8/chartex" xmlns:cx2="http://schemas.microsoft.com/office/drawing/2015/10/21/chartex" xmlns:cx3="http://schemas.microsoft.com/office/drawing/2016/5/9/chartex" xmlns:cx4="http://schemas.microsoft.com/office/drawing/2016/5/10/chartex" xmlns:cx5="http://schemas.microsoft.com/office/drawing/2016/5/11/chartex" xmlns:cx6="http://schemas.microsoft.com/office/drawing/2016/5/12/chartex" xmlns:cx7="http://schemas.microsoft.com/office/drawing/2016/5/13/chartex" xmlns:cx8="http://schemas.microsoft.com/office/drawing/2016/5/14/chartex" xmlns:mc="http://schemas.openxmlformats.org/markup-compatibility/2006" xmlns:aink="http://schemas.microsoft.com/office/drawing/2016/ink" xmlns:am3d="http://schemas.microsoft.com/office/drawing/2017/model3d" xmlns:o="urn:schemas-microsoft-com:office:office" xmlns:oel="http://schemas.microsoft.com/office/2019/extlst" xmlns:r="http://schemas.openxmlformats.org/officeDocument/2006/relationships" xmlns:m="http://schemas.openxmlformats.org/officeDocument/2006/math" xmlns:v="urn:schemas-microsoft-com:vml" xmlns:wp14="http://schemas.microsoft.com/office/word/2010/wordprocessingDrawing" xmlns:wp="http://schemas.openxmlformats.org/drawingml/2006/wordprocessingDrawing" xmlns:w10="urn:schemas-microsoft-com:office:word" xmlns:w="http://schemas.openxmlformats.org/wordprocessingml/2006/main" xmlns:w14="http://schemas.microsoft.com/office/word/2010/wordml" xmlns:w15="http://schemas.microsoft.com/office/word/2012/wordml" xmlns:w16cei="http://schemas.microsoft.com/office/word/2026/wordml/cei" xmlns:w16cex="http://schemas.microsoft.com/office/word/2018/wordml/cex" xmlns:w16cid="http://schemas.microsoft.com/office/word/2016/wordml/cid" xmlns:w16="http://schemas.microsoft.com/office/word/2018/wordml" xmlns:w16du="http://schemas.microsoft.com/office/word/2023/wordml/word16du" xmlns:w16sdtdh="http://schemas.microsoft.com/office/word/2020/wordml/sdtdatahash" xmlns:w16sdtfl="http://schemas.microsoft.com/office/word/2024/wordml/sdtformatlock" xmlns:w16se="http://schemas.microsoft.com/office/word/2015/wordml/symex" xmlns:wpg="http://schemas.microsoft.com/office/word/2010/wordprocessingGroup" xmlns:wpi="http://schemas.microsoft.com/office/word/2010/wordprocessingInk" xmlns:wne="http://schemas.microsoft.com/office/word/2006/wordml" xmlns:wps="http://schemas.microsoft.com/office/word/2010/wordprocessingShape" mc:Ignorable="w14 w15 w16se w16cid w16 w16cex w16sdtdh w16sdtfl w16du wp14">
   <w:p>
     <w:pPr>
       <w:pStyle w:val="Header"/>
@@ -8415,7 +7034,7 @@
 </file>
 
 <file path=word/styles.xml><?xml version="1.0" encoding="utf-8"?>
-<w:styles xmlns:mc="http://schemas.openxmlformats.org/markup-compatibility/2006" xmlns:r="http://schemas.openxmlformats.org/officeDocument/2006/relationships" xmlns:w="http://schemas.openxmlformats.org/wordprocessingml/2006/main" xmlns:w14="http://schemas.microsoft.com/office/word/2010/wordml" xmlns:w15="http://schemas.microsoft.com/office/word/2012/wordml" xmlns:w16se="http://schemas.microsoft.com/office/word/2015/wordml/symex" mc:Ignorable="w14 w15 w16se">
+<w:styles xmlns:mc="http://schemas.openxmlformats.org/markup-compatibility/2006" xmlns:r="http://schemas.openxmlformats.org/officeDocument/2006/relationships" xmlns:w="http://schemas.openxmlformats.org/wordprocessingml/2006/main" xmlns:w14="http://schemas.microsoft.com/office/word/2010/wordml" xmlns:w15="http://schemas.microsoft.com/office/word/2012/wordml" xmlns:w16cex="http://schemas.microsoft.com/office/word/2018/wordml/cex" xmlns:w16cid="http://schemas.microsoft.com/office/word/2016/wordml/cid" xmlns:w16="http://schemas.microsoft.com/office/word/2018/wordml" xmlns:w16du="http://schemas.microsoft.com/office/word/2023/wordml/word16du" xmlns:w16sdtdh="http://schemas.microsoft.com/office/word/2020/wordml/sdtdatahash" xmlns:w16sdtfl="http://schemas.microsoft.com/office/word/2024/wordml/sdtformatlock" xmlns:w16se="http://schemas.microsoft.com/office/word/2015/wordml/symex" mc:Ignorable="w14 w15 w16se w16cid w16 w16cex w16sdtdh w16sdtfl w16du">
   <w:docDefaults>
     <w:rPrDefault>
       <w:rPr>
@@ -8425,7 +7044,7 @@
     </w:rPrDefault>
     <w:pPrDefault/>
   </w:docDefaults>
-  <w:latentStyles w:defLockedState="0" w:defUIPriority="99" w:defSemiHidden="0" w:defUnhideWhenUsed="0" w:defQFormat="0" w:count="371">
+  <w:latentStyles w:defLockedState="0" w:defUIPriority="99" w:defSemiHidden="0" w:defUnhideWhenUsed="0" w:defQFormat="0" w:count="376">
     <w:lsdException w:name="Normal" w:uiPriority="0" w:qFormat="1"/>
     <w:lsdException w:name="heading 1" w:uiPriority="9" w:qFormat="1"/>
     <w:lsdException w:name="heading 2" w:semiHidden="1" w:uiPriority="9" w:unhideWhenUsed="1" w:qFormat="1"/>
@@ -8797,6 +7416,11 @@
     <w:lsdException w:name="List Table 5 Dark Accent 6" w:uiPriority="50"/>
     <w:lsdException w:name="List Table 6 Colorful Accent 6" w:uiPriority="51"/>
     <w:lsdException w:name="List Table 7 Colorful Accent 6" w:uiPriority="52"/>
+    <w:lsdException w:name="Mention" w:semiHidden="1" w:unhideWhenUsed="1"/>
+    <w:lsdException w:name="Smart Hyperlink" w:semiHidden="1" w:unhideWhenUsed="1"/>
+    <w:lsdException w:name="Hashtag" w:semiHidden="1" w:unhideWhenUsed="1"/>
+    <w:lsdException w:name="Unresolved Mention" w:semiHidden="1" w:unhideWhenUsed="1"/>
+    <w:lsdException w:name="Smart Link" w:semiHidden="1" w:unhideWhenUsed="1"/>
   </w:latentStyles>
   <w:style w:type="paragraph" w:default="1" w:styleId="Normal">
     <w:name w:val="Normal"/>

--- a/TS-Kramam/TS-4.2/TS 4.2 Sanskrit Krama Paatam Corrections.docx
+++ b/TS-Kramam/TS-4.2/TS 4.2 Sanskrit Krama Paatam Corrections.docx
@@ -81,7 +81,18 @@
           <w:szCs w:val="32"/>
           <w:u w:val="single"/>
         </w:rPr>
-        <w:t xml:space="preserve">Observed till </w:t>
+        <w:t xml:space="preserve">Observed </w:t>
+      </w:r>
+      <w:proofErr w:type="gramStart"/>
+      <w:r>
+        <w:rPr>
+          <w:b/>
+          <w:bCs/>
+          <w:sz w:val="32"/>
+          <w:szCs w:val="32"/>
+          <w:u w:val="single"/>
+        </w:rPr>
+        <w:t xml:space="preserve">till </w:t>
       </w:r>
       <w:r>
         <w:rPr>
@@ -94,6 +105,7 @@
         </w:rPr>
         <w:t>?????</w:t>
       </w:r>
+      <w:proofErr w:type="gramEnd"/>
     </w:p>
     <w:p>
       <w:pPr>
@@ -141,12 +153,16 @@
               <w:spacing w:before="0" w:line="240" w:lineRule="auto"/>
               <w:jc w:val="center"/>
               <w:rPr>
-                <w:sz w:val="32"/>
-                <w:szCs w:val="32"/>
-              </w:rPr>
-            </w:pPr>
-            <w:r>
-              <w:rPr>
+                <w:b/>
+                <w:bCs/>
+                <w:sz w:val="32"/>
+                <w:szCs w:val="32"/>
+              </w:rPr>
+            </w:pPr>
+            <w:r>
+              <w:rPr>
+                <w:b/>
+                <w:bCs/>
                 <w:sz w:val="32"/>
                 <w:szCs w:val="32"/>
               </w:rPr>
@@ -158,12 +174,16 @@
               <w:spacing w:before="0" w:line="240" w:lineRule="auto"/>
               <w:jc w:val="center"/>
               <w:rPr>
-                <w:sz w:val="32"/>
-                <w:szCs w:val="32"/>
-              </w:rPr>
-            </w:pPr>
-            <w:r>
-              <w:rPr>
+                <w:b/>
+                <w:bCs/>
+                <w:sz w:val="32"/>
+                <w:szCs w:val="32"/>
+              </w:rPr>
+            </w:pPr>
+            <w:r>
+              <w:rPr>
+                <w:b/>
+                <w:bCs/>
                 <w:sz w:val="32"/>
                 <w:szCs w:val="32"/>
               </w:rPr>
@@ -180,12 +200,16 @@
               <w:spacing w:before="0" w:line="240" w:lineRule="auto"/>
               <w:jc w:val="center"/>
               <w:rPr>
-                <w:sz w:val="32"/>
-                <w:szCs w:val="32"/>
-              </w:rPr>
-            </w:pPr>
-            <w:r>
-              <w:rPr>
+                <w:b/>
+                <w:bCs/>
+                <w:sz w:val="32"/>
+                <w:szCs w:val="32"/>
+              </w:rPr>
+            </w:pPr>
+            <w:r>
+              <w:rPr>
+                <w:b/>
+                <w:bCs/>
                 <w:sz w:val="32"/>
                 <w:szCs w:val="32"/>
               </w:rPr>
@@ -203,12 +227,16 @@
               <w:ind w:right="-18"/>
               <w:jc w:val="center"/>
               <w:rPr>
-                <w:sz w:val="32"/>
-                <w:szCs w:val="32"/>
-              </w:rPr>
-            </w:pPr>
-            <w:r>
-              <w:rPr>
+                <w:b/>
+                <w:bCs/>
+                <w:sz w:val="32"/>
+                <w:szCs w:val="32"/>
+              </w:rPr>
+            </w:pPr>
+            <w:r>
+              <w:rPr>
+                <w:b/>
+                <w:bCs/>
                 <w:sz w:val="32"/>
                 <w:szCs w:val="32"/>
               </w:rPr>
@@ -262,7 +290,7 @@
                 <w:sz w:val="28"/>
                 <w:szCs w:val="32"/>
               </w:rPr>
-              <w:t xml:space="preserve">4.2.11.3 </w:t>
+              <w:t xml:space="preserve">4.2.5.4 </w:t>
             </w:r>
             <w:r>
               <w:rPr>
@@ -312,7 +340,7 @@
                 <w:sz w:val="28"/>
                 <w:szCs w:val="32"/>
               </w:rPr>
-              <w:t>66</w:t>
+              <w:t>26</w:t>
             </w:r>
           </w:p>
           <w:p>
@@ -358,19 +386,10 @@
                 <w:rFonts w:cs="Arial"/>
                 <w:b/>
                 <w:color w:val="000000"/>
-                <w:szCs w:val="32"/>
-              </w:rPr>
-              <w:t xml:space="preserve"> </w:t>
-            </w:r>
-            <w:r>
-              <w:rPr>
-                <w:rFonts w:cs="Arial"/>
-                <w:b/>
-                <w:color w:val="000000"/>
-                <w:sz w:val="28"/>
-                <w:szCs w:val="32"/>
-              </w:rPr>
-              <w:t>48</w:t>
+                <w:sz w:val="28"/>
+                <w:szCs w:val="28"/>
+              </w:rPr>
+              <w:t xml:space="preserve"> 21</w:t>
             </w:r>
           </w:p>
         </w:tc>
@@ -386,58 +405,76 @@
               <w:adjustRightInd w:val="0"/>
               <w:spacing w:line="252" w:lineRule="auto"/>
               <w:rPr>
-                <w:rFonts w:ascii="BRH Malayalam Extra" w:hAnsi="BRH Malayalam Extra" w:cs="BRH Malayalam Extra"/>
-                <w:color w:val="000000"/>
-                <w:sz w:val="36"/>
-                <w:szCs w:val="40"/>
-              </w:rPr>
-            </w:pPr>
-            <w:r>
-              <w:rPr>
-                <w:rFonts w:ascii="BRH Devanagari Extra" w:hAnsi="BRH Devanagari Extra" w:cs="BRH Devanagari Extra"/>
-                <w:color w:val="000000"/>
-                <w:sz w:val="40"/>
-                <w:szCs w:val="40"/>
-              </w:rPr>
-              <w:t>lÉÉå</w:t>
-            </w:r>
-            <w:r>
-              <w:rPr>
-                <w:rFonts w:ascii="BRH Malayalam Extra" w:hAnsi="BRH Malayalam Extra" w:cs="BRH Devanagari Extra"/>
-                <w:b/>
-                <w:color w:val="000000"/>
-                <w:sz w:val="32"/>
-                <w:szCs w:val="40"/>
-              </w:rPr>
-              <w:t>–</w:t>
-            </w:r>
-            <w:r>
-              <w:rPr>
-                <w:rFonts w:ascii="BRH Devanagari Extra" w:hAnsi="BRH Devanagari Extra" w:cs="BRH Devanagari Extra"/>
-                <w:color w:val="000000"/>
-                <w:sz w:val="40"/>
-                <w:szCs w:val="40"/>
-              </w:rPr>
-              <w:t xml:space="preserve"> A</w:t>
-            </w:r>
-            <w:r>
-              <w:rPr>
-                <w:rFonts w:ascii="BRH Malayalam Extra" w:hAnsi="BRH Malayalam Extra" w:cs="BRH Devanagari Extra"/>
-                <w:b/>
-                <w:color w:val="000000"/>
-                <w:sz w:val="32"/>
-                <w:szCs w:val="40"/>
-              </w:rPr>
-              <w:t>–</w:t>
-            </w:r>
-            <w:r>
-              <w:rPr>
-                <w:rFonts w:ascii="BRH Devanagari Extra" w:hAnsi="BRH Devanagari Extra" w:cs="BRH Devanagari Extra"/>
-                <w:color w:val="000000"/>
-                <w:sz w:val="40"/>
-                <w:szCs w:val="40"/>
-              </w:rPr>
-              <w:t>a</w:t>
+                <w:rFonts w:ascii="BRH Devanagari Extra" w:hAnsi="BRH Devanagari Extra" w:cs="BRH Devanagari Extra"/>
+                <w:color w:val="000000"/>
+                <w:sz w:val="40"/>
+                <w:szCs w:val="40"/>
+              </w:rPr>
+            </w:pPr>
+            <w:proofErr w:type="spellStart"/>
+            <w:r>
+              <w:rPr>
+                <w:rFonts w:ascii="BRH Devanagari Extra" w:hAnsi="BRH Devanagari Extra" w:cs="BRH Devanagari Extra"/>
+                <w:color w:val="000000"/>
+                <w:sz w:val="40"/>
+                <w:szCs w:val="40"/>
+              </w:rPr>
+              <w:t>iÉÑprÉþqÉxiÉÑ</w:t>
+            </w:r>
+            <w:proofErr w:type="spellEnd"/>
+            <w:r>
+              <w:rPr>
+                <w:rFonts w:ascii="BRH Devanagari Extra" w:hAnsi="BRH Devanagari Extra" w:cs="BRH Devanagari Extra"/>
+                <w:color w:val="000000"/>
+                <w:sz w:val="40"/>
+                <w:szCs w:val="40"/>
+              </w:rPr>
+              <w:t xml:space="preserve"> | </w:t>
+            </w:r>
+          </w:p>
+          <w:p>
+            <w:pPr>
+              <w:widowControl w:val="0"/>
+              <w:autoSpaceDE w:val="0"/>
+              <w:autoSpaceDN w:val="0"/>
+              <w:adjustRightInd w:val="0"/>
+              <w:spacing w:before="0" w:line="240" w:lineRule="auto"/>
+              <w:rPr>
+                <w:rFonts w:ascii="Latha" w:hAnsi="Latha" w:cs="Latha"/>
+                <w:sz w:val="28"/>
+                <w:szCs w:val="28"/>
+                <w:cs/>
+                <w:lang w:bidi="ta-IN"/>
+              </w:rPr>
+            </w:pPr>
+            <w:r>
+              <w:rPr>
+                <w:rFonts w:ascii="BRH Devanagari Extra" w:hAnsi="BRH Devanagari Extra" w:cs="BRH Devanagari Extra"/>
+                <w:color w:val="000000"/>
+                <w:sz w:val="40"/>
+                <w:szCs w:val="40"/>
+              </w:rPr>
+              <w:t>A</w:t>
+            </w:r>
+            <w:r>
+              <w:rPr>
+                <w:rFonts w:ascii="BRH Malayalam Extra" w:hAnsi="BRH Malayalam Extra" w:cs="BRH Devanagari Extra"/>
+                <w:b/>
+                <w:color w:val="000000"/>
+                <w:sz w:val="32"/>
+                <w:szCs w:val="40"/>
+              </w:rPr>
+              <w:t>–</w:t>
+            </w:r>
+            <w:proofErr w:type="spellStart"/>
+            <w:r>
+              <w:rPr>
+                <w:rFonts w:ascii="BRH Devanagari Extra" w:hAnsi="BRH Devanagari Extra" w:cs="BRH Devanagari Extra"/>
+                <w:color w:val="000000"/>
+                <w:sz w:val="40"/>
+                <w:szCs w:val="40"/>
+              </w:rPr>
+              <w:t>ÎxiuÉ</w:t>
             </w:r>
             <w:r>
               <w:rPr>
@@ -447,73 +484,17 @@
                 <w:szCs w:val="40"/>
                 <w:highlight w:val="yellow"/>
               </w:rPr>
-              <w:t>lÉ</w:t>
-            </w:r>
-            <w:r>
-              <w:rPr>
-                <w:rFonts w:ascii="BRH Devanagari Extra" w:hAnsi="BRH Devanagari Extra" w:cs="BRH Devanagari Extra"/>
-                <w:color w:val="000000"/>
-                <w:sz w:val="40"/>
-                <w:szCs w:val="40"/>
-              </w:rPr>
-              <w:t>å</w:t>
-            </w:r>
-            <w:r>
-              <w:rPr>
-                <w:rFonts w:ascii="BRH Malayalam Extra" w:hAnsi="BRH Malayalam Extra" w:cs="BRH Devanagari Extra"/>
-                <w:b/>
-                <w:color w:val="000000"/>
-                <w:sz w:val="32"/>
-                <w:szCs w:val="40"/>
-              </w:rPr>
-              <w:t>–</w:t>
-            </w:r>
-            <w:r>
-              <w:rPr>
-                <w:rFonts w:ascii="BRH Devanagari Extra" w:hAnsi="BRH Devanagari Extra" w:cs="BRH Devanagari Extra"/>
-                <w:color w:val="000000"/>
-                <w:sz w:val="40"/>
-                <w:szCs w:val="40"/>
-              </w:rPr>
-              <w:t xml:space="preserve"> | A</w:t>
-            </w:r>
-            <w:r>
-              <w:rPr>
-                <w:rFonts w:ascii="BRH Malayalam Extra" w:hAnsi="BRH Malayalam Extra" w:cs="BRH Devanagari Extra"/>
-                <w:b/>
-                <w:color w:val="000000"/>
-                <w:sz w:val="32"/>
-                <w:szCs w:val="40"/>
-              </w:rPr>
-              <w:t>–</w:t>
-            </w:r>
-            <w:r>
-              <w:rPr>
-                <w:rFonts w:ascii="BRH Devanagari Extra" w:hAnsi="BRH Devanagari Extra" w:cs="BRH Devanagari Extra"/>
-                <w:color w:val="000000"/>
-                <w:sz w:val="40"/>
-                <w:szCs w:val="40"/>
-              </w:rPr>
-              <w:t>alÉå</w:t>
-            </w:r>
-            <w:r>
-              <w:rPr>
-                <w:rFonts w:ascii="BRH Malayalam Extra" w:hAnsi="BRH Malayalam Extra" w:cs="BRH Devanagari Extra"/>
-                <w:b/>
-                <w:color w:val="000000"/>
-                <w:sz w:val="32"/>
-                <w:szCs w:val="40"/>
-              </w:rPr>
-              <w:t>–</w:t>
-            </w:r>
-            <w:r>
-              <w:rPr>
-                <w:rFonts w:ascii="BRH Devanagari Extra" w:hAnsi="BRH Devanagari Extra" w:cs="BRH Devanagari Extra"/>
-                <w:color w:val="000000"/>
-                <w:sz w:val="40"/>
-                <w:szCs w:val="40"/>
-              </w:rPr>
-              <w:t xml:space="preserve"> CirÉþalÉå ||</w:t>
+              <w:t>rÉþxiÉÑ</w:t>
+            </w:r>
+            <w:proofErr w:type="spellEnd"/>
+            <w:r>
+              <w:rPr>
+                <w:rFonts w:ascii="BRH Devanagari Extra" w:hAnsi="BRH Devanagari Extra" w:cs="BRH Devanagari Extra"/>
+                <w:color w:val="000000"/>
+                <w:sz w:val="40"/>
+                <w:szCs w:val="40"/>
+              </w:rPr>
+              <w:t xml:space="preserve"> ||</w:t>
             </w:r>
           </w:p>
         </w:tc>
@@ -529,12 +510,2193 @@
               <w:adjustRightInd w:val="0"/>
               <w:spacing w:line="252" w:lineRule="auto"/>
               <w:rPr>
+                <w:rFonts w:ascii="BRH Devanagari Extra" w:hAnsi="BRH Devanagari Extra" w:cs="BRH Devanagari Extra"/>
+                <w:color w:val="000000"/>
+                <w:sz w:val="40"/>
+                <w:szCs w:val="40"/>
+              </w:rPr>
+            </w:pPr>
+            <w:proofErr w:type="spellStart"/>
+            <w:r>
+              <w:rPr>
+                <w:rFonts w:ascii="BRH Devanagari Extra" w:hAnsi="BRH Devanagari Extra" w:cs="BRH Devanagari Extra"/>
+                <w:color w:val="000000"/>
+                <w:sz w:val="40"/>
+                <w:szCs w:val="40"/>
+              </w:rPr>
+              <w:t>iÉÑprÉþqÉxiÉÑ</w:t>
+            </w:r>
+            <w:proofErr w:type="spellEnd"/>
+            <w:r>
+              <w:rPr>
+                <w:rFonts w:ascii="BRH Devanagari Extra" w:hAnsi="BRH Devanagari Extra" w:cs="BRH Devanagari Extra"/>
+                <w:color w:val="000000"/>
+                <w:sz w:val="40"/>
+                <w:szCs w:val="40"/>
+              </w:rPr>
+              <w:t xml:space="preserve"> | </w:t>
+            </w:r>
+          </w:p>
+          <w:p>
+            <w:pPr>
+              <w:widowControl w:val="0"/>
+              <w:autoSpaceDE w:val="0"/>
+              <w:autoSpaceDN w:val="0"/>
+              <w:adjustRightInd w:val="0"/>
+              <w:spacing w:before="0" w:line="240" w:lineRule="auto"/>
+              <w:rPr>
+                <w:rFonts w:ascii="Latha" w:hAnsi="Latha" w:cs="Latha"/>
+                <w:sz w:val="28"/>
+                <w:szCs w:val="28"/>
+                <w:cs/>
+                <w:lang w:bidi="ta-IN"/>
+              </w:rPr>
+            </w:pPr>
+            <w:r>
+              <w:rPr>
+                <w:rFonts w:ascii="BRH Devanagari Extra" w:hAnsi="BRH Devanagari Extra" w:cs="BRH Devanagari Extra"/>
+                <w:color w:val="000000"/>
+                <w:sz w:val="40"/>
+                <w:szCs w:val="40"/>
+              </w:rPr>
+              <w:t>A</w:t>
+            </w:r>
+            <w:r>
+              <w:rPr>
+                <w:rFonts w:ascii="BRH Malayalam Extra" w:hAnsi="BRH Malayalam Extra" w:cs="BRH Devanagari Extra"/>
+                <w:b/>
+                <w:color w:val="000000"/>
+                <w:sz w:val="32"/>
+                <w:szCs w:val="40"/>
+              </w:rPr>
+              <w:t>–</w:t>
+            </w:r>
+            <w:proofErr w:type="spellStart"/>
+            <w:r>
+              <w:rPr>
+                <w:rFonts w:ascii="BRH Devanagari Extra" w:hAnsi="BRH Devanagari Extra" w:cs="BRH Devanagari Extra"/>
+                <w:color w:val="000000"/>
+                <w:sz w:val="40"/>
+                <w:szCs w:val="40"/>
+              </w:rPr>
+              <w:t>ÎxiuÉ</w:t>
+            </w:r>
+            <w:r>
+              <w:rPr>
+                <w:rFonts w:ascii="BRH Devanagari Extra" w:hAnsi="BRH Devanagari Extra" w:cs="BRH Devanagari Extra"/>
+                <w:color w:val="000000"/>
+                <w:sz w:val="40"/>
+                <w:szCs w:val="40"/>
+                <w:highlight w:val="green"/>
+              </w:rPr>
+              <w:t>i</w:t>
+            </w:r>
+            <w:r>
+              <w:rPr>
+                <w:rFonts w:ascii="BRH Devanagari Extra" w:hAnsi="BRH Devanagari Extra" w:cs="BRH Devanagari Extra"/>
+                <w:color w:val="000000"/>
+                <w:sz w:val="40"/>
+                <w:szCs w:val="40"/>
+              </w:rPr>
+              <w:t>rÉþxiÉÑ</w:t>
+            </w:r>
+            <w:proofErr w:type="spellEnd"/>
+            <w:r>
+              <w:rPr>
+                <w:rFonts w:ascii="BRH Devanagari Extra" w:hAnsi="BRH Devanagari Extra" w:cs="BRH Devanagari Extra"/>
+                <w:color w:val="000000"/>
+                <w:sz w:val="40"/>
+                <w:szCs w:val="40"/>
+              </w:rPr>
+              <w:t xml:space="preserve"> ||</w:t>
+            </w:r>
+          </w:p>
+        </w:tc>
+      </w:tr>
+      <w:tr>
+        <w:trPr>
+          <w:trHeight w:val="1104"/>
+        </w:trPr>
+        <w:tc>
+          <w:tcPr>
+            <w:tcW w:w="3974" w:type="dxa"/>
+          </w:tcPr>
+          <w:p>
+            <w:pPr>
+              <w:widowControl w:val="0"/>
+              <w:tabs>
+                <w:tab w:val="left" w:pos="993"/>
+              </w:tabs>
+              <w:autoSpaceDE w:val="0"/>
+              <w:autoSpaceDN w:val="0"/>
+              <w:adjustRightInd w:val="0"/>
+              <w:spacing w:before="0" w:line="240" w:lineRule="auto"/>
+              <w:ind w:right="297"/>
+              <w:rPr>
+                <w:rFonts w:cs="Arial"/>
+                <w:b/>
+                <w:color w:val="000000"/>
+                <w:sz w:val="28"/>
+                <w:szCs w:val="32"/>
+              </w:rPr>
+            </w:pPr>
+            <w:r>
+              <w:rPr>
+                <w:rFonts w:cs="Arial"/>
+                <w:b/>
+                <w:color w:val="000000"/>
+                <w:sz w:val="28"/>
+                <w:szCs w:val="32"/>
+              </w:rPr>
+              <w:t>T.S.</w:t>
+            </w:r>
+            <w:r>
+              <w:rPr>
+                <w:rFonts w:cs="Arial"/>
+                <w:b/>
+                <w:color w:val="000000"/>
+                <w:sz w:val="28"/>
+                <w:szCs w:val="32"/>
+              </w:rPr>
+              <w:t xml:space="preserve">4.2.7.1 </w:t>
+            </w:r>
+            <w:r>
+              <w:rPr>
+                <w:rFonts w:cs="Arial"/>
+                <w:b/>
+                <w:color w:val="000000"/>
+                <w:sz w:val="28"/>
+                <w:szCs w:val="32"/>
+              </w:rPr>
+              <w:t>– Kramam</w:t>
+            </w:r>
+          </w:p>
+          <w:p>
+            <w:pPr>
+              <w:widowControl w:val="0"/>
+              <w:tabs>
+                <w:tab w:val="left" w:pos="993"/>
+              </w:tabs>
+              <w:autoSpaceDE w:val="0"/>
+              <w:autoSpaceDN w:val="0"/>
+              <w:adjustRightInd w:val="0"/>
+              <w:spacing w:before="0" w:line="240" w:lineRule="auto"/>
+              <w:ind w:right="297"/>
+              <w:rPr>
+                <w:rFonts w:cs="Arial"/>
+                <w:b/>
+                <w:color w:val="000000"/>
+                <w:sz w:val="28"/>
+                <w:szCs w:val="32"/>
+              </w:rPr>
+            </w:pPr>
+            <w:r>
+              <w:rPr>
+                <w:rFonts w:cs="Arial"/>
+                <w:b/>
+                <w:color w:val="000000"/>
+                <w:sz w:val="28"/>
+                <w:szCs w:val="32"/>
+              </w:rPr>
+              <w:t xml:space="preserve">Krama Vaakyam No. - </w:t>
+            </w:r>
+            <w:r>
+              <w:rPr>
+                <w:rFonts w:cs="Arial"/>
+                <w:b/>
+                <w:color w:val="000000"/>
+                <w:sz w:val="28"/>
+                <w:szCs w:val="32"/>
+              </w:rPr>
+              <w:t>18</w:t>
+            </w:r>
+          </w:p>
+          <w:p>
+            <w:pPr>
+              <w:widowControl w:val="0"/>
+              <w:tabs>
+                <w:tab w:val="left" w:pos="993"/>
+              </w:tabs>
+              <w:autoSpaceDE w:val="0"/>
+              <w:autoSpaceDN w:val="0"/>
+              <w:adjustRightInd w:val="0"/>
+              <w:spacing w:before="0" w:line="240" w:lineRule="auto"/>
+              <w:ind w:right="297"/>
+              <w:rPr>
+                <w:rFonts w:cs="Arial"/>
+                <w:b/>
+                <w:color w:val="000000"/>
+                <w:sz w:val="28"/>
+                <w:szCs w:val="32"/>
+              </w:rPr>
+            </w:pPr>
+            <w:r>
+              <w:rPr>
+                <w:rFonts w:cs="Arial"/>
+                <w:b/>
+                <w:color w:val="000000"/>
+                <w:sz w:val="28"/>
+                <w:szCs w:val="32"/>
+              </w:rPr>
+              <w:t>Panchaati No</w:t>
+            </w:r>
+            <w:r>
+              <w:rPr>
+                <w:rFonts w:cs="Arial"/>
+                <w:b/>
+                <w:color w:val="000000"/>
+                <w:szCs w:val="32"/>
+              </w:rPr>
+              <w:t>. -</w:t>
+            </w:r>
+            <w:r>
+              <w:rPr>
+                <w:rFonts w:cs="Arial"/>
+                <w:b/>
+                <w:color w:val="000000"/>
+                <w:sz w:val="28"/>
+                <w:szCs w:val="28"/>
+              </w:rPr>
+              <w:t xml:space="preserve"> 2</w:t>
+            </w:r>
+            <w:r>
+              <w:rPr>
+                <w:rFonts w:cs="Arial"/>
+                <w:b/>
+                <w:color w:val="000000"/>
+                <w:sz w:val="28"/>
+                <w:szCs w:val="28"/>
+              </w:rPr>
+              <w:t>9</w:t>
+            </w:r>
+          </w:p>
+        </w:tc>
+        <w:tc>
+          <w:tcPr>
+            <w:tcW w:w="5103" w:type="dxa"/>
+          </w:tcPr>
+          <w:p>
+            <w:pPr>
+              <w:widowControl w:val="0"/>
+              <w:autoSpaceDE w:val="0"/>
+              <w:autoSpaceDN w:val="0"/>
+              <w:adjustRightInd w:val="0"/>
+              <w:spacing w:before="0" w:line="240" w:lineRule="auto"/>
+              <w:rPr>
+                <w:rFonts w:ascii="Latha" w:hAnsi="Latha" w:cs="Latha"/>
+                <w:sz w:val="28"/>
+                <w:szCs w:val="28"/>
+                <w:cs/>
+                <w:lang w:bidi="ta-IN"/>
+              </w:rPr>
+            </w:pPr>
+            <w:r>
+              <w:rPr>
+                <w:rFonts w:ascii="BRH Devanagari Extra" w:hAnsi="BRH Devanagari Extra" w:cs="BRH Devanagari Extra"/>
+                <w:color w:val="000000"/>
+                <w:sz w:val="40"/>
+                <w:szCs w:val="40"/>
+              </w:rPr>
+              <w:t>eÉ</w:t>
+            </w:r>
+            <w:r>
+              <w:rPr>
+                <w:rFonts w:ascii="BRH Malayalam Extra" w:hAnsi="BRH Malayalam Extra" w:cs="BRH Devanagari Extra"/>
+                <w:b/>
+                <w:color w:val="000000"/>
+                <w:sz w:val="32"/>
+                <w:szCs w:val="40"/>
+              </w:rPr>
+              <w:t>–</w:t>
+            </w:r>
+            <w:proofErr w:type="spellStart"/>
+            <w:r>
+              <w:rPr>
+                <w:rFonts w:ascii="BRH Devanagari Extra" w:hAnsi="BRH Devanagari Extra" w:cs="BRH Devanagari Extra"/>
+                <w:color w:val="000000"/>
+                <w:sz w:val="40"/>
+                <w:szCs w:val="40"/>
+              </w:rPr>
+              <w:t>eÉÉlÉ</w:t>
+            </w:r>
+            <w:proofErr w:type="spellEnd"/>
+            <w:r>
+              <w:rPr>
+                <w:rFonts w:ascii="BRH Malayalam Extra" w:hAnsi="BRH Malayalam Extra" w:cs="BRH Devanagari Extra"/>
+                <w:b/>
+                <w:color w:val="000000"/>
+                <w:sz w:val="32"/>
+                <w:szCs w:val="40"/>
+              </w:rPr>
+              <w:t>–</w:t>
+            </w:r>
+            <w:r>
+              <w:rPr>
+                <w:rFonts w:ascii="BRH Devanagari Extra" w:hAnsi="BRH Devanagari Extra" w:cs="BRH Devanagari Extra"/>
+                <w:color w:val="000000"/>
+                <w:sz w:val="40"/>
+                <w:szCs w:val="40"/>
+              </w:rPr>
+              <w:t xml:space="preserve"> </w:t>
+            </w:r>
+            <w:proofErr w:type="spellStart"/>
+            <w:r>
+              <w:rPr>
+                <w:rFonts w:ascii="BRH Devanagari Extra" w:hAnsi="BRH Devanagari Extra" w:cs="BRH Devanagari Extra"/>
+                <w:color w:val="000000"/>
+                <w:sz w:val="40"/>
+                <w:szCs w:val="40"/>
+              </w:rPr>
+              <w:t>Mü</w:t>
+            </w:r>
+            <w:r>
+              <w:rPr>
+                <w:rFonts w:ascii="BRH Devanagari Extra" w:hAnsi="BRH Devanagari Extra" w:cs="BRH Devanagari Extra"/>
+                <w:color w:val="000000"/>
+                <w:sz w:val="40"/>
+                <w:szCs w:val="40"/>
+                <w:highlight w:val="yellow"/>
+              </w:rPr>
+              <w:t>xqÉåÿ</w:t>
+            </w:r>
+            <w:proofErr w:type="spellEnd"/>
+            <w:r>
+              <w:rPr>
+                <w:rFonts w:ascii="BRH Devanagari Extra" w:hAnsi="BRH Devanagari Extra" w:cs="BRH Devanagari Extra"/>
+                <w:color w:val="000000"/>
+                <w:sz w:val="40"/>
+                <w:szCs w:val="40"/>
+              </w:rPr>
+              <w:t xml:space="preserve"> | </w:t>
+            </w:r>
+            <w:proofErr w:type="spellStart"/>
+            <w:r>
+              <w:rPr>
+                <w:rFonts w:ascii="BRH Devanagari Extra" w:hAnsi="BRH Devanagari Extra" w:cs="BRH Devanagari Extra"/>
+                <w:color w:val="000000"/>
+                <w:sz w:val="40"/>
+                <w:szCs w:val="40"/>
+              </w:rPr>
+              <w:t>MüxqÉæþ</w:t>
+            </w:r>
+            <w:proofErr w:type="spellEnd"/>
+            <w:r>
+              <w:rPr>
+                <w:rFonts w:ascii="BRH Devanagari Extra" w:hAnsi="BRH Devanagari Extra" w:cs="BRH Devanagari Extra"/>
+                <w:color w:val="000000"/>
+                <w:sz w:val="40"/>
+                <w:szCs w:val="40"/>
+              </w:rPr>
+              <w:t xml:space="preserve"> </w:t>
+            </w:r>
+            <w:proofErr w:type="spellStart"/>
+            <w:r>
+              <w:rPr>
+                <w:rFonts w:ascii="BRH Devanagari Extra" w:hAnsi="BRH Devanagari Extra" w:cs="BRH Devanagari Extra"/>
+                <w:color w:val="000000"/>
+                <w:sz w:val="40"/>
+                <w:szCs w:val="40"/>
+              </w:rPr>
+              <w:t>Så</w:t>
+            </w:r>
+            <w:proofErr w:type="spellEnd"/>
+            <w:r>
+              <w:rPr>
+                <w:rFonts w:ascii="BRH Malayalam Extra" w:hAnsi="BRH Malayalam Extra" w:cs="BRH Devanagari Extra"/>
+                <w:b/>
+                <w:color w:val="000000"/>
+                <w:sz w:val="32"/>
+                <w:szCs w:val="40"/>
+              </w:rPr>
+              <w:t>–</w:t>
+            </w:r>
+            <w:proofErr w:type="spellStart"/>
+            <w:r>
+              <w:rPr>
+                <w:rFonts w:ascii="BRH Devanagari Extra" w:hAnsi="BRH Devanagari Extra" w:cs="BRH Devanagari Extra"/>
+                <w:color w:val="000000"/>
+                <w:sz w:val="40"/>
+                <w:szCs w:val="40"/>
+              </w:rPr>
+              <w:t>uÉÉrÉþ</w:t>
+            </w:r>
+            <w:proofErr w:type="spellEnd"/>
+            <w:r>
+              <w:rPr>
+                <w:rFonts w:ascii="BRH Devanagari Extra" w:hAnsi="BRH Devanagari Extra" w:cs="BRH Devanagari Extra"/>
+                <w:color w:val="000000"/>
+                <w:sz w:val="40"/>
+                <w:szCs w:val="40"/>
+              </w:rPr>
+              <w:t xml:space="preserve"> |</w:t>
+            </w:r>
+          </w:p>
+        </w:tc>
+        <w:tc>
+          <w:tcPr>
+            <w:tcW w:w="5386" w:type="dxa"/>
+          </w:tcPr>
+          <w:p>
+            <w:pPr>
+              <w:widowControl w:val="0"/>
+              <w:autoSpaceDE w:val="0"/>
+              <w:autoSpaceDN w:val="0"/>
+              <w:adjustRightInd w:val="0"/>
+              <w:spacing w:before="0" w:line="240" w:lineRule="auto"/>
+              <w:rPr>
+                <w:rFonts w:ascii="Latha" w:hAnsi="Latha" w:cs="Latha"/>
+                <w:sz w:val="28"/>
+                <w:szCs w:val="28"/>
+                <w:cs/>
+                <w:lang w:bidi="ta-IN"/>
+              </w:rPr>
+            </w:pPr>
+            <w:r>
+              <w:rPr>
+                <w:rFonts w:ascii="BRH Devanagari Extra" w:hAnsi="BRH Devanagari Extra" w:cs="BRH Devanagari Extra"/>
+                <w:color w:val="000000"/>
+                <w:sz w:val="40"/>
+                <w:szCs w:val="40"/>
+              </w:rPr>
+              <w:t>eÉ</w:t>
+            </w:r>
+            <w:r>
+              <w:rPr>
+                <w:rFonts w:ascii="BRH Malayalam Extra" w:hAnsi="BRH Malayalam Extra" w:cs="BRH Devanagari Extra"/>
+                <w:b/>
+                <w:color w:val="000000"/>
+                <w:sz w:val="32"/>
+                <w:szCs w:val="40"/>
+              </w:rPr>
+              <w:t>–</w:t>
+            </w:r>
+            <w:proofErr w:type="spellStart"/>
+            <w:r>
+              <w:rPr>
+                <w:rFonts w:ascii="BRH Devanagari Extra" w:hAnsi="BRH Devanagari Extra" w:cs="BRH Devanagari Extra"/>
+                <w:color w:val="000000"/>
+                <w:sz w:val="40"/>
+                <w:szCs w:val="40"/>
+              </w:rPr>
+              <w:t>eÉÉlÉ</w:t>
+            </w:r>
+            <w:proofErr w:type="spellEnd"/>
+            <w:r>
+              <w:rPr>
+                <w:rFonts w:ascii="BRH Malayalam Extra" w:hAnsi="BRH Malayalam Extra" w:cs="BRH Devanagari Extra"/>
+                <w:b/>
+                <w:color w:val="000000"/>
+                <w:sz w:val="32"/>
+                <w:szCs w:val="40"/>
+              </w:rPr>
+              <w:t>–</w:t>
+            </w:r>
+            <w:r>
+              <w:rPr>
+                <w:rFonts w:ascii="BRH Devanagari Extra" w:hAnsi="BRH Devanagari Extra" w:cs="BRH Devanagari Extra"/>
+                <w:color w:val="000000"/>
+                <w:sz w:val="40"/>
+                <w:szCs w:val="40"/>
+              </w:rPr>
+              <w:t xml:space="preserve"> </w:t>
+            </w:r>
+            <w:proofErr w:type="spellStart"/>
+            <w:r>
+              <w:rPr>
+                <w:rFonts w:ascii="BRH Devanagari Extra" w:hAnsi="BRH Devanagari Extra" w:cs="BRH Devanagari Extra"/>
+                <w:color w:val="000000"/>
+                <w:sz w:val="40"/>
+                <w:szCs w:val="40"/>
+              </w:rPr>
+              <w:t>Mü</w:t>
+            </w:r>
+            <w:r>
+              <w:rPr>
+                <w:rFonts w:ascii="BRH Devanagari Extra" w:hAnsi="BRH Devanagari Extra" w:cs="BRH Devanagari Extra"/>
+                <w:color w:val="000000"/>
+                <w:sz w:val="40"/>
+                <w:szCs w:val="40"/>
+                <w:highlight w:val="green"/>
+              </w:rPr>
+              <w:t>xqÉæÿ</w:t>
+            </w:r>
+            <w:proofErr w:type="spellEnd"/>
+            <w:r>
+              <w:rPr>
+                <w:rFonts w:ascii="BRH Devanagari Extra" w:hAnsi="BRH Devanagari Extra" w:cs="BRH Devanagari Extra"/>
+                <w:color w:val="000000"/>
+                <w:sz w:val="40"/>
+                <w:szCs w:val="40"/>
+              </w:rPr>
+              <w:t xml:space="preserve"> | </w:t>
+            </w:r>
+            <w:proofErr w:type="spellStart"/>
+            <w:r>
+              <w:rPr>
+                <w:rFonts w:ascii="BRH Devanagari Extra" w:hAnsi="BRH Devanagari Extra" w:cs="BRH Devanagari Extra"/>
+                <w:color w:val="000000"/>
+                <w:sz w:val="40"/>
+                <w:szCs w:val="40"/>
+              </w:rPr>
+              <w:t>MüxqÉæþ</w:t>
+            </w:r>
+            <w:proofErr w:type="spellEnd"/>
+            <w:r>
+              <w:rPr>
+                <w:rFonts w:ascii="BRH Devanagari Extra" w:hAnsi="BRH Devanagari Extra" w:cs="BRH Devanagari Extra"/>
+                <w:color w:val="000000"/>
+                <w:sz w:val="40"/>
+                <w:szCs w:val="40"/>
+              </w:rPr>
+              <w:t xml:space="preserve"> </w:t>
+            </w:r>
+            <w:proofErr w:type="spellStart"/>
+            <w:r>
+              <w:rPr>
+                <w:rFonts w:ascii="BRH Devanagari Extra" w:hAnsi="BRH Devanagari Extra" w:cs="BRH Devanagari Extra"/>
+                <w:color w:val="000000"/>
+                <w:sz w:val="40"/>
+                <w:szCs w:val="40"/>
+              </w:rPr>
+              <w:t>Så</w:t>
+            </w:r>
+            <w:proofErr w:type="spellEnd"/>
+            <w:r>
+              <w:rPr>
+                <w:rFonts w:ascii="BRH Malayalam Extra" w:hAnsi="BRH Malayalam Extra" w:cs="BRH Devanagari Extra"/>
+                <w:b/>
+                <w:color w:val="000000"/>
+                <w:sz w:val="32"/>
+                <w:szCs w:val="40"/>
+              </w:rPr>
+              <w:t>–</w:t>
+            </w:r>
+            <w:proofErr w:type="spellStart"/>
+            <w:r>
+              <w:rPr>
+                <w:rFonts w:ascii="BRH Devanagari Extra" w:hAnsi="BRH Devanagari Extra" w:cs="BRH Devanagari Extra"/>
+                <w:color w:val="000000"/>
+                <w:sz w:val="40"/>
+                <w:szCs w:val="40"/>
+              </w:rPr>
+              <w:t>uÉÉrÉþ</w:t>
+            </w:r>
+            <w:proofErr w:type="spellEnd"/>
+            <w:r>
+              <w:rPr>
+                <w:rFonts w:ascii="BRH Devanagari Extra" w:hAnsi="BRH Devanagari Extra" w:cs="BRH Devanagari Extra"/>
+                <w:color w:val="000000"/>
+                <w:sz w:val="40"/>
+                <w:szCs w:val="40"/>
+              </w:rPr>
+              <w:t xml:space="preserve"> |</w:t>
+            </w:r>
+          </w:p>
+        </w:tc>
+      </w:tr>
+      <w:tr>
+        <w:trPr>
+          <w:trHeight w:val="1104"/>
+        </w:trPr>
+        <w:tc>
+          <w:tcPr>
+            <w:tcW w:w="3974" w:type="dxa"/>
+          </w:tcPr>
+          <w:p>
+            <w:pPr>
+              <w:widowControl w:val="0"/>
+              <w:tabs>
+                <w:tab w:val="left" w:pos="993"/>
+              </w:tabs>
+              <w:autoSpaceDE w:val="0"/>
+              <w:autoSpaceDN w:val="0"/>
+              <w:adjustRightInd w:val="0"/>
+              <w:spacing w:before="0" w:line="240" w:lineRule="auto"/>
+              <w:ind w:right="297"/>
+              <w:rPr>
+                <w:rFonts w:cs="Arial"/>
+                <w:b/>
+                <w:color w:val="000000"/>
+                <w:sz w:val="28"/>
+                <w:szCs w:val="32"/>
+              </w:rPr>
+            </w:pPr>
+            <w:r>
+              <w:rPr>
+                <w:rFonts w:cs="Arial"/>
+                <w:b/>
+                <w:color w:val="000000"/>
+                <w:sz w:val="28"/>
+                <w:szCs w:val="32"/>
+              </w:rPr>
+              <w:t>T.S.</w:t>
+            </w:r>
+            <w:r>
+              <w:rPr>
+                <w:rFonts w:cs="Arial"/>
+                <w:b/>
+                <w:color w:val="000000"/>
+                <w:sz w:val="28"/>
+                <w:szCs w:val="32"/>
+              </w:rPr>
+              <w:t xml:space="preserve">4.2.8.2 </w:t>
+            </w:r>
+            <w:r>
+              <w:rPr>
+                <w:rFonts w:cs="Arial"/>
+                <w:b/>
+                <w:color w:val="000000"/>
+                <w:sz w:val="28"/>
+                <w:szCs w:val="32"/>
+              </w:rPr>
+              <w:t>– Kramam</w:t>
+            </w:r>
+          </w:p>
+          <w:p>
+            <w:pPr>
+              <w:widowControl w:val="0"/>
+              <w:tabs>
+                <w:tab w:val="left" w:pos="993"/>
+              </w:tabs>
+              <w:autoSpaceDE w:val="0"/>
+              <w:autoSpaceDN w:val="0"/>
+              <w:adjustRightInd w:val="0"/>
+              <w:spacing w:before="0" w:line="240" w:lineRule="auto"/>
+              <w:ind w:right="297"/>
+              <w:rPr>
+                <w:rFonts w:cs="Arial"/>
+                <w:b/>
+                <w:color w:val="000000"/>
+                <w:sz w:val="28"/>
+                <w:szCs w:val="32"/>
+              </w:rPr>
+            </w:pPr>
+            <w:r>
+              <w:rPr>
+                <w:rFonts w:cs="Arial"/>
+                <w:b/>
+                <w:color w:val="000000"/>
+                <w:sz w:val="28"/>
+                <w:szCs w:val="32"/>
+              </w:rPr>
+              <w:t xml:space="preserve">Krama Vaakyam No. - </w:t>
+            </w:r>
+            <w:r>
+              <w:rPr>
+                <w:rFonts w:cs="Arial"/>
+                <w:b/>
+                <w:color w:val="000000"/>
+                <w:sz w:val="28"/>
+                <w:szCs w:val="32"/>
+              </w:rPr>
+              <w:t>17</w:t>
+            </w:r>
+          </w:p>
+          <w:p>
+            <w:pPr>
+              <w:widowControl w:val="0"/>
+              <w:tabs>
+                <w:tab w:val="left" w:pos="993"/>
+              </w:tabs>
+              <w:autoSpaceDE w:val="0"/>
+              <w:autoSpaceDN w:val="0"/>
+              <w:adjustRightInd w:val="0"/>
+              <w:spacing w:before="0" w:line="240" w:lineRule="auto"/>
+              <w:ind w:right="297"/>
+              <w:rPr>
+                <w:rFonts w:cs="Arial"/>
+                <w:b/>
+                <w:color w:val="000000"/>
+                <w:sz w:val="28"/>
+                <w:szCs w:val="32"/>
+              </w:rPr>
+            </w:pPr>
+            <w:r>
+              <w:rPr>
+                <w:rFonts w:cs="Arial"/>
+                <w:b/>
+                <w:color w:val="000000"/>
+                <w:sz w:val="28"/>
+                <w:szCs w:val="32"/>
+              </w:rPr>
+              <w:t>Panchaati No</w:t>
+            </w:r>
+            <w:r>
+              <w:rPr>
+                <w:rFonts w:cs="Arial"/>
+                <w:b/>
+                <w:color w:val="000000"/>
+                <w:szCs w:val="32"/>
+              </w:rPr>
+              <w:t>. -</w:t>
+            </w:r>
+            <w:r>
+              <w:rPr>
+                <w:rFonts w:cs="Arial"/>
+                <w:b/>
+                <w:color w:val="000000"/>
+                <w:sz w:val="28"/>
+                <w:szCs w:val="28"/>
+              </w:rPr>
+              <w:t xml:space="preserve"> </w:t>
+            </w:r>
+            <w:r>
+              <w:rPr>
+                <w:rFonts w:cs="Arial"/>
+                <w:b/>
+                <w:color w:val="000000"/>
+                <w:sz w:val="28"/>
+                <w:szCs w:val="28"/>
+              </w:rPr>
+              <w:t>34</w:t>
+            </w:r>
+          </w:p>
+        </w:tc>
+        <w:tc>
+          <w:tcPr>
+            <w:tcW w:w="5103" w:type="dxa"/>
+          </w:tcPr>
+          <w:p>
+            <w:pPr>
+              <w:widowControl w:val="0"/>
+              <w:autoSpaceDE w:val="0"/>
+              <w:autoSpaceDN w:val="0"/>
+              <w:adjustRightInd w:val="0"/>
+              <w:spacing w:line="252" w:lineRule="auto"/>
+              <w:rPr>
+                <w:rFonts w:ascii="BRH Devanagari Extra" w:hAnsi="BRH Devanagari Extra" w:cs="BRH Devanagari Extra"/>
+                <w:color w:val="000000"/>
+                <w:sz w:val="40"/>
+                <w:szCs w:val="40"/>
+              </w:rPr>
+            </w:pPr>
+            <w:proofErr w:type="spellStart"/>
+            <w:r>
+              <w:rPr>
+                <w:rFonts w:ascii="BRH Devanagari Extra" w:hAnsi="BRH Devanagari Extra" w:cs="BRH Devanagari Extra"/>
+                <w:sz w:val="40"/>
+                <w:szCs w:val="40"/>
+              </w:rPr>
+              <w:t>uÉå</w:t>
+            </w:r>
+            <w:proofErr w:type="spellEnd"/>
+            <w:r>
+              <w:rPr>
+                <w:rFonts w:ascii="BRH Malayalam Extra" w:hAnsi="BRH Malayalam Extra" w:cs="BRH Devanagari Extra"/>
+                <w:b/>
+                <w:sz w:val="32"/>
+                <w:szCs w:val="40"/>
+              </w:rPr>
+              <w:t>–</w:t>
+            </w:r>
+            <w:r>
+              <w:rPr>
+                <w:rFonts w:ascii="BRH Devanagari Extra" w:hAnsi="BRH Devanagari Extra" w:cs="BRH Devanagari Extra"/>
+                <w:sz w:val="40"/>
+                <w:szCs w:val="40"/>
+              </w:rPr>
+              <w:t xml:space="preserve">lÉ </w:t>
+            </w:r>
+            <w:proofErr w:type="spellStart"/>
+            <w:r>
+              <w:rPr>
+                <w:rFonts w:ascii="BRH Devanagari Extra" w:hAnsi="BRH Devanagari Extra" w:cs="BRH Devanagari Extra"/>
+                <w:sz w:val="40"/>
+                <w:szCs w:val="40"/>
+              </w:rPr>
+              <w:t>AÉþuÉÈ</w:t>
+            </w:r>
+            <w:proofErr w:type="spellEnd"/>
+            <w:r>
+              <w:rPr>
+                <w:rFonts w:ascii="BRH Devanagari Extra" w:hAnsi="BRH Devanagari Extra" w:cs="BRH Devanagari Extra"/>
+                <w:sz w:val="40"/>
+                <w:szCs w:val="40"/>
+              </w:rPr>
+              <w:t xml:space="preserve"> | </w:t>
+            </w:r>
+            <w:r>
+              <w:rPr>
+                <w:rFonts w:ascii="BRH Devanagari Extra" w:hAnsi="BRH Devanagari Extra" w:cs="BRH Devanagari Extra"/>
+                <w:sz w:val="40"/>
+                <w:szCs w:val="40"/>
+              </w:rPr>
+              <w:t>A</w:t>
+            </w:r>
+            <w:r>
+              <w:rPr>
+                <w:rFonts w:ascii="BRH Devanagari Extra" w:hAnsi="BRH Devanagari Extra" w:cs="BRH Devanagari Extra"/>
+                <w:sz w:val="40"/>
+                <w:szCs w:val="40"/>
+                <w:highlight w:val="yellow"/>
+              </w:rPr>
+              <w:t>É</w:t>
+            </w:r>
+            <w:r>
+              <w:rPr>
+                <w:rFonts w:ascii="BRH Malayalam Extra" w:hAnsi="BRH Malayalam Extra" w:cs="BRH Devanagari Extra"/>
+                <w:b/>
+                <w:sz w:val="32"/>
+                <w:szCs w:val="40"/>
+                <w:highlight w:val="yellow"/>
+              </w:rPr>
+              <w:t>–</w:t>
+            </w:r>
+            <w:r>
+              <w:rPr>
+                <w:rFonts w:ascii="BRH Devanagari Extra" w:hAnsi="BRH Devanagari Extra" w:cs="BRH Devanagari Extra"/>
+                <w:sz w:val="40"/>
+                <w:szCs w:val="40"/>
+                <w:highlight w:val="yellow"/>
+              </w:rPr>
+              <w:t>uÉ</w:t>
+            </w:r>
+            <w:r>
+              <w:rPr>
+                <w:rFonts w:ascii="BRH Malayalam Extra" w:hAnsi="BRH Malayalam Extra" w:cs="BRH Devanagari Extra"/>
+                <w:b/>
+                <w:sz w:val="32"/>
+                <w:szCs w:val="40"/>
+                <w:highlight w:val="yellow"/>
+              </w:rPr>
+              <w:t>–</w:t>
+            </w:r>
+            <w:r>
+              <w:rPr>
+                <w:rFonts w:ascii="BRH Devanagari Extra" w:hAnsi="BRH Devanagari Extra" w:cs="BRH Devanagari Extra"/>
+                <w:sz w:val="40"/>
+                <w:szCs w:val="40"/>
+                <w:highlight w:val="yellow"/>
+              </w:rPr>
+              <w:t xml:space="preserve"> </w:t>
+            </w:r>
+            <w:proofErr w:type="spellStart"/>
+            <w:r>
+              <w:rPr>
+                <w:rFonts w:ascii="BRH Devanagari Extra" w:hAnsi="BRH Devanagari Extra" w:cs="BRH Devanagari Extra"/>
+                <w:sz w:val="40"/>
+                <w:szCs w:val="40"/>
+                <w:highlight w:val="yellow"/>
+              </w:rPr>
+              <w:t>Ci</w:t>
+            </w:r>
+            <w:r>
+              <w:rPr>
+                <w:rFonts w:ascii="BRH Devanagari Extra" w:hAnsi="BRH Devanagari Extra" w:cs="BRH Devanagari Extra"/>
+                <w:sz w:val="40"/>
+                <w:szCs w:val="40"/>
+              </w:rPr>
+              <w:t>rÉÉþuÉÈ</w:t>
+            </w:r>
+            <w:proofErr w:type="spellEnd"/>
+            <w:r>
+              <w:rPr>
+                <w:rFonts w:ascii="BRH Devanagari Extra" w:hAnsi="BRH Devanagari Extra" w:cs="BRH Devanagari Extra"/>
+                <w:sz w:val="40"/>
+                <w:szCs w:val="40"/>
+              </w:rPr>
+              <w:t xml:space="preserve"> </w:t>
+            </w:r>
+            <w:r>
+              <w:rPr>
+                <w:rFonts w:ascii="BRH Devanagari Extra" w:hAnsi="BRH Devanagari Extra" w:cs="BRH Devanagari Extra"/>
+                <w:sz w:val="40"/>
+                <w:szCs w:val="40"/>
+              </w:rPr>
+              <w:t>||</w:t>
+            </w:r>
+          </w:p>
+        </w:tc>
+        <w:tc>
+          <w:tcPr>
+            <w:tcW w:w="5386" w:type="dxa"/>
+          </w:tcPr>
+          <w:p>
+            <w:pPr>
+              <w:widowControl w:val="0"/>
+              <w:autoSpaceDE w:val="0"/>
+              <w:autoSpaceDN w:val="0"/>
+              <w:adjustRightInd w:val="0"/>
+              <w:spacing w:line="252" w:lineRule="auto"/>
+              <w:rPr>
+                <w:rFonts w:ascii="BRH Devanagari Extra" w:hAnsi="BRH Devanagari Extra" w:cs="BRH Devanagari Extra"/>
+                <w:color w:val="000000"/>
+                <w:sz w:val="40"/>
+                <w:szCs w:val="40"/>
+              </w:rPr>
+            </w:pPr>
+            <w:proofErr w:type="spellStart"/>
+            <w:r>
+              <w:rPr>
+                <w:rFonts w:ascii="BRH Devanagari Extra" w:hAnsi="BRH Devanagari Extra" w:cs="BRH Devanagari Extra"/>
+                <w:sz w:val="40"/>
+                <w:szCs w:val="40"/>
+              </w:rPr>
+              <w:t>uÉå</w:t>
+            </w:r>
+            <w:proofErr w:type="spellEnd"/>
+            <w:r>
+              <w:rPr>
+                <w:rFonts w:ascii="BRH Malayalam Extra" w:hAnsi="BRH Malayalam Extra" w:cs="BRH Devanagari Extra"/>
+                <w:b/>
+                <w:sz w:val="32"/>
+                <w:szCs w:val="40"/>
+              </w:rPr>
+              <w:t>–</w:t>
+            </w:r>
+            <w:r>
+              <w:rPr>
+                <w:rFonts w:ascii="BRH Devanagari Extra" w:hAnsi="BRH Devanagari Extra" w:cs="BRH Devanagari Extra"/>
+                <w:sz w:val="40"/>
+                <w:szCs w:val="40"/>
+              </w:rPr>
+              <w:t xml:space="preserve">lÉ </w:t>
+            </w:r>
+            <w:proofErr w:type="spellStart"/>
+            <w:r>
+              <w:rPr>
+                <w:rFonts w:ascii="BRH Devanagari Extra" w:hAnsi="BRH Devanagari Extra" w:cs="BRH Devanagari Extra"/>
+                <w:sz w:val="40"/>
+                <w:szCs w:val="40"/>
+              </w:rPr>
+              <w:t>AÉþuÉÈ</w:t>
+            </w:r>
+            <w:proofErr w:type="spellEnd"/>
+            <w:r>
+              <w:rPr>
+                <w:rFonts w:ascii="BRH Devanagari Extra" w:hAnsi="BRH Devanagari Extra" w:cs="BRH Devanagari Extra"/>
+                <w:sz w:val="40"/>
+                <w:szCs w:val="40"/>
+              </w:rPr>
+              <w:t xml:space="preserve"> | </w:t>
+            </w:r>
+            <w:r>
+              <w:rPr>
+                <w:rFonts w:ascii="BRH Devanagari Extra" w:hAnsi="BRH Devanagari Extra" w:cs="BRH Devanagari Extra"/>
+                <w:sz w:val="40"/>
+                <w:szCs w:val="40"/>
+              </w:rPr>
+              <w:t>AÉ</w:t>
+            </w:r>
+            <w:r>
+              <w:rPr>
+                <w:rFonts w:ascii="BRH Malayalam Extra" w:hAnsi="BRH Malayalam Extra" w:cs="BRH Devanagari Extra"/>
+                <w:b/>
+                <w:sz w:val="32"/>
+                <w:szCs w:val="40"/>
+              </w:rPr>
+              <w:t>–</w:t>
+            </w:r>
+            <w:r>
+              <w:rPr>
+                <w:rFonts w:ascii="BRH Devanagari Extra" w:hAnsi="BRH Devanagari Extra" w:cs="BRH Devanagari Extra"/>
+                <w:sz w:val="40"/>
+                <w:szCs w:val="40"/>
+                <w:highlight w:val="green"/>
+              </w:rPr>
+              <w:t>uÉ</w:t>
+            </w:r>
+            <w:r>
+              <w:rPr>
+                <w:rFonts w:ascii="BRH Malayalam Extra" w:hAnsi="BRH Malayalam Extra" w:cs="BRH Devanagari Extra"/>
+                <w:b/>
+                <w:sz w:val="32"/>
+                <w:szCs w:val="40"/>
+                <w:highlight w:val="green"/>
+              </w:rPr>
+              <w:t>–</w:t>
+            </w:r>
+            <w:proofErr w:type="spellStart"/>
+            <w:r>
+              <w:rPr>
+                <w:rFonts w:ascii="BRH Devanagari Extra" w:hAnsi="BRH Devanagari Extra" w:cs="BRH Devanagari Extra"/>
+                <w:sz w:val="40"/>
+                <w:szCs w:val="40"/>
+                <w:highlight w:val="green"/>
+              </w:rPr>
+              <w:t>ËUi</w:t>
+            </w:r>
+            <w:r>
+              <w:rPr>
+                <w:rFonts w:ascii="BRH Devanagari Extra" w:hAnsi="BRH Devanagari Extra" w:cs="BRH Devanagari Extra"/>
+                <w:sz w:val="40"/>
+                <w:szCs w:val="40"/>
+              </w:rPr>
+              <w:t>rÉÉþuÉÈ</w:t>
+            </w:r>
+            <w:proofErr w:type="spellEnd"/>
+            <w:r>
+              <w:rPr>
+                <w:rFonts w:ascii="BRH Devanagari Extra" w:hAnsi="BRH Devanagari Extra" w:cs="BRH Devanagari Extra"/>
+                <w:sz w:val="40"/>
+                <w:szCs w:val="40"/>
+              </w:rPr>
+              <w:t xml:space="preserve"> </w:t>
+            </w:r>
+            <w:r>
+              <w:rPr>
+                <w:rFonts w:ascii="BRH Devanagari Extra" w:hAnsi="BRH Devanagari Extra" w:cs="BRH Devanagari Extra"/>
+                <w:sz w:val="40"/>
+                <w:szCs w:val="40"/>
+              </w:rPr>
+              <w:t>||</w:t>
+            </w:r>
+          </w:p>
+        </w:tc>
+      </w:tr>
+      <w:tr>
+        <w:trPr>
+          <w:trHeight w:val="1104"/>
+        </w:trPr>
+        <w:tc>
+          <w:tcPr>
+            <w:tcW w:w="3974" w:type="dxa"/>
+          </w:tcPr>
+          <w:p>
+            <w:pPr>
+              <w:widowControl w:val="0"/>
+              <w:tabs>
+                <w:tab w:val="left" w:pos="993"/>
+              </w:tabs>
+              <w:autoSpaceDE w:val="0"/>
+              <w:autoSpaceDN w:val="0"/>
+              <w:adjustRightInd w:val="0"/>
+              <w:spacing w:before="0" w:line="240" w:lineRule="auto"/>
+              <w:ind w:right="297"/>
+              <w:rPr>
+                <w:rFonts w:cs="Arial"/>
+                <w:b/>
+                <w:color w:val="000000"/>
+                <w:sz w:val="28"/>
+                <w:szCs w:val="32"/>
+              </w:rPr>
+            </w:pPr>
+            <w:r>
+              <w:rPr>
+                <w:rFonts w:cs="Arial"/>
+                <w:b/>
+                <w:color w:val="000000"/>
+                <w:sz w:val="28"/>
+                <w:szCs w:val="32"/>
+              </w:rPr>
+              <w:t>T.S.</w:t>
+            </w:r>
+            <w:r>
+              <w:rPr>
+                <w:rFonts w:cs="Arial"/>
+                <w:b/>
+                <w:color w:val="000000"/>
+                <w:sz w:val="28"/>
+                <w:szCs w:val="32"/>
+              </w:rPr>
+              <w:t xml:space="preserve">4.2.8.2 </w:t>
+            </w:r>
+            <w:r>
+              <w:rPr>
+                <w:rFonts w:cs="Arial"/>
+                <w:b/>
+                <w:color w:val="000000"/>
+                <w:sz w:val="28"/>
+                <w:szCs w:val="32"/>
+              </w:rPr>
+              <w:t>– Kramam</w:t>
+            </w:r>
+          </w:p>
+          <w:p>
+            <w:pPr>
+              <w:widowControl w:val="0"/>
+              <w:tabs>
+                <w:tab w:val="left" w:pos="993"/>
+              </w:tabs>
+              <w:autoSpaceDE w:val="0"/>
+              <w:autoSpaceDN w:val="0"/>
+              <w:adjustRightInd w:val="0"/>
+              <w:spacing w:before="0" w:line="240" w:lineRule="auto"/>
+              <w:ind w:right="297"/>
+              <w:rPr>
+                <w:rFonts w:cs="Arial"/>
+                <w:b/>
+                <w:color w:val="000000"/>
+                <w:sz w:val="28"/>
+                <w:szCs w:val="32"/>
+              </w:rPr>
+            </w:pPr>
+            <w:r>
+              <w:rPr>
+                <w:rFonts w:cs="Arial"/>
+                <w:b/>
+                <w:color w:val="000000"/>
+                <w:sz w:val="28"/>
+                <w:szCs w:val="32"/>
+              </w:rPr>
+              <w:t xml:space="preserve">Krama Vaakyam No. - </w:t>
+            </w:r>
+            <w:r>
+              <w:rPr>
+                <w:rFonts w:cs="Arial"/>
+                <w:b/>
+                <w:color w:val="000000"/>
+                <w:sz w:val="28"/>
+                <w:szCs w:val="32"/>
+              </w:rPr>
+              <w:t>30</w:t>
+            </w:r>
+          </w:p>
+          <w:p>
+            <w:pPr>
+              <w:widowControl w:val="0"/>
+              <w:tabs>
+                <w:tab w:val="left" w:pos="993"/>
+              </w:tabs>
+              <w:autoSpaceDE w:val="0"/>
+              <w:autoSpaceDN w:val="0"/>
+              <w:adjustRightInd w:val="0"/>
+              <w:spacing w:before="0" w:line="240" w:lineRule="auto"/>
+              <w:ind w:right="297"/>
+              <w:rPr>
+                <w:rFonts w:cs="Arial"/>
+                <w:b/>
+                <w:color w:val="000000"/>
+                <w:sz w:val="28"/>
+                <w:szCs w:val="32"/>
+              </w:rPr>
+            </w:pPr>
+            <w:r>
+              <w:rPr>
+                <w:rFonts w:cs="Arial"/>
+                <w:b/>
+                <w:color w:val="000000"/>
+                <w:sz w:val="28"/>
+                <w:szCs w:val="32"/>
+              </w:rPr>
+              <w:t>Panchaati No</w:t>
+            </w:r>
+            <w:r>
+              <w:rPr>
+                <w:rFonts w:cs="Arial"/>
+                <w:b/>
+                <w:color w:val="000000"/>
+                <w:szCs w:val="32"/>
+              </w:rPr>
+              <w:t>. -</w:t>
+            </w:r>
+            <w:r>
+              <w:rPr>
+                <w:rFonts w:cs="Arial"/>
+                <w:b/>
+                <w:color w:val="000000"/>
+                <w:sz w:val="28"/>
+                <w:szCs w:val="28"/>
+              </w:rPr>
+              <w:t xml:space="preserve"> </w:t>
+            </w:r>
+            <w:r>
+              <w:rPr>
+                <w:rFonts w:cs="Arial"/>
+                <w:b/>
+                <w:color w:val="000000"/>
+                <w:sz w:val="28"/>
+                <w:szCs w:val="28"/>
+              </w:rPr>
+              <w:t>34</w:t>
+            </w:r>
+          </w:p>
+        </w:tc>
+        <w:tc>
+          <w:tcPr>
+            <w:tcW w:w="5103" w:type="dxa"/>
+          </w:tcPr>
+          <w:p>
+            <w:pPr>
+              <w:widowControl w:val="0"/>
+              <w:autoSpaceDE w:val="0"/>
+              <w:autoSpaceDN w:val="0"/>
+              <w:adjustRightInd w:val="0"/>
+              <w:spacing w:before="0" w:line="240" w:lineRule="auto"/>
+              <w:rPr>
+                <w:rFonts w:ascii="Latha" w:hAnsi="Latha" w:cs="Latha"/>
+                <w:sz w:val="28"/>
+                <w:szCs w:val="28"/>
+                <w:cs/>
+                <w:lang w:bidi="ta-IN"/>
+              </w:rPr>
+            </w:pPr>
+            <w:r>
+              <w:rPr>
+                <w:rFonts w:ascii="BRH Devanagari Extra" w:hAnsi="BRH Devanagari Extra" w:cs="BRH Devanagari Extra"/>
+                <w:sz w:val="40"/>
+                <w:szCs w:val="40"/>
+              </w:rPr>
+              <w:t>cÉ</w:t>
+            </w:r>
+            <w:r>
+              <w:rPr>
+                <w:rFonts w:ascii="BRH Malayalam Extra" w:hAnsi="BRH Malayalam Extra" w:cs="BRH Devanagari Extra"/>
+                <w:b/>
+                <w:sz w:val="32"/>
+                <w:szCs w:val="40"/>
+              </w:rPr>
+              <w:t>–</w:t>
+            </w:r>
+            <w:r>
+              <w:rPr>
+                <w:rFonts w:ascii="BRH Devanagari Extra" w:hAnsi="BRH Devanagari Extra" w:cs="BRH Devanagari Extra"/>
+                <w:sz w:val="40"/>
+                <w:szCs w:val="40"/>
+              </w:rPr>
+              <w:t xml:space="preserve"> </w:t>
+            </w:r>
+            <w:proofErr w:type="spellStart"/>
+            <w:r>
+              <w:rPr>
+                <w:rFonts w:ascii="BRH Devanagari Extra" w:hAnsi="BRH Devanagari Extra" w:cs="BRH Devanagari Extra"/>
+                <w:sz w:val="40"/>
+                <w:szCs w:val="40"/>
+              </w:rPr>
+              <w:t>ÌuÉuÉþÈ</w:t>
+            </w:r>
+            <w:proofErr w:type="spellEnd"/>
+            <w:r>
+              <w:rPr>
+                <w:rFonts w:ascii="BRH Devanagari Extra" w:hAnsi="BRH Devanagari Extra" w:cs="BRH Devanagari Extra"/>
+                <w:sz w:val="40"/>
+                <w:szCs w:val="40"/>
+              </w:rPr>
+              <w:t xml:space="preserve"> | </w:t>
+            </w:r>
+            <w:proofErr w:type="spellStart"/>
+            <w:r>
+              <w:rPr>
+                <w:rFonts w:ascii="BRH Devanagari Extra" w:hAnsi="BRH Devanagari Extra" w:cs="BRH Devanagari Extra"/>
+                <w:sz w:val="40"/>
+                <w:szCs w:val="40"/>
+              </w:rPr>
+              <w:t>ÌuÉ</w:t>
+            </w:r>
+            <w:r>
+              <w:rPr>
+                <w:rFonts w:ascii="BRH Devanagari Extra" w:hAnsi="BRH Devanagari Extra" w:cs="BRH Devanagari Extra"/>
+                <w:sz w:val="40"/>
+                <w:szCs w:val="40"/>
+                <w:highlight w:val="yellow"/>
+              </w:rPr>
+              <w:t>uÉ</w:t>
+            </w:r>
+            <w:proofErr w:type="spellEnd"/>
+            <w:r>
+              <w:rPr>
+                <w:rFonts w:ascii="BRH Malayalam Extra" w:hAnsi="BRH Malayalam Extra" w:cs="BRH Devanagari Extra"/>
+                <w:b/>
+                <w:sz w:val="32"/>
+                <w:szCs w:val="40"/>
+                <w:highlight w:val="yellow"/>
+              </w:rPr>
+              <w:t>–</w:t>
+            </w:r>
+            <w:r>
+              <w:rPr>
+                <w:rFonts w:ascii="BRH Devanagari Extra" w:hAnsi="BRH Devanagari Extra" w:cs="BRH Devanagari Extra"/>
+                <w:sz w:val="40"/>
+                <w:szCs w:val="40"/>
+                <w:highlight w:val="yellow"/>
+              </w:rPr>
+              <w:t xml:space="preserve"> </w:t>
+            </w:r>
+            <w:proofErr w:type="spellStart"/>
+            <w:r>
+              <w:rPr>
+                <w:rFonts w:ascii="BRH Devanagari Extra" w:hAnsi="BRH Devanagari Extra" w:cs="BRH Devanagari Extra"/>
+                <w:sz w:val="40"/>
+                <w:szCs w:val="40"/>
+                <w:highlight w:val="yellow"/>
+              </w:rPr>
+              <w:t>CÌ</w:t>
+            </w:r>
+            <w:r>
+              <w:rPr>
+                <w:rFonts w:ascii="BRH Devanagari Extra" w:hAnsi="BRH Devanagari Extra" w:cs="BRH Devanagari Extra"/>
+                <w:sz w:val="40"/>
+                <w:szCs w:val="40"/>
+              </w:rPr>
+              <w:t>iÉ</w:t>
+            </w:r>
+            <w:proofErr w:type="spellEnd"/>
+            <w:r>
+              <w:rPr>
+                <w:rFonts w:ascii="BRH Malayalam Extra" w:hAnsi="BRH Malayalam Extra" w:cs="BRH Devanagari Extra"/>
+                <w:b/>
+                <w:sz w:val="32"/>
+                <w:szCs w:val="40"/>
+              </w:rPr>
+              <w:t>–</w:t>
+            </w:r>
+            <w:r>
+              <w:rPr>
+                <w:rFonts w:ascii="BRH Devanagari Extra" w:hAnsi="BRH Devanagari Extra" w:cs="BRH Devanagari Extra"/>
+                <w:sz w:val="40"/>
+                <w:szCs w:val="40"/>
+              </w:rPr>
+              <w:t xml:space="preserve"> </w:t>
+            </w:r>
+            <w:proofErr w:type="spellStart"/>
+            <w:r>
+              <w:rPr>
+                <w:rFonts w:ascii="BRH Devanagari Extra" w:hAnsi="BRH Devanagari Extra" w:cs="BRH Devanagari Extra"/>
+                <w:sz w:val="40"/>
+                <w:szCs w:val="40"/>
+              </w:rPr>
+              <w:t>ÌuÉuÉþÈ</w:t>
+            </w:r>
+            <w:proofErr w:type="spellEnd"/>
+            <w:r>
+              <w:rPr>
+                <w:rFonts w:ascii="BRH Devanagari Extra" w:hAnsi="BRH Devanagari Extra" w:cs="BRH Devanagari Extra"/>
+                <w:sz w:val="40"/>
+                <w:szCs w:val="40"/>
+              </w:rPr>
+              <w:t xml:space="preserve"> </w:t>
+            </w:r>
+            <w:r>
+              <w:rPr>
+                <w:rFonts w:ascii="BRH Devanagari Extra" w:hAnsi="BRH Devanagari Extra" w:cs="BRH Devanagari Extra"/>
+                <w:sz w:val="40"/>
+                <w:szCs w:val="40"/>
+              </w:rPr>
+              <w:t>||</w:t>
+            </w:r>
+          </w:p>
+        </w:tc>
+        <w:tc>
+          <w:tcPr>
+            <w:tcW w:w="5386" w:type="dxa"/>
+          </w:tcPr>
+          <w:p>
+            <w:pPr>
+              <w:widowControl w:val="0"/>
+              <w:autoSpaceDE w:val="0"/>
+              <w:autoSpaceDN w:val="0"/>
+              <w:adjustRightInd w:val="0"/>
+              <w:spacing w:before="0" w:line="240" w:lineRule="auto"/>
+              <w:rPr>
+                <w:rFonts w:ascii="Latha" w:hAnsi="Latha" w:cs="Latha"/>
+                <w:sz w:val="28"/>
+                <w:szCs w:val="28"/>
+                <w:cs/>
+                <w:lang w:bidi="ta-IN"/>
+              </w:rPr>
+            </w:pPr>
+            <w:r>
+              <w:rPr>
+                <w:rFonts w:ascii="BRH Devanagari Extra" w:hAnsi="BRH Devanagari Extra" w:cs="BRH Devanagari Extra"/>
+                <w:sz w:val="40"/>
+                <w:szCs w:val="40"/>
+              </w:rPr>
+              <w:t>cÉ</w:t>
+            </w:r>
+            <w:r>
+              <w:rPr>
+                <w:rFonts w:ascii="BRH Malayalam Extra" w:hAnsi="BRH Malayalam Extra" w:cs="BRH Devanagari Extra"/>
+                <w:b/>
+                <w:sz w:val="32"/>
+                <w:szCs w:val="40"/>
+              </w:rPr>
+              <w:t>–</w:t>
+            </w:r>
+            <w:r>
+              <w:rPr>
+                <w:rFonts w:ascii="BRH Devanagari Extra" w:hAnsi="BRH Devanagari Extra" w:cs="BRH Devanagari Extra"/>
+                <w:sz w:val="40"/>
+                <w:szCs w:val="40"/>
+              </w:rPr>
+              <w:t xml:space="preserve"> </w:t>
+            </w:r>
+            <w:proofErr w:type="spellStart"/>
+            <w:r>
+              <w:rPr>
+                <w:rFonts w:ascii="BRH Devanagari Extra" w:hAnsi="BRH Devanagari Extra" w:cs="BRH Devanagari Extra"/>
+                <w:sz w:val="40"/>
+                <w:szCs w:val="40"/>
+              </w:rPr>
+              <w:t>ÌuÉuÉþÈ</w:t>
+            </w:r>
+            <w:proofErr w:type="spellEnd"/>
+            <w:r>
+              <w:rPr>
+                <w:rFonts w:ascii="BRH Devanagari Extra" w:hAnsi="BRH Devanagari Extra" w:cs="BRH Devanagari Extra"/>
+                <w:sz w:val="40"/>
+                <w:szCs w:val="40"/>
+              </w:rPr>
+              <w:t xml:space="preserve"> | </w:t>
+            </w:r>
+            <w:proofErr w:type="spellStart"/>
+            <w:r>
+              <w:rPr>
+                <w:rFonts w:ascii="BRH Devanagari Extra" w:hAnsi="BRH Devanagari Extra" w:cs="BRH Devanagari Extra"/>
+                <w:sz w:val="40"/>
+                <w:szCs w:val="40"/>
+              </w:rPr>
+              <w:t>ÌuÉuÉ</w:t>
+            </w:r>
+            <w:proofErr w:type="spellEnd"/>
+            <w:r>
+              <w:rPr>
+                <w:rFonts w:ascii="BRH Malayalam Extra" w:hAnsi="BRH Malayalam Extra" w:cs="BRH Devanagari Extra"/>
+                <w:b/>
+                <w:sz w:val="32"/>
+                <w:szCs w:val="40"/>
+              </w:rPr>
+              <w:t>–</w:t>
+            </w:r>
+            <w:proofErr w:type="spellStart"/>
+            <w:r>
+              <w:rPr>
+                <w:rFonts w:ascii="BRH Devanagari Extra" w:hAnsi="BRH Devanagari Extra" w:cs="BRH Devanagari Extra"/>
+                <w:sz w:val="40"/>
+                <w:szCs w:val="40"/>
+                <w:highlight w:val="green"/>
+              </w:rPr>
+              <w:t>ËU</w:t>
+            </w:r>
+            <w:r>
+              <w:rPr>
+                <w:rFonts w:ascii="BRH Devanagari Extra" w:hAnsi="BRH Devanagari Extra" w:cs="BRH Devanagari Extra"/>
+                <w:sz w:val="40"/>
+                <w:szCs w:val="40"/>
+              </w:rPr>
+              <w:t>ÌiÉ</w:t>
+            </w:r>
+            <w:proofErr w:type="spellEnd"/>
+            <w:r>
+              <w:rPr>
+                <w:rFonts w:ascii="BRH Malayalam Extra" w:hAnsi="BRH Malayalam Extra" w:cs="BRH Devanagari Extra"/>
+                <w:b/>
+                <w:sz w:val="32"/>
+                <w:szCs w:val="40"/>
+              </w:rPr>
+              <w:t>–</w:t>
+            </w:r>
+            <w:r>
+              <w:rPr>
+                <w:rFonts w:ascii="BRH Devanagari Extra" w:hAnsi="BRH Devanagari Extra" w:cs="BRH Devanagari Extra"/>
+                <w:sz w:val="40"/>
+                <w:szCs w:val="40"/>
+              </w:rPr>
+              <w:t xml:space="preserve"> </w:t>
+            </w:r>
+            <w:proofErr w:type="spellStart"/>
+            <w:r>
+              <w:rPr>
+                <w:rFonts w:ascii="BRH Devanagari Extra" w:hAnsi="BRH Devanagari Extra" w:cs="BRH Devanagari Extra"/>
+                <w:sz w:val="40"/>
+                <w:szCs w:val="40"/>
+              </w:rPr>
+              <w:t>ÌuÉuÉþÈ</w:t>
+            </w:r>
+            <w:proofErr w:type="spellEnd"/>
+            <w:r>
+              <w:rPr>
+                <w:rFonts w:ascii="BRH Devanagari Extra" w:hAnsi="BRH Devanagari Extra" w:cs="BRH Devanagari Extra"/>
+                <w:sz w:val="40"/>
+                <w:szCs w:val="40"/>
+              </w:rPr>
+              <w:t xml:space="preserve"> </w:t>
+            </w:r>
+            <w:r>
+              <w:rPr>
+                <w:rFonts w:ascii="BRH Devanagari Extra" w:hAnsi="BRH Devanagari Extra" w:cs="BRH Devanagari Extra"/>
+                <w:sz w:val="40"/>
+                <w:szCs w:val="40"/>
+              </w:rPr>
+              <w:t>||</w:t>
+            </w:r>
+          </w:p>
+        </w:tc>
+      </w:tr>
+      <w:tr>
+        <w:trPr>
+          <w:trHeight w:val="1104"/>
+        </w:trPr>
+        <w:tc>
+          <w:tcPr>
+            <w:tcW w:w="3974" w:type="dxa"/>
+          </w:tcPr>
+          <w:p>
+            <w:pPr>
+              <w:widowControl w:val="0"/>
+              <w:tabs>
+                <w:tab w:val="left" w:pos="993"/>
+              </w:tabs>
+              <w:autoSpaceDE w:val="0"/>
+              <w:autoSpaceDN w:val="0"/>
+              <w:adjustRightInd w:val="0"/>
+              <w:spacing w:before="0" w:line="240" w:lineRule="auto"/>
+              <w:ind w:right="297"/>
+              <w:rPr>
+                <w:rFonts w:cs="Arial"/>
+                <w:b/>
+                <w:color w:val="000000"/>
+                <w:sz w:val="28"/>
+                <w:szCs w:val="32"/>
+              </w:rPr>
+            </w:pPr>
+            <w:r>
+              <w:rPr>
+                <w:rFonts w:cs="Arial"/>
+                <w:b/>
+                <w:color w:val="000000"/>
+                <w:sz w:val="28"/>
+                <w:szCs w:val="32"/>
+              </w:rPr>
+              <w:t>T.S.</w:t>
+            </w:r>
+            <w:r>
+              <w:rPr>
+                <w:rFonts w:cs="Arial"/>
+                <w:b/>
+                <w:color w:val="000000"/>
+                <w:sz w:val="28"/>
+                <w:szCs w:val="32"/>
+              </w:rPr>
+              <w:t xml:space="preserve">4.2.11.1 </w:t>
+            </w:r>
+            <w:r>
+              <w:rPr>
+                <w:rFonts w:cs="Arial"/>
+                <w:b/>
+                <w:color w:val="000000"/>
+                <w:sz w:val="28"/>
+                <w:szCs w:val="32"/>
+              </w:rPr>
+              <w:t>– Kramam</w:t>
+            </w:r>
+          </w:p>
+          <w:p>
+            <w:pPr>
+              <w:widowControl w:val="0"/>
+              <w:tabs>
+                <w:tab w:val="left" w:pos="993"/>
+              </w:tabs>
+              <w:autoSpaceDE w:val="0"/>
+              <w:autoSpaceDN w:val="0"/>
+              <w:adjustRightInd w:val="0"/>
+              <w:spacing w:before="0" w:line="240" w:lineRule="auto"/>
+              <w:ind w:right="297"/>
+              <w:rPr>
+                <w:rFonts w:cs="Arial"/>
+                <w:b/>
+                <w:color w:val="000000"/>
+                <w:sz w:val="28"/>
+                <w:szCs w:val="32"/>
+              </w:rPr>
+            </w:pPr>
+            <w:r>
+              <w:rPr>
+                <w:rFonts w:cs="Arial"/>
+                <w:b/>
+                <w:color w:val="000000"/>
+                <w:sz w:val="28"/>
+                <w:szCs w:val="32"/>
+              </w:rPr>
+              <w:t xml:space="preserve">Krama Vaakyam No. - </w:t>
+            </w:r>
+            <w:r>
+              <w:rPr>
+                <w:rFonts w:cs="Arial"/>
+                <w:b/>
+                <w:color w:val="000000"/>
+                <w:sz w:val="28"/>
+                <w:szCs w:val="32"/>
+              </w:rPr>
+              <w:t>4</w:t>
+            </w:r>
+          </w:p>
+          <w:p>
+            <w:pPr>
+              <w:widowControl w:val="0"/>
+              <w:tabs>
+                <w:tab w:val="left" w:pos="993"/>
+              </w:tabs>
+              <w:autoSpaceDE w:val="0"/>
+              <w:autoSpaceDN w:val="0"/>
+              <w:adjustRightInd w:val="0"/>
+              <w:spacing w:before="0" w:line="240" w:lineRule="auto"/>
+              <w:ind w:right="297"/>
+              <w:rPr>
+                <w:rFonts w:cs="Arial"/>
+                <w:b/>
+                <w:color w:val="000000"/>
+                <w:sz w:val="28"/>
+                <w:szCs w:val="32"/>
+              </w:rPr>
+            </w:pPr>
+            <w:r>
+              <w:rPr>
+                <w:rFonts w:cs="Arial"/>
+                <w:b/>
+                <w:color w:val="000000"/>
+                <w:sz w:val="28"/>
+                <w:szCs w:val="32"/>
+              </w:rPr>
+              <w:t>Panchaati No</w:t>
+            </w:r>
+            <w:r>
+              <w:rPr>
+                <w:rFonts w:cs="Arial"/>
+                <w:b/>
+                <w:color w:val="000000"/>
+                <w:szCs w:val="32"/>
+              </w:rPr>
+              <w:t>. -</w:t>
+            </w:r>
+            <w:r>
+              <w:rPr>
+                <w:rFonts w:cs="Arial"/>
+                <w:b/>
+                <w:color w:val="000000"/>
+                <w:szCs w:val="32"/>
+              </w:rPr>
+              <w:t xml:space="preserve"> </w:t>
+            </w:r>
+            <w:r>
+              <w:rPr>
+                <w:rFonts w:cs="Arial"/>
+                <w:b/>
+                <w:color w:val="000000"/>
+                <w:sz w:val="28"/>
+                <w:szCs w:val="32"/>
+              </w:rPr>
+              <w:t>46</w:t>
+            </w:r>
+          </w:p>
+        </w:tc>
+        <w:tc>
+          <w:tcPr>
+            <w:tcW w:w="5103" w:type="dxa"/>
+          </w:tcPr>
+          <w:p>
+            <w:pPr>
+              <w:widowControl w:val="0"/>
+              <w:autoSpaceDE w:val="0"/>
+              <w:autoSpaceDN w:val="0"/>
+              <w:adjustRightInd w:val="0"/>
+              <w:spacing w:line="252" w:lineRule="auto"/>
+              <w:rPr>
+                <w:rFonts w:ascii="Latha" w:hAnsi="Latha" w:cs="Latha"/>
+                <w:sz w:val="28"/>
+                <w:szCs w:val="28"/>
+                <w:cs/>
+                <w:lang w:bidi="ta-IN"/>
+              </w:rPr>
+            </w:pPr>
+            <w:proofErr w:type="spellStart"/>
+            <w:r>
+              <w:rPr>
+                <w:rFonts w:ascii="BRH Devanagari Extra" w:hAnsi="BRH Devanagari Extra" w:cs="BRH Devanagari Extra"/>
+                <w:color w:val="000000"/>
+                <w:sz w:val="40"/>
+                <w:szCs w:val="40"/>
+              </w:rPr>
+              <w:t>UÉå</w:t>
+            </w:r>
+            <w:proofErr w:type="spellEnd"/>
+            <w:r>
+              <w:rPr>
+                <w:rFonts w:ascii="BRH Malayalam Extra" w:hAnsi="BRH Malayalam Extra" w:cs="BRH Devanagari Extra"/>
+                <w:b/>
+                <w:color w:val="000000"/>
+                <w:sz w:val="32"/>
+                <w:szCs w:val="40"/>
+              </w:rPr>
+              <w:t>–</w:t>
+            </w:r>
+            <w:r>
+              <w:rPr>
+                <w:rFonts w:ascii="BRH Devanagari Extra" w:hAnsi="BRH Devanagari Extra" w:cs="BRH Devanagari Extra"/>
+                <w:color w:val="000000"/>
+                <w:sz w:val="40"/>
+                <w:szCs w:val="40"/>
+              </w:rPr>
+              <w:t>cÉ</w:t>
+            </w:r>
+            <w:r>
+              <w:rPr>
+                <w:rFonts w:ascii="BRH Malayalam Extra" w:hAnsi="BRH Malayalam Extra" w:cs="BRH Devanagari Extra"/>
+                <w:b/>
+                <w:color w:val="000000"/>
+                <w:sz w:val="32"/>
+                <w:szCs w:val="40"/>
+              </w:rPr>
+              <w:t>–</w:t>
+            </w:r>
+            <w:proofErr w:type="spellStart"/>
+            <w:r>
+              <w:rPr>
+                <w:rFonts w:ascii="BRH Devanagari Extra" w:hAnsi="BRH Devanagari Extra" w:cs="BRH Devanagari Extra"/>
+                <w:color w:val="000000"/>
+                <w:sz w:val="40"/>
+                <w:szCs w:val="40"/>
+              </w:rPr>
+              <w:t>lÉÉ</w:t>
+            </w:r>
+            <w:proofErr w:type="spellEnd"/>
+            <w:r>
+              <w:rPr>
+                <w:rFonts w:ascii="BRH Devanagari Extra" w:hAnsi="BRH Devanagari Extra" w:cs="BRH Devanagari Extra"/>
+                <w:color w:val="000000"/>
+                <w:sz w:val="40"/>
+                <w:szCs w:val="40"/>
+              </w:rPr>
+              <w:t xml:space="preserve"> ÌS</w:t>
+            </w:r>
+            <w:r>
+              <w:rPr>
+                <w:rFonts w:ascii="BRH Malayalam Extra" w:hAnsi="BRH Malayalam Extra" w:cs="BRH Devanagari Extra"/>
+                <w:b/>
+                <w:color w:val="000000"/>
+                <w:sz w:val="32"/>
+                <w:szCs w:val="40"/>
+              </w:rPr>
+              <w:t>–</w:t>
+            </w:r>
+            <w:proofErr w:type="spellStart"/>
+            <w:r>
+              <w:rPr>
+                <w:rFonts w:ascii="BRH Devanagari Extra" w:hAnsi="BRH Devanagari Extra" w:cs="BRH Devanagari Extra"/>
+                <w:color w:val="000000"/>
+                <w:sz w:val="40"/>
+                <w:szCs w:val="40"/>
+              </w:rPr>
+              <w:t>uÉÈ</w:t>
+            </w:r>
+            <w:proofErr w:type="spellEnd"/>
+            <w:r>
+              <w:rPr>
+                <w:rFonts w:ascii="BRH Devanagari Extra" w:hAnsi="BRH Devanagari Extra" w:cs="BRH Devanagari Extra"/>
+                <w:color w:val="000000"/>
+                <w:sz w:val="40"/>
+                <w:szCs w:val="40"/>
+              </w:rPr>
+              <w:t xml:space="preserve"> | ÌS</w:t>
+            </w:r>
+            <w:r>
+              <w:rPr>
+                <w:rFonts w:ascii="BRH Malayalam Extra" w:hAnsi="BRH Malayalam Extra" w:cs="BRH Devanagari Extra"/>
+                <w:b/>
+                <w:color w:val="000000"/>
+                <w:sz w:val="32"/>
+                <w:szCs w:val="40"/>
+              </w:rPr>
+              <w:t>–</w:t>
+            </w:r>
+            <w:proofErr w:type="spellStart"/>
+            <w:r>
+              <w:rPr>
+                <w:rFonts w:ascii="BRH Devanagari Extra" w:hAnsi="BRH Devanagari Extra" w:cs="BRH Devanagari Extra"/>
+                <w:color w:val="000000"/>
+                <w:sz w:val="40"/>
+                <w:szCs w:val="40"/>
+              </w:rPr>
+              <w:t>uÉ</w:t>
+            </w:r>
+            <w:r>
+              <w:rPr>
+                <w:rFonts w:ascii="BRH Devanagari Extra" w:hAnsi="BRH Devanagari Extra" w:cs="BRH Devanagari Extra"/>
+                <w:color w:val="000000"/>
+                <w:sz w:val="40"/>
+                <w:szCs w:val="40"/>
+                <w:highlight w:val="yellow"/>
+              </w:rPr>
+              <w:t>È</w:t>
+            </w:r>
+            <w:proofErr w:type="spellEnd"/>
+            <w:r>
+              <w:rPr>
+                <w:rFonts w:ascii="BRH Devanagari Extra" w:hAnsi="BRH Devanagari Extra" w:cs="BRH Devanagari Extra"/>
+                <w:color w:val="000000"/>
+                <w:sz w:val="40"/>
+                <w:szCs w:val="40"/>
+                <w:highlight w:val="yellow"/>
+              </w:rPr>
+              <w:t xml:space="preserve"> </w:t>
+            </w:r>
+            <w:proofErr w:type="spellStart"/>
+            <w:r>
+              <w:rPr>
+                <w:rFonts w:ascii="BRH Devanagari Extra" w:hAnsi="BRH Devanagari Extra" w:cs="BRH Devanagari Extra"/>
+                <w:color w:val="000000"/>
+                <w:sz w:val="40"/>
+                <w:szCs w:val="40"/>
+                <w:highlight w:val="yellow"/>
+              </w:rPr>
+              <w:t>mÉ</w:t>
+            </w:r>
+            <w:r>
+              <w:rPr>
+                <w:rFonts w:ascii="BRH Devanagari Extra" w:hAnsi="BRH Devanagari Extra" w:cs="BRH Devanagari Extra"/>
+                <w:color w:val="000000"/>
+                <w:sz w:val="40"/>
+                <w:szCs w:val="40"/>
+              </w:rPr>
+              <w:t>ËUþ</w:t>
+            </w:r>
+            <w:proofErr w:type="spellEnd"/>
+            <w:r>
+              <w:rPr>
+                <w:rFonts w:ascii="BRH Devanagari Extra" w:hAnsi="BRH Devanagari Extra" w:cs="BRH Devanagari Extra"/>
+                <w:color w:val="000000"/>
+                <w:sz w:val="40"/>
+                <w:szCs w:val="40"/>
+              </w:rPr>
+              <w:t xml:space="preserve"> |</w:t>
+            </w:r>
+          </w:p>
+        </w:tc>
+        <w:tc>
+          <w:tcPr>
+            <w:tcW w:w="5386" w:type="dxa"/>
+          </w:tcPr>
+          <w:p>
+            <w:pPr>
+              <w:widowControl w:val="0"/>
+              <w:autoSpaceDE w:val="0"/>
+              <w:autoSpaceDN w:val="0"/>
+              <w:adjustRightInd w:val="0"/>
+              <w:spacing w:line="252" w:lineRule="auto"/>
+              <w:rPr>
+                <w:rFonts w:ascii="Latha" w:hAnsi="Latha" w:cs="Latha"/>
+                <w:sz w:val="28"/>
+                <w:szCs w:val="28"/>
+                <w:cs/>
+                <w:lang w:bidi="ta-IN"/>
+              </w:rPr>
+            </w:pPr>
+            <w:proofErr w:type="spellStart"/>
+            <w:r>
+              <w:rPr>
+                <w:rFonts w:ascii="BRH Devanagari Extra" w:hAnsi="BRH Devanagari Extra" w:cs="BRH Devanagari Extra"/>
+                <w:color w:val="000000"/>
+                <w:sz w:val="40"/>
+                <w:szCs w:val="40"/>
+              </w:rPr>
+              <w:t>UÉå</w:t>
+            </w:r>
+            <w:proofErr w:type="spellEnd"/>
+            <w:r>
+              <w:rPr>
+                <w:rFonts w:ascii="BRH Malayalam Extra" w:hAnsi="BRH Malayalam Extra" w:cs="BRH Devanagari Extra"/>
+                <w:b/>
+                <w:color w:val="000000"/>
+                <w:sz w:val="32"/>
+                <w:szCs w:val="40"/>
+              </w:rPr>
+              <w:t>–</w:t>
+            </w:r>
+            <w:r>
+              <w:rPr>
+                <w:rFonts w:ascii="BRH Devanagari Extra" w:hAnsi="BRH Devanagari Extra" w:cs="BRH Devanagari Extra"/>
+                <w:color w:val="000000"/>
+                <w:sz w:val="40"/>
+                <w:szCs w:val="40"/>
+              </w:rPr>
+              <w:t>cÉ</w:t>
+            </w:r>
+            <w:r>
+              <w:rPr>
+                <w:rFonts w:ascii="BRH Malayalam Extra" w:hAnsi="BRH Malayalam Extra" w:cs="BRH Devanagari Extra"/>
+                <w:b/>
+                <w:color w:val="000000"/>
+                <w:sz w:val="32"/>
+                <w:szCs w:val="40"/>
+              </w:rPr>
+              <w:t>–</w:t>
+            </w:r>
+            <w:proofErr w:type="spellStart"/>
+            <w:r>
+              <w:rPr>
+                <w:rFonts w:ascii="BRH Devanagari Extra" w:hAnsi="BRH Devanagari Extra" w:cs="BRH Devanagari Extra"/>
+                <w:color w:val="000000"/>
+                <w:sz w:val="40"/>
+                <w:szCs w:val="40"/>
+              </w:rPr>
+              <w:t>lÉÉ</w:t>
+            </w:r>
+            <w:proofErr w:type="spellEnd"/>
+            <w:r>
+              <w:rPr>
+                <w:rFonts w:ascii="BRH Devanagari Extra" w:hAnsi="BRH Devanagari Extra" w:cs="BRH Devanagari Extra"/>
+                <w:color w:val="000000"/>
+                <w:sz w:val="40"/>
+                <w:szCs w:val="40"/>
+              </w:rPr>
+              <w:t xml:space="preserve"> ÌS</w:t>
+            </w:r>
+            <w:r>
+              <w:rPr>
+                <w:rFonts w:ascii="BRH Malayalam Extra" w:hAnsi="BRH Malayalam Extra" w:cs="BRH Devanagari Extra"/>
+                <w:b/>
+                <w:color w:val="000000"/>
+                <w:sz w:val="32"/>
+                <w:szCs w:val="40"/>
+              </w:rPr>
+              <w:t>–</w:t>
+            </w:r>
+            <w:proofErr w:type="spellStart"/>
+            <w:r>
+              <w:rPr>
+                <w:rFonts w:ascii="BRH Devanagari Extra" w:hAnsi="BRH Devanagari Extra" w:cs="BRH Devanagari Extra"/>
+                <w:color w:val="000000"/>
+                <w:sz w:val="40"/>
+                <w:szCs w:val="40"/>
+              </w:rPr>
+              <w:t>uÉÈ</w:t>
+            </w:r>
+            <w:proofErr w:type="spellEnd"/>
+            <w:r>
+              <w:rPr>
+                <w:rFonts w:ascii="BRH Devanagari Extra" w:hAnsi="BRH Devanagari Extra" w:cs="BRH Devanagari Extra"/>
+                <w:color w:val="000000"/>
+                <w:sz w:val="40"/>
+                <w:szCs w:val="40"/>
+              </w:rPr>
+              <w:t xml:space="preserve"> | ÌS</w:t>
+            </w:r>
+            <w:r>
+              <w:rPr>
+                <w:rFonts w:ascii="BRH Malayalam Extra" w:hAnsi="BRH Malayalam Extra" w:cs="BRH Devanagari Extra"/>
+                <w:b/>
+                <w:color w:val="000000"/>
+                <w:sz w:val="32"/>
+                <w:szCs w:val="40"/>
+              </w:rPr>
+              <w:t>–</w:t>
+            </w:r>
+            <w:proofErr w:type="spellStart"/>
+            <w:r>
+              <w:rPr>
+                <w:rFonts w:ascii="BRH Devanagari Extra" w:hAnsi="BRH Devanagari Extra" w:cs="BRH Devanagari Extra"/>
+                <w:color w:val="000000"/>
+                <w:sz w:val="40"/>
+                <w:szCs w:val="40"/>
+              </w:rPr>
+              <w:t>uÉ</w:t>
+            </w:r>
+            <w:r>
+              <w:rPr>
+                <w:rFonts w:ascii="BRH Devanagari Extra" w:hAnsi="BRH Devanagari Extra" w:cs="BRH Devanagari Extra"/>
+                <w:sz w:val="40"/>
+                <w:szCs w:val="40"/>
+                <w:highlight w:val="green"/>
+              </w:rPr>
+              <w:t>x</w:t>
+            </w:r>
+            <w:r>
+              <w:rPr>
+                <w:rFonts w:ascii="BRH Devanagari Extra" w:hAnsi="BRH Devanagari Extra" w:cs="BRH Devanagari Extra"/>
+                <w:color w:val="000000"/>
+                <w:sz w:val="40"/>
+                <w:szCs w:val="40"/>
+                <w:highlight w:val="green"/>
+              </w:rPr>
+              <w:t>mÉ</w:t>
+            </w:r>
+            <w:r>
+              <w:rPr>
+                <w:rFonts w:ascii="BRH Devanagari Extra" w:hAnsi="BRH Devanagari Extra" w:cs="BRH Devanagari Extra"/>
+                <w:color w:val="000000"/>
+                <w:sz w:val="40"/>
+                <w:szCs w:val="40"/>
+              </w:rPr>
+              <w:t>ËUþ</w:t>
+            </w:r>
+            <w:proofErr w:type="spellEnd"/>
+            <w:r>
+              <w:rPr>
+                <w:rFonts w:ascii="BRH Devanagari Extra" w:hAnsi="BRH Devanagari Extra" w:cs="BRH Devanagari Extra"/>
+                <w:color w:val="000000"/>
+                <w:sz w:val="40"/>
+                <w:szCs w:val="40"/>
+              </w:rPr>
+              <w:t xml:space="preserve"> |</w:t>
+            </w:r>
+          </w:p>
+        </w:tc>
+      </w:tr>
+      <w:tr>
+        <w:trPr>
+          <w:trHeight w:val="1104"/>
+        </w:trPr>
+        <w:tc>
+          <w:tcPr>
+            <w:tcW w:w="3974" w:type="dxa"/>
+          </w:tcPr>
+          <w:p>
+            <w:pPr>
+              <w:widowControl w:val="0"/>
+              <w:tabs>
+                <w:tab w:val="left" w:pos="993"/>
+              </w:tabs>
+              <w:autoSpaceDE w:val="0"/>
+              <w:autoSpaceDN w:val="0"/>
+              <w:adjustRightInd w:val="0"/>
+              <w:spacing w:before="0" w:line="240" w:lineRule="auto"/>
+              <w:ind w:right="297"/>
+              <w:rPr>
+                <w:rFonts w:cs="Arial"/>
+                <w:b/>
+                <w:color w:val="000000"/>
+                <w:sz w:val="28"/>
+                <w:szCs w:val="32"/>
+              </w:rPr>
+            </w:pPr>
+            <w:r>
+              <w:rPr>
+                <w:rFonts w:cs="Arial"/>
+                <w:b/>
+                <w:color w:val="000000"/>
+                <w:sz w:val="28"/>
+                <w:szCs w:val="32"/>
+              </w:rPr>
+              <w:t>T.S.</w:t>
+            </w:r>
+            <w:r>
+              <w:rPr>
+                <w:rFonts w:cs="Arial"/>
+                <w:b/>
+                <w:color w:val="000000"/>
+                <w:sz w:val="28"/>
+                <w:szCs w:val="32"/>
+              </w:rPr>
+              <w:t xml:space="preserve">4.2.11.3 </w:t>
+            </w:r>
+            <w:r>
+              <w:rPr>
+                <w:rFonts w:cs="Arial"/>
+                <w:b/>
+                <w:color w:val="000000"/>
+                <w:sz w:val="28"/>
+                <w:szCs w:val="32"/>
+              </w:rPr>
+              <w:t>– Kramam</w:t>
+            </w:r>
+          </w:p>
+          <w:p>
+            <w:pPr>
+              <w:widowControl w:val="0"/>
+              <w:tabs>
+                <w:tab w:val="left" w:pos="993"/>
+              </w:tabs>
+              <w:autoSpaceDE w:val="0"/>
+              <w:autoSpaceDN w:val="0"/>
+              <w:adjustRightInd w:val="0"/>
+              <w:spacing w:before="0" w:line="240" w:lineRule="auto"/>
+              <w:ind w:right="297"/>
+              <w:rPr>
+                <w:rFonts w:cs="Arial"/>
+                <w:b/>
+                <w:color w:val="000000"/>
+                <w:sz w:val="28"/>
+                <w:szCs w:val="32"/>
+              </w:rPr>
+            </w:pPr>
+            <w:r>
+              <w:rPr>
+                <w:rFonts w:cs="Arial"/>
+                <w:b/>
+                <w:color w:val="000000"/>
+                <w:sz w:val="28"/>
+                <w:szCs w:val="32"/>
+              </w:rPr>
+              <w:t xml:space="preserve">Krama Vaakyam No. - </w:t>
+            </w:r>
+            <w:r>
+              <w:rPr>
+                <w:rFonts w:cs="Arial"/>
+                <w:b/>
+                <w:color w:val="000000"/>
+                <w:sz w:val="28"/>
+                <w:szCs w:val="32"/>
+              </w:rPr>
+              <w:t>66</w:t>
+            </w:r>
+          </w:p>
+          <w:p>
+            <w:pPr>
+              <w:widowControl w:val="0"/>
+              <w:tabs>
+                <w:tab w:val="left" w:pos="993"/>
+              </w:tabs>
+              <w:autoSpaceDE w:val="0"/>
+              <w:autoSpaceDN w:val="0"/>
+              <w:adjustRightInd w:val="0"/>
+              <w:spacing w:before="0" w:line="240" w:lineRule="auto"/>
+              <w:ind w:right="297"/>
+              <w:rPr>
+                <w:rFonts w:cs="Arial"/>
+                <w:b/>
+                <w:color w:val="000000"/>
+                <w:sz w:val="28"/>
+                <w:szCs w:val="32"/>
+              </w:rPr>
+            </w:pPr>
+            <w:r>
+              <w:rPr>
+                <w:rFonts w:cs="Arial"/>
+                <w:b/>
+                <w:color w:val="000000"/>
+                <w:sz w:val="28"/>
+                <w:szCs w:val="32"/>
+              </w:rPr>
+              <w:t>Panchaati No</w:t>
+            </w:r>
+            <w:r>
+              <w:rPr>
+                <w:rFonts w:cs="Arial"/>
+                <w:b/>
+                <w:color w:val="000000"/>
+                <w:szCs w:val="32"/>
+              </w:rPr>
+              <w:t>. -</w:t>
+            </w:r>
+            <w:r>
+              <w:rPr>
+                <w:rFonts w:cs="Arial"/>
+                <w:b/>
+                <w:color w:val="000000"/>
+                <w:szCs w:val="32"/>
+              </w:rPr>
+              <w:t xml:space="preserve"> </w:t>
+            </w:r>
+            <w:r>
+              <w:rPr>
+                <w:rFonts w:cs="Arial"/>
+                <w:b/>
+                <w:color w:val="000000"/>
+                <w:sz w:val="28"/>
+                <w:szCs w:val="32"/>
+              </w:rPr>
+              <w:t>48</w:t>
+            </w:r>
+          </w:p>
+        </w:tc>
+        <w:tc>
+          <w:tcPr>
+            <w:tcW w:w="5103" w:type="dxa"/>
+          </w:tcPr>
+          <w:p>
+            <w:pPr>
+              <w:widowControl w:val="0"/>
+              <w:autoSpaceDE w:val="0"/>
+              <w:autoSpaceDN w:val="0"/>
+              <w:adjustRightInd w:val="0"/>
+              <w:spacing w:line="252" w:lineRule="auto"/>
+              <w:rPr>
                 <w:rFonts w:ascii="BRH Malayalam Extra" w:hAnsi="BRH Malayalam Extra" w:cs="BRH Malayalam Extra"/>
                 <w:color w:val="000000"/>
                 <w:sz w:val="36"/>
                 <w:szCs w:val="40"/>
               </w:rPr>
             </w:pPr>
+            <w:proofErr w:type="spellStart"/>
             <w:r>
               <w:rPr>
                 <w:rFonts w:ascii="BRH Devanagari Extra" w:hAnsi="BRH Devanagari Extra" w:cs="BRH Devanagari Extra"/>
@@ -544,6 +2706,7 @@
               </w:rPr>
               <w:t>lÉÉå</w:t>
             </w:r>
+            <w:proofErr w:type="spellEnd"/>
             <w:r>
               <w:rPr>
                 <w:rFonts w:ascii="BRH Malayalam Extra" w:hAnsi="BRH Malayalam Extra" w:cs="BRH Devanagari Extra"/>
@@ -573,6 +2736,66 @@
               </w:rPr>
               <w:t>–</w:t>
             </w:r>
+            <w:proofErr w:type="spellStart"/>
+            <w:r>
+              <w:rPr>
+                <w:rFonts w:ascii="BRH Devanagari Extra" w:hAnsi="BRH Devanagari Extra" w:cs="BRH Devanagari Extra"/>
+                <w:color w:val="000000"/>
+                <w:sz w:val="40"/>
+                <w:szCs w:val="40"/>
+              </w:rPr>
+              <w:t>a</w:t>
+            </w:r>
+            <w:r>
+              <w:rPr>
+                <w:rFonts w:ascii="BRH Devanagari Extra" w:hAnsi="BRH Devanagari Extra" w:cs="BRH Devanagari Extra"/>
+                <w:color w:val="000000"/>
+                <w:sz w:val="40"/>
+                <w:szCs w:val="40"/>
+                <w:highlight w:val="yellow"/>
+              </w:rPr>
+              <w:t>lÉ</w:t>
+            </w:r>
+            <w:r>
+              <w:rPr>
+                <w:rFonts w:ascii="BRH Devanagari Extra" w:hAnsi="BRH Devanagari Extra" w:cs="BRH Devanagari Extra"/>
+                <w:color w:val="000000"/>
+                <w:sz w:val="40"/>
+                <w:szCs w:val="40"/>
+              </w:rPr>
+              <w:t>å</w:t>
+            </w:r>
+            <w:proofErr w:type="spellEnd"/>
+            <w:r>
+              <w:rPr>
+                <w:rFonts w:ascii="BRH Malayalam Extra" w:hAnsi="BRH Malayalam Extra" w:cs="BRH Devanagari Extra"/>
+                <w:b/>
+                <w:color w:val="000000"/>
+                <w:sz w:val="32"/>
+                <w:szCs w:val="40"/>
+              </w:rPr>
+              <w:t>–</w:t>
+            </w:r>
+            <w:r>
+              <w:rPr>
+                <w:rFonts w:ascii="BRH Devanagari Extra" w:hAnsi="BRH Devanagari Extra" w:cs="BRH Devanagari Extra"/>
+                <w:color w:val="000000"/>
+                <w:sz w:val="40"/>
+                <w:szCs w:val="40"/>
+              </w:rPr>
+              <w:t xml:space="preserve"> | A</w:t>
+            </w:r>
+            <w:r>
+              <w:rPr>
+                <w:rFonts w:ascii="BRH Malayalam Extra" w:hAnsi="BRH Malayalam Extra" w:cs="BRH Devanagari Extra"/>
+                <w:b/>
+                <w:color w:val="000000"/>
+                <w:sz w:val="32"/>
+                <w:szCs w:val="40"/>
+              </w:rPr>
+              <w:t>–</w:t>
+            </w:r>
+            <w:proofErr w:type="spellStart"/>
             <w:r>
               <w:rPr>
                 <w:rFonts w:ascii="BRH Devanagari Extra" w:hAnsi="BRH Devanagari Extra" w:cs="BRH Devanagari Extra"/>
@@ -582,6 +2805,117 @@
               </w:rPr>
               <w:t>alÉå</w:t>
             </w:r>
+            <w:proofErr w:type="spellEnd"/>
+            <w:r>
+              <w:rPr>
+                <w:rFonts w:ascii="BRH Malayalam Extra" w:hAnsi="BRH Malayalam Extra" w:cs="BRH Devanagari Extra"/>
+                <w:b/>
+                <w:color w:val="000000"/>
+                <w:sz w:val="32"/>
+                <w:szCs w:val="40"/>
+              </w:rPr>
+              <w:t>–</w:t>
+            </w:r>
+            <w:r>
+              <w:rPr>
+                <w:rFonts w:ascii="BRH Devanagari Extra" w:hAnsi="BRH Devanagari Extra" w:cs="BRH Devanagari Extra"/>
+                <w:color w:val="000000"/>
+                <w:sz w:val="40"/>
+                <w:szCs w:val="40"/>
+              </w:rPr>
+              <w:t xml:space="preserve"> </w:t>
+            </w:r>
+            <w:proofErr w:type="spellStart"/>
+            <w:r>
+              <w:rPr>
+                <w:rFonts w:ascii="BRH Devanagari Extra" w:hAnsi="BRH Devanagari Extra" w:cs="BRH Devanagari Extra"/>
+                <w:color w:val="000000"/>
+                <w:sz w:val="40"/>
+                <w:szCs w:val="40"/>
+              </w:rPr>
+              <w:t>CirÉþalÉå</w:t>
+            </w:r>
+            <w:proofErr w:type="spellEnd"/>
+            <w:r>
+              <w:rPr>
+                <w:rFonts w:ascii="BRH Devanagari Extra" w:hAnsi="BRH Devanagari Extra" w:cs="BRH Devanagari Extra"/>
+                <w:color w:val="000000"/>
+                <w:sz w:val="40"/>
+                <w:szCs w:val="40"/>
+              </w:rPr>
+              <w:t xml:space="preserve"> ||</w:t>
+            </w:r>
+          </w:p>
+        </w:tc>
+        <w:tc>
+          <w:tcPr>
+            <w:tcW w:w="5386" w:type="dxa"/>
+          </w:tcPr>
+          <w:p>
+            <w:pPr>
+              <w:widowControl w:val="0"/>
+              <w:autoSpaceDE w:val="0"/>
+              <w:autoSpaceDN w:val="0"/>
+              <w:adjustRightInd w:val="0"/>
+              <w:spacing w:line="252" w:lineRule="auto"/>
+              <w:rPr>
+                <w:rFonts w:ascii="BRH Malayalam Extra" w:hAnsi="BRH Malayalam Extra" w:cs="BRH Malayalam Extra"/>
+                <w:color w:val="000000"/>
+                <w:sz w:val="36"/>
+                <w:szCs w:val="40"/>
+              </w:rPr>
+            </w:pPr>
+            <w:proofErr w:type="spellStart"/>
+            <w:r>
+              <w:rPr>
+                <w:rFonts w:ascii="BRH Devanagari Extra" w:hAnsi="BRH Devanagari Extra" w:cs="BRH Devanagari Extra"/>
+                <w:color w:val="000000"/>
+                <w:sz w:val="40"/>
+                <w:szCs w:val="40"/>
+              </w:rPr>
+              <w:t>lÉÉå</w:t>
+            </w:r>
+            <w:proofErr w:type="spellEnd"/>
+            <w:r>
+              <w:rPr>
+                <w:rFonts w:ascii="BRH Malayalam Extra" w:hAnsi="BRH Malayalam Extra" w:cs="BRH Devanagari Extra"/>
+                <w:b/>
+                <w:color w:val="000000"/>
+                <w:sz w:val="32"/>
+                <w:szCs w:val="40"/>
+              </w:rPr>
+              <w:t>–</w:t>
+            </w:r>
+            <w:r>
+              <w:rPr>
+                <w:rFonts w:ascii="BRH Devanagari Extra" w:hAnsi="BRH Devanagari Extra" w:cs="BRH Devanagari Extra"/>
+                <w:color w:val="000000"/>
+                <w:sz w:val="40"/>
+                <w:szCs w:val="40"/>
+              </w:rPr>
+              <w:t xml:space="preserve"> A</w:t>
+            </w:r>
+            <w:r>
+              <w:rPr>
+                <w:rFonts w:ascii="BRH Malayalam Extra" w:hAnsi="BRH Malayalam Extra" w:cs="BRH Devanagari Extra"/>
+                <w:b/>
+                <w:color w:val="000000"/>
+                <w:sz w:val="32"/>
+                <w:szCs w:val="40"/>
+              </w:rPr>
+              <w:t>–</w:t>
+            </w:r>
+            <w:proofErr w:type="spellStart"/>
+            <w:r>
+              <w:rPr>
+                <w:rFonts w:ascii="BRH Devanagari Extra" w:hAnsi="BRH Devanagari Extra" w:cs="BRH Devanagari Extra"/>
+                <w:color w:val="000000"/>
+                <w:sz w:val="40"/>
+                <w:szCs w:val="40"/>
+              </w:rPr>
+              <w:t>alÉå</w:t>
+            </w:r>
+            <w:proofErr w:type="spellEnd"/>
             <w:r>
               <w:rPr>
                 <w:rFonts w:ascii="BRH Malayalam Extra" w:hAnsi="BRH Malayalam Extra" w:cs="BRH Devanagari Extra"/>
@@ -638,7 +2972,27 @@
                 <w:sz w:val="40"/>
                 <w:szCs w:val="40"/>
               </w:rPr>
-              <w:t xml:space="preserve"> CirÉþalÉå ||</w:t>
+              <w:t xml:space="preserve"> </w:t>
+            </w:r>
+            <w:proofErr w:type="spellStart"/>
+            <w:r>
+              <w:rPr>
+                <w:rFonts w:ascii="BRH Devanagari Extra" w:hAnsi="BRH Devanagari Extra" w:cs="BRH Devanagari Extra"/>
+                <w:color w:val="000000"/>
+                <w:sz w:val="40"/>
+                <w:szCs w:val="40"/>
+              </w:rPr>
+              <w:t>CirÉþalÉå</w:t>
+            </w:r>
+            <w:proofErr w:type="spellEnd"/>
+            <w:r>
+              <w:rPr>
+                <w:rFonts w:ascii="BRH Devanagari Extra" w:hAnsi="BRH Devanagari Extra" w:cs="BRH Devanagari Extra"/>
+                <w:color w:val="000000"/>
+                <w:sz w:val="40"/>
+                <w:szCs w:val="40"/>
+              </w:rPr>
+              <w:t xml:space="preserve"> ||</w:t>
             </w:r>
           </w:p>
         </w:tc>
@@ -663,32 +3017,9 @@
           <w:szCs w:val="32"/>
           <w:u w:val="single"/>
         </w:rPr>
+        <w:lastRenderedPageBreak/>
         <w:t>==========</w:t>
       </w:r>
-    </w:p>
-    <w:p>
-      <w:pPr>
-        <w:jc w:val="center"/>
-        <w:rPr>
-          <w:b/>
-          <w:bCs/>
-          <w:sz w:val="32"/>
-          <w:szCs w:val="32"/>
-          <w:u w:val="single"/>
-        </w:rPr>
-      </w:pPr>
-    </w:p>
-    <w:p>
-      <w:pPr>
-        <w:jc w:val="center"/>
-        <w:rPr>
-          <w:b/>
-          <w:bCs/>
-          <w:sz w:val="32"/>
-          <w:szCs w:val="32"/>
-          <w:u w:val="single"/>
-        </w:rPr>
-      </w:pPr>
     </w:p>
     <w:p>
       <w:pPr>
@@ -1080,44 +3411,67 @@
                 <w:szCs w:val="40"/>
               </w:rPr>
             </w:pPr>
-            <w:r>
-              <w:rPr>
-                <w:rFonts w:ascii="BRH Devanagari Extra" w:hAnsi="BRH Devanagari Extra" w:cs="BRH Devanagari Extra"/>
-                <w:color w:val="000000"/>
-                <w:sz w:val="40"/>
-                <w:szCs w:val="40"/>
-              </w:rPr>
-              <w:t>iÉåprÉþÈ xÉ</w:t>
-            </w:r>
-            <w:r>
-              <w:rPr>
-                <w:rFonts w:ascii="BRH Malayalam Extra" w:hAnsi="BRH Malayalam Extra" w:cs="BRH Devanagari Extra"/>
-                <w:b/>
-                <w:color w:val="000000"/>
-                <w:sz w:val="32"/>
-                <w:szCs w:val="40"/>
-              </w:rPr>
-              <w:t>–</w:t>
-            </w:r>
-            <w:r>
-              <w:rPr>
-                <w:rFonts w:ascii="BRH Devanagari Extra" w:hAnsi="BRH Devanagari Extra" w:cs="BRH Devanagari Extra"/>
-                <w:color w:val="000000"/>
-                <w:sz w:val="40"/>
-                <w:szCs w:val="40"/>
-              </w:rPr>
-              <w:t>mÉåïprÉþÈ | xÉ</w:t>
-            </w:r>
-            <w:r>
-              <w:rPr>
-                <w:rFonts w:ascii="BRH Malayalam Extra" w:hAnsi="BRH Malayalam Extra" w:cs="BRH Devanagari Extra"/>
-                <w:b/>
-                <w:color w:val="000000"/>
-                <w:sz w:val="32"/>
-                <w:szCs w:val="40"/>
-              </w:rPr>
-              <w:t>–</w:t>
-            </w:r>
+            <w:proofErr w:type="spellStart"/>
+            <w:r>
+              <w:rPr>
+                <w:rFonts w:ascii="BRH Devanagari Extra" w:hAnsi="BRH Devanagari Extra" w:cs="BRH Devanagari Extra"/>
+                <w:color w:val="000000"/>
+                <w:sz w:val="40"/>
+                <w:szCs w:val="40"/>
+              </w:rPr>
+              <w:t>iÉåprÉþÈ</w:t>
+            </w:r>
+            <w:proofErr w:type="spellEnd"/>
+            <w:r>
+              <w:rPr>
+                <w:rFonts w:ascii="BRH Devanagari Extra" w:hAnsi="BRH Devanagari Extra" w:cs="BRH Devanagari Extra"/>
+                <w:color w:val="000000"/>
+                <w:sz w:val="40"/>
+                <w:szCs w:val="40"/>
+              </w:rPr>
+              <w:t xml:space="preserve"> xÉ</w:t>
+            </w:r>
+            <w:r>
+              <w:rPr>
+                <w:rFonts w:ascii="BRH Malayalam Extra" w:hAnsi="BRH Malayalam Extra" w:cs="BRH Devanagari Extra"/>
+                <w:b/>
+                <w:color w:val="000000"/>
+                <w:sz w:val="32"/>
+                <w:szCs w:val="40"/>
+              </w:rPr>
+              <w:t>–</w:t>
+            </w:r>
+            <w:proofErr w:type="spellStart"/>
+            <w:r>
+              <w:rPr>
+                <w:rFonts w:ascii="BRH Devanagari Extra" w:hAnsi="BRH Devanagari Extra" w:cs="BRH Devanagari Extra"/>
+                <w:color w:val="000000"/>
+                <w:sz w:val="40"/>
+                <w:szCs w:val="40"/>
+              </w:rPr>
+              <w:t>mÉåïprÉþÈ</w:t>
+            </w:r>
+            <w:proofErr w:type="spellEnd"/>
+            <w:r>
+              <w:rPr>
+                <w:rFonts w:ascii="BRH Devanagari Extra" w:hAnsi="BRH Devanagari Extra" w:cs="BRH Devanagari Extra"/>
+                <w:color w:val="000000"/>
+                <w:sz w:val="40"/>
+                <w:szCs w:val="40"/>
+              </w:rPr>
+              <w:t xml:space="preserve"> | xÉ</w:t>
+            </w:r>
+            <w:r>
+              <w:rPr>
+                <w:rFonts w:ascii="BRH Malayalam Extra" w:hAnsi="BRH Malayalam Extra" w:cs="BRH Devanagari Extra"/>
+                <w:b/>
+                <w:color w:val="000000"/>
+                <w:sz w:val="32"/>
+                <w:szCs w:val="40"/>
+              </w:rPr>
+              <w:t>–</w:t>
+            </w:r>
+            <w:proofErr w:type="spellStart"/>
             <w:r>
               <w:rPr>
                 <w:rFonts w:ascii="BRH Devanagari Extra" w:hAnsi="BRH Devanagari Extra" w:cs="BRH Devanagari Extra"/>
@@ -1146,24 +3500,45 @@
               </w:rPr>
               <w:t>å</w:t>
             </w:r>
-            <w:r>
-              <w:rPr>
-                <w:rFonts w:ascii="BRH Malayalam Extra" w:hAnsi="BRH Malayalam Extra" w:cs="BRH Devanagari Extra"/>
-                <w:b/>
-                <w:color w:val="000000"/>
-                <w:sz w:val="32"/>
-                <w:szCs w:val="40"/>
-              </w:rPr>
-              <w:t>–</w:t>
-            </w:r>
-            <w:r>
-              <w:rPr>
-                <w:rFonts w:ascii="BRH Devanagari Extra" w:hAnsi="BRH Devanagari Extra" w:cs="BRH Devanagari Extra"/>
-                <w:color w:val="000000"/>
-                <w:sz w:val="40"/>
-                <w:szCs w:val="40"/>
-              </w:rPr>
-              <w:t xml:space="preserve"> lÉqÉþÈ |</w:t>
+            <w:proofErr w:type="spellEnd"/>
+            <w:r>
+              <w:rPr>
+                <w:rFonts w:ascii="BRH Malayalam Extra" w:hAnsi="BRH Malayalam Extra" w:cs="BRH Devanagari Extra"/>
+                <w:b/>
+                <w:color w:val="000000"/>
+                <w:sz w:val="32"/>
+                <w:szCs w:val="40"/>
+              </w:rPr>
+              <w:t>–</w:t>
+            </w:r>
+            <w:r>
+              <w:rPr>
+                <w:rFonts w:ascii="BRH Devanagari Extra" w:hAnsi="BRH Devanagari Extra" w:cs="BRH Devanagari Extra"/>
+                <w:color w:val="000000"/>
+                <w:sz w:val="40"/>
+                <w:szCs w:val="40"/>
+              </w:rPr>
+              <w:t xml:space="preserve"> </w:t>
+            </w:r>
+            <w:proofErr w:type="spellStart"/>
+            <w:r>
+              <w:rPr>
+                <w:rFonts w:ascii="BRH Devanagari Extra" w:hAnsi="BRH Devanagari Extra" w:cs="BRH Devanagari Extra"/>
+                <w:color w:val="000000"/>
+                <w:sz w:val="40"/>
+                <w:szCs w:val="40"/>
+              </w:rPr>
+              <w:t>lÉqÉþÈ</w:t>
+            </w:r>
+            <w:proofErr w:type="spellEnd"/>
+            <w:r>
+              <w:rPr>
+                <w:rFonts w:ascii="BRH Devanagari Extra" w:hAnsi="BRH Devanagari Extra" w:cs="BRH Devanagari Extra"/>
+                <w:color w:val="000000"/>
+                <w:sz w:val="40"/>
+                <w:szCs w:val="40"/>
+              </w:rPr>
+              <w:t xml:space="preserve"> |</w:t>
             </w:r>
           </w:p>
         </w:tc>
@@ -1186,44 +3561,67 @@
                 <w:szCs w:val="40"/>
               </w:rPr>
             </w:pPr>
-            <w:r>
-              <w:rPr>
-                <w:rFonts w:ascii="BRH Devanagari Extra" w:hAnsi="BRH Devanagari Extra" w:cs="BRH Devanagari Extra"/>
-                <w:color w:val="000000"/>
-                <w:sz w:val="40"/>
-                <w:szCs w:val="40"/>
-              </w:rPr>
-              <w:t>iÉåprÉþÈ xÉ</w:t>
-            </w:r>
-            <w:r>
-              <w:rPr>
-                <w:rFonts w:ascii="BRH Malayalam Extra" w:hAnsi="BRH Malayalam Extra" w:cs="BRH Devanagari Extra"/>
-                <w:b/>
-                <w:color w:val="000000"/>
-                <w:sz w:val="32"/>
-                <w:szCs w:val="40"/>
-              </w:rPr>
-              <w:t>–</w:t>
-            </w:r>
-            <w:r>
-              <w:rPr>
-                <w:rFonts w:ascii="BRH Devanagari Extra" w:hAnsi="BRH Devanagari Extra" w:cs="BRH Devanagari Extra"/>
-                <w:color w:val="000000"/>
-                <w:sz w:val="40"/>
-                <w:szCs w:val="40"/>
-              </w:rPr>
-              <w:t>mÉåïprÉþÈ | xÉ</w:t>
-            </w:r>
-            <w:r>
-              <w:rPr>
-                <w:rFonts w:ascii="BRH Malayalam Extra" w:hAnsi="BRH Malayalam Extra" w:cs="BRH Devanagari Extra"/>
-                <w:b/>
-                <w:color w:val="000000"/>
-                <w:sz w:val="32"/>
-                <w:szCs w:val="40"/>
-              </w:rPr>
-              <w:t>–</w:t>
-            </w:r>
+            <w:proofErr w:type="spellStart"/>
+            <w:r>
+              <w:rPr>
+                <w:rFonts w:ascii="BRH Devanagari Extra" w:hAnsi="BRH Devanagari Extra" w:cs="BRH Devanagari Extra"/>
+                <w:color w:val="000000"/>
+                <w:sz w:val="40"/>
+                <w:szCs w:val="40"/>
+              </w:rPr>
+              <w:t>iÉåprÉþÈ</w:t>
+            </w:r>
+            <w:proofErr w:type="spellEnd"/>
+            <w:r>
+              <w:rPr>
+                <w:rFonts w:ascii="BRH Devanagari Extra" w:hAnsi="BRH Devanagari Extra" w:cs="BRH Devanagari Extra"/>
+                <w:color w:val="000000"/>
+                <w:sz w:val="40"/>
+                <w:szCs w:val="40"/>
+              </w:rPr>
+              <w:t xml:space="preserve"> xÉ</w:t>
+            </w:r>
+            <w:r>
+              <w:rPr>
+                <w:rFonts w:ascii="BRH Malayalam Extra" w:hAnsi="BRH Malayalam Extra" w:cs="BRH Devanagari Extra"/>
+                <w:b/>
+                <w:color w:val="000000"/>
+                <w:sz w:val="32"/>
+                <w:szCs w:val="40"/>
+              </w:rPr>
+              <w:t>–</w:t>
+            </w:r>
+            <w:proofErr w:type="spellStart"/>
+            <w:r>
+              <w:rPr>
+                <w:rFonts w:ascii="BRH Devanagari Extra" w:hAnsi="BRH Devanagari Extra" w:cs="BRH Devanagari Extra"/>
+                <w:color w:val="000000"/>
+                <w:sz w:val="40"/>
+                <w:szCs w:val="40"/>
+              </w:rPr>
+              <w:t>mÉåïprÉþÈ</w:t>
+            </w:r>
+            <w:proofErr w:type="spellEnd"/>
+            <w:r>
+              <w:rPr>
+                <w:rFonts w:ascii="BRH Devanagari Extra" w:hAnsi="BRH Devanagari Extra" w:cs="BRH Devanagari Extra"/>
+                <w:color w:val="000000"/>
+                <w:sz w:val="40"/>
+                <w:szCs w:val="40"/>
+              </w:rPr>
+              <w:t xml:space="preserve"> | xÉ</w:t>
+            </w:r>
+            <w:r>
+              <w:rPr>
+                <w:rFonts w:ascii="BRH Malayalam Extra" w:hAnsi="BRH Malayalam Extra" w:cs="BRH Devanagari Extra"/>
+                <w:b/>
+                <w:color w:val="000000"/>
+                <w:sz w:val="32"/>
+                <w:szCs w:val="40"/>
+              </w:rPr>
+              <w:t>–</w:t>
+            </w:r>
+            <w:proofErr w:type="spellStart"/>
             <w:r>
               <w:rPr>
                 <w:rFonts w:ascii="BRH Devanagari Extra" w:hAnsi="BRH Devanagari Extra" w:cs="BRH Devanagari Extra"/>
@@ -1252,24 +3650,45 @@
               </w:rPr>
               <w:t>Éå</w:t>
             </w:r>
-            <w:r>
-              <w:rPr>
-                <w:rFonts w:ascii="BRH Malayalam Extra" w:hAnsi="BRH Malayalam Extra" w:cs="BRH Devanagari Extra"/>
-                <w:b/>
-                <w:color w:val="000000"/>
-                <w:sz w:val="32"/>
-                <w:szCs w:val="40"/>
-              </w:rPr>
-              <w:t>–</w:t>
-            </w:r>
-            <w:r>
-              <w:rPr>
-                <w:rFonts w:ascii="BRH Devanagari Extra" w:hAnsi="BRH Devanagari Extra" w:cs="BRH Devanagari Extra"/>
-                <w:color w:val="000000"/>
-                <w:sz w:val="40"/>
-                <w:szCs w:val="40"/>
-              </w:rPr>
-              <w:t xml:space="preserve"> lÉqÉþÈ |</w:t>
+            <w:proofErr w:type="spellEnd"/>
+            <w:r>
+              <w:rPr>
+                <w:rFonts w:ascii="BRH Malayalam Extra" w:hAnsi="BRH Malayalam Extra" w:cs="BRH Devanagari Extra"/>
+                <w:b/>
+                <w:color w:val="000000"/>
+                <w:sz w:val="32"/>
+                <w:szCs w:val="40"/>
+              </w:rPr>
+              <w:t>–</w:t>
+            </w:r>
+            <w:r>
+              <w:rPr>
+                <w:rFonts w:ascii="BRH Devanagari Extra" w:hAnsi="BRH Devanagari Extra" w:cs="BRH Devanagari Extra"/>
+                <w:color w:val="000000"/>
+                <w:sz w:val="40"/>
+                <w:szCs w:val="40"/>
+              </w:rPr>
+              <w:t xml:space="preserve"> </w:t>
+            </w:r>
+            <w:proofErr w:type="spellStart"/>
+            <w:r>
+              <w:rPr>
+                <w:rFonts w:ascii="BRH Devanagari Extra" w:hAnsi="BRH Devanagari Extra" w:cs="BRH Devanagari Extra"/>
+                <w:color w:val="000000"/>
+                <w:sz w:val="40"/>
+                <w:szCs w:val="40"/>
+              </w:rPr>
+              <w:t>lÉqÉþÈ</w:t>
+            </w:r>
+            <w:proofErr w:type="spellEnd"/>
+            <w:r>
+              <w:rPr>
+                <w:rFonts w:ascii="BRH Devanagari Extra" w:hAnsi="BRH Devanagari Extra" w:cs="BRH Devanagari Extra"/>
+                <w:color w:val="000000"/>
+                <w:sz w:val="40"/>
+                <w:szCs w:val="40"/>
+              </w:rPr>
+              <w:t xml:space="preserve"> |</w:t>
             </w:r>
           </w:p>
         </w:tc>
@@ -1576,7 +3995,6 @@
                 <w:sz w:val="28"/>
                 <w:szCs w:val="32"/>
               </w:rPr>
-              <w:lastRenderedPageBreak/>
               <w:t>T.S.</w:t>
             </w:r>
             <w:r>
@@ -1755,6 +4173,7 @@
               </w:rPr>
               <w:t>–</w:t>
             </w:r>
+            <w:proofErr w:type="spellStart"/>
             <w:r>
               <w:rPr>
                 <w:rFonts w:ascii="BRH Devanagari Extra" w:hAnsi="BRH Devanagari Extra" w:cs="BRH Devanagari Extra"/>
@@ -1764,35 +4183,57 @@
               </w:rPr>
               <w:t>ÌiÉ¸þliÉ</w:t>
             </w:r>
-            <w:r>
-              <w:rPr>
-                <w:rFonts w:ascii="BRH Malayalam Extra" w:hAnsi="BRH Malayalam Extra" w:cs="BRH Devanagari Extra"/>
-                <w:b/>
-                <w:color w:val="000000"/>
-                <w:sz w:val="32"/>
-                <w:szCs w:val="40"/>
-              </w:rPr>
-              <w:t>–</w:t>
-            </w:r>
-            <w:r>
-              <w:rPr>
-                <w:rFonts w:ascii="BRH Devanagari Extra" w:hAnsi="BRH Devanagari Extra" w:cs="BRH Devanagari Extra"/>
-                <w:color w:val="000000"/>
-                <w:sz w:val="40"/>
-                <w:szCs w:val="40"/>
-              </w:rPr>
-              <w:t xml:space="preserve"> AÉmÉþÈ | E</w:t>
-            </w:r>
-            <w:r>
-              <w:rPr>
-                <w:rFonts w:ascii="BRH Malayalam Extra" w:hAnsi="BRH Malayalam Extra" w:cs="BRH Devanagari Extra"/>
-                <w:b/>
-                <w:color w:val="000000"/>
-                <w:sz w:val="32"/>
-                <w:szCs w:val="40"/>
-              </w:rPr>
-              <w:t>–</w:t>
-            </w:r>
+            <w:proofErr w:type="spellEnd"/>
+            <w:r>
+              <w:rPr>
+                <w:rFonts w:ascii="BRH Malayalam Extra" w:hAnsi="BRH Malayalam Extra" w:cs="BRH Devanagari Extra"/>
+                <w:b/>
+                <w:color w:val="000000"/>
+                <w:sz w:val="32"/>
+                <w:szCs w:val="40"/>
+              </w:rPr>
+              <w:t>–</w:t>
+            </w:r>
+            <w:r>
+              <w:rPr>
+                <w:rFonts w:ascii="BRH Devanagari Extra" w:hAnsi="BRH Devanagari Extra" w:cs="BRH Devanagari Extra"/>
+                <w:color w:val="000000"/>
+                <w:sz w:val="40"/>
+                <w:szCs w:val="40"/>
+              </w:rPr>
+              <w:t xml:space="preserve"> </w:t>
+            </w:r>
+            <w:proofErr w:type="spellStart"/>
+            <w:r>
+              <w:rPr>
+                <w:rFonts w:ascii="BRH Devanagari Extra" w:hAnsi="BRH Devanagari Extra" w:cs="BRH Devanagari Extra"/>
+                <w:color w:val="000000"/>
+                <w:sz w:val="40"/>
+                <w:szCs w:val="40"/>
+              </w:rPr>
+              <w:t>AÉmÉþÈ</w:t>
+            </w:r>
+            <w:proofErr w:type="spellEnd"/>
+            <w:r>
+              <w:rPr>
+                <w:rFonts w:ascii="BRH Devanagari Extra" w:hAnsi="BRH Devanagari Extra" w:cs="BRH Devanagari Extra"/>
+                <w:color w:val="000000"/>
+                <w:sz w:val="40"/>
+                <w:szCs w:val="40"/>
+              </w:rPr>
+              <w:t xml:space="preserve"> | E</w:t>
+            </w:r>
+            <w:r>
+              <w:rPr>
+                <w:rFonts w:ascii="BRH Malayalam Extra" w:hAnsi="BRH Malayalam Extra" w:cs="BRH Devanagari Extra"/>
+                <w:b/>
+                <w:color w:val="000000"/>
+                <w:sz w:val="32"/>
+                <w:szCs w:val="40"/>
+              </w:rPr>
+              <w:t>–</w:t>
+            </w:r>
+            <w:proofErr w:type="spellStart"/>
             <w:r>
               <w:rPr>
                 <w:rFonts w:ascii="BRH Devanagari Extra" w:hAnsi="BRH Devanagari Extra" w:cs="BRH Devanagari Extra"/>
@@ -1812,6 +4253,7 @@
               </w:rPr>
               <w:t>iÉ¸þliÉ</w:t>
             </w:r>
+            <w:proofErr w:type="spellEnd"/>
             <w:r>
               <w:rPr>
                 <w:rFonts w:ascii="BRH Malayalam Extra" w:hAnsi="BRH Malayalam Extra" w:cs="BRH Devanagari Extra"/>
@@ -1846,14 +4288,45 @@
                 <w:szCs w:val="40"/>
               </w:rPr>
             </w:pPr>
-            <w:r>
-              <w:rPr>
-                <w:rFonts w:ascii="BRH Devanagari Extra" w:hAnsi="BRH Devanagari Extra" w:cs="BRH Devanagari Extra"/>
-                <w:color w:val="000000"/>
-                <w:sz w:val="40"/>
-                <w:szCs w:val="40"/>
-              </w:rPr>
-              <w:t>CirÉÑþmÉ - ÌiÉ¸þliÉå |</w:t>
+            <w:proofErr w:type="spellStart"/>
+            <w:r>
+              <w:rPr>
+                <w:rFonts w:ascii="BRH Devanagari Extra" w:hAnsi="BRH Devanagari Extra" w:cs="BRH Devanagari Extra"/>
+                <w:color w:val="000000"/>
+                <w:sz w:val="40"/>
+                <w:szCs w:val="40"/>
+              </w:rPr>
+              <w:t>CirÉÑþmÉ</w:t>
+            </w:r>
+            <w:proofErr w:type="spellEnd"/>
+            <w:r>
+              <w:rPr>
+                <w:rFonts w:ascii="BRH Devanagari Extra" w:hAnsi="BRH Devanagari Extra" w:cs="BRH Devanagari Extra"/>
+                <w:color w:val="000000"/>
+                <w:sz w:val="40"/>
+                <w:szCs w:val="40"/>
+              </w:rPr>
+              <w:t xml:space="preserve"> - </w:t>
+            </w:r>
+            <w:proofErr w:type="spellStart"/>
+            <w:r>
+              <w:rPr>
+                <w:rFonts w:ascii="BRH Devanagari Extra" w:hAnsi="BRH Devanagari Extra" w:cs="BRH Devanagari Extra"/>
+                <w:color w:val="000000"/>
+                <w:sz w:val="40"/>
+                <w:szCs w:val="40"/>
+              </w:rPr>
+              <w:t>ÌiÉ¸þliÉå</w:t>
+            </w:r>
+            <w:proofErr w:type="spellEnd"/>
+            <w:r>
+              <w:rPr>
+                <w:rFonts w:ascii="BRH Devanagari Extra" w:hAnsi="BRH Devanagari Extra" w:cs="BRH Devanagari Extra"/>
+                <w:color w:val="000000"/>
+                <w:sz w:val="40"/>
+                <w:szCs w:val="40"/>
+              </w:rPr>
+              <w:t xml:space="preserve"> |</w:t>
             </w:r>
           </w:p>
         </w:tc>
@@ -1913,6 +4386,7 @@
               </w:rPr>
               <w:t>–</w:t>
             </w:r>
+            <w:proofErr w:type="spellStart"/>
             <w:r>
               <w:rPr>
                 <w:rFonts w:ascii="BRH Devanagari Extra" w:hAnsi="BRH Devanagari Extra" w:cs="BRH Devanagari Extra"/>
@@ -1922,24 +4396,45 @@
               </w:rPr>
               <w:t>ÌiÉ¸þliÉ</w:t>
             </w:r>
-            <w:r>
-              <w:rPr>
-                <w:rFonts w:ascii="BRH Malayalam Extra" w:hAnsi="BRH Malayalam Extra" w:cs="BRH Devanagari Extra"/>
-                <w:b/>
-                <w:color w:val="000000"/>
-                <w:sz w:val="32"/>
-                <w:szCs w:val="40"/>
-              </w:rPr>
-              <w:t>–</w:t>
-            </w:r>
-            <w:r>
-              <w:rPr>
-                <w:rFonts w:ascii="BRH Devanagari Extra" w:hAnsi="BRH Devanagari Extra" w:cs="BRH Devanagari Extra"/>
-                <w:color w:val="000000"/>
-                <w:sz w:val="40"/>
-                <w:szCs w:val="40"/>
-              </w:rPr>
-              <w:t xml:space="preserve"> AÉmÉþÈ | E</w:t>
+            <w:proofErr w:type="spellEnd"/>
+            <w:r>
+              <w:rPr>
+                <w:rFonts w:ascii="BRH Malayalam Extra" w:hAnsi="BRH Malayalam Extra" w:cs="BRH Devanagari Extra"/>
+                <w:b/>
+                <w:color w:val="000000"/>
+                <w:sz w:val="32"/>
+                <w:szCs w:val="40"/>
+              </w:rPr>
+              <w:t>–</w:t>
+            </w:r>
+            <w:r>
+              <w:rPr>
+                <w:rFonts w:ascii="BRH Devanagari Extra" w:hAnsi="BRH Devanagari Extra" w:cs="BRH Devanagari Extra"/>
+                <w:color w:val="000000"/>
+                <w:sz w:val="40"/>
+                <w:szCs w:val="40"/>
+              </w:rPr>
+              <w:t xml:space="preserve"> </w:t>
+            </w:r>
+            <w:proofErr w:type="spellStart"/>
+            <w:r>
+              <w:rPr>
+                <w:rFonts w:ascii="BRH Devanagari Extra" w:hAnsi="BRH Devanagari Extra" w:cs="BRH Devanagari Extra"/>
+                <w:color w:val="000000"/>
+                <w:sz w:val="40"/>
+                <w:szCs w:val="40"/>
+              </w:rPr>
+              <w:t>AÉmÉþÈ</w:t>
+            </w:r>
+            <w:proofErr w:type="spellEnd"/>
+            <w:r>
+              <w:rPr>
+                <w:rFonts w:ascii="BRH Devanagari Extra" w:hAnsi="BRH Devanagari Extra" w:cs="BRH Devanagari Extra"/>
+                <w:color w:val="000000"/>
+                <w:sz w:val="40"/>
+                <w:szCs w:val="40"/>
+              </w:rPr>
+              <w:t xml:space="preserve"> | E</w:t>
             </w:r>
             <w:r>
               <w:rPr>
@@ -1971,6 +4466,7 @@
               </w:rPr>
               <w:t>–</w:t>
             </w:r>
+            <w:proofErr w:type="spellStart"/>
             <w:r>
               <w:rPr>
                 <w:rFonts w:ascii="BRH Devanagari Extra" w:hAnsi="BRH Devanagari Extra" w:cs="BRH Devanagari Extra"/>
@@ -1980,6 +4476,7 @@
               </w:rPr>
               <w:t>ÌiÉ¸þliÉ</w:t>
             </w:r>
+            <w:proofErr w:type="spellEnd"/>
             <w:r>
               <w:rPr>
                 <w:rFonts w:ascii="BRH Malayalam Extra" w:hAnsi="BRH Malayalam Extra" w:cs="BRH Devanagari Extra"/>
@@ -2014,14 +4511,45 @@
                 <w:szCs w:val="40"/>
               </w:rPr>
             </w:pPr>
-            <w:r>
-              <w:rPr>
-                <w:rFonts w:ascii="BRH Devanagari Extra" w:hAnsi="BRH Devanagari Extra" w:cs="BRH Devanagari Extra"/>
-                <w:color w:val="000000"/>
-                <w:sz w:val="40"/>
-                <w:szCs w:val="40"/>
-              </w:rPr>
-              <w:t>CirÉÑþmÉ - ÌiÉ¸þliÉå |</w:t>
+            <w:proofErr w:type="spellStart"/>
+            <w:r>
+              <w:rPr>
+                <w:rFonts w:ascii="BRH Devanagari Extra" w:hAnsi="BRH Devanagari Extra" w:cs="BRH Devanagari Extra"/>
+                <w:color w:val="000000"/>
+                <w:sz w:val="40"/>
+                <w:szCs w:val="40"/>
+              </w:rPr>
+              <w:t>CirÉÑþmÉ</w:t>
+            </w:r>
+            <w:proofErr w:type="spellEnd"/>
+            <w:r>
+              <w:rPr>
+                <w:rFonts w:ascii="BRH Devanagari Extra" w:hAnsi="BRH Devanagari Extra" w:cs="BRH Devanagari Extra"/>
+                <w:color w:val="000000"/>
+                <w:sz w:val="40"/>
+                <w:szCs w:val="40"/>
+              </w:rPr>
+              <w:t xml:space="preserve"> - </w:t>
+            </w:r>
+            <w:proofErr w:type="spellStart"/>
+            <w:r>
+              <w:rPr>
+                <w:rFonts w:ascii="BRH Devanagari Extra" w:hAnsi="BRH Devanagari Extra" w:cs="BRH Devanagari Extra"/>
+                <w:color w:val="000000"/>
+                <w:sz w:val="40"/>
+                <w:szCs w:val="40"/>
+              </w:rPr>
+              <w:t>ÌiÉ¸þliÉå</w:t>
+            </w:r>
+            <w:proofErr w:type="spellEnd"/>
+            <w:r>
+              <w:rPr>
+                <w:rFonts w:ascii="BRH Devanagari Extra" w:hAnsi="BRH Devanagari Extra" w:cs="BRH Devanagari Extra"/>
+                <w:color w:val="000000"/>
+                <w:sz w:val="40"/>
+                <w:szCs w:val="40"/>
+              </w:rPr>
+              <w:t xml:space="preserve"> |</w:t>
             </w:r>
           </w:p>
         </w:tc>
@@ -2154,6 +4682,7 @@
                 <w:szCs w:val="40"/>
               </w:rPr>
             </w:pPr>
+            <w:proofErr w:type="spellStart"/>
             <w:r>
               <w:rPr>
                 <w:rFonts w:ascii="BRH Devanagari Extra" w:hAnsi="BRH Devanagari Extra" w:cs="BRH Devanagari Extra"/>
@@ -2163,6 +4692,7 @@
               </w:rPr>
               <w:t>UÉå</w:t>
             </w:r>
+            <w:proofErr w:type="spellEnd"/>
             <w:r>
               <w:rPr>
                 <w:rFonts w:ascii="BRH Malayalam Extra" w:hAnsi="BRH Malayalam Extra" w:cs="BRH Devanagari Extra"/>
@@ -2192,44 +4722,67 @@
               </w:rPr>
               <w:t>–</w:t>
             </w:r>
-            <w:r>
-              <w:rPr>
-                <w:rFonts w:ascii="BRH Devanagari Extra" w:hAnsi="BRH Devanagari Extra" w:cs="BRH Devanagari Extra"/>
-                <w:color w:val="000000"/>
-                <w:sz w:val="40"/>
-                <w:szCs w:val="40"/>
-              </w:rPr>
-              <w:t>lÉå ÌS</w:t>
-            </w:r>
-            <w:r>
-              <w:rPr>
-                <w:rFonts w:ascii="BRH Malayalam Extra" w:hAnsi="BRH Malayalam Extra" w:cs="BRH Devanagari Extra"/>
-                <w:b/>
-                <w:color w:val="000000"/>
-                <w:sz w:val="32"/>
-                <w:szCs w:val="40"/>
-              </w:rPr>
-              <w:t>–</w:t>
-            </w:r>
-            <w:r>
-              <w:rPr>
-                <w:rFonts w:ascii="BRH Devanagari Extra" w:hAnsi="BRH Devanagari Extra" w:cs="BRH Devanagari Extra"/>
-                <w:color w:val="000000"/>
-                <w:sz w:val="40"/>
-                <w:szCs w:val="40"/>
-              </w:rPr>
-              <w:t>uÉÈ | ÌS</w:t>
-            </w:r>
-            <w:r>
-              <w:rPr>
-                <w:rFonts w:ascii="BRH Malayalam Extra" w:hAnsi="BRH Malayalam Extra" w:cs="BRH Devanagari Extra"/>
-                <w:b/>
-                <w:color w:val="000000"/>
-                <w:sz w:val="32"/>
-                <w:szCs w:val="40"/>
-              </w:rPr>
-              <w:t>–</w:t>
-            </w:r>
+            <w:proofErr w:type="spellStart"/>
+            <w:r>
+              <w:rPr>
+                <w:rFonts w:ascii="BRH Devanagari Extra" w:hAnsi="BRH Devanagari Extra" w:cs="BRH Devanagari Extra"/>
+                <w:color w:val="000000"/>
+                <w:sz w:val="40"/>
+                <w:szCs w:val="40"/>
+              </w:rPr>
+              <w:t>lÉå</w:t>
+            </w:r>
+            <w:proofErr w:type="spellEnd"/>
+            <w:r>
+              <w:rPr>
+                <w:rFonts w:ascii="BRH Devanagari Extra" w:hAnsi="BRH Devanagari Extra" w:cs="BRH Devanagari Extra"/>
+                <w:color w:val="000000"/>
+                <w:sz w:val="40"/>
+                <w:szCs w:val="40"/>
+              </w:rPr>
+              <w:t xml:space="preserve"> ÌS</w:t>
+            </w:r>
+            <w:r>
+              <w:rPr>
+                <w:rFonts w:ascii="BRH Malayalam Extra" w:hAnsi="BRH Malayalam Extra" w:cs="BRH Devanagari Extra"/>
+                <w:b/>
+                <w:color w:val="000000"/>
+                <w:sz w:val="32"/>
+                <w:szCs w:val="40"/>
+              </w:rPr>
+              <w:t>–</w:t>
+            </w:r>
+            <w:proofErr w:type="spellStart"/>
+            <w:r>
+              <w:rPr>
+                <w:rFonts w:ascii="BRH Devanagari Extra" w:hAnsi="BRH Devanagari Extra" w:cs="BRH Devanagari Extra"/>
+                <w:color w:val="000000"/>
+                <w:sz w:val="40"/>
+                <w:szCs w:val="40"/>
+              </w:rPr>
+              <w:t>uÉÈ</w:t>
+            </w:r>
+            <w:proofErr w:type="spellEnd"/>
+            <w:r>
+              <w:rPr>
+                <w:rFonts w:ascii="BRH Devanagari Extra" w:hAnsi="BRH Devanagari Extra" w:cs="BRH Devanagari Extra"/>
+                <w:color w:val="000000"/>
+                <w:sz w:val="40"/>
+                <w:szCs w:val="40"/>
+              </w:rPr>
+              <w:t xml:space="preserve"> | ÌS</w:t>
+            </w:r>
+            <w:r>
+              <w:rPr>
+                <w:rFonts w:ascii="BRH Malayalam Extra" w:hAnsi="BRH Malayalam Extra" w:cs="BRH Devanagari Extra"/>
+                <w:b/>
+                <w:color w:val="000000"/>
+                <w:sz w:val="32"/>
+                <w:szCs w:val="40"/>
+              </w:rPr>
+              <w:t>–</w:t>
+            </w:r>
+            <w:proofErr w:type="spellStart"/>
             <w:r>
               <w:rPr>
                 <w:rFonts w:ascii="BRH Devanagari Extra" w:hAnsi="BRH Devanagari Extra" w:cs="BRH Devanagari Extra"/>
@@ -2240,33 +4793,65 @@
               </w:rPr>
               <w:t>uÉÈ</w:t>
             </w:r>
-            <w:r>
-              <w:rPr>
-                <w:rFonts w:ascii="BRH Devanagari Extra" w:hAnsi="BRH Devanagari Extra" w:cs="BRH Devanagari Extra"/>
-                <w:color w:val="000000"/>
-                <w:sz w:val="40"/>
-                <w:szCs w:val="40"/>
-              </w:rPr>
-              <w:t xml:space="preserve"> CÌiÉþ ÌS</w:t>
-            </w:r>
-            <w:r>
-              <w:rPr>
-                <w:rFonts w:ascii="BRH Malayalam Extra" w:hAnsi="BRH Malayalam Extra" w:cs="BRH Devanagari Extra"/>
-                <w:b/>
-                <w:color w:val="000000"/>
-                <w:sz w:val="32"/>
-                <w:szCs w:val="40"/>
-              </w:rPr>
-              <w:t>–</w:t>
-            </w:r>
-            <w:r>
-              <w:rPr>
-                <w:rFonts w:ascii="BRH Devanagari Extra" w:hAnsi="BRH Devanagari Extra" w:cs="BRH Devanagari Extra"/>
-                <w:color w:val="000000"/>
-                <w:sz w:val="40"/>
-                <w:szCs w:val="40"/>
-              </w:rPr>
-              <w:t>uÉÈ ||</w:t>
+            <w:proofErr w:type="spellEnd"/>
+            <w:r>
+              <w:rPr>
+                <w:rFonts w:ascii="BRH Devanagari Extra" w:hAnsi="BRH Devanagari Extra" w:cs="BRH Devanagari Extra"/>
+                <w:color w:val="000000"/>
+                <w:sz w:val="40"/>
+                <w:szCs w:val="40"/>
+              </w:rPr>
+              <w:t xml:space="preserve"> </w:t>
+            </w:r>
+            <w:proofErr w:type="spellStart"/>
+            <w:r>
+              <w:rPr>
+                <w:rFonts w:ascii="BRH Devanagari Extra" w:hAnsi="BRH Devanagari Extra" w:cs="BRH Devanagari Extra"/>
+                <w:color w:val="000000"/>
+                <w:sz w:val="40"/>
+                <w:szCs w:val="40"/>
+              </w:rPr>
+              <w:t>CÌiÉþ</w:t>
+            </w:r>
+            <w:proofErr w:type="spellEnd"/>
+            <w:r>
+              <w:rPr>
+                <w:rFonts w:ascii="BRH Devanagari Extra" w:hAnsi="BRH Devanagari Extra" w:cs="BRH Devanagari Extra"/>
+                <w:color w:val="000000"/>
+                <w:sz w:val="40"/>
+                <w:szCs w:val="40"/>
+              </w:rPr>
+              <w:t xml:space="preserve"> ÌS</w:t>
+            </w:r>
+            <w:r>
+              <w:rPr>
+                <w:rFonts w:ascii="BRH Malayalam Extra" w:hAnsi="BRH Malayalam Extra" w:cs="BRH Devanagari Extra"/>
+                <w:b/>
+                <w:color w:val="000000"/>
+                <w:sz w:val="32"/>
+                <w:szCs w:val="40"/>
+              </w:rPr>
+              <w:t>–</w:t>
+            </w:r>
+            <w:proofErr w:type="spellStart"/>
+            <w:r>
+              <w:rPr>
+                <w:rFonts w:ascii="BRH Devanagari Extra" w:hAnsi="BRH Devanagari Extra" w:cs="BRH Devanagari Extra"/>
+                <w:color w:val="000000"/>
+                <w:sz w:val="40"/>
+                <w:szCs w:val="40"/>
+              </w:rPr>
+              <w:t>uÉÈ</w:t>
+            </w:r>
+            <w:proofErr w:type="spellEnd"/>
+            <w:r>
+              <w:rPr>
+                <w:rFonts w:ascii="BRH Devanagari Extra" w:hAnsi="BRH Devanagari Extra" w:cs="BRH Devanagari Extra"/>
+                <w:color w:val="000000"/>
+                <w:sz w:val="40"/>
+                <w:szCs w:val="40"/>
+              </w:rPr>
+              <w:t xml:space="preserve"> ||</w:t>
             </w:r>
           </w:p>
         </w:tc>
@@ -2288,6 +4873,7 @@
                 <w:szCs w:val="40"/>
               </w:rPr>
             </w:pPr>
+            <w:proofErr w:type="spellStart"/>
             <w:r>
               <w:rPr>
                 <w:rFonts w:ascii="BRH Devanagari Extra" w:hAnsi="BRH Devanagari Extra" w:cs="BRH Devanagari Extra"/>
@@ -2297,6 +4883,7 @@
               </w:rPr>
               <w:t>UÉå</w:t>
             </w:r>
+            <w:proofErr w:type="spellEnd"/>
             <w:r>
               <w:rPr>
                 <w:rFonts w:ascii="BRH Malayalam Extra" w:hAnsi="BRH Malayalam Extra" w:cs="BRH Devanagari Extra"/>
@@ -2326,33 +4913,55 @@
               </w:rPr>
               <w:t>–</w:t>
             </w:r>
-            <w:r>
-              <w:rPr>
-                <w:rFonts w:ascii="BRH Devanagari Extra" w:hAnsi="BRH Devanagari Extra" w:cs="BRH Devanagari Extra"/>
-                <w:color w:val="000000"/>
-                <w:sz w:val="40"/>
-                <w:szCs w:val="40"/>
-              </w:rPr>
-              <w:t>lÉå ÌS</w:t>
-            </w:r>
-            <w:r>
-              <w:rPr>
-                <w:rFonts w:ascii="BRH Malayalam Extra" w:hAnsi="BRH Malayalam Extra" w:cs="BRH Devanagari Extra"/>
-                <w:b/>
-                <w:color w:val="000000"/>
-                <w:sz w:val="32"/>
-                <w:szCs w:val="40"/>
-              </w:rPr>
-              <w:t>–</w:t>
-            </w:r>
-            <w:r>
-              <w:rPr>
-                <w:rFonts w:ascii="BRH Devanagari Extra" w:hAnsi="BRH Devanagari Extra" w:cs="BRH Devanagari Extra"/>
-                <w:color w:val="000000"/>
-                <w:sz w:val="40"/>
-                <w:szCs w:val="40"/>
-              </w:rPr>
-              <w:t>uÉÈ | ÌS</w:t>
+            <w:proofErr w:type="spellStart"/>
+            <w:r>
+              <w:rPr>
+                <w:rFonts w:ascii="BRH Devanagari Extra" w:hAnsi="BRH Devanagari Extra" w:cs="BRH Devanagari Extra"/>
+                <w:color w:val="000000"/>
+                <w:sz w:val="40"/>
+                <w:szCs w:val="40"/>
+              </w:rPr>
+              <w:t>lÉå</w:t>
+            </w:r>
+            <w:proofErr w:type="spellEnd"/>
+            <w:r>
+              <w:rPr>
+                <w:rFonts w:ascii="BRH Devanagari Extra" w:hAnsi="BRH Devanagari Extra" w:cs="BRH Devanagari Extra"/>
+                <w:color w:val="000000"/>
+                <w:sz w:val="40"/>
+                <w:szCs w:val="40"/>
+              </w:rPr>
+              <w:t xml:space="preserve"> ÌS</w:t>
+            </w:r>
+            <w:r>
+              <w:rPr>
+                <w:rFonts w:ascii="BRH Malayalam Extra" w:hAnsi="BRH Malayalam Extra" w:cs="BRH Devanagari Extra"/>
+                <w:b/>
+                <w:color w:val="000000"/>
+                <w:sz w:val="32"/>
+                <w:szCs w:val="40"/>
+              </w:rPr>
+              <w:t>–</w:t>
+            </w:r>
+            <w:proofErr w:type="spellStart"/>
+            <w:r>
+              <w:rPr>
+                <w:rFonts w:ascii="BRH Devanagari Extra" w:hAnsi="BRH Devanagari Extra" w:cs="BRH Devanagari Extra"/>
+                <w:color w:val="000000"/>
+                <w:sz w:val="40"/>
+                <w:szCs w:val="40"/>
+              </w:rPr>
+              <w:t>uÉÈ</w:t>
+            </w:r>
+            <w:proofErr w:type="spellEnd"/>
+            <w:r>
+              <w:rPr>
+                <w:rFonts w:ascii="BRH Devanagari Extra" w:hAnsi="BRH Devanagari Extra" w:cs="BRH Devanagari Extra"/>
+                <w:color w:val="000000"/>
+                <w:sz w:val="40"/>
+                <w:szCs w:val="40"/>
+              </w:rPr>
+              <w:t xml:space="preserve"> | ÌS</w:t>
             </w:r>
             <w:r>
               <w:rPr>
@@ -2381,26 +4990,57 @@
                 <w:sz w:val="40"/>
                 <w:szCs w:val="40"/>
               </w:rPr>
-              <w:t xml:space="preserve"> CÌiÉþ ÌS</w:t>
-            </w:r>
-            <w:r>
-              <w:rPr>
-                <w:rFonts w:ascii="BRH Malayalam Extra" w:hAnsi="BRH Malayalam Extra" w:cs="BRH Devanagari Extra"/>
-                <w:b/>
-                <w:color w:val="000000"/>
-                <w:sz w:val="32"/>
-                <w:szCs w:val="40"/>
-              </w:rPr>
-              <w:t>–</w:t>
-            </w:r>
-            <w:r>
-              <w:rPr>
-                <w:rFonts w:ascii="BRH Devanagari Extra" w:hAnsi="BRH Devanagari Extra" w:cs="BRH Devanagari Extra"/>
-                <w:color w:val="000000"/>
-                <w:sz w:val="40"/>
-                <w:szCs w:val="40"/>
-              </w:rPr>
-              <w:t>uÉÈ ||</w:t>
+              <w:t xml:space="preserve"> </w:t>
+            </w:r>
+            <w:proofErr w:type="spellStart"/>
+            <w:r>
+              <w:rPr>
+                <w:rFonts w:ascii="BRH Devanagari Extra" w:hAnsi="BRH Devanagari Extra" w:cs="BRH Devanagari Extra"/>
+                <w:color w:val="000000"/>
+                <w:sz w:val="40"/>
+                <w:szCs w:val="40"/>
+              </w:rPr>
+              <w:t>CÌiÉþ</w:t>
+            </w:r>
+            <w:proofErr w:type="spellEnd"/>
+            <w:r>
+              <w:rPr>
+                <w:rFonts w:ascii="BRH Devanagari Extra" w:hAnsi="BRH Devanagari Extra" w:cs="BRH Devanagari Extra"/>
+                <w:color w:val="000000"/>
+                <w:sz w:val="40"/>
+                <w:szCs w:val="40"/>
+              </w:rPr>
+              <w:t xml:space="preserve"> ÌS</w:t>
+            </w:r>
+            <w:r>
+              <w:rPr>
+                <w:rFonts w:ascii="BRH Malayalam Extra" w:hAnsi="BRH Malayalam Extra" w:cs="BRH Devanagari Extra"/>
+                <w:b/>
+                <w:color w:val="000000"/>
+                <w:sz w:val="32"/>
+                <w:szCs w:val="40"/>
+              </w:rPr>
+              <w:t>–</w:t>
+            </w:r>
+            <w:proofErr w:type="spellStart"/>
+            <w:r>
+              <w:rPr>
+                <w:rFonts w:ascii="BRH Devanagari Extra" w:hAnsi="BRH Devanagari Extra" w:cs="BRH Devanagari Extra"/>
+                <w:color w:val="000000"/>
+                <w:sz w:val="40"/>
+                <w:szCs w:val="40"/>
+              </w:rPr>
+              <w:t>uÉÈ</w:t>
+            </w:r>
+            <w:proofErr w:type="spellEnd"/>
+            <w:r>
+              <w:rPr>
+                <w:rFonts w:ascii="BRH Devanagari Extra" w:hAnsi="BRH Devanagari Extra" w:cs="BRH Devanagari Extra"/>
+                <w:color w:val="000000"/>
+                <w:sz w:val="40"/>
+                <w:szCs w:val="40"/>
+              </w:rPr>
+              <w:t xml:space="preserve"> ||</w:t>
             </w:r>
           </w:p>
         </w:tc>
@@ -2534,14 +5174,25 @@
                 <w:lang w:val="en-IN" w:eastAsia="en-IN" w:bidi="ml-IN"/>
               </w:rPr>
             </w:pPr>
-            <w:r>
-              <w:rPr>
-                <w:rFonts w:ascii="BRH Devanagari Extra" w:hAnsi="BRH Devanagari Extra" w:cs="BRH Devanagari Extra"/>
-                <w:color w:val="000000"/>
-                <w:sz w:val="40"/>
-                <w:szCs w:val="40"/>
-              </w:rPr>
-              <w:t>AÉÅMüþUqÉç | A</w:t>
+            <w:proofErr w:type="spellStart"/>
+            <w:r>
+              <w:rPr>
+                <w:rFonts w:ascii="BRH Devanagari Extra" w:hAnsi="BRH Devanagari Extra" w:cs="BRH Devanagari Extra"/>
+                <w:color w:val="000000"/>
+                <w:sz w:val="40"/>
+                <w:szCs w:val="40"/>
+              </w:rPr>
+              <w:t>AÉÅMüþUqÉç</w:t>
+            </w:r>
+            <w:proofErr w:type="spellEnd"/>
+            <w:r>
+              <w:rPr>
+                <w:rFonts w:ascii="BRH Devanagari Extra" w:hAnsi="BRH Devanagari Extra" w:cs="BRH Devanagari Extra"/>
+                <w:color w:val="000000"/>
+                <w:sz w:val="40"/>
+                <w:szCs w:val="40"/>
+              </w:rPr>
+              <w:t xml:space="preserve"> | A</w:t>
             </w:r>
             <w:r>
               <w:rPr>
@@ -2591,6 +5242,7 @@
               </w:rPr>
               <w:t>–</w:t>
             </w:r>
+            <w:proofErr w:type="spellStart"/>
             <w:r>
               <w:rPr>
                 <w:rFonts w:ascii="BRH Devanagari Extra" w:hAnsi="BRH Devanagari Extra" w:cs="BRH Devanagari Extra"/>
@@ -2601,24 +5253,36 @@
               </w:rPr>
               <w:t>ÍqÉ</w:t>
             </w:r>
-            <w:r>
-              <w:rPr>
-                <w:rFonts w:ascii="BRH Malayalam Extra" w:hAnsi="BRH Malayalam Extra" w:cs="BRH Devanagari Extra"/>
-                <w:b/>
-                <w:color w:val="000000"/>
-                <w:sz w:val="32"/>
-                <w:szCs w:val="40"/>
-              </w:rPr>
-              <w:t>–</w:t>
-            </w:r>
-            <w:r>
-              <w:rPr>
-                <w:rFonts w:ascii="BRH Devanagari Extra" w:hAnsi="BRH Devanagari Extra" w:cs="BRH Devanagari Extra"/>
-                <w:color w:val="000000"/>
-                <w:sz w:val="40"/>
-                <w:szCs w:val="40"/>
-              </w:rPr>
-              <w:t>irÉþMüUqÉç ||</w:t>
+            <w:proofErr w:type="spellEnd"/>
+            <w:r>
+              <w:rPr>
+                <w:rFonts w:ascii="BRH Malayalam Extra" w:hAnsi="BRH Malayalam Extra" w:cs="BRH Devanagari Extra"/>
+                <w:b/>
+                <w:color w:val="000000"/>
+                <w:sz w:val="32"/>
+                <w:szCs w:val="40"/>
+              </w:rPr>
+              <w:t>–</w:t>
+            </w:r>
+            <w:proofErr w:type="spellStart"/>
+            <w:r>
+              <w:rPr>
+                <w:rFonts w:ascii="BRH Devanagari Extra" w:hAnsi="BRH Devanagari Extra" w:cs="BRH Devanagari Extra"/>
+                <w:color w:val="000000"/>
+                <w:sz w:val="40"/>
+                <w:szCs w:val="40"/>
+              </w:rPr>
+              <w:t>irÉþMüUqÉç</w:t>
+            </w:r>
+            <w:proofErr w:type="spellEnd"/>
+            <w:r>
+              <w:rPr>
+                <w:rFonts w:ascii="BRH Devanagari Extra" w:hAnsi="BRH Devanagari Extra" w:cs="BRH Devanagari Extra"/>
+                <w:color w:val="000000"/>
+                <w:sz w:val="40"/>
+                <w:szCs w:val="40"/>
+              </w:rPr>
+              <w:t xml:space="preserve"> ||</w:t>
             </w:r>
             <w:r>
               <w:rPr>
@@ -2650,14 +5314,25 @@
                 <w:lang w:val="en-IN" w:eastAsia="en-IN" w:bidi="ml-IN"/>
               </w:rPr>
             </w:pPr>
-            <w:r>
-              <w:rPr>
-                <w:rFonts w:ascii="BRH Devanagari Extra" w:hAnsi="BRH Devanagari Extra" w:cs="BRH Devanagari Extra"/>
-                <w:color w:val="000000"/>
-                <w:sz w:val="40"/>
-                <w:szCs w:val="40"/>
-              </w:rPr>
-              <w:t>AÉÅMüþUqÉç | A</w:t>
+            <w:proofErr w:type="spellStart"/>
+            <w:r>
+              <w:rPr>
+                <w:rFonts w:ascii="BRH Devanagari Extra" w:hAnsi="BRH Devanagari Extra" w:cs="BRH Devanagari Extra"/>
+                <w:color w:val="000000"/>
+                <w:sz w:val="40"/>
+                <w:szCs w:val="40"/>
+              </w:rPr>
+              <w:t>AÉÅMüþUqÉç</w:t>
+            </w:r>
+            <w:proofErr w:type="spellEnd"/>
+            <w:r>
+              <w:rPr>
+                <w:rFonts w:ascii="BRH Devanagari Extra" w:hAnsi="BRH Devanagari Extra" w:cs="BRH Devanagari Extra"/>
+                <w:color w:val="000000"/>
+                <w:sz w:val="40"/>
+                <w:szCs w:val="40"/>
+              </w:rPr>
+              <w:t xml:space="preserve"> | A</w:t>
             </w:r>
             <w:r>
               <w:rPr>
@@ -2707,6 +5382,7 @@
               </w:rPr>
               <w:t>–</w:t>
             </w:r>
+            <w:proofErr w:type="spellStart"/>
             <w:r>
               <w:rPr>
                 <w:rFonts w:ascii="BRH Devanagari Extra" w:hAnsi="BRH Devanagari Extra" w:cs="BRH Devanagari Extra"/>
@@ -2724,7 +5400,17 @@
                 <w:sz w:val="40"/>
                 <w:szCs w:val="40"/>
               </w:rPr>
-              <w:t>irÉþMüUqÉç ||</w:t>
+              <w:t>irÉþMüUqÉç</w:t>
+            </w:r>
+            <w:proofErr w:type="spellEnd"/>
+            <w:r>
+              <w:rPr>
+                <w:rFonts w:ascii="BRH Devanagari Extra" w:hAnsi="BRH Devanagari Extra" w:cs="BRH Devanagari Extra"/>
+                <w:color w:val="000000"/>
+                <w:sz w:val="40"/>
+                <w:szCs w:val="40"/>
+              </w:rPr>
+              <w:t xml:space="preserve"> ||</w:t>
             </w:r>
             <w:r>
               <w:rPr>
@@ -2782,6 +5468,7 @@
                 <w:sz w:val="28"/>
                 <w:szCs w:val="32"/>
               </w:rPr>
+              <w:lastRenderedPageBreak/>
               <w:t>T.S.4.2.5.1 – Kramam</w:t>
             </w:r>
           </w:p>
@@ -2896,6 +5583,7 @@
               </w:rPr>
               <w:t>–</w:t>
             </w:r>
+            <w:proofErr w:type="spellStart"/>
             <w:r>
               <w:rPr>
                 <w:rFonts w:ascii="BRH Devanagari Extra" w:hAnsi="BRH Devanagari Extra" w:cs="BRH Devanagari Extra"/>
@@ -2905,6 +5593,7 @@
               </w:rPr>
               <w:t>alÉå</w:t>
             </w:r>
+            <w:proofErr w:type="spellEnd"/>
             <w:r>
               <w:rPr>
                 <w:rFonts w:ascii="BRH Malayalam Extra" w:hAnsi="BRH Malayalam Extra" w:cs="BRH Devanagari Extra"/>
@@ -2924,6 +5613,7 @@
               </w:rPr>
               <w:t xml:space="preserve"> </w:t>
             </w:r>
+            <w:proofErr w:type="spellStart"/>
             <w:r>
               <w:rPr>
                 <w:rFonts w:ascii="BRH Devanagari Extra" w:hAnsi="BRH Devanagari Extra" w:cs="BRH Devanagari Extra"/>
@@ -2943,35 +5633,48 @@
               </w:rPr>
               <w:t>ÌrÉ</w:t>
             </w:r>
-            <w:r>
-              <w:rPr>
-                <w:rFonts w:ascii="BRH Malayalam Extra" w:hAnsi="BRH Malayalam Extra" w:cs="BRH Devanagari Extra"/>
-                <w:b/>
-                <w:color w:val="000000"/>
-                <w:sz w:val="32"/>
-                <w:szCs w:val="40"/>
-              </w:rPr>
-              <w:t>–</w:t>
-            </w:r>
-            <w:r>
-              <w:rPr>
-                <w:rFonts w:ascii="BRH Devanagari Extra" w:hAnsi="BRH Devanagari Extra" w:cs="BRH Devanagari Extra"/>
-                <w:color w:val="000000"/>
-                <w:sz w:val="40"/>
-                <w:szCs w:val="40"/>
-              </w:rPr>
-              <w:t>qÉÉlÉç | U</w:t>
-            </w:r>
-            <w:r>
-              <w:rPr>
-                <w:rFonts w:ascii="BRH Malayalam Extra" w:hAnsi="BRH Malayalam Extra" w:cs="BRH Devanagari Extra"/>
-                <w:b/>
-                <w:color w:val="000000"/>
-                <w:sz w:val="32"/>
-                <w:szCs w:val="40"/>
-              </w:rPr>
-              <w:t>–</w:t>
-            </w:r>
+            <w:proofErr w:type="spellEnd"/>
+            <w:r>
+              <w:rPr>
+                <w:rFonts w:ascii="BRH Malayalam Extra" w:hAnsi="BRH Malayalam Extra" w:cs="BRH Devanagari Extra"/>
+                <w:b/>
+                <w:color w:val="000000"/>
+                <w:sz w:val="32"/>
+                <w:szCs w:val="40"/>
+              </w:rPr>
+              <w:t>–</w:t>
+            </w:r>
+            <w:proofErr w:type="spellStart"/>
+            <w:r>
+              <w:rPr>
+                <w:rFonts w:ascii="BRH Devanagari Extra" w:hAnsi="BRH Devanagari Extra" w:cs="BRH Devanagari Extra"/>
+                <w:color w:val="000000"/>
+                <w:sz w:val="40"/>
+                <w:szCs w:val="40"/>
+              </w:rPr>
+              <w:t>qÉÉlÉç</w:t>
+            </w:r>
+            <w:proofErr w:type="spellEnd"/>
+            <w:r>
+              <w:rPr>
+                <w:rFonts w:ascii="BRH Devanagari Extra" w:hAnsi="BRH Devanagari Extra" w:cs="BRH Devanagari Extra"/>
+                <w:color w:val="000000"/>
+                <w:sz w:val="40"/>
+                <w:szCs w:val="40"/>
+              </w:rPr>
+              <w:t xml:space="preserve"> | U</w:t>
+            </w:r>
+            <w:r>
+              <w:rPr>
+                <w:rFonts w:ascii="BRH Malayalam Extra" w:hAnsi="BRH Malayalam Extra" w:cs="BRH Devanagari Extra"/>
+                <w:b/>
+                <w:color w:val="000000"/>
+                <w:sz w:val="32"/>
+                <w:szCs w:val="40"/>
+              </w:rPr>
+              <w:t>–</w:t>
+            </w:r>
+            <w:proofErr w:type="spellStart"/>
             <w:r>
               <w:rPr>
                 <w:rFonts w:ascii="BRH Devanagari Extra" w:hAnsi="BRH Devanagari Extra" w:cs="BRH Devanagari Extra"/>
@@ -2981,43 +5684,66 @@
               </w:rPr>
               <w:t>ÌrÉ</w:t>
             </w:r>
-            <w:r>
-              <w:rPr>
-                <w:rFonts w:ascii="BRH Malayalam Extra" w:hAnsi="BRH Malayalam Extra" w:cs="BRH Devanagari Extra"/>
-                <w:b/>
-                <w:color w:val="000000"/>
-                <w:sz w:val="32"/>
-                <w:szCs w:val="40"/>
-              </w:rPr>
-              <w:t>–</w:t>
-            </w:r>
-            <w:r>
-              <w:rPr>
-                <w:rFonts w:ascii="BRH Devanagari Extra" w:hAnsi="BRH Devanagari Extra" w:cs="BRH Devanagari Extra"/>
-                <w:color w:val="000000"/>
-                <w:sz w:val="40"/>
-                <w:szCs w:val="40"/>
-              </w:rPr>
-              <w:t>qÉÉlÉç mÉÑþÌ¹</w:t>
-            </w:r>
-            <w:r>
-              <w:rPr>
-                <w:rFonts w:ascii="BRH Malayalam Extra" w:hAnsi="BRH Malayalam Extra" w:cs="BRH Devanagari Extra"/>
-                <w:b/>
-                <w:color w:val="000000"/>
-                <w:sz w:val="32"/>
-                <w:szCs w:val="40"/>
-              </w:rPr>
-              <w:t>–</w:t>
-            </w:r>
-            <w:r>
-              <w:rPr>
-                <w:rFonts w:ascii="BRH Devanagari Extra" w:hAnsi="BRH Devanagari Extra" w:cs="BRH Devanagari Extra"/>
-                <w:color w:val="000000"/>
-                <w:sz w:val="40"/>
-                <w:szCs w:val="40"/>
-              </w:rPr>
-              <w:t>qÉÉlÉç |</w:t>
+            <w:proofErr w:type="spellEnd"/>
+            <w:r>
+              <w:rPr>
+                <w:rFonts w:ascii="BRH Malayalam Extra" w:hAnsi="BRH Malayalam Extra" w:cs="BRH Devanagari Extra"/>
+                <w:b/>
+                <w:color w:val="000000"/>
+                <w:sz w:val="32"/>
+                <w:szCs w:val="40"/>
+              </w:rPr>
+              <w:t>–</w:t>
+            </w:r>
+            <w:proofErr w:type="spellStart"/>
+            <w:r>
+              <w:rPr>
+                <w:rFonts w:ascii="BRH Devanagari Extra" w:hAnsi="BRH Devanagari Extra" w:cs="BRH Devanagari Extra"/>
+                <w:color w:val="000000"/>
+                <w:sz w:val="40"/>
+                <w:szCs w:val="40"/>
+              </w:rPr>
+              <w:t>qÉÉlÉç</w:t>
+            </w:r>
+            <w:proofErr w:type="spellEnd"/>
+            <w:r>
+              <w:rPr>
+                <w:rFonts w:ascii="BRH Devanagari Extra" w:hAnsi="BRH Devanagari Extra" w:cs="BRH Devanagari Extra"/>
+                <w:color w:val="000000"/>
+                <w:sz w:val="40"/>
+                <w:szCs w:val="40"/>
+              </w:rPr>
+              <w:t xml:space="preserve"> mÉÑþÌ¹</w:t>
+            </w:r>
+            <w:r>
+              <w:rPr>
+                <w:rFonts w:ascii="BRH Malayalam Extra" w:hAnsi="BRH Malayalam Extra" w:cs="BRH Devanagari Extra"/>
+                <w:b/>
+                <w:color w:val="000000"/>
+                <w:sz w:val="32"/>
+                <w:szCs w:val="40"/>
+              </w:rPr>
+              <w:t>–</w:t>
+            </w:r>
+            <w:proofErr w:type="spellStart"/>
+            <w:r>
+              <w:rPr>
+                <w:rFonts w:ascii="BRH Devanagari Extra" w:hAnsi="BRH Devanagari Extra" w:cs="BRH Devanagari Extra"/>
+                <w:color w:val="000000"/>
+                <w:sz w:val="40"/>
+                <w:szCs w:val="40"/>
+              </w:rPr>
+              <w:t>qÉÉlÉç</w:t>
+            </w:r>
+            <w:proofErr w:type="spellEnd"/>
+            <w:r>
+              <w:rPr>
+                <w:rFonts w:ascii="BRH Devanagari Extra" w:hAnsi="BRH Devanagari Extra" w:cs="BRH Devanagari Extra"/>
+                <w:color w:val="000000"/>
+                <w:sz w:val="40"/>
+                <w:szCs w:val="40"/>
+              </w:rPr>
+              <w:t xml:space="preserve"> |</w:t>
             </w:r>
           </w:p>
         </w:tc>
@@ -3058,6 +5784,7 @@
               </w:rPr>
               <w:t>–</w:t>
             </w:r>
+            <w:proofErr w:type="spellStart"/>
             <w:r>
               <w:rPr>
                 <w:rFonts w:ascii="BRH Devanagari Extra" w:hAnsi="BRH Devanagari Extra" w:cs="BRH Devanagari Extra"/>
@@ -3067,6 +5794,7 @@
               </w:rPr>
               <w:t>alÉå</w:t>
             </w:r>
+            <w:proofErr w:type="spellEnd"/>
             <w:r>
               <w:rPr>
                 <w:rFonts w:ascii="BRH Malayalam Extra" w:hAnsi="BRH Malayalam Extra" w:cs="BRH Devanagari Extra"/>
@@ -3107,6 +5835,7 @@
               </w:rPr>
               <w:t>–</w:t>
             </w:r>
+            <w:proofErr w:type="spellStart"/>
             <w:r>
               <w:rPr>
                 <w:rFonts w:ascii="BRH Devanagari Extra" w:hAnsi="BRH Devanagari Extra" w:cs="BRH Devanagari Extra"/>
@@ -3116,35 +5845,48 @@
               </w:rPr>
               <w:t>ÌrÉ</w:t>
             </w:r>
-            <w:r>
-              <w:rPr>
-                <w:rFonts w:ascii="BRH Malayalam Extra" w:hAnsi="BRH Malayalam Extra" w:cs="BRH Devanagari Extra"/>
-                <w:b/>
-                <w:color w:val="000000"/>
-                <w:sz w:val="32"/>
-                <w:szCs w:val="40"/>
-              </w:rPr>
-              <w:t>–</w:t>
-            </w:r>
-            <w:r>
-              <w:rPr>
-                <w:rFonts w:ascii="BRH Devanagari Extra" w:hAnsi="BRH Devanagari Extra" w:cs="BRH Devanagari Extra"/>
-                <w:color w:val="000000"/>
-                <w:sz w:val="40"/>
-                <w:szCs w:val="40"/>
-              </w:rPr>
-              <w:t>qÉÉlÉç | U</w:t>
-            </w:r>
-            <w:r>
-              <w:rPr>
-                <w:rFonts w:ascii="BRH Malayalam Extra" w:hAnsi="BRH Malayalam Extra" w:cs="BRH Devanagari Extra"/>
-                <w:b/>
-                <w:color w:val="000000"/>
-                <w:sz w:val="32"/>
-                <w:szCs w:val="40"/>
-              </w:rPr>
-              <w:t>–</w:t>
-            </w:r>
+            <w:proofErr w:type="spellEnd"/>
+            <w:r>
+              <w:rPr>
+                <w:rFonts w:ascii="BRH Malayalam Extra" w:hAnsi="BRH Malayalam Extra" w:cs="BRH Devanagari Extra"/>
+                <w:b/>
+                <w:color w:val="000000"/>
+                <w:sz w:val="32"/>
+                <w:szCs w:val="40"/>
+              </w:rPr>
+              <w:t>–</w:t>
+            </w:r>
+            <w:proofErr w:type="spellStart"/>
+            <w:r>
+              <w:rPr>
+                <w:rFonts w:ascii="BRH Devanagari Extra" w:hAnsi="BRH Devanagari Extra" w:cs="BRH Devanagari Extra"/>
+                <w:color w:val="000000"/>
+                <w:sz w:val="40"/>
+                <w:szCs w:val="40"/>
+              </w:rPr>
+              <w:t>qÉÉlÉç</w:t>
+            </w:r>
+            <w:proofErr w:type="spellEnd"/>
+            <w:r>
+              <w:rPr>
+                <w:rFonts w:ascii="BRH Devanagari Extra" w:hAnsi="BRH Devanagari Extra" w:cs="BRH Devanagari Extra"/>
+                <w:color w:val="000000"/>
+                <w:sz w:val="40"/>
+                <w:szCs w:val="40"/>
+              </w:rPr>
+              <w:t xml:space="preserve"> | U</w:t>
+            </w:r>
+            <w:r>
+              <w:rPr>
+                <w:rFonts w:ascii="BRH Malayalam Extra" w:hAnsi="BRH Malayalam Extra" w:cs="BRH Devanagari Extra"/>
+                <w:b/>
+                <w:color w:val="000000"/>
+                <w:sz w:val="32"/>
+                <w:szCs w:val="40"/>
+              </w:rPr>
+              <w:t>–</w:t>
+            </w:r>
+            <w:proofErr w:type="spellStart"/>
             <w:r>
               <w:rPr>
                 <w:rFonts w:ascii="BRH Devanagari Extra" w:hAnsi="BRH Devanagari Extra" w:cs="BRH Devanagari Extra"/>
@@ -3154,43 +5896,66 @@
               </w:rPr>
               <w:t>ÌrÉ</w:t>
             </w:r>
-            <w:r>
-              <w:rPr>
-                <w:rFonts w:ascii="BRH Malayalam Extra" w:hAnsi="BRH Malayalam Extra" w:cs="BRH Devanagari Extra"/>
-                <w:b/>
-                <w:color w:val="000000"/>
-                <w:sz w:val="32"/>
-                <w:szCs w:val="40"/>
-              </w:rPr>
-              <w:t>–</w:t>
-            </w:r>
-            <w:r>
-              <w:rPr>
-                <w:rFonts w:ascii="BRH Devanagari Extra" w:hAnsi="BRH Devanagari Extra" w:cs="BRH Devanagari Extra"/>
-                <w:color w:val="000000"/>
-                <w:sz w:val="40"/>
-                <w:szCs w:val="40"/>
-              </w:rPr>
-              <w:t>qÉÉlÉç mÉÑþÌ¹</w:t>
-            </w:r>
-            <w:r>
-              <w:rPr>
-                <w:rFonts w:ascii="BRH Malayalam Extra" w:hAnsi="BRH Malayalam Extra" w:cs="BRH Devanagari Extra"/>
-                <w:b/>
-                <w:color w:val="000000"/>
-                <w:sz w:val="32"/>
-                <w:szCs w:val="40"/>
-              </w:rPr>
-              <w:t>–</w:t>
-            </w:r>
-            <w:r>
-              <w:rPr>
-                <w:rFonts w:ascii="BRH Devanagari Extra" w:hAnsi="BRH Devanagari Extra" w:cs="BRH Devanagari Extra"/>
-                <w:color w:val="000000"/>
-                <w:sz w:val="40"/>
-                <w:szCs w:val="40"/>
-              </w:rPr>
-              <w:t>qÉÉlÉç |</w:t>
+            <w:proofErr w:type="spellEnd"/>
+            <w:r>
+              <w:rPr>
+                <w:rFonts w:ascii="BRH Malayalam Extra" w:hAnsi="BRH Malayalam Extra" w:cs="BRH Devanagari Extra"/>
+                <w:b/>
+                <w:color w:val="000000"/>
+                <w:sz w:val="32"/>
+                <w:szCs w:val="40"/>
+              </w:rPr>
+              <w:t>–</w:t>
+            </w:r>
+            <w:proofErr w:type="spellStart"/>
+            <w:r>
+              <w:rPr>
+                <w:rFonts w:ascii="BRH Devanagari Extra" w:hAnsi="BRH Devanagari Extra" w:cs="BRH Devanagari Extra"/>
+                <w:color w:val="000000"/>
+                <w:sz w:val="40"/>
+                <w:szCs w:val="40"/>
+              </w:rPr>
+              <w:t>qÉÉlÉç</w:t>
+            </w:r>
+            <w:proofErr w:type="spellEnd"/>
+            <w:r>
+              <w:rPr>
+                <w:rFonts w:ascii="BRH Devanagari Extra" w:hAnsi="BRH Devanagari Extra" w:cs="BRH Devanagari Extra"/>
+                <w:color w:val="000000"/>
+                <w:sz w:val="40"/>
+                <w:szCs w:val="40"/>
+              </w:rPr>
+              <w:t xml:space="preserve"> mÉÑþÌ¹</w:t>
+            </w:r>
+            <w:r>
+              <w:rPr>
+                <w:rFonts w:ascii="BRH Malayalam Extra" w:hAnsi="BRH Malayalam Extra" w:cs="BRH Devanagari Extra"/>
+                <w:b/>
+                <w:color w:val="000000"/>
+                <w:sz w:val="32"/>
+                <w:szCs w:val="40"/>
+              </w:rPr>
+              <w:t>–</w:t>
+            </w:r>
+            <w:proofErr w:type="spellStart"/>
+            <w:r>
+              <w:rPr>
+                <w:rFonts w:ascii="BRH Devanagari Extra" w:hAnsi="BRH Devanagari Extra" w:cs="BRH Devanagari Extra"/>
+                <w:color w:val="000000"/>
+                <w:sz w:val="40"/>
+                <w:szCs w:val="40"/>
+              </w:rPr>
+              <w:t>qÉÉlÉç</w:t>
+            </w:r>
+            <w:proofErr w:type="spellEnd"/>
+            <w:r>
+              <w:rPr>
+                <w:rFonts w:ascii="BRH Devanagari Extra" w:hAnsi="BRH Devanagari Extra" w:cs="BRH Devanagari Extra"/>
+                <w:color w:val="000000"/>
+                <w:sz w:val="40"/>
+                <w:szCs w:val="40"/>
+              </w:rPr>
+              <w:t xml:space="preserve"> |</w:t>
             </w:r>
           </w:p>
         </w:tc>
@@ -3342,6 +6107,7 @@
               </w:rPr>
               <w:t>–</w:t>
             </w:r>
+            <w:proofErr w:type="spellStart"/>
             <w:r>
               <w:rPr>
                 <w:rFonts w:ascii="BRH Devanagari Extra" w:hAnsi="BRH Devanagari Extra" w:cs="BRH Devanagari Extra"/>
@@ -3351,43 +6117,66 @@
               </w:rPr>
               <w:t>ÌrÉ</w:t>
             </w:r>
-            <w:r>
-              <w:rPr>
-                <w:rFonts w:ascii="BRH Malayalam Extra" w:hAnsi="BRH Malayalam Extra" w:cs="BRH Devanagari Extra"/>
-                <w:b/>
-                <w:color w:val="000000"/>
-                <w:sz w:val="32"/>
-                <w:szCs w:val="40"/>
-              </w:rPr>
-              <w:t>–</w:t>
-            </w:r>
-            <w:r>
-              <w:rPr>
-                <w:rFonts w:ascii="BRH Devanagari Extra" w:hAnsi="BRH Devanagari Extra" w:cs="BRH Devanagari Extra"/>
-                <w:color w:val="000000"/>
-                <w:sz w:val="40"/>
-                <w:szCs w:val="40"/>
-              </w:rPr>
-              <w:t>qÉÉlÉç mÉÑþÌ¹</w:t>
-            </w:r>
-            <w:r>
-              <w:rPr>
-                <w:rFonts w:ascii="BRH Malayalam Extra" w:hAnsi="BRH Malayalam Extra" w:cs="BRH Devanagari Extra"/>
-                <w:b/>
-                <w:color w:val="000000"/>
-                <w:sz w:val="32"/>
-                <w:szCs w:val="40"/>
-              </w:rPr>
-              <w:t>–</w:t>
-            </w:r>
-            <w:r>
-              <w:rPr>
-                <w:rFonts w:ascii="BRH Devanagari Extra" w:hAnsi="BRH Devanagari Extra" w:cs="BRH Devanagari Extra"/>
-                <w:color w:val="000000"/>
-                <w:sz w:val="40"/>
-                <w:szCs w:val="40"/>
-              </w:rPr>
-              <w:t xml:space="preserve">qÉÉlÉç | </w:t>
+            <w:proofErr w:type="spellEnd"/>
+            <w:r>
+              <w:rPr>
+                <w:rFonts w:ascii="BRH Malayalam Extra" w:hAnsi="BRH Malayalam Extra" w:cs="BRH Devanagari Extra"/>
+                <w:b/>
+                <w:color w:val="000000"/>
+                <w:sz w:val="32"/>
+                <w:szCs w:val="40"/>
+              </w:rPr>
+              <w:t>–</w:t>
+            </w:r>
+            <w:proofErr w:type="spellStart"/>
+            <w:r>
+              <w:rPr>
+                <w:rFonts w:ascii="BRH Devanagari Extra" w:hAnsi="BRH Devanagari Extra" w:cs="BRH Devanagari Extra"/>
+                <w:color w:val="000000"/>
+                <w:sz w:val="40"/>
+                <w:szCs w:val="40"/>
+              </w:rPr>
+              <w:t>qÉÉlÉç</w:t>
+            </w:r>
+            <w:proofErr w:type="spellEnd"/>
+            <w:r>
+              <w:rPr>
+                <w:rFonts w:ascii="BRH Devanagari Extra" w:hAnsi="BRH Devanagari Extra" w:cs="BRH Devanagari Extra"/>
+                <w:color w:val="000000"/>
+                <w:sz w:val="40"/>
+                <w:szCs w:val="40"/>
+              </w:rPr>
+              <w:t xml:space="preserve"> mÉÑþÌ¹</w:t>
+            </w:r>
+            <w:r>
+              <w:rPr>
+                <w:rFonts w:ascii="BRH Malayalam Extra" w:hAnsi="BRH Malayalam Extra" w:cs="BRH Devanagari Extra"/>
+                <w:b/>
+                <w:color w:val="000000"/>
+                <w:sz w:val="32"/>
+                <w:szCs w:val="40"/>
+              </w:rPr>
+              <w:t>–</w:t>
+            </w:r>
+            <w:proofErr w:type="spellStart"/>
+            <w:r>
+              <w:rPr>
+                <w:rFonts w:ascii="BRH Devanagari Extra" w:hAnsi="BRH Devanagari Extra" w:cs="BRH Devanagari Extra"/>
+                <w:color w:val="000000"/>
+                <w:sz w:val="40"/>
+                <w:szCs w:val="40"/>
+              </w:rPr>
+              <w:t>qÉÉlÉç</w:t>
+            </w:r>
+            <w:proofErr w:type="spellEnd"/>
+            <w:r>
+              <w:rPr>
+                <w:rFonts w:ascii="BRH Devanagari Extra" w:hAnsi="BRH Devanagari Extra" w:cs="BRH Devanagari Extra"/>
+                <w:color w:val="000000"/>
+                <w:sz w:val="40"/>
+                <w:szCs w:val="40"/>
+              </w:rPr>
+              <w:t xml:space="preserve"> | </w:t>
             </w:r>
           </w:p>
           <w:p>
@@ -3423,6 +6212,7 @@
               </w:rPr>
               <w:t>–</w:t>
             </w:r>
+            <w:proofErr w:type="spellStart"/>
             <w:r>
               <w:rPr>
                 <w:rFonts w:ascii="BRH Devanagari Extra" w:hAnsi="BRH Devanagari Extra" w:cs="BRH Devanagari Extra"/>
@@ -3432,25 +6222,38 @@
               </w:rPr>
               <w:t>ÌrÉ</w:t>
             </w:r>
-            <w:r>
-              <w:rPr>
-                <w:rFonts w:ascii="BRH Malayalam Extra" w:hAnsi="BRH Malayalam Extra" w:cs="BRH Devanagari Extra"/>
-                <w:b/>
-                <w:color w:val="000000"/>
-                <w:sz w:val="32"/>
-                <w:szCs w:val="40"/>
-              </w:rPr>
-              <w:t>–</w:t>
-            </w:r>
-            <w:r>
-              <w:rPr>
-                <w:rFonts w:ascii="BRH Devanagari Extra" w:hAnsi="BRH Devanagari Extra" w:cs="BRH Devanagari Extra"/>
-                <w:color w:val="000000"/>
-                <w:sz w:val="40"/>
-                <w:szCs w:val="40"/>
-              </w:rPr>
-              <w:t xml:space="preserve">qÉÉÌlÉÌiÉþ </w:t>
-            </w:r>
+            <w:proofErr w:type="spellEnd"/>
+            <w:r>
+              <w:rPr>
+                <w:rFonts w:ascii="BRH Malayalam Extra" w:hAnsi="BRH Malayalam Extra" w:cs="BRH Devanagari Extra"/>
+                <w:b/>
+                <w:color w:val="000000"/>
+                <w:sz w:val="32"/>
+                <w:szCs w:val="40"/>
+              </w:rPr>
+              <w:t>–</w:t>
+            </w:r>
+            <w:proofErr w:type="spellStart"/>
+            <w:r>
+              <w:rPr>
+                <w:rFonts w:ascii="BRH Devanagari Extra" w:hAnsi="BRH Devanagari Extra" w:cs="BRH Devanagari Extra"/>
+                <w:color w:val="000000"/>
+                <w:sz w:val="40"/>
+                <w:szCs w:val="40"/>
+              </w:rPr>
+              <w:t>qÉÉÌlÉÌiÉþ</w:t>
+            </w:r>
+            <w:proofErr w:type="spellEnd"/>
+            <w:r>
+              <w:rPr>
+                <w:rFonts w:ascii="BRH Devanagari Extra" w:hAnsi="BRH Devanagari Extra" w:cs="BRH Devanagari Extra"/>
+                <w:color w:val="000000"/>
+                <w:sz w:val="40"/>
+                <w:szCs w:val="40"/>
+              </w:rPr>
+              <w:t xml:space="preserve"> </w:t>
+            </w:r>
+            <w:proofErr w:type="spellStart"/>
             <w:r>
               <w:rPr>
                 <w:rFonts w:ascii="BRH Devanagari Extra" w:hAnsi="BRH Devanagari Extra" w:cs="BRH Devanagari Extra"/>
@@ -3461,6 +6264,7 @@
               </w:rPr>
               <w:t>UÌrÉqÉÉlÉç</w:t>
             </w:r>
+            <w:proofErr w:type="spellEnd"/>
             <w:r>
               <w:rPr>
                 <w:rFonts w:ascii="BRH Devanagari Extra" w:hAnsi="BRH Devanagari Extra" w:cs="BRH Devanagari Extra"/>
@@ -3509,6 +6313,7 @@
               </w:rPr>
               <w:t>–</w:t>
             </w:r>
+            <w:proofErr w:type="spellStart"/>
             <w:r>
               <w:rPr>
                 <w:rFonts w:ascii="BRH Devanagari Extra" w:hAnsi="BRH Devanagari Extra" w:cs="BRH Devanagari Extra"/>
@@ -3518,43 +6323,66 @@
               </w:rPr>
               <w:t>ÌrÉ</w:t>
             </w:r>
-            <w:r>
-              <w:rPr>
-                <w:rFonts w:ascii="BRH Malayalam Extra" w:hAnsi="BRH Malayalam Extra" w:cs="BRH Devanagari Extra"/>
-                <w:b/>
-                <w:color w:val="000000"/>
-                <w:sz w:val="32"/>
-                <w:szCs w:val="40"/>
-              </w:rPr>
-              <w:t>–</w:t>
-            </w:r>
-            <w:r>
-              <w:rPr>
-                <w:rFonts w:ascii="BRH Devanagari Extra" w:hAnsi="BRH Devanagari Extra" w:cs="BRH Devanagari Extra"/>
-                <w:color w:val="000000"/>
-                <w:sz w:val="40"/>
-                <w:szCs w:val="40"/>
-              </w:rPr>
-              <w:t>qÉÉlÉç mÉÑþÌ¹</w:t>
-            </w:r>
-            <w:r>
-              <w:rPr>
-                <w:rFonts w:ascii="BRH Malayalam Extra" w:hAnsi="BRH Malayalam Extra" w:cs="BRH Devanagari Extra"/>
-                <w:b/>
-                <w:color w:val="000000"/>
-                <w:sz w:val="32"/>
-                <w:szCs w:val="40"/>
-              </w:rPr>
-              <w:t>–</w:t>
-            </w:r>
-            <w:r>
-              <w:rPr>
-                <w:rFonts w:ascii="BRH Devanagari Extra" w:hAnsi="BRH Devanagari Extra" w:cs="BRH Devanagari Extra"/>
-                <w:color w:val="000000"/>
-                <w:sz w:val="40"/>
-                <w:szCs w:val="40"/>
-              </w:rPr>
-              <w:t xml:space="preserve">qÉÉlÉç | </w:t>
+            <w:proofErr w:type="spellEnd"/>
+            <w:r>
+              <w:rPr>
+                <w:rFonts w:ascii="BRH Malayalam Extra" w:hAnsi="BRH Malayalam Extra" w:cs="BRH Devanagari Extra"/>
+                <w:b/>
+                <w:color w:val="000000"/>
+                <w:sz w:val="32"/>
+                <w:szCs w:val="40"/>
+              </w:rPr>
+              <w:t>–</w:t>
+            </w:r>
+            <w:proofErr w:type="spellStart"/>
+            <w:r>
+              <w:rPr>
+                <w:rFonts w:ascii="BRH Devanagari Extra" w:hAnsi="BRH Devanagari Extra" w:cs="BRH Devanagari Extra"/>
+                <w:color w:val="000000"/>
+                <w:sz w:val="40"/>
+                <w:szCs w:val="40"/>
+              </w:rPr>
+              <w:t>qÉÉlÉç</w:t>
+            </w:r>
+            <w:proofErr w:type="spellEnd"/>
+            <w:r>
+              <w:rPr>
+                <w:rFonts w:ascii="BRH Devanagari Extra" w:hAnsi="BRH Devanagari Extra" w:cs="BRH Devanagari Extra"/>
+                <w:color w:val="000000"/>
+                <w:sz w:val="40"/>
+                <w:szCs w:val="40"/>
+              </w:rPr>
+              <w:t xml:space="preserve"> mÉÑþÌ¹</w:t>
+            </w:r>
+            <w:r>
+              <w:rPr>
+                <w:rFonts w:ascii="BRH Malayalam Extra" w:hAnsi="BRH Malayalam Extra" w:cs="BRH Devanagari Extra"/>
+                <w:b/>
+                <w:color w:val="000000"/>
+                <w:sz w:val="32"/>
+                <w:szCs w:val="40"/>
+              </w:rPr>
+              <w:t>–</w:t>
+            </w:r>
+            <w:proofErr w:type="spellStart"/>
+            <w:r>
+              <w:rPr>
+                <w:rFonts w:ascii="BRH Devanagari Extra" w:hAnsi="BRH Devanagari Extra" w:cs="BRH Devanagari Extra"/>
+                <w:color w:val="000000"/>
+                <w:sz w:val="40"/>
+                <w:szCs w:val="40"/>
+              </w:rPr>
+              <w:t>qÉÉlÉç</w:t>
+            </w:r>
+            <w:proofErr w:type="spellEnd"/>
+            <w:r>
+              <w:rPr>
+                <w:rFonts w:ascii="BRH Devanagari Extra" w:hAnsi="BRH Devanagari Extra" w:cs="BRH Devanagari Extra"/>
+                <w:color w:val="000000"/>
+                <w:sz w:val="40"/>
+                <w:szCs w:val="40"/>
+              </w:rPr>
+              <w:t xml:space="preserve"> | </w:t>
             </w:r>
           </w:p>
           <w:p>
@@ -3590,6 +6418,7 @@
               </w:rPr>
               <w:t>–</w:t>
             </w:r>
+            <w:proofErr w:type="spellStart"/>
             <w:r>
               <w:rPr>
                 <w:rFonts w:ascii="BRH Devanagari Extra" w:hAnsi="BRH Devanagari Extra" w:cs="BRH Devanagari Extra"/>
@@ -3599,25 +6428,38 @@
               </w:rPr>
               <w:t>ÌrÉ</w:t>
             </w:r>
-            <w:r>
-              <w:rPr>
-                <w:rFonts w:ascii="BRH Malayalam Extra" w:hAnsi="BRH Malayalam Extra" w:cs="BRH Devanagari Extra"/>
-                <w:b/>
-                <w:color w:val="000000"/>
-                <w:sz w:val="32"/>
-                <w:szCs w:val="40"/>
-              </w:rPr>
-              <w:t>–</w:t>
-            </w:r>
-            <w:r>
-              <w:rPr>
-                <w:rFonts w:ascii="BRH Devanagari Extra" w:hAnsi="BRH Devanagari Extra" w:cs="BRH Devanagari Extra"/>
-                <w:color w:val="000000"/>
-                <w:sz w:val="40"/>
-                <w:szCs w:val="40"/>
-              </w:rPr>
-              <w:t xml:space="preserve">qÉÉÌlÉÌiÉþ </w:t>
-            </w:r>
+            <w:proofErr w:type="spellEnd"/>
+            <w:r>
+              <w:rPr>
+                <w:rFonts w:ascii="BRH Malayalam Extra" w:hAnsi="BRH Malayalam Extra" w:cs="BRH Devanagari Extra"/>
+                <w:b/>
+                <w:color w:val="000000"/>
+                <w:sz w:val="32"/>
+                <w:szCs w:val="40"/>
+              </w:rPr>
+              <w:t>–</w:t>
+            </w:r>
+            <w:proofErr w:type="spellStart"/>
+            <w:r>
+              <w:rPr>
+                <w:rFonts w:ascii="BRH Devanagari Extra" w:hAnsi="BRH Devanagari Extra" w:cs="BRH Devanagari Extra"/>
+                <w:color w:val="000000"/>
+                <w:sz w:val="40"/>
+                <w:szCs w:val="40"/>
+              </w:rPr>
+              <w:t>qÉÉÌlÉÌiÉþ</w:t>
+            </w:r>
+            <w:proofErr w:type="spellEnd"/>
+            <w:r>
+              <w:rPr>
+                <w:rFonts w:ascii="BRH Devanagari Extra" w:hAnsi="BRH Devanagari Extra" w:cs="BRH Devanagari Extra"/>
+                <w:color w:val="000000"/>
+                <w:sz w:val="40"/>
+                <w:szCs w:val="40"/>
+              </w:rPr>
+              <w:t xml:space="preserve"> </w:t>
+            </w:r>
+            <w:proofErr w:type="spellStart"/>
             <w:r>
               <w:rPr>
                 <w:rFonts w:ascii="BRH Devanagari Extra" w:hAnsi="BRH Devanagari Extra" w:cs="BRH Devanagari Extra"/>
@@ -3626,8 +6468,31 @@
                 <w:szCs w:val="40"/>
                 <w:highlight w:val="green"/>
               </w:rPr>
-              <w:t>UÌrÉ - qÉÉlÉç</w:t>
-            </w:r>
+              <w:t>UÌrÉ</w:t>
+            </w:r>
+            <w:proofErr w:type="spellEnd"/>
+            <w:r>
+              <w:rPr>
+                <w:rFonts w:ascii="BRH Devanagari Extra" w:hAnsi="BRH Devanagari Extra" w:cs="BRH Devanagari Extra"/>
+                <w:color w:val="000000"/>
+                <w:sz w:val="40"/>
+                <w:szCs w:val="40"/>
+                <w:highlight w:val="green"/>
+              </w:rPr>
+              <w:t xml:space="preserve"> - </w:t>
+            </w:r>
+            <w:proofErr w:type="spellStart"/>
+            <w:r>
+              <w:rPr>
+                <w:rFonts w:ascii="BRH Devanagari Extra" w:hAnsi="BRH Devanagari Extra" w:cs="BRH Devanagari Extra"/>
+                <w:color w:val="000000"/>
+                <w:sz w:val="40"/>
+                <w:szCs w:val="40"/>
+                <w:highlight w:val="green"/>
+              </w:rPr>
+              <w:t>qÉÉlÉç</w:t>
+            </w:r>
+            <w:proofErr w:type="spellEnd"/>
             <w:r>
               <w:rPr>
                 <w:rFonts w:ascii="BRH Devanagari Extra" w:hAnsi="BRH Devanagari Extra" w:cs="BRH Devanagari Extra"/>
@@ -3768,6 +6633,7 @@
                 <w:szCs w:val="40"/>
               </w:rPr>
             </w:pPr>
+            <w:proofErr w:type="spellStart"/>
             <w:r>
               <w:rPr>
                 <w:rFonts w:ascii="BRH Devanagari Extra" w:hAnsi="BRH Devanagari Extra" w:cs="BRH Devanagari Extra"/>
@@ -3777,24 +6643,56 @@
               </w:rPr>
               <w:t>ÌuÉ</w:t>
             </w:r>
-            <w:r>
-              <w:rPr>
-                <w:rFonts w:ascii="BRH Malayalam Extra" w:hAnsi="BRH Malayalam Extra" w:cs="BRH Devanagari Extra"/>
-                <w:b/>
-                <w:color w:val="000000"/>
-                <w:sz w:val="32"/>
-                <w:szCs w:val="40"/>
-              </w:rPr>
-              <w:t>–</w:t>
-            </w:r>
-            <w:r>
-              <w:rPr>
-                <w:rFonts w:ascii="BRH Devanagari Extra" w:hAnsi="BRH Devanagari Extra" w:cs="BRH Devanagari Extra"/>
-                <w:color w:val="000000"/>
-                <w:sz w:val="40"/>
-                <w:szCs w:val="40"/>
-              </w:rPr>
-              <w:t xml:space="preserve">SÒUç ÌlÉUç.GþÌiÉÈ | </w:t>
+            <w:proofErr w:type="spellEnd"/>
+            <w:r>
+              <w:rPr>
+                <w:rFonts w:ascii="BRH Malayalam Extra" w:hAnsi="BRH Malayalam Extra" w:cs="BRH Devanagari Extra"/>
+                <w:b/>
+                <w:color w:val="000000"/>
+                <w:sz w:val="32"/>
+                <w:szCs w:val="40"/>
+              </w:rPr>
+              <w:t>–</w:t>
+            </w:r>
+            <w:proofErr w:type="spellStart"/>
+            <w:r>
+              <w:rPr>
+                <w:rFonts w:ascii="BRH Devanagari Extra" w:hAnsi="BRH Devanagari Extra" w:cs="BRH Devanagari Extra"/>
+                <w:color w:val="000000"/>
+                <w:sz w:val="40"/>
+                <w:szCs w:val="40"/>
+              </w:rPr>
+              <w:t>SÒUç</w:t>
+            </w:r>
+            <w:proofErr w:type="spellEnd"/>
+            <w:r>
+              <w:rPr>
+                <w:rFonts w:ascii="BRH Devanagari Extra" w:hAnsi="BRH Devanagari Extra" w:cs="BRH Devanagari Extra"/>
+                <w:color w:val="000000"/>
+                <w:sz w:val="40"/>
+                <w:szCs w:val="40"/>
+              </w:rPr>
+              <w:t xml:space="preserve"> </w:t>
+            </w:r>
+            <w:proofErr w:type="spellStart"/>
+            <w:r>
+              <w:rPr>
+                <w:rFonts w:ascii="BRH Devanagari Extra" w:hAnsi="BRH Devanagari Extra" w:cs="BRH Devanagari Extra"/>
+                <w:color w:val="000000"/>
+                <w:sz w:val="40"/>
+                <w:szCs w:val="40"/>
+              </w:rPr>
+              <w:t>ÌlÉUç.GþÌiÉÈ</w:t>
+            </w:r>
+            <w:proofErr w:type="spellEnd"/>
+            <w:r>
+              <w:rPr>
+                <w:rFonts w:ascii="BRH Devanagari Extra" w:hAnsi="BRH Devanagari Extra" w:cs="BRH Devanagari Extra"/>
+                <w:color w:val="000000"/>
+                <w:sz w:val="40"/>
+                <w:szCs w:val="40"/>
+              </w:rPr>
+              <w:t xml:space="preserve"> | </w:t>
             </w:r>
           </w:p>
           <w:p>
@@ -3812,6 +6710,7 @@
                 <w:lang w:val="en-IN" w:eastAsia="en-IN" w:bidi="ml-IN"/>
               </w:rPr>
             </w:pPr>
+            <w:proofErr w:type="spellStart"/>
             <w:r>
               <w:rPr>
                 <w:rFonts w:ascii="BRH Devanagari Extra" w:hAnsi="BRH Devanagari Extra" w:cs="BRH Devanagari Extra"/>
@@ -3821,16 +6720,18 @@
               </w:rPr>
               <w:t>ÌlÉUç.GþÌiÉ</w:t>
             </w:r>
-            <w:r>
-              <w:rPr>
-                <w:rFonts w:ascii="BRH Malayalam Extra" w:hAnsi="BRH Malayalam Extra" w:cs="BRH Devanagari Extra"/>
-                <w:b/>
-                <w:color w:val="000000"/>
-                <w:sz w:val="32"/>
-                <w:szCs w:val="40"/>
-              </w:rPr>
-              <w:t>–</w:t>
-            </w:r>
+            <w:proofErr w:type="spellEnd"/>
+            <w:r>
+              <w:rPr>
+                <w:rFonts w:ascii="BRH Malayalam Extra" w:hAnsi="BRH Malayalam Extra" w:cs="BRH Devanagari Extra"/>
+                <w:b/>
+                <w:color w:val="000000"/>
+                <w:sz w:val="32"/>
+                <w:szCs w:val="40"/>
+              </w:rPr>
+              <w:t>–</w:t>
+            </w:r>
+            <w:proofErr w:type="spellStart"/>
             <w:r>
               <w:rPr>
                 <w:rFonts w:ascii="BRH Devanagari Extra" w:hAnsi="BRH Devanagari Extra" w:cs="BRH Devanagari Extra"/>
@@ -3840,35 +6741,57 @@
               </w:rPr>
               <w:t>ËUÌiÉ</w:t>
             </w:r>
-            <w:r>
-              <w:rPr>
-                <w:rFonts w:ascii="BRH Malayalam Extra" w:hAnsi="BRH Malayalam Extra" w:cs="BRH Devanagari Extra"/>
-                <w:b/>
-                <w:color w:val="000000"/>
-                <w:sz w:val="32"/>
-                <w:szCs w:val="40"/>
-              </w:rPr>
-              <w:t>–</w:t>
-            </w:r>
-            <w:r>
-              <w:rPr>
-                <w:rFonts w:ascii="BRH Devanagari Extra" w:hAnsi="BRH Devanagari Extra" w:cs="BRH Devanagari Extra"/>
-                <w:color w:val="000000"/>
-                <w:sz w:val="40"/>
-                <w:szCs w:val="40"/>
-              </w:rPr>
-              <w:t xml:space="preserve"> ÌlÉÈ - G</w:t>
-            </w:r>
-            <w:r>
-              <w:rPr>
-                <w:rFonts w:ascii="BRH Malayalam Extra" w:hAnsi="BRH Malayalam Extra" w:cs="BRH Devanagari Extra"/>
-                <w:b/>
-                <w:color w:val="000000"/>
-                <w:sz w:val="32"/>
-                <w:szCs w:val="40"/>
-              </w:rPr>
-              <w:t>–</w:t>
-            </w:r>
+            <w:proofErr w:type="spellEnd"/>
+            <w:r>
+              <w:rPr>
+                <w:rFonts w:ascii="BRH Malayalam Extra" w:hAnsi="BRH Malayalam Extra" w:cs="BRH Devanagari Extra"/>
+                <w:b/>
+                <w:color w:val="000000"/>
+                <w:sz w:val="32"/>
+                <w:szCs w:val="40"/>
+              </w:rPr>
+              <w:t>–</w:t>
+            </w:r>
+            <w:r>
+              <w:rPr>
+                <w:rFonts w:ascii="BRH Devanagari Extra" w:hAnsi="BRH Devanagari Extra" w:cs="BRH Devanagari Extra"/>
+                <w:color w:val="000000"/>
+                <w:sz w:val="40"/>
+                <w:szCs w:val="40"/>
+              </w:rPr>
+              <w:t xml:space="preserve"> </w:t>
+            </w:r>
+            <w:proofErr w:type="spellStart"/>
+            <w:r>
+              <w:rPr>
+                <w:rFonts w:ascii="BRH Devanagari Extra" w:hAnsi="BRH Devanagari Extra" w:cs="BRH Devanagari Extra"/>
+                <w:color w:val="000000"/>
+                <w:sz w:val="40"/>
+                <w:szCs w:val="40"/>
+              </w:rPr>
+              <w:t>ÌlÉÈ</w:t>
+            </w:r>
+            <w:proofErr w:type="spellEnd"/>
+            <w:r>
+              <w:rPr>
+                <w:rFonts w:ascii="BRH Devanagari Extra" w:hAnsi="BRH Devanagari Extra" w:cs="BRH Devanagari Extra"/>
+                <w:color w:val="000000"/>
+                <w:sz w:val="40"/>
+                <w:szCs w:val="40"/>
+              </w:rPr>
+              <w:t xml:space="preserve"> - G</w:t>
+            </w:r>
+            <w:r>
+              <w:rPr>
+                <w:rFonts w:ascii="BRH Malayalam Extra" w:hAnsi="BRH Malayalam Extra" w:cs="BRH Devanagari Extra"/>
+                <w:b/>
+                <w:color w:val="000000"/>
+                <w:sz w:val="32"/>
+                <w:szCs w:val="40"/>
+              </w:rPr>
+              <w:t>–</w:t>
+            </w:r>
+            <w:proofErr w:type="spellStart"/>
             <w:r>
               <w:rPr>
                 <w:rFonts w:ascii="BRH Devanagari Extra" w:hAnsi="BRH Devanagari Extra" w:cs="BRH Devanagari Extra"/>
@@ -3878,6 +6801,7 @@
               </w:rPr>
               <w:t>ÌiÉ</w:t>
             </w:r>
+            <w:proofErr w:type="spellEnd"/>
             <w:r>
               <w:rPr>
                 <w:rFonts w:ascii="BRH Malayalam Extra" w:hAnsi="BRH Malayalam Extra" w:cs="BRH Devanagari Extra"/>
@@ -3917,6 +6841,7 @@
                 <w:szCs w:val="40"/>
               </w:rPr>
             </w:pPr>
+            <w:proofErr w:type="spellStart"/>
             <w:r>
               <w:rPr>
                 <w:rFonts w:ascii="BRH Devanagari Extra" w:hAnsi="BRH Devanagari Extra" w:cs="BRH Devanagari Extra"/>
@@ -3926,25 +6851,58 @@
               </w:rPr>
               <w:t>ÌuÉ</w:t>
             </w:r>
-            <w:r>
-              <w:rPr>
-                <w:rFonts w:ascii="BRH Malayalam Extra" w:hAnsi="BRH Malayalam Extra" w:cs="BRH Devanagari Extra"/>
-                <w:b/>
-                <w:color w:val="000000"/>
-                <w:sz w:val="32"/>
-                <w:szCs w:val="40"/>
-              </w:rPr>
-              <w:t>–</w:t>
-            </w:r>
-            <w:r>
-              <w:rPr>
-                <w:rFonts w:ascii="BRH Devanagari Extra" w:hAnsi="BRH Devanagari Extra" w:cs="BRH Devanagari Extra"/>
-                <w:color w:val="000000"/>
-                <w:sz w:val="40"/>
-                <w:szCs w:val="40"/>
-              </w:rPr>
-              <w:t xml:space="preserve">SÒUç ÌlÉUç.GþÌiÉÈ | </w:t>
-            </w:r>
+            <w:proofErr w:type="spellEnd"/>
+            <w:r>
+              <w:rPr>
+                <w:rFonts w:ascii="BRH Malayalam Extra" w:hAnsi="BRH Malayalam Extra" w:cs="BRH Devanagari Extra"/>
+                <w:b/>
+                <w:color w:val="000000"/>
+                <w:sz w:val="32"/>
+                <w:szCs w:val="40"/>
+              </w:rPr>
+              <w:t>–</w:t>
+            </w:r>
+            <w:proofErr w:type="spellStart"/>
+            <w:r>
+              <w:rPr>
+                <w:rFonts w:ascii="BRH Devanagari Extra" w:hAnsi="BRH Devanagari Extra" w:cs="BRH Devanagari Extra"/>
+                <w:color w:val="000000"/>
+                <w:sz w:val="40"/>
+                <w:szCs w:val="40"/>
+              </w:rPr>
+              <w:t>SÒUç</w:t>
+            </w:r>
+            <w:proofErr w:type="spellEnd"/>
+            <w:r>
+              <w:rPr>
+                <w:rFonts w:ascii="BRH Devanagari Extra" w:hAnsi="BRH Devanagari Extra" w:cs="BRH Devanagari Extra"/>
+                <w:color w:val="000000"/>
+                <w:sz w:val="40"/>
+                <w:szCs w:val="40"/>
+              </w:rPr>
+              <w:t xml:space="preserve"> </w:t>
+            </w:r>
+            <w:proofErr w:type="spellStart"/>
+            <w:r>
+              <w:rPr>
+                <w:rFonts w:ascii="BRH Devanagari Extra" w:hAnsi="BRH Devanagari Extra" w:cs="BRH Devanagari Extra"/>
+                <w:color w:val="000000"/>
+                <w:sz w:val="40"/>
+                <w:szCs w:val="40"/>
+              </w:rPr>
+              <w:t>ÌlÉUç.GþÌiÉÈ</w:t>
+            </w:r>
+            <w:proofErr w:type="spellEnd"/>
+            <w:r>
+              <w:rPr>
+                <w:rFonts w:ascii="BRH Devanagari Extra" w:hAnsi="BRH Devanagari Extra" w:cs="BRH Devanagari Extra"/>
+                <w:color w:val="000000"/>
+                <w:sz w:val="40"/>
+                <w:szCs w:val="40"/>
+              </w:rPr>
+              <w:t xml:space="preserve"> | </w:t>
+            </w:r>
+            <w:proofErr w:type="spellStart"/>
             <w:r>
               <w:rPr>
                 <w:rFonts w:ascii="BRH Devanagari Extra" w:hAnsi="BRH Devanagari Extra" w:cs="BRH Devanagari Extra"/>
@@ -3955,6 +6913,7 @@
               </w:rPr>
               <w:t>ÌlÉUç.GþÌiÉ</w:t>
             </w:r>
+            <w:proofErr w:type="spellEnd"/>
             <w:r>
               <w:rPr>
                 <w:rFonts w:ascii="BRH Malayalam Extra" w:hAnsi="BRH Malayalam Extra" w:cs="BRH Devanagari Extra"/>
@@ -3966,6 +6925,7 @@
               </w:rPr>
               <w:t>–</w:t>
             </w:r>
+            <w:proofErr w:type="spellStart"/>
             <w:r>
               <w:rPr>
                 <w:rFonts w:ascii="BRH Devanagari Extra" w:hAnsi="BRH Devanagari Extra" w:cs="BRH Devanagari Extra"/>
@@ -3974,7 +6934,18 @@
                 <w:szCs w:val="40"/>
                 <w:highlight w:val="green"/>
               </w:rPr>
-              <w:t>ËUÌiÉþ |</w:t>
+              <w:t>ËUÌiÉþ</w:t>
+            </w:r>
+            <w:proofErr w:type="spellEnd"/>
+            <w:r>
+              <w:rPr>
+                <w:rFonts w:ascii="BRH Devanagari Extra" w:hAnsi="BRH Devanagari Extra" w:cs="BRH Devanagari Extra"/>
+                <w:color w:val="000000"/>
+                <w:sz w:val="40"/>
+                <w:szCs w:val="40"/>
+                <w:highlight w:val="green"/>
+              </w:rPr>
+              <w:t xml:space="preserve"> |</w:t>
             </w:r>
           </w:p>
           <w:p>
@@ -3992,6 +6963,7 @@
                 <w:lang w:val="en-IN" w:eastAsia="en-IN" w:bidi="ml-IN"/>
               </w:rPr>
             </w:pPr>
+            <w:proofErr w:type="spellStart"/>
             <w:r>
               <w:rPr>
                 <w:rFonts w:ascii="BRH Devanagari Extra" w:hAnsi="BRH Devanagari Extra" w:cs="BRH Devanagari Extra"/>
@@ -4001,16 +6973,18 @@
               </w:rPr>
               <w:t>ÌlÉUç.GþÌiÉ</w:t>
             </w:r>
-            <w:r>
-              <w:rPr>
-                <w:rFonts w:ascii="BRH Malayalam Extra" w:hAnsi="BRH Malayalam Extra" w:cs="BRH Devanagari Extra"/>
-                <w:b/>
-                <w:color w:val="000000"/>
-                <w:sz w:val="32"/>
-                <w:szCs w:val="40"/>
-              </w:rPr>
-              <w:t>–</w:t>
-            </w:r>
+            <w:proofErr w:type="spellEnd"/>
+            <w:r>
+              <w:rPr>
+                <w:rFonts w:ascii="BRH Malayalam Extra" w:hAnsi="BRH Malayalam Extra" w:cs="BRH Devanagari Extra"/>
+                <w:b/>
+                <w:color w:val="000000"/>
+                <w:sz w:val="32"/>
+                <w:szCs w:val="40"/>
+              </w:rPr>
+              <w:t>–</w:t>
+            </w:r>
+            <w:proofErr w:type="spellStart"/>
             <w:r>
               <w:rPr>
                 <w:rFonts w:ascii="BRH Devanagari Extra" w:hAnsi="BRH Devanagari Extra" w:cs="BRH Devanagari Extra"/>
@@ -4020,35 +6994,57 @@
               </w:rPr>
               <w:t>ËUÌiÉ</w:t>
             </w:r>
-            <w:r>
-              <w:rPr>
-                <w:rFonts w:ascii="BRH Malayalam Extra" w:hAnsi="BRH Malayalam Extra" w:cs="BRH Devanagari Extra"/>
-                <w:b/>
-                <w:color w:val="000000"/>
-                <w:sz w:val="32"/>
-                <w:szCs w:val="40"/>
-              </w:rPr>
-              <w:t>–</w:t>
-            </w:r>
-            <w:r>
-              <w:rPr>
-                <w:rFonts w:ascii="BRH Devanagari Extra" w:hAnsi="BRH Devanagari Extra" w:cs="BRH Devanagari Extra"/>
-                <w:color w:val="000000"/>
-                <w:sz w:val="40"/>
-                <w:szCs w:val="40"/>
-              </w:rPr>
-              <w:t xml:space="preserve"> ÌlÉÈ - G</w:t>
-            </w:r>
-            <w:r>
-              <w:rPr>
-                <w:rFonts w:ascii="BRH Malayalam Extra" w:hAnsi="BRH Malayalam Extra" w:cs="BRH Devanagari Extra"/>
-                <w:b/>
-                <w:color w:val="000000"/>
-                <w:sz w:val="32"/>
-                <w:szCs w:val="40"/>
-              </w:rPr>
-              <w:t>–</w:t>
-            </w:r>
+            <w:proofErr w:type="spellEnd"/>
+            <w:r>
+              <w:rPr>
+                <w:rFonts w:ascii="BRH Malayalam Extra" w:hAnsi="BRH Malayalam Extra" w:cs="BRH Devanagari Extra"/>
+                <w:b/>
+                <w:color w:val="000000"/>
+                <w:sz w:val="32"/>
+                <w:szCs w:val="40"/>
+              </w:rPr>
+              <w:t>–</w:t>
+            </w:r>
+            <w:r>
+              <w:rPr>
+                <w:rFonts w:ascii="BRH Devanagari Extra" w:hAnsi="BRH Devanagari Extra" w:cs="BRH Devanagari Extra"/>
+                <w:color w:val="000000"/>
+                <w:sz w:val="40"/>
+                <w:szCs w:val="40"/>
+              </w:rPr>
+              <w:t xml:space="preserve"> </w:t>
+            </w:r>
+            <w:proofErr w:type="spellStart"/>
+            <w:r>
+              <w:rPr>
+                <w:rFonts w:ascii="BRH Devanagari Extra" w:hAnsi="BRH Devanagari Extra" w:cs="BRH Devanagari Extra"/>
+                <w:color w:val="000000"/>
+                <w:sz w:val="40"/>
+                <w:szCs w:val="40"/>
+              </w:rPr>
+              <w:t>ÌlÉÈ</w:t>
+            </w:r>
+            <w:proofErr w:type="spellEnd"/>
+            <w:r>
+              <w:rPr>
+                <w:rFonts w:ascii="BRH Devanagari Extra" w:hAnsi="BRH Devanagari Extra" w:cs="BRH Devanagari Extra"/>
+                <w:color w:val="000000"/>
+                <w:sz w:val="40"/>
+                <w:szCs w:val="40"/>
+              </w:rPr>
+              <w:t xml:space="preserve"> - G</w:t>
+            </w:r>
+            <w:r>
+              <w:rPr>
+                <w:rFonts w:ascii="BRH Malayalam Extra" w:hAnsi="BRH Malayalam Extra" w:cs="BRH Devanagari Extra"/>
+                <w:b/>
+                <w:color w:val="000000"/>
+                <w:sz w:val="32"/>
+                <w:szCs w:val="40"/>
+              </w:rPr>
+              <w:t>–</w:t>
+            </w:r>
+            <w:proofErr w:type="spellStart"/>
             <w:r>
               <w:rPr>
                 <w:rFonts w:ascii="BRH Devanagari Extra" w:hAnsi="BRH Devanagari Extra" w:cs="BRH Devanagari Extra"/>
@@ -4058,6 +7054,7 @@
               </w:rPr>
               <w:t>ÌiÉ</w:t>
             </w:r>
+            <w:proofErr w:type="spellEnd"/>
             <w:r>
               <w:rPr>
                 <w:rFonts w:ascii="BRH Malayalam Extra" w:hAnsi="BRH Malayalam Extra" w:cs="BRH Devanagari Extra"/>
@@ -4112,15 +7109,23 @@
                 <w:b/>
                 <w:bCs/>
               </w:rPr>
-              <w:t xml:space="preserve">ma vaakyam was omitted by </w:t>
-            </w:r>
+              <w:t xml:space="preserve">ma </w:t>
+            </w:r>
+            <w:proofErr w:type="spellStart"/>
             <w:r>
               <w:rPr>
                 <w:b/>
                 <w:bCs/>
               </w:rPr>
-              <w:lastRenderedPageBreak/>
-              <w:t>mistake</w:t>
+              <w:t>vaakyam</w:t>
+            </w:r>
+            <w:proofErr w:type="spellEnd"/>
+            <w:r>
+              <w:rPr>
+                <w:b/>
+                <w:bCs/>
+              </w:rPr>
+              <w:t xml:space="preserve"> was omitted by mistake</w:t>
             </w:r>
             <w:r>
               <w:rPr>
@@ -4172,7 +7177,6 @@
                 <w:sz w:val="28"/>
                 <w:szCs w:val="32"/>
               </w:rPr>
-              <w:lastRenderedPageBreak/>
               <w:t>T.S.4.2.5.6 – Kramam</w:t>
             </w:r>
           </w:p>
@@ -4268,6 +7272,7 @@
                 <w:szCs w:val="40"/>
               </w:rPr>
             </w:pPr>
+            <w:proofErr w:type="spellStart"/>
             <w:r>
               <w:rPr>
                 <w:rFonts w:ascii="BRH Devanagari Extra" w:hAnsi="BRH Devanagari Extra" w:cs="BRH Devanagari Extra"/>
@@ -4277,6 +7282,7 @@
               </w:rPr>
               <w:t>xÉÑ</w:t>
             </w:r>
+            <w:proofErr w:type="spellEnd"/>
             <w:r>
               <w:rPr>
                 <w:rFonts w:ascii="BRH Malayalam Extra" w:hAnsi="BRH Malayalam Extra" w:cs="BRH Devanagari Extra"/>
@@ -4306,6 +7312,7 @@
               </w:rPr>
               <w:t>–</w:t>
             </w:r>
+            <w:proofErr w:type="spellStart"/>
             <w:r>
               <w:rPr>
                 <w:rFonts w:ascii="BRH Devanagari Extra" w:hAnsi="BRH Devanagari Extra" w:cs="BRH Devanagari Extra"/>
@@ -4315,24 +7322,36 @@
               </w:rPr>
               <w:t>ÌiÉjxÉ</w:t>
             </w:r>
-            <w:r>
-              <w:rPr>
-                <w:rFonts w:ascii="BRH Malayalam Extra" w:hAnsi="BRH Malayalam Extra" w:cs="BRH Devanagari Extra"/>
-                <w:b/>
-                <w:color w:val="000000"/>
-                <w:sz w:val="32"/>
-                <w:szCs w:val="40"/>
-              </w:rPr>
-              <w:t>–</w:t>
-            </w:r>
-            <w:r>
-              <w:rPr>
-                <w:rFonts w:ascii="BRH Devanagari Extra" w:hAnsi="BRH Devanagari Extra" w:cs="BRH Devanagari Extra"/>
-                <w:color w:val="000000"/>
-                <w:sz w:val="40"/>
-                <w:szCs w:val="40"/>
-              </w:rPr>
-              <w:t xml:space="preserve">ÌuÉïÌiÉþ </w:t>
+            <w:proofErr w:type="spellEnd"/>
+            <w:r>
+              <w:rPr>
+                <w:rFonts w:ascii="BRH Malayalam Extra" w:hAnsi="BRH Malayalam Extra" w:cs="BRH Devanagari Extra"/>
+                <w:b/>
+                <w:color w:val="000000"/>
+                <w:sz w:val="32"/>
+                <w:szCs w:val="40"/>
+              </w:rPr>
+              <w:t>–</w:t>
+            </w:r>
+            <w:proofErr w:type="spellStart"/>
+            <w:r>
+              <w:rPr>
+                <w:rFonts w:ascii="BRH Devanagari Extra" w:hAnsi="BRH Devanagari Extra" w:cs="BRH Devanagari Extra"/>
+                <w:color w:val="000000"/>
+                <w:sz w:val="40"/>
+                <w:szCs w:val="40"/>
+              </w:rPr>
+              <w:t>ÌuÉïÌiÉþ</w:t>
+            </w:r>
+            <w:proofErr w:type="spellEnd"/>
+            <w:r>
+              <w:rPr>
+                <w:rFonts w:ascii="BRH Devanagari Extra" w:hAnsi="BRH Devanagari Extra" w:cs="BRH Devanagari Extra"/>
+                <w:color w:val="000000"/>
+                <w:sz w:val="40"/>
+                <w:szCs w:val="40"/>
+              </w:rPr>
+              <w:t xml:space="preserve"> </w:t>
             </w:r>
           </w:p>
           <w:p>
@@ -4350,6 +7369,7 @@
                 <w:lang w:val="en-IN" w:eastAsia="en-IN" w:bidi="ml-IN"/>
               </w:rPr>
             </w:pPr>
+            <w:proofErr w:type="spellStart"/>
             <w:r>
               <w:rPr>
                 <w:rFonts w:ascii="BRH Devanagari Extra" w:hAnsi="BRH Devanagari Extra" w:cs="BRH Devanagari Extra"/>
@@ -4358,15 +7378,17 @@
               </w:rPr>
               <w:t>xÉÑqÉ</w:t>
             </w:r>
-            <w:r>
-              <w:rPr>
-                <w:rFonts w:ascii="BRH Malayalam Extra" w:hAnsi="BRH Malayalam Extra" w:cs="BRH Devanagari Extra"/>
-                <w:b/>
-                <w:sz w:val="32"/>
-                <w:szCs w:val="40"/>
-              </w:rPr>
-              <w:t>–</w:t>
-            </w:r>
+            <w:proofErr w:type="spellEnd"/>
+            <w:r>
+              <w:rPr>
+                <w:rFonts w:ascii="BRH Malayalam Extra" w:hAnsi="BRH Malayalam Extra" w:cs="BRH Devanagari Extra"/>
+                <w:b/>
+                <w:sz w:val="32"/>
+                <w:szCs w:val="40"/>
+              </w:rPr>
+              <w:t>–</w:t>
+            </w:r>
+            <w:proofErr w:type="spellStart"/>
             <w:r>
               <w:rPr>
                 <w:rFonts w:ascii="BRH Devanagari Extra" w:hAnsi="BRH Devanagari Extra" w:cs="BRH Devanagari Extra"/>
@@ -4385,6 +7407,7 @@
               </w:rPr>
               <w:t>ç</w:t>
             </w:r>
+            <w:proofErr w:type="spellEnd"/>
             <w:r>
               <w:rPr>
                 <w:rFonts w:ascii="BRH Devanagari Extra" w:hAnsi="BRH Devanagari Extra" w:cs="BRH Devanagari Extra"/>
@@ -4459,6 +7482,7 @@
                 <w:szCs w:val="40"/>
               </w:rPr>
             </w:pPr>
+            <w:proofErr w:type="spellStart"/>
             <w:r>
               <w:rPr>
                 <w:rFonts w:ascii="BRH Devanagari Extra" w:hAnsi="BRH Devanagari Extra" w:cs="BRH Devanagari Extra"/>
@@ -4468,6 +7492,7 @@
               </w:rPr>
               <w:t>xÉÑ</w:t>
             </w:r>
+            <w:proofErr w:type="spellEnd"/>
             <w:r>
               <w:rPr>
                 <w:rFonts w:ascii="BRH Malayalam Extra" w:hAnsi="BRH Malayalam Extra" w:cs="BRH Devanagari Extra"/>
@@ -4497,6 +7522,7 @@
               </w:rPr>
               <w:t>–</w:t>
             </w:r>
+            <w:proofErr w:type="spellStart"/>
             <w:r>
               <w:rPr>
                 <w:rFonts w:ascii="BRH Devanagari Extra" w:hAnsi="BRH Devanagari Extra" w:cs="BRH Devanagari Extra"/>
@@ -4506,24 +7532,36 @@
               </w:rPr>
               <w:t>ÌiÉjxÉ</w:t>
             </w:r>
-            <w:r>
-              <w:rPr>
-                <w:rFonts w:ascii="BRH Malayalam Extra" w:hAnsi="BRH Malayalam Extra" w:cs="BRH Devanagari Extra"/>
-                <w:b/>
-                <w:color w:val="000000"/>
-                <w:sz w:val="32"/>
-                <w:szCs w:val="40"/>
-              </w:rPr>
-              <w:t>–</w:t>
-            </w:r>
-            <w:r>
-              <w:rPr>
-                <w:rFonts w:ascii="BRH Devanagari Extra" w:hAnsi="BRH Devanagari Extra" w:cs="BRH Devanagari Extra"/>
-                <w:color w:val="000000"/>
-                <w:sz w:val="40"/>
-                <w:szCs w:val="40"/>
-              </w:rPr>
-              <w:t xml:space="preserve">ÌuÉïÌiÉþ </w:t>
+            <w:proofErr w:type="spellEnd"/>
+            <w:r>
+              <w:rPr>
+                <w:rFonts w:ascii="BRH Malayalam Extra" w:hAnsi="BRH Malayalam Extra" w:cs="BRH Devanagari Extra"/>
+                <w:b/>
+                <w:color w:val="000000"/>
+                <w:sz w:val="32"/>
+                <w:szCs w:val="40"/>
+              </w:rPr>
+              <w:t>–</w:t>
+            </w:r>
+            <w:proofErr w:type="spellStart"/>
+            <w:r>
+              <w:rPr>
+                <w:rFonts w:ascii="BRH Devanagari Extra" w:hAnsi="BRH Devanagari Extra" w:cs="BRH Devanagari Extra"/>
+                <w:color w:val="000000"/>
+                <w:sz w:val="40"/>
+                <w:szCs w:val="40"/>
+              </w:rPr>
+              <w:t>ÌuÉïÌiÉþ</w:t>
+            </w:r>
+            <w:proofErr w:type="spellEnd"/>
+            <w:r>
+              <w:rPr>
+                <w:rFonts w:ascii="BRH Devanagari Extra" w:hAnsi="BRH Devanagari Extra" w:cs="BRH Devanagari Extra"/>
+                <w:color w:val="000000"/>
+                <w:sz w:val="40"/>
+                <w:szCs w:val="40"/>
+              </w:rPr>
+              <w:t xml:space="preserve"> </w:t>
             </w:r>
           </w:p>
           <w:p>
@@ -4541,6 +7579,7 @@
                 <w:lang w:val="en-IN" w:eastAsia="en-IN" w:bidi="ml-IN"/>
               </w:rPr>
             </w:pPr>
+            <w:proofErr w:type="spellStart"/>
             <w:r>
               <w:rPr>
                 <w:rFonts w:ascii="BRH Devanagari Extra" w:hAnsi="BRH Devanagari Extra" w:cs="BRH Devanagari Extra"/>
@@ -4549,15 +7588,17 @@
               </w:rPr>
               <w:t>xÉÑqÉ</w:t>
             </w:r>
-            <w:r>
-              <w:rPr>
-                <w:rFonts w:ascii="BRH Malayalam Extra" w:hAnsi="BRH Malayalam Extra" w:cs="BRH Devanagari Extra"/>
-                <w:b/>
-                <w:sz w:val="32"/>
-                <w:szCs w:val="40"/>
-              </w:rPr>
-              <w:t>–</w:t>
-            </w:r>
+            <w:proofErr w:type="spellEnd"/>
+            <w:r>
+              <w:rPr>
+                <w:rFonts w:ascii="BRH Malayalam Extra" w:hAnsi="BRH Malayalam Extra" w:cs="BRH Devanagari Extra"/>
+                <w:b/>
+                <w:sz w:val="32"/>
+                <w:szCs w:val="40"/>
+              </w:rPr>
+              <w:t>–</w:t>
+            </w:r>
+            <w:proofErr w:type="spellStart"/>
             <w:r>
               <w:rPr>
                 <w:rFonts w:ascii="BRH Devanagari Extra" w:hAnsi="BRH Devanagari Extra" w:cs="BRH Devanagari Extra"/>
@@ -4565,8 +7606,29 @@
                 <w:szCs w:val="40"/>
                 <w:highlight w:val="green"/>
               </w:rPr>
-              <w:t>ÌiÉ - jÉçxÉ</w:t>
-            </w:r>
+              <w:t>ÌiÉ</w:t>
+            </w:r>
+            <w:proofErr w:type="spellEnd"/>
+            <w:r>
+              <w:rPr>
+                <w:rFonts w:ascii="BRH Devanagari Extra" w:hAnsi="BRH Devanagari Extra" w:cs="BRH Devanagari Extra"/>
+                <w:sz w:val="40"/>
+                <w:szCs w:val="40"/>
+                <w:highlight w:val="green"/>
+              </w:rPr>
+              <w:t xml:space="preserve"> - </w:t>
+            </w:r>
+            <w:proofErr w:type="spellStart"/>
+            <w:r>
+              <w:rPr>
+                <w:rFonts w:ascii="BRH Devanagari Extra" w:hAnsi="BRH Devanagari Extra" w:cs="BRH Devanagari Extra"/>
+                <w:sz w:val="40"/>
+                <w:szCs w:val="40"/>
+                <w:highlight w:val="green"/>
+              </w:rPr>
+              <w:t>jÉçxÉ</w:t>
+            </w:r>
+            <w:proofErr w:type="spellEnd"/>
             <w:r>
               <w:rPr>
                 <w:rFonts w:ascii="BRH Malayalam Extra" w:hAnsi="BRH Malayalam Extra" w:cs="BRH Devanagari Extra"/>
@@ -4735,34 +7797,68 @@
                 <w:lang w:val="en-IN" w:eastAsia="en-IN" w:bidi="ml-IN"/>
               </w:rPr>
             </w:pPr>
-            <w:r>
-              <w:rPr>
-                <w:rFonts w:ascii="BRH Devanagari Extra" w:hAnsi="BRH Devanagari Extra" w:cs="BRH Devanagari Extra"/>
-                <w:color w:val="000000"/>
-                <w:sz w:val="40"/>
-                <w:szCs w:val="40"/>
-              </w:rPr>
-              <w:t>mÉÑwmÉÉþuÉiÉÏÈ mÉë</w:t>
-            </w:r>
-            <w:r>
-              <w:rPr>
-                <w:rFonts w:ascii="BRH Malayalam Extra" w:hAnsi="BRH Malayalam Extra" w:cs="BRH Devanagari Extra"/>
-                <w:b/>
-                <w:color w:val="000000"/>
-                <w:sz w:val="32"/>
-                <w:szCs w:val="40"/>
-              </w:rPr>
-              <w:t>–</w:t>
-            </w:r>
-            <w:r>
-              <w:rPr>
-                <w:rFonts w:ascii="BRH Devanagari Extra" w:hAnsi="BRH Devanagari Extra" w:cs="BRH Devanagari Extra"/>
-                <w:color w:val="000000"/>
-                <w:sz w:val="40"/>
-                <w:szCs w:val="40"/>
-              </w:rPr>
-              <w:t xml:space="preserve">xÉÔuÉþiÉÏÈ | </w:t>
-            </w:r>
+            <w:proofErr w:type="spellStart"/>
+            <w:r>
+              <w:rPr>
+                <w:rFonts w:ascii="BRH Devanagari Extra" w:hAnsi="BRH Devanagari Extra" w:cs="BRH Devanagari Extra"/>
+                <w:color w:val="000000"/>
+                <w:sz w:val="40"/>
+                <w:szCs w:val="40"/>
+              </w:rPr>
+              <w:t>mÉÑwmÉÉþuÉiÉÏÈ</w:t>
+            </w:r>
+            <w:proofErr w:type="spellEnd"/>
+            <w:r>
+              <w:rPr>
+                <w:rFonts w:ascii="BRH Devanagari Extra" w:hAnsi="BRH Devanagari Extra" w:cs="BRH Devanagari Extra"/>
+                <w:color w:val="000000"/>
+                <w:sz w:val="40"/>
+                <w:szCs w:val="40"/>
+              </w:rPr>
+              <w:t xml:space="preserve"> </w:t>
+            </w:r>
+            <w:proofErr w:type="spellStart"/>
+            <w:r>
+              <w:rPr>
+                <w:rFonts w:ascii="BRH Devanagari Extra" w:hAnsi="BRH Devanagari Extra" w:cs="BRH Devanagari Extra"/>
+                <w:color w:val="000000"/>
+                <w:sz w:val="40"/>
+                <w:szCs w:val="40"/>
+              </w:rPr>
+              <w:t>mÉë</w:t>
+            </w:r>
+            <w:proofErr w:type="spellEnd"/>
+            <w:r>
+              <w:rPr>
+                <w:rFonts w:ascii="BRH Malayalam Extra" w:hAnsi="BRH Malayalam Extra" w:cs="BRH Devanagari Extra"/>
+                <w:b/>
+                <w:color w:val="000000"/>
+                <w:sz w:val="32"/>
+                <w:szCs w:val="40"/>
+              </w:rPr>
+              <w:t>–</w:t>
+            </w:r>
+            <w:proofErr w:type="spellStart"/>
+            <w:r>
+              <w:rPr>
+                <w:rFonts w:ascii="BRH Devanagari Extra" w:hAnsi="BRH Devanagari Extra" w:cs="BRH Devanagari Extra"/>
+                <w:color w:val="000000"/>
+                <w:sz w:val="40"/>
+                <w:szCs w:val="40"/>
+              </w:rPr>
+              <w:t>xÉÔuÉþiÉÏÈ</w:t>
+            </w:r>
+            <w:proofErr w:type="spellEnd"/>
+            <w:r>
+              <w:rPr>
+                <w:rFonts w:ascii="BRH Devanagari Extra" w:hAnsi="BRH Devanagari Extra" w:cs="BRH Devanagari Extra"/>
+                <w:color w:val="000000"/>
+                <w:sz w:val="40"/>
+                <w:szCs w:val="40"/>
+              </w:rPr>
+              <w:t xml:space="preserve"> | </w:t>
+            </w:r>
+            <w:proofErr w:type="spellStart"/>
             <w:r>
               <w:rPr>
                 <w:rFonts w:ascii="BRH Devanagari Extra" w:hAnsi="BRH Devanagari Extra" w:cs="BRH Devanagari Extra"/>
@@ -4797,16 +7893,18 @@
               </w:rPr>
               <w:t>uÉiÉÏ</w:t>
             </w:r>
-            <w:r>
-              <w:rPr>
-                <w:rFonts w:ascii="BRH Malayalam Extra" w:hAnsi="BRH Malayalam Extra" w:cs="BRH Devanagari Extra"/>
-                <w:b/>
-                <w:color w:val="000000"/>
-                <w:sz w:val="32"/>
-                <w:szCs w:val="40"/>
-              </w:rPr>
-              <w:t>–</w:t>
-            </w:r>
+            <w:proofErr w:type="spellEnd"/>
+            <w:r>
+              <w:rPr>
+                <w:rFonts w:ascii="BRH Malayalam Extra" w:hAnsi="BRH Malayalam Extra" w:cs="BRH Devanagari Extra"/>
+                <w:b/>
+                <w:color w:val="000000"/>
+                <w:sz w:val="32"/>
+                <w:szCs w:val="40"/>
+              </w:rPr>
+              <w:t>–</w:t>
+            </w:r>
+            <w:proofErr w:type="spellStart"/>
             <w:r>
               <w:rPr>
                 <w:rFonts w:ascii="BRH Devanagari Extra" w:hAnsi="BRH Devanagari Extra" w:cs="BRH Devanagari Extra"/>
@@ -4816,35 +7914,57 @@
               </w:rPr>
               <w:t>ËUÌiÉ</w:t>
             </w:r>
-            <w:r>
-              <w:rPr>
-                <w:rFonts w:ascii="BRH Malayalam Extra" w:hAnsi="BRH Malayalam Extra" w:cs="BRH Devanagari Extra"/>
-                <w:b/>
-                <w:color w:val="000000"/>
-                <w:sz w:val="32"/>
-                <w:szCs w:val="40"/>
-              </w:rPr>
-              <w:t>–</w:t>
-            </w:r>
-            <w:r>
-              <w:rPr>
-                <w:rFonts w:ascii="BRH Devanagari Extra" w:hAnsi="BRH Devanagari Extra" w:cs="BRH Devanagari Extra"/>
-                <w:color w:val="000000"/>
-                <w:sz w:val="40"/>
-                <w:szCs w:val="40"/>
-              </w:rPr>
-              <w:t xml:space="preserve"> mÉÑwmÉþ - uÉ</w:t>
-            </w:r>
-            <w:r>
-              <w:rPr>
-                <w:rFonts w:ascii="BRH Malayalam Extra" w:hAnsi="BRH Malayalam Extra" w:cs="BRH Devanagari Extra"/>
-                <w:b/>
-                <w:color w:val="000000"/>
-                <w:sz w:val="32"/>
-                <w:szCs w:val="40"/>
-              </w:rPr>
-              <w:t>–</w:t>
-            </w:r>
+            <w:proofErr w:type="spellEnd"/>
+            <w:r>
+              <w:rPr>
+                <w:rFonts w:ascii="BRH Malayalam Extra" w:hAnsi="BRH Malayalam Extra" w:cs="BRH Devanagari Extra"/>
+                <w:b/>
+                <w:color w:val="000000"/>
+                <w:sz w:val="32"/>
+                <w:szCs w:val="40"/>
+              </w:rPr>
+              <w:t>–</w:t>
+            </w:r>
+            <w:r>
+              <w:rPr>
+                <w:rFonts w:ascii="BRH Devanagari Extra" w:hAnsi="BRH Devanagari Extra" w:cs="BRH Devanagari Extra"/>
+                <w:color w:val="000000"/>
+                <w:sz w:val="40"/>
+                <w:szCs w:val="40"/>
+              </w:rPr>
+              <w:t xml:space="preserve"> </w:t>
+            </w:r>
+            <w:proofErr w:type="spellStart"/>
+            <w:r>
+              <w:rPr>
+                <w:rFonts w:ascii="BRH Devanagari Extra" w:hAnsi="BRH Devanagari Extra" w:cs="BRH Devanagari Extra"/>
+                <w:color w:val="000000"/>
+                <w:sz w:val="40"/>
+                <w:szCs w:val="40"/>
+              </w:rPr>
+              <w:t>mÉÑwmÉþ</w:t>
+            </w:r>
+            <w:proofErr w:type="spellEnd"/>
+            <w:r>
+              <w:rPr>
+                <w:rFonts w:ascii="BRH Devanagari Extra" w:hAnsi="BRH Devanagari Extra" w:cs="BRH Devanagari Extra"/>
+                <w:color w:val="000000"/>
+                <w:sz w:val="40"/>
+                <w:szCs w:val="40"/>
+              </w:rPr>
+              <w:t xml:space="preserve"> - uÉ</w:t>
+            </w:r>
+            <w:r>
+              <w:rPr>
+                <w:rFonts w:ascii="BRH Malayalam Extra" w:hAnsi="BRH Malayalam Extra" w:cs="BRH Devanagari Extra"/>
+                <w:b/>
+                <w:color w:val="000000"/>
+                <w:sz w:val="32"/>
+                <w:szCs w:val="40"/>
+              </w:rPr>
+              <w:t>–</w:t>
+            </w:r>
+            <w:proofErr w:type="spellStart"/>
             <w:r>
               <w:rPr>
                 <w:rFonts w:ascii="BRH Devanagari Extra" w:hAnsi="BRH Devanagari Extra" w:cs="BRH Devanagari Extra"/>
@@ -4854,6 +7974,7 @@
               </w:rPr>
               <w:t>iÉÏ</w:t>
             </w:r>
+            <w:proofErr w:type="spellEnd"/>
             <w:r>
               <w:rPr>
                 <w:rFonts w:ascii="BRH Malayalam Extra" w:hAnsi="BRH Malayalam Extra" w:cs="BRH Devanagari Extra"/>
@@ -4890,34 +8011,68 @@
                 <w:lang w:val="en-IN" w:eastAsia="en-IN" w:bidi="ml-IN"/>
               </w:rPr>
             </w:pPr>
-            <w:r>
-              <w:rPr>
-                <w:rFonts w:ascii="BRH Devanagari Extra" w:hAnsi="BRH Devanagari Extra" w:cs="BRH Devanagari Extra"/>
-                <w:color w:val="000000"/>
-                <w:sz w:val="40"/>
-                <w:szCs w:val="40"/>
-              </w:rPr>
-              <w:t>mÉÑwmÉÉþuÉiÉÏÈ mÉë</w:t>
-            </w:r>
-            <w:r>
-              <w:rPr>
-                <w:rFonts w:ascii="BRH Malayalam Extra" w:hAnsi="BRH Malayalam Extra" w:cs="BRH Devanagari Extra"/>
-                <w:b/>
-                <w:color w:val="000000"/>
-                <w:sz w:val="32"/>
-                <w:szCs w:val="40"/>
-              </w:rPr>
-              <w:t>–</w:t>
-            </w:r>
-            <w:r>
-              <w:rPr>
-                <w:rFonts w:ascii="BRH Devanagari Extra" w:hAnsi="BRH Devanagari Extra" w:cs="BRH Devanagari Extra"/>
-                <w:color w:val="000000"/>
-                <w:sz w:val="40"/>
-                <w:szCs w:val="40"/>
-              </w:rPr>
-              <w:t xml:space="preserve">xÉÔuÉþiÉÏÈ | </w:t>
-            </w:r>
+            <w:proofErr w:type="spellStart"/>
+            <w:r>
+              <w:rPr>
+                <w:rFonts w:ascii="BRH Devanagari Extra" w:hAnsi="BRH Devanagari Extra" w:cs="BRH Devanagari Extra"/>
+                <w:color w:val="000000"/>
+                <w:sz w:val="40"/>
+                <w:szCs w:val="40"/>
+              </w:rPr>
+              <w:t>mÉÑwmÉÉþuÉiÉÏÈ</w:t>
+            </w:r>
+            <w:proofErr w:type="spellEnd"/>
+            <w:r>
+              <w:rPr>
+                <w:rFonts w:ascii="BRH Devanagari Extra" w:hAnsi="BRH Devanagari Extra" w:cs="BRH Devanagari Extra"/>
+                <w:color w:val="000000"/>
+                <w:sz w:val="40"/>
+                <w:szCs w:val="40"/>
+              </w:rPr>
+              <w:t xml:space="preserve"> </w:t>
+            </w:r>
+            <w:proofErr w:type="spellStart"/>
+            <w:r>
+              <w:rPr>
+                <w:rFonts w:ascii="BRH Devanagari Extra" w:hAnsi="BRH Devanagari Extra" w:cs="BRH Devanagari Extra"/>
+                <w:color w:val="000000"/>
+                <w:sz w:val="40"/>
+                <w:szCs w:val="40"/>
+              </w:rPr>
+              <w:t>mÉë</w:t>
+            </w:r>
+            <w:proofErr w:type="spellEnd"/>
+            <w:r>
+              <w:rPr>
+                <w:rFonts w:ascii="BRH Malayalam Extra" w:hAnsi="BRH Malayalam Extra" w:cs="BRH Devanagari Extra"/>
+                <w:b/>
+                <w:color w:val="000000"/>
+                <w:sz w:val="32"/>
+                <w:szCs w:val="40"/>
+              </w:rPr>
+              <w:t>–</w:t>
+            </w:r>
+            <w:proofErr w:type="spellStart"/>
+            <w:r>
+              <w:rPr>
+                <w:rFonts w:ascii="BRH Devanagari Extra" w:hAnsi="BRH Devanagari Extra" w:cs="BRH Devanagari Extra"/>
+                <w:color w:val="000000"/>
+                <w:sz w:val="40"/>
+                <w:szCs w:val="40"/>
+              </w:rPr>
+              <w:t>xÉÔuÉþiÉÏÈ</w:t>
+            </w:r>
+            <w:proofErr w:type="spellEnd"/>
+            <w:r>
+              <w:rPr>
+                <w:rFonts w:ascii="BRH Devanagari Extra" w:hAnsi="BRH Devanagari Extra" w:cs="BRH Devanagari Extra"/>
+                <w:color w:val="000000"/>
+                <w:sz w:val="40"/>
+                <w:szCs w:val="40"/>
+              </w:rPr>
+              <w:t xml:space="preserve"> | </w:t>
+            </w:r>
+            <w:proofErr w:type="spellStart"/>
             <w:r>
               <w:rPr>
                 <w:rFonts w:ascii="BRH Devanagari Extra" w:hAnsi="BRH Devanagari Extra" w:cs="BRH Devanagari Extra"/>
@@ -4971,16 +8126,18 @@
               </w:rPr>
               <w:t>uÉiÉÏ</w:t>
             </w:r>
-            <w:r>
-              <w:rPr>
-                <w:rFonts w:ascii="BRH Malayalam Extra" w:hAnsi="BRH Malayalam Extra" w:cs="BRH Devanagari Extra"/>
-                <w:b/>
-                <w:color w:val="000000"/>
-                <w:sz w:val="32"/>
-                <w:szCs w:val="40"/>
-              </w:rPr>
-              <w:t>–</w:t>
-            </w:r>
+            <w:proofErr w:type="spellEnd"/>
+            <w:r>
+              <w:rPr>
+                <w:rFonts w:ascii="BRH Malayalam Extra" w:hAnsi="BRH Malayalam Extra" w:cs="BRH Devanagari Extra"/>
+                <w:b/>
+                <w:color w:val="000000"/>
+                <w:sz w:val="32"/>
+                <w:szCs w:val="40"/>
+              </w:rPr>
+              <w:t>–</w:t>
+            </w:r>
+            <w:proofErr w:type="spellStart"/>
             <w:r>
               <w:rPr>
                 <w:rFonts w:ascii="BRH Devanagari Extra" w:hAnsi="BRH Devanagari Extra" w:cs="BRH Devanagari Extra"/>
@@ -4990,35 +8147,57 @@
               </w:rPr>
               <w:t>ËUÌiÉ</w:t>
             </w:r>
-            <w:r>
-              <w:rPr>
-                <w:rFonts w:ascii="BRH Malayalam Extra" w:hAnsi="BRH Malayalam Extra" w:cs="BRH Devanagari Extra"/>
-                <w:b/>
-                <w:color w:val="000000"/>
-                <w:sz w:val="32"/>
-                <w:szCs w:val="40"/>
-              </w:rPr>
-              <w:t>–</w:t>
-            </w:r>
-            <w:r>
-              <w:rPr>
-                <w:rFonts w:ascii="BRH Devanagari Extra" w:hAnsi="BRH Devanagari Extra" w:cs="BRH Devanagari Extra"/>
-                <w:color w:val="000000"/>
-                <w:sz w:val="40"/>
-                <w:szCs w:val="40"/>
-              </w:rPr>
-              <w:t xml:space="preserve"> mÉÑwmÉþ - uÉ</w:t>
-            </w:r>
-            <w:r>
-              <w:rPr>
-                <w:rFonts w:ascii="BRH Malayalam Extra" w:hAnsi="BRH Malayalam Extra" w:cs="BRH Devanagari Extra"/>
-                <w:b/>
-                <w:color w:val="000000"/>
-                <w:sz w:val="32"/>
-                <w:szCs w:val="40"/>
-              </w:rPr>
-              <w:t>–</w:t>
-            </w:r>
+            <w:proofErr w:type="spellEnd"/>
+            <w:r>
+              <w:rPr>
+                <w:rFonts w:ascii="BRH Malayalam Extra" w:hAnsi="BRH Malayalam Extra" w:cs="BRH Devanagari Extra"/>
+                <w:b/>
+                <w:color w:val="000000"/>
+                <w:sz w:val="32"/>
+                <w:szCs w:val="40"/>
+              </w:rPr>
+              <w:t>–</w:t>
+            </w:r>
+            <w:r>
+              <w:rPr>
+                <w:rFonts w:ascii="BRH Devanagari Extra" w:hAnsi="BRH Devanagari Extra" w:cs="BRH Devanagari Extra"/>
+                <w:color w:val="000000"/>
+                <w:sz w:val="40"/>
+                <w:szCs w:val="40"/>
+              </w:rPr>
+              <w:t xml:space="preserve"> </w:t>
+            </w:r>
+            <w:proofErr w:type="spellStart"/>
+            <w:r>
+              <w:rPr>
+                <w:rFonts w:ascii="BRH Devanagari Extra" w:hAnsi="BRH Devanagari Extra" w:cs="BRH Devanagari Extra"/>
+                <w:color w:val="000000"/>
+                <w:sz w:val="40"/>
+                <w:szCs w:val="40"/>
+              </w:rPr>
+              <w:t>mÉÑwmÉþ</w:t>
+            </w:r>
+            <w:proofErr w:type="spellEnd"/>
+            <w:r>
+              <w:rPr>
+                <w:rFonts w:ascii="BRH Devanagari Extra" w:hAnsi="BRH Devanagari Extra" w:cs="BRH Devanagari Extra"/>
+                <w:color w:val="000000"/>
+                <w:sz w:val="40"/>
+                <w:szCs w:val="40"/>
+              </w:rPr>
+              <w:t xml:space="preserve"> - uÉ</w:t>
+            </w:r>
+            <w:r>
+              <w:rPr>
+                <w:rFonts w:ascii="BRH Malayalam Extra" w:hAnsi="BRH Malayalam Extra" w:cs="BRH Devanagari Extra"/>
+                <w:b/>
+                <w:color w:val="000000"/>
+                <w:sz w:val="32"/>
+                <w:szCs w:val="40"/>
+              </w:rPr>
+              <w:t>–</w:t>
+            </w:r>
+            <w:proofErr w:type="spellStart"/>
             <w:r>
               <w:rPr>
                 <w:rFonts w:ascii="BRH Devanagari Extra" w:hAnsi="BRH Devanagari Extra" w:cs="BRH Devanagari Extra"/>
@@ -5028,6 +8207,7 @@
               </w:rPr>
               <w:t>iÉÏ</w:t>
             </w:r>
+            <w:proofErr w:type="spellEnd"/>
             <w:r>
               <w:rPr>
                 <w:rFonts w:ascii="BRH Malayalam Extra" w:hAnsi="BRH Malayalam Extra" w:cs="BRH Devanagari Extra"/>
@@ -5083,6 +8263,7 @@
                 <w:sz w:val="28"/>
                 <w:szCs w:val="32"/>
               </w:rPr>
+              <w:lastRenderedPageBreak/>
               <w:t>T.S.4.2.7.3 – Kramam</w:t>
             </w:r>
           </w:p>
@@ -5178,33 +8359,66 @@
                 <w:szCs w:val="40"/>
               </w:rPr>
             </w:pPr>
-            <w:r>
-              <w:rPr>
-                <w:rFonts w:ascii="BRH Devanagari Extra" w:hAnsi="BRH Devanagari Extra" w:cs="BRH Devanagari Extra"/>
-                <w:color w:val="000000"/>
-                <w:sz w:val="40"/>
-                <w:szCs w:val="40"/>
-              </w:rPr>
-              <w:t>qÉÉlÉÑþwÉÉ rÉÑ</w:t>
-            </w:r>
-            <w:r>
-              <w:rPr>
-                <w:rFonts w:ascii="BRH Malayalam Extra" w:hAnsi="BRH Malayalam Extra" w:cs="BRH Devanagari Extra"/>
-                <w:b/>
-                <w:color w:val="000000"/>
-                <w:sz w:val="32"/>
-                <w:szCs w:val="40"/>
-              </w:rPr>
-              <w:t>–</w:t>
-            </w:r>
-            <w:r>
-              <w:rPr>
-                <w:rFonts w:ascii="BRH Devanagari Extra" w:hAnsi="BRH Devanagari Extra" w:cs="BRH Devanagari Extra"/>
-                <w:color w:val="000000"/>
-                <w:sz w:val="40"/>
-                <w:szCs w:val="40"/>
-              </w:rPr>
-              <w:t xml:space="preserve">aÉÉ | </w:t>
+            <w:proofErr w:type="spellStart"/>
+            <w:r>
+              <w:rPr>
+                <w:rFonts w:ascii="BRH Devanagari Extra" w:hAnsi="BRH Devanagari Extra" w:cs="BRH Devanagari Extra"/>
+                <w:color w:val="000000"/>
+                <w:sz w:val="40"/>
+                <w:szCs w:val="40"/>
+              </w:rPr>
+              <w:t>qÉÉlÉÑþwÉÉ</w:t>
+            </w:r>
+            <w:proofErr w:type="spellEnd"/>
+            <w:r>
+              <w:rPr>
+                <w:rFonts w:ascii="BRH Devanagari Extra" w:hAnsi="BRH Devanagari Extra" w:cs="BRH Devanagari Extra"/>
+                <w:color w:val="000000"/>
+                <w:sz w:val="40"/>
+                <w:szCs w:val="40"/>
+              </w:rPr>
+              <w:t xml:space="preserve"> </w:t>
+            </w:r>
+            <w:proofErr w:type="spellStart"/>
+            <w:r>
+              <w:rPr>
+                <w:rFonts w:ascii="BRH Devanagari Extra" w:hAnsi="BRH Devanagari Extra" w:cs="BRH Devanagari Extra"/>
+                <w:color w:val="000000"/>
+                <w:sz w:val="40"/>
+                <w:szCs w:val="40"/>
+              </w:rPr>
+              <w:t>rÉÑ</w:t>
+            </w:r>
+            <w:proofErr w:type="spellEnd"/>
+            <w:r>
+              <w:rPr>
+                <w:rFonts w:ascii="BRH Malayalam Extra" w:hAnsi="BRH Malayalam Extra" w:cs="BRH Devanagari Extra"/>
+                <w:b/>
+                <w:color w:val="000000"/>
+                <w:sz w:val="32"/>
+                <w:szCs w:val="40"/>
+              </w:rPr>
+              <w:t>–</w:t>
+            </w:r>
+            <w:proofErr w:type="spellStart"/>
+            <w:r>
+              <w:rPr>
+                <w:rFonts w:ascii="BRH Devanagari Extra" w:hAnsi="BRH Devanagari Extra" w:cs="BRH Devanagari Extra"/>
+                <w:color w:val="000000"/>
+                <w:sz w:val="40"/>
+                <w:szCs w:val="40"/>
+              </w:rPr>
+              <w:t>aÉÉ</w:t>
+            </w:r>
+            <w:proofErr w:type="spellEnd"/>
+            <w:r>
+              <w:rPr>
+                <w:rFonts w:ascii="BRH Devanagari Extra" w:hAnsi="BRH Devanagari Extra" w:cs="BRH Devanagari Extra"/>
+                <w:color w:val="000000"/>
+                <w:sz w:val="40"/>
+                <w:szCs w:val="40"/>
+              </w:rPr>
+              <w:t xml:space="preserve"> | </w:t>
             </w:r>
             <w:r>
               <w:rPr>
@@ -5226,33 +8440,66 @@
               </w:rPr>
               <w:t>–</w:t>
             </w:r>
-            <w:r>
-              <w:rPr>
-                <w:rFonts w:ascii="BRH Devanagari Extra" w:hAnsi="BRH Devanagari Extra" w:cs="BRH Devanagari Extra"/>
-                <w:color w:val="000000"/>
-                <w:sz w:val="40"/>
-                <w:szCs w:val="40"/>
-              </w:rPr>
-              <w:t>aÉåÌiÉþ rÉÑ</w:t>
-            </w:r>
-            <w:r>
-              <w:rPr>
-                <w:rFonts w:ascii="BRH Malayalam Extra" w:hAnsi="BRH Malayalam Extra" w:cs="BRH Devanagari Extra"/>
-                <w:b/>
-                <w:color w:val="000000"/>
-                <w:sz w:val="32"/>
-                <w:szCs w:val="40"/>
-              </w:rPr>
-              <w:t>–</w:t>
-            </w:r>
-            <w:r>
-              <w:rPr>
-                <w:rFonts w:ascii="BRH Devanagari Extra" w:hAnsi="BRH Devanagari Extra" w:cs="BRH Devanagari Extra"/>
-                <w:color w:val="000000"/>
-                <w:sz w:val="40"/>
-                <w:szCs w:val="40"/>
-              </w:rPr>
-              <w:t>aÉÉ ||</w:t>
+            <w:proofErr w:type="spellStart"/>
+            <w:r>
+              <w:rPr>
+                <w:rFonts w:ascii="BRH Devanagari Extra" w:hAnsi="BRH Devanagari Extra" w:cs="BRH Devanagari Extra"/>
+                <w:color w:val="000000"/>
+                <w:sz w:val="40"/>
+                <w:szCs w:val="40"/>
+              </w:rPr>
+              <w:t>aÉåÌiÉþ</w:t>
+            </w:r>
+            <w:proofErr w:type="spellEnd"/>
+            <w:r>
+              <w:rPr>
+                <w:rFonts w:ascii="BRH Devanagari Extra" w:hAnsi="BRH Devanagari Extra" w:cs="BRH Devanagari Extra"/>
+                <w:color w:val="000000"/>
+                <w:sz w:val="40"/>
+                <w:szCs w:val="40"/>
+              </w:rPr>
+              <w:t xml:space="preserve"> </w:t>
+            </w:r>
+            <w:proofErr w:type="spellStart"/>
+            <w:r>
+              <w:rPr>
+                <w:rFonts w:ascii="BRH Devanagari Extra" w:hAnsi="BRH Devanagari Extra" w:cs="BRH Devanagari Extra"/>
+                <w:color w:val="000000"/>
+                <w:sz w:val="40"/>
+                <w:szCs w:val="40"/>
+              </w:rPr>
+              <w:t>rÉÑ</w:t>
+            </w:r>
+            <w:proofErr w:type="spellEnd"/>
+            <w:r>
+              <w:rPr>
+                <w:rFonts w:ascii="BRH Malayalam Extra" w:hAnsi="BRH Malayalam Extra" w:cs="BRH Devanagari Extra"/>
+                <w:b/>
+                <w:color w:val="000000"/>
+                <w:sz w:val="32"/>
+                <w:szCs w:val="40"/>
+              </w:rPr>
+              <w:t>–</w:t>
+            </w:r>
+            <w:proofErr w:type="spellStart"/>
+            <w:r>
+              <w:rPr>
+                <w:rFonts w:ascii="BRH Devanagari Extra" w:hAnsi="BRH Devanagari Extra" w:cs="BRH Devanagari Extra"/>
+                <w:color w:val="000000"/>
+                <w:sz w:val="40"/>
+                <w:szCs w:val="40"/>
+              </w:rPr>
+              <w:t>aÉÉ</w:t>
+            </w:r>
+            <w:proofErr w:type="spellEnd"/>
+            <w:r>
+              <w:rPr>
+                <w:rFonts w:ascii="BRH Devanagari Extra" w:hAnsi="BRH Devanagari Extra" w:cs="BRH Devanagari Extra"/>
+                <w:color w:val="000000"/>
+                <w:sz w:val="40"/>
+                <w:szCs w:val="40"/>
+              </w:rPr>
+              <w:t xml:space="preserve"> ||</w:t>
             </w:r>
           </w:p>
         </w:tc>
@@ -5270,34 +8517,68 @@
                 <w:szCs w:val="40"/>
               </w:rPr>
             </w:pPr>
-            <w:r>
-              <w:rPr>
-                <w:rFonts w:ascii="BRH Devanagari Extra" w:hAnsi="BRH Devanagari Extra" w:cs="BRH Devanagari Extra"/>
-                <w:color w:val="000000"/>
-                <w:sz w:val="40"/>
-                <w:szCs w:val="40"/>
-              </w:rPr>
-              <w:t>qÉÉlÉÑþwÉÉ rÉÑ</w:t>
-            </w:r>
-            <w:r>
-              <w:rPr>
-                <w:rFonts w:ascii="BRH Malayalam Extra" w:hAnsi="BRH Malayalam Extra" w:cs="BRH Devanagari Extra"/>
-                <w:b/>
-                <w:color w:val="000000"/>
-                <w:sz w:val="32"/>
-                <w:szCs w:val="40"/>
-              </w:rPr>
-              <w:t>–</w:t>
-            </w:r>
-            <w:r>
-              <w:rPr>
-                <w:rFonts w:ascii="BRH Devanagari Extra" w:hAnsi="BRH Devanagari Extra" w:cs="BRH Devanagari Extra"/>
-                <w:color w:val="000000"/>
-                <w:sz w:val="40"/>
-                <w:szCs w:val="40"/>
-              </w:rPr>
-              <w:t xml:space="preserve">aÉÉ | </w:t>
-            </w:r>
+            <w:proofErr w:type="spellStart"/>
+            <w:r>
+              <w:rPr>
+                <w:rFonts w:ascii="BRH Devanagari Extra" w:hAnsi="BRH Devanagari Extra" w:cs="BRH Devanagari Extra"/>
+                <w:color w:val="000000"/>
+                <w:sz w:val="40"/>
+                <w:szCs w:val="40"/>
+              </w:rPr>
+              <w:t>qÉÉlÉÑþwÉÉ</w:t>
+            </w:r>
+            <w:proofErr w:type="spellEnd"/>
+            <w:r>
+              <w:rPr>
+                <w:rFonts w:ascii="BRH Devanagari Extra" w:hAnsi="BRH Devanagari Extra" w:cs="BRH Devanagari Extra"/>
+                <w:color w:val="000000"/>
+                <w:sz w:val="40"/>
+                <w:szCs w:val="40"/>
+              </w:rPr>
+              <w:t xml:space="preserve"> </w:t>
+            </w:r>
+            <w:proofErr w:type="spellStart"/>
+            <w:r>
+              <w:rPr>
+                <w:rFonts w:ascii="BRH Devanagari Extra" w:hAnsi="BRH Devanagari Extra" w:cs="BRH Devanagari Extra"/>
+                <w:color w:val="000000"/>
+                <w:sz w:val="40"/>
+                <w:szCs w:val="40"/>
+              </w:rPr>
+              <w:t>rÉÑ</w:t>
+            </w:r>
+            <w:proofErr w:type="spellEnd"/>
+            <w:r>
+              <w:rPr>
+                <w:rFonts w:ascii="BRH Malayalam Extra" w:hAnsi="BRH Malayalam Extra" w:cs="BRH Devanagari Extra"/>
+                <w:b/>
+                <w:color w:val="000000"/>
+                <w:sz w:val="32"/>
+                <w:szCs w:val="40"/>
+              </w:rPr>
+              <w:t>–</w:t>
+            </w:r>
+            <w:proofErr w:type="spellStart"/>
+            <w:r>
+              <w:rPr>
+                <w:rFonts w:ascii="BRH Devanagari Extra" w:hAnsi="BRH Devanagari Extra" w:cs="BRH Devanagari Extra"/>
+                <w:color w:val="000000"/>
+                <w:sz w:val="40"/>
+                <w:szCs w:val="40"/>
+              </w:rPr>
+              <w:t>aÉÉ</w:t>
+            </w:r>
+            <w:proofErr w:type="spellEnd"/>
+            <w:r>
+              <w:rPr>
+                <w:rFonts w:ascii="BRH Devanagari Extra" w:hAnsi="BRH Devanagari Extra" w:cs="BRH Devanagari Extra"/>
+                <w:color w:val="000000"/>
+                <w:sz w:val="40"/>
+                <w:szCs w:val="40"/>
+              </w:rPr>
+              <w:t xml:space="preserve"> | </w:t>
+            </w:r>
+            <w:proofErr w:type="spellStart"/>
             <w:r>
               <w:rPr>
                 <w:rFonts w:ascii="BRH Devanagari Extra" w:hAnsi="BRH Devanagari Extra" w:cs="BRH Devanagari Extra"/>
@@ -5308,6 +8589,7 @@
               </w:rPr>
               <w:t>rÉÑ</w:t>
             </w:r>
+            <w:proofErr w:type="spellEnd"/>
             <w:r>
               <w:rPr>
                 <w:rFonts w:ascii="BRH Malayalam Extra" w:hAnsi="BRH Malayalam Extra" w:cs="BRH Devanagari Extra"/>
@@ -5319,33 +8601,66 @@
               </w:rPr>
               <w:t>–</w:t>
             </w:r>
-            <w:r>
-              <w:rPr>
-                <w:rFonts w:ascii="BRH Devanagari Extra" w:hAnsi="BRH Devanagari Extra" w:cs="BRH Devanagari Extra"/>
-                <w:color w:val="000000"/>
-                <w:sz w:val="40"/>
-                <w:szCs w:val="40"/>
-              </w:rPr>
-              <w:t>aÉåÌiÉþ rÉÑ</w:t>
-            </w:r>
-            <w:r>
-              <w:rPr>
-                <w:rFonts w:ascii="BRH Malayalam Extra" w:hAnsi="BRH Malayalam Extra" w:cs="BRH Devanagari Extra"/>
-                <w:b/>
-                <w:color w:val="000000"/>
-                <w:sz w:val="32"/>
-                <w:szCs w:val="40"/>
-              </w:rPr>
-              <w:t>–</w:t>
-            </w:r>
-            <w:r>
-              <w:rPr>
-                <w:rFonts w:ascii="BRH Devanagari Extra" w:hAnsi="BRH Devanagari Extra" w:cs="BRH Devanagari Extra"/>
-                <w:color w:val="000000"/>
-                <w:sz w:val="40"/>
-                <w:szCs w:val="40"/>
-              </w:rPr>
-              <w:t>aÉÉ ||</w:t>
+            <w:proofErr w:type="spellStart"/>
+            <w:r>
+              <w:rPr>
+                <w:rFonts w:ascii="BRH Devanagari Extra" w:hAnsi="BRH Devanagari Extra" w:cs="BRH Devanagari Extra"/>
+                <w:color w:val="000000"/>
+                <w:sz w:val="40"/>
+                <w:szCs w:val="40"/>
+              </w:rPr>
+              <w:t>aÉåÌiÉþ</w:t>
+            </w:r>
+            <w:proofErr w:type="spellEnd"/>
+            <w:r>
+              <w:rPr>
+                <w:rFonts w:ascii="BRH Devanagari Extra" w:hAnsi="BRH Devanagari Extra" w:cs="BRH Devanagari Extra"/>
+                <w:color w:val="000000"/>
+                <w:sz w:val="40"/>
+                <w:szCs w:val="40"/>
+              </w:rPr>
+              <w:t xml:space="preserve"> </w:t>
+            </w:r>
+            <w:proofErr w:type="spellStart"/>
+            <w:r>
+              <w:rPr>
+                <w:rFonts w:ascii="BRH Devanagari Extra" w:hAnsi="BRH Devanagari Extra" w:cs="BRH Devanagari Extra"/>
+                <w:color w:val="000000"/>
+                <w:sz w:val="40"/>
+                <w:szCs w:val="40"/>
+              </w:rPr>
+              <w:t>rÉÑ</w:t>
+            </w:r>
+            <w:proofErr w:type="spellEnd"/>
+            <w:r>
+              <w:rPr>
+                <w:rFonts w:ascii="BRH Malayalam Extra" w:hAnsi="BRH Malayalam Extra" w:cs="BRH Devanagari Extra"/>
+                <w:b/>
+                <w:color w:val="000000"/>
+                <w:sz w:val="32"/>
+                <w:szCs w:val="40"/>
+              </w:rPr>
+              <w:t>–</w:t>
+            </w:r>
+            <w:proofErr w:type="spellStart"/>
+            <w:r>
+              <w:rPr>
+                <w:rFonts w:ascii="BRH Devanagari Extra" w:hAnsi="BRH Devanagari Extra" w:cs="BRH Devanagari Extra"/>
+                <w:color w:val="000000"/>
+                <w:sz w:val="40"/>
+                <w:szCs w:val="40"/>
+              </w:rPr>
+              <w:t>aÉÉ</w:t>
+            </w:r>
+            <w:proofErr w:type="spellEnd"/>
+            <w:r>
+              <w:rPr>
+                <w:rFonts w:ascii="BRH Devanagari Extra" w:hAnsi="BRH Devanagari Extra" w:cs="BRH Devanagari Extra"/>
+                <w:color w:val="000000"/>
+                <w:sz w:val="40"/>
+                <w:szCs w:val="40"/>
+              </w:rPr>
+              <w:t xml:space="preserve"> ||</w:t>
             </w:r>
           </w:p>
         </w:tc>
@@ -5478,33 +8793,66 @@
                 <w:szCs w:val="40"/>
               </w:rPr>
             </w:pPr>
-            <w:r>
-              <w:rPr>
-                <w:rFonts w:ascii="BRH Devanagari Extra" w:hAnsi="BRH Devanagari Extra" w:cs="BRH Devanagari Extra"/>
-                <w:color w:val="000000"/>
-                <w:sz w:val="40"/>
-                <w:szCs w:val="40"/>
-              </w:rPr>
-              <w:t>LMüþzÉTüqÉç mÉzÉÔ</w:t>
-            </w:r>
-            <w:r>
-              <w:rPr>
-                <w:rFonts w:ascii="BRH Malayalam Extra" w:hAnsi="BRH Malayalam Extra" w:cs="BRH Devanagari Extra"/>
-                <w:b/>
-                <w:color w:val="000000"/>
-                <w:sz w:val="32"/>
-                <w:szCs w:val="40"/>
-              </w:rPr>
-              <w:t>–</w:t>
-            </w:r>
-            <w:r>
-              <w:rPr>
-                <w:rFonts w:ascii="BRH Devanagari Extra" w:hAnsi="BRH Devanagari Extra" w:cs="BRH Devanagari Extra"/>
-                <w:color w:val="000000"/>
-                <w:sz w:val="40"/>
-                <w:szCs w:val="40"/>
-              </w:rPr>
-              <w:t xml:space="preserve">lÉÉqÉç | </w:t>
+            <w:proofErr w:type="spellStart"/>
+            <w:r>
+              <w:rPr>
+                <w:rFonts w:ascii="BRH Devanagari Extra" w:hAnsi="BRH Devanagari Extra" w:cs="BRH Devanagari Extra"/>
+                <w:color w:val="000000"/>
+                <w:sz w:val="40"/>
+                <w:szCs w:val="40"/>
+              </w:rPr>
+              <w:t>LMüþzÉTüqÉç</w:t>
+            </w:r>
+            <w:proofErr w:type="spellEnd"/>
+            <w:r>
+              <w:rPr>
+                <w:rFonts w:ascii="BRH Devanagari Extra" w:hAnsi="BRH Devanagari Extra" w:cs="BRH Devanagari Extra"/>
+                <w:color w:val="000000"/>
+                <w:sz w:val="40"/>
+                <w:szCs w:val="40"/>
+              </w:rPr>
+              <w:t xml:space="preserve"> </w:t>
+            </w:r>
+            <w:proofErr w:type="spellStart"/>
+            <w:r>
+              <w:rPr>
+                <w:rFonts w:ascii="BRH Devanagari Extra" w:hAnsi="BRH Devanagari Extra" w:cs="BRH Devanagari Extra"/>
+                <w:color w:val="000000"/>
+                <w:sz w:val="40"/>
+                <w:szCs w:val="40"/>
+              </w:rPr>
+              <w:t>mÉzÉÔ</w:t>
+            </w:r>
+            <w:proofErr w:type="spellEnd"/>
+            <w:r>
+              <w:rPr>
+                <w:rFonts w:ascii="BRH Malayalam Extra" w:hAnsi="BRH Malayalam Extra" w:cs="BRH Devanagari Extra"/>
+                <w:b/>
+                <w:color w:val="000000"/>
+                <w:sz w:val="32"/>
+                <w:szCs w:val="40"/>
+              </w:rPr>
+              <w:t>–</w:t>
+            </w:r>
+            <w:proofErr w:type="spellStart"/>
+            <w:r>
+              <w:rPr>
+                <w:rFonts w:ascii="BRH Devanagari Extra" w:hAnsi="BRH Devanagari Extra" w:cs="BRH Devanagari Extra"/>
+                <w:color w:val="000000"/>
+                <w:sz w:val="40"/>
+                <w:szCs w:val="40"/>
+              </w:rPr>
+              <w:t>lÉÉqÉç</w:t>
+            </w:r>
+            <w:proofErr w:type="spellEnd"/>
+            <w:r>
+              <w:rPr>
+                <w:rFonts w:ascii="BRH Devanagari Extra" w:hAnsi="BRH Devanagari Extra" w:cs="BRH Devanagari Extra"/>
+                <w:color w:val="000000"/>
+                <w:sz w:val="40"/>
+                <w:szCs w:val="40"/>
+              </w:rPr>
+              <w:t xml:space="preserve"> | </w:t>
             </w:r>
           </w:p>
           <w:p>
@@ -5521,6 +8869,7 @@
                 <w:szCs w:val="40"/>
               </w:rPr>
             </w:pPr>
+            <w:proofErr w:type="spellStart"/>
             <w:r>
               <w:rPr>
                 <w:rFonts w:ascii="BRH Devanagari Extra" w:hAnsi="BRH Devanagari Extra" w:cs="BRH Devanagari Extra"/>
@@ -5530,24 +8879,36 @@
               </w:rPr>
               <w:t>LMüþzÉTü</w:t>
             </w:r>
-            <w:r>
-              <w:rPr>
-                <w:rFonts w:ascii="BRH Malayalam Extra" w:hAnsi="BRH Malayalam Extra" w:cs="BRH Devanagari Extra"/>
-                <w:b/>
-                <w:color w:val="000000"/>
-                <w:sz w:val="32"/>
-                <w:szCs w:val="40"/>
-              </w:rPr>
-              <w:t>–</w:t>
-            </w:r>
-            <w:r>
-              <w:rPr>
-                <w:rFonts w:ascii="BRH Devanagari Extra" w:hAnsi="BRH Devanagari Extra" w:cs="BRH Devanagari Extra"/>
-                <w:color w:val="000000"/>
-                <w:sz w:val="40"/>
-                <w:szCs w:val="40"/>
-              </w:rPr>
-              <w:t xml:space="preserve">ÍqÉirÉåMüþ </w:t>
+            <w:proofErr w:type="spellEnd"/>
+            <w:r>
+              <w:rPr>
+                <w:rFonts w:ascii="BRH Malayalam Extra" w:hAnsi="BRH Malayalam Extra" w:cs="BRH Devanagari Extra"/>
+                <w:b/>
+                <w:color w:val="000000"/>
+                <w:sz w:val="32"/>
+                <w:szCs w:val="40"/>
+              </w:rPr>
+              <w:t>–</w:t>
+            </w:r>
+            <w:proofErr w:type="spellStart"/>
+            <w:r>
+              <w:rPr>
+                <w:rFonts w:ascii="BRH Devanagari Extra" w:hAnsi="BRH Devanagari Extra" w:cs="BRH Devanagari Extra"/>
+                <w:color w:val="000000"/>
+                <w:sz w:val="40"/>
+                <w:szCs w:val="40"/>
+              </w:rPr>
+              <w:t>ÍqÉirÉåMüþ</w:t>
+            </w:r>
+            <w:proofErr w:type="spellEnd"/>
+            <w:r>
+              <w:rPr>
+                <w:rFonts w:ascii="BRH Devanagari Extra" w:hAnsi="BRH Devanagari Extra" w:cs="BRH Devanagari Extra"/>
+                <w:color w:val="000000"/>
+                <w:sz w:val="40"/>
+                <w:szCs w:val="40"/>
+              </w:rPr>
+              <w:t xml:space="preserve"> </w:t>
             </w:r>
             <w:r>
               <w:rPr>
@@ -5621,33 +8982,66 @@
                 <w:szCs w:val="40"/>
               </w:rPr>
             </w:pPr>
-            <w:r>
-              <w:rPr>
-                <w:rFonts w:ascii="BRH Devanagari Extra" w:hAnsi="BRH Devanagari Extra" w:cs="BRH Devanagari Extra"/>
-                <w:color w:val="000000"/>
-                <w:sz w:val="40"/>
-                <w:szCs w:val="40"/>
-              </w:rPr>
-              <w:t>LMüþzÉTüqÉç mÉzÉÔ</w:t>
-            </w:r>
-            <w:r>
-              <w:rPr>
-                <w:rFonts w:ascii="BRH Malayalam Extra" w:hAnsi="BRH Malayalam Extra" w:cs="BRH Devanagari Extra"/>
-                <w:b/>
-                <w:color w:val="000000"/>
-                <w:sz w:val="32"/>
-                <w:szCs w:val="40"/>
-              </w:rPr>
-              <w:t>–</w:t>
-            </w:r>
-            <w:r>
-              <w:rPr>
-                <w:rFonts w:ascii="BRH Devanagari Extra" w:hAnsi="BRH Devanagari Extra" w:cs="BRH Devanagari Extra"/>
-                <w:color w:val="000000"/>
-                <w:sz w:val="40"/>
-                <w:szCs w:val="40"/>
-              </w:rPr>
-              <w:t xml:space="preserve">lÉÉqÉç | </w:t>
+            <w:proofErr w:type="spellStart"/>
+            <w:r>
+              <w:rPr>
+                <w:rFonts w:ascii="BRH Devanagari Extra" w:hAnsi="BRH Devanagari Extra" w:cs="BRH Devanagari Extra"/>
+                <w:color w:val="000000"/>
+                <w:sz w:val="40"/>
+                <w:szCs w:val="40"/>
+              </w:rPr>
+              <w:t>LMüþzÉTüqÉç</w:t>
+            </w:r>
+            <w:proofErr w:type="spellEnd"/>
+            <w:r>
+              <w:rPr>
+                <w:rFonts w:ascii="BRH Devanagari Extra" w:hAnsi="BRH Devanagari Extra" w:cs="BRH Devanagari Extra"/>
+                <w:color w:val="000000"/>
+                <w:sz w:val="40"/>
+                <w:szCs w:val="40"/>
+              </w:rPr>
+              <w:t xml:space="preserve"> </w:t>
+            </w:r>
+            <w:proofErr w:type="spellStart"/>
+            <w:r>
+              <w:rPr>
+                <w:rFonts w:ascii="BRH Devanagari Extra" w:hAnsi="BRH Devanagari Extra" w:cs="BRH Devanagari Extra"/>
+                <w:color w:val="000000"/>
+                <w:sz w:val="40"/>
+                <w:szCs w:val="40"/>
+              </w:rPr>
+              <w:t>mÉzÉÔ</w:t>
+            </w:r>
+            <w:proofErr w:type="spellEnd"/>
+            <w:r>
+              <w:rPr>
+                <w:rFonts w:ascii="BRH Malayalam Extra" w:hAnsi="BRH Malayalam Extra" w:cs="BRH Devanagari Extra"/>
+                <w:b/>
+                <w:color w:val="000000"/>
+                <w:sz w:val="32"/>
+                <w:szCs w:val="40"/>
+              </w:rPr>
+              <w:t>–</w:t>
+            </w:r>
+            <w:proofErr w:type="spellStart"/>
+            <w:r>
+              <w:rPr>
+                <w:rFonts w:ascii="BRH Devanagari Extra" w:hAnsi="BRH Devanagari Extra" w:cs="BRH Devanagari Extra"/>
+                <w:color w:val="000000"/>
+                <w:sz w:val="40"/>
+                <w:szCs w:val="40"/>
+              </w:rPr>
+              <w:t>lÉÉqÉç</w:t>
+            </w:r>
+            <w:proofErr w:type="spellEnd"/>
+            <w:r>
+              <w:rPr>
+                <w:rFonts w:ascii="BRH Devanagari Extra" w:hAnsi="BRH Devanagari Extra" w:cs="BRH Devanagari Extra"/>
+                <w:color w:val="000000"/>
+                <w:sz w:val="40"/>
+                <w:szCs w:val="40"/>
+              </w:rPr>
+              <w:t xml:space="preserve"> | </w:t>
             </w:r>
           </w:p>
           <w:p>
@@ -5660,6 +9054,7 @@
                 <w:szCs w:val="40"/>
               </w:rPr>
             </w:pPr>
+            <w:proofErr w:type="spellStart"/>
             <w:r>
               <w:rPr>
                 <w:rFonts w:ascii="BRH Devanagari Extra" w:hAnsi="BRH Devanagari Extra" w:cs="BRH Devanagari Extra"/>
@@ -5669,16 +9064,18 @@
               </w:rPr>
               <w:t>LMüþzÉTü</w:t>
             </w:r>
-            <w:r>
-              <w:rPr>
-                <w:rFonts w:ascii="BRH Malayalam Extra" w:hAnsi="BRH Malayalam Extra" w:cs="BRH Devanagari Extra"/>
-                <w:b/>
-                <w:color w:val="000000"/>
-                <w:sz w:val="32"/>
-                <w:szCs w:val="40"/>
-              </w:rPr>
-              <w:t>–</w:t>
-            </w:r>
+            <w:proofErr w:type="spellEnd"/>
+            <w:r>
+              <w:rPr>
+                <w:rFonts w:ascii="BRH Malayalam Extra" w:hAnsi="BRH Malayalam Extra" w:cs="BRH Devanagari Extra"/>
+                <w:b/>
+                <w:color w:val="000000"/>
+                <w:sz w:val="32"/>
+                <w:szCs w:val="40"/>
+              </w:rPr>
+              <w:t>–</w:t>
+            </w:r>
+            <w:proofErr w:type="spellStart"/>
             <w:r>
               <w:rPr>
                 <w:rFonts w:ascii="BRH Devanagari Extra" w:hAnsi="BRH Devanagari Extra" w:cs="BRH Devanagari Extra"/>
@@ -5687,7 +9084,18 @@
                 <w:szCs w:val="40"/>
                 <w:highlight w:val="green"/>
               </w:rPr>
-              <w:t>ÍqÉirÉåMüþ - zÉ</w:t>
+              <w:t>ÍqÉirÉåMüþ</w:t>
+            </w:r>
+            <w:proofErr w:type="spellEnd"/>
+            <w:r>
+              <w:rPr>
+                <w:rFonts w:ascii="BRH Devanagari Extra" w:hAnsi="BRH Devanagari Extra" w:cs="BRH Devanagari Extra"/>
+                <w:color w:val="000000"/>
+                <w:sz w:val="40"/>
+                <w:szCs w:val="40"/>
+                <w:highlight w:val="green"/>
+              </w:rPr>
+              <w:t xml:space="preserve"> - zÉ</w:t>
             </w:r>
             <w:r>
               <w:rPr>
@@ -5871,6 +9279,7 @@
                 <w:szCs w:val="40"/>
               </w:rPr>
             </w:pPr>
+            <w:proofErr w:type="spellStart"/>
             <w:r>
               <w:rPr>
                 <w:rFonts w:ascii="BRH Devanagari Extra" w:hAnsi="BRH Devanagari Extra" w:cs="BRH Devanagari Extra"/>
@@ -5880,24 +9289,36 @@
               </w:rPr>
               <w:t>ESÒþ¨É</w:t>
             </w:r>
-            <w:r>
-              <w:rPr>
-                <w:rFonts w:ascii="BRH Malayalam Extra" w:hAnsi="BRH Malayalam Extra" w:cs="BRH Devanagari Extra"/>
-                <w:b/>
-                <w:color w:val="000000"/>
-                <w:sz w:val="32"/>
-                <w:szCs w:val="40"/>
-              </w:rPr>
-              <w:t>–</w:t>
-            </w:r>
-            <w:r>
-              <w:rPr>
-                <w:rFonts w:ascii="BRH Devanagari Extra" w:hAnsi="BRH Devanagari Extra" w:cs="BRH Devanagari Extra"/>
-                <w:color w:val="000000"/>
-                <w:sz w:val="40"/>
-                <w:szCs w:val="40"/>
-              </w:rPr>
-              <w:t>qÉqÉç | E</w:t>
+            <w:proofErr w:type="spellEnd"/>
+            <w:r>
+              <w:rPr>
+                <w:rFonts w:ascii="BRH Malayalam Extra" w:hAnsi="BRH Malayalam Extra" w:cs="BRH Devanagari Extra"/>
+                <w:b/>
+                <w:color w:val="000000"/>
+                <w:sz w:val="32"/>
+                <w:szCs w:val="40"/>
+              </w:rPr>
+              <w:t>–</w:t>
+            </w:r>
+            <w:proofErr w:type="spellStart"/>
+            <w:r>
+              <w:rPr>
+                <w:rFonts w:ascii="BRH Devanagari Extra" w:hAnsi="BRH Devanagari Extra" w:cs="BRH Devanagari Extra"/>
+                <w:color w:val="000000"/>
+                <w:sz w:val="40"/>
+                <w:szCs w:val="40"/>
+              </w:rPr>
+              <w:t>qÉqÉç</w:t>
+            </w:r>
+            <w:proofErr w:type="spellEnd"/>
+            <w:r>
+              <w:rPr>
+                <w:rFonts w:ascii="BRH Devanagari Extra" w:hAnsi="BRH Devanagari Extra" w:cs="BRH Devanagari Extra"/>
+                <w:color w:val="000000"/>
+                <w:sz w:val="40"/>
+                <w:szCs w:val="40"/>
+              </w:rPr>
+              <w:t xml:space="preserve"> | E</w:t>
             </w:r>
             <w:r>
               <w:rPr>
@@ -5928,6 +9349,7 @@
               </w:rPr>
               <w:t>–</w:t>
             </w:r>
+            <w:proofErr w:type="spellStart"/>
             <w:r>
               <w:rPr>
                 <w:rFonts w:ascii="BRH Devanagari Extra" w:hAnsi="BRH Devanagari Extra" w:cs="BRH Devanagari Extra"/>
@@ -5954,26 +9376,47 @@
                 <w:sz w:val="40"/>
                 <w:szCs w:val="40"/>
               </w:rPr>
-              <w:t>ÑiÉç - iÉ</w:t>
-            </w:r>
-            <w:r>
-              <w:rPr>
-                <w:rFonts w:ascii="BRH Malayalam Extra" w:hAnsi="BRH Malayalam Extra" w:cs="BRH Devanagari Extra"/>
-                <w:b/>
-                <w:color w:val="000000"/>
-                <w:sz w:val="32"/>
-                <w:szCs w:val="40"/>
-              </w:rPr>
-              <w:t>–</w:t>
-            </w:r>
-            <w:r>
-              <w:rPr>
-                <w:rFonts w:ascii="BRH Devanagari Extra" w:hAnsi="BRH Devanagari Extra" w:cs="BRH Devanagari Extra"/>
-                <w:color w:val="000000"/>
-                <w:sz w:val="40"/>
-                <w:szCs w:val="40"/>
-              </w:rPr>
-              <w:t>qÉqÉç ||</w:t>
+              <w:t>ÑiÉç</w:t>
+            </w:r>
+            <w:proofErr w:type="spellEnd"/>
+            <w:r>
+              <w:rPr>
+                <w:rFonts w:ascii="BRH Devanagari Extra" w:hAnsi="BRH Devanagari Extra" w:cs="BRH Devanagari Extra"/>
+                <w:color w:val="000000"/>
+                <w:sz w:val="40"/>
+                <w:szCs w:val="40"/>
+              </w:rPr>
+              <w:t xml:space="preserve"> - iÉ</w:t>
+            </w:r>
+            <w:r>
+              <w:rPr>
+                <w:rFonts w:ascii="BRH Malayalam Extra" w:hAnsi="BRH Malayalam Extra" w:cs="BRH Devanagari Extra"/>
+                <w:b/>
+                <w:color w:val="000000"/>
+                <w:sz w:val="32"/>
+                <w:szCs w:val="40"/>
+              </w:rPr>
+              <w:t>–</w:t>
+            </w:r>
+            <w:proofErr w:type="spellStart"/>
+            <w:r>
+              <w:rPr>
+                <w:rFonts w:ascii="BRH Devanagari Extra" w:hAnsi="BRH Devanagari Extra" w:cs="BRH Devanagari Extra"/>
+                <w:color w:val="000000"/>
+                <w:sz w:val="40"/>
+                <w:szCs w:val="40"/>
+              </w:rPr>
+              <w:t>qÉqÉç</w:t>
+            </w:r>
+            <w:proofErr w:type="spellEnd"/>
+            <w:r>
+              <w:rPr>
+                <w:rFonts w:ascii="BRH Devanagari Extra" w:hAnsi="BRH Devanagari Extra" w:cs="BRH Devanagari Extra"/>
+                <w:color w:val="000000"/>
+                <w:sz w:val="40"/>
+                <w:szCs w:val="40"/>
+              </w:rPr>
+              <w:t xml:space="preserve"> ||</w:t>
             </w:r>
           </w:p>
         </w:tc>
@@ -5991,6 +9434,7 @@
                 <w:szCs w:val="40"/>
               </w:rPr>
             </w:pPr>
+            <w:proofErr w:type="spellStart"/>
             <w:r>
               <w:rPr>
                 <w:rFonts w:ascii="BRH Devanagari Extra" w:hAnsi="BRH Devanagari Extra" w:cs="BRH Devanagari Extra"/>
@@ -6000,24 +9444,36 @@
               </w:rPr>
               <w:t>ESÒþ¨É</w:t>
             </w:r>
-            <w:r>
-              <w:rPr>
-                <w:rFonts w:ascii="BRH Malayalam Extra" w:hAnsi="BRH Malayalam Extra" w:cs="BRH Devanagari Extra"/>
-                <w:b/>
-                <w:color w:val="000000"/>
-                <w:sz w:val="32"/>
-                <w:szCs w:val="40"/>
-              </w:rPr>
-              <w:t>–</w:t>
-            </w:r>
-            <w:r>
-              <w:rPr>
-                <w:rFonts w:ascii="BRH Devanagari Extra" w:hAnsi="BRH Devanagari Extra" w:cs="BRH Devanagari Extra"/>
-                <w:color w:val="000000"/>
-                <w:sz w:val="40"/>
-                <w:szCs w:val="40"/>
-              </w:rPr>
-              <w:t>qÉqÉç | E</w:t>
+            <w:proofErr w:type="spellEnd"/>
+            <w:r>
+              <w:rPr>
+                <w:rFonts w:ascii="BRH Malayalam Extra" w:hAnsi="BRH Malayalam Extra" w:cs="BRH Devanagari Extra"/>
+                <w:b/>
+                <w:color w:val="000000"/>
+                <w:sz w:val="32"/>
+                <w:szCs w:val="40"/>
+              </w:rPr>
+              <w:t>–</w:t>
+            </w:r>
+            <w:proofErr w:type="spellStart"/>
+            <w:r>
+              <w:rPr>
+                <w:rFonts w:ascii="BRH Devanagari Extra" w:hAnsi="BRH Devanagari Extra" w:cs="BRH Devanagari Extra"/>
+                <w:color w:val="000000"/>
+                <w:sz w:val="40"/>
+                <w:szCs w:val="40"/>
+              </w:rPr>
+              <w:t>qÉqÉç</w:t>
+            </w:r>
+            <w:proofErr w:type="spellEnd"/>
+            <w:r>
+              <w:rPr>
+                <w:rFonts w:ascii="BRH Devanagari Extra" w:hAnsi="BRH Devanagari Extra" w:cs="BRH Devanagari Extra"/>
+                <w:color w:val="000000"/>
+                <w:sz w:val="40"/>
+                <w:szCs w:val="40"/>
+              </w:rPr>
+              <w:t xml:space="preserve"> | E</w:t>
             </w:r>
             <w:r>
               <w:rPr>
@@ -6048,6 +9504,7 @@
               </w:rPr>
               <w:t>–</w:t>
             </w:r>
+            <w:proofErr w:type="spellStart"/>
             <w:r>
               <w:rPr>
                 <w:rFonts w:ascii="BRH Devanagari Extra" w:hAnsi="BRH Devanagari Extra" w:cs="BRH Devanagari Extra"/>
@@ -6074,26 +9531,47 @@
                 <w:sz w:val="40"/>
                 <w:szCs w:val="40"/>
               </w:rPr>
-              <w:t>ÑþiÉç - iÉ</w:t>
-            </w:r>
-            <w:r>
-              <w:rPr>
-                <w:rFonts w:ascii="BRH Malayalam Extra" w:hAnsi="BRH Malayalam Extra" w:cs="BRH Devanagari Extra"/>
-                <w:b/>
-                <w:color w:val="000000"/>
-                <w:sz w:val="32"/>
-                <w:szCs w:val="40"/>
-              </w:rPr>
-              <w:t>–</w:t>
-            </w:r>
-            <w:r>
-              <w:rPr>
-                <w:rFonts w:ascii="BRH Devanagari Extra" w:hAnsi="BRH Devanagari Extra" w:cs="BRH Devanagari Extra"/>
-                <w:color w:val="000000"/>
-                <w:sz w:val="40"/>
-                <w:szCs w:val="40"/>
-              </w:rPr>
-              <w:t>qÉqÉç ||</w:t>
+              <w:t>ÑþiÉç</w:t>
+            </w:r>
+            <w:proofErr w:type="spellEnd"/>
+            <w:r>
+              <w:rPr>
+                <w:rFonts w:ascii="BRH Devanagari Extra" w:hAnsi="BRH Devanagari Extra" w:cs="BRH Devanagari Extra"/>
+                <w:color w:val="000000"/>
+                <w:sz w:val="40"/>
+                <w:szCs w:val="40"/>
+              </w:rPr>
+              <w:t xml:space="preserve"> - iÉ</w:t>
+            </w:r>
+            <w:r>
+              <w:rPr>
+                <w:rFonts w:ascii="BRH Malayalam Extra" w:hAnsi="BRH Malayalam Extra" w:cs="BRH Devanagari Extra"/>
+                <w:b/>
+                <w:color w:val="000000"/>
+                <w:sz w:val="32"/>
+                <w:szCs w:val="40"/>
+              </w:rPr>
+              <w:t>–</w:t>
+            </w:r>
+            <w:proofErr w:type="spellStart"/>
+            <w:r>
+              <w:rPr>
+                <w:rFonts w:ascii="BRH Devanagari Extra" w:hAnsi="BRH Devanagari Extra" w:cs="BRH Devanagari Extra"/>
+                <w:color w:val="000000"/>
+                <w:sz w:val="40"/>
+                <w:szCs w:val="40"/>
+              </w:rPr>
+              <w:t>qÉqÉç</w:t>
+            </w:r>
+            <w:proofErr w:type="spellEnd"/>
+            <w:r>
+              <w:rPr>
+                <w:rFonts w:ascii="BRH Devanagari Extra" w:hAnsi="BRH Devanagari Extra" w:cs="BRH Devanagari Extra"/>
+                <w:color w:val="000000"/>
+                <w:sz w:val="40"/>
+                <w:szCs w:val="40"/>
+              </w:rPr>
+              <w:t xml:space="preserve"> ||</w:t>
             </w:r>
           </w:p>
         </w:tc>
@@ -6127,7 +9605,29 @@
           <w:szCs w:val="40"/>
           <w:lang w:val="en-IN" w:eastAsia="en-IN"/>
         </w:rPr>
-        <w:t xml:space="preserve">"zlÉ" </w:t>
+        <w:t>"</w:t>
+      </w:r>
+      <w:proofErr w:type="spellStart"/>
+      <w:r>
+        <w:rPr>
+          <w:rFonts w:ascii="BRH Devanagari" w:hAnsi="BRH Devanagari" w:cs="BRH Devanagari"/>
+          <w:color w:val="000000"/>
+          <w:sz w:val="40"/>
+          <w:szCs w:val="40"/>
+          <w:lang w:val="en-IN" w:eastAsia="en-IN"/>
+        </w:rPr>
+        <w:t>zlÉ</w:t>
+      </w:r>
+      <w:proofErr w:type="spellEnd"/>
+      <w:r>
+        <w:rPr>
+          <w:rFonts w:ascii="BRH Devanagari" w:hAnsi="BRH Devanagari" w:cs="BRH Devanagari"/>
+          <w:color w:val="000000"/>
+          <w:sz w:val="40"/>
+          <w:szCs w:val="40"/>
+          <w:lang w:val="en-IN" w:eastAsia="en-IN"/>
+        </w:rPr>
+        <w:t xml:space="preserve">" </w:t>
       </w:r>
       <w:r>
         <w:rPr>
@@ -6135,7 +9635,16 @@
           <w:bCs/>
           <w:sz w:val="32"/>
         </w:rPr>
-        <w:t>replaced with</w:t>
+        <w:t xml:space="preserve">replaced </w:t>
+      </w:r>
+      <w:proofErr w:type="gramStart"/>
+      <w:r>
+        <w:rPr>
+          <w:b/>
+          <w:bCs/>
+          <w:sz w:val="32"/>
+        </w:rPr>
+        <w:t>with</w:t>
       </w:r>
       <w:r>
         <w:rPr>
@@ -6157,6 +9666,8 @@
         </w:rPr>
         <w:t>"</w:t>
       </w:r>
+      <w:proofErr w:type="spellStart"/>
+      <w:proofErr w:type="gramEnd"/>
       <w:r>
         <w:rPr>
           <w:rFonts w:ascii="BRH Devanagari" w:hAnsi="BRH Devanagari" w:cs="BRH Devanagari"/>
@@ -6168,6 +9679,7 @@
         </w:rPr>
         <w:t>zgÉ</w:t>
       </w:r>
+      <w:proofErr w:type="spellEnd"/>
       <w:r>
         <w:rPr>
           <w:rFonts w:ascii="BRH Devanagari" w:hAnsi="BRH Devanagari" w:cs="BRH Devanagari"/>
@@ -6225,7 +9737,6 @@
           <w:szCs w:val="32"/>
           <w:u w:val="single"/>
         </w:rPr>
-        <w:lastRenderedPageBreak/>
         <w:t xml:space="preserve">TS </w:t>
       </w:r>
       <w:r>
@@ -6560,6 +10071,8 @@
       <w:headerReference w:type="default" r:id="rId8"/>
       <w:footerReference w:type="even" r:id="rId9"/>
       <w:footerReference w:type="default" r:id="rId10"/>
+      <w:headerReference w:type="first" r:id="rId11"/>
+      <w:footerReference w:type="first" r:id="rId12"/>
       <w:pgSz w:w="15840" w:h="12240" w:orient="landscape"/>
       <w:pgMar w:top="1440" w:right="1440" w:bottom="1440" w:left="1440" w:header="720" w:footer="720" w:gutter="0"/>
       <w:cols w:space="720"/>
@@ -6648,14 +10161,35 @@
         <w:bCs/>
       </w:rPr>
       <w:tab/>
-      <w:t xml:space="preserve">              v</w:t>
+      <w:t xml:space="preserve">              </w:t>
     </w:r>
     <w:r>
       <w:rPr>
         <w:b/>
         <w:bCs/>
       </w:rPr>
-      <w:t>edavms@gmail.com</w:t>
+      <w:t>www.</w:t>
+    </w:r>
+    <w:r>
+      <w:rPr>
+        <w:b/>
+        <w:bCs/>
+      </w:rPr>
+      <w:t>v</w:t>
+    </w:r>
+    <w:r>
+      <w:rPr>
+        <w:b/>
+        <w:bCs/>
+      </w:rPr>
+      <w:t>edavms</w:t>
+    </w:r>
+    <w:r>
+      <w:rPr>
+        <w:b/>
+        <w:bCs/>
+      </w:rPr>
+      <w:t>.in</w:t>
     </w:r>
     <w:r>
       <w:rPr>
@@ -6677,6 +10211,9 @@
     </w:r>
     <w:r>
       <w:tab/>
+    </w:r>
+    <w:r>
+      <w:t xml:space="preserve">                      </w:t>
     </w:r>
     <w:r>
       <w:tab/>
@@ -6772,6 +10309,9 @@
     <w:pPr>
       <w:pStyle w:val="Footer"/>
     </w:pPr>
+    <w:r>
+      <w:t xml:space="preserve"> </w:t>
+    </w:r>
   </w:p>
 </w:ftr>
 </file>
@@ -6982,6 +10522,16 @@
 </w:ftr>
 </file>
 
+<file path=word/footer3.xml><?xml version="1.0" encoding="utf-8"?>
+<w:ftr xmlns:wpc="http://schemas.microsoft.com/office/word/2010/wordprocessingCanvas" xmlns:cx="http://schemas.microsoft.com/office/drawing/2014/chartex" xmlns:cx1="http://schemas.microsoft.com/office/drawing/2015/9/8/chartex" xmlns:cx2="http://schemas.microsoft.com/office/drawing/2015/10/21/chartex" xmlns:cx3="http://schemas.microsoft.com/office/drawing/2016/5/9/chartex" xmlns:cx4="http://schemas.microsoft.com/office/drawing/2016/5/10/chartex" xmlns:cx5="http://schemas.microsoft.com/office/drawing/2016/5/11/chartex" xmlns:cx6="http://schemas.microsoft.com/office/drawing/2016/5/12/chartex" xmlns:cx7="http://schemas.microsoft.com/office/drawing/2016/5/13/chartex" xmlns:cx8="http://schemas.microsoft.com/office/drawing/2016/5/14/chartex" xmlns:mc="http://schemas.openxmlformats.org/markup-compatibility/2006" xmlns:aink="http://schemas.microsoft.com/office/drawing/2016/ink" xmlns:am3d="http://schemas.microsoft.com/office/drawing/2017/model3d" xmlns:o="urn:schemas-microsoft-com:office:office" xmlns:oel="http://schemas.microsoft.com/office/2019/extlst" xmlns:r="http://schemas.openxmlformats.org/officeDocument/2006/relationships" xmlns:m="http://schemas.openxmlformats.org/officeDocument/2006/math" xmlns:v="urn:schemas-microsoft-com:vml" xmlns:wp14="http://schemas.microsoft.com/office/word/2010/wordprocessingDrawing" xmlns:wp="http://schemas.openxmlformats.org/drawingml/2006/wordprocessingDrawing" xmlns:w10="urn:schemas-microsoft-com:office:word" xmlns:w="http://schemas.openxmlformats.org/wordprocessingml/2006/main" xmlns:w14="http://schemas.microsoft.com/office/word/2010/wordml" xmlns:w15="http://schemas.microsoft.com/office/word/2012/wordml" xmlns:w16cei="http://schemas.microsoft.com/office/word/2026/wordml/cei" xmlns:w16cex="http://schemas.microsoft.com/office/word/2018/wordml/cex" xmlns:w16cid="http://schemas.microsoft.com/office/word/2016/wordml/cid" xmlns:w16="http://schemas.microsoft.com/office/word/2018/wordml" xmlns:w16du="http://schemas.microsoft.com/office/word/2023/wordml/word16du" xmlns:w16sdtdh="http://schemas.microsoft.com/office/word/2020/wordml/sdtdatahash" xmlns:w16sdtfl="http://schemas.microsoft.com/office/word/2024/wordml/sdtformatlock" xmlns:w16se="http://schemas.microsoft.com/office/word/2015/wordml/symex" xmlns:wpg="http://schemas.microsoft.com/office/word/2010/wordprocessingGroup" xmlns:wpi="http://schemas.microsoft.com/office/word/2010/wordprocessingInk" xmlns:wne="http://schemas.microsoft.com/office/word/2006/wordml" xmlns:wps="http://schemas.microsoft.com/office/word/2010/wordprocessingShape" mc:Ignorable="w14 w15 w16se w16cid w16 w16cex w16sdtdh w16sdtfl w16du wp14">
+  <w:p>
+    <w:pPr>
+      <w:pStyle w:val="Footer"/>
+    </w:pPr>
+  </w:p>
+</w:ftr>
+</file>
+
 <file path=word/footnotes.xml><?xml version="1.0" encoding="utf-8"?>
 <w:footnotes xmlns:wpc="http://schemas.microsoft.com/office/word/2010/wordprocessingCanvas" xmlns:cx="http://schemas.microsoft.com/office/drawing/2014/chartex" xmlns:cx1="http://schemas.microsoft.com/office/drawing/2015/9/8/chartex" xmlns:cx2="http://schemas.microsoft.com/office/drawing/2015/10/21/chartex" xmlns:cx3="http://schemas.microsoft.com/office/drawing/2016/5/9/chartex" xmlns:cx4="http://schemas.microsoft.com/office/drawing/2016/5/10/chartex" xmlns:cx5="http://schemas.microsoft.com/office/drawing/2016/5/11/chartex" xmlns:cx6="http://schemas.microsoft.com/office/drawing/2016/5/12/chartex" xmlns:cx7="http://schemas.microsoft.com/office/drawing/2016/5/13/chartex" xmlns:cx8="http://schemas.microsoft.com/office/drawing/2016/5/14/chartex" xmlns:mc="http://schemas.openxmlformats.org/markup-compatibility/2006" xmlns:aink="http://schemas.microsoft.com/office/drawing/2016/ink" xmlns:am3d="http://schemas.microsoft.com/office/drawing/2017/model3d" xmlns:o="urn:schemas-microsoft-com:office:office" xmlns:oel="http://schemas.microsoft.com/office/2019/extlst" xmlns:r="http://schemas.openxmlformats.org/officeDocument/2006/relationships" xmlns:m="http://schemas.openxmlformats.org/officeDocument/2006/math" xmlns:v="urn:schemas-microsoft-com:vml" xmlns:wp14="http://schemas.microsoft.com/office/word/2010/wordprocessingDrawing" xmlns:wp="http://schemas.openxmlformats.org/drawingml/2006/wordprocessingDrawing" xmlns:w10="urn:schemas-microsoft-com:office:word" xmlns:w="http://schemas.openxmlformats.org/wordprocessingml/2006/main" xmlns:w14="http://schemas.microsoft.com/office/word/2010/wordml" xmlns:w15="http://schemas.microsoft.com/office/word/2012/wordml" xmlns:w16cei="http://schemas.microsoft.com/office/word/2026/wordml/cei" xmlns:w16cex="http://schemas.microsoft.com/office/word/2018/wordml/cex" xmlns:w16cid="http://schemas.microsoft.com/office/word/2016/wordml/cid" xmlns:w16="http://schemas.microsoft.com/office/word/2018/wordml" xmlns:w16du="http://schemas.microsoft.com/office/word/2023/wordml/word16du" xmlns:w16sdtdh="http://schemas.microsoft.com/office/word/2020/wordml/sdtdatahash" xmlns:w16sdtfl="http://schemas.microsoft.com/office/word/2024/wordml/sdtformatlock" xmlns:w16se="http://schemas.microsoft.com/office/word/2015/wordml/symex" xmlns:wpg="http://schemas.microsoft.com/office/word/2010/wordprocessingGroup" xmlns:wpi="http://schemas.microsoft.com/office/word/2010/wordprocessingInk" xmlns:wne="http://schemas.microsoft.com/office/word/2006/wordml" xmlns:wps="http://schemas.microsoft.com/office/word/2010/wordprocessingShape" mc:Ignorable="w14 w15 w16se w16cid w16 w16cex w16sdtdh w16sdtfl w16du wp14">
   <w:footnote w:type="separator" w:id="-1">
@@ -7028,6 +10578,16 @@
       <w:pBdr>
         <w:bottom w:val="single" w:sz="4" w:space="1" w:color="auto"/>
       </w:pBdr>
+    </w:pPr>
+  </w:p>
+</w:hdr>
+</file>
+
+<file path=word/header3.xml><?xml version="1.0" encoding="utf-8"?>
+<w:hdr xmlns:wpc="http://schemas.microsoft.com/office/word/2010/wordprocessingCanvas" xmlns:cx="http://schemas.microsoft.com/office/drawing/2014/chartex" xmlns:cx1="http://schemas.microsoft.com/office/drawing/2015/9/8/chartex" xmlns:cx2="http://schemas.microsoft.com/office/drawing/2015/10/21/chartex" xmlns:cx3="http://schemas.microsoft.com/office/drawing/2016/5/9/chartex" xmlns:cx4="http://schemas.microsoft.com/office/drawing/2016/5/10/chartex" xmlns:cx5="http://schemas.microsoft.com/office/drawing/2016/5/11/chartex" xmlns:cx6="http://schemas.microsoft.com/office/drawing/2016/5/12/chartex" xmlns:cx7="http://schemas.microsoft.com/office/drawing/2016/5/13/chartex" xmlns:cx8="http://schemas.microsoft.com/office/drawing/2016/5/14/chartex" xmlns:mc="http://schemas.openxmlformats.org/markup-compatibility/2006" xmlns:aink="http://schemas.microsoft.com/office/drawing/2016/ink" xmlns:am3d="http://schemas.microsoft.com/office/drawing/2017/model3d" xmlns:o="urn:schemas-microsoft-com:office:office" xmlns:oel="http://schemas.microsoft.com/office/2019/extlst" xmlns:r="http://schemas.openxmlformats.org/officeDocument/2006/relationships" xmlns:m="http://schemas.openxmlformats.org/officeDocument/2006/math" xmlns:v="urn:schemas-microsoft-com:vml" xmlns:wp14="http://schemas.microsoft.com/office/word/2010/wordprocessingDrawing" xmlns:wp="http://schemas.openxmlformats.org/drawingml/2006/wordprocessingDrawing" xmlns:w10="urn:schemas-microsoft-com:office:word" xmlns:w="http://schemas.openxmlformats.org/wordprocessingml/2006/main" xmlns:w14="http://schemas.microsoft.com/office/word/2010/wordml" xmlns:w15="http://schemas.microsoft.com/office/word/2012/wordml" xmlns:w16cei="http://schemas.microsoft.com/office/word/2026/wordml/cei" xmlns:w16cex="http://schemas.microsoft.com/office/word/2018/wordml/cex" xmlns:w16cid="http://schemas.microsoft.com/office/word/2016/wordml/cid" xmlns:w16="http://schemas.microsoft.com/office/word/2018/wordml" xmlns:w16du="http://schemas.microsoft.com/office/word/2023/wordml/word16du" xmlns:w16sdtdh="http://schemas.microsoft.com/office/word/2020/wordml/sdtdatahash" xmlns:w16sdtfl="http://schemas.microsoft.com/office/word/2024/wordml/sdtformatlock" xmlns:w16se="http://schemas.microsoft.com/office/word/2015/wordml/symex" xmlns:wpg="http://schemas.microsoft.com/office/word/2010/wordprocessingGroup" xmlns:wpi="http://schemas.microsoft.com/office/word/2010/wordprocessingInk" xmlns:wne="http://schemas.microsoft.com/office/word/2006/wordml" xmlns:wps="http://schemas.microsoft.com/office/word/2010/wordprocessingShape" mc:Ignorable="w14 w15 w16se w16cid w16 w16cex w16sdtdh w16sdtfl w16du wp14">
+  <w:p>
+    <w:pPr>
+      <w:pStyle w:val="Header"/>
     </w:pPr>
   </w:p>
 </w:hdr>

--- a/TS-Kramam/TS-4.2/TS 4.2 Sanskrit Krama Paatam Corrections.docx
+++ b/TS-Kramam/TS-4.2/TS 4.2 Sanskrit Krama Paatam Corrections.docx
@@ -81,18 +81,7 @@
           <w:szCs w:val="32"/>
           <w:u w:val="single"/>
         </w:rPr>
-        <w:t xml:space="preserve">Observed </w:t>
-      </w:r>
-      <w:proofErr w:type="gramStart"/>
-      <w:r>
-        <w:rPr>
-          <w:b/>
-          <w:bCs/>
-          <w:sz w:val="32"/>
-          <w:szCs w:val="32"/>
-          <w:u w:val="single"/>
-        </w:rPr>
-        <w:t xml:space="preserve">till </w:t>
+        <w:t xml:space="preserve">Observed till </w:t>
       </w:r>
       <w:r>
         <w:rPr>
@@ -105,7 +94,6 @@
         </w:rPr>
         <w:t>?????</w:t>
       </w:r>
-      <w:proofErr w:type="gramEnd"/>
     </w:p>
     <w:p>
       <w:pPr>
@@ -405,41 +393,6 @@
               <w:adjustRightInd w:val="0"/>
               <w:spacing w:line="252" w:lineRule="auto"/>
               <w:rPr>
-                <w:rFonts w:ascii="BRH Devanagari Extra" w:hAnsi="BRH Devanagari Extra" w:cs="BRH Devanagari Extra"/>
-                <w:color w:val="000000"/>
-                <w:sz w:val="40"/>
-                <w:szCs w:val="40"/>
-              </w:rPr>
-            </w:pPr>
-            <w:proofErr w:type="spellStart"/>
-            <w:r>
-              <w:rPr>
-                <w:rFonts w:ascii="BRH Devanagari Extra" w:hAnsi="BRH Devanagari Extra" w:cs="BRH Devanagari Extra"/>
-                <w:color w:val="000000"/>
-                <w:sz w:val="40"/>
-                <w:szCs w:val="40"/>
-              </w:rPr>
-              <w:t>iÉÑprÉþqÉxiÉÑ</w:t>
-            </w:r>
-            <w:proofErr w:type="spellEnd"/>
-            <w:r>
-              <w:rPr>
-                <w:rFonts w:ascii="BRH Devanagari Extra" w:hAnsi="BRH Devanagari Extra" w:cs="BRH Devanagari Extra"/>
-                <w:color w:val="000000"/>
-                <w:sz w:val="40"/>
-                <w:szCs w:val="40"/>
-              </w:rPr>
-              <w:t xml:space="preserve"> | </w:t>
-            </w:r>
-          </w:p>
-          <w:p>
-            <w:pPr>
-              <w:widowControl w:val="0"/>
-              <w:autoSpaceDE w:val="0"/>
-              <w:autoSpaceDN w:val="0"/>
-              <w:adjustRightInd w:val="0"/>
-              <w:spacing w:before="0" w:line="240" w:lineRule="auto"/>
-              <w:rPr>
                 <w:rFonts w:ascii="Latha" w:hAnsi="Latha" w:cs="Latha"/>
                 <w:sz w:val="28"/>
                 <w:szCs w:val="28"/>
@@ -454,19 +407,18 @@
                 <w:sz w:val="40"/>
                 <w:szCs w:val="40"/>
               </w:rPr>
-              <w:t>A</w:t>
-            </w:r>
-            <w:r>
-              <w:rPr>
-                <w:rFonts w:ascii="BRH Malayalam Extra" w:hAnsi="BRH Malayalam Extra" w:cs="BRH Devanagari Extra"/>
-                <w:b/>
-                <w:color w:val="000000"/>
-                <w:sz w:val="32"/>
-                <w:szCs w:val="40"/>
-              </w:rPr>
-              <w:t>–</w:t>
-            </w:r>
-            <w:proofErr w:type="spellStart"/>
+              <w:t>iÉÑprÉþqÉxiÉÑ | A</w:t>
+            </w:r>
+            <w:r>
+              <w:rPr>
+                <w:rFonts w:ascii="BRH Malayalam Extra" w:hAnsi="BRH Malayalam Extra" w:cs="BRH Devanagari Extra"/>
+                <w:b/>
+                <w:color w:val="000000"/>
+                <w:sz w:val="32"/>
+                <w:szCs w:val="40"/>
+              </w:rPr>
+              <w:t>–</w:t>
+            </w:r>
             <w:r>
               <w:rPr>
                 <w:rFonts w:ascii="BRH Devanagari Extra" w:hAnsi="BRH Devanagari Extra" w:cs="BRH Devanagari Extra"/>
@@ -486,7 +438,6 @@
               </w:rPr>
               <w:t>rÉþxiÉÑ</w:t>
             </w:r>
-            <w:proofErr w:type="spellEnd"/>
             <w:r>
               <w:rPr>
                 <w:rFonts w:ascii="BRH Devanagari Extra" w:hAnsi="BRH Devanagari Extra" w:cs="BRH Devanagari Extra"/>
@@ -510,41 +461,6 @@
               <w:adjustRightInd w:val="0"/>
               <w:spacing w:line="252" w:lineRule="auto"/>
               <w:rPr>
-                <w:rFonts w:ascii="BRH Devanagari Extra" w:hAnsi="BRH Devanagari Extra" w:cs="BRH Devanagari Extra"/>
-                <w:color w:val="000000"/>
-                <w:sz w:val="40"/>
-                <w:szCs w:val="40"/>
-              </w:rPr>
-            </w:pPr>
-            <w:proofErr w:type="spellStart"/>
-            <w:r>
-              <w:rPr>
-                <w:rFonts w:ascii="BRH Devanagari Extra" w:hAnsi="BRH Devanagari Extra" w:cs="BRH Devanagari Extra"/>
-                <w:color w:val="000000"/>
-                <w:sz w:val="40"/>
-                <w:szCs w:val="40"/>
-              </w:rPr>
-              <w:t>iÉÑprÉþqÉxiÉÑ</w:t>
-            </w:r>
-            <w:proofErr w:type="spellEnd"/>
-            <w:r>
-              <w:rPr>
-                <w:rFonts w:ascii="BRH Devanagari Extra" w:hAnsi="BRH Devanagari Extra" w:cs="BRH Devanagari Extra"/>
-                <w:color w:val="000000"/>
-                <w:sz w:val="40"/>
-                <w:szCs w:val="40"/>
-              </w:rPr>
-              <w:t xml:space="preserve"> | </w:t>
-            </w:r>
-          </w:p>
-          <w:p>
-            <w:pPr>
-              <w:widowControl w:val="0"/>
-              <w:autoSpaceDE w:val="0"/>
-              <w:autoSpaceDN w:val="0"/>
-              <w:adjustRightInd w:val="0"/>
-              <w:spacing w:before="0" w:line="240" w:lineRule="auto"/>
-              <w:rPr>
                 <w:rFonts w:ascii="Latha" w:hAnsi="Latha" w:cs="Latha"/>
                 <w:sz w:val="28"/>
                 <w:szCs w:val="28"/>
@@ -559,19 +475,18 @@
                 <w:sz w:val="40"/>
                 <w:szCs w:val="40"/>
               </w:rPr>
-              <w:t>A</w:t>
-            </w:r>
-            <w:r>
-              <w:rPr>
-                <w:rFonts w:ascii="BRH Malayalam Extra" w:hAnsi="BRH Malayalam Extra" w:cs="BRH Devanagari Extra"/>
-                <w:b/>
-                <w:color w:val="000000"/>
-                <w:sz w:val="32"/>
-                <w:szCs w:val="40"/>
-              </w:rPr>
-              <w:t>–</w:t>
-            </w:r>
-            <w:proofErr w:type="spellStart"/>
+              <w:t>iÉÑprÉþqÉxiÉÑ | A</w:t>
+            </w:r>
+            <w:r>
+              <w:rPr>
+                <w:rFonts w:ascii="BRH Malayalam Extra" w:hAnsi="BRH Malayalam Extra" w:cs="BRH Devanagari Extra"/>
+                <w:b/>
+                <w:color w:val="000000"/>
+                <w:sz w:val="32"/>
+                <w:szCs w:val="40"/>
+              </w:rPr>
+              <w:t>–</w:t>
+            </w:r>
             <w:r>
               <w:rPr>
                 <w:rFonts w:ascii="BRH Devanagari Extra" w:hAnsi="BRH Devanagari Extra" w:cs="BRH Devanagari Extra"/>
@@ -598,17 +513,7 @@
                 <w:sz w:val="40"/>
                 <w:szCs w:val="40"/>
               </w:rPr>
-              <w:t>rÉþxiÉÑ</w:t>
-            </w:r>
-            <w:proofErr w:type="spellEnd"/>
-            <w:r>
-              <w:rPr>
-                <w:rFonts w:ascii="BRH Devanagari Extra" w:hAnsi="BRH Devanagari Extra" w:cs="BRH Devanagari Extra"/>
-                <w:color w:val="000000"/>
-                <w:sz w:val="40"/>
-                <w:szCs w:val="40"/>
-              </w:rPr>
-              <w:t xml:space="preserve"> ||</w:t>
+              <w:t>rÉþxiÉÑ ||</w:t>
             </w:r>
           </w:p>
         </w:tc>
@@ -809,7 +714,6 @@
               </w:rPr>
               <w:t>–</w:t>
             </w:r>
-            <w:proofErr w:type="spellStart"/>
             <w:r>
               <w:rPr>
                 <w:rFonts w:ascii="BRH Devanagari Extra" w:hAnsi="BRH Devanagari Extra" w:cs="BRH Devanagari Extra"/>
@@ -819,35 +723,24 @@
               </w:rPr>
               <w:t>eÉÉlÉ</w:t>
             </w:r>
-            <w:proofErr w:type="spellEnd"/>
-            <w:r>
-              <w:rPr>
-                <w:rFonts w:ascii="BRH Malayalam Extra" w:hAnsi="BRH Malayalam Extra" w:cs="BRH Devanagari Extra"/>
-                <w:b/>
-                <w:color w:val="000000"/>
-                <w:sz w:val="32"/>
-                <w:szCs w:val="40"/>
-              </w:rPr>
-              <w:t>–</w:t>
-            </w:r>
-            <w:r>
-              <w:rPr>
-                <w:rFonts w:ascii="BRH Devanagari Extra" w:hAnsi="BRH Devanagari Extra" w:cs="BRH Devanagari Extra"/>
-                <w:color w:val="000000"/>
-                <w:sz w:val="40"/>
-                <w:szCs w:val="40"/>
-              </w:rPr>
-              <w:t xml:space="preserve"> </w:t>
-            </w:r>
-            <w:proofErr w:type="spellStart"/>
-            <w:r>
-              <w:rPr>
-                <w:rFonts w:ascii="BRH Devanagari Extra" w:hAnsi="BRH Devanagari Extra" w:cs="BRH Devanagari Extra"/>
-                <w:color w:val="000000"/>
-                <w:sz w:val="40"/>
-                <w:szCs w:val="40"/>
-              </w:rPr>
-              <w:t>Mü</w:t>
+            <w:r>
+              <w:rPr>
+                <w:rFonts w:ascii="BRH Malayalam Extra" w:hAnsi="BRH Malayalam Extra" w:cs="BRH Devanagari Extra"/>
+                <w:b/>
+                <w:color w:val="000000"/>
+                <w:sz w:val="32"/>
+                <w:szCs w:val="40"/>
+              </w:rPr>
+              <w:t>–</w:t>
+            </w:r>
+            <w:r>
+              <w:rPr>
+                <w:rFonts w:ascii="BRH Devanagari Extra" w:hAnsi="BRH Devanagari Extra" w:cs="BRH Devanagari Extra"/>
+                <w:color w:val="000000"/>
+                <w:sz w:val="40"/>
+                <w:szCs w:val="40"/>
+              </w:rPr>
+              <w:t xml:space="preserve"> Mü</w:t>
             </w:r>
             <w:r>
               <w:rPr>
@@ -859,76 +752,33 @@
               </w:rPr>
               <w:t>xqÉåÿ</w:t>
             </w:r>
-            <w:proofErr w:type="spellEnd"/>
-            <w:r>
-              <w:rPr>
-                <w:rFonts w:ascii="BRH Devanagari Extra" w:hAnsi="BRH Devanagari Extra" w:cs="BRH Devanagari Extra"/>
-                <w:color w:val="000000"/>
-                <w:sz w:val="40"/>
-                <w:szCs w:val="40"/>
-              </w:rPr>
-              <w:t xml:space="preserve"> | </w:t>
-            </w:r>
-            <w:proofErr w:type="spellStart"/>
-            <w:r>
-              <w:rPr>
-                <w:rFonts w:ascii="BRH Devanagari Extra" w:hAnsi="BRH Devanagari Extra" w:cs="BRH Devanagari Extra"/>
-                <w:color w:val="000000"/>
-                <w:sz w:val="40"/>
-                <w:szCs w:val="40"/>
-              </w:rPr>
-              <w:t>MüxqÉæþ</w:t>
-            </w:r>
-            <w:proofErr w:type="spellEnd"/>
-            <w:r>
-              <w:rPr>
-                <w:rFonts w:ascii="BRH Devanagari Extra" w:hAnsi="BRH Devanagari Extra" w:cs="BRH Devanagari Extra"/>
-                <w:color w:val="000000"/>
-                <w:sz w:val="40"/>
-                <w:szCs w:val="40"/>
-              </w:rPr>
-              <w:t xml:space="preserve"> </w:t>
-            </w:r>
-            <w:proofErr w:type="spellStart"/>
-            <w:r>
-              <w:rPr>
-                <w:rFonts w:ascii="BRH Devanagari Extra" w:hAnsi="BRH Devanagari Extra" w:cs="BRH Devanagari Extra"/>
-                <w:color w:val="000000"/>
-                <w:sz w:val="40"/>
-                <w:szCs w:val="40"/>
-              </w:rPr>
-              <w:t>Så</w:t>
-            </w:r>
-            <w:proofErr w:type="spellEnd"/>
-            <w:r>
-              <w:rPr>
-                <w:rFonts w:ascii="BRH Malayalam Extra" w:hAnsi="BRH Malayalam Extra" w:cs="BRH Devanagari Extra"/>
-                <w:b/>
-                <w:color w:val="000000"/>
-                <w:sz w:val="32"/>
-                <w:szCs w:val="40"/>
-              </w:rPr>
-              <w:t>–</w:t>
-            </w:r>
-            <w:proofErr w:type="spellStart"/>
-            <w:r>
-              <w:rPr>
-                <w:rFonts w:ascii="BRH Devanagari Extra" w:hAnsi="BRH Devanagari Extra" w:cs="BRH Devanagari Extra"/>
-                <w:color w:val="000000"/>
-                <w:sz w:val="40"/>
-                <w:szCs w:val="40"/>
-              </w:rPr>
-              <w:t>uÉÉrÉþ</w:t>
-            </w:r>
-            <w:proofErr w:type="spellEnd"/>
-            <w:r>
-              <w:rPr>
-                <w:rFonts w:ascii="BRH Devanagari Extra" w:hAnsi="BRH Devanagari Extra" w:cs="BRH Devanagari Extra"/>
-                <w:color w:val="000000"/>
-                <w:sz w:val="40"/>
-                <w:szCs w:val="40"/>
-              </w:rPr>
-              <w:t xml:space="preserve"> |</w:t>
+            <w:r>
+              <w:rPr>
+                <w:rFonts w:ascii="BRH Devanagari Extra" w:hAnsi="BRH Devanagari Extra" w:cs="BRH Devanagari Extra"/>
+                <w:color w:val="000000"/>
+                <w:sz w:val="40"/>
+                <w:szCs w:val="40"/>
+              </w:rPr>
+              <w:t xml:space="preserve"> | MüxqÉæþ Så</w:t>
+            </w:r>
+            <w:r>
+              <w:rPr>
+                <w:rFonts w:ascii="BRH Malayalam Extra" w:hAnsi="BRH Malayalam Extra" w:cs="BRH Devanagari Extra"/>
+                <w:b/>
+                <w:color w:val="000000"/>
+                <w:sz w:val="32"/>
+                <w:szCs w:val="40"/>
+              </w:rPr>
+              <w:t>–</w:t>
+            </w:r>
+            <w:r>
+              <w:rPr>
+                <w:rFonts w:ascii="BRH Devanagari Extra" w:hAnsi="BRH Devanagari Extra" w:cs="BRH Devanagari Extra"/>
+                <w:color w:val="000000"/>
+                <w:sz w:val="40"/>
+                <w:szCs w:val="40"/>
+              </w:rPr>
+              <w:t>uÉÉrÉþ |</w:t>
             </w:r>
           </w:p>
         </w:tc>
@@ -970,7 +820,6 @@
               </w:rPr>
               <w:t>–</w:t>
             </w:r>
-            <w:proofErr w:type="spellStart"/>
             <w:r>
               <w:rPr>
                 <w:rFonts w:ascii="BRH Devanagari Extra" w:hAnsi="BRH Devanagari Extra" w:cs="BRH Devanagari Extra"/>
@@ -980,35 +829,24 @@
               </w:rPr>
               <w:t>eÉÉlÉ</w:t>
             </w:r>
-            <w:proofErr w:type="spellEnd"/>
-            <w:r>
-              <w:rPr>
-                <w:rFonts w:ascii="BRH Malayalam Extra" w:hAnsi="BRH Malayalam Extra" w:cs="BRH Devanagari Extra"/>
-                <w:b/>
-                <w:color w:val="000000"/>
-                <w:sz w:val="32"/>
-                <w:szCs w:val="40"/>
-              </w:rPr>
-              <w:t>–</w:t>
-            </w:r>
-            <w:r>
-              <w:rPr>
-                <w:rFonts w:ascii="BRH Devanagari Extra" w:hAnsi="BRH Devanagari Extra" w:cs="BRH Devanagari Extra"/>
-                <w:color w:val="000000"/>
-                <w:sz w:val="40"/>
-                <w:szCs w:val="40"/>
-              </w:rPr>
-              <w:t xml:space="preserve"> </w:t>
-            </w:r>
-            <w:proofErr w:type="spellStart"/>
-            <w:r>
-              <w:rPr>
-                <w:rFonts w:ascii="BRH Devanagari Extra" w:hAnsi="BRH Devanagari Extra" w:cs="BRH Devanagari Extra"/>
-                <w:color w:val="000000"/>
-                <w:sz w:val="40"/>
-                <w:szCs w:val="40"/>
-              </w:rPr>
-              <w:t>Mü</w:t>
+            <w:r>
+              <w:rPr>
+                <w:rFonts w:ascii="BRH Malayalam Extra" w:hAnsi="BRH Malayalam Extra" w:cs="BRH Devanagari Extra"/>
+                <w:b/>
+                <w:color w:val="000000"/>
+                <w:sz w:val="32"/>
+                <w:szCs w:val="40"/>
+              </w:rPr>
+              <w:t>–</w:t>
+            </w:r>
+            <w:r>
+              <w:rPr>
+                <w:rFonts w:ascii="BRH Devanagari Extra" w:hAnsi="BRH Devanagari Extra" w:cs="BRH Devanagari Extra"/>
+                <w:color w:val="000000"/>
+                <w:sz w:val="40"/>
+                <w:szCs w:val="40"/>
+              </w:rPr>
+              <w:t xml:space="preserve"> Mü</w:t>
             </w:r>
             <w:r>
               <w:rPr>
@@ -1020,76 +858,33 @@
               </w:rPr>
               <w:t>xqÉæÿ</w:t>
             </w:r>
-            <w:proofErr w:type="spellEnd"/>
-            <w:r>
-              <w:rPr>
-                <w:rFonts w:ascii="BRH Devanagari Extra" w:hAnsi="BRH Devanagari Extra" w:cs="BRH Devanagari Extra"/>
-                <w:color w:val="000000"/>
-                <w:sz w:val="40"/>
-                <w:szCs w:val="40"/>
-              </w:rPr>
-              <w:t xml:space="preserve"> | </w:t>
-            </w:r>
-            <w:proofErr w:type="spellStart"/>
-            <w:r>
-              <w:rPr>
-                <w:rFonts w:ascii="BRH Devanagari Extra" w:hAnsi="BRH Devanagari Extra" w:cs="BRH Devanagari Extra"/>
-                <w:color w:val="000000"/>
-                <w:sz w:val="40"/>
-                <w:szCs w:val="40"/>
-              </w:rPr>
-              <w:t>MüxqÉæþ</w:t>
-            </w:r>
-            <w:proofErr w:type="spellEnd"/>
-            <w:r>
-              <w:rPr>
-                <w:rFonts w:ascii="BRH Devanagari Extra" w:hAnsi="BRH Devanagari Extra" w:cs="BRH Devanagari Extra"/>
-                <w:color w:val="000000"/>
-                <w:sz w:val="40"/>
-                <w:szCs w:val="40"/>
-              </w:rPr>
-              <w:t xml:space="preserve"> </w:t>
-            </w:r>
-            <w:proofErr w:type="spellStart"/>
-            <w:r>
-              <w:rPr>
-                <w:rFonts w:ascii="BRH Devanagari Extra" w:hAnsi="BRH Devanagari Extra" w:cs="BRH Devanagari Extra"/>
-                <w:color w:val="000000"/>
-                <w:sz w:val="40"/>
-                <w:szCs w:val="40"/>
-              </w:rPr>
-              <w:t>Så</w:t>
-            </w:r>
-            <w:proofErr w:type="spellEnd"/>
-            <w:r>
-              <w:rPr>
-                <w:rFonts w:ascii="BRH Malayalam Extra" w:hAnsi="BRH Malayalam Extra" w:cs="BRH Devanagari Extra"/>
-                <w:b/>
-                <w:color w:val="000000"/>
-                <w:sz w:val="32"/>
-                <w:szCs w:val="40"/>
-              </w:rPr>
-              <w:t>–</w:t>
-            </w:r>
-            <w:proofErr w:type="spellStart"/>
-            <w:r>
-              <w:rPr>
-                <w:rFonts w:ascii="BRH Devanagari Extra" w:hAnsi="BRH Devanagari Extra" w:cs="BRH Devanagari Extra"/>
-                <w:color w:val="000000"/>
-                <w:sz w:val="40"/>
-                <w:szCs w:val="40"/>
-              </w:rPr>
-              <w:t>uÉÉrÉþ</w:t>
-            </w:r>
-            <w:proofErr w:type="spellEnd"/>
-            <w:r>
-              <w:rPr>
-                <w:rFonts w:ascii="BRH Devanagari Extra" w:hAnsi="BRH Devanagari Extra" w:cs="BRH Devanagari Extra"/>
-                <w:color w:val="000000"/>
-                <w:sz w:val="40"/>
-                <w:szCs w:val="40"/>
-              </w:rPr>
-              <w:t xml:space="preserve"> |</w:t>
+            <w:r>
+              <w:rPr>
+                <w:rFonts w:ascii="BRH Devanagari Extra" w:hAnsi="BRH Devanagari Extra" w:cs="BRH Devanagari Extra"/>
+                <w:color w:val="000000"/>
+                <w:sz w:val="40"/>
+                <w:szCs w:val="40"/>
+              </w:rPr>
+              <w:t xml:space="preserve"> | MüxqÉæþ Så</w:t>
+            </w:r>
+            <w:r>
+              <w:rPr>
+                <w:rFonts w:ascii="BRH Malayalam Extra" w:hAnsi="BRH Malayalam Extra" w:cs="BRH Devanagari Extra"/>
+                <w:b/>
+                <w:color w:val="000000"/>
+                <w:sz w:val="32"/>
+                <w:szCs w:val="40"/>
+              </w:rPr>
+              <w:t>–</w:t>
+            </w:r>
+            <w:r>
+              <w:rPr>
+                <w:rFonts w:ascii="BRH Devanagari Extra" w:hAnsi="BRH Devanagari Extra" w:cs="BRH Devanagari Extra"/>
+                <w:color w:val="000000"/>
+                <w:sz w:val="40"/>
+                <w:szCs w:val="40"/>
+              </w:rPr>
+              <w:t>uÉÉrÉþ |</w:t>
             </w:r>
           </w:p>
         </w:tc>
@@ -1270,7 +1065,6 @@
                 <w:szCs w:val="40"/>
               </w:rPr>
             </w:pPr>
-            <w:proofErr w:type="spellStart"/>
             <w:r>
               <w:rPr>
                 <w:rFonts w:ascii="BRH Devanagari Extra" w:hAnsi="BRH Devanagari Extra" w:cs="BRH Devanagari Extra"/>
@@ -1279,41 +1073,22 @@
               </w:rPr>
               <w:t>uÉå</w:t>
             </w:r>
-            <w:proofErr w:type="spellEnd"/>
-            <w:r>
-              <w:rPr>
-                <w:rFonts w:ascii="BRH Malayalam Extra" w:hAnsi="BRH Malayalam Extra" w:cs="BRH Devanagari Extra"/>
-                <w:b/>
-                <w:sz w:val="32"/>
-                <w:szCs w:val="40"/>
-              </w:rPr>
-              <w:t>–</w:t>
-            </w:r>
-            <w:r>
-              <w:rPr>
-                <w:rFonts w:ascii="BRH Devanagari Extra" w:hAnsi="BRH Devanagari Extra" w:cs="BRH Devanagari Extra"/>
-                <w:sz w:val="40"/>
-                <w:szCs w:val="40"/>
-              </w:rPr>
-              <w:t xml:space="preserve">lÉ </w:t>
-            </w:r>
-            <w:proofErr w:type="spellStart"/>
-            <w:r>
-              <w:rPr>
-                <w:rFonts w:ascii="BRH Devanagari Extra" w:hAnsi="BRH Devanagari Extra" w:cs="BRH Devanagari Extra"/>
-                <w:sz w:val="40"/>
-                <w:szCs w:val="40"/>
-              </w:rPr>
-              <w:t>AÉþuÉÈ</w:t>
-            </w:r>
-            <w:proofErr w:type="spellEnd"/>
-            <w:r>
-              <w:rPr>
-                <w:rFonts w:ascii="BRH Devanagari Extra" w:hAnsi="BRH Devanagari Extra" w:cs="BRH Devanagari Extra"/>
-                <w:sz w:val="40"/>
-                <w:szCs w:val="40"/>
-              </w:rPr>
-              <w:t xml:space="preserve"> | </w:t>
+            <w:r>
+              <w:rPr>
+                <w:rFonts w:ascii="BRH Malayalam Extra" w:hAnsi="BRH Malayalam Extra" w:cs="BRH Devanagari Extra"/>
+                <w:b/>
+                <w:sz w:val="32"/>
+                <w:szCs w:val="40"/>
+              </w:rPr>
+              <w:t>–</w:t>
+            </w:r>
+            <w:r>
+              <w:rPr>
+                <w:rFonts w:ascii="BRH Devanagari Extra" w:hAnsi="BRH Devanagari Extra" w:cs="BRH Devanagari Extra"/>
+                <w:sz w:val="40"/>
+                <w:szCs w:val="40"/>
+              </w:rPr>
+              <w:t xml:space="preserve">lÉ AÉþuÉÈ | </w:t>
             </w:r>
             <w:r>
               <w:rPr>
@@ -1368,34 +1143,15 @@
                 <w:szCs w:val="40"/>
                 <w:highlight w:val="yellow"/>
               </w:rPr>
-              <w:t xml:space="preserve"> </w:t>
-            </w:r>
-            <w:proofErr w:type="spellStart"/>
-            <w:r>
-              <w:rPr>
-                <w:rFonts w:ascii="BRH Devanagari Extra" w:hAnsi="BRH Devanagari Extra" w:cs="BRH Devanagari Extra"/>
-                <w:sz w:val="40"/>
-                <w:szCs w:val="40"/>
-                <w:highlight w:val="yellow"/>
-              </w:rPr>
-              <w:t>Ci</w:t>
-            </w:r>
-            <w:r>
-              <w:rPr>
-                <w:rFonts w:ascii="BRH Devanagari Extra" w:hAnsi="BRH Devanagari Extra" w:cs="BRH Devanagari Extra"/>
-                <w:sz w:val="40"/>
-                <w:szCs w:val="40"/>
-              </w:rPr>
-              <w:t>rÉÉþuÉÈ</w:t>
-            </w:r>
-            <w:proofErr w:type="spellEnd"/>
-            <w:r>
-              <w:rPr>
-                <w:rFonts w:ascii="BRH Devanagari Extra" w:hAnsi="BRH Devanagari Extra" w:cs="BRH Devanagari Extra"/>
-                <w:sz w:val="40"/>
-                <w:szCs w:val="40"/>
-              </w:rPr>
-              <w:t xml:space="preserve"> </w:t>
+              <w:t xml:space="preserve"> Ci</w:t>
+            </w:r>
+            <w:r>
+              <w:rPr>
+                <w:rFonts w:ascii="BRH Devanagari Extra" w:hAnsi="BRH Devanagari Extra" w:cs="BRH Devanagari Extra"/>
+                <w:sz w:val="40"/>
+                <w:szCs w:val="40"/>
+              </w:rPr>
+              <w:t xml:space="preserve">rÉÉþuÉÈ </w:t>
             </w:r>
             <w:r>
               <w:rPr>
@@ -1425,7 +1181,6 @@
                 <w:szCs w:val="40"/>
               </w:rPr>
             </w:pPr>
-            <w:proofErr w:type="spellStart"/>
             <w:r>
               <w:rPr>
                 <w:rFonts w:ascii="BRH Devanagari Extra" w:hAnsi="BRH Devanagari Extra" w:cs="BRH Devanagari Extra"/>
@@ -1434,41 +1189,22 @@
               </w:rPr>
               <w:t>uÉå</w:t>
             </w:r>
-            <w:proofErr w:type="spellEnd"/>
-            <w:r>
-              <w:rPr>
-                <w:rFonts w:ascii="BRH Malayalam Extra" w:hAnsi="BRH Malayalam Extra" w:cs="BRH Devanagari Extra"/>
-                <w:b/>
-                <w:sz w:val="32"/>
-                <w:szCs w:val="40"/>
-              </w:rPr>
-              <w:t>–</w:t>
-            </w:r>
-            <w:r>
-              <w:rPr>
-                <w:rFonts w:ascii="BRH Devanagari Extra" w:hAnsi="BRH Devanagari Extra" w:cs="BRH Devanagari Extra"/>
-                <w:sz w:val="40"/>
-                <w:szCs w:val="40"/>
-              </w:rPr>
-              <w:t xml:space="preserve">lÉ </w:t>
-            </w:r>
-            <w:proofErr w:type="spellStart"/>
-            <w:r>
-              <w:rPr>
-                <w:rFonts w:ascii="BRH Devanagari Extra" w:hAnsi="BRH Devanagari Extra" w:cs="BRH Devanagari Extra"/>
-                <w:sz w:val="40"/>
-                <w:szCs w:val="40"/>
-              </w:rPr>
-              <w:t>AÉþuÉÈ</w:t>
-            </w:r>
-            <w:proofErr w:type="spellEnd"/>
-            <w:r>
-              <w:rPr>
-                <w:rFonts w:ascii="BRH Devanagari Extra" w:hAnsi="BRH Devanagari Extra" w:cs="BRH Devanagari Extra"/>
-                <w:sz w:val="40"/>
-                <w:szCs w:val="40"/>
-              </w:rPr>
-              <w:t xml:space="preserve"> | </w:t>
+            <w:r>
+              <w:rPr>
+                <w:rFonts w:ascii="BRH Malayalam Extra" w:hAnsi="BRH Malayalam Extra" w:cs="BRH Devanagari Extra"/>
+                <w:b/>
+                <w:sz w:val="32"/>
+                <w:szCs w:val="40"/>
+              </w:rPr>
+              <w:t>–</w:t>
+            </w:r>
+            <w:r>
+              <w:rPr>
+                <w:rFonts w:ascii="BRH Devanagari Extra" w:hAnsi="BRH Devanagari Extra" w:cs="BRH Devanagari Extra"/>
+                <w:sz w:val="40"/>
+                <w:szCs w:val="40"/>
+              </w:rPr>
+              <w:t xml:space="preserve">lÉ AÉþuÉÈ | </w:t>
             </w:r>
             <w:r>
               <w:rPr>
@@ -1506,7 +1242,6 @@
               </w:rPr>
               <w:t>–</w:t>
             </w:r>
-            <w:proofErr w:type="spellStart"/>
             <w:r>
               <w:rPr>
                 <w:rFonts w:ascii="BRH Devanagari Extra" w:hAnsi="BRH Devanagari Extra" w:cs="BRH Devanagari Extra"/>
@@ -1522,16 +1257,7 @@
                 <w:sz w:val="40"/>
                 <w:szCs w:val="40"/>
               </w:rPr>
-              <w:t>rÉÉþuÉÈ</w:t>
-            </w:r>
-            <w:proofErr w:type="spellEnd"/>
-            <w:r>
-              <w:rPr>
-                <w:rFonts w:ascii="BRH Devanagari Extra" w:hAnsi="BRH Devanagari Extra" w:cs="BRH Devanagari Extra"/>
-                <w:sz w:val="40"/>
-                <w:szCs w:val="40"/>
-              </w:rPr>
-              <w:t xml:space="preserve"> </w:t>
+              <w:t xml:space="preserve">rÉÉþuÉÈ </w:t>
             </w:r>
             <w:r>
               <w:rPr>
@@ -1744,27 +1470,8 @@
                 <w:sz w:val="40"/>
                 <w:szCs w:val="40"/>
               </w:rPr>
-              <w:t xml:space="preserve"> </w:t>
-            </w:r>
-            <w:proofErr w:type="spellStart"/>
-            <w:r>
-              <w:rPr>
-                <w:rFonts w:ascii="BRH Devanagari Extra" w:hAnsi="BRH Devanagari Extra" w:cs="BRH Devanagari Extra"/>
-                <w:sz w:val="40"/>
-                <w:szCs w:val="40"/>
-              </w:rPr>
-              <w:t>ÌuÉuÉþÈ</w:t>
-            </w:r>
-            <w:proofErr w:type="spellEnd"/>
-            <w:r>
-              <w:rPr>
-                <w:rFonts w:ascii="BRH Devanagari Extra" w:hAnsi="BRH Devanagari Extra" w:cs="BRH Devanagari Extra"/>
-                <w:sz w:val="40"/>
-                <w:szCs w:val="40"/>
-              </w:rPr>
-              <w:t xml:space="preserve"> | </w:t>
-            </w:r>
-            <w:proofErr w:type="spellStart"/>
+              <w:t xml:space="preserve"> ÌuÉuÉþÈ | </w:t>
+            </w:r>
             <w:r>
               <w:rPr>
                 <w:rFonts w:ascii="BRH Devanagari Extra" w:hAnsi="BRH Devanagari Extra" w:cs="BRH Devanagari Extra"/>
@@ -1782,7 +1489,6 @@
               </w:rPr>
               <w:t>uÉ</w:t>
             </w:r>
-            <w:proofErr w:type="spellEnd"/>
             <w:r>
               <w:rPr>
                 <w:rFonts w:ascii="BRH Malayalam Extra" w:hAnsi="BRH Malayalam Extra" w:cs="BRH Devanagari Extra"/>
@@ -1800,17 +1506,7 @@
                 <w:szCs w:val="40"/>
                 <w:highlight w:val="yellow"/>
               </w:rPr>
-              <w:t xml:space="preserve"> </w:t>
-            </w:r>
-            <w:proofErr w:type="spellStart"/>
-            <w:r>
-              <w:rPr>
-                <w:rFonts w:ascii="BRH Devanagari Extra" w:hAnsi="BRH Devanagari Extra" w:cs="BRH Devanagari Extra"/>
-                <w:sz w:val="40"/>
-                <w:szCs w:val="40"/>
-                <w:highlight w:val="yellow"/>
-              </w:rPr>
-              <w:t>CÌ</w:t>
+              <w:t xml:space="preserve"> CÌ</w:t>
             </w:r>
             <w:r>
               <w:rPr>
@@ -1820,41 +1516,22 @@
               </w:rPr>
               <w:t>iÉ</w:t>
             </w:r>
-            <w:proofErr w:type="spellEnd"/>
-            <w:r>
-              <w:rPr>
-                <w:rFonts w:ascii="BRH Malayalam Extra" w:hAnsi="BRH Malayalam Extra" w:cs="BRH Devanagari Extra"/>
-                <w:b/>
-                <w:sz w:val="32"/>
-                <w:szCs w:val="40"/>
-              </w:rPr>
-              <w:t>–</w:t>
-            </w:r>
-            <w:r>
-              <w:rPr>
-                <w:rFonts w:ascii="BRH Devanagari Extra" w:hAnsi="BRH Devanagari Extra" w:cs="BRH Devanagari Extra"/>
-                <w:sz w:val="40"/>
-                <w:szCs w:val="40"/>
-              </w:rPr>
-              <w:t xml:space="preserve"> </w:t>
-            </w:r>
-            <w:proofErr w:type="spellStart"/>
-            <w:r>
-              <w:rPr>
-                <w:rFonts w:ascii="BRH Devanagari Extra" w:hAnsi="BRH Devanagari Extra" w:cs="BRH Devanagari Extra"/>
-                <w:sz w:val="40"/>
-                <w:szCs w:val="40"/>
-              </w:rPr>
-              <w:t>ÌuÉuÉþÈ</w:t>
-            </w:r>
-            <w:proofErr w:type="spellEnd"/>
-            <w:r>
-              <w:rPr>
-                <w:rFonts w:ascii="BRH Devanagari Extra" w:hAnsi="BRH Devanagari Extra" w:cs="BRH Devanagari Extra"/>
-                <w:sz w:val="40"/>
-                <w:szCs w:val="40"/>
-              </w:rPr>
-              <w:t xml:space="preserve"> </w:t>
+            <w:r>
+              <w:rPr>
+                <w:rFonts w:ascii="BRH Malayalam Extra" w:hAnsi="BRH Malayalam Extra" w:cs="BRH Devanagari Extra"/>
+                <w:b/>
+                <w:sz w:val="32"/>
+                <w:szCs w:val="40"/>
+              </w:rPr>
+              <w:t>–</w:t>
+            </w:r>
+            <w:r>
+              <w:rPr>
+                <w:rFonts w:ascii="BRH Devanagari Extra" w:hAnsi="BRH Devanagari Extra" w:cs="BRH Devanagari Extra"/>
+                <w:sz w:val="40"/>
+                <w:szCs w:val="40"/>
+              </w:rPr>
+              <w:t xml:space="preserve"> ÌuÉuÉþÈ </w:t>
             </w:r>
             <w:r>
               <w:rPr>
@@ -1908,27 +1585,8 @@
                 <w:sz w:val="40"/>
                 <w:szCs w:val="40"/>
               </w:rPr>
-              <w:t xml:space="preserve"> </w:t>
-            </w:r>
-            <w:proofErr w:type="spellStart"/>
-            <w:r>
-              <w:rPr>
-                <w:rFonts w:ascii="BRH Devanagari Extra" w:hAnsi="BRH Devanagari Extra" w:cs="BRH Devanagari Extra"/>
-                <w:sz w:val="40"/>
-                <w:szCs w:val="40"/>
-              </w:rPr>
-              <w:t>ÌuÉuÉþÈ</w:t>
-            </w:r>
-            <w:proofErr w:type="spellEnd"/>
-            <w:r>
-              <w:rPr>
-                <w:rFonts w:ascii="BRH Devanagari Extra" w:hAnsi="BRH Devanagari Extra" w:cs="BRH Devanagari Extra"/>
-                <w:sz w:val="40"/>
-                <w:szCs w:val="40"/>
-              </w:rPr>
-              <w:t xml:space="preserve"> | </w:t>
-            </w:r>
-            <w:proofErr w:type="spellStart"/>
+              <w:t xml:space="preserve"> ÌuÉuÉþÈ | </w:t>
+            </w:r>
             <w:r>
               <w:rPr>
                 <w:rFonts w:ascii="BRH Devanagari Extra" w:hAnsi="BRH Devanagari Extra" w:cs="BRH Devanagari Extra"/>
@@ -1937,17 +1595,15 @@
               </w:rPr>
               <w:t>ÌuÉuÉ</w:t>
             </w:r>
-            <w:proofErr w:type="spellEnd"/>
-            <w:r>
-              <w:rPr>
-                <w:rFonts w:ascii="BRH Malayalam Extra" w:hAnsi="BRH Malayalam Extra" w:cs="BRH Devanagari Extra"/>
-                <w:b/>
-                <w:sz w:val="32"/>
-                <w:szCs w:val="40"/>
-              </w:rPr>
-              <w:t>–</w:t>
-            </w:r>
-            <w:proofErr w:type="spellStart"/>
+            <w:r>
+              <w:rPr>
+                <w:rFonts w:ascii="BRH Malayalam Extra" w:hAnsi="BRH Malayalam Extra" w:cs="BRH Devanagari Extra"/>
+                <w:b/>
+                <w:sz w:val="32"/>
+                <w:szCs w:val="40"/>
+              </w:rPr>
+              <w:t>–</w:t>
+            </w:r>
             <w:r>
               <w:rPr>
                 <w:rFonts w:ascii="BRH Devanagari Extra" w:hAnsi="BRH Devanagari Extra" w:cs="BRH Devanagari Extra"/>
@@ -1965,41 +1621,22 @@
               </w:rPr>
               <w:t>ÌiÉ</w:t>
             </w:r>
-            <w:proofErr w:type="spellEnd"/>
-            <w:r>
-              <w:rPr>
-                <w:rFonts w:ascii="BRH Malayalam Extra" w:hAnsi="BRH Malayalam Extra" w:cs="BRH Devanagari Extra"/>
-                <w:b/>
-                <w:sz w:val="32"/>
-                <w:szCs w:val="40"/>
-              </w:rPr>
-              <w:t>–</w:t>
-            </w:r>
-            <w:r>
-              <w:rPr>
-                <w:rFonts w:ascii="BRH Devanagari Extra" w:hAnsi="BRH Devanagari Extra" w:cs="BRH Devanagari Extra"/>
-                <w:sz w:val="40"/>
-                <w:szCs w:val="40"/>
-              </w:rPr>
-              <w:t xml:space="preserve"> </w:t>
-            </w:r>
-            <w:proofErr w:type="spellStart"/>
-            <w:r>
-              <w:rPr>
-                <w:rFonts w:ascii="BRH Devanagari Extra" w:hAnsi="BRH Devanagari Extra" w:cs="BRH Devanagari Extra"/>
-                <w:sz w:val="40"/>
-                <w:szCs w:val="40"/>
-              </w:rPr>
-              <w:t>ÌuÉuÉþÈ</w:t>
-            </w:r>
-            <w:proofErr w:type="spellEnd"/>
-            <w:r>
-              <w:rPr>
-                <w:rFonts w:ascii="BRH Devanagari Extra" w:hAnsi="BRH Devanagari Extra" w:cs="BRH Devanagari Extra"/>
-                <w:sz w:val="40"/>
-                <w:szCs w:val="40"/>
-              </w:rPr>
-              <w:t xml:space="preserve"> </w:t>
+            <w:r>
+              <w:rPr>
+                <w:rFonts w:ascii="BRH Malayalam Extra" w:hAnsi="BRH Malayalam Extra" w:cs="BRH Devanagari Extra"/>
+                <w:b/>
+                <w:sz w:val="32"/>
+                <w:szCs w:val="40"/>
+              </w:rPr>
+              <w:t>–</w:t>
+            </w:r>
+            <w:r>
+              <w:rPr>
+                <w:rFonts w:ascii="BRH Devanagari Extra" w:hAnsi="BRH Devanagari Extra" w:cs="BRH Devanagari Extra"/>
+                <w:sz w:val="40"/>
+                <w:szCs w:val="40"/>
+              </w:rPr>
+              <w:t xml:space="preserve"> ÌuÉuÉþÈ </w:t>
             </w:r>
             <w:r>
               <w:rPr>
@@ -2057,7 +1694,7 @@
                 <w:sz w:val="28"/>
                 <w:szCs w:val="32"/>
               </w:rPr>
-              <w:t xml:space="preserve">4.2.11.1 </w:t>
+              <w:t xml:space="preserve">4.2.11.3 </w:t>
             </w:r>
             <w:r>
               <w:rPr>
@@ -2107,7 +1744,7 @@
                 <w:sz w:val="28"/>
                 <w:szCs w:val="32"/>
               </w:rPr>
-              <w:t>4</w:t>
+              <w:t>66</w:t>
             </w:r>
           </w:p>
           <w:p>
@@ -2165,7 +1802,7 @@
                 <w:sz w:val="28"/>
                 <w:szCs w:val="32"/>
               </w:rPr>
-              <w:t>46</w:t>
+              <w:t>48</w:t>
             </w:r>
           </w:p>
         </w:tc>
@@ -2181,122 +1818,58 @@
               <w:adjustRightInd w:val="0"/>
               <w:spacing w:line="252" w:lineRule="auto"/>
               <w:rPr>
-                <w:rFonts w:ascii="Latha" w:hAnsi="Latha" w:cs="Latha"/>
-                <w:sz w:val="28"/>
-                <w:szCs w:val="28"/>
-                <w:cs/>
-                <w:lang w:bidi="ta-IN"/>
-              </w:rPr>
-            </w:pPr>
-            <w:proofErr w:type="spellStart"/>
-            <w:r>
-              <w:rPr>
-                <w:rFonts w:ascii="BRH Devanagari Extra" w:hAnsi="BRH Devanagari Extra" w:cs="BRH Devanagari Extra"/>
-                <w:color w:val="000000"/>
-                <w:sz w:val="40"/>
-                <w:szCs w:val="40"/>
-              </w:rPr>
-              <w:t>UÉå</w:t>
-            </w:r>
-            <w:proofErr w:type="spellEnd"/>
-            <w:r>
-              <w:rPr>
-                <w:rFonts w:ascii="BRH Malayalam Extra" w:hAnsi="BRH Malayalam Extra" w:cs="BRH Devanagari Extra"/>
-                <w:b/>
-                <w:color w:val="000000"/>
-                <w:sz w:val="32"/>
-                <w:szCs w:val="40"/>
-              </w:rPr>
-              <w:t>–</w:t>
-            </w:r>
-            <w:r>
-              <w:rPr>
-                <w:rFonts w:ascii="BRH Devanagari Extra" w:hAnsi="BRH Devanagari Extra" w:cs="BRH Devanagari Extra"/>
-                <w:color w:val="000000"/>
-                <w:sz w:val="40"/>
-                <w:szCs w:val="40"/>
-              </w:rPr>
-              <w:t>cÉ</w:t>
-            </w:r>
-            <w:r>
-              <w:rPr>
-                <w:rFonts w:ascii="BRH Malayalam Extra" w:hAnsi="BRH Malayalam Extra" w:cs="BRH Devanagari Extra"/>
-                <w:b/>
-                <w:color w:val="000000"/>
-                <w:sz w:val="32"/>
-                <w:szCs w:val="40"/>
-              </w:rPr>
-              <w:t>–</w:t>
-            </w:r>
-            <w:proofErr w:type="spellStart"/>
-            <w:r>
-              <w:rPr>
-                <w:rFonts w:ascii="BRH Devanagari Extra" w:hAnsi="BRH Devanagari Extra" w:cs="BRH Devanagari Extra"/>
-                <w:color w:val="000000"/>
-                <w:sz w:val="40"/>
-                <w:szCs w:val="40"/>
-              </w:rPr>
-              <w:t>lÉÉ</w:t>
-            </w:r>
-            <w:proofErr w:type="spellEnd"/>
-            <w:r>
-              <w:rPr>
-                <w:rFonts w:ascii="BRH Devanagari Extra" w:hAnsi="BRH Devanagari Extra" w:cs="BRH Devanagari Extra"/>
-                <w:color w:val="000000"/>
-                <w:sz w:val="40"/>
-                <w:szCs w:val="40"/>
-              </w:rPr>
-              <w:t xml:space="preserve"> ÌS</w:t>
-            </w:r>
-            <w:r>
-              <w:rPr>
-                <w:rFonts w:ascii="BRH Malayalam Extra" w:hAnsi="BRH Malayalam Extra" w:cs="BRH Devanagari Extra"/>
-                <w:b/>
-                <w:color w:val="000000"/>
-                <w:sz w:val="32"/>
-                <w:szCs w:val="40"/>
-              </w:rPr>
-              <w:t>–</w:t>
-            </w:r>
-            <w:proofErr w:type="spellStart"/>
-            <w:r>
-              <w:rPr>
-                <w:rFonts w:ascii="BRH Devanagari Extra" w:hAnsi="BRH Devanagari Extra" w:cs="BRH Devanagari Extra"/>
-                <w:color w:val="000000"/>
-                <w:sz w:val="40"/>
-                <w:szCs w:val="40"/>
-              </w:rPr>
-              <w:t>uÉÈ</w:t>
-            </w:r>
-            <w:proofErr w:type="spellEnd"/>
-            <w:r>
-              <w:rPr>
-                <w:rFonts w:ascii="BRH Devanagari Extra" w:hAnsi="BRH Devanagari Extra" w:cs="BRH Devanagari Extra"/>
-                <w:color w:val="000000"/>
-                <w:sz w:val="40"/>
-                <w:szCs w:val="40"/>
-              </w:rPr>
-              <w:t xml:space="preserve"> | ÌS</w:t>
-            </w:r>
-            <w:r>
-              <w:rPr>
-                <w:rFonts w:ascii="BRH Malayalam Extra" w:hAnsi="BRH Malayalam Extra" w:cs="BRH Devanagari Extra"/>
-                <w:b/>
-                <w:color w:val="000000"/>
-                <w:sz w:val="32"/>
-                <w:szCs w:val="40"/>
-              </w:rPr>
-              <w:t>–</w:t>
-            </w:r>
-            <w:proofErr w:type="spellStart"/>
-            <w:r>
-              <w:rPr>
-                <w:rFonts w:ascii="BRH Devanagari Extra" w:hAnsi="BRH Devanagari Extra" w:cs="BRH Devanagari Extra"/>
-                <w:color w:val="000000"/>
-                <w:sz w:val="40"/>
-                <w:szCs w:val="40"/>
-              </w:rPr>
-              <w:t>uÉ</w:t>
+                <w:rFonts w:ascii="BRH Malayalam Extra" w:hAnsi="BRH Malayalam Extra" w:cs="BRH Malayalam Extra"/>
+                <w:color w:val="000000"/>
+                <w:sz w:val="36"/>
+                <w:szCs w:val="40"/>
+              </w:rPr>
+            </w:pPr>
+            <w:r>
+              <w:rPr>
+                <w:rFonts w:ascii="BRH Devanagari Extra" w:hAnsi="BRH Devanagari Extra" w:cs="BRH Devanagari Extra"/>
+                <w:color w:val="000000"/>
+                <w:sz w:val="40"/>
+                <w:szCs w:val="40"/>
+              </w:rPr>
+              <w:t>lÉÉå</w:t>
+            </w:r>
+            <w:r>
+              <w:rPr>
+                <w:rFonts w:ascii="BRH Malayalam Extra" w:hAnsi="BRH Malayalam Extra" w:cs="BRH Devanagari Extra"/>
+                <w:b/>
+                <w:color w:val="000000"/>
+                <w:sz w:val="32"/>
+                <w:szCs w:val="40"/>
+              </w:rPr>
+              <w:t>–</w:t>
+            </w:r>
+            <w:r>
+              <w:rPr>
+                <w:rFonts w:ascii="BRH Devanagari Extra" w:hAnsi="BRH Devanagari Extra" w:cs="BRH Devanagari Extra"/>
+                <w:color w:val="000000"/>
+                <w:sz w:val="40"/>
+                <w:szCs w:val="40"/>
+              </w:rPr>
+              <w:t xml:space="preserve"> A</w:t>
+            </w:r>
+            <w:r>
+              <w:rPr>
+                <w:rFonts w:ascii="BRH Malayalam Extra" w:hAnsi="BRH Malayalam Extra" w:cs="BRH Devanagari Extra"/>
+                <w:b/>
+                <w:color w:val="000000"/>
+                <w:sz w:val="32"/>
+                <w:szCs w:val="40"/>
+              </w:rPr>
+              <w:t>–</w:t>
+            </w:r>
+            <w:r>
+              <w:rPr>
+                <w:rFonts w:ascii="BRH Devanagari Extra" w:hAnsi="BRH Devanagari Extra" w:cs="BRH Devanagari Extra"/>
+                <w:color w:val="000000"/>
+                <w:sz w:val="40"/>
+                <w:szCs w:val="40"/>
+              </w:rPr>
+              <w:t>a</w:t>
             </w:r>
             <w:r>
               <w:rPr>
@@ -2306,48 +1879,73 @@
                 <w:szCs w:val="40"/>
                 <w:highlight w:val="yellow"/>
               </w:rPr>
-              <w:t>È</w:t>
-            </w:r>
-            <w:proofErr w:type="spellEnd"/>
-            <w:r>
-              <w:rPr>
-                <w:rFonts w:ascii="BRH Devanagari Extra" w:hAnsi="BRH Devanagari Extra" w:cs="BRH Devanagari Extra"/>
-                <w:color w:val="000000"/>
-                <w:sz w:val="40"/>
-                <w:szCs w:val="40"/>
-                <w:highlight w:val="yellow"/>
-              </w:rPr>
-              <w:t xml:space="preserve"> </w:t>
-            </w:r>
-            <w:proofErr w:type="spellStart"/>
-            <w:r>
-              <w:rPr>
-                <w:rFonts w:ascii="BRH Devanagari Extra" w:hAnsi="BRH Devanagari Extra" w:cs="BRH Devanagari Extra"/>
-                <w:color w:val="000000"/>
-                <w:sz w:val="40"/>
-                <w:szCs w:val="40"/>
-                <w:highlight w:val="yellow"/>
-              </w:rPr>
-              <w:t>mÉ</w:t>
-            </w:r>
-            <w:r>
-              <w:rPr>
-                <w:rFonts w:ascii="BRH Devanagari Extra" w:hAnsi="BRH Devanagari Extra" w:cs="BRH Devanagari Extra"/>
-                <w:color w:val="000000"/>
-                <w:sz w:val="40"/>
-                <w:szCs w:val="40"/>
-              </w:rPr>
-              <w:t>ËUþ</w:t>
-            </w:r>
-            <w:proofErr w:type="spellEnd"/>
-            <w:r>
-              <w:rPr>
-                <w:rFonts w:ascii="BRH Devanagari Extra" w:hAnsi="BRH Devanagari Extra" w:cs="BRH Devanagari Extra"/>
-                <w:color w:val="000000"/>
-                <w:sz w:val="40"/>
-                <w:szCs w:val="40"/>
-              </w:rPr>
-              <w:t xml:space="preserve"> |</w:t>
+              <w:t>lÉ</w:t>
+            </w:r>
+            <w:r>
+              <w:rPr>
+                <w:rFonts w:ascii="BRH Devanagari Extra" w:hAnsi="BRH Devanagari Extra" w:cs="BRH Devanagari Extra"/>
+                <w:color w:val="000000"/>
+                <w:sz w:val="40"/>
+                <w:szCs w:val="40"/>
+              </w:rPr>
+              <w:t>å</w:t>
+            </w:r>
+            <w:r>
+              <w:rPr>
+                <w:rFonts w:ascii="BRH Malayalam Extra" w:hAnsi="BRH Malayalam Extra" w:cs="BRH Devanagari Extra"/>
+                <w:b/>
+                <w:color w:val="000000"/>
+                <w:sz w:val="32"/>
+                <w:szCs w:val="40"/>
+              </w:rPr>
+              <w:t>–</w:t>
+            </w:r>
+            <w:r>
+              <w:rPr>
+                <w:rFonts w:ascii="BRH Devanagari Extra" w:hAnsi="BRH Devanagari Extra" w:cs="BRH Devanagari Extra"/>
+                <w:color w:val="000000"/>
+                <w:sz w:val="40"/>
+                <w:szCs w:val="40"/>
+              </w:rPr>
+              <w:t xml:space="preserve"> | A</w:t>
+            </w:r>
+            <w:r>
+              <w:rPr>
+                <w:rFonts w:ascii="BRH Malayalam Extra" w:hAnsi="BRH Malayalam Extra" w:cs="BRH Devanagari Extra"/>
+                <w:b/>
+                <w:color w:val="000000"/>
+                <w:sz w:val="32"/>
+                <w:szCs w:val="40"/>
+              </w:rPr>
+              <w:t>–</w:t>
+            </w:r>
+            <w:r>
+              <w:rPr>
+                <w:rFonts w:ascii="BRH Devanagari Extra" w:hAnsi="BRH Devanagari Extra" w:cs="BRH Devanagari Extra"/>
+                <w:color w:val="000000"/>
+                <w:sz w:val="40"/>
+                <w:szCs w:val="40"/>
+              </w:rPr>
+              <w:t>alÉå</w:t>
+            </w:r>
+            <w:r>
+              <w:rPr>
+                <w:rFonts w:ascii="BRH Malayalam Extra" w:hAnsi="BRH Malayalam Extra" w:cs="BRH Devanagari Extra"/>
+                <w:b/>
+                <w:color w:val="000000"/>
+                <w:sz w:val="32"/>
+                <w:szCs w:val="40"/>
+              </w:rPr>
+              <w:t>–</w:t>
+            </w:r>
+            <w:r>
+              <w:rPr>
+                <w:rFonts w:ascii="BRH Devanagari Extra" w:hAnsi="BRH Devanagari Extra" w:cs="BRH Devanagari Extra"/>
+                <w:color w:val="000000"/>
+                <w:sz w:val="40"/>
+                <w:szCs w:val="40"/>
+              </w:rPr>
+              <w:t xml:space="preserve"> CirÉþalÉå ||</w:t>
             </w:r>
           </w:p>
         </w:tc>
@@ -2363,596 +1961,96 @@
               <w:adjustRightInd w:val="0"/>
               <w:spacing w:line="252" w:lineRule="auto"/>
               <w:rPr>
-                <w:rFonts w:ascii="Latha" w:hAnsi="Latha" w:cs="Latha"/>
-                <w:sz w:val="28"/>
-                <w:szCs w:val="28"/>
-                <w:cs/>
-                <w:lang w:bidi="ta-IN"/>
-              </w:rPr>
-            </w:pPr>
-            <w:proofErr w:type="spellStart"/>
-            <w:r>
-              <w:rPr>
-                <w:rFonts w:ascii="BRH Devanagari Extra" w:hAnsi="BRH Devanagari Extra" w:cs="BRH Devanagari Extra"/>
-                <w:color w:val="000000"/>
-                <w:sz w:val="40"/>
-                <w:szCs w:val="40"/>
-              </w:rPr>
-              <w:t>UÉå</w:t>
-            </w:r>
-            <w:proofErr w:type="spellEnd"/>
-            <w:r>
-              <w:rPr>
-                <w:rFonts w:ascii="BRH Malayalam Extra" w:hAnsi="BRH Malayalam Extra" w:cs="BRH Devanagari Extra"/>
-                <w:b/>
-                <w:color w:val="000000"/>
-                <w:sz w:val="32"/>
-                <w:szCs w:val="40"/>
-              </w:rPr>
-              <w:t>–</w:t>
-            </w:r>
-            <w:r>
-              <w:rPr>
-                <w:rFonts w:ascii="BRH Devanagari Extra" w:hAnsi="BRH Devanagari Extra" w:cs="BRH Devanagari Extra"/>
-                <w:color w:val="000000"/>
-                <w:sz w:val="40"/>
-                <w:szCs w:val="40"/>
-              </w:rPr>
-              <w:t>cÉ</w:t>
-            </w:r>
-            <w:r>
-              <w:rPr>
-                <w:rFonts w:ascii="BRH Malayalam Extra" w:hAnsi="BRH Malayalam Extra" w:cs="BRH Devanagari Extra"/>
-                <w:b/>
-                <w:color w:val="000000"/>
-                <w:sz w:val="32"/>
-                <w:szCs w:val="40"/>
-              </w:rPr>
-              <w:t>–</w:t>
-            </w:r>
-            <w:proofErr w:type="spellStart"/>
-            <w:r>
-              <w:rPr>
-                <w:rFonts w:ascii="BRH Devanagari Extra" w:hAnsi="BRH Devanagari Extra" w:cs="BRH Devanagari Extra"/>
-                <w:color w:val="000000"/>
-                <w:sz w:val="40"/>
-                <w:szCs w:val="40"/>
-              </w:rPr>
-              <w:t>lÉÉ</w:t>
-            </w:r>
-            <w:proofErr w:type="spellEnd"/>
-            <w:r>
-              <w:rPr>
-                <w:rFonts w:ascii="BRH Devanagari Extra" w:hAnsi="BRH Devanagari Extra" w:cs="BRH Devanagari Extra"/>
-                <w:color w:val="000000"/>
-                <w:sz w:val="40"/>
-                <w:szCs w:val="40"/>
-              </w:rPr>
-              <w:t xml:space="preserve"> ÌS</w:t>
-            </w:r>
-            <w:r>
-              <w:rPr>
-                <w:rFonts w:ascii="BRH Malayalam Extra" w:hAnsi="BRH Malayalam Extra" w:cs="BRH Devanagari Extra"/>
-                <w:b/>
-                <w:color w:val="000000"/>
-                <w:sz w:val="32"/>
-                <w:szCs w:val="40"/>
-              </w:rPr>
-              <w:t>–</w:t>
-            </w:r>
-            <w:proofErr w:type="spellStart"/>
-            <w:r>
-              <w:rPr>
-                <w:rFonts w:ascii="BRH Devanagari Extra" w:hAnsi="BRH Devanagari Extra" w:cs="BRH Devanagari Extra"/>
-                <w:color w:val="000000"/>
-                <w:sz w:val="40"/>
-                <w:szCs w:val="40"/>
-              </w:rPr>
-              <w:t>uÉÈ</w:t>
-            </w:r>
-            <w:proofErr w:type="spellEnd"/>
-            <w:r>
-              <w:rPr>
-                <w:rFonts w:ascii="BRH Devanagari Extra" w:hAnsi="BRH Devanagari Extra" w:cs="BRH Devanagari Extra"/>
-                <w:color w:val="000000"/>
-                <w:sz w:val="40"/>
-                <w:szCs w:val="40"/>
-              </w:rPr>
-              <w:t xml:space="preserve"> | ÌS</w:t>
-            </w:r>
-            <w:r>
-              <w:rPr>
-                <w:rFonts w:ascii="BRH Malayalam Extra" w:hAnsi="BRH Malayalam Extra" w:cs="BRH Devanagari Extra"/>
-                <w:b/>
-                <w:color w:val="000000"/>
-                <w:sz w:val="32"/>
-                <w:szCs w:val="40"/>
-              </w:rPr>
-              <w:t>–</w:t>
-            </w:r>
-            <w:proofErr w:type="spellStart"/>
-            <w:r>
-              <w:rPr>
-                <w:rFonts w:ascii="BRH Devanagari Extra" w:hAnsi="BRH Devanagari Extra" w:cs="BRH Devanagari Extra"/>
-                <w:color w:val="000000"/>
-                <w:sz w:val="40"/>
-                <w:szCs w:val="40"/>
-              </w:rPr>
-              <w:t>uÉ</w:t>
-            </w:r>
-            <w:r>
-              <w:rPr>
-                <w:rFonts w:ascii="BRH Devanagari Extra" w:hAnsi="BRH Devanagari Extra" w:cs="BRH Devanagari Extra"/>
+                <w:rFonts w:ascii="BRH Malayalam Extra" w:hAnsi="BRH Malayalam Extra" w:cs="BRH Malayalam Extra"/>
+                <w:color w:val="000000"/>
+                <w:sz w:val="36"/>
+                <w:szCs w:val="40"/>
+              </w:rPr>
+            </w:pPr>
+            <w:r>
+              <w:rPr>
+                <w:rFonts w:ascii="BRH Devanagari Extra" w:hAnsi="BRH Devanagari Extra" w:cs="BRH Devanagari Extra"/>
+                <w:color w:val="000000"/>
+                <w:sz w:val="40"/>
+                <w:szCs w:val="40"/>
+              </w:rPr>
+              <w:t>lÉÉå</w:t>
+            </w:r>
+            <w:r>
+              <w:rPr>
+                <w:rFonts w:ascii="BRH Malayalam Extra" w:hAnsi="BRH Malayalam Extra" w:cs="BRH Devanagari Extra"/>
+                <w:b/>
+                <w:color w:val="000000"/>
+                <w:sz w:val="32"/>
+                <w:szCs w:val="40"/>
+              </w:rPr>
+              <w:t>–</w:t>
+            </w:r>
+            <w:r>
+              <w:rPr>
+                <w:rFonts w:ascii="BRH Devanagari Extra" w:hAnsi="BRH Devanagari Extra" w:cs="BRH Devanagari Extra"/>
+                <w:color w:val="000000"/>
+                <w:sz w:val="40"/>
+                <w:szCs w:val="40"/>
+              </w:rPr>
+              <w:t xml:space="preserve"> A</w:t>
+            </w:r>
+            <w:r>
+              <w:rPr>
+                <w:rFonts w:ascii="BRH Malayalam Extra" w:hAnsi="BRH Malayalam Extra" w:cs="BRH Devanagari Extra"/>
+                <w:b/>
+                <w:color w:val="000000"/>
+                <w:sz w:val="32"/>
+                <w:szCs w:val="40"/>
+              </w:rPr>
+              <w:t>–</w:t>
+            </w:r>
+            <w:r>
+              <w:rPr>
+                <w:rFonts w:ascii="BRH Devanagari Extra" w:hAnsi="BRH Devanagari Extra" w:cs="BRH Devanagari Extra"/>
+                <w:color w:val="000000"/>
+                <w:sz w:val="40"/>
+                <w:szCs w:val="40"/>
+              </w:rPr>
+              <w:t>alÉå</w:t>
+            </w:r>
+            <w:r>
+              <w:rPr>
+                <w:rFonts w:ascii="BRH Malayalam Extra" w:hAnsi="BRH Malayalam Extra" w:cs="BRH Devanagari Extra"/>
+                <w:b/>
+                <w:color w:val="000000"/>
+                <w:sz w:val="32"/>
+                <w:szCs w:val="40"/>
+              </w:rPr>
+              <w:t>–</w:t>
+            </w:r>
+            <w:r>
+              <w:rPr>
+                <w:rFonts w:ascii="BRH Devanagari Extra" w:hAnsi="BRH Devanagari Extra" w:cs="BRH Devanagari Extra"/>
+                <w:color w:val="000000"/>
+                <w:sz w:val="40"/>
+                <w:szCs w:val="40"/>
+              </w:rPr>
+              <w:t xml:space="preserve"> | A</w:t>
+            </w:r>
+            <w:r>
+              <w:rPr>
+                <w:rFonts w:ascii="BRH Malayalam Extra" w:hAnsi="BRH Malayalam Extra" w:cs="BRH Devanagari Extra"/>
+                <w:b/>
+                <w:color w:val="000000"/>
+                <w:sz w:val="32"/>
+                <w:szCs w:val="40"/>
+              </w:rPr>
+              <w:t>–</w:t>
+            </w:r>
+            <w:r>
+              <w:rPr>
+                <w:rFonts w:ascii="BRH Devanagari Extra" w:hAnsi="BRH Devanagari Extra" w:cs="BRH Devanagari Extra"/>
+                <w:color w:val="000000"/>
                 <w:sz w:val="40"/>
                 <w:szCs w:val="40"/>
                 <w:highlight w:val="green"/>
               </w:rPr>
-              <w:t>x</w:t>
-            </w:r>
-            <w:r>
-              <w:rPr>
-                <w:rFonts w:ascii="BRH Devanagari Extra" w:hAnsi="BRH Devanagari Extra" w:cs="BRH Devanagari Extra"/>
-                <w:color w:val="000000"/>
-                <w:sz w:val="40"/>
-                <w:szCs w:val="40"/>
-                <w:highlight w:val="green"/>
-              </w:rPr>
-              <w:t>mÉ</w:t>
-            </w:r>
-            <w:r>
-              <w:rPr>
-                <w:rFonts w:ascii="BRH Devanagari Extra" w:hAnsi="BRH Devanagari Extra" w:cs="BRH Devanagari Extra"/>
-                <w:color w:val="000000"/>
-                <w:sz w:val="40"/>
-                <w:szCs w:val="40"/>
-              </w:rPr>
-              <w:t>ËUþ</w:t>
-            </w:r>
-            <w:proofErr w:type="spellEnd"/>
-            <w:r>
-              <w:rPr>
-                <w:rFonts w:ascii="BRH Devanagari Extra" w:hAnsi="BRH Devanagari Extra" w:cs="BRH Devanagari Extra"/>
-                <w:color w:val="000000"/>
-                <w:sz w:val="40"/>
-                <w:szCs w:val="40"/>
-              </w:rPr>
-              <w:t xml:space="preserve"> |</w:t>
-            </w:r>
-          </w:p>
-        </w:tc>
-      </w:tr>
-      <w:tr>
-        <w:trPr>
-          <w:trHeight w:val="1104"/>
-        </w:trPr>
-        <w:tc>
-          <w:tcPr>
-            <w:tcW w:w="3974" w:type="dxa"/>
-          </w:tcPr>
-          <w:p>
-            <w:pPr>
-              <w:widowControl w:val="0"/>
-              <w:tabs>
-                <w:tab w:val="left" w:pos="993"/>
-              </w:tabs>
-              <w:autoSpaceDE w:val="0"/>
-              <w:autoSpaceDN w:val="0"/>
-              <w:adjustRightInd w:val="0"/>
-              <w:spacing w:before="0" w:line="240" w:lineRule="auto"/>
-              <w:ind w:right="297"/>
-              <w:rPr>
-                <w:rFonts w:cs="Arial"/>
-                <w:b/>
-                <w:color w:val="000000"/>
-                <w:sz w:val="28"/>
-                <w:szCs w:val="32"/>
-              </w:rPr>
-            </w:pPr>
-            <w:r>
-              <w:rPr>
-                <w:rFonts w:cs="Arial"/>
-                <w:b/>
-                <w:color w:val="000000"/>
-                <w:sz w:val="28"/>
-                <w:szCs w:val="32"/>
-              </w:rPr>
-              <w:t>T.S.</w:t>
-            </w:r>
-            <w:r>
-              <w:rPr>
-                <w:rFonts w:cs="Arial"/>
-                <w:b/>
-                <w:color w:val="000000"/>
-                <w:sz w:val="28"/>
-                <w:szCs w:val="32"/>
-              </w:rPr>
-              <w:t xml:space="preserve">4.2.11.3 </w:t>
-            </w:r>
-            <w:r>
-              <w:rPr>
-                <w:rFonts w:cs="Arial"/>
-                <w:b/>
-                <w:color w:val="000000"/>
-                <w:sz w:val="28"/>
-                <w:szCs w:val="32"/>
-              </w:rPr>
-              <w:t>– Kramam</w:t>
-            </w:r>
-          </w:p>
-          <w:p>
-            <w:pPr>
-              <w:widowControl w:val="0"/>
-              <w:tabs>
-                <w:tab w:val="left" w:pos="993"/>
-              </w:tabs>
-              <w:autoSpaceDE w:val="0"/>
-              <w:autoSpaceDN w:val="0"/>
-              <w:adjustRightInd w:val="0"/>
-              <w:spacing w:before="0" w:line="240" w:lineRule="auto"/>
-              <w:ind w:right="297"/>
-              <w:rPr>
-                <w:rFonts w:cs="Arial"/>
-                <w:b/>
-                <w:color w:val="000000"/>
-                <w:sz w:val="28"/>
-                <w:szCs w:val="32"/>
-              </w:rPr>
-            </w:pPr>
-            <w:r>
-              <w:rPr>
-                <w:rFonts w:cs="Arial"/>
-                <w:b/>
-                <w:color w:val="000000"/>
-                <w:sz w:val="28"/>
-                <w:szCs w:val="32"/>
-              </w:rPr>
-              <w:t xml:space="preserve">Krama Vaakyam No. - </w:t>
-            </w:r>
-            <w:r>
-              <w:rPr>
-                <w:rFonts w:cs="Arial"/>
-                <w:b/>
-                <w:color w:val="000000"/>
-                <w:sz w:val="28"/>
-                <w:szCs w:val="32"/>
-              </w:rPr>
-              <w:t>66</w:t>
-            </w:r>
-          </w:p>
-          <w:p>
-            <w:pPr>
-              <w:widowControl w:val="0"/>
-              <w:tabs>
-                <w:tab w:val="left" w:pos="993"/>
-              </w:tabs>
-              <w:autoSpaceDE w:val="0"/>
-              <w:autoSpaceDN w:val="0"/>
-              <w:adjustRightInd w:val="0"/>
-              <w:spacing w:before="0" w:line="240" w:lineRule="auto"/>
-              <w:ind w:right="297"/>
-              <w:rPr>
-                <w:rFonts w:cs="Arial"/>
-                <w:b/>
-                <w:color w:val="000000"/>
-                <w:sz w:val="28"/>
-                <w:szCs w:val="32"/>
-              </w:rPr>
-            </w:pPr>
-            <w:r>
-              <w:rPr>
-                <w:rFonts w:cs="Arial"/>
-                <w:b/>
-                <w:color w:val="000000"/>
-                <w:sz w:val="28"/>
-                <w:szCs w:val="32"/>
-              </w:rPr>
-              <w:t>Panchaati No</w:t>
-            </w:r>
-            <w:r>
-              <w:rPr>
-                <w:rFonts w:cs="Arial"/>
-                <w:b/>
-                <w:color w:val="000000"/>
-                <w:szCs w:val="32"/>
-              </w:rPr>
-              <w:t>. -</w:t>
-            </w:r>
-            <w:r>
-              <w:rPr>
-                <w:rFonts w:cs="Arial"/>
-                <w:b/>
-                <w:color w:val="000000"/>
-                <w:szCs w:val="32"/>
-              </w:rPr>
-              <w:t xml:space="preserve"> </w:t>
-            </w:r>
-            <w:r>
-              <w:rPr>
-                <w:rFonts w:cs="Arial"/>
-                <w:b/>
-                <w:color w:val="000000"/>
-                <w:sz w:val="28"/>
-                <w:szCs w:val="32"/>
-              </w:rPr>
-              <w:t>48</w:t>
-            </w:r>
-          </w:p>
-        </w:tc>
-        <w:tc>
-          <w:tcPr>
-            <w:tcW w:w="5103" w:type="dxa"/>
-          </w:tcPr>
-          <w:p>
-            <w:pPr>
-              <w:widowControl w:val="0"/>
-              <w:autoSpaceDE w:val="0"/>
-              <w:autoSpaceDN w:val="0"/>
-              <w:adjustRightInd w:val="0"/>
-              <w:spacing w:line="252" w:lineRule="auto"/>
-              <w:rPr>
-                <w:rFonts w:ascii="BRH Malayalam Extra" w:hAnsi="BRH Malayalam Extra" w:cs="BRH Malayalam Extra"/>
-                <w:color w:val="000000"/>
-                <w:sz w:val="36"/>
-                <w:szCs w:val="40"/>
-              </w:rPr>
-            </w:pPr>
-            <w:proofErr w:type="spellStart"/>
-            <w:r>
-              <w:rPr>
-                <w:rFonts w:ascii="BRH Devanagari Extra" w:hAnsi="BRH Devanagari Extra" w:cs="BRH Devanagari Extra"/>
-                <w:color w:val="000000"/>
-                <w:sz w:val="40"/>
-                <w:szCs w:val="40"/>
-              </w:rPr>
-              <w:t>lÉÉå</w:t>
-            </w:r>
-            <w:proofErr w:type="spellEnd"/>
-            <w:r>
-              <w:rPr>
-                <w:rFonts w:ascii="BRH Malayalam Extra" w:hAnsi="BRH Malayalam Extra" w:cs="BRH Devanagari Extra"/>
-                <w:b/>
-                <w:color w:val="000000"/>
-                <w:sz w:val="32"/>
-                <w:szCs w:val="40"/>
-              </w:rPr>
-              <w:t>–</w:t>
-            </w:r>
-            <w:r>
-              <w:rPr>
-                <w:rFonts w:ascii="BRH Devanagari Extra" w:hAnsi="BRH Devanagari Extra" w:cs="BRH Devanagari Extra"/>
-                <w:color w:val="000000"/>
-                <w:sz w:val="40"/>
-                <w:szCs w:val="40"/>
-              </w:rPr>
-              <w:t xml:space="preserve"> A</w:t>
-            </w:r>
-            <w:r>
-              <w:rPr>
-                <w:rFonts w:ascii="BRH Malayalam Extra" w:hAnsi="BRH Malayalam Extra" w:cs="BRH Devanagari Extra"/>
-                <w:b/>
-                <w:color w:val="000000"/>
-                <w:sz w:val="32"/>
-                <w:szCs w:val="40"/>
-              </w:rPr>
-              <w:t>–</w:t>
-            </w:r>
-            <w:proofErr w:type="spellStart"/>
-            <w:r>
-              <w:rPr>
-                <w:rFonts w:ascii="BRH Devanagari Extra" w:hAnsi="BRH Devanagari Extra" w:cs="BRH Devanagari Extra"/>
-                <w:color w:val="000000"/>
-                <w:sz w:val="40"/>
-                <w:szCs w:val="40"/>
-              </w:rPr>
-              <w:t>a</w:t>
-            </w:r>
-            <w:r>
-              <w:rPr>
-                <w:rFonts w:ascii="BRH Devanagari Extra" w:hAnsi="BRH Devanagari Extra" w:cs="BRH Devanagari Extra"/>
-                <w:color w:val="000000"/>
-                <w:sz w:val="40"/>
-                <w:szCs w:val="40"/>
-                <w:highlight w:val="yellow"/>
-              </w:rPr>
-              <w:t>lÉ</w:t>
-            </w:r>
-            <w:r>
-              <w:rPr>
-                <w:rFonts w:ascii="BRH Devanagari Extra" w:hAnsi="BRH Devanagari Extra" w:cs="BRH Devanagari Extra"/>
-                <w:color w:val="000000"/>
-                <w:sz w:val="40"/>
-                <w:szCs w:val="40"/>
-              </w:rPr>
-              <w:t>å</w:t>
-            </w:r>
-            <w:proofErr w:type="spellEnd"/>
-            <w:r>
-              <w:rPr>
-                <w:rFonts w:ascii="BRH Malayalam Extra" w:hAnsi="BRH Malayalam Extra" w:cs="BRH Devanagari Extra"/>
-                <w:b/>
-                <w:color w:val="000000"/>
-                <w:sz w:val="32"/>
-                <w:szCs w:val="40"/>
-              </w:rPr>
-              <w:t>–</w:t>
-            </w:r>
-            <w:r>
-              <w:rPr>
-                <w:rFonts w:ascii="BRH Devanagari Extra" w:hAnsi="BRH Devanagari Extra" w:cs="BRH Devanagari Extra"/>
-                <w:color w:val="000000"/>
-                <w:sz w:val="40"/>
-                <w:szCs w:val="40"/>
-              </w:rPr>
-              <w:t xml:space="preserve"> | A</w:t>
-            </w:r>
-            <w:r>
-              <w:rPr>
-                <w:rFonts w:ascii="BRH Malayalam Extra" w:hAnsi="BRH Malayalam Extra" w:cs="BRH Devanagari Extra"/>
-                <w:b/>
-                <w:color w:val="000000"/>
-                <w:sz w:val="32"/>
-                <w:szCs w:val="40"/>
-              </w:rPr>
-              <w:t>–</w:t>
-            </w:r>
-            <w:proofErr w:type="spellStart"/>
-            <w:r>
-              <w:rPr>
-                <w:rFonts w:ascii="BRH Devanagari Extra" w:hAnsi="BRH Devanagari Extra" w:cs="BRH Devanagari Extra"/>
-                <w:color w:val="000000"/>
-                <w:sz w:val="40"/>
-                <w:szCs w:val="40"/>
-              </w:rPr>
-              <w:t>alÉå</w:t>
-            </w:r>
-            <w:proofErr w:type="spellEnd"/>
-            <w:r>
-              <w:rPr>
-                <w:rFonts w:ascii="BRH Malayalam Extra" w:hAnsi="BRH Malayalam Extra" w:cs="BRH Devanagari Extra"/>
-                <w:b/>
-                <w:color w:val="000000"/>
-                <w:sz w:val="32"/>
-                <w:szCs w:val="40"/>
-              </w:rPr>
-              <w:t>–</w:t>
-            </w:r>
-            <w:r>
-              <w:rPr>
-                <w:rFonts w:ascii="BRH Devanagari Extra" w:hAnsi="BRH Devanagari Extra" w:cs="BRH Devanagari Extra"/>
-                <w:color w:val="000000"/>
-                <w:sz w:val="40"/>
-                <w:szCs w:val="40"/>
-              </w:rPr>
-              <w:t xml:space="preserve"> </w:t>
-            </w:r>
-            <w:proofErr w:type="spellStart"/>
-            <w:r>
-              <w:rPr>
-                <w:rFonts w:ascii="BRH Devanagari Extra" w:hAnsi="BRH Devanagari Extra" w:cs="BRH Devanagari Extra"/>
-                <w:color w:val="000000"/>
-                <w:sz w:val="40"/>
-                <w:szCs w:val="40"/>
-              </w:rPr>
-              <w:t>CirÉþalÉå</w:t>
-            </w:r>
-            <w:proofErr w:type="spellEnd"/>
-            <w:r>
-              <w:rPr>
-                <w:rFonts w:ascii="BRH Devanagari Extra" w:hAnsi="BRH Devanagari Extra" w:cs="BRH Devanagari Extra"/>
-                <w:color w:val="000000"/>
-                <w:sz w:val="40"/>
-                <w:szCs w:val="40"/>
-              </w:rPr>
-              <w:t xml:space="preserve"> ||</w:t>
-            </w:r>
-          </w:p>
-        </w:tc>
-        <w:tc>
-          <w:tcPr>
-            <w:tcW w:w="5386" w:type="dxa"/>
-          </w:tcPr>
-          <w:p>
-            <w:pPr>
-              <w:widowControl w:val="0"/>
-              <w:autoSpaceDE w:val="0"/>
-              <w:autoSpaceDN w:val="0"/>
-              <w:adjustRightInd w:val="0"/>
-              <w:spacing w:line="252" w:lineRule="auto"/>
-              <w:rPr>
-                <w:rFonts w:ascii="BRH Malayalam Extra" w:hAnsi="BRH Malayalam Extra" w:cs="BRH Malayalam Extra"/>
-                <w:color w:val="000000"/>
-                <w:sz w:val="36"/>
-                <w:szCs w:val="40"/>
-              </w:rPr>
-            </w:pPr>
-            <w:proofErr w:type="spellStart"/>
-            <w:r>
-              <w:rPr>
-                <w:rFonts w:ascii="BRH Devanagari Extra" w:hAnsi="BRH Devanagari Extra" w:cs="BRH Devanagari Extra"/>
-                <w:color w:val="000000"/>
-                <w:sz w:val="40"/>
-                <w:szCs w:val="40"/>
-              </w:rPr>
-              <w:t>lÉÉå</w:t>
-            </w:r>
-            <w:proofErr w:type="spellEnd"/>
-            <w:r>
-              <w:rPr>
-                <w:rFonts w:ascii="BRH Malayalam Extra" w:hAnsi="BRH Malayalam Extra" w:cs="BRH Devanagari Extra"/>
-                <w:b/>
-                <w:color w:val="000000"/>
-                <w:sz w:val="32"/>
-                <w:szCs w:val="40"/>
-              </w:rPr>
-              <w:t>–</w:t>
-            </w:r>
-            <w:r>
-              <w:rPr>
-                <w:rFonts w:ascii="BRH Devanagari Extra" w:hAnsi="BRH Devanagari Extra" w:cs="BRH Devanagari Extra"/>
-                <w:color w:val="000000"/>
-                <w:sz w:val="40"/>
-                <w:szCs w:val="40"/>
-              </w:rPr>
-              <w:t xml:space="preserve"> A</w:t>
-            </w:r>
-            <w:r>
-              <w:rPr>
-                <w:rFonts w:ascii="BRH Malayalam Extra" w:hAnsi="BRH Malayalam Extra" w:cs="BRH Devanagari Extra"/>
-                <w:b/>
-                <w:color w:val="000000"/>
-                <w:sz w:val="32"/>
-                <w:szCs w:val="40"/>
-              </w:rPr>
-              <w:t>–</w:t>
-            </w:r>
-            <w:proofErr w:type="spellStart"/>
-            <w:r>
-              <w:rPr>
-                <w:rFonts w:ascii="BRH Devanagari Extra" w:hAnsi="BRH Devanagari Extra" w:cs="BRH Devanagari Extra"/>
-                <w:color w:val="000000"/>
-                <w:sz w:val="40"/>
-                <w:szCs w:val="40"/>
-              </w:rPr>
-              <w:t>alÉå</w:t>
-            </w:r>
-            <w:proofErr w:type="spellEnd"/>
-            <w:r>
-              <w:rPr>
-                <w:rFonts w:ascii="BRH Malayalam Extra" w:hAnsi="BRH Malayalam Extra" w:cs="BRH Devanagari Extra"/>
-                <w:b/>
-                <w:color w:val="000000"/>
-                <w:sz w:val="32"/>
-                <w:szCs w:val="40"/>
-              </w:rPr>
-              <w:t>–</w:t>
-            </w:r>
-            <w:r>
-              <w:rPr>
-                <w:rFonts w:ascii="BRH Devanagari Extra" w:hAnsi="BRH Devanagari Extra" w:cs="BRH Devanagari Extra"/>
-                <w:color w:val="000000"/>
-                <w:sz w:val="40"/>
-                <w:szCs w:val="40"/>
-              </w:rPr>
-              <w:t xml:space="preserve"> | A</w:t>
-            </w:r>
-            <w:r>
-              <w:rPr>
-                <w:rFonts w:ascii="BRH Malayalam Extra" w:hAnsi="BRH Malayalam Extra" w:cs="BRH Devanagari Extra"/>
-                <w:b/>
-                <w:color w:val="000000"/>
-                <w:sz w:val="32"/>
-                <w:szCs w:val="40"/>
-              </w:rPr>
-              <w:t>–</w:t>
-            </w:r>
-            <w:r>
-              <w:rPr>
-                <w:rFonts w:ascii="BRH Devanagari Extra" w:hAnsi="BRH Devanagari Extra" w:cs="BRH Devanagari Extra"/>
-                <w:color w:val="000000"/>
-                <w:sz w:val="40"/>
-                <w:szCs w:val="40"/>
-                <w:highlight w:val="green"/>
-              </w:rPr>
               <w:t>alÉ</w:t>
             </w:r>
             <w:r>
@@ -2972,27 +2070,7 @@
                 <w:sz w:val="40"/>
                 <w:szCs w:val="40"/>
               </w:rPr>
-              <w:t xml:space="preserve"> </w:t>
-            </w:r>
-            <w:proofErr w:type="spellStart"/>
-            <w:r>
-              <w:rPr>
-                <w:rFonts w:ascii="BRH Devanagari Extra" w:hAnsi="BRH Devanagari Extra" w:cs="BRH Devanagari Extra"/>
-                <w:color w:val="000000"/>
-                <w:sz w:val="40"/>
-                <w:szCs w:val="40"/>
-              </w:rPr>
-              <w:t>CirÉþalÉå</w:t>
-            </w:r>
-            <w:proofErr w:type="spellEnd"/>
-            <w:r>
-              <w:rPr>
-                <w:rFonts w:ascii="BRH Devanagari Extra" w:hAnsi="BRH Devanagari Extra" w:cs="BRH Devanagari Extra"/>
-                <w:color w:val="000000"/>
-                <w:sz w:val="40"/>
-                <w:szCs w:val="40"/>
-              </w:rPr>
-              <w:t xml:space="preserve"> ||</w:t>
+              <w:t xml:space="preserve"> CirÉþalÉå ||</w:t>
             </w:r>
           </w:p>
         </w:tc>
@@ -3017,7 +2095,6 @@
           <w:szCs w:val="32"/>
           <w:u w:val="single"/>
         </w:rPr>
-        <w:lastRenderedPageBreak/>
         <w:t>==========</w:t>
       </w:r>
     </w:p>
@@ -3185,6 +2262,7 @@
                 <w:sz w:val="32"/>
                 <w:szCs w:val="32"/>
               </w:rPr>
+              <w:lastRenderedPageBreak/>
               <w:t>Reference</w:t>
             </w:r>
           </w:p>
@@ -3207,6 +2285,7 @@
                 <w:sz w:val="32"/>
                 <w:szCs w:val="32"/>
               </w:rPr>
+              <w:lastRenderedPageBreak/>
               <w:t>As Printed</w:t>
             </w:r>
           </w:p>
@@ -3411,67 +2490,44 @@
                 <w:szCs w:val="40"/>
               </w:rPr>
             </w:pPr>
-            <w:proofErr w:type="spellStart"/>
-            <w:r>
-              <w:rPr>
-                <w:rFonts w:ascii="BRH Devanagari Extra" w:hAnsi="BRH Devanagari Extra" w:cs="BRH Devanagari Extra"/>
-                <w:color w:val="000000"/>
-                <w:sz w:val="40"/>
-                <w:szCs w:val="40"/>
-              </w:rPr>
-              <w:t>iÉåprÉþÈ</w:t>
-            </w:r>
-            <w:proofErr w:type="spellEnd"/>
-            <w:r>
-              <w:rPr>
-                <w:rFonts w:ascii="BRH Devanagari Extra" w:hAnsi="BRH Devanagari Extra" w:cs="BRH Devanagari Extra"/>
-                <w:color w:val="000000"/>
-                <w:sz w:val="40"/>
-                <w:szCs w:val="40"/>
-              </w:rPr>
-              <w:t xml:space="preserve"> xÉ</w:t>
-            </w:r>
-            <w:r>
-              <w:rPr>
-                <w:rFonts w:ascii="BRH Malayalam Extra" w:hAnsi="BRH Malayalam Extra" w:cs="BRH Devanagari Extra"/>
-                <w:b/>
-                <w:color w:val="000000"/>
-                <w:sz w:val="32"/>
-                <w:szCs w:val="40"/>
-              </w:rPr>
-              <w:t>–</w:t>
-            </w:r>
-            <w:proofErr w:type="spellStart"/>
-            <w:r>
-              <w:rPr>
-                <w:rFonts w:ascii="BRH Devanagari Extra" w:hAnsi="BRH Devanagari Extra" w:cs="BRH Devanagari Extra"/>
-                <w:color w:val="000000"/>
-                <w:sz w:val="40"/>
-                <w:szCs w:val="40"/>
-              </w:rPr>
-              <w:t>mÉåïprÉþÈ</w:t>
-            </w:r>
-            <w:proofErr w:type="spellEnd"/>
-            <w:r>
-              <w:rPr>
-                <w:rFonts w:ascii="BRH Devanagari Extra" w:hAnsi="BRH Devanagari Extra" w:cs="BRH Devanagari Extra"/>
-                <w:color w:val="000000"/>
-                <w:sz w:val="40"/>
-                <w:szCs w:val="40"/>
-              </w:rPr>
-              <w:t xml:space="preserve"> | xÉ</w:t>
-            </w:r>
-            <w:r>
-              <w:rPr>
-                <w:rFonts w:ascii="BRH Malayalam Extra" w:hAnsi="BRH Malayalam Extra" w:cs="BRH Devanagari Extra"/>
-                <w:b/>
-                <w:color w:val="000000"/>
-                <w:sz w:val="32"/>
-                <w:szCs w:val="40"/>
-              </w:rPr>
-              <w:t>–</w:t>
-            </w:r>
-            <w:proofErr w:type="spellStart"/>
+            <w:r>
+              <w:rPr>
+                <w:rFonts w:ascii="BRH Devanagari Extra" w:hAnsi="BRH Devanagari Extra" w:cs="BRH Devanagari Extra"/>
+                <w:color w:val="000000"/>
+                <w:sz w:val="40"/>
+                <w:szCs w:val="40"/>
+              </w:rPr>
+              <w:t>iÉåprÉþÈ xÉ</w:t>
+            </w:r>
+            <w:r>
+              <w:rPr>
+                <w:rFonts w:ascii="BRH Malayalam Extra" w:hAnsi="BRH Malayalam Extra" w:cs="BRH Devanagari Extra"/>
+                <w:b/>
+                <w:color w:val="000000"/>
+                <w:sz w:val="32"/>
+                <w:szCs w:val="40"/>
+              </w:rPr>
+              <w:t>–</w:t>
+            </w:r>
+            <w:r>
+              <w:rPr>
+                <w:rFonts w:ascii="BRH Devanagari Extra" w:hAnsi="BRH Devanagari Extra" w:cs="BRH Devanagari Extra"/>
+                <w:color w:val="000000"/>
+                <w:sz w:val="40"/>
+                <w:szCs w:val="40"/>
+              </w:rPr>
+              <w:t>mÉåïprÉþÈ | xÉ</w:t>
+            </w:r>
+            <w:r>
+              <w:rPr>
+                <w:rFonts w:ascii="BRH Malayalam Extra" w:hAnsi="BRH Malayalam Extra" w:cs="BRH Devanagari Extra"/>
+                <w:b/>
+                <w:color w:val="000000"/>
+                <w:sz w:val="32"/>
+                <w:szCs w:val="40"/>
+              </w:rPr>
+              <w:t>–</w:t>
+            </w:r>
             <w:r>
               <w:rPr>
                 <w:rFonts w:ascii="BRH Devanagari Extra" w:hAnsi="BRH Devanagari Extra" w:cs="BRH Devanagari Extra"/>
@@ -3500,45 +2556,24 @@
               </w:rPr>
               <w:t>å</w:t>
             </w:r>
-            <w:proofErr w:type="spellEnd"/>
-            <w:r>
-              <w:rPr>
-                <w:rFonts w:ascii="BRH Malayalam Extra" w:hAnsi="BRH Malayalam Extra" w:cs="BRH Devanagari Extra"/>
-                <w:b/>
-                <w:color w:val="000000"/>
-                <w:sz w:val="32"/>
-                <w:szCs w:val="40"/>
-              </w:rPr>
-              <w:t>–</w:t>
-            </w:r>
-            <w:r>
-              <w:rPr>
-                <w:rFonts w:ascii="BRH Devanagari Extra" w:hAnsi="BRH Devanagari Extra" w:cs="BRH Devanagari Extra"/>
-                <w:color w:val="000000"/>
-                <w:sz w:val="40"/>
-                <w:szCs w:val="40"/>
-              </w:rPr>
-              <w:t xml:space="preserve"> </w:t>
-            </w:r>
-            <w:proofErr w:type="spellStart"/>
-            <w:r>
-              <w:rPr>
-                <w:rFonts w:ascii="BRH Devanagari Extra" w:hAnsi="BRH Devanagari Extra" w:cs="BRH Devanagari Extra"/>
-                <w:color w:val="000000"/>
-                <w:sz w:val="40"/>
-                <w:szCs w:val="40"/>
-              </w:rPr>
-              <w:t>lÉqÉþÈ</w:t>
-            </w:r>
-            <w:proofErr w:type="spellEnd"/>
-            <w:r>
-              <w:rPr>
-                <w:rFonts w:ascii="BRH Devanagari Extra" w:hAnsi="BRH Devanagari Extra" w:cs="BRH Devanagari Extra"/>
-                <w:color w:val="000000"/>
-                <w:sz w:val="40"/>
-                <w:szCs w:val="40"/>
-              </w:rPr>
-              <w:t xml:space="preserve"> |</w:t>
+            <w:r>
+              <w:rPr>
+                <w:rFonts w:ascii="BRH Malayalam Extra" w:hAnsi="BRH Malayalam Extra" w:cs="BRH Devanagari Extra"/>
+                <w:b/>
+                <w:color w:val="000000"/>
+                <w:sz w:val="32"/>
+                <w:szCs w:val="40"/>
+              </w:rPr>
+              <w:t>–</w:t>
+            </w:r>
+            <w:r>
+              <w:rPr>
+                <w:rFonts w:ascii="BRH Devanagari Extra" w:hAnsi="BRH Devanagari Extra" w:cs="BRH Devanagari Extra"/>
+                <w:color w:val="000000"/>
+                <w:sz w:val="40"/>
+                <w:szCs w:val="40"/>
+              </w:rPr>
+              <w:t xml:space="preserve"> lÉqÉþÈ |</w:t>
             </w:r>
           </w:p>
         </w:tc>
@@ -3561,67 +2596,44 @@
                 <w:szCs w:val="40"/>
               </w:rPr>
             </w:pPr>
-            <w:proofErr w:type="spellStart"/>
-            <w:r>
-              <w:rPr>
-                <w:rFonts w:ascii="BRH Devanagari Extra" w:hAnsi="BRH Devanagari Extra" w:cs="BRH Devanagari Extra"/>
-                <w:color w:val="000000"/>
-                <w:sz w:val="40"/>
-                <w:szCs w:val="40"/>
-              </w:rPr>
-              <w:t>iÉåprÉþÈ</w:t>
-            </w:r>
-            <w:proofErr w:type="spellEnd"/>
-            <w:r>
-              <w:rPr>
-                <w:rFonts w:ascii="BRH Devanagari Extra" w:hAnsi="BRH Devanagari Extra" w:cs="BRH Devanagari Extra"/>
-                <w:color w:val="000000"/>
-                <w:sz w:val="40"/>
-                <w:szCs w:val="40"/>
-              </w:rPr>
-              <w:t xml:space="preserve"> xÉ</w:t>
-            </w:r>
-            <w:r>
-              <w:rPr>
-                <w:rFonts w:ascii="BRH Malayalam Extra" w:hAnsi="BRH Malayalam Extra" w:cs="BRH Devanagari Extra"/>
-                <w:b/>
-                <w:color w:val="000000"/>
-                <w:sz w:val="32"/>
-                <w:szCs w:val="40"/>
-              </w:rPr>
-              <w:t>–</w:t>
-            </w:r>
-            <w:proofErr w:type="spellStart"/>
-            <w:r>
-              <w:rPr>
-                <w:rFonts w:ascii="BRH Devanagari Extra" w:hAnsi="BRH Devanagari Extra" w:cs="BRH Devanagari Extra"/>
-                <w:color w:val="000000"/>
-                <w:sz w:val="40"/>
-                <w:szCs w:val="40"/>
-              </w:rPr>
-              <w:t>mÉåïprÉþÈ</w:t>
-            </w:r>
-            <w:proofErr w:type="spellEnd"/>
-            <w:r>
-              <w:rPr>
-                <w:rFonts w:ascii="BRH Devanagari Extra" w:hAnsi="BRH Devanagari Extra" w:cs="BRH Devanagari Extra"/>
-                <w:color w:val="000000"/>
-                <w:sz w:val="40"/>
-                <w:szCs w:val="40"/>
-              </w:rPr>
-              <w:t xml:space="preserve"> | xÉ</w:t>
-            </w:r>
-            <w:r>
-              <w:rPr>
-                <w:rFonts w:ascii="BRH Malayalam Extra" w:hAnsi="BRH Malayalam Extra" w:cs="BRH Devanagari Extra"/>
-                <w:b/>
-                <w:color w:val="000000"/>
-                <w:sz w:val="32"/>
-                <w:szCs w:val="40"/>
-              </w:rPr>
-              <w:t>–</w:t>
-            </w:r>
-            <w:proofErr w:type="spellStart"/>
+            <w:r>
+              <w:rPr>
+                <w:rFonts w:ascii="BRH Devanagari Extra" w:hAnsi="BRH Devanagari Extra" w:cs="BRH Devanagari Extra"/>
+                <w:color w:val="000000"/>
+                <w:sz w:val="40"/>
+                <w:szCs w:val="40"/>
+              </w:rPr>
+              <w:t>iÉåprÉþÈ xÉ</w:t>
+            </w:r>
+            <w:r>
+              <w:rPr>
+                <w:rFonts w:ascii="BRH Malayalam Extra" w:hAnsi="BRH Malayalam Extra" w:cs="BRH Devanagari Extra"/>
+                <w:b/>
+                <w:color w:val="000000"/>
+                <w:sz w:val="32"/>
+                <w:szCs w:val="40"/>
+              </w:rPr>
+              <w:t>–</w:t>
+            </w:r>
+            <w:r>
+              <w:rPr>
+                <w:rFonts w:ascii="BRH Devanagari Extra" w:hAnsi="BRH Devanagari Extra" w:cs="BRH Devanagari Extra"/>
+                <w:color w:val="000000"/>
+                <w:sz w:val="40"/>
+                <w:szCs w:val="40"/>
+              </w:rPr>
+              <w:t>mÉåïprÉþÈ | xÉ</w:t>
+            </w:r>
+            <w:r>
+              <w:rPr>
+                <w:rFonts w:ascii="BRH Malayalam Extra" w:hAnsi="BRH Malayalam Extra" w:cs="BRH Devanagari Extra"/>
+                <w:b/>
+                <w:color w:val="000000"/>
+                <w:sz w:val="32"/>
+                <w:szCs w:val="40"/>
+              </w:rPr>
+              <w:t>–</w:t>
+            </w:r>
             <w:r>
               <w:rPr>
                 <w:rFonts w:ascii="BRH Devanagari Extra" w:hAnsi="BRH Devanagari Extra" w:cs="BRH Devanagari Extra"/>
@@ -3650,45 +2662,24 @@
               </w:rPr>
               <w:t>Éå</w:t>
             </w:r>
-            <w:proofErr w:type="spellEnd"/>
-            <w:r>
-              <w:rPr>
-                <w:rFonts w:ascii="BRH Malayalam Extra" w:hAnsi="BRH Malayalam Extra" w:cs="BRH Devanagari Extra"/>
-                <w:b/>
-                <w:color w:val="000000"/>
-                <w:sz w:val="32"/>
-                <w:szCs w:val="40"/>
-              </w:rPr>
-              <w:t>–</w:t>
-            </w:r>
-            <w:r>
-              <w:rPr>
-                <w:rFonts w:ascii="BRH Devanagari Extra" w:hAnsi="BRH Devanagari Extra" w:cs="BRH Devanagari Extra"/>
-                <w:color w:val="000000"/>
-                <w:sz w:val="40"/>
-                <w:szCs w:val="40"/>
-              </w:rPr>
-              <w:t xml:space="preserve"> </w:t>
-            </w:r>
-            <w:proofErr w:type="spellStart"/>
-            <w:r>
-              <w:rPr>
-                <w:rFonts w:ascii="BRH Devanagari Extra" w:hAnsi="BRH Devanagari Extra" w:cs="BRH Devanagari Extra"/>
-                <w:color w:val="000000"/>
-                <w:sz w:val="40"/>
-                <w:szCs w:val="40"/>
-              </w:rPr>
-              <w:t>lÉqÉþÈ</w:t>
-            </w:r>
-            <w:proofErr w:type="spellEnd"/>
-            <w:r>
-              <w:rPr>
-                <w:rFonts w:ascii="BRH Devanagari Extra" w:hAnsi="BRH Devanagari Extra" w:cs="BRH Devanagari Extra"/>
-                <w:color w:val="000000"/>
-                <w:sz w:val="40"/>
-                <w:szCs w:val="40"/>
-              </w:rPr>
-              <w:t xml:space="preserve"> |</w:t>
+            <w:r>
+              <w:rPr>
+                <w:rFonts w:ascii="BRH Malayalam Extra" w:hAnsi="BRH Malayalam Extra" w:cs="BRH Devanagari Extra"/>
+                <w:b/>
+                <w:color w:val="000000"/>
+                <w:sz w:val="32"/>
+                <w:szCs w:val="40"/>
+              </w:rPr>
+              <w:t>–</w:t>
+            </w:r>
+            <w:r>
+              <w:rPr>
+                <w:rFonts w:ascii="BRH Devanagari Extra" w:hAnsi="BRH Devanagari Extra" w:cs="BRH Devanagari Extra"/>
+                <w:color w:val="000000"/>
+                <w:sz w:val="40"/>
+                <w:szCs w:val="40"/>
+              </w:rPr>
+              <w:t xml:space="preserve"> lÉqÉþÈ |</w:t>
             </w:r>
           </w:p>
         </w:tc>
@@ -4173,7 +3164,6 @@
               </w:rPr>
               <w:t>–</w:t>
             </w:r>
-            <w:proofErr w:type="spellStart"/>
             <w:r>
               <w:rPr>
                 <w:rFonts w:ascii="BRH Devanagari Extra" w:hAnsi="BRH Devanagari Extra" w:cs="BRH Devanagari Extra"/>
@@ -4183,7 +3173,54 @@
               </w:rPr>
               <w:t>ÌiÉ¸þliÉ</w:t>
             </w:r>
-            <w:proofErr w:type="spellEnd"/>
+            <w:r>
+              <w:rPr>
+                <w:rFonts w:ascii="BRH Malayalam Extra" w:hAnsi="BRH Malayalam Extra" w:cs="BRH Devanagari Extra"/>
+                <w:b/>
+                <w:color w:val="000000"/>
+                <w:sz w:val="32"/>
+                <w:szCs w:val="40"/>
+              </w:rPr>
+              <w:t>–</w:t>
+            </w:r>
+            <w:r>
+              <w:rPr>
+                <w:rFonts w:ascii="BRH Devanagari Extra" w:hAnsi="BRH Devanagari Extra" w:cs="BRH Devanagari Extra"/>
+                <w:color w:val="000000"/>
+                <w:sz w:val="40"/>
+                <w:szCs w:val="40"/>
+              </w:rPr>
+              <w:t xml:space="preserve"> AÉmÉþÈ | E</w:t>
+            </w:r>
+            <w:r>
+              <w:rPr>
+                <w:rFonts w:ascii="BRH Malayalam Extra" w:hAnsi="BRH Malayalam Extra" w:cs="BRH Devanagari Extra"/>
+                <w:b/>
+                <w:color w:val="000000"/>
+                <w:sz w:val="32"/>
+                <w:szCs w:val="40"/>
+              </w:rPr>
+              <w:t>–</w:t>
+            </w:r>
+            <w:r>
+              <w:rPr>
+                <w:rFonts w:ascii="BRH Devanagari Extra" w:hAnsi="BRH Devanagari Extra" w:cs="BRH Devanagari Extra"/>
+                <w:color w:val="000000"/>
+                <w:sz w:val="40"/>
+                <w:szCs w:val="40"/>
+                <w:highlight w:val="yellow"/>
+              </w:rPr>
+              <w:t>mÉÌ</w:t>
+            </w:r>
+            <w:r>
+              <w:rPr>
+                <w:rFonts w:ascii="BRH Devanagari Extra" w:hAnsi="BRH Devanagari Extra" w:cs="BRH Devanagari Extra"/>
+                <w:color w:val="000000"/>
+                <w:sz w:val="40"/>
+                <w:szCs w:val="40"/>
+              </w:rPr>
+              <w:t>iÉ¸þliÉ</w:t>
+            </w:r>
             <w:r>
               <w:rPr>
                 <w:rFonts w:ascii="BRH Malayalam Extra" w:hAnsi="BRH Malayalam Extra" w:cs="BRH Devanagari Extra"/>
@@ -4203,76 +3240,6 @@
               </w:rPr>
               <w:t xml:space="preserve"> </w:t>
             </w:r>
-            <w:proofErr w:type="spellStart"/>
-            <w:r>
-              <w:rPr>
-                <w:rFonts w:ascii="BRH Devanagari Extra" w:hAnsi="BRH Devanagari Extra" w:cs="BRH Devanagari Extra"/>
-                <w:color w:val="000000"/>
-                <w:sz w:val="40"/>
-                <w:szCs w:val="40"/>
-              </w:rPr>
-              <w:t>AÉmÉþÈ</w:t>
-            </w:r>
-            <w:proofErr w:type="spellEnd"/>
-            <w:r>
-              <w:rPr>
-                <w:rFonts w:ascii="BRH Devanagari Extra" w:hAnsi="BRH Devanagari Extra" w:cs="BRH Devanagari Extra"/>
-                <w:color w:val="000000"/>
-                <w:sz w:val="40"/>
-                <w:szCs w:val="40"/>
-              </w:rPr>
-              <w:t xml:space="preserve"> | E</w:t>
-            </w:r>
-            <w:r>
-              <w:rPr>
-                <w:rFonts w:ascii="BRH Malayalam Extra" w:hAnsi="BRH Malayalam Extra" w:cs="BRH Devanagari Extra"/>
-                <w:b/>
-                <w:color w:val="000000"/>
-                <w:sz w:val="32"/>
-                <w:szCs w:val="40"/>
-              </w:rPr>
-              <w:t>–</w:t>
-            </w:r>
-            <w:proofErr w:type="spellStart"/>
-            <w:r>
-              <w:rPr>
-                <w:rFonts w:ascii="BRH Devanagari Extra" w:hAnsi="BRH Devanagari Extra" w:cs="BRH Devanagari Extra"/>
-                <w:color w:val="000000"/>
-                <w:sz w:val="40"/>
-                <w:szCs w:val="40"/>
-                <w:highlight w:val="yellow"/>
-              </w:rPr>
-              <w:t>mÉÌ</w:t>
-            </w:r>
-            <w:r>
-              <w:rPr>
-                <w:rFonts w:ascii="BRH Devanagari Extra" w:hAnsi="BRH Devanagari Extra" w:cs="BRH Devanagari Extra"/>
-                <w:color w:val="000000"/>
-                <w:sz w:val="40"/>
-                <w:szCs w:val="40"/>
-              </w:rPr>
-              <w:t>iÉ¸þliÉ</w:t>
-            </w:r>
-            <w:proofErr w:type="spellEnd"/>
-            <w:r>
-              <w:rPr>
-                <w:rFonts w:ascii="BRH Malayalam Extra" w:hAnsi="BRH Malayalam Extra" w:cs="BRH Devanagari Extra"/>
-                <w:b/>
-                <w:color w:val="000000"/>
-                <w:sz w:val="32"/>
-                <w:szCs w:val="40"/>
-              </w:rPr>
-              <w:t>–</w:t>
-            </w:r>
-            <w:r>
-              <w:rPr>
-                <w:rFonts w:ascii="BRH Devanagari Extra" w:hAnsi="BRH Devanagari Extra" w:cs="BRH Devanagari Extra"/>
-                <w:color w:val="000000"/>
-                <w:sz w:val="40"/>
-                <w:szCs w:val="40"/>
-              </w:rPr>
-              <w:t xml:space="preserve"> </w:t>
-            </w:r>
           </w:p>
           <w:p>
             <w:pPr>
@@ -4288,45 +3255,14 @@
                 <w:szCs w:val="40"/>
               </w:rPr>
             </w:pPr>
-            <w:proofErr w:type="spellStart"/>
-            <w:r>
-              <w:rPr>
-                <w:rFonts w:ascii="BRH Devanagari Extra" w:hAnsi="BRH Devanagari Extra" w:cs="BRH Devanagari Extra"/>
-                <w:color w:val="000000"/>
-                <w:sz w:val="40"/>
-                <w:szCs w:val="40"/>
-              </w:rPr>
-              <w:t>CirÉÑþmÉ</w:t>
-            </w:r>
-            <w:proofErr w:type="spellEnd"/>
-            <w:r>
-              <w:rPr>
-                <w:rFonts w:ascii="BRH Devanagari Extra" w:hAnsi="BRH Devanagari Extra" w:cs="BRH Devanagari Extra"/>
-                <w:color w:val="000000"/>
-                <w:sz w:val="40"/>
-                <w:szCs w:val="40"/>
-              </w:rPr>
-              <w:t xml:space="preserve"> - </w:t>
-            </w:r>
-            <w:proofErr w:type="spellStart"/>
-            <w:r>
-              <w:rPr>
-                <w:rFonts w:ascii="BRH Devanagari Extra" w:hAnsi="BRH Devanagari Extra" w:cs="BRH Devanagari Extra"/>
-                <w:color w:val="000000"/>
-                <w:sz w:val="40"/>
-                <w:szCs w:val="40"/>
-              </w:rPr>
-              <w:t>ÌiÉ¸þliÉå</w:t>
-            </w:r>
-            <w:proofErr w:type="spellEnd"/>
-            <w:r>
-              <w:rPr>
-                <w:rFonts w:ascii="BRH Devanagari Extra" w:hAnsi="BRH Devanagari Extra" w:cs="BRH Devanagari Extra"/>
-                <w:color w:val="000000"/>
-                <w:sz w:val="40"/>
-                <w:szCs w:val="40"/>
-              </w:rPr>
-              <w:t xml:space="preserve"> |</w:t>
+            <w:r>
+              <w:rPr>
+                <w:rFonts w:ascii="BRH Devanagari Extra" w:hAnsi="BRH Devanagari Extra" w:cs="BRH Devanagari Extra"/>
+                <w:color w:val="000000"/>
+                <w:sz w:val="40"/>
+                <w:szCs w:val="40"/>
+              </w:rPr>
+              <w:t>CirÉÑþmÉ - ÌiÉ¸þliÉå |</w:t>
             </w:r>
           </w:p>
         </w:tc>
@@ -4386,7 +3322,6 @@
               </w:rPr>
               <w:t>–</w:t>
             </w:r>
-            <w:proofErr w:type="spellStart"/>
             <w:r>
               <w:rPr>
                 <w:rFonts w:ascii="BRH Devanagari Extra" w:hAnsi="BRH Devanagari Extra" w:cs="BRH Devanagari Extra"/>
@@ -4396,7 +3331,64 @@
               </w:rPr>
               <w:t>ÌiÉ¸þliÉ</w:t>
             </w:r>
-            <w:proofErr w:type="spellEnd"/>
+            <w:r>
+              <w:rPr>
+                <w:rFonts w:ascii="BRH Malayalam Extra" w:hAnsi="BRH Malayalam Extra" w:cs="BRH Devanagari Extra"/>
+                <w:b/>
+                <w:color w:val="000000"/>
+                <w:sz w:val="32"/>
+                <w:szCs w:val="40"/>
+              </w:rPr>
+              <w:t>–</w:t>
+            </w:r>
+            <w:r>
+              <w:rPr>
+                <w:rFonts w:ascii="BRH Devanagari Extra" w:hAnsi="BRH Devanagari Extra" w:cs="BRH Devanagari Extra"/>
+                <w:color w:val="000000"/>
+                <w:sz w:val="40"/>
+                <w:szCs w:val="40"/>
+              </w:rPr>
+              <w:t xml:space="preserve"> AÉmÉþÈ | E</w:t>
+            </w:r>
+            <w:r>
+              <w:rPr>
+                <w:rFonts w:ascii="BRH Malayalam Extra" w:hAnsi="BRH Malayalam Extra" w:cs="BRH Devanagari Extra"/>
+                <w:b/>
+                <w:color w:val="000000"/>
+                <w:sz w:val="32"/>
+                <w:szCs w:val="40"/>
+              </w:rPr>
+              <w:t>–</w:t>
+            </w:r>
+            <w:r>
+              <w:rPr>
+                <w:rFonts w:ascii="BRH Devanagari Extra" w:hAnsi="BRH Devanagari Extra" w:cs="BRH Devanagari Extra"/>
+                <w:color w:val="000000"/>
+                <w:sz w:val="40"/>
+                <w:szCs w:val="40"/>
+                <w:highlight w:val="green"/>
+              </w:rPr>
+              <w:t>mÉ</w:t>
+            </w:r>
+            <w:r>
+              <w:rPr>
+                <w:rFonts w:ascii="BRH Malayalam Extra" w:hAnsi="BRH Malayalam Extra" w:cs="BRH Devanagari Extra"/>
+                <w:b/>
+                <w:color w:val="000000"/>
+                <w:sz w:val="32"/>
+                <w:szCs w:val="40"/>
+              </w:rPr>
+              <w:t>–</w:t>
+            </w:r>
+            <w:r>
+              <w:rPr>
+                <w:rFonts w:ascii="BRH Devanagari Extra" w:hAnsi="BRH Devanagari Extra" w:cs="BRH Devanagari Extra"/>
+                <w:color w:val="000000"/>
+                <w:sz w:val="40"/>
+                <w:szCs w:val="40"/>
+              </w:rPr>
+              <w:t>ÌiÉ¸þliÉ</w:t>
+            </w:r>
             <w:r>
               <w:rPr>
                 <w:rFonts w:ascii="BRH Malayalam Extra" w:hAnsi="BRH Malayalam Extra" w:cs="BRH Devanagari Extra"/>
@@ -4416,86 +3408,6 @@
               </w:rPr>
               <w:t xml:space="preserve"> </w:t>
             </w:r>
-            <w:proofErr w:type="spellStart"/>
-            <w:r>
-              <w:rPr>
-                <w:rFonts w:ascii="BRH Devanagari Extra" w:hAnsi="BRH Devanagari Extra" w:cs="BRH Devanagari Extra"/>
-                <w:color w:val="000000"/>
-                <w:sz w:val="40"/>
-                <w:szCs w:val="40"/>
-              </w:rPr>
-              <w:t>AÉmÉþÈ</w:t>
-            </w:r>
-            <w:proofErr w:type="spellEnd"/>
-            <w:r>
-              <w:rPr>
-                <w:rFonts w:ascii="BRH Devanagari Extra" w:hAnsi="BRH Devanagari Extra" w:cs="BRH Devanagari Extra"/>
-                <w:color w:val="000000"/>
-                <w:sz w:val="40"/>
-                <w:szCs w:val="40"/>
-              </w:rPr>
-              <w:t xml:space="preserve"> | E</w:t>
-            </w:r>
-            <w:r>
-              <w:rPr>
-                <w:rFonts w:ascii="BRH Malayalam Extra" w:hAnsi="BRH Malayalam Extra" w:cs="BRH Devanagari Extra"/>
-                <w:b/>
-                <w:color w:val="000000"/>
-                <w:sz w:val="32"/>
-                <w:szCs w:val="40"/>
-              </w:rPr>
-              <w:t>–</w:t>
-            </w:r>
-            <w:r>
-              <w:rPr>
-                <w:rFonts w:ascii="BRH Devanagari Extra" w:hAnsi="BRH Devanagari Extra" w:cs="BRH Devanagari Extra"/>
-                <w:color w:val="000000"/>
-                <w:sz w:val="40"/>
-                <w:szCs w:val="40"/>
-                <w:highlight w:val="green"/>
-              </w:rPr>
-              <w:t>mÉ</w:t>
-            </w:r>
-            <w:r>
-              <w:rPr>
-                <w:rFonts w:ascii="BRH Malayalam Extra" w:hAnsi="BRH Malayalam Extra" w:cs="BRH Devanagari Extra"/>
-                <w:b/>
-                <w:color w:val="000000"/>
-                <w:sz w:val="32"/>
-                <w:szCs w:val="40"/>
-              </w:rPr>
-              <w:t>–</w:t>
-            </w:r>
-            <w:proofErr w:type="spellStart"/>
-            <w:r>
-              <w:rPr>
-                <w:rFonts w:ascii="BRH Devanagari Extra" w:hAnsi="BRH Devanagari Extra" w:cs="BRH Devanagari Extra"/>
-                <w:color w:val="000000"/>
-                <w:sz w:val="40"/>
-                <w:szCs w:val="40"/>
-              </w:rPr>
-              <w:t>ÌiÉ¸þliÉ</w:t>
-            </w:r>
-            <w:proofErr w:type="spellEnd"/>
-            <w:r>
-              <w:rPr>
-                <w:rFonts w:ascii="BRH Malayalam Extra" w:hAnsi="BRH Malayalam Extra" w:cs="BRH Devanagari Extra"/>
-                <w:b/>
-                <w:color w:val="000000"/>
-                <w:sz w:val="32"/>
-                <w:szCs w:val="40"/>
-              </w:rPr>
-              <w:t>–</w:t>
-            </w:r>
-            <w:r>
-              <w:rPr>
-                <w:rFonts w:ascii="BRH Devanagari Extra" w:hAnsi="BRH Devanagari Extra" w:cs="BRH Devanagari Extra"/>
-                <w:color w:val="000000"/>
-                <w:sz w:val="40"/>
-                <w:szCs w:val="40"/>
-              </w:rPr>
-              <w:t xml:space="preserve"> </w:t>
-            </w:r>
           </w:p>
           <w:p>
             <w:pPr>
@@ -4511,45 +3423,14 @@
                 <w:szCs w:val="40"/>
               </w:rPr>
             </w:pPr>
-            <w:proofErr w:type="spellStart"/>
-            <w:r>
-              <w:rPr>
-                <w:rFonts w:ascii="BRH Devanagari Extra" w:hAnsi="BRH Devanagari Extra" w:cs="BRH Devanagari Extra"/>
-                <w:color w:val="000000"/>
-                <w:sz w:val="40"/>
-                <w:szCs w:val="40"/>
-              </w:rPr>
-              <w:t>CirÉÑþmÉ</w:t>
-            </w:r>
-            <w:proofErr w:type="spellEnd"/>
-            <w:r>
-              <w:rPr>
-                <w:rFonts w:ascii="BRH Devanagari Extra" w:hAnsi="BRH Devanagari Extra" w:cs="BRH Devanagari Extra"/>
-                <w:color w:val="000000"/>
-                <w:sz w:val="40"/>
-                <w:szCs w:val="40"/>
-              </w:rPr>
-              <w:t xml:space="preserve"> - </w:t>
-            </w:r>
-            <w:proofErr w:type="spellStart"/>
-            <w:r>
-              <w:rPr>
-                <w:rFonts w:ascii="BRH Devanagari Extra" w:hAnsi="BRH Devanagari Extra" w:cs="BRH Devanagari Extra"/>
-                <w:color w:val="000000"/>
-                <w:sz w:val="40"/>
-                <w:szCs w:val="40"/>
-              </w:rPr>
-              <w:t>ÌiÉ¸þliÉå</w:t>
-            </w:r>
-            <w:proofErr w:type="spellEnd"/>
-            <w:r>
-              <w:rPr>
-                <w:rFonts w:ascii="BRH Devanagari Extra" w:hAnsi="BRH Devanagari Extra" w:cs="BRH Devanagari Extra"/>
-                <w:color w:val="000000"/>
-                <w:sz w:val="40"/>
-                <w:szCs w:val="40"/>
-              </w:rPr>
-              <w:t xml:space="preserve"> |</w:t>
+            <w:r>
+              <w:rPr>
+                <w:rFonts w:ascii="BRH Devanagari Extra" w:hAnsi="BRH Devanagari Extra" w:cs="BRH Devanagari Extra"/>
+                <w:color w:val="000000"/>
+                <w:sz w:val="40"/>
+                <w:szCs w:val="40"/>
+              </w:rPr>
+              <w:t>CirÉÑþmÉ - ÌiÉ¸þliÉå |</w:t>
             </w:r>
           </w:p>
         </w:tc>
@@ -4682,7 +3563,6 @@
                 <w:szCs w:val="40"/>
               </w:rPr>
             </w:pPr>
-            <w:proofErr w:type="spellStart"/>
             <w:r>
               <w:rPr>
                 <w:rFonts w:ascii="BRH Devanagari Extra" w:hAnsi="BRH Devanagari Extra" w:cs="BRH Devanagari Extra"/>
@@ -4692,7 +3572,6 @@
               </w:rPr>
               <w:t>UÉå</w:t>
             </w:r>
-            <w:proofErr w:type="spellEnd"/>
             <w:r>
               <w:rPr>
                 <w:rFonts w:ascii="BRH Malayalam Extra" w:hAnsi="BRH Malayalam Extra" w:cs="BRH Devanagari Extra"/>
@@ -4722,136 +3601,81 @@
               </w:rPr>
               <w:t>–</w:t>
             </w:r>
-            <w:proofErr w:type="spellStart"/>
-            <w:r>
-              <w:rPr>
-                <w:rFonts w:ascii="BRH Devanagari Extra" w:hAnsi="BRH Devanagari Extra" w:cs="BRH Devanagari Extra"/>
-                <w:color w:val="000000"/>
-                <w:sz w:val="40"/>
-                <w:szCs w:val="40"/>
-              </w:rPr>
-              <w:t>lÉå</w:t>
-            </w:r>
-            <w:proofErr w:type="spellEnd"/>
-            <w:r>
-              <w:rPr>
-                <w:rFonts w:ascii="BRH Devanagari Extra" w:hAnsi="BRH Devanagari Extra" w:cs="BRH Devanagari Extra"/>
-                <w:color w:val="000000"/>
-                <w:sz w:val="40"/>
-                <w:szCs w:val="40"/>
-              </w:rPr>
-              <w:t xml:space="preserve"> ÌS</w:t>
-            </w:r>
-            <w:r>
-              <w:rPr>
-                <w:rFonts w:ascii="BRH Malayalam Extra" w:hAnsi="BRH Malayalam Extra" w:cs="BRH Devanagari Extra"/>
-                <w:b/>
-                <w:color w:val="000000"/>
-                <w:sz w:val="32"/>
-                <w:szCs w:val="40"/>
-              </w:rPr>
-              <w:t>–</w:t>
-            </w:r>
-            <w:proofErr w:type="spellStart"/>
-            <w:r>
-              <w:rPr>
-                <w:rFonts w:ascii="BRH Devanagari Extra" w:hAnsi="BRH Devanagari Extra" w:cs="BRH Devanagari Extra"/>
-                <w:color w:val="000000"/>
-                <w:sz w:val="40"/>
-                <w:szCs w:val="40"/>
+            <w:r>
+              <w:rPr>
+                <w:rFonts w:ascii="BRH Devanagari Extra" w:hAnsi="BRH Devanagari Extra" w:cs="BRH Devanagari Extra"/>
+                <w:color w:val="000000"/>
+                <w:sz w:val="40"/>
+                <w:szCs w:val="40"/>
+              </w:rPr>
+              <w:t>lÉå ÌS</w:t>
+            </w:r>
+            <w:r>
+              <w:rPr>
+                <w:rFonts w:ascii="BRH Malayalam Extra" w:hAnsi="BRH Malayalam Extra" w:cs="BRH Devanagari Extra"/>
+                <w:b/>
+                <w:color w:val="000000"/>
+                <w:sz w:val="32"/>
+                <w:szCs w:val="40"/>
+              </w:rPr>
+              <w:t>–</w:t>
+            </w:r>
+            <w:r>
+              <w:rPr>
+                <w:rFonts w:ascii="BRH Devanagari Extra" w:hAnsi="BRH Devanagari Extra" w:cs="BRH Devanagari Extra"/>
+                <w:color w:val="000000"/>
+                <w:sz w:val="40"/>
+                <w:szCs w:val="40"/>
+              </w:rPr>
+              <w:t>uÉÈ | ÌS</w:t>
+            </w:r>
+            <w:r>
+              <w:rPr>
+                <w:rFonts w:ascii="BRH Malayalam Extra" w:hAnsi="BRH Malayalam Extra" w:cs="BRH Devanagari Extra"/>
+                <w:b/>
+                <w:color w:val="000000"/>
+                <w:sz w:val="32"/>
+                <w:szCs w:val="40"/>
+              </w:rPr>
+              <w:t>–</w:t>
+            </w:r>
+            <w:r>
+              <w:rPr>
+                <w:rFonts w:ascii="BRH Devanagari Extra" w:hAnsi="BRH Devanagari Extra" w:cs="BRH Devanagari Extra"/>
+                <w:color w:val="000000"/>
+                <w:sz w:val="40"/>
+                <w:szCs w:val="40"/>
+                <w:highlight w:val="yellow"/>
               </w:rPr>
               <w:t>uÉÈ</w:t>
             </w:r>
-            <w:proofErr w:type="spellEnd"/>
-            <w:r>
-              <w:rPr>
-                <w:rFonts w:ascii="BRH Devanagari Extra" w:hAnsi="BRH Devanagari Extra" w:cs="BRH Devanagari Extra"/>
-                <w:color w:val="000000"/>
-                <w:sz w:val="40"/>
-                <w:szCs w:val="40"/>
-              </w:rPr>
-              <w:t xml:space="preserve"> | ÌS</w:t>
-            </w:r>
-            <w:r>
-              <w:rPr>
-                <w:rFonts w:ascii="BRH Malayalam Extra" w:hAnsi="BRH Malayalam Extra" w:cs="BRH Devanagari Extra"/>
-                <w:b/>
-                <w:color w:val="000000"/>
-                <w:sz w:val="32"/>
-                <w:szCs w:val="40"/>
-              </w:rPr>
-              <w:t>–</w:t>
-            </w:r>
-            <w:proofErr w:type="spellStart"/>
-            <w:r>
-              <w:rPr>
-                <w:rFonts w:ascii="BRH Devanagari Extra" w:hAnsi="BRH Devanagari Extra" w:cs="BRH Devanagari Extra"/>
-                <w:color w:val="000000"/>
-                <w:sz w:val="40"/>
-                <w:szCs w:val="40"/>
-                <w:highlight w:val="yellow"/>
-              </w:rPr>
-              <w:t>uÉÈ</w:t>
-            </w:r>
-            <w:proofErr w:type="spellEnd"/>
-            <w:r>
-              <w:rPr>
-                <w:rFonts w:ascii="BRH Devanagari Extra" w:hAnsi="BRH Devanagari Extra" w:cs="BRH Devanagari Extra"/>
-                <w:color w:val="000000"/>
-                <w:sz w:val="40"/>
-                <w:szCs w:val="40"/>
-              </w:rPr>
-              <w:t xml:space="preserve"> </w:t>
-            </w:r>
-            <w:proofErr w:type="spellStart"/>
-            <w:r>
-              <w:rPr>
-                <w:rFonts w:ascii="BRH Devanagari Extra" w:hAnsi="BRH Devanagari Extra" w:cs="BRH Devanagari Extra"/>
-                <w:color w:val="000000"/>
-                <w:sz w:val="40"/>
-                <w:szCs w:val="40"/>
-              </w:rPr>
-              <w:t>CÌiÉþ</w:t>
-            </w:r>
-            <w:proofErr w:type="spellEnd"/>
-            <w:r>
-              <w:rPr>
-                <w:rFonts w:ascii="BRH Devanagari Extra" w:hAnsi="BRH Devanagari Extra" w:cs="BRH Devanagari Extra"/>
-                <w:color w:val="000000"/>
-                <w:sz w:val="40"/>
-                <w:szCs w:val="40"/>
-              </w:rPr>
-              <w:t xml:space="preserve"> ÌS</w:t>
-            </w:r>
-            <w:r>
-              <w:rPr>
-                <w:rFonts w:ascii="BRH Malayalam Extra" w:hAnsi="BRH Malayalam Extra" w:cs="BRH Devanagari Extra"/>
-                <w:b/>
-                <w:color w:val="000000"/>
-                <w:sz w:val="32"/>
-                <w:szCs w:val="40"/>
-              </w:rPr>
-              <w:t>–</w:t>
-            </w:r>
-            <w:proofErr w:type="spellStart"/>
-            <w:r>
-              <w:rPr>
-                <w:rFonts w:ascii="BRH Devanagari Extra" w:hAnsi="BRH Devanagari Extra" w:cs="BRH Devanagari Extra"/>
-                <w:color w:val="000000"/>
-                <w:sz w:val="40"/>
-                <w:szCs w:val="40"/>
-              </w:rPr>
-              <w:t>uÉÈ</w:t>
-            </w:r>
-            <w:proofErr w:type="spellEnd"/>
-            <w:r>
-              <w:rPr>
-                <w:rFonts w:ascii="BRH Devanagari Extra" w:hAnsi="BRH Devanagari Extra" w:cs="BRH Devanagari Extra"/>
-                <w:color w:val="000000"/>
-                <w:sz w:val="40"/>
-                <w:szCs w:val="40"/>
-              </w:rPr>
-              <w:t xml:space="preserve"> ||</w:t>
+            <w:r>
+              <w:rPr>
+                <w:rFonts w:ascii="BRH Devanagari Extra" w:hAnsi="BRH Devanagari Extra" w:cs="BRH Devanagari Extra"/>
+                <w:color w:val="000000"/>
+                <w:sz w:val="40"/>
+                <w:szCs w:val="40"/>
+              </w:rPr>
+              <w:t xml:space="preserve"> CÌiÉþ ÌS</w:t>
+            </w:r>
+            <w:r>
+              <w:rPr>
+                <w:rFonts w:ascii="BRH Malayalam Extra" w:hAnsi="BRH Malayalam Extra" w:cs="BRH Devanagari Extra"/>
+                <w:b/>
+                <w:color w:val="000000"/>
+                <w:sz w:val="32"/>
+                <w:szCs w:val="40"/>
+              </w:rPr>
+              <w:t>–</w:t>
+            </w:r>
+            <w:r>
+              <w:rPr>
+                <w:rFonts w:ascii="BRH Devanagari Extra" w:hAnsi="BRH Devanagari Extra" w:cs="BRH Devanagari Extra"/>
+                <w:color w:val="000000"/>
+                <w:sz w:val="40"/>
+                <w:szCs w:val="40"/>
+              </w:rPr>
+              <w:t>uÉÈ ||</w:t>
             </w:r>
           </w:p>
         </w:tc>
@@ -4873,7 +3697,6 @@
                 <w:szCs w:val="40"/>
               </w:rPr>
             </w:pPr>
-            <w:proofErr w:type="spellStart"/>
             <w:r>
               <w:rPr>
                 <w:rFonts w:ascii="BRH Devanagari Extra" w:hAnsi="BRH Devanagari Extra" w:cs="BRH Devanagari Extra"/>
@@ -4883,7 +3706,6 @@
               </w:rPr>
               <w:t>UÉå</w:t>
             </w:r>
-            <w:proofErr w:type="spellEnd"/>
             <w:r>
               <w:rPr>
                 <w:rFonts w:ascii="BRH Malayalam Extra" w:hAnsi="BRH Malayalam Extra" w:cs="BRH Devanagari Extra"/>
@@ -4913,55 +3735,33 @@
               </w:rPr>
               <w:t>–</w:t>
             </w:r>
-            <w:proofErr w:type="spellStart"/>
-            <w:r>
-              <w:rPr>
-                <w:rFonts w:ascii="BRH Devanagari Extra" w:hAnsi="BRH Devanagari Extra" w:cs="BRH Devanagari Extra"/>
-                <w:color w:val="000000"/>
-                <w:sz w:val="40"/>
-                <w:szCs w:val="40"/>
-              </w:rPr>
-              <w:t>lÉå</w:t>
-            </w:r>
-            <w:proofErr w:type="spellEnd"/>
-            <w:r>
-              <w:rPr>
-                <w:rFonts w:ascii="BRH Devanagari Extra" w:hAnsi="BRH Devanagari Extra" w:cs="BRH Devanagari Extra"/>
-                <w:color w:val="000000"/>
-                <w:sz w:val="40"/>
-                <w:szCs w:val="40"/>
-              </w:rPr>
-              <w:t xml:space="preserve"> ÌS</w:t>
-            </w:r>
-            <w:r>
-              <w:rPr>
-                <w:rFonts w:ascii="BRH Malayalam Extra" w:hAnsi="BRH Malayalam Extra" w:cs="BRH Devanagari Extra"/>
-                <w:b/>
-                <w:color w:val="000000"/>
-                <w:sz w:val="32"/>
-                <w:szCs w:val="40"/>
-              </w:rPr>
-              <w:t>–</w:t>
-            </w:r>
-            <w:proofErr w:type="spellStart"/>
-            <w:r>
-              <w:rPr>
-                <w:rFonts w:ascii="BRH Devanagari Extra" w:hAnsi="BRH Devanagari Extra" w:cs="BRH Devanagari Extra"/>
-                <w:color w:val="000000"/>
-                <w:sz w:val="40"/>
-                <w:szCs w:val="40"/>
-              </w:rPr>
-              <w:t>uÉÈ</w:t>
-            </w:r>
-            <w:proofErr w:type="spellEnd"/>
-            <w:r>
-              <w:rPr>
-                <w:rFonts w:ascii="BRH Devanagari Extra" w:hAnsi="BRH Devanagari Extra" w:cs="BRH Devanagari Extra"/>
-                <w:color w:val="000000"/>
-                <w:sz w:val="40"/>
-                <w:szCs w:val="40"/>
-              </w:rPr>
-              <w:t xml:space="preserve"> | ÌS</w:t>
+            <w:r>
+              <w:rPr>
+                <w:rFonts w:ascii="BRH Devanagari Extra" w:hAnsi="BRH Devanagari Extra" w:cs="BRH Devanagari Extra"/>
+                <w:color w:val="000000"/>
+                <w:sz w:val="40"/>
+                <w:szCs w:val="40"/>
+              </w:rPr>
+              <w:t>lÉå ÌS</w:t>
+            </w:r>
+            <w:r>
+              <w:rPr>
+                <w:rFonts w:ascii="BRH Malayalam Extra" w:hAnsi="BRH Malayalam Extra" w:cs="BRH Devanagari Extra"/>
+                <w:b/>
+                <w:color w:val="000000"/>
+                <w:sz w:val="32"/>
+                <w:szCs w:val="40"/>
+              </w:rPr>
+              <w:t>–</w:t>
+            </w:r>
+            <w:r>
+              <w:rPr>
+                <w:rFonts w:ascii="BRH Devanagari Extra" w:hAnsi="BRH Devanagari Extra" w:cs="BRH Devanagari Extra"/>
+                <w:color w:val="000000"/>
+                <w:sz w:val="40"/>
+                <w:szCs w:val="40"/>
+              </w:rPr>
+              <w:t>uÉÈ | ÌS</w:t>
             </w:r>
             <w:r>
               <w:rPr>
@@ -4990,57 +3790,26 @@
                 <w:sz w:val="40"/>
                 <w:szCs w:val="40"/>
               </w:rPr>
-              <w:t xml:space="preserve"> </w:t>
-            </w:r>
-            <w:proofErr w:type="spellStart"/>
-            <w:r>
-              <w:rPr>
-                <w:rFonts w:ascii="BRH Devanagari Extra" w:hAnsi="BRH Devanagari Extra" w:cs="BRH Devanagari Extra"/>
-                <w:color w:val="000000"/>
-                <w:sz w:val="40"/>
-                <w:szCs w:val="40"/>
-              </w:rPr>
-              <w:t>CÌiÉþ</w:t>
-            </w:r>
-            <w:proofErr w:type="spellEnd"/>
-            <w:r>
-              <w:rPr>
-                <w:rFonts w:ascii="BRH Devanagari Extra" w:hAnsi="BRH Devanagari Extra" w:cs="BRH Devanagari Extra"/>
-                <w:color w:val="000000"/>
-                <w:sz w:val="40"/>
-                <w:szCs w:val="40"/>
-              </w:rPr>
-              <w:t xml:space="preserve"> ÌS</w:t>
-            </w:r>
-            <w:r>
-              <w:rPr>
-                <w:rFonts w:ascii="BRH Malayalam Extra" w:hAnsi="BRH Malayalam Extra" w:cs="BRH Devanagari Extra"/>
-                <w:b/>
-                <w:color w:val="000000"/>
-                <w:sz w:val="32"/>
-                <w:szCs w:val="40"/>
-              </w:rPr>
-              <w:t>–</w:t>
-            </w:r>
-            <w:proofErr w:type="spellStart"/>
-            <w:r>
-              <w:rPr>
-                <w:rFonts w:ascii="BRH Devanagari Extra" w:hAnsi="BRH Devanagari Extra" w:cs="BRH Devanagari Extra"/>
-                <w:color w:val="000000"/>
-                <w:sz w:val="40"/>
-                <w:szCs w:val="40"/>
-              </w:rPr>
-              <w:t>uÉÈ</w:t>
-            </w:r>
-            <w:proofErr w:type="spellEnd"/>
-            <w:r>
-              <w:rPr>
-                <w:rFonts w:ascii="BRH Devanagari Extra" w:hAnsi="BRH Devanagari Extra" w:cs="BRH Devanagari Extra"/>
-                <w:color w:val="000000"/>
-                <w:sz w:val="40"/>
-                <w:szCs w:val="40"/>
-              </w:rPr>
-              <w:t xml:space="preserve"> ||</w:t>
+              <w:t xml:space="preserve"> CÌiÉþ ÌS</w:t>
+            </w:r>
+            <w:r>
+              <w:rPr>
+                <w:rFonts w:ascii="BRH Malayalam Extra" w:hAnsi="BRH Malayalam Extra" w:cs="BRH Devanagari Extra"/>
+                <w:b/>
+                <w:color w:val="000000"/>
+                <w:sz w:val="32"/>
+                <w:szCs w:val="40"/>
+              </w:rPr>
+              <w:t>–</w:t>
+            </w:r>
+            <w:r>
+              <w:rPr>
+                <w:rFonts w:ascii="BRH Devanagari Extra" w:hAnsi="BRH Devanagari Extra" w:cs="BRH Devanagari Extra"/>
+                <w:color w:val="000000"/>
+                <w:sz w:val="40"/>
+                <w:szCs w:val="40"/>
+              </w:rPr>
+              <w:t>uÉÈ ||</w:t>
             </w:r>
           </w:p>
         </w:tc>
@@ -5174,25 +3943,14 @@
                 <w:lang w:val="en-IN" w:eastAsia="en-IN" w:bidi="ml-IN"/>
               </w:rPr>
             </w:pPr>
-            <w:proofErr w:type="spellStart"/>
-            <w:r>
-              <w:rPr>
-                <w:rFonts w:ascii="BRH Devanagari Extra" w:hAnsi="BRH Devanagari Extra" w:cs="BRH Devanagari Extra"/>
-                <w:color w:val="000000"/>
-                <w:sz w:val="40"/>
-                <w:szCs w:val="40"/>
-              </w:rPr>
-              <w:t>AÉÅMüþUqÉç</w:t>
-            </w:r>
-            <w:proofErr w:type="spellEnd"/>
-            <w:r>
-              <w:rPr>
-                <w:rFonts w:ascii="BRH Devanagari Extra" w:hAnsi="BRH Devanagari Extra" w:cs="BRH Devanagari Extra"/>
-                <w:color w:val="000000"/>
-                <w:sz w:val="40"/>
-                <w:szCs w:val="40"/>
-              </w:rPr>
-              <w:t xml:space="preserve"> | A</w:t>
+            <w:r>
+              <w:rPr>
+                <w:rFonts w:ascii="BRH Devanagari Extra" w:hAnsi="BRH Devanagari Extra" w:cs="BRH Devanagari Extra"/>
+                <w:color w:val="000000"/>
+                <w:sz w:val="40"/>
+                <w:szCs w:val="40"/>
+              </w:rPr>
+              <w:t>AÉÅMüþUqÉç | A</w:t>
             </w:r>
             <w:r>
               <w:rPr>
@@ -5242,7 +4000,6 @@
               </w:rPr>
               <w:t>–</w:t>
             </w:r>
-            <w:proofErr w:type="spellStart"/>
             <w:r>
               <w:rPr>
                 <w:rFonts w:ascii="BRH Devanagari Extra" w:hAnsi="BRH Devanagari Extra" w:cs="BRH Devanagari Extra"/>
@@ -5253,36 +4010,24 @@
               </w:rPr>
               <w:t>ÍqÉ</w:t>
             </w:r>
-            <w:proofErr w:type="spellEnd"/>
-            <w:r>
-              <w:rPr>
-                <w:rFonts w:ascii="BRH Malayalam Extra" w:hAnsi="BRH Malayalam Extra" w:cs="BRH Devanagari Extra"/>
-                <w:b/>
-                <w:color w:val="000000"/>
-                <w:sz w:val="32"/>
-                <w:szCs w:val="40"/>
-              </w:rPr>
-              <w:t>–</w:t>
-            </w:r>
-            <w:proofErr w:type="spellStart"/>
-            <w:r>
-              <w:rPr>
-                <w:rFonts w:ascii="BRH Devanagari Extra" w:hAnsi="BRH Devanagari Extra" w:cs="BRH Devanagari Extra"/>
-                <w:color w:val="000000"/>
-                <w:sz w:val="40"/>
-                <w:szCs w:val="40"/>
-              </w:rPr>
-              <w:t>irÉþMüUqÉç</w:t>
-            </w:r>
-            <w:proofErr w:type="spellEnd"/>
-            <w:r>
-              <w:rPr>
-                <w:rFonts w:ascii="BRH Devanagari Extra" w:hAnsi="BRH Devanagari Extra" w:cs="BRH Devanagari Extra"/>
-                <w:color w:val="000000"/>
-                <w:sz w:val="40"/>
-                <w:szCs w:val="40"/>
-              </w:rPr>
-              <w:t xml:space="preserve"> ||</w:t>
+            <w:r>
+              <w:rPr>
+                <w:rFonts w:ascii="BRH Malayalam Extra" w:hAnsi="BRH Malayalam Extra" w:cs="BRH Devanagari Extra"/>
+                <w:b/>
+                <w:color w:val="000000"/>
+                <w:sz w:val="32"/>
+                <w:szCs w:val="40"/>
+              </w:rPr>
+              <w:t>–</w:t>
+            </w:r>
+            <w:r>
+              <w:rPr>
+                <w:rFonts w:ascii="BRH Devanagari Extra" w:hAnsi="BRH Devanagari Extra" w:cs="BRH Devanagari Extra"/>
+                <w:color w:val="000000"/>
+                <w:sz w:val="40"/>
+                <w:szCs w:val="40"/>
+              </w:rPr>
+              <w:t>irÉþMüUqÉç ||</w:t>
             </w:r>
             <w:r>
               <w:rPr>
@@ -5314,25 +4059,14 @@
                 <w:lang w:val="en-IN" w:eastAsia="en-IN" w:bidi="ml-IN"/>
               </w:rPr>
             </w:pPr>
-            <w:proofErr w:type="spellStart"/>
-            <w:r>
-              <w:rPr>
-                <w:rFonts w:ascii="BRH Devanagari Extra" w:hAnsi="BRH Devanagari Extra" w:cs="BRH Devanagari Extra"/>
-                <w:color w:val="000000"/>
-                <w:sz w:val="40"/>
-                <w:szCs w:val="40"/>
-              </w:rPr>
-              <w:t>AÉÅMüþUqÉç</w:t>
-            </w:r>
-            <w:proofErr w:type="spellEnd"/>
-            <w:r>
-              <w:rPr>
-                <w:rFonts w:ascii="BRH Devanagari Extra" w:hAnsi="BRH Devanagari Extra" w:cs="BRH Devanagari Extra"/>
-                <w:color w:val="000000"/>
-                <w:sz w:val="40"/>
-                <w:szCs w:val="40"/>
-              </w:rPr>
-              <w:t xml:space="preserve"> | A</w:t>
+            <w:r>
+              <w:rPr>
+                <w:rFonts w:ascii="BRH Devanagari Extra" w:hAnsi="BRH Devanagari Extra" w:cs="BRH Devanagari Extra"/>
+                <w:color w:val="000000"/>
+                <w:sz w:val="40"/>
+                <w:szCs w:val="40"/>
+              </w:rPr>
+              <w:t>AÉÅMüþUqÉç | A</w:t>
             </w:r>
             <w:r>
               <w:rPr>
@@ -5382,7 +4116,6 @@
               </w:rPr>
               <w:t>–</w:t>
             </w:r>
-            <w:proofErr w:type="spellStart"/>
             <w:r>
               <w:rPr>
                 <w:rFonts w:ascii="BRH Devanagari Extra" w:hAnsi="BRH Devanagari Extra" w:cs="BRH Devanagari Extra"/>
@@ -5400,17 +4133,7 @@
                 <w:sz w:val="40"/>
                 <w:szCs w:val="40"/>
               </w:rPr>
-              <w:t>irÉþMüUqÉç</w:t>
-            </w:r>
-            <w:proofErr w:type="spellEnd"/>
-            <w:r>
-              <w:rPr>
-                <w:rFonts w:ascii="BRH Devanagari Extra" w:hAnsi="BRH Devanagari Extra" w:cs="BRH Devanagari Extra"/>
-                <w:color w:val="000000"/>
-                <w:sz w:val="40"/>
-                <w:szCs w:val="40"/>
-              </w:rPr>
-              <w:t xml:space="preserve"> ||</w:t>
+              <w:t>irÉþMüUqÉç ||</w:t>
             </w:r>
             <w:r>
               <w:rPr>
@@ -5468,7 +4191,6 @@
                 <w:sz w:val="28"/>
                 <w:szCs w:val="32"/>
               </w:rPr>
-              <w:lastRenderedPageBreak/>
               <w:t>T.S.4.2.5.1 – Kramam</w:t>
             </w:r>
           </w:p>
@@ -5583,7 +4305,6 @@
               </w:rPr>
               <w:t>–</w:t>
             </w:r>
-            <w:proofErr w:type="spellStart"/>
             <w:r>
               <w:rPr>
                 <w:rFonts w:ascii="BRH Devanagari Extra" w:hAnsi="BRH Devanagari Extra" w:cs="BRH Devanagari Extra"/>
@@ -5593,7 +4314,6 @@
               </w:rPr>
               <w:t>alÉå</w:t>
             </w:r>
-            <w:proofErr w:type="spellEnd"/>
             <w:r>
               <w:rPr>
                 <w:rFonts w:ascii="BRH Malayalam Extra" w:hAnsi="BRH Malayalam Extra" w:cs="BRH Devanagari Extra"/>
@@ -5613,7 +4333,6 @@
               </w:rPr>
               <w:t xml:space="preserve"> </w:t>
             </w:r>
-            <w:proofErr w:type="spellStart"/>
             <w:r>
               <w:rPr>
                 <w:rFonts w:ascii="BRH Devanagari Extra" w:hAnsi="BRH Devanagari Extra" w:cs="BRH Devanagari Extra"/>
@@ -5633,48 +4352,35 @@
               </w:rPr>
               <w:t>ÌrÉ</w:t>
             </w:r>
-            <w:proofErr w:type="spellEnd"/>
-            <w:r>
-              <w:rPr>
-                <w:rFonts w:ascii="BRH Malayalam Extra" w:hAnsi="BRH Malayalam Extra" w:cs="BRH Devanagari Extra"/>
-                <w:b/>
-                <w:color w:val="000000"/>
-                <w:sz w:val="32"/>
-                <w:szCs w:val="40"/>
-              </w:rPr>
-              <w:t>–</w:t>
-            </w:r>
-            <w:proofErr w:type="spellStart"/>
-            <w:r>
-              <w:rPr>
-                <w:rFonts w:ascii="BRH Devanagari Extra" w:hAnsi="BRH Devanagari Extra" w:cs="BRH Devanagari Extra"/>
-                <w:color w:val="000000"/>
-                <w:sz w:val="40"/>
-                <w:szCs w:val="40"/>
-              </w:rPr>
-              <w:t>qÉÉlÉç</w:t>
-            </w:r>
-            <w:proofErr w:type="spellEnd"/>
-            <w:r>
-              <w:rPr>
-                <w:rFonts w:ascii="BRH Devanagari Extra" w:hAnsi="BRH Devanagari Extra" w:cs="BRH Devanagari Extra"/>
-                <w:color w:val="000000"/>
-                <w:sz w:val="40"/>
-                <w:szCs w:val="40"/>
-              </w:rPr>
-              <w:t xml:space="preserve"> | U</w:t>
-            </w:r>
-            <w:r>
-              <w:rPr>
-                <w:rFonts w:ascii="BRH Malayalam Extra" w:hAnsi="BRH Malayalam Extra" w:cs="BRH Devanagari Extra"/>
-                <w:b/>
-                <w:color w:val="000000"/>
-                <w:sz w:val="32"/>
-                <w:szCs w:val="40"/>
-              </w:rPr>
-              <w:t>–</w:t>
-            </w:r>
-            <w:proofErr w:type="spellStart"/>
+            <w:r>
+              <w:rPr>
+                <w:rFonts w:ascii="BRH Malayalam Extra" w:hAnsi="BRH Malayalam Extra" w:cs="BRH Devanagari Extra"/>
+                <w:b/>
+                <w:color w:val="000000"/>
+                <w:sz w:val="32"/>
+                <w:szCs w:val="40"/>
+              </w:rPr>
+              <w:t>–</w:t>
+            </w:r>
+            <w:r>
+              <w:rPr>
+                <w:rFonts w:ascii="BRH Devanagari Extra" w:hAnsi="BRH Devanagari Extra" w:cs="BRH Devanagari Extra"/>
+                <w:color w:val="000000"/>
+                <w:sz w:val="40"/>
+                <w:szCs w:val="40"/>
+              </w:rPr>
+              <w:t>qÉÉlÉç | U</w:t>
+            </w:r>
+            <w:r>
+              <w:rPr>
+                <w:rFonts w:ascii="BRH Malayalam Extra" w:hAnsi="BRH Malayalam Extra" w:cs="BRH Devanagari Extra"/>
+                <w:b/>
+                <w:color w:val="000000"/>
+                <w:sz w:val="32"/>
+                <w:szCs w:val="40"/>
+              </w:rPr>
+              <w:t>–</w:t>
+            </w:r>
             <w:r>
               <w:rPr>
                 <w:rFonts w:ascii="BRH Devanagari Extra" w:hAnsi="BRH Devanagari Extra" w:cs="BRH Devanagari Extra"/>
@@ -5684,66 +4390,43 @@
               </w:rPr>
               <w:t>ÌrÉ</w:t>
             </w:r>
-            <w:proofErr w:type="spellEnd"/>
-            <w:r>
-              <w:rPr>
-                <w:rFonts w:ascii="BRH Malayalam Extra" w:hAnsi="BRH Malayalam Extra" w:cs="BRH Devanagari Extra"/>
-                <w:b/>
-                <w:color w:val="000000"/>
-                <w:sz w:val="32"/>
-                <w:szCs w:val="40"/>
-              </w:rPr>
-              <w:t>–</w:t>
-            </w:r>
-            <w:proofErr w:type="spellStart"/>
-            <w:r>
-              <w:rPr>
-                <w:rFonts w:ascii="BRH Devanagari Extra" w:hAnsi="BRH Devanagari Extra" w:cs="BRH Devanagari Extra"/>
-                <w:color w:val="000000"/>
-                <w:sz w:val="40"/>
-                <w:szCs w:val="40"/>
-              </w:rPr>
-              <w:t>qÉÉlÉç</w:t>
-            </w:r>
-            <w:proofErr w:type="spellEnd"/>
-            <w:r>
-              <w:rPr>
-                <w:rFonts w:ascii="BRH Devanagari Extra" w:hAnsi="BRH Devanagari Extra" w:cs="BRH Devanagari Extra"/>
-                <w:color w:val="000000"/>
-                <w:sz w:val="40"/>
-                <w:szCs w:val="40"/>
-              </w:rPr>
-              <w:t xml:space="preserve"> mÉÑþÌ¹</w:t>
-            </w:r>
-            <w:r>
-              <w:rPr>
-                <w:rFonts w:ascii="BRH Malayalam Extra" w:hAnsi="BRH Malayalam Extra" w:cs="BRH Devanagari Extra"/>
-                <w:b/>
-                <w:color w:val="000000"/>
-                <w:sz w:val="32"/>
-                <w:szCs w:val="40"/>
-              </w:rPr>
-              <w:t>–</w:t>
-            </w:r>
-            <w:proofErr w:type="spellStart"/>
-            <w:r>
-              <w:rPr>
-                <w:rFonts w:ascii="BRH Devanagari Extra" w:hAnsi="BRH Devanagari Extra" w:cs="BRH Devanagari Extra"/>
-                <w:color w:val="000000"/>
-                <w:sz w:val="40"/>
-                <w:szCs w:val="40"/>
-              </w:rPr>
-              <w:t>qÉÉlÉç</w:t>
-            </w:r>
-            <w:proofErr w:type="spellEnd"/>
-            <w:r>
-              <w:rPr>
-                <w:rFonts w:ascii="BRH Devanagari Extra" w:hAnsi="BRH Devanagari Extra" w:cs="BRH Devanagari Extra"/>
-                <w:color w:val="000000"/>
-                <w:sz w:val="40"/>
-                <w:szCs w:val="40"/>
-              </w:rPr>
-              <w:t xml:space="preserve"> |</w:t>
+            <w:r>
+              <w:rPr>
+                <w:rFonts w:ascii="BRH Malayalam Extra" w:hAnsi="BRH Malayalam Extra" w:cs="BRH Devanagari Extra"/>
+                <w:b/>
+                <w:color w:val="000000"/>
+                <w:sz w:val="32"/>
+                <w:szCs w:val="40"/>
+              </w:rPr>
+              <w:t>–</w:t>
+            </w:r>
+            <w:r>
+              <w:rPr>
+                <w:rFonts w:ascii="BRH Devanagari Extra" w:hAnsi="BRH Devanagari Extra" w:cs="BRH Devanagari Extra"/>
+                <w:color w:val="000000"/>
+                <w:sz w:val="40"/>
+                <w:szCs w:val="40"/>
+              </w:rPr>
+              <w:t>qÉÉlÉç mÉÑþÌ¹</w:t>
+            </w:r>
+            <w:r>
+              <w:rPr>
+                <w:rFonts w:ascii="BRH Malayalam Extra" w:hAnsi="BRH Malayalam Extra" w:cs="BRH Devanagari Extra"/>
+                <w:b/>
+                <w:color w:val="000000"/>
+                <w:sz w:val="32"/>
+                <w:szCs w:val="40"/>
+              </w:rPr>
+              <w:t>–</w:t>
+            </w:r>
+            <w:r>
+              <w:rPr>
+                <w:rFonts w:ascii="BRH Devanagari Extra" w:hAnsi="BRH Devanagari Extra" w:cs="BRH Devanagari Extra"/>
+                <w:color w:val="000000"/>
+                <w:sz w:val="40"/>
+                <w:szCs w:val="40"/>
+              </w:rPr>
+              <w:t>qÉÉlÉç |</w:t>
             </w:r>
           </w:p>
         </w:tc>
@@ -5784,7 +4467,6 @@
               </w:rPr>
               <w:t>–</w:t>
             </w:r>
-            <w:proofErr w:type="spellStart"/>
             <w:r>
               <w:rPr>
                 <w:rFonts w:ascii="BRH Devanagari Extra" w:hAnsi="BRH Devanagari Extra" w:cs="BRH Devanagari Extra"/>
@@ -5794,7 +4476,6 @@
               </w:rPr>
               <w:t>alÉå</w:t>
             </w:r>
-            <w:proofErr w:type="spellEnd"/>
             <w:r>
               <w:rPr>
                 <w:rFonts w:ascii="BRH Malayalam Extra" w:hAnsi="BRH Malayalam Extra" w:cs="BRH Devanagari Extra"/>
@@ -5835,7 +4516,6 @@
               </w:rPr>
               <w:t>–</w:t>
             </w:r>
-            <w:proofErr w:type="spellStart"/>
             <w:r>
               <w:rPr>
                 <w:rFonts w:ascii="BRH Devanagari Extra" w:hAnsi="BRH Devanagari Extra" w:cs="BRH Devanagari Extra"/>
@@ -5845,48 +4525,35 @@
               </w:rPr>
               <w:t>ÌrÉ</w:t>
             </w:r>
-            <w:proofErr w:type="spellEnd"/>
-            <w:r>
-              <w:rPr>
-                <w:rFonts w:ascii="BRH Malayalam Extra" w:hAnsi="BRH Malayalam Extra" w:cs="BRH Devanagari Extra"/>
-                <w:b/>
-                <w:color w:val="000000"/>
-                <w:sz w:val="32"/>
-                <w:szCs w:val="40"/>
-              </w:rPr>
-              <w:t>–</w:t>
-            </w:r>
-            <w:proofErr w:type="spellStart"/>
-            <w:r>
-              <w:rPr>
-                <w:rFonts w:ascii="BRH Devanagari Extra" w:hAnsi="BRH Devanagari Extra" w:cs="BRH Devanagari Extra"/>
-                <w:color w:val="000000"/>
-                <w:sz w:val="40"/>
-                <w:szCs w:val="40"/>
-              </w:rPr>
-              <w:t>qÉÉlÉç</w:t>
-            </w:r>
-            <w:proofErr w:type="spellEnd"/>
-            <w:r>
-              <w:rPr>
-                <w:rFonts w:ascii="BRH Devanagari Extra" w:hAnsi="BRH Devanagari Extra" w:cs="BRH Devanagari Extra"/>
-                <w:color w:val="000000"/>
-                <w:sz w:val="40"/>
-                <w:szCs w:val="40"/>
-              </w:rPr>
-              <w:t xml:space="preserve"> | U</w:t>
-            </w:r>
-            <w:r>
-              <w:rPr>
-                <w:rFonts w:ascii="BRH Malayalam Extra" w:hAnsi="BRH Malayalam Extra" w:cs="BRH Devanagari Extra"/>
-                <w:b/>
-                <w:color w:val="000000"/>
-                <w:sz w:val="32"/>
-                <w:szCs w:val="40"/>
-              </w:rPr>
-              <w:t>–</w:t>
-            </w:r>
-            <w:proofErr w:type="spellStart"/>
+            <w:r>
+              <w:rPr>
+                <w:rFonts w:ascii="BRH Malayalam Extra" w:hAnsi="BRH Malayalam Extra" w:cs="BRH Devanagari Extra"/>
+                <w:b/>
+                <w:color w:val="000000"/>
+                <w:sz w:val="32"/>
+                <w:szCs w:val="40"/>
+              </w:rPr>
+              <w:t>–</w:t>
+            </w:r>
+            <w:r>
+              <w:rPr>
+                <w:rFonts w:ascii="BRH Devanagari Extra" w:hAnsi="BRH Devanagari Extra" w:cs="BRH Devanagari Extra"/>
+                <w:color w:val="000000"/>
+                <w:sz w:val="40"/>
+                <w:szCs w:val="40"/>
+              </w:rPr>
+              <w:t>qÉÉlÉç | U</w:t>
+            </w:r>
+            <w:r>
+              <w:rPr>
+                <w:rFonts w:ascii="BRH Malayalam Extra" w:hAnsi="BRH Malayalam Extra" w:cs="BRH Devanagari Extra"/>
+                <w:b/>
+                <w:color w:val="000000"/>
+                <w:sz w:val="32"/>
+                <w:szCs w:val="40"/>
+              </w:rPr>
+              <w:t>–</w:t>
+            </w:r>
             <w:r>
               <w:rPr>
                 <w:rFonts w:ascii="BRH Devanagari Extra" w:hAnsi="BRH Devanagari Extra" w:cs="BRH Devanagari Extra"/>
@@ -5896,66 +4563,43 @@
               </w:rPr>
               <w:t>ÌrÉ</w:t>
             </w:r>
-            <w:proofErr w:type="spellEnd"/>
-            <w:r>
-              <w:rPr>
-                <w:rFonts w:ascii="BRH Malayalam Extra" w:hAnsi="BRH Malayalam Extra" w:cs="BRH Devanagari Extra"/>
-                <w:b/>
-                <w:color w:val="000000"/>
-                <w:sz w:val="32"/>
-                <w:szCs w:val="40"/>
-              </w:rPr>
-              <w:t>–</w:t>
-            </w:r>
-            <w:proofErr w:type="spellStart"/>
-            <w:r>
-              <w:rPr>
-                <w:rFonts w:ascii="BRH Devanagari Extra" w:hAnsi="BRH Devanagari Extra" w:cs="BRH Devanagari Extra"/>
-                <w:color w:val="000000"/>
-                <w:sz w:val="40"/>
-                <w:szCs w:val="40"/>
-              </w:rPr>
-              <w:t>qÉÉlÉç</w:t>
-            </w:r>
-            <w:proofErr w:type="spellEnd"/>
-            <w:r>
-              <w:rPr>
-                <w:rFonts w:ascii="BRH Devanagari Extra" w:hAnsi="BRH Devanagari Extra" w:cs="BRH Devanagari Extra"/>
-                <w:color w:val="000000"/>
-                <w:sz w:val="40"/>
-                <w:szCs w:val="40"/>
-              </w:rPr>
-              <w:t xml:space="preserve"> mÉÑþÌ¹</w:t>
-            </w:r>
-            <w:r>
-              <w:rPr>
-                <w:rFonts w:ascii="BRH Malayalam Extra" w:hAnsi="BRH Malayalam Extra" w:cs="BRH Devanagari Extra"/>
-                <w:b/>
-                <w:color w:val="000000"/>
-                <w:sz w:val="32"/>
-                <w:szCs w:val="40"/>
-              </w:rPr>
-              <w:t>–</w:t>
-            </w:r>
-            <w:proofErr w:type="spellStart"/>
-            <w:r>
-              <w:rPr>
-                <w:rFonts w:ascii="BRH Devanagari Extra" w:hAnsi="BRH Devanagari Extra" w:cs="BRH Devanagari Extra"/>
-                <w:color w:val="000000"/>
-                <w:sz w:val="40"/>
-                <w:szCs w:val="40"/>
-              </w:rPr>
-              <w:t>qÉÉlÉç</w:t>
-            </w:r>
-            <w:proofErr w:type="spellEnd"/>
-            <w:r>
-              <w:rPr>
-                <w:rFonts w:ascii="BRH Devanagari Extra" w:hAnsi="BRH Devanagari Extra" w:cs="BRH Devanagari Extra"/>
-                <w:color w:val="000000"/>
-                <w:sz w:val="40"/>
-                <w:szCs w:val="40"/>
-              </w:rPr>
-              <w:t xml:space="preserve"> |</w:t>
+            <w:r>
+              <w:rPr>
+                <w:rFonts w:ascii="BRH Malayalam Extra" w:hAnsi="BRH Malayalam Extra" w:cs="BRH Devanagari Extra"/>
+                <w:b/>
+                <w:color w:val="000000"/>
+                <w:sz w:val="32"/>
+                <w:szCs w:val="40"/>
+              </w:rPr>
+              <w:t>–</w:t>
+            </w:r>
+            <w:r>
+              <w:rPr>
+                <w:rFonts w:ascii="BRH Devanagari Extra" w:hAnsi="BRH Devanagari Extra" w:cs="BRH Devanagari Extra"/>
+                <w:color w:val="000000"/>
+                <w:sz w:val="40"/>
+                <w:szCs w:val="40"/>
+              </w:rPr>
+              <w:t>qÉÉlÉç mÉÑþÌ¹</w:t>
+            </w:r>
+            <w:r>
+              <w:rPr>
+                <w:rFonts w:ascii="BRH Malayalam Extra" w:hAnsi="BRH Malayalam Extra" w:cs="BRH Devanagari Extra"/>
+                <w:b/>
+                <w:color w:val="000000"/>
+                <w:sz w:val="32"/>
+                <w:szCs w:val="40"/>
+              </w:rPr>
+              <w:t>–</w:t>
+            </w:r>
+            <w:r>
+              <w:rPr>
+                <w:rFonts w:ascii="BRH Devanagari Extra" w:hAnsi="BRH Devanagari Extra" w:cs="BRH Devanagari Extra"/>
+                <w:color w:val="000000"/>
+                <w:sz w:val="40"/>
+                <w:szCs w:val="40"/>
+              </w:rPr>
+              <w:t>qÉÉlÉç |</w:t>
             </w:r>
           </w:p>
         </w:tc>
@@ -5993,6 +4637,7 @@
                 <w:sz w:val="28"/>
                 <w:szCs w:val="32"/>
               </w:rPr>
+              <w:lastRenderedPageBreak/>
               <w:t>T.S.4.2.5.1 – Kramam</w:t>
             </w:r>
           </w:p>
@@ -6107,7 +4752,6 @@
               </w:rPr>
               <w:t>–</w:t>
             </w:r>
-            <w:proofErr w:type="spellStart"/>
             <w:r>
               <w:rPr>
                 <w:rFonts w:ascii="BRH Devanagari Extra" w:hAnsi="BRH Devanagari Extra" w:cs="BRH Devanagari Extra"/>
@@ -6117,66 +4761,43 @@
               </w:rPr>
               <w:t>ÌrÉ</w:t>
             </w:r>
-            <w:proofErr w:type="spellEnd"/>
-            <w:r>
-              <w:rPr>
-                <w:rFonts w:ascii="BRH Malayalam Extra" w:hAnsi="BRH Malayalam Extra" w:cs="BRH Devanagari Extra"/>
-                <w:b/>
-                <w:color w:val="000000"/>
-                <w:sz w:val="32"/>
-                <w:szCs w:val="40"/>
-              </w:rPr>
-              <w:t>–</w:t>
-            </w:r>
-            <w:proofErr w:type="spellStart"/>
-            <w:r>
-              <w:rPr>
-                <w:rFonts w:ascii="BRH Devanagari Extra" w:hAnsi="BRH Devanagari Extra" w:cs="BRH Devanagari Extra"/>
-                <w:color w:val="000000"/>
-                <w:sz w:val="40"/>
-                <w:szCs w:val="40"/>
-              </w:rPr>
-              <w:t>qÉÉlÉç</w:t>
-            </w:r>
-            <w:proofErr w:type="spellEnd"/>
-            <w:r>
-              <w:rPr>
-                <w:rFonts w:ascii="BRH Devanagari Extra" w:hAnsi="BRH Devanagari Extra" w:cs="BRH Devanagari Extra"/>
-                <w:color w:val="000000"/>
-                <w:sz w:val="40"/>
-                <w:szCs w:val="40"/>
-              </w:rPr>
-              <w:t xml:space="preserve"> mÉÑþÌ¹</w:t>
-            </w:r>
-            <w:r>
-              <w:rPr>
-                <w:rFonts w:ascii="BRH Malayalam Extra" w:hAnsi="BRH Malayalam Extra" w:cs="BRH Devanagari Extra"/>
-                <w:b/>
-                <w:color w:val="000000"/>
-                <w:sz w:val="32"/>
-                <w:szCs w:val="40"/>
-              </w:rPr>
-              <w:t>–</w:t>
-            </w:r>
-            <w:proofErr w:type="spellStart"/>
-            <w:r>
-              <w:rPr>
-                <w:rFonts w:ascii="BRH Devanagari Extra" w:hAnsi="BRH Devanagari Extra" w:cs="BRH Devanagari Extra"/>
-                <w:color w:val="000000"/>
-                <w:sz w:val="40"/>
-                <w:szCs w:val="40"/>
-              </w:rPr>
-              <w:t>qÉÉlÉç</w:t>
-            </w:r>
-            <w:proofErr w:type="spellEnd"/>
-            <w:r>
-              <w:rPr>
-                <w:rFonts w:ascii="BRH Devanagari Extra" w:hAnsi="BRH Devanagari Extra" w:cs="BRH Devanagari Extra"/>
-                <w:color w:val="000000"/>
-                <w:sz w:val="40"/>
-                <w:szCs w:val="40"/>
-              </w:rPr>
-              <w:t xml:space="preserve"> | </w:t>
+            <w:r>
+              <w:rPr>
+                <w:rFonts w:ascii="BRH Malayalam Extra" w:hAnsi="BRH Malayalam Extra" w:cs="BRH Devanagari Extra"/>
+                <w:b/>
+                <w:color w:val="000000"/>
+                <w:sz w:val="32"/>
+                <w:szCs w:val="40"/>
+              </w:rPr>
+              <w:t>–</w:t>
+            </w:r>
+            <w:r>
+              <w:rPr>
+                <w:rFonts w:ascii="BRH Devanagari Extra" w:hAnsi="BRH Devanagari Extra" w:cs="BRH Devanagari Extra"/>
+                <w:color w:val="000000"/>
+                <w:sz w:val="40"/>
+                <w:szCs w:val="40"/>
+              </w:rPr>
+              <w:t>qÉÉlÉç mÉÑþÌ¹</w:t>
+            </w:r>
+            <w:r>
+              <w:rPr>
+                <w:rFonts w:ascii="BRH Malayalam Extra" w:hAnsi="BRH Malayalam Extra" w:cs="BRH Devanagari Extra"/>
+                <w:b/>
+                <w:color w:val="000000"/>
+                <w:sz w:val="32"/>
+                <w:szCs w:val="40"/>
+              </w:rPr>
+              <w:t>–</w:t>
+            </w:r>
+            <w:r>
+              <w:rPr>
+                <w:rFonts w:ascii="BRH Devanagari Extra" w:hAnsi="BRH Devanagari Extra" w:cs="BRH Devanagari Extra"/>
+                <w:color w:val="000000"/>
+                <w:sz w:val="40"/>
+                <w:szCs w:val="40"/>
+              </w:rPr>
+              <w:t xml:space="preserve">qÉÉlÉç | </w:t>
             </w:r>
           </w:p>
           <w:p>
@@ -6212,7 +4833,6 @@
               </w:rPr>
               <w:t>–</w:t>
             </w:r>
-            <w:proofErr w:type="spellStart"/>
             <w:r>
               <w:rPr>
                 <w:rFonts w:ascii="BRH Devanagari Extra" w:hAnsi="BRH Devanagari Extra" w:cs="BRH Devanagari Extra"/>
@@ -6222,38 +4842,25 @@
               </w:rPr>
               <w:t>ÌrÉ</w:t>
             </w:r>
-            <w:proofErr w:type="spellEnd"/>
-            <w:r>
-              <w:rPr>
-                <w:rFonts w:ascii="BRH Malayalam Extra" w:hAnsi="BRH Malayalam Extra" w:cs="BRH Devanagari Extra"/>
-                <w:b/>
-                <w:color w:val="000000"/>
-                <w:sz w:val="32"/>
-                <w:szCs w:val="40"/>
-              </w:rPr>
-              <w:t>–</w:t>
-            </w:r>
-            <w:proofErr w:type="spellStart"/>
-            <w:r>
-              <w:rPr>
-                <w:rFonts w:ascii="BRH Devanagari Extra" w:hAnsi="BRH Devanagari Extra" w:cs="BRH Devanagari Extra"/>
-                <w:color w:val="000000"/>
-                <w:sz w:val="40"/>
-                <w:szCs w:val="40"/>
-              </w:rPr>
-              <w:t>qÉÉÌlÉÌiÉþ</w:t>
-            </w:r>
-            <w:proofErr w:type="spellEnd"/>
-            <w:r>
-              <w:rPr>
-                <w:rFonts w:ascii="BRH Devanagari Extra" w:hAnsi="BRH Devanagari Extra" w:cs="BRH Devanagari Extra"/>
-                <w:color w:val="000000"/>
-                <w:sz w:val="40"/>
-                <w:szCs w:val="40"/>
-              </w:rPr>
-              <w:t xml:space="preserve"> </w:t>
-            </w:r>
-            <w:proofErr w:type="spellStart"/>
+            <w:r>
+              <w:rPr>
+                <w:rFonts w:ascii="BRH Malayalam Extra" w:hAnsi="BRH Malayalam Extra" w:cs="BRH Devanagari Extra"/>
+                <w:b/>
+                <w:color w:val="000000"/>
+                <w:sz w:val="32"/>
+                <w:szCs w:val="40"/>
+              </w:rPr>
+              <w:t>–</w:t>
+            </w:r>
+            <w:r>
+              <w:rPr>
+                <w:rFonts w:ascii="BRH Devanagari Extra" w:hAnsi="BRH Devanagari Extra" w:cs="BRH Devanagari Extra"/>
+                <w:color w:val="000000"/>
+                <w:sz w:val="40"/>
+                <w:szCs w:val="40"/>
+              </w:rPr>
+              <w:t xml:space="preserve">qÉÉÌlÉÌiÉþ </w:t>
+            </w:r>
             <w:r>
               <w:rPr>
                 <w:rFonts w:ascii="BRH Devanagari Extra" w:hAnsi="BRH Devanagari Extra" w:cs="BRH Devanagari Extra"/>
@@ -6264,7 +4871,6 @@
               </w:rPr>
               <w:t>UÌrÉqÉÉlÉç</w:t>
             </w:r>
-            <w:proofErr w:type="spellEnd"/>
             <w:r>
               <w:rPr>
                 <w:rFonts w:ascii="BRH Devanagari Extra" w:hAnsi="BRH Devanagari Extra" w:cs="BRH Devanagari Extra"/>
@@ -6313,7 +4919,6 @@
               </w:rPr>
               <w:t>–</w:t>
             </w:r>
-            <w:proofErr w:type="spellStart"/>
             <w:r>
               <w:rPr>
                 <w:rFonts w:ascii="BRH Devanagari Extra" w:hAnsi="BRH Devanagari Extra" w:cs="BRH Devanagari Extra"/>
@@ -6323,66 +4928,43 @@
               </w:rPr>
               <w:t>ÌrÉ</w:t>
             </w:r>
-            <w:proofErr w:type="spellEnd"/>
-            <w:r>
-              <w:rPr>
-                <w:rFonts w:ascii="BRH Malayalam Extra" w:hAnsi="BRH Malayalam Extra" w:cs="BRH Devanagari Extra"/>
-                <w:b/>
-                <w:color w:val="000000"/>
-                <w:sz w:val="32"/>
-                <w:szCs w:val="40"/>
-              </w:rPr>
-              <w:t>–</w:t>
-            </w:r>
-            <w:proofErr w:type="spellStart"/>
-            <w:r>
-              <w:rPr>
-                <w:rFonts w:ascii="BRH Devanagari Extra" w:hAnsi="BRH Devanagari Extra" w:cs="BRH Devanagari Extra"/>
-                <w:color w:val="000000"/>
-                <w:sz w:val="40"/>
-                <w:szCs w:val="40"/>
-              </w:rPr>
-              <w:t>qÉÉlÉç</w:t>
-            </w:r>
-            <w:proofErr w:type="spellEnd"/>
-            <w:r>
-              <w:rPr>
-                <w:rFonts w:ascii="BRH Devanagari Extra" w:hAnsi="BRH Devanagari Extra" w:cs="BRH Devanagari Extra"/>
-                <w:color w:val="000000"/>
-                <w:sz w:val="40"/>
-                <w:szCs w:val="40"/>
-              </w:rPr>
-              <w:t xml:space="preserve"> mÉÑþÌ¹</w:t>
-            </w:r>
-            <w:r>
-              <w:rPr>
-                <w:rFonts w:ascii="BRH Malayalam Extra" w:hAnsi="BRH Malayalam Extra" w:cs="BRH Devanagari Extra"/>
-                <w:b/>
-                <w:color w:val="000000"/>
-                <w:sz w:val="32"/>
-                <w:szCs w:val="40"/>
-              </w:rPr>
-              <w:t>–</w:t>
-            </w:r>
-            <w:proofErr w:type="spellStart"/>
-            <w:r>
-              <w:rPr>
-                <w:rFonts w:ascii="BRH Devanagari Extra" w:hAnsi="BRH Devanagari Extra" w:cs="BRH Devanagari Extra"/>
-                <w:color w:val="000000"/>
-                <w:sz w:val="40"/>
-                <w:szCs w:val="40"/>
-              </w:rPr>
-              <w:t>qÉÉlÉç</w:t>
-            </w:r>
-            <w:proofErr w:type="spellEnd"/>
-            <w:r>
-              <w:rPr>
-                <w:rFonts w:ascii="BRH Devanagari Extra" w:hAnsi="BRH Devanagari Extra" w:cs="BRH Devanagari Extra"/>
-                <w:color w:val="000000"/>
-                <w:sz w:val="40"/>
-                <w:szCs w:val="40"/>
-              </w:rPr>
-              <w:t xml:space="preserve"> | </w:t>
+            <w:r>
+              <w:rPr>
+                <w:rFonts w:ascii="BRH Malayalam Extra" w:hAnsi="BRH Malayalam Extra" w:cs="BRH Devanagari Extra"/>
+                <w:b/>
+                <w:color w:val="000000"/>
+                <w:sz w:val="32"/>
+                <w:szCs w:val="40"/>
+              </w:rPr>
+              <w:t>–</w:t>
+            </w:r>
+            <w:r>
+              <w:rPr>
+                <w:rFonts w:ascii="BRH Devanagari Extra" w:hAnsi="BRH Devanagari Extra" w:cs="BRH Devanagari Extra"/>
+                <w:color w:val="000000"/>
+                <w:sz w:val="40"/>
+                <w:szCs w:val="40"/>
+              </w:rPr>
+              <w:t>qÉÉlÉç mÉÑþÌ¹</w:t>
+            </w:r>
+            <w:r>
+              <w:rPr>
+                <w:rFonts w:ascii="BRH Malayalam Extra" w:hAnsi="BRH Malayalam Extra" w:cs="BRH Devanagari Extra"/>
+                <w:b/>
+                <w:color w:val="000000"/>
+                <w:sz w:val="32"/>
+                <w:szCs w:val="40"/>
+              </w:rPr>
+              <w:t>–</w:t>
+            </w:r>
+            <w:r>
+              <w:rPr>
+                <w:rFonts w:ascii="BRH Devanagari Extra" w:hAnsi="BRH Devanagari Extra" w:cs="BRH Devanagari Extra"/>
+                <w:color w:val="000000"/>
+                <w:sz w:val="40"/>
+                <w:szCs w:val="40"/>
+              </w:rPr>
+              <w:t xml:space="preserve">qÉÉlÉç | </w:t>
             </w:r>
           </w:p>
           <w:p>
@@ -6418,7 +5000,6 @@
               </w:rPr>
               <w:t>–</w:t>
             </w:r>
-            <w:proofErr w:type="spellStart"/>
             <w:r>
               <w:rPr>
                 <w:rFonts w:ascii="BRH Devanagari Extra" w:hAnsi="BRH Devanagari Extra" w:cs="BRH Devanagari Extra"/>
@@ -6428,38 +5009,25 @@
               </w:rPr>
               <w:t>ÌrÉ</w:t>
             </w:r>
-            <w:proofErr w:type="spellEnd"/>
-            <w:r>
-              <w:rPr>
-                <w:rFonts w:ascii="BRH Malayalam Extra" w:hAnsi="BRH Malayalam Extra" w:cs="BRH Devanagari Extra"/>
-                <w:b/>
-                <w:color w:val="000000"/>
-                <w:sz w:val="32"/>
-                <w:szCs w:val="40"/>
-              </w:rPr>
-              <w:t>–</w:t>
-            </w:r>
-            <w:proofErr w:type="spellStart"/>
-            <w:r>
-              <w:rPr>
-                <w:rFonts w:ascii="BRH Devanagari Extra" w:hAnsi="BRH Devanagari Extra" w:cs="BRH Devanagari Extra"/>
-                <w:color w:val="000000"/>
-                <w:sz w:val="40"/>
-                <w:szCs w:val="40"/>
-              </w:rPr>
-              <w:t>qÉÉÌlÉÌiÉþ</w:t>
-            </w:r>
-            <w:proofErr w:type="spellEnd"/>
-            <w:r>
-              <w:rPr>
-                <w:rFonts w:ascii="BRH Devanagari Extra" w:hAnsi="BRH Devanagari Extra" w:cs="BRH Devanagari Extra"/>
-                <w:color w:val="000000"/>
-                <w:sz w:val="40"/>
-                <w:szCs w:val="40"/>
-              </w:rPr>
-              <w:t xml:space="preserve"> </w:t>
-            </w:r>
-            <w:proofErr w:type="spellStart"/>
+            <w:r>
+              <w:rPr>
+                <w:rFonts w:ascii="BRH Malayalam Extra" w:hAnsi="BRH Malayalam Extra" w:cs="BRH Devanagari Extra"/>
+                <w:b/>
+                <w:color w:val="000000"/>
+                <w:sz w:val="32"/>
+                <w:szCs w:val="40"/>
+              </w:rPr>
+              <w:t>–</w:t>
+            </w:r>
+            <w:r>
+              <w:rPr>
+                <w:rFonts w:ascii="BRH Devanagari Extra" w:hAnsi="BRH Devanagari Extra" w:cs="BRH Devanagari Extra"/>
+                <w:color w:val="000000"/>
+                <w:sz w:val="40"/>
+                <w:szCs w:val="40"/>
+              </w:rPr>
+              <w:t xml:space="preserve">qÉÉÌlÉÌiÉþ </w:t>
+            </w:r>
             <w:r>
               <w:rPr>
                 <w:rFonts w:ascii="BRH Devanagari Extra" w:hAnsi="BRH Devanagari Extra" w:cs="BRH Devanagari Extra"/>
@@ -6468,31 +5036,8 @@
                 <w:szCs w:val="40"/>
                 <w:highlight w:val="green"/>
               </w:rPr>
-              <w:t>UÌrÉ</w:t>
-            </w:r>
-            <w:proofErr w:type="spellEnd"/>
-            <w:r>
-              <w:rPr>
-                <w:rFonts w:ascii="BRH Devanagari Extra" w:hAnsi="BRH Devanagari Extra" w:cs="BRH Devanagari Extra"/>
-                <w:color w:val="000000"/>
-                <w:sz w:val="40"/>
-                <w:szCs w:val="40"/>
-                <w:highlight w:val="green"/>
-              </w:rPr>
-              <w:t xml:space="preserve"> - </w:t>
-            </w:r>
-            <w:proofErr w:type="spellStart"/>
-            <w:r>
-              <w:rPr>
-                <w:rFonts w:ascii="BRH Devanagari Extra" w:hAnsi="BRH Devanagari Extra" w:cs="BRH Devanagari Extra"/>
-                <w:color w:val="000000"/>
-                <w:sz w:val="40"/>
-                <w:szCs w:val="40"/>
-                <w:highlight w:val="green"/>
-              </w:rPr>
-              <w:t>qÉÉlÉç</w:t>
-            </w:r>
-            <w:proofErr w:type="spellEnd"/>
+              <w:t>UÌrÉ - qÉÉlÉç</w:t>
+            </w:r>
             <w:r>
               <w:rPr>
                 <w:rFonts w:ascii="BRH Devanagari Extra" w:hAnsi="BRH Devanagari Extra" w:cs="BRH Devanagari Extra"/>
@@ -6633,7 +5178,6 @@
                 <w:szCs w:val="40"/>
               </w:rPr>
             </w:pPr>
-            <w:proofErr w:type="spellStart"/>
             <w:r>
               <w:rPr>
                 <w:rFonts w:ascii="BRH Devanagari Extra" w:hAnsi="BRH Devanagari Extra" w:cs="BRH Devanagari Extra"/>
@@ -6643,56 +5187,24 @@
               </w:rPr>
               <w:t>ÌuÉ</w:t>
             </w:r>
-            <w:proofErr w:type="spellEnd"/>
-            <w:r>
-              <w:rPr>
-                <w:rFonts w:ascii="BRH Malayalam Extra" w:hAnsi="BRH Malayalam Extra" w:cs="BRH Devanagari Extra"/>
-                <w:b/>
-                <w:color w:val="000000"/>
-                <w:sz w:val="32"/>
-                <w:szCs w:val="40"/>
-              </w:rPr>
-              <w:t>–</w:t>
-            </w:r>
-            <w:proofErr w:type="spellStart"/>
-            <w:r>
-              <w:rPr>
-                <w:rFonts w:ascii="BRH Devanagari Extra" w:hAnsi="BRH Devanagari Extra" w:cs="BRH Devanagari Extra"/>
-                <w:color w:val="000000"/>
-                <w:sz w:val="40"/>
-                <w:szCs w:val="40"/>
-              </w:rPr>
-              <w:t>SÒUç</w:t>
-            </w:r>
-            <w:proofErr w:type="spellEnd"/>
-            <w:r>
-              <w:rPr>
-                <w:rFonts w:ascii="BRH Devanagari Extra" w:hAnsi="BRH Devanagari Extra" w:cs="BRH Devanagari Extra"/>
-                <w:color w:val="000000"/>
-                <w:sz w:val="40"/>
-                <w:szCs w:val="40"/>
-              </w:rPr>
-              <w:t xml:space="preserve"> </w:t>
-            </w:r>
-            <w:proofErr w:type="spellStart"/>
-            <w:r>
-              <w:rPr>
-                <w:rFonts w:ascii="BRH Devanagari Extra" w:hAnsi="BRH Devanagari Extra" w:cs="BRH Devanagari Extra"/>
-                <w:color w:val="000000"/>
-                <w:sz w:val="40"/>
-                <w:szCs w:val="40"/>
-              </w:rPr>
-              <w:t>ÌlÉUç.GþÌiÉÈ</w:t>
-            </w:r>
-            <w:proofErr w:type="spellEnd"/>
-            <w:r>
-              <w:rPr>
-                <w:rFonts w:ascii="BRH Devanagari Extra" w:hAnsi="BRH Devanagari Extra" w:cs="BRH Devanagari Extra"/>
-                <w:color w:val="000000"/>
-                <w:sz w:val="40"/>
-                <w:szCs w:val="40"/>
-              </w:rPr>
-              <w:t xml:space="preserve"> | </w:t>
+            <w:r>
+              <w:rPr>
+                <w:rFonts w:ascii="BRH Malayalam Extra" w:hAnsi="BRH Malayalam Extra" w:cs="BRH Devanagari Extra"/>
+                <w:b/>
+                <w:color w:val="000000"/>
+                <w:sz w:val="32"/>
+                <w:szCs w:val="40"/>
+              </w:rPr>
+              <w:t>–</w:t>
+            </w:r>
+            <w:r>
+              <w:rPr>
+                <w:rFonts w:ascii="BRH Devanagari Extra" w:hAnsi="BRH Devanagari Extra" w:cs="BRH Devanagari Extra"/>
+                <w:color w:val="000000"/>
+                <w:sz w:val="40"/>
+                <w:szCs w:val="40"/>
+              </w:rPr>
+              <w:t xml:space="preserve">SÒUç ÌlÉUç.GþÌiÉÈ | </w:t>
             </w:r>
           </w:p>
           <w:p>
@@ -6710,7 +5222,6 @@
                 <w:lang w:val="en-IN" w:eastAsia="en-IN" w:bidi="ml-IN"/>
               </w:rPr>
             </w:pPr>
-            <w:proofErr w:type="spellStart"/>
             <w:r>
               <w:rPr>
                 <w:rFonts w:ascii="BRH Devanagari Extra" w:hAnsi="BRH Devanagari Extra" w:cs="BRH Devanagari Extra"/>
@@ -6720,18 +5231,16 @@
               </w:rPr>
               <w:t>ÌlÉUç.GþÌiÉ</w:t>
             </w:r>
-            <w:proofErr w:type="spellEnd"/>
-            <w:r>
-              <w:rPr>
-                <w:rFonts w:ascii="BRH Malayalam Extra" w:hAnsi="BRH Malayalam Extra" w:cs="BRH Devanagari Extra"/>
-                <w:b/>
-                <w:color w:val="000000"/>
-                <w:sz w:val="32"/>
-                <w:szCs w:val="40"/>
-              </w:rPr>
-              <w:t>–</w:t>
-            </w:r>
-            <w:proofErr w:type="spellStart"/>
+            <w:r>
+              <w:rPr>
+                <w:rFonts w:ascii="BRH Malayalam Extra" w:hAnsi="BRH Malayalam Extra" w:cs="BRH Devanagari Extra"/>
+                <w:b/>
+                <w:color w:val="000000"/>
+                <w:sz w:val="32"/>
+                <w:szCs w:val="40"/>
+              </w:rPr>
+              <w:t>–</w:t>
+            </w:r>
             <w:r>
               <w:rPr>
                 <w:rFonts w:ascii="BRH Devanagari Extra" w:hAnsi="BRH Devanagari Extra" w:cs="BRH Devanagari Extra"/>
@@ -6741,57 +5250,35 @@
               </w:rPr>
               <w:t>ËUÌiÉ</w:t>
             </w:r>
-            <w:proofErr w:type="spellEnd"/>
-            <w:r>
-              <w:rPr>
-                <w:rFonts w:ascii="BRH Malayalam Extra" w:hAnsi="BRH Malayalam Extra" w:cs="BRH Devanagari Extra"/>
-                <w:b/>
-                <w:color w:val="000000"/>
-                <w:sz w:val="32"/>
-                <w:szCs w:val="40"/>
-              </w:rPr>
-              <w:t>–</w:t>
-            </w:r>
-            <w:r>
-              <w:rPr>
-                <w:rFonts w:ascii="BRH Devanagari Extra" w:hAnsi="BRH Devanagari Extra" w:cs="BRH Devanagari Extra"/>
-                <w:color w:val="000000"/>
-                <w:sz w:val="40"/>
-                <w:szCs w:val="40"/>
-              </w:rPr>
-              <w:t xml:space="preserve"> </w:t>
-            </w:r>
-            <w:proofErr w:type="spellStart"/>
-            <w:r>
-              <w:rPr>
-                <w:rFonts w:ascii="BRH Devanagari Extra" w:hAnsi="BRH Devanagari Extra" w:cs="BRH Devanagari Extra"/>
-                <w:color w:val="000000"/>
-                <w:sz w:val="40"/>
-                <w:szCs w:val="40"/>
-              </w:rPr>
-              <w:t>ÌlÉÈ</w:t>
-            </w:r>
-            <w:proofErr w:type="spellEnd"/>
-            <w:r>
-              <w:rPr>
-                <w:rFonts w:ascii="BRH Devanagari Extra" w:hAnsi="BRH Devanagari Extra" w:cs="BRH Devanagari Extra"/>
-                <w:color w:val="000000"/>
-                <w:sz w:val="40"/>
-                <w:szCs w:val="40"/>
-              </w:rPr>
-              <w:t xml:space="preserve"> - G</w:t>
-            </w:r>
-            <w:r>
-              <w:rPr>
-                <w:rFonts w:ascii="BRH Malayalam Extra" w:hAnsi="BRH Malayalam Extra" w:cs="BRH Devanagari Extra"/>
-                <w:b/>
-                <w:color w:val="000000"/>
-                <w:sz w:val="32"/>
-                <w:szCs w:val="40"/>
-              </w:rPr>
-              <w:t>–</w:t>
-            </w:r>
-            <w:proofErr w:type="spellStart"/>
+            <w:r>
+              <w:rPr>
+                <w:rFonts w:ascii="BRH Malayalam Extra" w:hAnsi="BRH Malayalam Extra" w:cs="BRH Devanagari Extra"/>
+                <w:b/>
+                <w:color w:val="000000"/>
+                <w:sz w:val="32"/>
+                <w:szCs w:val="40"/>
+              </w:rPr>
+              <w:t>–</w:t>
+            </w:r>
+            <w:r>
+              <w:rPr>
+                <w:rFonts w:ascii="BRH Devanagari Extra" w:hAnsi="BRH Devanagari Extra" w:cs="BRH Devanagari Extra"/>
+                <w:color w:val="000000"/>
+                <w:sz w:val="40"/>
+                <w:szCs w:val="40"/>
+              </w:rPr>
+              <w:t xml:space="preserve"> ÌlÉÈ - G</w:t>
+            </w:r>
+            <w:r>
+              <w:rPr>
+                <w:rFonts w:ascii="BRH Malayalam Extra" w:hAnsi="BRH Malayalam Extra" w:cs="BRH Devanagari Extra"/>
+                <w:b/>
+                <w:color w:val="000000"/>
+                <w:sz w:val="32"/>
+                <w:szCs w:val="40"/>
+              </w:rPr>
+              <w:t>–</w:t>
+            </w:r>
             <w:r>
               <w:rPr>
                 <w:rFonts w:ascii="BRH Devanagari Extra" w:hAnsi="BRH Devanagari Extra" w:cs="BRH Devanagari Extra"/>
@@ -6801,7 +5288,6 @@
               </w:rPr>
               <w:t>ÌiÉ</w:t>
             </w:r>
-            <w:proofErr w:type="spellEnd"/>
             <w:r>
               <w:rPr>
                 <w:rFonts w:ascii="BRH Malayalam Extra" w:hAnsi="BRH Malayalam Extra" w:cs="BRH Devanagari Extra"/>
@@ -6841,7 +5327,6 @@
                 <w:szCs w:val="40"/>
               </w:rPr>
             </w:pPr>
-            <w:proofErr w:type="spellStart"/>
             <w:r>
               <w:rPr>
                 <w:rFonts w:ascii="BRH Devanagari Extra" w:hAnsi="BRH Devanagari Extra" w:cs="BRH Devanagari Extra"/>
@@ -6851,58 +5336,25 @@
               </w:rPr>
               <w:t>ÌuÉ</w:t>
             </w:r>
-            <w:proofErr w:type="spellEnd"/>
-            <w:r>
-              <w:rPr>
-                <w:rFonts w:ascii="BRH Malayalam Extra" w:hAnsi="BRH Malayalam Extra" w:cs="BRH Devanagari Extra"/>
-                <w:b/>
-                <w:color w:val="000000"/>
-                <w:sz w:val="32"/>
-                <w:szCs w:val="40"/>
-              </w:rPr>
-              <w:t>–</w:t>
-            </w:r>
-            <w:proofErr w:type="spellStart"/>
-            <w:r>
-              <w:rPr>
-                <w:rFonts w:ascii="BRH Devanagari Extra" w:hAnsi="BRH Devanagari Extra" w:cs="BRH Devanagari Extra"/>
-                <w:color w:val="000000"/>
-                <w:sz w:val="40"/>
-                <w:szCs w:val="40"/>
-              </w:rPr>
-              <w:t>SÒUç</w:t>
-            </w:r>
-            <w:proofErr w:type="spellEnd"/>
-            <w:r>
-              <w:rPr>
-                <w:rFonts w:ascii="BRH Devanagari Extra" w:hAnsi="BRH Devanagari Extra" w:cs="BRH Devanagari Extra"/>
-                <w:color w:val="000000"/>
-                <w:sz w:val="40"/>
-                <w:szCs w:val="40"/>
-              </w:rPr>
-              <w:t xml:space="preserve"> </w:t>
-            </w:r>
-            <w:proofErr w:type="spellStart"/>
-            <w:r>
-              <w:rPr>
-                <w:rFonts w:ascii="BRH Devanagari Extra" w:hAnsi="BRH Devanagari Extra" w:cs="BRH Devanagari Extra"/>
-                <w:color w:val="000000"/>
-                <w:sz w:val="40"/>
-                <w:szCs w:val="40"/>
-              </w:rPr>
-              <w:t>ÌlÉUç.GþÌiÉÈ</w:t>
-            </w:r>
-            <w:proofErr w:type="spellEnd"/>
-            <w:r>
-              <w:rPr>
-                <w:rFonts w:ascii="BRH Devanagari Extra" w:hAnsi="BRH Devanagari Extra" w:cs="BRH Devanagari Extra"/>
-                <w:color w:val="000000"/>
-                <w:sz w:val="40"/>
-                <w:szCs w:val="40"/>
-              </w:rPr>
-              <w:t xml:space="preserve"> | </w:t>
-            </w:r>
-            <w:proofErr w:type="spellStart"/>
+            <w:r>
+              <w:rPr>
+                <w:rFonts w:ascii="BRH Malayalam Extra" w:hAnsi="BRH Malayalam Extra" w:cs="BRH Devanagari Extra"/>
+                <w:b/>
+                <w:color w:val="000000"/>
+                <w:sz w:val="32"/>
+                <w:szCs w:val="40"/>
+              </w:rPr>
+              <w:t>–</w:t>
+            </w:r>
+            <w:r>
+              <w:rPr>
+                <w:rFonts w:ascii="BRH Devanagari Extra" w:hAnsi="BRH Devanagari Extra" w:cs="BRH Devanagari Extra"/>
+                <w:color w:val="000000"/>
+                <w:sz w:val="40"/>
+                <w:szCs w:val="40"/>
+              </w:rPr>
+              <w:t xml:space="preserve">SÒUç ÌlÉUç.GþÌiÉÈ | </w:t>
+            </w:r>
             <w:r>
               <w:rPr>
                 <w:rFonts w:ascii="BRH Devanagari Extra" w:hAnsi="BRH Devanagari Extra" w:cs="BRH Devanagari Extra"/>
@@ -6913,7 +5365,6 @@
               </w:rPr>
               <w:t>ÌlÉUç.GþÌiÉ</w:t>
             </w:r>
-            <w:proofErr w:type="spellEnd"/>
             <w:r>
               <w:rPr>
                 <w:rFonts w:ascii="BRH Malayalam Extra" w:hAnsi="BRH Malayalam Extra" w:cs="BRH Devanagari Extra"/>
@@ -6925,7 +5376,6 @@
               </w:rPr>
               <w:t>–</w:t>
             </w:r>
-            <w:proofErr w:type="spellStart"/>
             <w:r>
               <w:rPr>
                 <w:rFonts w:ascii="BRH Devanagari Extra" w:hAnsi="BRH Devanagari Extra" w:cs="BRH Devanagari Extra"/>
@@ -6934,18 +5384,7 @@
                 <w:szCs w:val="40"/>
                 <w:highlight w:val="green"/>
               </w:rPr>
-              <w:t>ËUÌiÉþ</w:t>
-            </w:r>
-            <w:proofErr w:type="spellEnd"/>
-            <w:r>
-              <w:rPr>
-                <w:rFonts w:ascii="BRH Devanagari Extra" w:hAnsi="BRH Devanagari Extra" w:cs="BRH Devanagari Extra"/>
-                <w:color w:val="000000"/>
-                <w:sz w:val="40"/>
-                <w:szCs w:val="40"/>
-                <w:highlight w:val="green"/>
-              </w:rPr>
-              <w:t xml:space="preserve"> |</w:t>
+              <w:t>ËUÌiÉþ |</w:t>
             </w:r>
           </w:p>
           <w:p>
@@ -6963,7 +5402,6 @@
                 <w:lang w:val="en-IN" w:eastAsia="en-IN" w:bidi="ml-IN"/>
               </w:rPr>
             </w:pPr>
-            <w:proofErr w:type="spellStart"/>
             <w:r>
               <w:rPr>
                 <w:rFonts w:ascii="BRH Devanagari Extra" w:hAnsi="BRH Devanagari Extra" w:cs="BRH Devanagari Extra"/>
@@ -6973,18 +5411,16 @@
               </w:rPr>
               <w:t>ÌlÉUç.GþÌiÉ</w:t>
             </w:r>
-            <w:proofErr w:type="spellEnd"/>
-            <w:r>
-              <w:rPr>
-                <w:rFonts w:ascii="BRH Malayalam Extra" w:hAnsi="BRH Malayalam Extra" w:cs="BRH Devanagari Extra"/>
-                <w:b/>
-                <w:color w:val="000000"/>
-                <w:sz w:val="32"/>
-                <w:szCs w:val="40"/>
-              </w:rPr>
-              <w:t>–</w:t>
-            </w:r>
-            <w:proofErr w:type="spellStart"/>
+            <w:r>
+              <w:rPr>
+                <w:rFonts w:ascii="BRH Malayalam Extra" w:hAnsi="BRH Malayalam Extra" w:cs="BRH Devanagari Extra"/>
+                <w:b/>
+                <w:color w:val="000000"/>
+                <w:sz w:val="32"/>
+                <w:szCs w:val="40"/>
+              </w:rPr>
+              <w:t>–</w:t>
+            </w:r>
             <w:r>
               <w:rPr>
                 <w:rFonts w:ascii="BRH Devanagari Extra" w:hAnsi="BRH Devanagari Extra" w:cs="BRH Devanagari Extra"/>
@@ -6994,57 +5430,35 @@
               </w:rPr>
               <w:t>ËUÌiÉ</w:t>
             </w:r>
-            <w:proofErr w:type="spellEnd"/>
-            <w:r>
-              <w:rPr>
-                <w:rFonts w:ascii="BRH Malayalam Extra" w:hAnsi="BRH Malayalam Extra" w:cs="BRH Devanagari Extra"/>
-                <w:b/>
-                <w:color w:val="000000"/>
-                <w:sz w:val="32"/>
-                <w:szCs w:val="40"/>
-              </w:rPr>
-              <w:t>–</w:t>
-            </w:r>
-            <w:r>
-              <w:rPr>
-                <w:rFonts w:ascii="BRH Devanagari Extra" w:hAnsi="BRH Devanagari Extra" w:cs="BRH Devanagari Extra"/>
-                <w:color w:val="000000"/>
-                <w:sz w:val="40"/>
-                <w:szCs w:val="40"/>
-              </w:rPr>
-              <w:t xml:space="preserve"> </w:t>
-            </w:r>
-            <w:proofErr w:type="spellStart"/>
-            <w:r>
-              <w:rPr>
-                <w:rFonts w:ascii="BRH Devanagari Extra" w:hAnsi="BRH Devanagari Extra" w:cs="BRH Devanagari Extra"/>
-                <w:color w:val="000000"/>
-                <w:sz w:val="40"/>
-                <w:szCs w:val="40"/>
-              </w:rPr>
-              <w:t>ÌlÉÈ</w:t>
-            </w:r>
-            <w:proofErr w:type="spellEnd"/>
-            <w:r>
-              <w:rPr>
-                <w:rFonts w:ascii="BRH Devanagari Extra" w:hAnsi="BRH Devanagari Extra" w:cs="BRH Devanagari Extra"/>
-                <w:color w:val="000000"/>
-                <w:sz w:val="40"/>
-                <w:szCs w:val="40"/>
-              </w:rPr>
-              <w:t xml:space="preserve"> - G</w:t>
-            </w:r>
-            <w:r>
-              <w:rPr>
-                <w:rFonts w:ascii="BRH Malayalam Extra" w:hAnsi="BRH Malayalam Extra" w:cs="BRH Devanagari Extra"/>
-                <w:b/>
-                <w:color w:val="000000"/>
-                <w:sz w:val="32"/>
-                <w:szCs w:val="40"/>
-              </w:rPr>
-              <w:t>–</w:t>
-            </w:r>
-            <w:proofErr w:type="spellStart"/>
+            <w:r>
+              <w:rPr>
+                <w:rFonts w:ascii="BRH Malayalam Extra" w:hAnsi="BRH Malayalam Extra" w:cs="BRH Devanagari Extra"/>
+                <w:b/>
+                <w:color w:val="000000"/>
+                <w:sz w:val="32"/>
+                <w:szCs w:val="40"/>
+              </w:rPr>
+              <w:t>–</w:t>
+            </w:r>
+            <w:r>
+              <w:rPr>
+                <w:rFonts w:ascii="BRH Devanagari Extra" w:hAnsi="BRH Devanagari Extra" w:cs="BRH Devanagari Extra"/>
+                <w:color w:val="000000"/>
+                <w:sz w:val="40"/>
+                <w:szCs w:val="40"/>
+              </w:rPr>
+              <w:t xml:space="preserve"> ÌlÉÈ - G</w:t>
+            </w:r>
+            <w:r>
+              <w:rPr>
+                <w:rFonts w:ascii="BRH Malayalam Extra" w:hAnsi="BRH Malayalam Extra" w:cs="BRH Devanagari Extra"/>
+                <w:b/>
+                <w:color w:val="000000"/>
+                <w:sz w:val="32"/>
+                <w:szCs w:val="40"/>
+              </w:rPr>
+              <w:t>–</w:t>
+            </w:r>
             <w:r>
               <w:rPr>
                 <w:rFonts w:ascii="BRH Devanagari Extra" w:hAnsi="BRH Devanagari Extra" w:cs="BRH Devanagari Extra"/>
@@ -7054,7 +5468,6 @@
               </w:rPr>
               <w:t>ÌiÉ</w:t>
             </w:r>
-            <w:proofErr w:type="spellEnd"/>
             <w:r>
               <w:rPr>
                 <w:rFonts w:ascii="BRH Malayalam Extra" w:hAnsi="BRH Malayalam Extra" w:cs="BRH Devanagari Extra"/>
@@ -7109,23 +5522,7 @@
                 <w:b/>
                 <w:bCs/>
               </w:rPr>
-              <w:t xml:space="preserve">ma </w:t>
-            </w:r>
-            <w:proofErr w:type="spellStart"/>
-            <w:r>
-              <w:rPr>
-                <w:b/>
-                <w:bCs/>
-              </w:rPr>
-              <w:t>vaakyam</w:t>
-            </w:r>
-            <w:proofErr w:type="spellEnd"/>
-            <w:r>
-              <w:rPr>
-                <w:b/>
-                <w:bCs/>
-              </w:rPr>
-              <w:t xml:space="preserve"> was omitted by mistake</w:t>
+              <w:t>ma vaakyam was omitted by mistake</w:t>
             </w:r>
             <w:r>
               <w:rPr>
@@ -7272,7 +5669,6 @@
                 <w:szCs w:val="40"/>
               </w:rPr>
             </w:pPr>
-            <w:proofErr w:type="spellStart"/>
             <w:r>
               <w:rPr>
                 <w:rFonts w:ascii="BRH Devanagari Extra" w:hAnsi="BRH Devanagari Extra" w:cs="BRH Devanagari Extra"/>
@@ -7282,7 +5678,6 @@
               </w:rPr>
               <w:t>xÉÑ</w:t>
             </w:r>
-            <w:proofErr w:type="spellEnd"/>
             <w:r>
               <w:rPr>
                 <w:rFonts w:ascii="BRH Malayalam Extra" w:hAnsi="BRH Malayalam Extra" w:cs="BRH Devanagari Extra"/>
@@ -7312,7 +5707,6 @@
               </w:rPr>
               <w:t>–</w:t>
             </w:r>
-            <w:proofErr w:type="spellStart"/>
             <w:r>
               <w:rPr>
                 <w:rFonts w:ascii="BRH Devanagari Extra" w:hAnsi="BRH Devanagari Extra" w:cs="BRH Devanagari Extra"/>
@@ -7322,36 +5716,24 @@
               </w:rPr>
               <w:t>ÌiÉjxÉ</w:t>
             </w:r>
-            <w:proofErr w:type="spellEnd"/>
-            <w:r>
-              <w:rPr>
-                <w:rFonts w:ascii="BRH Malayalam Extra" w:hAnsi="BRH Malayalam Extra" w:cs="BRH Devanagari Extra"/>
-                <w:b/>
-                <w:color w:val="000000"/>
-                <w:sz w:val="32"/>
-                <w:szCs w:val="40"/>
-              </w:rPr>
-              <w:t>–</w:t>
-            </w:r>
-            <w:proofErr w:type="spellStart"/>
-            <w:r>
-              <w:rPr>
-                <w:rFonts w:ascii="BRH Devanagari Extra" w:hAnsi="BRH Devanagari Extra" w:cs="BRH Devanagari Extra"/>
-                <w:color w:val="000000"/>
-                <w:sz w:val="40"/>
-                <w:szCs w:val="40"/>
-              </w:rPr>
-              <w:t>ÌuÉïÌiÉþ</w:t>
-            </w:r>
-            <w:proofErr w:type="spellEnd"/>
-            <w:r>
-              <w:rPr>
-                <w:rFonts w:ascii="BRH Devanagari Extra" w:hAnsi="BRH Devanagari Extra" w:cs="BRH Devanagari Extra"/>
-                <w:color w:val="000000"/>
-                <w:sz w:val="40"/>
-                <w:szCs w:val="40"/>
-              </w:rPr>
-              <w:t xml:space="preserve"> </w:t>
+            <w:r>
+              <w:rPr>
+                <w:rFonts w:ascii="BRH Malayalam Extra" w:hAnsi="BRH Malayalam Extra" w:cs="BRH Devanagari Extra"/>
+                <w:b/>
+                <w:color w:val="000000"/>
+                <w:sz w:val="32"/>
+                <w:szCs w:val="40"/>
+              </w:rPr>
+              <w:t>–</w:t>
+            </w:r>
+            <w:r>
+              <w:rPr>
+                <w:rFonts w:ascii="BRH Devanagari Extra" w:hAnsi="BRH Devanagari Extra" w:cs="BRH Devanagari Extra"/>
+                <w:color w:val="000000"/>
+                <w:sz w:val="40"/>
+                <w:szCs w:val="40"/>
+              </w:rPr>
+              <w:t xml:space="preserve">ÌuÉïÌiÉþ </w:t>
             </w:r>
           </w:p>
           <w:p>
@@ -7369,7 +5751,6 @@
                 <w:lang w:val="en-IN" w:eastAsia="en-IN" w:bidi="ml-IN"/>
               </w:rPr>
             </w:pPr>
-            <w:proofErr w:type="spellStart"/>
             <w:r>
               <w:rPr>
                 <w:rFonts w:ascii="BRH Devanagari Extra" w:hAnsi="BRH Devanagari Extra" w:cs="BRH Devanagari Extra"/>
@@ -7378,17 +5759,15 @@
               </w:rPr>
               <w:t>xÉÑqÉ</w:t>
             </w:r>
-            <w:proofErr w:type="spellEnd"/>
-            <w:r>
-              <w:rPr>
-                <w:rFonts w:ascii="BRH Malayalam Extra" w:hAnsi="BRH Malayalam Extra" w:cs="BRH Devanagari Extra"/>
-                <w:b/>
-                <w:sz w:val="32"/>
-                <w:szCs w:val="40"/>
-              </w:rPr>
-              <w:t>–</w:t>
-            </w:r>
-            <w:proofErr w:type="spellStart"/>
+            <w:r>
+              <w:rPr>
+                <w:rFonts w:ascii="BRH Malayalam Extra" w:hAnsi="BRH Malayalam Extra" w:cs="BRH Devanagari Extra"/>
+                <w:b/>
+                <w:sz w:val="32"/>
+                <w:szCs w:val="40"/>
+              </w:rPr>
+              <w:t>–</w:t>
+            </w:r>
             <w:r>
               <w:rPr>
                 <w:rFonts w:ascii="BRH Devanagari Extra" w:hAnsi="BRH Devanagari Extra" w:cs="BRH Devanagari Extra"/>
@@ -7407,7 +5786,6 @@
               </w:rPr>
               <w:t>ç</w:t>
             </w:r>
-            <w:proofErr w:type="spellEnd"/>
             <w:r>
               <w:rPr>
                 <w:rFonts w:ascii="BRH Devanagari Extra" w:hAnsi="BRH Devanagari Extra" w:cs="BRH Devanagari Extra"/>
@@ -7482,7 +5860,6 @@
                 <w:szCs w:val="40"/>
               </w:rPr>
             </w:pPr>
-            <w:proofErr w:type="spellStart"/>
             <w:r>
               <w:rPr>
                 <w:rFonts w:ascii="BRH Devanagari Extra" w:hAnsi="BRH Devanagari Extra" w:cs="BRH Devanagari Extra"/>
@@ -7492,7 +5869,6 @@
               </w:rPr>
               <w:t>xÉÑ</w:t>
             </w:r>
-            <w:proofErr w:type="spellEnd"/>
             <w:r>
               <w:rPr>
                 <w:rFonts w:ascii="BRH Malayalam Extra" w:hAnsi="BRH Malayalam Extra" w:cs="BRH Devanagari Extra"/>
@@ -7522,7 +5898,6 @@
               </w:rPr>
               <w:t>–</w:t>
             </w:r>
-            <w:proofErr w:type="spellStart"/>
             <w:r>
               <w:rPr>
                 <w:rFonts w:ascii="BRH Devanagari Extra" w:hAnsi="BRH Devanagari Extra" w:cs="BRH Devanagari Extra"/>
@@ -7532,36 +5907,24 @@
               </w:rPr>
               <w:t>ÌiÉjxÉ</w:t>
             </w:r>
-            <w:proofErr w:type="spellEnd"/>
-            <w:r>
-              <w:rPr>
-                <w:rFonts w:ascii="BRH Malayalam Extra" w:hAnsi="BRH Malayalam Extra" w:cs="BRH Devanagari Extra"/>
-                <w:b/>
-                <w:color w:val="000000"/>
-                <w:sz w:val="32"/>
-                <w:szCs w:val="40"/>
-              </w:rPr>
-              <w:t>–</w:t>
-            </w:r>
-            <w:proofErr w:type="spellStart"/>
-            <w:r>
-              <w:rPr>
-                <w:rFonts w:ascii="BRH Devanagari Extra" w:hAnsi="BRH Devanagari Extra" w:cs="BRH Devanagari Extra"/>
-                <w:color w:val="000000"/>
-                <w:sz w:val="40"/>
-                <w:szCs w:val="40"/>
-              </w:rPr>
-              <w:t>ÌuÉïÌiÉþ</w:t>
-            </w:r>
-            <w:proofErr w:type="spellEnd"/>
-            <w:r>
-              <w:rPr>
-                <w:rFonts w:ascii="BRH Devanagari Extra" w:hAnsi="BRH Devanagari Extra" w:cs="BRH Devanagari Extra"/>
-                <w:color w:val="000000"/>
-                <w:sz w:val="40"/>
-                <w:szCs w:val="40"/>
-              </w:rPr>
-              <w:t xml:space="preserve"> </w:t>
+            <w:r>
+              <w:rPr>
+                <w:rFonts w:ascii="BRH Malayalam Extra" w:hAnsi="BRH Malayalam Extra" w:cs="BRH Devanagari Extra"/>
+                <w:b/>
+                <w:color w:val="000000"/>
+                <w:sz w:val="32"/>
+                <w:szCs w:val="40"/>
+              </w:rPr>
+              <w:t>–</w:t>
+            </w:r>
+            <w:r>
+              <w:rPr>
+                <w:rFonts w:ascii="BRH Devanagari Extra" w:hAnsi="BRH Devanagari Extra" w:cs="BRH Devanagari Extra"/>
+                <w:color w:val="000000"/>
+                <w:sz w:val="40"/>
+                <w:szCs w:val="40"/>
+              </w:rPr>
+              <w:t xml:space="preserve">ÌuÉïÌiÉþ </w:t>
             </w:r>
           </w:p>
           <w:p>
@@ -7579,7 +5942,6 @@
                 <w:lang w:val="en-IN" w:eastAsia="en-IN" w:bidi="ml-IN"/>
               </w:rPr>
             </w:pPr>
-            <w:proofErr w:type="spellStart"/>
             <w:r>
               <w:rPr>
                 <w:rFonts w:ascii="BRH Devanagari Extra" w:hAnsi="BRH Devanagari Extra" w:cs="BRH Devanagari Extra"/>
@@ -7588,17 +5950,15 @@
               </w:rPr>
               <w:t>xÉÑqÉ</w:t>
             </w:r>
-            <w:proofErr w:type="spellEnd"/>
-            <w:r>
-              <w:rPr>
-                <w:rFonts w:ascii="BRH Malayalam Extra" w:hAnsi="BRH Malayalam Extra" w:cs="BRH Devanagari Extra"/>
-                <w:b/>
-                <w:sz w:val="32"/>
-                <w:szCs w:val="40"/>
-              </w:rPr>
-              <w:t>–</w:t>
-            </w:r>
-            <w:proofErr w:type="spellStart"/>
+            <w:r>
+              <w:rPr>
+                <w:rFonts w:ascii="BRH Malayalam Extra" w:hAnsi="BRH Malayalam Extra" w:cs="BRH Devanagari Extra"/>
+                <w:b/>
+                <w:sz w:val="32"/>
+                <w:szCs w:val="40"/>
+              </w:rPr>
+              <w:t>–</w:t>
+            </w:r>
             <w:r>
               <w:rPr>
                 <w:rFonts w:ascii="BRH Devanagari Extra" w:hAnsi="BRH Devanagari Extra" w:cs="BRH Devanagari Extra"/>
@@ -7606,29 +5966,8 @@
                 <w:szCs w:val="40"/>
                 <w:highlight w:val="green"/>
               </w:rPr>
-              <w:t>ÌiÉ</w:t>
-            </w:r>
-            <w:proofErr w:type="spellEnd"/>
-            <w:r>
-              <w:rPr>
-                <w:rFonts w:ascii="BRH Devanagari Extra" w:hAnsi="BRH Devanagari Extra" w:cs="BRH Devanagari Extra"/>
-                <w:sz w:val="40"/>
-                <w:szCs w:val="40"/>
-                <w:highlight w:val="green"/>
-              </w:rPr>
-              <w:t xml:space="preserve"> - </w:t>
-            </w:r>
-            <w:proofErr w:type="spellStart"/>
-            <w:r>
-              <w:rPr>
-                <w:rFonts w:ascii="BRH Devanagari Extra" w:hAnsi="BRH Devanagari Extra" w:cs="BRH Devanagari Extra"/>
-                <w:sz w:val="40"/>
-                <w:szCs w:val="40"/>
-                <w:highlight w:val="green"/>
-              </w:rPr>
-              <w:t>jÉçxÉ</w:t>
-            </w:r>
-            <w:proofErr w:type="spellEnd"/>
+              <w:t>ÌiÉ - jÉçxÉ</w:t>
+            </w:r>
             <w:r>
               <w:rPr>
                 <w:rFonts w:ascii="BRH Malayalam Extra" w:hAnsi="BRH Malayalam Extra" w:cs="BRH Devanagari Extra"/>
@@ -7797,68 +6136,34 @@
                 <w:lang w:val="en-IN" w:eastAsia="en-IN" w:bidi="ml-IN"/>
               </w:rPr>
             </w:pPr>
-            <w:proofErr w:type="spellStart"/>
-            <w:r>
-              <w:rPr>
-                <w:rFonts w:ascii="BRH Devanagari Extra" w:hAnsi="BRH Devanagari Extra" w:cs="BRH Devanagari Extra"/>
-                <w:color w:val="000000"/>
-                <w:sz w:val="40"/>
-                <w:szCs w:val="40"/>
-              </w:rPr>
-              <w:t>mÉÑwmÉÉþuÉiÉÏÈ</w:t>
-            </w:r>
-            <w:proofErr w:type="spellEnd"/>
-            <w:r>
-              <w:rPr>
-                <w:rFonts w:ascii="BRH Devanagari Extra" w:hAnsi="BRH Devanagari Extra" w:cs="BRH Devanagari Extra"/>
-                <w:color w:val="000000"/>
-                <w:sz w:val="40"/>
-                <w:szCs w:val="40"/>
-              </w:rPr>
-              <w:t xml:space="preserve"> </w:t>
-            </w:r>
-            <w:proofErr w:type="spellStart"/>
-            <w:r>
-              <w:rPr>
-                <w:rFonts w:ascii="BRH Devanagari Extra" w:hAnsi="BRH Devanagari Extra" w:cs="BRH Devanagari Extra"/>
-                <w:color w:val="000000"/>
-                <w:sz w:val="40"/>
-                <w:szCs w:val="40"/>
-              </w:rPr>
-              <w:t>mÉë</w:t>
-            </w:r>
-            <w:proofErr w:type="spellEnd"/>
-            <w:r>
-              <w:rPr>
-                <w:rFonts w:ascii="BRH Malayalam Extra" w:hAnsi="BRH Malayalam Extra" w:cs="BRH Devanagari Extra"/>
-                <w:b/>
-                <w:color w:val="000000"/>
-                <w:sz w:val="32"/>
-                <w:szCs w:val="40"/>
-              </w:rPr>
-              <w:t>–</w:t>
-            </w:r>
-            <w:proofErr w:type="spellStart"/>
-            <w:r>
-              <w:rPr>
-                <w:rFonts w:ascii="BRH Devanagari Extra" w:hAnsi="BRH Devanagari Extra" w:cs="BRH Devanagari Extra"/>
-                <w:color w:val="000000"/>
-                <w:sz w:val="40"/>
-                <w:szCs w:val="40"/>
-              </w:rPr>
-              <w:t>xÉÔuÉþiÉÏÈ</w:t>
-            </w:r>
-            <w:proofErr w:type="spellEnd"/>
-            <w:r>
-              <w:rPr>
-                <w:rFonts w:ascii="BRH Devanagari Extra" w:hAnsi="BRH Devanagari Extra" w:cs="BRH Devanagari Extra"/>
-                <w:color w:val="000000"/>
-                <w:sz w:val="40"/>
-                <w:szCs w:val="40"/>
-              </w:rPr>
-              <w:t xml:space="preserve"> | </w:t>
-            </w:r>
-            <w:proofErr w:type="spellStart"/>
+            <w:r>
+              <w:rPr>
+                <w:rFonts w:ascii="BRH Devanagari Extra" w:hAnsi="BRH Devanagari Extra" w:cs="BRH Devanagari Extra"/>
+                <w:color w:val="000000"/>
+                <w:sz w:val="40"/>
+                <w:szCs w:val="40"/>
+              </w:rPr>
+              <w:t>mÉÑwmÉÉþuÉiÉÏÈ mÉë</w:t>
+            </w:r>
+            <w:r>
+              <w:rPr>
+                <w:rFonts w:ascii="BRH Malayalam Extra" w:hAnsi="BRH Malayalam Extra" w:cs="BRH Devanagari Extra"/>
+                <w:b/>
+                <w:color w:val="000000"/>
+                <w:sz w:val="32"/>
+                <w:szCs w:val="40"/>
+              </w:rPr>
+              <w:t>–</w:t>
+            </w:r>
+            <w:r>
+              <w:rPr>
+                <w:rFonts w:ascii="BRH Devanagari Extra" w:hAnsi="BRH Devanagari Extra" w:cs="BRH Devanagari Extra"/>
+                <w:color w:val="000000"/>
+                <w:sz w:val="40"/>
+                <w:szCs w:val="40"/>
+              </w:rPr>
+              <w:t xml:space="preserve">xÉÔuÉþiÉÏÈ | </w:t>
+            </w:r>
             <w:r>
               <w:rPr>
                 <w:rFonts w:ascii="BRH Devanagari Extra" w:hAnsi="BRH Devanagari Extra" w:cs="BRH Devanagari Extra"/>
@@ -7893,18 +6198,16 @@
               </w:rPr>
               <w:t>uÉiÉÏ</w:t>
             </w:r>
-            <w:proofErr w:type="spellEnd"/>
-            <w:r>
-              <w:rPr>
-                <w:rFonts w:ascii="BRH Malayalam Extra" w:hAnsi="BRH Malayalam Extra" w:cs="BRH Devanagari Extra"/>
-                <w:b/>
-                <w:color w:val="000000"/>
-                <w:sz w:val="32"/>
-                <w:szCs w:val="40"/>
-              </w:rPr>
-              <w:t>–</w:t>
-            </w:r>
-            <w:proofErr w:type="spellStart"/>
+            <w:r>
+              <w:rPr>
+                <w:rFonts w:ascii="BRH Malayalam Extra" w:hAnsi="BRH Malayalam Extra" w:cs="BRH Devanagari Extra"/>
+                <w:b/>
+                <w:color w:val="000000"/>
+                <w:sz w:val="32"/>
+                <w:szCs w:val="40"/>
+              </w:rPr>
+              <w:t>–</w:t>
+            </w:r>
             <w:r>
               <w:rPr>
                 <w:rFonts w:ascii="BRH Devanagari Extra" w:hAnsi="BRH Devanagari Extra" w:cs="BRH Devanagari Extra"/>
@@ -7914,57 +6217,35 @@
               </w:rPr>
               <w:t>ËUÌiÉ</w:t>
             </w:r>
-            <w:proofErr w:type="spellEnd"/>
-            <w:r>
-              <w:rPr>
-                <w:rFonts w:ascii="BRH Malayalam Extra" w:hAnsi="BRH Malayalam Extra" w:cs="BRH Devanagari Extra"/>
-                <w:b/>
-                <w:color w:val="000000"/>
-                <w:sz w:val="32"/>
-                <w:szCs w:val="40"/>
-              </w:rPr>
-              <w:t>–</w:t>
-            </w:r>
-            <w:r>
-              <w:rPr>
-                <w:rFonts w:ascii="BRH Devanagari Extra" w:hAnsi="BRH Devanagari Extra" w:cs="BRH Devanagari Extra"/>
-                <w:color w:val="000000"/>
-                <w:sz w:val="40"/>
-                <w:szCs w:val="40"/>
-              </w:rPr>
-              <w:t xml:space="preserve"> </w:t>
-            </w:r>
-            <w:proofErr w:type="spellStart"/>
-            <w:r>
-              <w:rPr>
-                <w:rFonts w:ascii="BRH Devanagari Extra" w:hAnsi="BRH Devanagari Extra" w:cs="BRH Devanagari Extra"/>
-                <w:color w:val="000000"/>
-                <w:sz w:val="40"/>
-                <w:szCs w:val="40"/>
-              </w:rPr>
-              <w:t>mÉÑwmÉþ</w:t>
-            </w:r>
-            <w:proofErr w:type="spellEnd"/>
-            <w:r>
-              <w:rPr>
-                <w:rFonts w:ascii="BRH Devanagari Extra" w:hAnsi="BRH Devanagari Extra" w:cs="BRH Devanagari Extra"/>
-                <w:color w:val="000000"/>
-                <w:sz w:val="40"/>
-                <w:szCs w:val="40"/>
-              </w:rPr>
-              <w:t xml:space="preserve"> - uÉ</w:t>
-            </w:r>
-            <w:r>
-              <w:rPr>
-                <w:rFonts w:ascii="BRH Malayalam Extra" w:hAnsi="BRH Malayalam Extra" w:cs="BRH Devanagari Extra"/>
-                <w:b/>
-                <w:color w:val="000000"/>
-                <w:sz w:val="32"/>
-                <w:szCs w:val="40"/>
-              </w:rPr>
-              <w:t>–</w:t>
-            </w:r>
-            <w:proofErr w:type="spellStart"/>
+            <w:r>
+              <w:rPr>
+                <w:rFonts w:ascii="BRH Malayalam Extra" w:hAnsi="BRH Malayalam Extra" w:cs="BRH Devanagari Extra"/>
+                <w:b/>
+                <w:color w:val="000000"/>
+                <w:sz w:val="32"/>
+                <w:szCs w:val="40"/>
+              </w:rPr>
+              <w:t>–</w:t>
+            </w:r>
+            <w:r>
+              <w:rPr>
+                <w:rFonts w:ascii="BRH Devanagari Extra" w:hAnsi="BRH Devanagari Extra" w:cs="BRH Devanagari Extra"/>
+                <w:color w:val="000000"/>
+                <w:sz w:val="40"/>
+                <w:szCs w:val="40"/>
+              </w:rPr>
+              <w:t xml:space="preserve"> mÉÑwmÉþ - uÉ</w:t>
+            </w:r>
+            <w:r>
+              <w:rPr>
+                <w:rFonts w:ascii="BRH Malayalam Extra" w:hAnsi="BRH Malayalam Extra" w:cs="BRH Devanagari Extra"/>
+                <w:b/>
+                <w:color w:val="000000"/>
+                <w:sz w:val="32"/>
+                <w:szCs w:val="40"/>
+              </w:rPr>
+              <w:t>–</w:t>
+            </w:r>
             <w:r>
               <w:rPr>
                 <w:rFonts w:ascii="BRH Devanagari Extra" w:hAnsi="BRH Devanagari Extra" w:cs="BRH Devanagari Extra"/>
@@ -7974,7 +6255,6 @@
               </w:rPr>
               <w:t>iÉÏ</w:t>
             </w:r>
-            <w:proofErr w:type="spellEnd"/>
             <w:r>
               <w:rPr>
                 <w:rFonts w:ascii="BRH Malayalam Extra" w:hAnsi="BRH Malayalam Extra" w:cs="BRH Devanagari Extra"/>
@@ -8011,68 +6291,34 @@
                 <w:lang w:val="en-IN" w:eastAsia="en-IN" w:bidi="ml-IN"/>
               </w:rPr>
             </w:pPr>
-            <w:proofErr w:type="spellStart"/>
-            <w:r>
-              <w:rPr>
-                <w:rFonts w:ascii="BRH Devanagari Extra" w:hAnsi="BRH Devanagari Extra" w:cs="BRH Devanagari Extra"/>
-                <w:color w:val="000000"/>
-                <w:sz w:val="40"/>
-                <w:szCs w:val="40"/>
-              </w:rPr>
-              <w:t>mÉÑwmÉÉþuÉiÉÏÈ</w:t>
-            </w:r>
-            <w:proofErr w:type="spellEnd"/>
-            <w:r>
-              <w:rPr>
-                <w:rFonts w:ascii="BRH Devanagari Extra" w:hAnsi="BRH Devanagari Extra" w:cs="BRH Devanagari Extra"/>
-                <w:color w:val="000000"/>
-                <w:sz w:val="40"/>
-                <w:szCs w:val="40"/>
-              </w:rPr>
-              <w:t xml:space="preserve"> </w:t>
-            </w:r>
-            <w:proofErr w:type="spellStart"/>
-            <w:r>
-              <w:rPr>
-                <w:rFonts w:ascii="BRH Devanagari Extra" w:hAnsi="BRH Devanagari Extra" w:cs="BRH Devanagari Extra"/>
-                <w:color w:val="000000"/>
-                <w:sz w:val="40"/>
-                <w:szCs w:val="40"/>
-              </w:rPr>
-              <w:t>mÉë</w:t>
-            </w:r>
-            <w:proofErr w:type="spellEnd"/>
-            <w:r>
-              <w:rPr>
-                <w:rFonts w:ascii="BRH Malayalam Extra" w:hAnsi="BRH Malayalam Extra" w:cs="BRH Devanagari Extra"/>
-                <w:b/>
-                <w:color w:val="000000"/>
-                <w:sz w:val="32"/>
-                <w:szCs w:val="40"/>
-              </w:rPr>
-              <w:t>–</w:t>
-            </w:r>
-            <w:proofErr w:type="spellStart"/>
-            <w:r>
-              <w:rPr>
-                <w:rFonts w:ascii="BRH Devanagari Extra" w:hAnsi="BRH Devanagari Extra" w:cs="BRH Devanagari Extra"/>
-                <w:color w:val="000000"/>
-                <w:sz w:val="40"/>
-                <w:szCs w:val="40"/>
-              </w:rPr>
-              <w:t>xÉÔuÉþiÉÏÈ</w:t>
-            </w:r>
-            <w:proofErr w:type="spellEnd"/>
-            <w:r>
-              <w:rPr>
-                <w:rFonts w:ascii="BRH Devanagari Extra" w:hAnsi="BRH Devanagari Extra" w:cs="BRH Devanagari Extra"/>
-                <w:color w:val="000000"/>
-                <w:sz w:val="40"/>
-                <w:szCs w:val="40"/>
-              </w:rPr>
-              <w:t xml:space="preserve"> | </w:t>
-            </w:r>
-            <w:proofErr w:type="spellStart"/>
+            <w:r>
+              <w:rPr>
+                <w:rFonts w:ascii="BRH Devanagari Extra" w:hAnsi="BRH Devanagari Extra" w:cs="BRH Devanagari Extra"/>
+                <w:color w:val="000000"/>
+                <w:sz w:val="40"/>
+                <w:szCs w:val="40"/>
+              </w:rPr>
+              <w:t>mÉÑwmÉÉþuÉiÉÏÈ mÉë</w:t>
+            </w:r>
+            <w:r>
+              <w:rPr>
+                <w:rFonts w:ascii="BRH Malayalam Extra" w:hAnsi="BRH Malayalam Extra" w:cs="BRH Devanagari Extra"/>
+                <w:b/>
+                <w:color w:val="000000"/>
+                <w:sz w:val="32"/>
+                <w:szCs w:val="40"/>
+              </w:rPr>
+              <w:t>–</w:t>
+            </w:r>
+            <w:r>
+              <w:rPr>
+                <w:rFonts w:ascii="BRH Devanagari Extra" w:hAnsi="BRH Devanagari Extra" w:cs="BRH Devanagari Extra"/>
+                <w:color w:val="000000"/>
+                <w:sz w:val="40"/>
+                <w:szCs w:val="40"/>
+              </w:rPr>
+              <w:t xml:space="preserve">xÉÔuÉþiÉÏÈ | </w:t>
+            </w:r>
             <w:r>
               <w:rPr>
                 <w:rFonts w:ascii="BRH Devanagari Extra" w:hAnsi="BRH Devanagari Extra" w:cs="BRH Devanagari Extra"/>
@@ -8126,18 +6372,16 @@
               </w:rPr>
               <w:t>uÉiÉÏ</w:t>
             </w:r>
-            <w:proofErr w:type="spellEnd"/>
-            <w:r>
-              <w:rPr>
-                <w:rFonts w:ascii="BRH Malayalam Extra" w:hAnsi="BRH Malayalam Extra" w:cs="BRH Devanagari Extra"/>
-                <w:b/>
-                <w:color w:val="000000"/>
-                <w:sz w:val="32"/>
-                <w:szCs w:val="40"/>
-              </w:rPr>
-              <w:t>–</w:t>
-            </w:r>
-            <w:proofErr w:type="spellStart"/>
+            <w:r>
+              <w:rPr>
+                <w:rFonts w:ascii="BRH Malayalam Extra" w:hAnsi="BRH Malayalam Extra" w:cs="BRH Devanagari Extra"/>
+                <w:b/>
+                <w:color w:val="000000"/>
+                <w:sz w:val="32"/>
+                <w:szCs w:val="40"/>
+              </w:rPr>
+              <w:t>–</w:t>
+            </w:r>
             <w:r>
               <w:rPr>
                 <w:rFonts w:ascii="BRH Devanagari Extra" w:hAnsi="BRH Devanagari Extra" w:cs="BRH Devanagari Extra"/>
@@ -8147,57 +6391,35 @@
               </w:rPr>
               <w:t>ËUÌiÉ</w:t>
             </w:r>
-            <w:proofErr w:type="spellEnd"/>
-            <w:r>
-              <w:rPr>
-                <w:rFonts w:ascii="BRH Malayalam Extra" w:hAnsi="BRH Malayalam Extra" w:cs="BRH Devanagari Extra"/>
-                <w:b/>
-                <w:color w:val="000000"/>
-                <w:sz w:val="32"/>
-                <w:szCs w:val="40"/>
-              </w:rPr>
-              <w:t>–</w:t>
-            </w:r>
-            <w:r>
-              <w:rPr>
-                <w:rFonts w:ascii="BRH Devanagari Extra" w:hAnsi="BRH Devanagari Extra" w:cs="BRH Devanagari Extra"/>
-                <w:color w:val="000000"/>
-                <w:sz w:val="40"/>
-                <w:szCs w:val="40"/>
-              </w:rPr>
-              <w:t xml:space="preserve"> </w:t>
-            </w:r>
-            <w:proofErr w:type="spellStart"/>
-            <w:r>
-              <w:rPr>
-                <w:rFonts w:ascii="BRH Devanagari Extra" w:hAnsi="BRH Devanagari Extra" w:cs="BRH Devanagari Extra"/>
-                <w:color w:val="000000"/>
-                <w:sz w:val="40"/>
-                <w:szCs w:val="40"/>
-              </w:rPr>
-              <w:t>mÉÑwmÉþ</w:t>
-            </w:r>
-            <w:proofErr w:type="spellEnd"/>
-            <w:r>
-              <w:rPr>
-                <w:rFonts w:ascii="BRH Devanagari Extra" w:hAnsi="BRH Devanagari Extra" w:cs="BRH Devanagari Extra"/>
-                <w:color w:val="000000"/>
-                <w:sz w:val="40"/>
-                <w:szCs w:val="40"/>
-              </w:rPr>
-              <w:t xml:space="preserve"> - uÉ</w:t>
-            </w:r>
-            <w:r>
-              <w:rPr>
-                <w:rFonts w:ascii="BRH Malayalam Extra" w:hAnsi="BRH Malayalam Extra" w:cs="BRH Devanagari Extra"/>
-                <w:b/>
-                <w:color w:val="000000"/>
-                <w:sz w:val="32"/>
-                <w:szCs w:val="40"/>
-              </w:rPr>
-              <w:t>–</w:t>
-            </w:r>
-            <w:proofErr w:type="spellStart"/>
+            <w:r>
+              <w:rPr>
+                <w:rFonts w:ascii="BRH Malayalam Extra" w:hAnsi="BRH Malayalam Extra" w:cs="BRH Devanagari Extra"/>
+                <w:b/>
+                <w:color w:val="000000"/>
+                <w:sz w:val="32"/>
+                <w:szCs w:val="40"/>
+              </w:rPr>
+              <w:t>–</w:t>
+            </w:r>
+            <w:r>
+              <w:rPr>
+                <w:rFonts w:ascii="BRH Devanagari Extra" w:hAnsi="BRH Devanagari Extra" w:cs="BRH Devanagari Extra"/>
+                <w:color w:val="000000"/>
+                <w:sz w:val="40"/>
+                <w:szCs w:val="40"/>
+              </w:rPr>
+              <w:t xml:space="preserve"> mÉÑwmÉþ - uÉ</w:t>
+            </w:r>
+            <w:r>
+              <w:rPr>
+                <w:rFonts w:ascii="BRH Malayalam Extra" w:hAnsi="BRH Malayalam Extra" w:cs="BRH Devanagari Extra"/>
+                <w:b/>
+                <w:color w:val="000000"/>
+                <w:sz w:val="32"/>
+                <w:szCs w:val="40"/>
+              </w:rPr>
+              <w:t>–</w:t>
+            </w:r>
             <w:r>
               <w:rPr>
                 <w:rFonts w:ascii="BRH Devanagari Extra" w:hAnsi="BRH Devanagari Extra" w:cs="BRH Devanagari Extra"/>
@@ -8207,7 +6429,6 @@
               </w:rPr>
               <w:t>iÉÏ</w:t>
             </w:r>
-            <w:proofErr w:type="spellEnd"/>
             <w:r>
               <w:rPr>
                 <w:rFonts w:ascii="BRH Malayalam Extra" w:hAnsi="BRH Malayalam Extra" w:cs="BRH Devanagari Extra"/>
@@ -8263,7 +6484,6 @@
                 <w:sz w:val="28"/>
                 <w:szCs w:val="32"/>
               </w:rPr>
-              <w:lastRenderedPageBreak/>
               <w:t>T.S.4.2.7.3 – Kramam</w:t>
             </w:r>
           </w:p>
@@ -8359,66 +6579,33 @@
                 <w:szCs w:val="40"/>
               </w:rPr>
             </w:pPr>
-            <w:proofErr w:type="spellStart"/>
-            <w:r>
-              <w:rPr>
-                <w:rFonts w:ascii="BRH Devanagari Extra" w:hAnsi="BRH Devanagari Extra" w:cs="BRH Devanagari Extra"/>
-                <w:color w:val="000000"/>
-                <w:sz w:val="40"/>
-                <w:szCs w:val="40"/>
-              </w:rPr>
-              <w:t>qÉÉlÉÑþwÉÉ</w:t>
-            </w:r>
-            <w:proofErr w:type="spellEnd"/>
-            <w:r>
-              <w:rPr>
-                <w:rFonts w:ascii="BRH Devanagari Extra" w:hAnsi="BRH Devanagari Extra" w:cs="BRH Devanagari Extra"/>
-                <w:color w:val="000000"/>
-                <w:sz w:val="40"/>
-                <w:szCs w:val="40"/>
-              </w:rPr>
-              <w:t xml:space="preserve"> </w:t>
-            </w:r>
-            <w:proofErr w:type="spellStart"/>
-            <w:r>
-              <w:rPr>
-                <w:rFonts w:ascii="BRH Devanagari Extra" w:hAnsi="BRH Devanagari Extra" w:cs="BRH Devanagari Extra"/>
-                <w:color w:val="000000"/>
-                <w:sz w:val="40"/>
-                <w:szCs w:val="40"/>
-              </w:rPr>
-              <w:t>rÉÑ</w:t>
-            </w:r>
-            <w:proofErr w:type="spellEnd"/>
-            <w:r>
-              <w:rPr>
-                <w:rFonts w:ascii="BRH Malayalam Extra" w:hAnsi="BRH Malayalam Extra" w:cs="BRH Devanagari Extra"/>
-                <w:b/>
-                <w:color w:val="000000"/>
-                <w:sz w:val="32"/>
-                <w:szCs w:val="40"/>
-              </w:rPr>
-              <w:t>–</w:t>
-            </w:r>
-            <w:proofErr w:type="spellStart"/>
-            <w:r>
-              <w:rPr>
-                <w:rFonts w:ascii="BRH Devanagari Extra" w:hAnsi="BRH Devanagari Extra" w:cs="BRH Devanagari Extra"/>
-                <w:color w:val="000000"/>
-                <w:sz w:val="40"/>
-                <w:szCs w:val="40"/>
-              </w:rPr>
-              <w:t>aÉÉ</w:t>
-            </w:r>
-            <w:proofErr w:type="spellEnd"/>
-            <w:r>
-              <w:rPr>
-                <w:rFonts w:ascii="BRH Devanagari Extra" w:hAnsi="BRH Devanagari Extra" w:cs="BRH Devanagari Extra"/>
-                <w:color w:val="000000"/>
-                <w:sz w:val="40"/>
-                <w:szCs w:val="40"/>
-              </w:rPr>
-              <w:t xml:space="preserve"> | </w:t>
+            <w:r>
+              <w:rPr>
+                <w:rFonts w:ascii="BRH Devanagari Extra" w:hAnsi="BRH Devanagari Extra" w:cs="BRH Devanagari Extra"/>
+                <w:color w:val="000000"/>
+                <w:sz w:val="40"/>
+                <w:szCs w:val="40"/>
+              </w:rPr>
+              <w:t>qÉÉlÉÑþwÉÉ rÉÑ</w:t>
+            </w:r>
+            <w:r>
+              <w:rPr>
+                <w:rFonts w:ascii="BRH Malayalam Extra" w:hAnsi="BRH Malayalam Extra" w:cs="BRH Devanagari Extra"/>
+                <w:b/>
+                <w:color w:val="000000"/>
+                <w:sz w:val="32"/>
+                <w:szCs w:val="40"/>
+              </w:rPr>
+              <w:t>–</w:t>
+            </w:r>
+            <w:r>
+              <w:rPr>
+                <w:rFonts w:ascii="BRH Devanagari Extra" w:hAnsi="BRH Devanagari Extra" w:cs="BRH Devanagari Extra"/>
+                <w:color w:val="000000"/>
+                <w:sz w:val="40"/>
+                <w:szCs w:val="40"/>
+              </w:rPr>
+              <w:t xml:space="preserve">aÉÉ | </w:t>
             </w:r>
             <w:r>
               <w:rPr>
@@ -8440,66 +6627,33 @@
               </w:rPr>
               <w:t>–</w:t>
             </w:r>
-            <w:proofErr w:type="spellStart"/>
-            <w:r>
-              <w:rPr>
-                <w:rFonts w:ascii="BRH Devanagari Extra" w:hAnsi="BRH Devanagari Extra" w:cs="BRH Devanagari Extra"/>
-                <w:color w:val="000000"/>
-                <w:sz w:val="40"/>
-                <w:szCs w:val="40"/>
-              </w:rPr>
-              <w:t>aÉåÌiÉþ</w:t>
-            </w:r>
-            <w:proofErr w:type="spellEnd"/>
-            <w:r>
-              <w:rPr>
-                <w:rFonts w:ascii="BRH Devanagari Extra" w:hAnsi="BRH Devanagari Extra" w:cs="BRH Devanagari Extra"/>
-                <w:color w:val="000000"/>
-                <w:sz w:val="40"/>
-                <w:szCs w:val="40"/>
-              </w:rPr>
-              <w:t xml:space="preserve"> </w:t>
-            </w:r>
-            <w:proofErr w:type="spellStart"/>
-            <w:r>
-              <w:rPr>
-                <w:rFonts w:ascii="BRH Devanagari Extra" w:hAnsi="BRH Devanagari Extra" w:cs="BRH Devanagari Extra"/>
-                <w:color w:val="000000"/>
-                <w:sz w:val="40"/>
-                <w:szCs w:val="40"/>
-              </w:rPr>
-              <w:t>rÉÑ</w:t>
-            </w:r>
-            <w:proofErr w:type="spellEnd"/>
-            <w:r>
-              <w:rPr>
-                <w:rFonts w:ascii="BRH Malayalam Extra" w:hAnsi="BRH Malayalam Extra" w:cs="BRH Devanagari Extra"/>
-                <w:b/>
-                <w:color w:val="000000"/>
-                <w:sz w:val="32"/>
-                <w:szCs w:val="40"/>
-              </w:rPr>
-              <w:t>–</w:t>
-            </w:r>
-            <w:proofErr w:type="spellStart"/>
-            <w:r>
-              <w:rPr>
-                <w:rFonts w:ascii="BRH Devanagari Extra" w:hAnsi="BRH Devanagari Extra" w:cs="BRH Devanagari Extra"/>
-                <w:color w:val="000000"/>
-                <w:sz w:val="40"/>
-                <w:szCs w:val="40"/>
-              </w:rPr>
-              <w:t>aÉÉ</w:t>
-            </w:r>
-            <w:proofErr w:type="spellEnd"/>
-            <w:r>
-              <w:rPr>
-                <w:rFonts w:ascii="BRH Devanagari Extra" w:hAnsi="BRH Devanagari Extra" w:cs="BRH Devanagari Extra"/>
-                <w:color w:val="000000"/>
-                <w:sz w:val="40"/>
-                <w:szCs w:val="40"/>
-              </w:rPr>
-              <w:t xml:space="preserve"> ||</w:t>
+            <w:r>
+              <w:rPr>
+                <w:rFonts w:ascii="BRH Devanagari Extra" w:hAnsi="BRH Devanagari Extra" w:cs="BRH Devanagari Extra"/>
+                <w:color w:val="000000"/>
+                <w:sz w:val="40"/>
+                <w:szCs w:val="40"/>
+              </w:rPr>
+              <w:t>aÉåÌiÉþ rÉÑ</w:t>
+            </w:r>
+            <w:r>
+              <w:rPr>
+                <w:rFonts w:ascii="BRH Malayalam Extra" w:hAnsi="BRH Malayalam Extra" w:cs="BRH Devanagari Extra"/>
+                <w:b/>
+                <w:color w:val="000000"/>
+                <w:sz w:val="32"/>
+                <w:szCs w:val="40"/>
+              </w:rPr>
+              <w:t>–</w:t>
+            </w:r>
+            <w:r>
+              <w:rPr>
+                <w:rFonts w:ascii="BRH Devanagari Extra" w:hAnsi="BRH Devanagari Extra" w:cs="BRH Devanagari Extra"/>
+                <w:color w:val="000000"/>
+                <w:sz w:val="40"/>
+                <w:szCs w:val="40"/>
+              </w:rPr>
+              <w:t>aÉÉ ||</w:t>
             </w:r>
           </w:p>
         </w:tc>
@@ -8517,150 +6671,82 @@
                 <w:szCs w:val="40"/>
               </w:rPr>
             </w:pPr>
-            <w:proofErr w:type="spellStart"/>
-            <w:r>
-              <w:rPr>
-                <w:rFonts w:ascii="BRH Devanagari Extra" w:hAnsi="BRH Devanagari Extra" w:cs="BRH Devanagari Extra"/>
-                <w:color w:val="000000"/>
-                <w:sz w:val="40"/>
-                <w:szCs w:val="40"/>
-              </w:rPr>
-              <w:t>qÉÉlÉÑþwÉÉ</w:t>
-            </w:r>
-            <w:proofErr w:type="spellEnd"/>
-            <w:r>
-              <w:rPr>
-                <w:rFonts w:ascii="BRH Devanagari Extra" w:hAnsi="BRH Devanagari Extra" w:cs="BRH Devanagari Extra"/>
-                <w:color w:val="000000"/>
-                <w:sz w:val="40"/>
-                <w:szCs w:val="40"/>
-              </w:rPr>
-              <w:t xml:space="preserve"> </w:t>
-            </w:r>
-            <w:proofErr w:type="spellStart"/>
-            <w:r>
-              <w:rPr>
-                <w:rFonts w:ascii="BRH Devanagari Extra" w:hAnsi="BRH Devanagari Extra" w:cs="BRH Devanagari Extra"/>
-                <w:color w:val="000000"/>
-                <w:sz w:val="40"/>
-                <w:szCs w:val="40"/>
+            <w:r>
+              <w:rPr>
+                <w:rFonts w:ascii="BRH Devanagari Extra" w:hAnsi="BRH Devanagari Extra" w:cs="BRH Devanagari Extra"/>
+                <w:color w:val="000000"/>
+                <w:sz w:val="40"/>
+                <w:szCs w:val="40"/>
+              </w:rPr>
+              <w:t>qÉÉlÉÑþwÉÉ rÉÑ</w:t>
+            </w:r>
+            <w:r>
+              <w:rPr>
+                <w:rFonts w:ascii="BRH Malayalam Extra" w:hAnsi="BRH Malayalam Extra" w:cs="BRH Devanagari Extra"/>
+                <w:b/>
+                <w:color w:val="000000"/>
+                <w:sz w:val="32"/>
+                <w:szCs w:val="40"/>
+              </w:rPr>
+              <w:t>–</w:t>
+            </w:r>
+            <w:r>
+              <w:rPr>
+                <w:rFonts w:ascii="BRH Devanagari Extra" w:hAnsi="BRH Devanagari Extra" w:cs="BRH Devanagari Extra"/>
+                <w:color w:val="000000"/>
+                <w:sz w:val="40"/>
+                <w:szCs w:val="40"/>
+              </w:rPr>
+              <w:t xml:space="preserve">aÉÉ | </w:t>
+            </w:r>
+            <w:r>
+              <w:rPr>
+                <w:rFonts w:ascii="BRH Devanagari Extra" w:hAnsi="BRH Devanagari Extra" w:cs="BRH Devanagari Extra"/>
+                <w:color w:val="000000"/>
+                <w:sz w:val="40"/>
+                <w:szCs w:val="40"/>
+                <w:highlight w:val="green"/>
               </w:rPr>
               <w:t>rÉÑ</w:t>
             </w:r>
-            <w:proofErr w:type="spellEnd"/>
-            <w:r>
-              <w:rPr>
-                <w:rFonts w:ascii="BRH Malayalam Extra" w:hAnsi="BRH Malayalam Extra" w:cs="BRH Devanagari Extra"/>
-                <w:b/>
-                <w:color w:val="000000"/>
-                <w:sz w:val="32"/>
-                <w:szCs w:val="40"/>
-              </w:rPr>
-              <w:t>–</w:t>
-            </w:r>
-            <w:proofErr w:type="spellStart"/>
-            <w:r>
-              <w:rPr>
-                <w:rFonts w:ascii="BRH Devanagari Extra" w:hAnsi="BRH Devanagari Extra" w:cs="BRH Devanagari Extra"/>
-                <w:color w:val="000000"/>
-                <w:sz w:val="40"/>
-                <w:szCs w:val="40"/>
-              </w:rPr>
-              <w:t>aÉÉ</w:t>
-            </w:r>
-            <w:proofErr w:type="spellEnd"/>
-            <w:r>
-              <w:rPr>
-                <w:rFonts w:ascii="BRH Devanagari Extra" w:hAnsi="BRH Devanagari Extra" w:cs="BRH Devanagari Extra"/>
-                <w:color w:val="000000"/>
-                <w:sz w:val="40"/>
-                <w:szCs w:val="40"/>
-              </w:rPr>
-              <w:t xml:space="preserve"> | </w:t>
-            </w:r>
-            <w:proofErr w:type="spellStart"/>
-            <w:r>
-              <w:rPr>
-                <w:rFonts w:ascii="BRH Devanagari Extra" w:hAnsi="BRH Devanagari Extra" w:cs="BRH Devanagari Extra"/>
-                <w:color w:val="000000"/>
-                <w:sz w:val="40"/>
+            <w:r>
+              <w:rPr>
+                <w:rFonts w:ascii="BRH Malayalam Extra" w:hAnsi="BRH Malayalam Extra" w:cs="BRH Devanagari Extra"/>
+                <w:b/>
+                <w:color w:val="000000"/>
+                <w:sz w:val="32"/>
                 <w:szCs w:val="40"/>
                 <w:highlight w:val="green"/>
               </w:rPr>
-              <w:t>rÉÑ</w:t>
-            </w:r>
-            <w:proofErr w:type="spellEnd"/>
-            <w:r>
-              <w:rPr>
-                <w:rFonts w:ascii="BRH Malayalam Extra" w:hAnsi="BRH Malayalam Extra" w:cs="BRH Devanagari Extra"/>
-                <w:b/>
-                <w:color w:val="000000"/>
-                <w:sz w:val="32"/>
-                <w:szCs w:val="40"/>
-                <w:highlight w:val="green"/>
-              </w:rPr>
-              <w:t>–</w:t>
-            </w:r>
-            <w:proofErr w:type="spellStart"/>
-            <w:r>
-              <w:rPr>
-                <w:rFonts w:ascii="BRH Devanagari Extra" w:hAnsi="BRH Devanagari Extra" w:cs="BRH Devanagari Extra"/>
-                <w:color w:val="000000"/>
-                <w:sz w:val="40"/>
-                <w:szCs w:val="40"/>
-              </w:rPr>
-              <w:t>aÉåÌiÉþ</w:t>
-            </w:r>
-            <w:proofErr w:type="spellEnd"/>
-            <w:r>
-              <w:rPr>
-                <w:rFonts w:ascii="BRH Devanagari Extra" w:hAnsi="BRH Devanagari Extra" w:cs="BRH Devanagari Extra"/>
-                <w:color w:val="000000"/>
-                <w:sz w:val="40"/>
-                <w:szCs w:val="40"/>
-              </w:rPr>
-              <w:t xml:space="preserve"> </w:t>
-            </w:r>
-            <w:proofErr w:type="spellStart"/>
-            <w:r>
-              <w:rPr>
-                <w:rFonts w:ascii="BRH Devanagari Extra" w:hAnsi="BRH Devanagari Extra" w:cs="BRH Devanagari Extra"/>
-                <w:color w:val="000000"/>
-                <w:sz w:val="40"/>
-                <w:szCs w:val="40"/>
-              </w:rPr>
-              <w:t>rÉÑ</w:t>
-            </w:r>
-            <w:proofErr w:type="spellEnd"/>
-            <w:r>
-              <w:rPr>
-                <w:rFonts w:ascii="BRH Malayalam Extra" w:hAnsi="BRH Malayalam Extra" w:cs="BRH Devanagari Extra"/>
-                <w:b/>
-                <w:color w:val="000000"/>
-                <w:sz w:val="32"/>
-                <w:szCs w:val="40"/>
-              </w:rPr>
-              <w:t>–</w:t>
-            </w:r>
-            <w:proofErr w:type="spellStart"/>
-            <w:r>
-              <w:rPr>
-                <w:rFonts w:ascii="BRH Devanagari Extra" w:hAnsi="BRH Devanagari Extra" w:cs="BRH Devanagari Extra"/>
-                <w:color w:val="000000"/>
-                <w:sz w:val="40"/>
-                <w:szCs w:val="40"/>
-              </w:rPr>
-              <w:t>aÉÉ</w:t>
-            </w:r>
-            <w:proofErr w:type="spellEnd"/>
-            <w:r>
-              <w:rPr>
-                <w:rFonts w:ascii="BRH Devanagari Extra" w:hAnsi="BRH Devanagari Extra" w:cs="BRH Devanagari Extra"/>
-                <w:color w:val="000000"/>
-                <w:sz w:val="40"/>
-                <w:szCs w:val="40"/>
-              </w:rPr>
-              <w:t xml:space="preserve"> ||</w:t>
+              <w:t>–</w:t>
+            </w:r>
+            <w:r>
+              <w:rPr>
+                <w:rFonts w:ascii="BRH Devanagari Extra" w:hAnsi="BRH Devanagari Extra" w:cs="BRH Devanagari Extra"/>
+                <w:color w:val="000000"/>
+                <w:sz w:val="40"/>
+                <w:szCs w:val="40"/>
+              </w:rPr>
+              <w:t>aÉåÌiÉþ rÉÑ</w:t>
+            </w:r>
+            <w:r>
+              <w:rPr>
+                <w:rFonts w:ascii="BRH Malayalam Extra" w:hAnsi="BRH Malayalam Extra" w:cs="BRH Devanagari Extra"/>
+                <w:b/>
+                <w:color w:val="000000"/>
+                <w:sz w:val="32"/>
+                <w:szCs w:val="40"/>
+              </w:rPr>
+              <w:t>–</w:t>
+            </w:r>
+            <w:r>
+              <w:rPr>
+                <w:rFonts w:ascii="BRH Devanagari Extra" w:hAnsi="BRH Devanagari Extra" w:cs="BRH Devanagari Extra"/>
+                <w:color w:val="000000"/>
+                <w:sz w:val="40"/>
+                <w:szCs w:val="40"/>
+              </w:rPr>
+              <w:t>aÉÉ ||</w:t>
             </w:r>
           </w:p>
         </w:tc>
@@ -8698,6 +6784,7 @@
                 <w:sz w:val="28"/>
                 <w:szCs w:val="32"/>
               </w:rPr>
+              <w:lastRenderedPageBreak/>
               <w:t>T.S.4.2.10.2 – Kramam</w:t>
             </w:r>
           </w:p>
@@ -8793,66 +6880,33 @@
                 <w:szCs w:val="40"/>
               </w:rPr>
             </w:pPr>
-            <w:proofErr w:type="spellStart"/>
-            <w:r>
-              <w:rPr>
-                <w:rFonts w:ascii="BRH Devanagari Extra" w:hAnsi="BRH Devanagari Extra" w:cs="BRH Devanagari Extra"/>
-                <w:color w:val="000000"/>
-                <w:sz w:val="40"/>
-                <w:szCs w:val="40"/>
-              </w:rPr>
-              <w:t>LMüþzÉTüqÉç</w:t>
-            </w:r>
-            <w:proofErr w:type="spellEnd"/>
-            <w:r>
-              <w:rPr>
-                <w:rFonts w:ascii="BRH Devanagari Extra" w:hAnsi="BRH Devanagari Extra" w:cs="BRH Devanagari Extra"/>
-                <w:color w:val="000000"/>
-                <w:sz w:val="40"/>
-                <w:szCs w:val="40"/>
-              </w:rPr>
-              <w:t xml:space="preserve"> </w:t>
-            </w:r>
-            <w:proofErr w:type="spellStart"/>
-            <w:r>
-              <w:rPr>
-                <w:rFonts w:ascii="BRH Devanagari Extra" w:hAnsi="BRH Devanagari Extra" w:cs="BRH Devanagari Extra"/>
-                <w:color w:val="000000"/>
-                <w:sz w:val="40"/>
-                <w:szCs w:val="40"/>
-              </w:rPr>
-              <w:t>mÉzÉÔ</w:t>
-            </w:r>
-            <w:proofErr w:type="spellEnd"/>
-            <w:r>
-              <w:rPr>
-                <w:rFonts w:ascii="BRH Malayalam Extra" w:hAnsi="BRH Malayalam Extra" w:cs="BRH Devanagari Extra"/>
-                <w:b/>
-                <w:color w:val="000000"/>
-                <w:sz w:val="32"/>
-                <w:szCs w:val="40"/>
-              </w:rPr>
-              <w:t>–</w:t>
-            </w:r>
-            <w:proofErr w:type="spellStart"/>
-            <w:r>
-              <w:rPr>
-                <w:rFonts w:ascii="BRH Devanagari Extra" w:hAnsi="BRH Devanagari Extra" w:cs="BRH Devanagari Extra"/>
-                <w:color w:val="000000"/>
-                <w:sz w:val="40"/>
-                <w:szCs w:val="40"/>
-              </w:rPr>
-              <w:t>lÉÉqÉç</w:t>
-            </w:r>
-            <w:proofErr w:type="spellEnd"/>
-            <w:r>
-              <w:rPr>
-                <w:rFonts w:ascii="BRH Devanagari Extra" w:hAnsi="BRH Devanagari Extra" w:cs="BRH Devanagari Extra"/>
-                <w:color w:val="000000"/>
-                <w:sz w:val="40"/>
-                <w:szCs w:val="40"/>
-              </w:rPr>
-              <w:t xml:space="preserve"> | </w:t>
+            <w:r>
+              <w:rPr>
+                <w:rFonts w:ascii="BRH Devanagari Extra" w:hAnsi="BRH Devanagari Extra" w:cs="BRH Devanagari Extra"/>
+                <w:color w:val="000000"/>
+                <w:sz w:val="40"/>
+                <w:szCs w:val="40"/>
+              </w:rPr>
+              <w:t>LMüþzÉTüqÉç mÉzÉÔ</w:t>
+            </w:r>
+            <w:r>
+              <w:rPr>
+                <w:rFonts w:ascii="BRH Malayalam Extra" w:hAnsi="BRH Malayalam Extra" w:cs="BRH Devanagari Extra"/>
+                <w:b/>
+                <w:color w:val="000000"/>
+                <w:sz w:val="32"/>
+                <w:szCs w:val="40"/>
+              </w:rPr>
+              <w:t>–</w:t>
+            </w:r>
+            <w:r>
+              <w:rPr>
+                <w:rFonts w:ascii="BRH Devanagari Extra" w:hAnsi="BRH Devanagari Extra" w:cs="BRH Devanagari Extra"/>
+                <w:color w:val="000000"/>
+                <w:sz w:val="40"/>
+                <w:szCs w:val="40"/>
+              </w:rPr>
+              <w:t xml:space="preserve">lÉÉqÉç | </w:t>
             </w:r>
           </w:p>
           <w:p>
@@ -8869,7 +6923,6 @@
                 <w:szCs w:val="40"/>
               </w:rPr>
             </w:pPr>
-            <w:proofErr w:type="spellStart"/>
             <w:r>
               <w:rPr>
                 <w:rFonts w:ascii="BRH Devanagari Extra" w:hAnsi="BRH Devanagari Extra" w:cs="BRH Devanagari Extra"/>
@@ -8879,36 +6932,24 @@
               </w:rPr>
               <w:t>LMüþzÉTü</w:t>
             </w:r>
-            <w:proofErr w:type="spellEnd"/>
-            <w:r>
-              <w:rPr>
-                <w:rFonts w:ascii="BRH Malayalam Extra" w:hAnsi="BRH Malayalam Extra" w:cs="BRH Devanagari Extra"/>
-                <w:b/>
-                <w:color w:val="000000"/>
-                <w:sz w:val="32"/>
-                <w:szCs w:val="40"/>
-              </w:rPr>
-              <w:t>–</w:t>
-            </w:r>
-            <w:proofErr w:type="spellStart"/>
-            <w:r>
-              <w:rPr>
-                <w:rFonts w:ascii="BRH Devanagari Extra" w:hAnsi="BRH Devanagari Extra" w:cs="BRH Devanagari Extra"/>
-                <w:color w:val="000000"/>
-                <w:sz w:val="40"/>
-                <w:szCs w:val="40"/>
-              </w:rPr>
-              <w:t>ÍqÉirÉåMüþ</w:t>
-            </w:r>
-            <w:proofErr w:type="spellEnd"/>
-            <w:r>
-              <w:rPr>
-                <w:rFonts w:ascii="BRH Devanagari Extra" w:hAnsi="BRH Devanagari Extra" w:cs="BRH Devanagari Extra"/>
-                <w:color w:val="000000"/>
-                <w:sz w:val="40"/>
-                <w:szCs w:val="40"/>
-              </w:rPr>
-              <w:t xml:space="preserve"> </w:t>
+            <w:r>
+              <w:rPr>
+                <w:rFonts w:ascii="BRH Malayalam Extra" w:hAnsi="BRH Malayalam Extra" w:cs="BRH Devanagari Extra"/>
+                <w:b/>
+                <w:color w:val="000000"/>
+                <w:sz w:val="32"/>
+                <w:szCs w:val="40"/>
+              </w:rPr>
+              <w:t>–</w:t>
+            </w:r>
+            <w:r>
+              <w:rPr>
+                <w:rFonts w:ascii="BRH Devanagari Extra" w:hAnsi="BRH Devanagari Extra" w:cs="BRH Devanagari Extra"/>
+                <w:color w:val="000000"/>
+                <w:sz w:val="40"/>
+                <w:szCs w:val="40"/>
+              </w:rPr>
+              <w:t xml:space="preserve">ÍqÉirÉåMüþ </w:t>
             </w:r>
             <w:r>
               <w:rPr>
@@ -8982,66 +7023,33 @@
                 <w:szCs w:val="40"/>
               </w:rPr>
             </w:pPr>
-            <w:proofErr w:type="spellStart"/>
-            <w:r>
-              <w:rPr>
-                <w:rFonts w:ascii="BRH Devanagari Extra" w:hAnsi="BRH Devanagari Extra" w:cs="BRH Devanagari Extra"/>
-                <w:color w:val="000000"/>
-                <w:sz w:val="40"/>
-                <w:szCs w:val="40"/>
-              </w:rPr>
-              <w:t>LMüþzÉTüqÉç</w:t>
-            </w:r>
-            <w:proofErr w:type="spellEnd"/>
-            <w:r>
-              <w:rPr>
-                <w:rFonts w:ascii="BRH Devanagari Extra" w:hAnsi="BRH Devanagari Extra" w:cs="BRH Devanagari Extra"/>
-                <w:color w:val="000000"/>
-                <w:sz w:val="40"/>
-                <w:szCs w:val="40"/>
-              </w:rPr>
-              <w:t xml:space="preserve"> </w:t>
-            </w:r>
-            <w:proofErr w:type="spellStart"/>
-            <w:r>
-              <w:rPr>
-                <w:rFonts w:ascii="BRH Devanagari Extra" w:hAnsi="BRH Devanagari Extra" w:cs="BRH Devanagari Extra"/>
-                <w:color w:val="000000"/>
-                <w:sz w:val="40"/>
-                <w:szCs w:val="40"/>
-              </w:rPr>
-              <w:t>mÉzÉÔ</w:t>
-            </w:r>
-            <w:proofErr w:type="spellEnd"/>
-            <w:r>
-              <w:rPr>
-                <w:rFonts w:ascii="BRH Malayalam Extra" w:hAnsi="BRH Malayalam Extra" w:cs="BRH Devanagari Extra"/>
-                <w:b/>
-                <w:color w:val="000000"/>
-                <w:sz w:val="32"/>
-                <w:szCs w:val="40"/>
-              </w:rPr>
-              <w:t>–</w:t>
-            </w:r>
-            <w:proofErr w:type="spellStart"/>
-            <w:r>
-              <w:rPr>
-                <w:rFonts w:ascii="BRH Devanagari Extra" w:hAnsi="BRH Devanagari Extra" w:cs="BRH Devanagari Extra"/>
-                <w:color w:val="000000"/>
-                <w:sz w:val="40"/>
-                <w:szCs w:val="40"/>
-              </w:rPr>
-              <w:t>lÉÉqÉç</w:t>
-            </w:r>
-            <w:proofErr w:type="spellEnd"/>
-            <w:r>
-              <w:rPr>
-                <w:rFonts w:ascii="BRH Devanagari Extra" w:hAnsi="BRH Devanagari Extra" w:cs="BRH Devanagari Extra"/>
-                <w:color w:val="000000"/>
-                <w:sz w:val="40"/>
-                <w:szCs w:val="40"/>
-              </w:rPr>
-              <w:t xml:space="preserve"> | </w:t>
+            <w:r>
+              <w:rPr>
+                <w:rFonts w:ascii="BRH Devanagari Extra" w:hAnsi="BRH Devanagari Extra" w:cs="BRH Devanagari Extra"/>
+                <w:color w:val="000000"/>
+                <w:sz w:val="40"/>
+                <w:szCs w:val="40"/>
+              </w:rPr>
+              <w:t>LMüþzÉTüqÉç mÉzÉÔ</w:t>
+            </w:r>
+            <w:r>
+              <w:rPr>
+                <w:rFonts w:ascii="BRH Malayalam Extra" w:hAnsi="BRH Malayalam Extra" w:cs="BRH Devanagari Extra"/>
+                <w:b/>
+                <w:color w:val="000000"/>
+                <w:sz w:val="32"/>
+                <w:szCs w:val="40"/>
+              </w:rPr>
+              <w:t>–</w:t>
+            </w:r>
+            <w:r>
+              <w:rPr>
+                <w:rFonts w:ascii="BRH Devanagari Extra" w:hAnsi="BRH Devanagari Extra" w:cs="BRH Devanagari Extra"/>
+                <w:color w:val="000000"/>
+                <w:sz w:val="40"/>
+                <w:szCs w:val="40"/>
+              </w:rPr>
+              <w:t xml:space="preserve">lÉÉqÉç | </w:t>
             </w:r>
           </w:p>
           <w:p>
@@ -9054,7 +7062,6 @@
                 <w:szCs w:val="40"/>
               </w:rPr>
             </w:pPr>
-            <w:proofErr w:type="spellStart"/>
             <w:r>
               <w:rPr>
                 <w:rFonts w:ascii="BRH Devanagari Extra" w:hAnsi="BRH Devanagari Extra" w:cs="BRH Devanagari Extra"/>
@@ -9064,18 +7071,16 @@
               </w:rPr>
               <w:t>LMüþzÉTü</w:t>
             </w:r>
-            <w:proofErr w:type="spellEnd"/>
-            <w:r>
-              <w:rPr>
-                <w:rFonts w:ascii="BRH Malayalam Extra" w:hAnsi="BRH Malayalam Extra" w:cs="BRH Devanagari Extra"/>
-                <w:b/>
-                <w:color w:val="000000"/>
-                <w:sz w:val="32"/>
-                <w:szCs w:val="40"/>
-              </w:rPr>
-              <w:t>–</w:t>
-            </w:r>
-            <w:proofErr w:type="spellStart"/>
+            <w:r>
+              <w:rPr>
+                <w:rFonts w:ascii="BRH Malayalam Extra" w:hAnsi="BRH Malayalam Extra" w:cs="BRH Devanagari Extra"/>
+                <w:b/>
+                <w:color w:val="000000"/>
+                <w:sz w:val="32"/>
+                <w:szCs w:val="40"/>
+              </w:rPr>
+              <w:t>–</w:t>
+            </w:r>
             <w:r>
               <w:rPr>
                 <w:rFonts w:ascii="BRH Devanagari Extra" w:hAnsi="BRH Devanagari Extra" w:cs="BRH Devanagari Extra"/>
@@ -9084,18 +7089,7 @@
                 <w:szCs w:val="40"/>
                 <w:highlight w:val="green"/>
               </w:rPr>
-              <w:t>ÍqÉirÉåMüþ</w:t>
-            </w:r>
-            <w:proofErr w:type="spellEnd"/>
-            <w:r>
-              <w:rPr>
-                <w:rFonts w:ascii="BRH Devanagari Extra" w:hAnsi="BRH Devanagari Extra" w:cs="BRH Devanagari Extra"/>
-                <w:color w:val="000000"/>
-                <w:sz w:val="40"/>
-                <w:szCs w:val="40"/>
-                <w:highlight w:val="green"/>
-              </w:rPr>
-              <w:t xml:space="preserve"> - zÉ</w:t>
+              <w:t>ÍqÉirÉåMüþ - zÉ</w:t>
             </w:r>
             <w:r>
               <w:rPr>
@@ -9279,7 +7273,6 @@
                 <w:szCs w:val="40"/>
               </w:rPr>
             </w:pPr>
-            <w:proofErr w:type="spellStart"/>
             <w:r>
               <w:rPr>
                 <w:rFonts w:ascii="BRH Devanagari Extra" w:hAnsi="BRH Devanagari Extra" w:cs="BRH Devanagari Extra"/>
@@ -9289,36 +7282,24 @@
               </w:rPr>
               <w:t>ESÒþ¨É</w:t>
             </w:r>
-            <w:proofErr w:type="spellEnd"/>
-            <w:r>
-              <w:rPr>
-                <w:rFonts w:ascii="BRH Malayalam Extra" w:hAnsi="BRH Malayalam Extra" w:cs="BRH Devanagari Extra"/>
-                <w:b/>
-                <w:color w:val="000000"/>
-                <w:sz w:val="32"/>
-                <w:szCs w:val="40"/>
-              </w:rPr>
-              <w:t>–</w:t>
-            </w:r>
-            <w:proofErr w:type="spellStart"/>
-            <w:r>
-              <w:rPr>
-                <w:rFonts w:ascii="BRH Devanagari Extra" w:hAnsi="BRH Devanagari Extra" w:cs="BRH Devanagari Extra"/>
-                <w:color w:val="000000"/>
-                <w:sz w:val="40"/>
-                <w:szCs w:val="40"/>
-              </w:rPr>
-              <w:t>qÉqÉç</w:t>
-            </w:r>
-            <w:proofErr w:type="spellEnd"/>
-            <w:r>
-              <w:rPr>
-                <w:rFonts w:ascii="BRH Devanagari Extra" w:hAnsi="BRH Devanagari Extra" w:cs="BRH Devanagari Extra"/>
-                <w:color w:val="000000"/>
-                <w:sz w:val="40"/>
-                <w:szCs w:val="40"/>
-              </w:rPr>
-              <w:t xml:space="preserve"> | E</w:t>
+            <w:r>
+              <w:rPr>
+                <w:rFonts w:ascii="BRH Malayalam Extra" w:hAnsi="BRH Malayalam Extra" w:cs="BRH Devanagari Extra"/>
+                <w:b/>
+                <w:color w:val="000000"/>
+                <w:sz w:val="32"/>
+                <w:szCs w:val="40"/>
+              </w:rPr>
+              <w:t>–</w:t>
+            </w:r>
+            <w:r>
+              <w:rPr>
+                <w:rFonts w:ascii="BRH Devanagari Extra" w:hAnsi="BRH Devanagari Extra" w:cs="BRH Devanagari Extra"/>
+                <w:color w:val="000000"/>
+                <w:sz w:val="40"/>
+                <w:szCs w:val="40"/>
+              </w:rPr>
+              <w:t>qÉqÉç | E</w:t>
             </w:r>
             <w:r>
               <w:rPr>
@@ -9349,7 +7330,6 @@
               </w:rPr>
               <w:t>–</w:t>
             </w:r>
-            <w:proofErr w:type="spellStart"/>
             <w:r>
               <w:rPr>
                 <w:rFonts w:ascii="BRH Devanagari Extra" w:hAnsi="BRH Devanagari Extra" w:cs="BRH Devanagari Extra"/>
@@ -9376,47 +7356,26 @@
                 <w:sz w:val="40"/>
                 <w:szCs w:val="40"/>
               </w:rPr>
-              <w:t>ÑiÉç</w:t>
-            </w:r>
-            <w:proofErr w:type="spellEnd"/>
-            <w:r>
-              <w:rPr>
-                <w:rFonts w:ascii="BRH Devanagari Extra" w:hAnsi="BRH Devanagari Extra" w:cs="BRH Devanagari Extra"/>
-                <w:color w:val="000000"/>
-                <w:sz w:val="40"/>
-                <w:szCs w:val="40"/>
-              </w:rPr>
-              <w:t xml:space="preserve"> - iÉ</w:t>
-            </w:r>
-            <w:r>
-              <w:rPr>
-                <w:rFonts w:ascii="BRH Malayalam Extra" w:hAnsi="BRH Malayalam Extra" w:cs="BRH Devanagari Extra"/>
-                <w:b/>
-                <w:color w:val="000000"/>
-                <w:sz w:val="32"/>
-                <w:szCs w:val="40"/>
-              </w:rPr>
-              <w:t>–</w:t>
-            </w:r>
-            <w:proofErr w:type="spellStart"/>
-            <w:r>
-              <w:rPr>
-                <w:rFonts w:ascii="BRH Devanagari Extra" w:hAnsi="BRH Devanagari Extra" w:cs="BRH Devanagari Extra"/>
-                <w:color w:val="000000"/>
-                <w:sz w:val="40"/>
-                <w:szCs w:val="40"/>
-              </w:rPr>
-              <w:t>qÉqÉç</w:t>
-            </w:r>
-            <w:proofErr w:type="spellEnd"/>
-            <w:r>
-              <w:rPr>
-                <w:rFonts w:ascii="BRH Devanagari Extra" w:hAnsi="BRH Devanagari Extra" w:cs="BRH Devanagari Extra"/>
-                <w:color w:val="000000"/>
-                <w:sz w:val="40"/>
-                <w:szCs w:val="40"/>
-              </w:rPr>
-              <w:t xml:space="preserve"> ||</w:t>
+              <w:t>ÑiÉç - iÉ</w:t>
+            </w:r>
+            <w:r>
+              <w:rPr>
+                <w:rFonts w:ascii="BRH Malayalam Extra" w:hAnsi="BRH Malayalam Extra" w:cs="BRH Devanagari Extra"/>
+                <w:b/>
+                <w:color w:val="000000"/>
+                <w:sz w:val="32"/>
+                <w:szCs w:val="40"/>
+              </w:rPr>
+              <w:t>–</w:t>
+            </w:r>
+            <w:r>
+              <w:rPr>
+                <w:rFonts w:ascii="BRH Devanagari Extra" w:hAnsi="BRH Devanagari Extra" w:cs="BRH Devanagari Extra"/>
+                <w:color w:val="000000"/>
+                <w:sz w:val="40"/>
+                <w:szCs w:val="40"/>
+              </w:rPr>
+              <w:t>qÉqÉç ||</w:t>
             </w:r>
           </w:p>
         </w:tc>
@@ -9434,7 +7393,6 @@
                 <w:szCs w:val="40"/>
               </w:rPr>
             </w:pPr>
-            <w:proofErr w:type="spellStart"/>
             <w:r>
               <w:rPr>
                 <w:rFonts w:ascii="BRH Devanagari Extra" w:hAnsi="BRH Devanagari Extra" w:cs="BRH Devanagari Extra"/>
@@ -9444,36 +7402,24 @@
               </w:rPr>
               <w:t>ESÒþ¨É</w:t>
             </w:r>
-            <w:proofErr w:type="spellEnd"/>
-            <w:r>
-              <w:rPr>
-                <w:rFonts w:ascii="BRH Malayalam Extra" w:hAnsi="BRH Malayalam Extra" w:cs="BRH Devanagari Extra"/>
-                <w:b/>
-                <w:color w:val="000000"/>
-                <w:sz w:val="32"/>
-                <w:szCs w:val="40"/>
-              </w:rPr>
-              <w:t>–</w:t>
-            </w:r>
-            <w:proofErr w:type="spellStart"/>
-            <w:r>
-              <w:rPr>
-                <w:rFonts w:ascii="BRH Devanagari Extra" w:hAnsi="BRH Devanagari Extra" w:cs="BRH Devanagari Extra"/>
-                <w:color w:val="000000"/>
-                <w:sz w:val="40"/>
-                <w:szCs w:val="40"/>
-              </w:rPr>
-              <w:t>qÉqÉç</w:t>
-            </w:r>
-            <w:proofErr w:type="spellEnd"/>
-            <w:r>
-              <w:rPr>
-                <w:rFonts w:ascii="BRH Devanagari Extra" w:hAnsi="BRH Devanagari Extra" w:cs="BRH Devanagari Extra"/>
-                <w:color w:val="000000"/>
-                <w:sz w:val="40"/>
-                <w:szCs w:val="40"/>
-              </w:rPr>
-              <w:t xml:space="preserve"> | E</w:t>
+            <w:r>
+              <w:rPr>
+                <w:rFonts w:ascii="BRH Malayalam Extra" w:hAnsi="BRH Malayalam Extra" w:cs="BRH Devanagari Extra"/>
+                <w:b/>
+                <w:color w:val="000000"/>
+                <w:sz w:val="32"/>
+                <w:szCs w:val="40"/>
+              </w:rPr>
+              <w:t>–</w:t>
+            </w:r>
+            <w:r>
+              <w:rPr>
+                <w:rFonts w:ascii="BRH Devanagari Extra" w:hAnsi="BRH Devanagari Extra" w:cs="BRH Devanagari Extra"/>
+                <w:color w:val="000000"/>
+                <w:sz w:val="40"/>
+                <w:szCs w:val="40"/>
+              </w:rPr>
+              <w:t>qÉqÉç | E</w:t>
             </w:r>
             <w:r>
               <w:rPr>
@@ -9504,7 +7450,6 @@
               </w:rPr>
               <w:t>–</w:t>
             </w:r>
-            <w:proofErr w:type="spellStart"/>
             <w:r>
               <w:rPr>
                 <w:rFonts w:ascii="BRH Devanagari Extra" w:hAnsi="BRH Devanagari Extra" w:cs="BRH Devanagari Extra"/>
@@ -9531,47 +7476,26 @@
                 <w:sz w:val="40"/>
                 <w:szCs w:val="40"/>
               </w:rPr>
-              <w:t>ÑþiÉç</w:t>
-            </w:r>
-            <w:proofErr w:type="spellEnd"/>
-            <w:r>
-              <w:rPr>
-                <w:rFonts w:ascii="BRH Devanagari Extra" w:hAnsi="BRH Devanagari Extra" w:cs="BRH Devanagari Extra"/>
-                <w:color w:val="000000"/>
-                <w:sz w:val="40"/>
-                <w:szCs w:val="40"/>
-              </w:rPr>
-              <w:t xml:space="preserve"> - iÉ</w:t>
-            </w:r>
-            <w:r>
-              <w:rPr>
-                <w:rFonts w:ascii="BRH Malayalam Extra" w:hAnsi="BRH Malayalam Extra" w:cs="BRH Devanagari Extra"/>
-                <w:b/>
-                <w:color w:val="000000"/>
-                <w:sz w:val="32"/>
-                <w:szCs w:val="40"/>
-              </w:rPr>
-              <w:t>–</w:t>
-            </w:r>
-            <w:proofErr w:type="spellStart"/>
-            <w:r>
-              <w:rPr>
-                <w:rFonts w:ascii="BRH Devanagari Extra" w:hAnsi="BRH Devanagari Extra" w:cs="BRH Devanagari Extra"/>
-                <w:color w:val="000000"/>
-                <w:sz w:val="40"/>
-                <w:szCs w:val="40"/>
-              </w:rPr>
-              <w:t>qÉqÉç</w:t>
-            </w:r>
-            <w:proofErr w:type="spellEnd"/>
-            <w:r>
-              <w:rPr>
-                <w:rFonts w:ascii="BRH Devanagari Extra" w:hAnsi="BRH Devanagari Extra" w:cs="BRH Devanagari Extra"/>
-                <w:color w:val="000000"/>
-                <w:sz w:val="40"/>
-                <w:szCs w:val="40"/>
-              </w:rPr>
-              <w:t xml:space="preserve"> ||</w:t>
+              <w:t>ÑþiÉç - iÉ</w:t>
+            </w:r>
+            <w:r>
+              <w:rPr>
+                <w:rFonts w:ascii="BRH Malayalam Extra" w:hAnsi="BRH Malayalam Extra" w:cs="BRH Devanagari Extra"/>
+                <w:b/>
+                <w:color w:val="000000"/>
+                <w:sz w:val="32"/>
+                <w:szCs w:val="40"/>
+              </w:rPr>
+              <w:t>–</w:t>
+            </w:r>
+            <w:r>
+              <w:rPr>
+                <w:rFonts w:ascii="BRH Devanagari Extra" w:hAnsi="BRH Devanagari Extra" w:cs="BRH Devanagari Extra"/>
+                <w:color w:val="000000"/>
+                <w:sz w:val="40"/>
+                <w:szCs w:val="40"/>
+              </w:rPr>
+              <w:t>qÉqÉç ||</w:t>
             </w:r>
           </w:p>
         </w:tc>
@@ -9605,29 +7529,7 @@
           <w:szCs w:val="40"/>
           <w:lang w:val="en-IN" w:eastAsia="en-IN"/>
         </w:rPr>
-        <w:t>"</w:t>
-      </w:r>
-      <w:proofErr w:type="spellStart"/>
-      <w:r>
-        <w:rPr>
-          <w:rFonts w:ascii="BRH Devanagari" w:hAnsi="BRH Devanagari" w:cs="BRH Devanagari"/>
-          <w:color w:val="000000"/>
-          <w:sz w:val="40"/>
-          <w:szCs w:val="40"/>
-          <w:lang w:val="en-IN" w:eastAsia="en-IN"/>
-        </w:rPr>
-        <w:t>zlÉ</w:t>
-      </w:r>
-      <w:proofErr w:type="spellEnd"/>
-      <w:r>
-        <w:rPr>
-          <w:rFonts w:ascii="BRH Devanagari" w:hAnsi="BRH Devanagari" w:cs="BRH Devanagari"/>
-          <w:color w:val="000000"/>
-          <w:sz w:val="40"/>
-          <w:szCs w:val="40"/>
-          <w:lang w:val="en-IN" w:eastAsia="en-IN"/>
-        </w:rPr>
-        <w:t xml:space="preserve">" </w:t>
+        <w:t xml:space="preserve">"zlÉ" </w:t>
       </w:r>
       <w:r>
         <w:rPr>
@@ -9635,16 +7537,7 @@
           <w:bCs/>
           <w:sz w:val="32"/>
         </w:rPr>
-        <w:t xml:space="preserve">replaced </w:t>
-      </w:r>
-      <w:proofErr w:type="gramStart"/>
-      <w:r>
-        <w:rPr>
-          <w:b/>
-          <w:bCs/>
-          <w:sz w:val="32"/>
-        </w:rPr>
-        <w:t>with</w:t>
+        <w:t>replaced with</w:t>
       </w:r>
       <w:r>
         <w:rPr>
@@ -9666,8 +7559,6 @@
         </w:rPr>
         <w:t>"</w:t>
       </w:r>
-      <w:proofErr w:type="spellStart"/>
-      <w:proofErr w:type="gramEnd"/>
       <w:r>
         <w:rPr>
           <w:rFonts w:ascii="BRH Devanagari" w:hAnsi="BRH Devanagari" w:cs="BRH Devanagari"/>
@@ -9679,7 +7570,6 @@
         </w:rPr>
         <w:t>zgÉ</w:t>
       </w:r>
-      <w:proofErr w:type="spellEnd"/>
       <w:r>
         <w:rPr>
           <w:rFonts w:ascii="BRH Devanagari" w:hAnsi="BRH Devanagari" w:cs="BRH Devanagari"/>
